--- a/项目/进度.docx
+++ b/项目/进度.docx
@@ -1,10 +1,10 @@
 
 <file path=word/document.xml><?xml version="1.0" encoding="utf-8"?>
-<w:document xmlns:wpc="http://schemas.microsoft.com/office/word/2010/wordprocessingCanvas" xmlns:cx="http://schemas.microsoft.com/office/drawing/2014/chartex" xmlns:cx1="http://schemas.microsoft.com/office/drawing/2015/9/8/chartex" xmlns:cx2="http://schemas.microsoft.com/office/drawing/2015/10/21/chartex" xmlns:cx3="http://schemas.microsoft.com/office/drawing/2016/5/9/chartex" xmlns:cx4="http://schemas.microsoft.com/office/drawing/2016/5/10/chartex" xmlns:cx5="http://schemas.microsoft.com/office/drawing/2016/5/11/chartex" xmlns:cx6="http://schemas.microsoft.com/office/drawing/2016/5/12/chartex" xmlns:cx7="http://schemas.microsoft.com/office/drawing/2016/5/13/chartex" xmlns:cx8="http://schemas.microsoft.com/office/drawing/2016/5/14/chartex" xmlns:mc="http://schemas.openxmlformats.org/markup-compatibility/2006" xmlns:aink="http://schemas.microsoft.com/office/drawing/2016/ink" xmlns:am3d="http://schemas.microsoft.com/office/drawing/2017/model3d" xmlns:o="urn:schemas-microsoft-com:office:office" xmlns:oel="http://schemas.microsoft.com/office/2019/extlst" xmlns:r="http://schemas.openxmlformats.org/officeDocument/2006/relationships" xmlns:m="http://schemas.openxmlformats.org/officeDocument/2006/math" xmlns:v="urn:schemas-microsoft-com:vml" xmlns:wp14="http://schemas.microsoft.com/office/word/2010/wordprocessingDrawing" xmlns:wp="http://schemas.openxmlformats.org/drawingml/2006/wordprocessingDrawing" xmlns:w10="urn:schemas-microsoft-com:office:word" xmlns:w="http://schemas.openxmlformats.org/wordprocessingml/2006/main" xmlns:w14="http://schemas.microsoft.com/office/word/2010/wordml" xmlns:w15="http://schemas.microsoft.com/office/word/2012/wordml" xmlns:w16cex="http://schemas.microsoft.com/office/word/2018/wordml/cex" xmlns:w16cid="http://schemas.microsoft.com/office/word/2016/wordml/cid" xmlns:w16="http://schemas.microsoft.com/office/word/2018/wordml" xmlns:w16sdtdh="http://schemas.microsoft.com/office/word/2020/wordml/sdtdatahash" xmlns:w16se="http://schemas.microsoft.com/office/word/2015/wordml/symex" xmlns:wpg="http://schemas.microsoft.com/office/word/2010/wordprocessingGroup" xmlns:wpi="http://schemas.microsoft.com/office/word/2010/wordprocessingInk" xmlns:wne="http://schemas.microsoft.com/office/word/2006/wordml" xmlns:wps="http://schemas.microsoft.com/office/word/2010/wordprocessingShape" mc:Ignorable="w14 w15 w16se w16cid w16 w16cex w16sdtdh wp14">
+<w:document xmlns:wpc="http://schemas.microsoft.com/office/word/2010/wordprocessingCanvas" xmlns:mc="http://schemas.openxmlformats.org/markup-compatibility/2006" xmlns:o="urn:schemas-microsoft-com:office:office" xmlns:r="http://schemas.openxmlformats.org/officeDocument/2006/relationships" xmlns:m="http://schemas.openxmlformats.org/officeDocument/2006/math" xmlns:v="urn:schemas-microsoft-com:vml" xmlns:wp14="http://schemas.microsoft.com/office/word/2010/wordprocessingDrawing" xmlns:wp="http://schemas.openxmlformats.org/drawingml/2006/wordprocessingDrawing" xmlns:w="http://schemas.openxmlformats.org/wordprocessingml/2006/main" xmlns:w14="http://schemas.microsoft.com/office/word/2010/wordml" xmlns:w10="urn:schemas-microsoft-com:office:word" xmlns:w15="http://schemas.microsoft.com/office/word/2012/wordml" xmlns:wpg="http://schemas.microsoft.com/office/word/2010/wordprocessingGroup" xmlns:wpi="http://schemas.microsoft.com/office/word/2010/wordprocessingInk" xmlns:wne="http://schemas.microsoft.com/office/word/2006/wordml" xmlns:wps="http://schemas.microsoft.com/office/word/2010/wordprocessingShape" xmlns:wpsCustomData="http://www.wps.cn/officeDocument/2013/wpsCustomData" mc:Ignorable="w14 w15 wp14">
   <w:body>
     <w:p>
       <w:pPr>
-        <w:pStyle w:val="1"/>
+        <w:pStyle w:val="2"/>
       </w:pPr>
       <w:r>
         <w:rPr>
@@ -32,38 +32,51 @@
         <w:rPr>
           <w:rFonts w:hint="eastAsia"/>
         </w:rPr>
-        <w:t>经仿真、实验室试验、现场电梯实测三重验证，对钢丝绳磨损、松动、局部缺陷以及导轨</w:t>
-      </w:r>
-      <w:r>
-        <w:rPr>
-          <w:rFonts w:hint="eastAsia"/>
-        </w:rPr>
-        <w:t xml:space="preserve"> / </w:t>
-      </w:r>
-      <w:r>
-        <w:rPr>
-          <w:rFonts w:hint="eastAsia"/>
-        </w:rPr>
-        <w:t>导靴故障均具有良好识别能力，指标区分度明显，可实现故障判断与定位，工程应用有效</w:t>
-      </w:r>
-      <w:r>
-        <w:rPr>
-          <w:rFonts w:hint="eastAsia"/>
-        </w:rPr>
-        <w:t>。</w:t>
+        <w:t>经仿真、实验室试验、现场电梯实测三重验证，对钢丝绳磨损、松动、局部缺陷以及导轨 / 导靴故障均具有良好识别能力，指标区分度明显，可实现故障判断与定位，工程应用有效。</w:t>
       </w:r>
     </w:p>
     <w:tbl>
       <w:tblPr>
-        <w:tblStyle w:val="af4"/>
+        <w:tblStyle w:val="16"/>
         <w:tblW w:w="0" w:type="auto"/>
-        <w:tblLook w:val="04A0" w:firstRow="1" w:lastRow="0" w:firstColumn="1" w:lastColumn="0" w:noHBand="0" w:noVBand="1"/>
+        <w:tblInd w:w="0" w:type="dxa"/>
+        <w:tblBorders>
+          <w:top w:val="single" w:color="auto" w:sz="4" w:space="0"/>
+          <w:left w:val="single" w:color="auto" w:sz="4" w:space="0"/>
+          <w:bottom w:val="single" w:color="auto" w:sz="4" w:space="0"/>
+          <w:right w:val="single" w:color="auto" w:sz="4" w:space="0"/>
+          <w:insideH w:val="single" w:color="auto" w:sz="4" w:space="0"/>
+          <w:insideV w:val="single" w:color="auto" w:sz="4" w:space="0"/>
+        </w:tblBorders>
+        <w:tblLayout w:type="autofit"/>
+        <w:tblCellMar>
+          <w:top w:w="0" w:type="dxa"/>
+          <w:left w:w="108" w:type="dxa"/>
+          <w:bottom w:w="0" w:type="dxa"/>
+          <w:right w:w="108" w:type="dxa"/>
+        </w:tblCellMar>
       </w:tblPr>
       <w:tblGrid>
-        <w:gridCol w:w="4030"/>
+        <w:gridCol w:w="4148"/>
         <w:gridCol w:w="4266"/>
       </w:tblGrid>
       <w:tr>
+        <w:tblPrEx>
+          <w:tblBorders>
+            <w:top w:val="single" w:color="auto" w:sz="4" w:space="0"/>
+            <w:left w:val="single" w:color="auto" w:sz="4" w:space="0"/>
+            <w:bottom w:val="single" w:color="auto" w:sz="4" w:space="0"/>
+            <w:right w:val="single" w:color="auto" w:sz="4" w:space="0"/>
+            <w:insideH w:val="single" w:color="auto" w:sz="4" w:space="0"/>
+            <w:insideV w:val="single" w:color="auto" w:sz="4" w:space="0"/>
+          </w:tblBorders>
+          <w:tblCellMar>
+            <w:top w:w="0" w:type="dxa"/>
+            <w:left w:w="108" w:type="dxa"/>
+            <w:bottom w:w="0" w:type="dxa"/>
+            <w:right w:w="108" w:type="dxa"/>
+          </w:tblCellMar>
+        </w:tblPrEx>
         <w:tc>
           <w:tcPr>
             <w:tcW w:w="4148" w:type="dxa"/>
@@ -71,11 +84,8 @@
           </w:tcPr>
           <w:p>
             <w:pPr>
-              <w:ind w:firstLineChars="0" w:firstLine="0"/>
-              <w:jc w:val="center"/>
-              <w:rPr>
-                <w:rFonts w:hint="eastAsia"/>
-              </w:rPr>
+              <w:ind w:firstLine="0" w:firstLineChars="0"/>
+              <w:jc w:val="center"/>
             </w:pPr>
             <w:r>
               <w:rPr>
@@ -92,11 +102,8 @@
           </w:tcPr>
           <w:p>
             <w:pPr>
-              <w:ind w:firstLineChars="0" w:firstLine="0"/>
-              <w:jc w:val="center"/>
-              <w:rPr>
-                <w:rFonts w:hint="eastAsia"/>
-              </w:rPr>
+              <w:ind w:firstLine="0" w:firstLineChars="0"/>
+              <w:jc w:val="center"/>
             </w:pPr>
             <w:r>
               <w:rPr>
@@ -108,6 +115,22 @@
         </w:tc>
       </w:tr>
       <w:tr>
+        <w:tblPrEx>
+          <w:tblBorders>
+            <w:top w:val="single" w:color="auto" w:sz="4" w:space="0"/>
+            <w:left w:val="single" w:color="auto" w:sz="4" w:space="0"/>
+            <w:bottom w:val="single" w:color="auto" w:sz="4" w:space="0"/>
+            <w:right w:val="single" w:color="auto" w:sz="4" w:space="0"/>
+            <w:insideH w:val="single" w:color="auto" w:sz="4" w:space="0"/>
+            <w:insideV w:val="single" w:color="auto" w:sz="4" w:space="0"/>
+          </w:tblBorders>
+          <w:tblCellMar>
+            <w:top w:w="0" w:type="dxa"/>
+            <w:left w:w="108" w:type="dxa"/>
+            <w:bottom w:w="0" w:type="dxa"/>
+            <w:right w:w="108" w:type="dxa"/>
+          </w:tblCellMar>
+        </w:tblPrEx>
         <w:tc>
           <w:tcPr>
             <w:tcW w:w="4148" w:type="dxa"/>
@@ -115,16 +138,13 @@
           </w:tcPr>
           <w:p>
             <w:pPr>
-              <w:ind w:firstLineChars="0" w:firstLine="0"/>
-              <w:jc w:val="center"/>
-              <w:rPr>
-                <w:rFonts w:hint="eastAsia"/>
-              </w:rPr>
+              <w:ind w:firstLine="0" w:firstLineChars="0"/>
+              <w:jc w:val="center"/>
             </w:pPr>
             <w:r>
               <w:drawing>
-                <wp:inline distT="0" distB="0" distL="0" distR="0" wp14:anchorId="379454A3" wp14:editId="62E98890">
-                  <wp:extent cx="2090290" cy="1440000"/>
+                <wp:inline distT="0" distB="0" distL="0" distR="0">
+                  <wp:extent cx="2089785" cy="1439545"/>
                   <wp:effectExtent l="0" t="0" r="5715" b="8255"/>
                   <wp:docPr id="1" name="图片 1"/>
                   <wp:cNvGraphicFramePr>
@@ -134,11 +154,13 @@
                     <a:graphicData uri="http://schemas.openxmlformats.org/drawingml/2006/picture">
                       <pic:pic xmlns:pic="http://schemas.openxmlformats.org/drawingml/2006/picture">
                         <pic:nvPicPr>
-                          <pic:cNvPr id="1" name=""/>
-                          <pic:cNvPicPr/>
+                          <pic:cNvPr id="1" name="图片 1"/>
+                          <pic:cNvPicPr>
+                            <a:picLocks noChangeAspect="1"/>
+                          </pic:cNvPicPr>
                         </pic:nvPicPr>
                         <pic:blipFill>
-                          <a:blip r:embed="rId7"/>
+                          <a:blip r:embed="rId12"/>
                           <a:stretch>
                             <a:fillRect/>
                           </a:stretch>
@@ -167,16 +189,13 @@
           </w:tcPr>
           <w:p>
             <w:pPr>
-              <w:ind w:firstLineChars="0" w:firstLine="0"/>
-              <w:jc w:val="center"/>
-              <w:rPr>
-                <w:rFonts w:hint="eastAsia"/>
-              </w:rPr>
+              <w:ind w:firstLine="0" w:firstLineChars="0"/>
+              <w:jc w:val="center"/>
             </w:pPr>
             <w:r>
               <w:drawing>
-                <wp:inline distT="0" distB="0" distL="0" distR="0" wp14:anchorId="24A11774" wp14:editId="1D4D6E81">
-                  <wp:extent cx="2566110" cy="1440000"/>
+                <wp:inline distT="0" distB="0" distL="0" distR="0">
+                  <wp:extent cx="2566035" cy="1439545"/>
                   <wp:effectExtent l="0" t="0" r="5715" b="8255"/>
                   <wp:docPr id="2" name="图片 2"/>
                   <wp:cNvGraphicFramePr>
@@ -186,11 +205,13 @@
                     <a:graphicData uri="http://schemas.openxmlformats.org/drawingml/2006/picture">
                       <pic:pic xmlns:pic="http://schemas.openxmlformats.org/drawingml/2006/picture">
                         <pic:nvPicPr>
-                          <pic:cNvPr id="1" name=""/>
-                          <pic:cNvPicPr/>
+                          <pic:cNvPr id="2" name="图片 2"/>
+                          <pic:cNvPicPr>
+                            <a:picLocks noChangeAspect="1"/>
+                          </pic:cNvPicPr>
                         </pic:nvPicPr>
                         <pic:blipFill>
-                          <a:blip r:embed="rId8"/>
+                          <a:blip r:embed="rId13"/>
                           <a:stretch>
                             <a:fillRect/>
                           </a:stretch>
@@ -223,7 +244,7 @@
       <w:pPr>
         <w:widowControl/>
         <w:spacing w:after="160" w:line="278" w:lineRule="auto"/>
-        <w:ind w:firstLineChars="0" w:firstLine="0"/>
+        <w:ind w:firstLine="0" w:firstLineChars="0"/>
         <w:jc w:val="left"/>
       </w:pPr>
       <w:r>
@@ -232,21 +253,27 @@
     </w:p>
     <w:p>
       <w:pPr>
-        <w:pStyle w:val="1"/>
-      </w:pPr>
-      <w:r>
-        <w:rPr>
-          <w:rFonts w:hint="eastAsia"/>
-        </w:rPr>
-        <w:lastRenderedPageBreak/>
+        <w:pStyle w:val="2"/>
+      </w:pPr>
+      <w:r>
+        <w:rPr>
+          <w:rFonts w:hint="eastAsia"/>
+        </w:rPr>
         <w:t>项目</w:t>
       </w:r>
     </w:p>
     <w:tbl>
       <w:tblPr>
+        <w:tblStyle w:val="15"/>
         <w:tblW w:w="8789" w:type="dxa"/>
         <w:tblInd w:w="-289" w:type="dxa"/>
-        <w:tblLook w:val="04A0" w:firstRow="1" w:lastRow="0" w:firstColumn="1" w:lastColumn="0" w:noHBand="0" w:noVBand="1"/>
+        <w:tblLayout w:type="autofit"/>
+        <w:tblCellMar>
+          <w:top w:w="0" w:type="dxa"/>
+          <w:left w:w="108" w:type="dxa"/>
+          <w:bottom w:w="0" w:type="dxa"/>
+          <w:right w:w="108" w:type="dxa"/>
+        </w:tblCellMar>
       </w:tblPr>
       <w:tblGrid>
         <w:gridCol w:w="993"/>
@@ -257,31 +284,38 @@
         <w:gridCol w:w="1275"/>
       </w:tblGrid>
       <w:tr>
+        <w:tblPrEx>
+          <w:tblCellMar>
+            <w:top w:w="0" w:type="dxa"/>
+            <w:left w:w="108" w:type="dxa"/>
+            <w:bottom w:w="0" w:type="dxa"/>
+            <w:right w:w="108" w:type="dxa"/>
+          </w:tblCellMar>
+        </w:tblPrEx>
         <w:trPr>
-          <w:trHeight w:val="520"/>
+          <w:trHeight w:val="520" w:hRule="atLeast"/>
         </w:trPr>
         <w:tc>
           <w:tcPr>
             <w:tcW w:w="993" w:type="dxa"/>
             <w:tcBorders>
-              <w:top w:val="single" w:sz="4" w:space="0" w:color="auto"/>
-              <w:left w:val="single" w:sz="4" w:space="0" w:color="auto"/>
-              <w:bottom w:val="single" w:sz="4" w:space="0" w:color="auto"/>
-              <w:right w:val="single" w:sz="4" w:space="0" w:color="auto"/>
+              <w:top w:val="single" w:color="auto" w:sz="4" w:space="0"/>
+              <w:left w:val="single" w:color="auto" w:sz="4" w:space="0"/>
+              <w:bottom w:val="single" w:color="auto" w:sz="4" w:space="0"/>
+              <w:right w:val="single" w:color="auto" w:sz="4" w:space="0"/>
             </w:tcBorders>
             <w:shd w:val="clear" w:color="auto" w:fill="auto"/>
             <w:noWrap/>
             <w:vAlign w:val="center"/>
-            <w:hideMark/>
           </w:tcPr>
           <w:p>
             <w:pPr>
               <w:widowControl/>
               <w:spacing w:line="240" w:lineRule="auto"/>
-              <w:ind w:firstLineChars="0" w:firstLine="0"/>
-              <w:jc w:val="center"/>
-              <w:rPr>
-                <w:rFonts w:ascii="宋体" w:hAnsi="宋体" w:cs="宋体" w:hint="eastAsia"/>
+              <w:ind w:firstLine="0" w:firstLineChars="0"/>
+              <w:jc w:val="center"/>
+              <w:rPr>
+                <w:rFonts w:hint="eastAsia" w:ascii="宋体" w:hAnsi="宋体" w:cs="宋体"/>
                 <w:b/>
                 <w:bCs/>
                 <w:color w:val="000000"/>
@@ -292,7 +326,7 @@
             <w:bookmarkStart w:id="0" w:name="_Hlk220016568"/>
             <w:r>
               <w:rPr>
-                <w:rFonts w:ascii="宋体" w:hAnsi="宋体" w:cs="宋体" w:hint="eastAsia"/>
+                <w:rFonts w:hint="eastAsia" w:ascii="宋体" w:hAnsi="宋体" w:cs="宋体"/>
                 <w:b/>
                 <w:bCs/>
                 <w:color w:val="000000"/>
@@ -307,24 +341,23 @@
           <w:tcPr>
             <w:tcW w:w="1701" w:type="dxa"/>
             <w:tcBorders>
-              <w:top w:val="single" w:sz="4" w:space="0" w:color="auto"/>
+              <w:top w:val="single" w:color="auto" w:sz="4" w:space="0"/>
               <w:left w:val="nil"/>
-              <w:bottom w:val="single" w:sz="4" w:space="0" w:color="auto"/>
-              <w:right w:val="single" w:sz="4" w:space="0" w:color="auto"/>
+              <w:bottom w:val="single" w:color="auto" w:sz="4" w:space="0"/>
+              <w:right w:val="single" w:color="auto" w:sz="4" w:space="0"/>
             </w:tcBorders>
             <w:shd w:val="clear" w:color="auto" w:fill="auto"/>
             <w:noWrap/>
             <w:vAlign w:val="center"/>
-            <w:hideMark/>
           </w:tcPr>
           <w:p>
             <w:pPr>
               <w:widowControl/>
               <w:spacing w:line="240" w:lineRule="auto"/>
-              <w:ind w:firstLineChars="0" w:firstLine="0"/>
-              <w:jc w:val="center"/>
-              <w:rPr>
-                <w:rFonts w:ascii="宋体" w:hAnsi="宋体" w:cs="宋体" w:hint="eastAsia"/>
+              <w:ind w:firstLine="0" w:firstLineChars="0"/>
+              <w:jc w:val="center"/>
+              <w:rPr>
+                <w:rFonts w:hint="eastAsia" w:ascii="宋体" w:hAnsi="宋体" w:cs="宋体"/>
                 <w:b/>
                 <w:bCs/>
                 <w:color w:val="000000"/>
@@ -334,7 +367,7 @@
             </w:pPr>
             <w:r>
               <w:rPr>
-                <w:rFonts w:ascii="宋体" w:hAnsi="宋体" w:cs="宋体" w:hint="eastAsia"/>
+                <w:rFonts w:hint="eastAsia" w:ascii="宋体" w:hAnsi="宋体" w:cs="宋体"/>
                 <w:b/>
                 <w:bCs/>
                 <w:color w:val="000000"/>
@@ -349,24 +382,23 @@
           <w:tcPr>
             <w:tcW w:w="1701" w:type="dxa"/>
             <w:tcBorders>
-              <w:top w:val="single" w:sz="4" w:space="0" w:color="auto"/>
+              <w:top w:val="single" w:color="auto" w:sz="4" w:space="0"/>
               <w:left w:val="nil"/>
-              <w:bottom w:val="single" w:sz="4" w:space="0" w:color="auto"/>
-              <w:right w:val="single" w:sz="4" w:space="0" w:color="auto"/>
+              <w:bottom w:val="single" w:color="auto" w:sz="4" w:space="0"/>
+              <w:right w:val="single" w:color="auto" w:sz="4" w:space="0"/>
             </w:tcBorders>
             <w:shd w:val="clear" w:color="auto" w:fill="auto"/>
             <w:noWrap/>
             <w:vAlign w:val="center"/>
-            <w:hideMark/>
           </w:tcPr>
           <w:p>
             <w:pPr>
               <w:widowControl/>
               <w:spacing w:line="240" w:lineRule="auto"/>
-              <w:ind w:firstLineChars="0" w:firstLine="0"/>
-              <w:jc w:val="center"/>
-              <w:rPr>
-                <w:rFonts w:ascii="宋体" w:hAnsi="宋体" w:cs="宋体" w:hint="eastAsia"/>
+              <w:ind w:firstLine="0" w:firstLineChars="0"/>
+              <w:jc w:val="center"/>
+              <w:rPr>
+                <w:rFonts w:hint="eastAsia" w:ascii="宋体" w:hAnsi="宋体" w:cs="宋体"/>
                 <w:b/>
                 <w:bCs/>
                 <w:color w:val="000000"/>
@@ -376,7 +408,7 @@
             </w:pPr>
             <w:r>
               <w:rPr>
-                <w:rFonts w:ascii="宋体" w:hAnsi="宋体" w:cs="宋体" w:hint="eastAsia"/>
+                <w:rFonts w:hint="eastAsia" w:ascii="宋体" w:hAnsi="宋体" w:cs="宋体"/>
                 <w:b/>
                 <w:bCs/>
                 <w:color w:val="000000"/>
@@ -391,24 +423,23 @@
           <w:tcPr>
             <w:tcW w:w="1701" w:type="dxa"/>
             <w:tcBorders>
-              <w:top w:val="single" w:sz="4" w:space="0" w:color="auto"/>
+              <w:top w:val="single" w:color="auto" w:sz="4" w:space="0"/>
               <w:left w:val="nil"/>
-              <w:bottom w:val="single" w:sz="4" w:space="0" w:color="auto"/>
-              <w:right w:val="single" w:sz="4" w:space="0" w:color="auto"/>
+              <w:bottom w:val="single" w:color="auto" w:sz="4" w:space="0"/>
+              <w:right w:val="single" w:color="auto" w:sz="4" w:space="0"/>
             </w:tcBorders>
             <w:shd w:val="clear" w:color="auto" w:fill="auto"/>
             <w:noWrap/>
             <w:vAlign w:val="center"/>
-            <w:hideMark/>
           </w:tcPr>
           <w:p>
             <w:pPr>
               <w:widowControl/>
               <w:spacing w:line="240" w:lineRule="auto"/>
-              <w:ind w:firstLineChars="0" w:firstLine="0"/>
-              <w:jc w:val="center"/>
-              <w:rPr>
-                <w:rFonts w:ascii="宋体" w:hAnsi="宋体" w:cs="宋体" w:hint="eastAsia"/>
+              <w:ind w:firstLine="0" w:firstLineChars="0"/>
+              <w:jc w:val="center"/>
+              <w:rPr>
+                <w:rFonts w:hint="eastAsia" w:ascii="宋体" w:hAnsi="宋体" w:cs="宋体"/>
                 <w:b/>
                 <w:bCs/>
                 <w:color w:val="000000"/>
@@ -418,7 +449,7 @@
             </w:pPr>
             <w:r>
               <w:rPr>
-                <w:rFonts w:ascii="宋体" w:hAnsi="宋体" w:cs="宋体" w:hint="eastAsia"/>
+                <w:rFonts w:hint="eastAsia" w:ascii="宋体" w:hAnsi="宋体" w:cs="宋体"/>
                 <w:b/>
                 <w:bCs/>
                 <w:color w:val="000000"/>
@@ -433,24 +464,23 @@
           <w:tcPr>
             <w:tcW w:w="1418" w:type="dxa"/>
             <w:tcBorders>
-              <w:top w:val="single" w:sz="4" w:space="0" w:color="auto"/>
+              <w:top w:val="single" w:color="auto" w:sz="4" w:space="0"/>
               <w:left w:val="nil"/>
-              <w:bottom w:val="single" w:sz="4" w:space="0" w:color="auto"/>
-              <w:right w:val="single" w:sz="4" w:space="0" w:color="auto"/>
+              <w:bottom w:val="single" w:color="auto" w:sz="4" w:space="0"/>
+              <w:right w:val="single" w:color="auto" w:sz="4" w:space="0"/>
             </w:tcBorders>
             <w:shd w:val="clear" w:color="auto" w:fill="auto"/>
             <w:noWrap/>
             <w:vAlign w:val="center"/>
-            <w:hideMark/>
           </w:tcPr>
           <w:p>
             <w:pPr>
               <w:widowControl/>
               <w:spacing w:line="240" w:lineRule="auto"/>
-              <w:ind w:firstLineChars="0" w:firstLine="0"/>
-              <w:jc w:val="center"/>
-              <w:rPr>
-                <w:rFonts w:ascii="宋体" w:hAnsi="宋体" w:cs="宋体" w:hint="eastAsia"/>
+              <w:ind w:firstLine="0" w:firstLineChars="0"/>
+              <w:jc w:val="center"/>
+              <w:rPr>
+                <w:rFonts w:hint="eastAsia" w:ascii="宋体" w:hAnsi="宋体" w:cs="宋体"/>
                 <w:b/>
                 <w:bCs/>
                 <w:color w:val="000000"/>
@@ -460,7 +490,7 @@
             </w:pPr>
             <w:r>
               <w:rPr>
-                <w:rFonts w:ascii="宋体" w:hAnsi="宋体" w:cs="宋体" w:hint="eastAsia"/>
+                <w:rFonts w:hint="eastAsia" w:ascii="宋体" w:hAnsi="宋体" w:cs="宋体"/>
                 <w:b/>
                 <w:bCs/>
                 <w:color w:val="000000"/>
@@ -475,10 +505,10 @@
           <w:tcPr>
             <w:tcW w:w="1275" w:type="dxa"/>
             <w:tcBorders>
-              <w:top w:val="single" w:sz="4" w:space="0" w:color="auto"/>
+              <w:top w:val="single" w:color="auto" w:sz="4" w:space="0"/>
               <w:left w:val="nil"/>
-              <w:bottom w:val="single" w:sz="4" w:space="0" w:color="auto"/>
-              <w:right w:val="single" w:sz="4" w:space="0" w:color="auto"/>
+              <w:bottom w:val="single" w:color="auto" w:sz="4" w:space="0"/>
+              <w:right w:val="single" w:color="auto" w:sz="4" w:space="0"/>
             </w:tcBorders>
             <w:vAlign w:val="center"/>
           </w:tcPr>
@@ -486,10 +516,10 @@
             <w:pPr>
               <w:widowControl/>
               <w:spacing w:line="240" w:lineRule="auto"/>
-              <w:ind w:firstLineChars="0" w:firstLine="0"/>
-              <w:jc w:val="center"/>
-              <w:rPr>
-                <w:rFonts w:ascii="宋体" w:hAnsi="宋体" w:cs="宋体" w:hint="eastAsia"/>
+              <w:ind w:firstLine="0" w:firstLineChars="0"/>
+              <w:jc w:val="center"/>
+              <w:rPr>
+                <w:rFonts w:hint="eastAsia" w:ascii="宋体" w:hAnsi="宋体" w:cs="宋体"/>
                 <w:b/>
                 <w:bCs/>
                 <w:color w:val="000000"/>
@@ -499,7 +529,7 @@
             </w:pPr>
             <w:r>
               <w:rPr>
-                <w:rFonts w:ascii="宋体" w:hAnsi="宋体" w:cs="宋体" w:hint="eastAsia"/>
+                <w:rFonts w:hint="eastAsia" w:ascii="宋体" w:hAnsi="宋体" w:cs="宋体"/>
                 <w:b/>
                 <w:bCs/>
                 <w:color w:val="000000"/>
@@ -512,40 +542,47 @@
         </w:tc>
       </w:tr>
       <w:tr>
+        <w:tblPrEx>
+          <w:tblCellMar>
+            <w:top w:w="0" w:type="dxa"/>
+            <w:left w:w="108" w:type="dxa"/>
+            <w:bottom w:w="0" w:type="dxa"/>
+            <w:right w:w="108" w:type="dxa"/>
+          </w:tblCellMar>
+        </w:tblPrEx>
         <w:trPr>
-          <w:trHeight w:val="1020"/>
+          <w:trHeight w:val="1020" w:hRule="atLeast"/>
         </w:trPr>
         <w:tc>
           <w:tcPr>
             <w:tcW w:w="993" w:type="dxa"/>
             <w:vMerge w:val="restart"/>
             <w:tcBorders>
-              <w:top w:val="single" w:sz="4" w:space="0" w:color="auto"/>
-              <w:left w:val="single" w:sz="4" w:space="0" w:color="auto"/>
-              <w:bottom w:val="single" w:sz="4" w:space="0" w:color="auto"/>
-              <w:right w:val="single" w:sz="4" w:space="0" w:color="auto"/>
+              <w:top w:val="single" w:color="auto" w:sz="4" w:space="0"/>
+              <w:left w:val="single" w:color="auto" w:sz="4" w:space="0"/>
+              <w:bottom w:val="single" w:color="auto" w:sz="4" w:space="0"/>
+              <w:right w:val="single" w:color="auto" w:sz="4" w:space="0"/>
             </w:tcBorders>
             <w:shd w:val="clear" w:color="auto" w:fill="auto"/>
             <w:noWrap/>
             <w:vAlign w:val="center"/>
-            <w:hideMark/>
           </w:tcPr>
           <w:p>
             <w:pPr>
               <w:widowControl/>
               <w:spacing w:line="240" w:lineRule="auto"/>
-              <w:ind w:firstLineChars="0" w:firstLine="0"/>
-              <w:jc w:val="center"/>
-              <w:rPr>
-                <w:rFonts w:ascii="宋体" w:hAnsi="宋体" w:cs="宋体" w:hint="eastAsia"/>
-                <w:color w:val="000000"/>
-                <w:kern w:val="0"/>
-                <w:szCs w:val="24"/>
-              </w:rPr>
-            </w:pPr>
-            <w:r>
-              <w:rPr>
-                <w:rFonts w:ascii="宋体" w:hAnsi="宋体" w:cs="宋体" w:hint="eastAsia"/>
+              <w:ind w:firstLine="0" w:firstLineChars="0"/>
+              <w:jc w:val="center"/>
+              <w:rPr>
+                <w:rFonts w:hint="eastAsia" w:ascii="宋体" w:hAnsi="宋体" w:cs="宋体"/>
+                <w:color w:val="000000"/>
+                <w:kern w:val="0"/>
+                <w:szCs w:val="24"/>
+              </w:rPr>
+            </w:pPr>
+            <w:r>
+              <w:rPr>
+                <w:rFonts w:hint="eastAsia" w:ascii="宋体" w:hAnsi="宋体" w:cs="宋体"/>
                 <w:color w:val="000000"/>
                 <w:kern w:val="0"/>
                 <w:szCs w:val="24"/>
@@ -560,30 +597,29 @@
             <w:tcBorders>
               <w:top w:val="nil"/>
               <w:left w:val="nil"/>
-              <w:bottom w:val="single" w:sz="4" w:space="0" w:color="auto"/>
-              <w:right w:val="single" w:sz="4" w:space="0" w:color="auto"/>
+              <w:bottom w:val="single" w:color="auto" w:sz="4" w:space="0"/>
+              <w:right w:val="single" w:color="auto" w:sz="4" w:space="0"/>
             </w:tcBorders>
             <w:shd w:val="clear" w:color="auto" w:fill="auto"/>
             <w:noWrap/>
             <w:vAlign w:val="center"/>
-            <w:hideMark/>
           </w:tcPr>
           <w:p>
             <w:pPr>
               <w:widowControl/>
               <w:spacing w:line="240" w:lineRule="auto"/>
-              <w:ind w:firstLineChars="0" w:firstLine="0"/>
-              <w:jc w:val="center"/>
-              <w:rPr>
-                <w:rFonts w:ascii="宋体" w:hAnsi="宋体" w:cs="宋体" w:hint="eastAsia"/>
-                <w:color w:val="000000"/>
-                <w:kern w:val="0"/>
-                <w:szCs w:val="24"/>
-              </w:rPr>
-            </w:pPr>
-            <w:r>
-              <w:rPr>
-                <w:rFonts w:ascii="宋体" w:hAnsi="宋体" w:cs="宋体" w:hint="eastAsia"/>
+              <w:ind w:firstLine="0" w:firstLineChars="0"/>
+              <w:jc w:val="center"/>
+              <w:rPr>
+                <w:rFonts w:hint="eastAsia" w:ascii="宋体" w:hAnsi="宋体" w:cs="宋体"/>
+                <w:color w:val="000000"/>
+                <w:kern w:val="0"/>
+                <w:szCs w:val="24"/>
+              </w:rPr>
+            </w:pPr>
+            <w:r>
+              <w:rPr>
+                <w:rFonts w:hint="eastAsia" w:ascii="宋体" w:hAnsi="宋体" w:cs="宋体"/>
                 <w:color w:val="000000"/>
                 <w:kern w:val="0"/>
                 <w:szCs w:val="24"/>
@@ -598,29 +634,28 @@
             <w:tcBorders>
               <w:top w:val="nil"/>
               <w:left w:val="nil"/>
-              <w:bottom w:val="single" w:sz="4" w:space="0" w:color="auto"/>
-              <w:right w:val="single" w:sz="4" w:space="0" w:color="auto"/>
+              <w:bottom w:val="single" w:color="auto" w:sz="4" w:space="0"/>
+              <w:right w:val="single" w:color="auto" w:sz="4" w:space="0"/>
             </w:tcBorders>
             <w:shd w:val="clear" w:color="auto" w:fill="auto"/>
             <w:vAlign w:val="center"/>
-            <w:hideMark/>
           </w:tcPr>
           <w:p>
             <w:pPr>
               <w:widowControl/>
               <w:spacing w:line="240" w:lineRule="auto"/>
-              <w:ind w:firstLineChars="0" w:firstLine="0"/>
-              <w:jc w:val="center"/>
-              <w:rPr>
-                <w:rFonts w:ascii="宋体" w:hAnsi="宋体" w:cs="宋体" w:hint="eastAsia"/>
-                <w:color w:val="000000"/>
-                <w:kern w:val="0"/>
-                <w:szCs w:val="24"/>
-              </w:rPr>
-            </w:pPr>
-            <w:r>
-              <w:rPr>
-                <w:rFonts w:ascii="宋体" w:hAnsi="宋体" w:cs="宋体" w:hint="eastAsia"/>
+              <w:ind w:firstLine="0" w:firstLineChars="0"/>
+              <w:jc w:val="center"/>
+              <w:rPr>
+                <w:rFonts w:hint="eastAsia" w:ascii="宋体" w:hAnsi="宋体" w:cs="宋体"/>
+                <w:color w:val="000000"/>
+                <w:kern w:val="0"/>
+                <w:szCs w:val="24"/>
+              </w:rPr>
+            </w:pPr>
+            <w:r>
+              <w:rPr>
+                <w:rFonts w:hint="eastAsia" w:ascii="宋体" w:hAnsi="宋体" w:cs="宋体"/>
                 <w:color w:val="000000"/>
                 <w:kern w:val="0"/>
                 <w:szCs w:val="24"/>
@@ -629,12 +664,20 @@
             </w:r>
             <w:r>
               <w:rPr>
-                <w:rFonts w:ascii="宋体" w:hAnsi="宋体" w:cs="宋体" w:hint="eastAsia"/>
-                <w:color w:val="000000"/>
-                <w:kern w:val="0"/>
-                <w:szCs w:val="24"/>
-              </w:rPr>
-              <w:br/>
+                <w:rFonts w:hint="eastAsia" w:ascii="宋体" w:hAnsi="宋体" w:cs="宋体"/>
+                <w:color w:val="000000"/>
+                <w:kern w:val="0"/>
+                <w:szCs w:val="24"/>
+              </w:rPr>
+              <w:br w:type="textWrapping"/>
+            </w:r>
+            <w:r>
+              <w:rPr>
+                <w:rFonts w:hint="eastAsia" w:ascii="宋体" w:hAnsi="宋体" w:cs="宋体"/>
+                <w:color w:val="000000"/>
+                <w:kern w:val="0"/>
+                <w:szCs w:val="24"/>
+              </w:rPr>
               <w:t>转子定子偏心</w:t>
             </w:r>
           </w:p>
@@ -645,8 +688,8 @@
             <w:tcBorders>
               <w:top w:val="nil"/>
               <w:left w:val="nil"/>
-              <w:bottom w:val="single" w:sz="4" w:space="0" w:color="auto"/>
-              <w:right w:val="single" w:sz="4" w:space="0" w:color="auto"/>
+              <w:bottom w:val="single" w:color="auto" w:sz="4" w:space="0"/>
+              <w:right w:val="single" w:color="auto" w:sz="4" w:space="0"/>
             </w:tcBorders>
             <w:shd w:val="clear" w:color="auto" w:fill="auto"/>
             <w:noWrap/>
@@ -656,18 +699,18 @@
             <w:pPr>
               <w:widowControl/>
               <w:spacing w:line="240" w:lineRule="auto"/>
-              <w:ind w:firstLineChars="0" w:firstLine="0"/>
-              <w:jc w:val="center"/>
-              <w:rPr>
-                <w:rFonts w:ascii="宋体" w:hAnsi="宋体" w:cs="宋体" w:hint="eastAsia"/>
-                <w:color w:val="000000"/>
-                <w:kern w:val="0"/>
-                <w:szCs w:val="24"/>
-              </w:rPr>
-            </w:pPr>
-            <w:r>
-              <w:rPr>
-                <w:rFonts w:ascii="宋体" w:hAnsi="宋体" w:cs="宋体" w:hint="eastAsia"/>
+              <w:ind w:firstLine="0" w:firstLineChars="0"/>
+              <w:jc w:val="center"/>
+              <w:rPr>
+                <w:rFonts w:hint="eastAsia" w:ascii="宋体" w:hAnsi="宋体" w:cs="宋体"/>
+                <w:color w:val="000000"/>
+                <w:kern w:val="0"/>
+                <w:szCs w:val="24"/>
+              </w:rPr>
+            </w:pPr>
+            <w:r>
+              <w:rPr>
+                <w:rFonts w:hint="eastAsia" w:ascii="宋体" w:hAnsi="宋体" w:cs="宋体"/>
                 <w:color w:val="000000"/>
                 <w:kern w:val="0"/>
                 <w:szCs w:val="24"/>
@@ -676,7 +719,7 @@
             </w:r>
             <w:r>
               <w:rPr>
-                <w:rFonts w:ascii="MS Gothic" w:eastAsia="MS Gothic" w:hAnsi="MS Gothic" w:cs="MS Gothic" w:hint="eastAsia"/>
+                <w:rFonts w:hint="eastAsia" w:ascii="MS Gothic" w:hAnsi="MS Gothic" w:eastAsia="MS Gothic" w:cs="MS Gothic"/>
                 <w:color w:val="000000"/>
                 <w:kern w:val="0"/>
                 <w:szCs w:val="24"/>
@@ -688,18 +731,18 @@
             <w:pPr>
               <w:widowControl/>
               <w:spacing w:line="240" w:lineRule="auto"/>
-              <w:ind w:firstLineChars="0" w:firstLine="0"/>
-              <w:jc w:val="center"/>
-              <w:rPr>
-                <w:rFonts w:ascii="宋体" w:hAnsi="宋体" w:cs="宋体" w:hint="eastAsia"/>
-                <w:color w:val="000000"/>
-                <w:kern w:val="0"/>
-                <w:szCs w:val="24"/>
-              </w:rPr>
-            </w:pPr>
-            <w:r>
-              <w:rPr>
-                <w:rFonts w:ascii="宋体" w:hAnsi="宋体" w:cs="宋体" w:hint="eastAsia"/>
+              <w:ind w:firstLine="0" w:firstLineChars="0"/>
+              <w:jc w:val="center"/>
+              <w:rPr>
+                <w:rFonts w:hint="eastAsia" w:ascii="宋体" w:hAnsi="宋体" w:cs="宋体"/>
+                <w:color w:val="000000"/>
+                <w:kern w:val="0"/>
+                <w:szCs w:val="24"/>
+              </w:rPr>
+            </w:pPr>
+            <w:r>
+              <w:rPr>
+                <w:rFonts w:hint="eastAsia" w:ascii="宋体" w:hAnsi="宋体" w:cs="宋体"/>
                 <w:color w:val="000000"/>
                 <w:kern w:val="0"/>
                 <w:szCs w:val="24"/>
@@ -708,7 +751,7 @@
             </w:r>
             <w:r>
               <w:rPr>
-                <w:rFonts w:ascii="MS Gothic" w:eastAsia="MS Gothic" w:hAnsi="MS Gothic" w:cs="MS Gothic" w:hint="eastAsia"/>
+                <w:rFonts w:hint="eastAsia" w:ascii="MS Gothic" w:hAnsi="MS Gothic" w:eastAsia="MS Gothic" w:cs="MS Gothic"/>
                 <w:color w:val="000000"/>
                 <w:kern w:val="0"/>
                 <w:szCs w:val="24"/>
@@ -723,8 +766,8 @@
             <w:tcBorders>
               <w:top w:val="nil"/>
               <w:left w:val="nil"/>
-              <w:bottom w:val="single" w:sz="4" w:space="0" w:color="auto"/>
-              <w:right w:val="single" w:sz="4" w:space="0" w:color="auto"/>
+              <w:bottom w:val="single" w:color="auto" w:sz="4" w:space="0"/>
+              <w:right w:val="single" w:color="auto" w:sz="4" w:space="0"/>
             </w:tcBorders>
             <w:shd w:val="clear" w:color="auto" w:fill="auto"/>
             <w:noWrap/>
@@ -734,10 +777,10 @@
             <w:pPr>
               <w:widowControl/>
               <w:spacing w:line="240" w:lineRule="auto"/>
-              <w:ind w:firstLineChars="0" w:firstLine="0"/>
-              <w:jc w:val="center"/>
-              <w:rPr>
-                <w:rFonts w:ascii="宋体" w:hAnsi="宋体" w:cs="宋体" w:hint="eastAsia"/>
+              <w:ind w:firstLine="0" w:firstLineChars="0"/>
+              <w:jc w:val="center"/>
+              <w:rPr>
+                <w:rFonts w:hint="eastAsia" w:ascii="宋体" w:hAnsi="宋体" w:cs="宋体"/>
                 <w:color w:val="000000"/>
                 <w:kern w:val="0"/>
                 <w:szCs w:val="24"/>
@@ -751,8 +794,8 @@
             <w:tcBorders>
               <w:top w:val="nil"/>
               <w:left w:val="nil"/>
-              <w:bottom w:val="single" w:sz="4" w:space="0" w:color="auto"/>
-              <w:right w:val="single" w:sz="4" w:space="0" w:color="auto"/>
+              <w:bottom w:val="single" w:color="auto" w:sz="4" w:space="0"/>
+              <w:right w:val="single" w:color="auto" w:sz="4" w:space="0"/>
             </w:tcBorders>
             <w:vAlign w:val="center"/>
           </w:tcPr>
@@ -760,18 +803,18 @@
             <w:pPr>
               <w:widowControl/>
               <w:spacing w:line="240" w:lineRule="auto"/>
-              <w:ind w:firstLineChars="0" w:firstLine="0"/>
-              <w:jc w:val="center"/>
-              <w:rPr>
-                <w:rFonts w:ascii="宋体" w:hAnsi="宋体" w:cs="宋体" w:hint="eastAsia"/>
-                <w:color w:val="000000"/>
-                <w:kern w:val="0"/>
-                <w:szCs w:val="24"/>
-              </w:rPr>
-            </w:pPr>
-            <w:r>
-              <w:rPr>
-                <w:rFonts w:ascii="宋体" w:hAnsi="宋体" w:cs="宋体" w:hint="eastAsia"/>
+              <w:ind w:firstLine="0" w:firstLineChars="0"/>
+              <w:jc w:val="center"/>
+              <w:rPr>
+                <w:rFonts w:hint="eastAsia" w:ascii="宋体" w:hAnsi="宋体" w:cs="宋体"/>
+                <w:color w:val="000000"/>
+                <w:kern w:val="0"/>
+                <w:szCs w:val="24"/>
+              </w:rPr>
+            </w:pPr>
+            <w:r>
+              <w:rPr>
+                <w:rFonts w:hint="eastAsia" w:ascii="宋体" w:hAnsi="宋体" w:cs="宋体"/>
                 <w:color w:val="000000"/>
                 <w:kern w:val="0"/>
                 <w:szCs w:val="24"/>
@@ -780,7 +823,7 @@
             </w:r>
             <w:r>
               <w:rPr>
-                <w:rFonts w:ascii="MS Gothic" w:eastAsia="MS Gothic" w:hAnsi="MS Gothic" w:cs="MS Gothic" w:hint="eastAsia"/>
+                <w:rFonts w:hint="eastAsia" w:ascii="MS Gothic" w:hAnsi="MS Gothic" w:eastAsia="MS Gothic" w:cs="MS Gothic"/>
                 <w:color w:val="000000"/>
                 <w:kern w:val="0"/>
                 <w:szCs w:val="24"/>
@@ -792,18 +835,18 @@
             <w:pPr>
               <w:widowControl/>
               <w:spacing w:line="240" w:lineRule="auto"/>
-              <w:ind w:firstLineChars="0" w:firstLine="0"/>
-              <w:jc w:val="center"/>
-              <w:rPr>
-                <w:rFonts w:ascii="宋体" w:hAnsi="宋体" w:cs="宋体" w:hint="eastAsia"/>
-                <w:color w:val="000000"/>
-                <w:kern w:val="0"/>
-                <w:szCs w:val="24"/>
-              </w:rPr>
-            </w:pPr>
-            <w:r>
-              <w:rPr>
-                <w:rFonts w:ascii="宋体" w:hAnsi="宋体" w:cs="宋体" w:hint="eastAsia"/>
+              <w:ind w:firstLine="0" w:firstLineChars="0"/>
+              <w:jc w:val="center"/>
+              <w:rPr>
+                <w:rFonts w:hint="eastAsia" w:ascii="宋体" w:hAnsi="宋体" w:cs="宋体"/>
+                <w:color w:val="000000"/>
+                <w:kern w:val="0"/>
+                <w:szCs w:val="24"/>
+              </w:rPr>
+            </w:pPr>
+            <w:r>
+              <w:rPr>
+                <w:rFonts w:hint="eastAsia" w:ascii="宋体" w:hAnsi="宋体" w:cs="宋体"/>
                 <w:color w:val="000000"/>
                 <w:kern w:val="0"/>
                 <w:szCs w:val="24"/>
@@ -812,7 +855,7 @@
             </w:r>
             <w:r>
               <w:rPr>
-                <w:rFonts w:ascii="MS Gothic" w:eastAsia="MS Gothic" w:hAnsi="MS Gothic" w:cs="MS Gothic" w:hint="eastAsia"/>
+                <w:rFonts w:hint="eastAsia" w:ascii="MS Gothic" w:hAnsi="MS Gothic" w:eastAsia="MS Gothic" w:cs="MS Gothic"/>
                 <w:color w:val="000000"/>
                 <w:kern w:val="0"/>
                 <w:szCs w:val="24"/>
@@ -823,31 +866,38 @@
         </w:tc>
       </w:tr>
       <w:tr>
+        <w:tblPrEx>
+          <w:tblCellMar>
+            <w:top w:w="0" w:type="dxa"/>
+            <w:left w:w="108" w:type="dxa"/>
+            <w:bottom w:w="0" w:type="dxa"/>
+            <w:right w:w="108" w:type="dxa"/>
+          </w:tblCellMar>
+        </w:tblPrEx>
         <w:trPr>
-          <w:trHeight w:val="1020"/>
+          <w:trHeight w:val="1020" w:hRule="atLeast"/>
         </w:trPr>
         <w:tc>
           <w:tcPr>
             <w:tcW w:w="993" w:type="dxa"/>
-            <w:vMerge/>
+            <w:vMerge w:val="continue"/>
             <w:tcBorders>
-              <w:top w:val="single" w:sz="4" w:space="0" w:color="auto"/>
-              <w:left w:val="single" w:sz="4" w:space="0" w:color="auto"/>
-              <w:bottom w:val="single" w:sz="4" w:space="0" w:color="auto"/>
-              <w:right w:val="single" w:sz="4" w:space="0" w:color="auto"/>
+              <w:top w:val="single" w:color="auto" w:sz="4" w:space="0"/>
+              <w:left w:val="single" w:color="auto" w:sz="4" w:space="0"/>
+              <w:bottom w:val="single" w:color="auto" w:sz="4" w:space="0"/>
+              <w:right w:val="single" w:color="auto" w:sz="4" w:space="0"/>
             </w:tcBorders>
             <w:shd w:val="clear" w:color="auto" w:fill="auto"/>
             <w:vAlign w:val="center"/>
-            <w:hideMark/>
           </w:tcPr>
           <w:p>
             <w:pPr>
               <w:widowControl/>
               <w:spacing w:line="240" w:lineRule="auto"/>
-              <w:ind w:firstLineChars="0" w:firstLine="0"/>
+              <w:ind w:firstLine="0" w:firstLineChars="0"/>
               <w:jc w:val="left"/>
               <w:rPr>
-                <w:rFonts w:ascii="宋体" w:hAnsi="宋体" w:cs="宋体" w:hint="eastAsia"/>
+                <w:rFonts w:hint="eastAsia" w:ascii="宋体" w:hAnsi="宋体" w:cs="宋体"/>
                 <w:color w:val="000000"/>
                 <w:kern w:val="0"/>
                 <w:szCs w:val="24"/>
@@ -861,30 +911,29 @@
             <w:tcBorders>
               <w:top w:val="nil"/>
               <w:left w:val="nil"/>
-              <w:bottom w:val="single" w:sz="4" w:space="0" w:color="auto"/>
-              <w:right w:val="single" w:sz="4" w:space="0" w:color="auto"/>
+              <w:bottom w:val="single" w:color="auto" w:sz="4" w:space="0"/>
+              <w:right w:val="single" w:color="auto" w:sz="4" w:space="0"/>
             </w:tcBorders>
             <w:shd w:val="clear" w:color="auto" w:fill="auto"/>
             <w:noWrap/>
             <w:vAlign w:val="center"/>
-            <w:hideMark/>
           </w:tcPr>
           <w:p>
             <w:pPr>
               <w:widowControl/>
               <w:spacing w:line="240" w:lineRule="auto"/>
-              <w:ind w:firstLineChars="0" w:firstLine="0"/>
-              <w:jc w:val="center"/>
-              <w:rPr>
-                <w:rFonts w:ascii="宋体" w:hAnsi="宋体" w:cs="宋体" w:hint="eastAsia"/>
-                <w:color w:val="000000"/>
-                <w:kern w:val="0"/>
-                <w:szCs w:val="24"/>
-              </w:rPr>
-            </w:pPr>
-            <w:r>
-              <w:rPr>
-                <w:rFonts w:ascii="宋体" w:hAnsi="宋体" w:cs="宋体" w:hint="eastAsia"/>
+              <w:ind w:firstLine="0" w:firstLineChars="0"/>
+              <w:jc w:val="center"/>
+              <w:rPr>
+                <w:rFonts w:hint="eastAsia" w:ascii="宋体" w:hAnsi="宋体" w:cs="宋体"/>
+                <w:color w:val="000000"/>
+                <w:kern w:val="0"/>
+                <w:szCs w:val="24"/>
+              </w:rPr>
+            </w:pPr>
+            <w:r>
+              <w:rPr>
+                <w:rFonts w:hint="eastAsia" w:ascii="宋体" w:hAnsi="宋体" w:cs="宋体"/>
                 <w:color w:val="000000"/>
                 <w:kern w:val="0"/>
                 <w:szCs w:val="24"/>
@@ -899,29 +948,28 @@
             <w:tcBorders>
               <w:top w:val="nil"/>
               <w:left w:val="nil"/>
-              <w:bottom w:val="single" w:sz="4" w:space="0" w:color="auto"/>
-              <w:right w:val="single" w:sz="4" w:space="0" w:color="auto"/>
+              <w:bottom w:val="single" w:color="auto" w:sz="4" w:space="0"/>
+              <w:right w:val="single" w:color="auto" w:sz="4" w:space="0"/>
             </w:tcBorders>
             <w:shd w:val="clear" w:color="auto" w:fill="auto"/>
             <w:vAlign w:val="center"/>
-            <w:hideMark/>
           </w:tcPr>
           <w:p>
             <w:pPr>
               <w:widowControl/>
               <w:spacing w:line="240" w:lineRule="auto"/>
-              <w:ind w:firstLineChars="0" w:firstLine="0"/>
-              <w:jc w:val="center"/>
-              <w:rPr>
-                <w:rFonts w:ascii="宋体" w:hAnsi="宋体" w:cs="宋体" w:hint="eastAsia"/>
-                <w:color w:val="000000"/>
-                <w:kern w:val="0"/>
-                <w:szCs w:val="24"/>
-              </w:rPr>
-            </w:pPr>
-            <w:r>
-              <w:rPr>
-                <w:rFonts w:ascii="宋体" w:hAnsi="宋体" w:cs="宋体" w:hint="eastAsia"/>
+              <w:ind w:firstLine="0" w:firstLineChars="0"/>
+              <w:jc w:val="center"/>
+              <w:rPr>
+                <w:rFonts w:hint="eastAsia" w:ascii="宋体" w:hAnsi="宋体" w:cs="宋体"/>
+                <w:color w:val="000000"/>
+                <w:kern w:val="0"/>
+                <w:szCs w:val="24"/>
+              </w:rPr>
+            </w:pPr>
+            <w:r>
+              <w:rPr>
+                <w:rFonts w:hint="eastAsia" w:ascii="宋体" w:hAnsi="宋体" w:cs="宋体"/>
                 <w:color w:val="000000"/>
                 <w:kern w:val="0"/>
                 <w:szCs w:val="24"/>
@@ -936,8 +984,8 @@
             <w:tcBorders>
               <w:top w:val="nil"/>
               <w:left w:val="nil"/>
-              <w:bottom w:val="single" w:sz="4" w:space="0" w:color="auto"/>
-              <w:right w:val="single" w:sz="4" w:space="0" w:color="auto"/>
+              <w:bottom w:val="single" w:color="auto" w:sz="4" w:space="0"/>
+              <w:right w:val="single" w:color="auto" w:sz="4" w:space="0"/>
             </w:tcBorders>
             <w:shd w:val="clear" w:color="auto" w:fill="auto"/>
             <w:noWrap/>
@@ -947,18 +995,18 @@
             <w:pPr>
               <w:widowControl/>
               <w:spacing w:line="240" w:lineRule="auto"/>
-              <w:ind w:firstLineChars="0" w:firstLine="0"/>
-              <w:jc w:val="center"/>
-              <w:rPr>
-                <w:rFonts w:ascii="宋体" w:hAnsi="宋体" w:cs="宋体" w:hint="eastAsia"/>
-                <w:color w:val="000000"/>
-                <w:kern w:val="0"/>
-                <w:szCs w:val="24"/>
-              </w:rPr>
-            </w:pPr>
-            <w:r>
-              <w:rPr>
-                <w:rFonts w:ascii="宋体" w:hAnsi="宋体" w:cs="宋体" w:hint="eastAsia"/>
+              <w:ind w:firstLine="0" w:firstLineChars="0"/>
+              <w:jc w:val="center"/>
+              <w:rPr>
+                <w:rFonts w:hint="eastAsia" w:ascii="宋体" w:hAnsi="宋体" w:cs="宋体"/>
+                <w:color w:val="000000"/>
+                <w:kern w:val="0"/>
+                <w:szCs w:val="24"/>
+              </w:rPr>
+            </w:pPr>
+            <w:r>
+              <w:rPr>
+                <w:rFonts w:hint="eastAsia" w:ascii="宋体" w:hAnsi="宋体" w:cs="宋体"/>
                 <w:color w:val="000000"/>
                 <w:kern w:val="0"/>
                 <w:szCs w:val="24"/>
@@ -967,7 +1015,7 @@
             </w:r>
             <w:r>
               <w:rPr>
-                <w:rFonts w:ascii="MS Gothic" w:eastAsia="MS Gothic" w:hAnsi="MS Gothic" w:cs="MS Gothic" w:hint="eastAsia"/>
+                <w:rFonts w:hint="eastAsia" w:ascii="MS Gothic" w:hAnsi="MS Gothic" w:eastAsia="MS Gothic" w:cs="MS Gothic"/>
                 <w:color w:val="000000"/>
                 <w:kern w:val="0"/>
                 <w:szCs w:val="24"/>
@@ -979,18 +1027,18 @@
             <w:pPr>
               <w:widowControl/>
               <w:spacing w:line="240" w:lineRule="auto"/>
-              <w:ind w:firstLineChars="0" w:firstLine="0"/>
-              <w:jc w:val="center"/>
-              <w:rPr>
-                <w:rFonts w:ascii="宋体" w:hAnsi="宋体" w:cs="宋体" w:hint="eastAsia"/>
-                <w:color w:val="000000"/>
-                <w:kern w:val="0"/>
-                <w:szCs w:val="24"/>
-              </w:rPr>
-            </w:pPr>
-            <w:r>
-              <w:rPr>
-                <w:rFonts w:ascii="宋体" w:hAnsi="宋体" w:cs="宋体" w:hint="eastAsia"/>
+              <w:ind w:firstLine="0" w:firstLineChars="0"/>
+              <w:jc w:val="center"/>
+              <w:rPr>
+                <w:rFonts w:hint="eastAsia" w:ascii="宋体" w:hAnsi="宋体" w:cs="宋体"/>
+                <w:color w:val="000000"/>
+                <w:kern w:val="0"/>
+                <w:szCs w:val="24"/>
+              </w:rPr>
+            </w:pPr>
+            <w:r>
+              <w:rPr>
+                <w:rFonts w:hint="eastAsia" w:ascii="宋体" w:hAnsi="宋体" w:cs="宋体"/>
                 <w:color w:val="000000"/>
                 <w:kern w:val="0"/>
                 <w:szCs w:val="24"/>
@@ -999,7 +1047,7 @@
             </w:r>
             <w:r>
               <w:rPr>
-                <w:rFonts w:ascii="MS Gothic" w:eastAsia="MS Gothic" w:hAnsi="MS Gothic" w:cs="MS Gothic" w:hint="eastAsia"/>
+                <w:rFonts w:hint="eastAsia" w:ascii="MS Gothic" w:hAnsi="MS Gothic" w:eastAsia="MS Gothic" w:cs="MS Gothic"/>
                 <w:color w:val="000000"/>
                 <w:kern w:val="0"/>
                 <w:szCs w:val="24"/>
@@ -1011,18 +1059,18 @@
             <w:pPr>
               <w:widowControl/>
               <w:spacing w:line="240" w:lineRule="auto"/>
-              <w:ind w:firstLineChars="0" w:firstLine="0"/>
-              <w:jc w:val="center"/>
-              <w:rPr>
-                <w:rFonts w:ascii="宋体" w:hAnsi="宋体" w:cs="宋体" w:hint="eastAsia"/>
-                <w:color w:val="000000"/>
-                <w:kern w:val="0"/>
-                <w:szCs w:val="24"/>
-              </w:rPr>
-            </w:pPr>
-            <w:r>
-              <w:rPr>
-                <w:rFonts w:ascii="宋体" w:hAnsi="宋体" w:cs="宋体" w:hint="eastAsia"/>
+              <w:ind w:firstLine="0" w:firstLineChars="0"/>
+              <w:jc w:val="center"/>
+              <w:rPr>
+                <w:rFonts w:hint="eastAsia" w:ascii="宋体" w:hAnsi="宋体" w:cs="宋体"/>
+                <w:color w:val="000000"/>
+                <w:kern w:val="0"/>
+                <w:szCs w:val="24"/>
+              </w:rPr>
+            </w:pPr>
+            <w:r>
+              <w:rPr>
+                <w:rFonts w:hint="eastAsia" w:ascii="宋体" w:hAnsi="宋体" w:cs="宋体"/>
                 <w:color w:val="000000"/>
                 <w:kern w:val="0"/>
                 <w:szCs w:val="24"/>
@@ -1031,7 +1079,7 @@
             </w:r>
             <w:r>
               <w:rPr>
-                <w:rFonts w:ascii="MS Gothic" w:eastAsia="MS Gothic" w:hAnsi="MS Gothic" w:cs="MS Gothic" w:hint="eastAsia"/>
+                <w:rFonts w:hint="eastAsia" w:ascii="MS Gothic" w:hAnsi="MS Gothic" w:eastAsia="MS Gothic" w:cs="MS Gothic"/>
                 <w:color w:val="000000"/>
                 <w:kern w:val="0"/>
                 <w:szCs w:val="24"/>
@@ -1040,7 +1088,7 @@
             </w:r>
             <w:r>
               <w:rPr>
-                <w:rFonts w:ascii="宋体" w:hAnsi="宋体" w:cs="宋体" w:hint="eastAsia"/>
+                <w:rFonts w:hint="eastAsia" w:ascii="宋体" w:hAnsi="宋体" w:cs="宋体"/>
                 <w:color w:val="000000"/>
                 <w:kern w:val="0"/>
                 <w:szCs w:val="24"/>
@@ -1049,7 +1097,7 @@
             </w:r>
             <w:r>
               <w:rPr>
-                <w:rFonts w:ascii="MS Gothic" w:eastAsia="MS Gothic" w:hAnsi="MS Gothic" w:cs="MS Gothic" w:hint="eastAsia"/>
+                <w:rFonts w:hint="eastAsia" w:ascii="MS Gothic" w:hAnsi="MS Gothic" w:eastAsia="MS Gothic" w:cs="MS Gothic"/>
                 <w:color w:val="000000"/>
                 <w:kern w:val="0"/>
                 <w:szCs w:val="24"/>
@@ -1064,8 +1112,8 @@
             <w:tcBorders>
               <w:top w:val="nil"/>
               <w:left w:val="nil"/>
-              <w:bottom w:val="single" w:sz="4" w:space="0" w:color="auto"/>
-              <w:right w:val="single" w:sz="4" w:space="0" w:color="auto"/>
+              <w:bottom w:val="single" w:color="auto" w:sz="4" w:space="0"/>
+              <w:right w:val="single" w:color="auto" w:sz="4" w:space="0"/>
             </w:tcBorders>
             <w:shd w:val="clear" w:color="auto" w:fill="auto"/>
             <w:noWrap/>
@@ -1075,10 +1123,10 @@
             <w:pPr>
               <w:widowControl/>
               <w:spacing w:line="240" w:lineRule="auto"/>
-              <w:ind w:firstLineChars="0" w:firstLine="0"/>
-              <w:jc w:val="center"/>
-              <w:rPr>
-                <w:rFonts w:ascii="宋体" w:hAnsi="宋体" w:cs="宋体" w:hint="eastAsia"/>
+              <w:ind w:firstLine="0" w:firstLineChars="0"/>
+              <w:jc w:val="center"/>
+              <w:rPr>
+                <w:rFonts w:hint="eastAsia" w:ascii="宋体" w:hAnsi="宋体" w:cs="宋体"/>
                 <w:color w:val="000000"/>
                 <w:kern w:val="0"/>
                 <w:szCs w:val="24"/>
@@ -1092,8 +1140,8 @@
             <w:tcBorders>
               <w:top w:val="nil"/>
               <w:left w:val="nil"/>
-              <w:bottom w:val="single" w:sz="4" w:space="0" w:color="auto"/>
-              <w:right w:val="single" w:sz="4" w:space="0" w:color="auto"/>
+              <w:bottom w:val="single" w:color="auto" w:sz="4" w:space="0"/>
+              <w:right w:val="single" w:color="auto" w:sz="4" w:space="0"/>
             </w:tcBorders>
             <w:vAlign w:val="center"/>
           </w:tcPr>
@@ -1101,18 +1149,18 @@
             <w:pPr>
               <w:widowControl/>
               <w:spacing w:line="240" w:lineRule="auto"/>
-              <w:ind w:firstLineChars="0" w:firstLine="0"/>
-              <w:jc w:val="center"/>
-              <w:rPr>
-                <w:rFonts w:ascii="宋体" w:hAnsi="宋体" w:cs="宋体" w:hint="eastAsia"/>
-                <w:color w:val="000000"/>
-                <w:kern w:val="0"/>
-                <w:szCs w:val="24"/>
-              </w:rPr>
-            </w:pPr>
-            <w:r>
-              <w:rPr>
-                <w:rFonts w:ascii="宋体" w:hAnsi="宋体" w:cs="宋体" w:hint="eastAsia"/>
+              <w:ind w:firstLine="0" w:firstLineChars="0"/>
+              <w:jc w:val="center"/>
+              <w:rPr>
+                <w:rFonts w:hint="eastAsia" w:ascii="宋体" w:hAnsi="宋体" w:cs="宋体"/>
+                <w:color w:val="000000"/>
+                <w:kern w:val="0"/>
+                <w:szCs w:val="24"/>
+              </w:rPr>
+            </w:pPr>
+            <w:r>
+              <w:rPr>
+                <w:rFonts w:hint="eastAsia" w:ascii="宋体" w:hAnsi="宋体" w:cs="宋体"/>
                 <w:color w:val="000000"/>
                 <w:kern w:val="0"/>
                 <w:szCs w:val="24"/>
@@ -1121,7 +1169,7 @@
             </w:r>
             <w:r>
               <w:rPr>
-                <w:rFonts w:ascii="MS Gothic" w:eastAsia="MS Gothic" w:hAnsi="MS Gothic" w:cs="MS Gothic" w:hint="eastAsia"/>
+                <w:rFonts w:hint="eastAsia" w:ascii="MS Gothic" w:hAnsi="MS Gothic" w:eastAsia="MS Gothic" w:cs="MS Gothic"/>
                 <w:color w:val="000000"/>
                 <w:kern w:val="0"/>
                 <w:szCs w:val="24"/>
@@ -1133,18 +1181,18 @@
             <w:pPr>
               <w:widowControl/>
               <w:spacing w:line="240" w:lineRule="auto"/>
-              <w:ind w:firstLineChars="0" w:firstLine="0"/>
-              <w:jc w:val="center"/>
-              <w:rPr>
-                <w:rFonts w:ascii="宋体" w:hAnsi="宋体" w:cs="宋体" w:hint="eastAsia"/>
-                <w:color w:val="000000"/>
-                <w:kern w:val="0"/>
-                <w:szCs w:val="24"/>
-              </w:rPr>
-            </w:pPr>
-            <w:r>
-              <w:rPr>
-                <w:rFonts w:ascii="宋体" w:hAnsi="宋体" w:cs="宋体" w:hint="eastAsia"/>
+              <w:ind w:firstLine="0" w:firstLineChars="0"/>
+              <w:jc w:val="center"/>
+              <w:rPr>
+                <w:rFonts w:hint="eastAsia" w:ascii="宋体" w:hAnsi="宋体" w:cs="宋体"/>
+                <w:color w:val="000000"/>
+                <w:kern w:val="0"/>
+                <w:szCs w:val="24"/>
+              </w:rPr>
+            </w:pPr>
+            <w:r>
+              <w:rPr>
+                <w:rFonts w:hint="eastAsia" w:ascii="宋体" w:hAnsi="宋体" w:cs="宋体"/>
                 <w:color w:val="000000"/>
                 <w:kern w:val="0"/>
                 <w:szCs w:val="24"/>
@@ -1153,7 +1201,7 @@
             </w:r>
             <w:r>
               <w:rPr>
-                <w:rFonts w:ascii="MS Gothic" w:eastAsia="MS Gothic" w:hAnsi="MS Gothic" w:cs="MS Gothic" w:hint="eastAsia"/>
+                <w:rFonts w:hint="eastAsia" w:ascii="MS Gothic" w:hAnsi="MS Gothic" w:eastAsia="MS Gothic" w:cs="MS Gothic"/>
                 <w:color w:val="000000"/>
                 <w:kern w:val="0"/>
                 <w:szCs w:val="24"/>
@@ -1164,31 +1212,38 @@
         </w:tc>
       </w:tr>
       <w:tr>
+        <w:tblPrEx>
+          <w:tblCellMar>
+            <w:top w:w="0" w:type="dxa"/>
+            <w:left w:w="108" w:type="dxa"/>
+            <w:bottom w:w="0" w:type="dxa"/>
+            <w:right w:w="108" w:type="dxa"/>
+          </w:tblCellMar>
+        </w:tblPrEx>
         <w:trPr>
-          <w:trHeight w:val="360"/>
+          <w:trHeight w:val="360" w:hRule="atLeast"/>
         </w:trPr>
         <w:tc>
           <w:tcPr>
             <w:tcW w:w="993" w:type="dxa"/>
-            <w:vMerge/>
+            <w:vMerge w:val="continue"/>
             <w:tcBorders>
-              <w:top w:val="single" w:sz="4" w:space="0" w:color="auto"/>
-              <w:left w:val="single" w:sz="4" w:space="0" w:color="auto"/>
-              <w:bottom w:val="single" w:sz="4" w:space="0" w:color="auto"/>
-              <w:right w:val="single" w:sz="4" w:space="0" w:color="auto"/>
+              <w:top w:val="single" w:color="auto" w:sz="4" w:space="0"/>
+              <w:left w:val="single" w:color="auto" w:sz="4" w:space="0"/>
+              <w:bottom w:val="single" w:color="auto" w:sz="4" w:space="0"/>
+              <w:right w:val="single" w:color="auto" w:sz="4" w:space="0"/>
             </w:tcBorders>
             <w:shd w:val="clear" w:color="auto" w:fill="auto"/>
             <w:vAlign w:val="center"/>
-            <w:hideMark/>
           </w:tcPr>
           <w:p>
             <w:pPr>
               <w:widowControl/>
               <w:spacing w:line="240" w:lineRule="auto"/>
-              <w:ind w:firstLineChars="0" w:firstLine="0"/>
+              <w:ind w:firstLine="0" w:firstLineChars="0"/>
               <w:jc w:val="left"/>
               <w:rPr>
-                <w:rFonts w:ascii="宋体" w:hAnsi="宋体" w:cs="宋体" w:hint="eastAsia"/>
+                <w:rFonts w:hint="eastAsia" w:ascii="宋体" w:hAnsi="宋体" w:cs="宋体"/>
                 <w:color w:val="000000"/>
                 <w:kern w:val="0"/>
                 <w:szCs w:val="24"/>
@@ -1202,30 +1257,29 @@
             <w:tcBorders>
               <w:top w:val="nil"/>
               <w:left w:val="nil"/>
-              <w:bottom w:val="single" w:sz="4" w:space="0" w:color="auto"/>
-              <w:right w:val="single" w:sz="4" w:space="0" w:color="auto"/>
+              <w:bottom w:val="single" w:color="auto" w:sz="4" w:space="0"/>
+              <w:right w:val="single" w:color="auto" w:sz="4" w:space="0"/>
             </w:tcBorders>
             <w:shd w:val="clear" w:color="auto" w:fill="auto"/>
             <w:noWrap/>
             <w:vAlign w:val="center"/>
-            <w:hideMark/>
           </w:tcPr>
           <w:p>
             <w:pPr>
               <w:widowControl/>
               <w:spacing w:line="240" w:lineRule="auto"/>
-              <w:ind w:firstLineChars="0" w:firstLine="0"/>
-              <w:jc w:val="center"/>
-              <w:rPr>
-                <w:rFonts w:ascii="宋体" w:hAnsi="宋体" w:cs="宋体" w:hint="eastAsia"/>
-                <w:color w:val="000000"/>
-                <w:kern w:val="0"/>
-                <w:szCs w:val="24"/>
-              </w:rPr>
-            </w:pPr>
-            <w:r>
-              <w:rPr>
-                <w:rFonts w:ascii="宋体" w:hAnsi="宋体" w:cs="宋体" w:hint="eastAsia"/>
+              <w:ind w:firstLine="0" w:firstLineChars="0"/>
+              <w:jc w:val="center"/>
+              <w:rPr>
+                <w:rFonts w:hint="eastAsia" w:ascii="宋体" w:hAnsi="宋体" w:cs="宋体"/>
+                <w:color w:val="000000"/>
+                <w:kern w:val="0"/>
+                <w:szCs w:val="24"/>
+              </w:rPr>
+            </w:pPr>
+            <w:r>
+              <w:rPr>
+                <w:rFonts w:hint="eastAsia" w:ascii="宋体" w:hAnsi="宋体" w:cs="宋体"/>
                 <w:color w:val="000000"/>
                 <w:kern w:val="0"/>
                 <w:szCs w:val="24"/>
@@ -1240,30 +1294,29 @@
             <w:tcBorders>
               <w:top w:val="nil"/>
               <w:left w:val="nil"/>
-              <w:bottom w:val="single" w:sz="4" w:space="0" w:color="auto"/>
-              <w:right w:val="single" w:sz="4" w:space="0" w:color="auto"/>
+              <w:bottom w:val="single" w:color="auto" w:sz="4" w:space="0"/>
+              <w:right w:val="single" w:color="auto" w:sz="4" w:space="0"/>
             </w:tcBorders>
             <w:shd w:val="clear" w:color="auto" w:fill="auto"/>
             <w:noWrap/>
             <w:vAlign w:val="center"/>
-            <w:hideMark/>
           </w:tcPr>
           <w:p>
             <w:pPr>
               <w:widowControl/>
               <w:spacing w:line="240" w:lineRule="auto"/>
-              <w:ind w:firstLineChars="0" w:firstLine="0"/>
-              <w:jc w:val="center"/>
-              <w:rPr>
-                <w:rFonts w:ascii="宋体" w:hAnsi="宋体" w:cs="宋体" w:hint="eastAsia"/>
-                <w:color w:val="000000"/>
-                <w:kern w:val="0"/>
-                <w:szCs w:val="24"/>
-              </w:rPr>
-            </w:pPr>
-            <w:r>
-              <w:rPr>
-                <w:rFonts w:ascii="宋体" w:hAnsi="宋体" w:cs="宋体" w:hint="eastAsia"/>
+              <w:ind w:firstLine="0" w:firstLineChars="0"/>
+              <w:jc w:val="center"/>
+              <w:rPr>
+                <w:rFonts w:hint="eastAsia" w:ascii="宋体" w:hAnsi="宋体" w:cs="宋体"/>
+                <w:color w:val="000000"/>
+                <w:kern w:val="0"/>
+                <w:szCs w:val="24"/>
+              </w:rPr>
+            </w:pPr>
+            <w:r>
+              <w:rPr>
+                <w:rFonts w:hint="eastAsia" w:ascii="宋体" w:hAnsi="宋体" w:cs="宋体"/>
                 <w:color w:val="000000"/>
                 <w:kern w:val="0"/>
                 <w:szCs w:val="24"/>
@@ -1278,8 +1331,8 @@
             <w:tcBorders>
               <w:top w:val="nil"/>
               <w:left w:val="nil"/>
-              <w:bottom w:val="single" w:sz="4" w:space="0" w:color="auto"/>
-              <w:right w:val="single" w:sz="4" w:space="0" w:color="auto"/>
+              <w:bottom w:val="single" w:color="auto" w:sz="4" w:space="0"/>
+              <w:right w:val="single" w:color="auto" w:sz="4" w:space="0"/>
             </w:tcBorders>
             <w:shd w:val="clear" w:color="auto" w:fill="auto"/>
             <w:noWrap/>
@@ -1289,45 +1342,27 @@
             <w:pPr>
               <w:widowControl/>
               <w:spacing w:line="240" w:lineRule="auto"/>
-              <w:ind w:firstLineChars="0" w:firstLine="0"/>
-              <w:jc w:val="center"/>
-              <w:rPr>
-                <w:rFonts w:ascii="宋体" w:hAnsi="宋体" w:cs="宋体" w:hint="eastAsia"/>
-                <w:color w:val="000000"/>
-                <w:kern w:val="0"/>
-                <w:szCs w:val="24"/>
-              </w:rPr>
-            </w:pPr>
-            <w:r>
-              <w:rPr>
-                <w:rFonts w:ascii="宋体" w:hAnsi="宋体" w:cs="宋体" w:hint="eastAsia"/>
-                <w:color w:val="000000"/>
-                <w:kern w:val="0"/>
-                <w:szCs w:val="24"/>
-              </w:rPr>
-              <w:t>固定螺栓松动（</w:t>
-            </w:r>
-            <w:r>
-              <w:rPr>
-                <w:rFonts w:ascii="宋体" w:hAnsi="宋体" w:cs="宋体" w:hint="eastAsia"/>
-                <w:color w:val="000000"/>
-                <w:kern w:val="0"/>
-                <w:szCs w:val="24"/>
-              </w:rPr>
-              <w:t>时域冲击指标（峭度、峰值因子）</w:t>
-            </w:r>
-            <w:r>
-              <w:rPr>
-                <w:rFonts w:ascii="宋体" w:hAnsi="宋体" w:cs="宋体" w:hint="eastAsia"/>
-                <w:color w:val="000000"/>
-                <w:kern w:val="0"/>
-                <w:szCs w:val="24"/>
-              </w:rPr>
-              <w:t>）</w:t>
-            </w:r>
-            <w:r>
-              <w:rPr>
-                <w:rFonts w:ascii="MS Gothic" w:eastAsia="MS Gothic" w:hAnsi="MS Gothic" w:cs="MS Gothic" w:hint="eastAsia"/>
+              <w:ind w:firstLine="0" w:firstLineChars="0"/>
+              <w:jc w:val="center"/>
+              <w:rPr>
+                <w:rFonts w:hint="eastAsia" w:ascii="宋体" w:hAnsi="宋体" w:cs="宋体"/>
+                <w:color w:val="000000"/>
+                <w:kern w:val="0"/>
+                <w:szCs w:val="24"/>
+              </w:rPr>
+            </w:pPr>
+            <w:r>
+              <w:rPr>
+                <w:rFonts w:hint="eastAsia" w:ascii="宋体" w:hAnsi="宋体" w:cs="宋体"/>
+                <w:color w:val="000000"/>
+                <w:kern w:val="0"/>
+                <w:szCs w:val="24"/>
+              </w:rPr>
+              <w:t>固定螺栓松动（时域冲击指标（峭度、峰值因子））</w:t>
+            </w:r>
+            <w:r>
+              <w:rPr>
+                <w:rFonts w:hint="eastAsia" w:ascii="MS Gothic" w:hAnsi="MS Gothic" w:eastAsia="MS Gothic" w:cs="MS Gothic"/>
                 <w:color w:val="000000"/>
                 <w:kern w:val="0"/>
                 <w:szCs w:val="24"/>
@@ -1342,8 +1377,8 @@
             <w:tcBorders>
               <w:top w:val="nil"/>
               <w:left w:val="nil"/>
-              <w:bottom w:val="single" w:sz="4" w:space="0" w:color="auto"/>
-              <w:right w:val="single" w:sz="4" w:space="0" w:color="auto"/>
+              <w:bottom w:val="single" w:color="auto" w:sz="4" w:space="0"/>
+              <w:right w:val="single" w:color="auto" w:sz="4" w:space="0"/>
             </w:tcBorders>
             <w:shd w:val="clear" w:color="auto" w:fill="auto"/>
             <w:noWrap/>
@@ -1353,10 +1388,10 @@
             <w:pPr>
               <w:widowControl/>
               <w:spacing w:line="240" w:lineRule="auto"/>
-              <w:ind w:firstLineChars="0" w:firstLine="0"/>
-              <w:jc w:val="center"/>
-              <w:rPr>
-                <w:rFonts w:ascii="宋体" w:hAnsi="宋体" w:cs="宋体" w:hint="eastAsia"/>
+              <w:ind w:firstLine="0" w:firstLineChars="0"/>
+              <w:jc w:val="center"/>
+              <w:rPr>
+                <w:rFonts w:hint="eastAsia" w:ascii="宋体" w:hAnsi="宋体" w:cs="宋体"/>
                 <w:color w:val="000000"/>
                 <w:kern w:val="0"/>
                 <w:szCs w:val="24"/>
@@ -1370,8 +1405,8 @@
             <w:tcBorders>
               <w:top w:val="nil"/>
               <w:left w:val="nil"/>
-              <w:bottom w:val="single" w:sz="4" w:space="0" w:color="auto"/>
-              <w:right w:val="single" w:sz="4" w:space="0" w:color="auto"/>
+              <w:bottom w:val="single" w:color="auto" w:sz="4" w:space="0"/>
+              <w:right w:val="single" w:color="auto" w:sz="4" w:space="0"/>
             </w:tcBorders>
             <w:shd w:val="clear" w:color="auto" w:fill="FFFF00"/>
             <w:vAlign w:val="center"/>
@@ -1380,18 +1415,18 @@
             <w:pPr>
               <w:widowControl/>
               <w:spacing w:line="240" w:lineRule="auto"/>
-              <w:ind w:firstLineChars="0" w:firstLine="0"/>
-              <w:jc w:val="center"/>
-              <w:rPr>
-                <w:rFonts w:ascii="宋体" w:hAnsi="宋体" w:cs="宋体" w:hint="eastAsia"/>
-                <w:color w:val="000000"/>
-                <w:kern w:val="0"/>
-                <w:szCs w:val="24"/>
-              </w:rPr>
-            </w:pPr>
-            <w:r>
-              <w:rPr>
-                <w:rFonts w:ascii="宋体" w:hAnsi="宋体" w:cs="宋体" w:hint="eastAsia"/>
+              <w:ind w:firstLine="0" w:firstLineChars="0"/>
+              <w:jc w:val="center"/>
+              <w:rPr>
+                <w:rFonts w:hint="eastAsia" w:ascii="宋体" w:hAnsi="宋体" w:cs="宋体"/>
+                <w:color w:val="000000"/>
+                <w:kern w:val="0"/>
+                <w:szCs w:val="24"/>
+              </w:rPr>
+            </w:pPr>
+            <w:r>
+              <w:rPr>
+                <w:rFonts w:hint="eastAsia" w:ascii="宋体" w:hAnsi="宋体" w:cs="宋体"/>
                 <w:color w:val="000000"/>
                 <w:kern w:val="0"/>
                 <w:szCs w:val="24"/>
@@ -1403,18 +1438,18 @@
             <w:pPr>
               <w:widowControl/>
               <w:spacing w:line="240" w:lineRule="auto"/>
-              <w:ind w:firstLineChars="0" w:firstLine="0"/>
-              <w:jc w:val="center"/>
-              <w:rPr>
-                <w:rFonts w:ascii="宋体" w:hAnsi="宋体" w:cs="宋体" w:hint="eastAsia"/>
-                <w:color w:val="000000"/>
-                <w:kern w:val="0"/>
-                <w:szCs w:val="24"/>
-              </w:rPr>
-            </w:pPr>
-            <w:r>
-              <w:rPr>
-                <w:rFonts w:ascii="宋体" w:hAnsi="宋体" w:cs="宋体" w:hint="eastAsia"/>
+              <w:ind w:firstLine="0" w:firstLineChars="0"/>
+              <w:jc w:val="center"/>
+              <w:rPr>
+                <w:rFonts w:hint="eastAsia" w:ascii="宋体" w:hAnsi="宋体" w:cs="宋体"/>
+                <w:color w:val="000000"/>
+                <w:kern w:val="0"/>
+                <w:szCs w:val="24"/>
+              </w:rPr>
+            </w:pPr>
+            <w:r>
+              <w:rPr>
+                <w:rFonts w:hint="eastAsia" w:ascii="宋体" w:hAnsi="宋体" w:cs="宋体"/>
                 <w:color w:val="000000"/>
                 <w:kern w:val="0"/>
                 <w:szCs w:val="24"/>
@@ -1425,40 +1460,47 @@
         </w:tc>
       </w:tr>
       <w:tr>
+        <w:tblPrEx>
+          <w:tblCellMar>
+            <w:top w:w="0" w:type="dxa"/>
+            <w:left w:w="108" w:type="dxa"/>
+            <w:bottom w:w="0" w:type="dxa"/>
+            <w:right w:w="108" w:type="dxa"/>
+          </w:tblCellMar>
+        </w:tblPrEx>
         <w:trPr>
-          <w:trHeight w:val="360"/>
+          <w:trHeight w:val="360" w:hRule="atLeast"/>
         </w:trPr>
         <w:tc>
           <w:tcPr>
             <w:tcW w:w="993" w:type="dxa"/>
             <w:vMerge w:val="restart"/>
             <w:tcBorders>
-              <w:top w:val="single" w:sz="4" w:space="0" w:color="auto"/>
-              <w:left w:val="single" w:sz="4" w:space="0" w:color="auto"/>
-              <w:bottom w:val="single" w:sz="4" w:space="0" w:color="auto"/>
-              <w:right w:val="single" w:sz="4" w:space="0" w:color="auto"/>
+              <w:top w:val="single" w:color="auto" w:sz="4" w:space="0"/>
+              <w:left w:val="single" w:color="auto" w:sz="4" w:space="0"/>
+              <w:bottom w:val="single" w:color="auto" w:sz="4" w:space="0"/>
+              <w:right w:val="single" w:color="auto" w:sz="4" w:space="0"/>
             </w:tcBorders>
             <w:shd w:val="clear" w:color="auto" w:fill="auto"/>
             <w:noWrap/>
             <w:vAlign w:val="center"/>
-            <w:hideMark/>
           </w:tcPr>
           <w:p>
             <w:pPr>
               <w:widowControl/>
               <w:spacing w:line="240" w:lineRule="auto"/>
-              <w:ind w:firstLineChars="0" w:firstLine="0"/>
-              <w:jc w:val="center"/>
-              <w:rPr>
-                <w:rFonts w:ascii="宋体" w:hAnsi="宋体" w:cs="宋体" w:hint="eastAsia"/>
-                <w:color w:val="000000"/>
-                <w:kern w:val="0"/>
-                <w:szCs w:val="24"/>
-              </w:rPr>
-            </w:pPr>
-            <w:r>
-              <w:rPr>
-                <w:rFonts w:ascii="宋体" w:hAnsi="宋体" w:cs="宋体" w:hint="eastAsia"/>
+              <w:ind w:firstLine="0" w:firstLineChars="0"/>
+              <w:jc w:val="center"/>
+              <w:rPr>
+                <w:rFonts w:hint="eastAsia" w:ascii="宋体" w:hAnsi="宋体" w:cs="宋体"/>
+                <w:color w:val="000000"/>
+                <w:kern w:val="0"/>
+                <w:szCs w:val="24"/>
+              </w:rPr>
+            </w:pPr>
+            <w:r>
+              <w:rPr>
+                <w:rFonts w:hint="eastAsia" w:ascii="宋体" w:hAnsi="宋体" w:cs="宋体"/>
                 <w:color w:val="000000"/>
                 <w:kern w:val="0"/>
                 <w:szCs w:val="24"/>
@@ -1470,18 +1512,18 @@
             <w:pPr>
               <w:widowControl/>
               <w:spacing w:line="240" w:lineRule="auto"/>
-              <w:ind w:firstLineChars="0" w:firstLine="0"/>
-              <w:jc w:val="center"/>
-              <w:rPr>
-                <w:rFonts w:ascii="宋体" w:hAnsi="宋体" w:cs="宋体" w:hint="eastAsia"/>
-                <w:color w:val="000000"/>
-                <w:kern w:val="0"/>
-                <w:szCs w:val="24"/>
-              </w:rPr>
-            </w:pPr>
-            <w:r>
-              <w:rPr>
-                <w:rFonts w:ascii="宋体" w:hAnsi="宋体" w:cs="宋体" w:hint="eastAsia"/>
+              <w:ind w:firstLine="0" w:firstLineChars="0"/>
+              <w:jc w:val="center"/>
+              <w:rPr>
+                <w:rFonts w:hint="eastAsia" w:ascii="宋体" w:hAnsi="宋体" w:cs="宋体"/>
+                <w:color w:val="000000"/>
+                <w:kern w:val="0"/>
+                <w:szCs w:val="24"/>
+              </w:rPr>
+            </w:pPr>
+            <w:r>
+              <w:rPr>
+                <w:rFonts w:hint="eastAsia" w:ascii="宋体" w:hAnsi="宋体" w:cs="宋体"/>
                 <w:color w:val="000000"/>
                 <w:kern w:val="0"/>
                 <w:szCs w:val="24"/>
@@ -1496,35 +1538,67 @@
             <w:tcBorders>
               <w:top w:val="nil"/>
               <w:left w:val="nil"/>
-              <w:bottom w:val="single" w:sz="4" w:space="0" w:color="auto"/>
-              <w:right w:val="single" w:sz="4" w:space="0" w:color="auto"/>
+              <w:bottom w:val="single" w:color="auto" w:sz="4" w:space="0"/>
+              <w:right w:val="single" w:color="auto" w:sz="4" w:space="0"/>
             </w:tcBorders>
             <w:shd w:val="clear" w:color="auto" w:fill="auto"/>
             <w:noWrap/>
             <w:vAlign w:val="center"/>
-            <w:hideMark/>
           </w:tcPr>
           <w:p>
             <w:pPr>
               <w:widowControl/>
               <w:spacing w:line="240" w:lineRule="auto"/>
-              <w:ind w:firstLineChars="0" w:firstLine="0"/>
-              <w:jc w:val="center"/>
-              <w:rPr>
-                <w:rFonts w:ascii="宋体" w:hAnsi="宋体" w:cs="宋体" w:hint="eastAsia"/>
-                <w:color w:val="000000"/>
-                <w:kern w:val="0"/>
-                <w:szCs w:val="24"/>
-              </w:rPr>
-            </w:pPr>
-            <w:r>
-              <w:rPr>
-                <w:rFonts w:ascii="宋体" w:hAnsi="宋体" w:cs="宋体" w:hint="eastAsia"/>
+              <w:ind w:firstLine="0" w:firstLineChars="0"/>
+              <w:jc w:val="center"/>
+              <w:rPr>
+                <w:rFonts w:hint="eastAsia" w:ascii="宋体" w:hAnsi="宋体" w:eastAsia="宋体" w:cs="宋体"/>
+                <w:color w:val="000000"/>
+                <w:kern w:val="0"/>
+                <w:szCs w:val="24"/>
+                <w:lang w:eastAsia="zh-CN"/>
+              </w:rPr>
+            </w:pPr>
+            <w:r>
+              <w:rPr>
+                <w:rFonts w:hint="eastAsia" w:ascii="宋体" w:hAnsi="宋体" w:cs="宋体"/>
                 <w:color w:val="000000"/>
                 <w:kern w:val="0"/>
                 <w:szCs w:val="24"/>
               </w:rPr>
               <w:t>张力不均</w:t>
+            </w:r>
+            <w:r>
+              <w:rPr>
+                <w:rFonts w:hint="eastAsia" w:ascii="宋体" w:hAnsi="宋体" w:cs="宋体"/>
+                <w:color w:val="000000"/>
+                <w:kern w:val="0"/>
+                <w:szCs w:val="24"/>
+                <w:lang w:eastAsia="zh-CN"/>
+              </w:rPr>
+              <w:t>（</w:t>
+            </w:r>
+            <w:r>
+              <w:rPr>
+                <w:rFonts w:hint="eastAsia" w:ascii="宋体" w:hAnsi="宋体" w:cs="宋体"/>
+                <w:b/>
+                <w:bCs/>
+                <w:color w:val="000000"/>
+                <w:kern w:val="0"/>
+                <w:szCs w:val="24"/>
+                <w:lang w:val="en-US" w:eastAsia="zh-CN"/>
+              </w:rPr>
+              <w:t>不行</w:t>
+            </w:r>
+            <w:r>
+              <w:rPr>
+                <w:rFonts w:hint="eastAsia" w:ascii="宋体" w:hAnsi="宋体" w:cs="宋体"/>
+                <w:color w:val="000000"/>
+                <w:kern w:val="0"/>
+                <w:szCs w:val="24"/>
+                <w:lang w:eastAsia="zh-CN"/>
+              </w:rPr>
+              <w:t>）</w:t>
             </w:r>
           </w:p>
         </w:tc>
@@ -1534,35 +1608,34 @@
             <w:tcBorders>
               <w:top w:val="nil"/>
               <w:left w:val="nil"/>
-              <w:bottom w:val="single" w:sz="4" w:space="0" w:color="auto"/>
-              <w:right w:val="single" w:sz="4" w:space="0" w:color="auto"/>
+              <w:bottom w:val="single" w:color="auto" w:sz="4" w:space="0"/>
+              <w:right w:val="single" w:color="auto" w:sz="4" w:space="0"/>
             </w:tcBorders>
             <w:shd w:val="clear" w:color="auto" w:fill="auto"/>
             <w:noWrap/>
             <w:vAlign w:val="center"/>
-            <w:hideMark/>
           </w:tcPr>
           <w:p>
             <w:pPr>
               <w:widowControl/>
               <w:spacing w:line="240" w:lineRule="auto"/>
-              <w:ind w:firstLineChars="0" w:firstLine="0"/>
-              <w:jc w:val="center"/>
-              <w:rPr>
-                <w:rFonts w:ascii="宋体" w:hAnsi="宋体" w:cs="宋体" w:hint="eastAsia"/>
-                <w:color w:val="000000"/>
-                <w:kern w:val="0"/>
-                <w:szCs w:val="24"/>
-              </w:rPr>
-            </w:pPr>
-            <w:r>
-              <w:rPr>
-                <w:rFonts w:ascii="宋体" w:hAnsi="宋体" w:cs="宋体" w:hint="eastAsia"/>
-                <w:color w:val="000000"/>
-                <w:kern w:val="0"/>
-                <w:szCs w:val="24"/>
-              </w:rPr>
-              <w:t>钢丝绳伸长、张力不均</w:t>
+              <w:ind w:firstLine="0" w:firstLineChars="0"/>
+              <w:jc w:val="center"/>
+              <w:rPr>
+                <w:rFonts w:hint="eastAsia" w:ascii="宋体" w:hAnsi="宋体" w:cs="宋体"/>
+                <w:color w:val="000000"/>
+                <w:kern w:val="0"/>
+                <w:szCs w:val="24"/>
+              </w:rPr>
+            </w:pPr>
+            <w:r>
+              <w:rPr>
+                <w:rFonts w:hint="eastAsia" w:ascii="宋体" w:hAnsi="宋体" w:cs="宋体"/>
+                <w:color w:val="000000"/>
+                <w:kern w:val="0"/>
+                <w:szCs w:val="24"/>
+              </w:rPr>
+              <w:t>钢丝绳伸长/松动、张力不均</w:t>
             </w:r>
           </w:p>
         </w:tc>
@@ -1572,8 +1645,8 @@
             <w:tcBorders>
               <w:top w:val="nil"/>
               <w:left w:val="nil"/>
-              <w:bottom w:val="single" w:sz="4" w:space="0" w:color="auto"/>
-              <w:right w:val="single" w:sz="4" w:space="0" w:color="auto"/>
+              <w:bottom w:val="single" w:color="auto" w:sz="4" w:space="0"/>
+              <w:right w:val="single" w:color="auto" w:sz="4" w:space="0"/>
             </w:tcBorders>
             <w:shd w:val="clear" w:color="auto" w:fill="FF0000"/>
             <w:noWrap/>
@@ -1583,10 +1656,10 @@
             <w:pPr>
               <w:widowControl/>
               <w:spacing w:line="240" w:lineRule="auto"/>
-              <w:ind w:firstLineChars="0" w:firstLine="0"/>
-              <w:jc w:val="center"/>
-              <w:rPr>
-                <w:rFonts w:ascii="宋体" w:hAnsi="宋体" w:cs="宋体" w:hint="eastAsia"/>
+              <w:ind w:firstLine="0" w:firstLineChars="0"/>
+              <w:jc w:val="center"/>
+              <w:rPr>
+                <w:rFonts w:hint="eastAsia" w:ascii="宋体" w:hAnsi="宋体" w:cs="宋体"/>
                 <w:b/>
                 <w:bCs/>
                 <w:color w:val="000000"/>
@@ -1596,7 +1669,7 @@
             </w:pPr>
             <w:r>
               <w:rPr>
-                <w:rFonts w:ascii="宋体" w:hAnsi="宋体" w:cs="宋体" w:hint="eastAsia"/>
+                <w:rFonts w:hint="eastAsia" w:ascii="宋体" w:hAnsi="宋体" w:cs="宋体"/>
                 <w:b/>
                 <w:bCs/>
                 <w:color w:val="000000"/>
@@ -1613,8 +1686,8 @@
             <w:tcBorders>
               <w:top w:val="nil"/>
               <w:left w:val="nil"/>
-              <w:bottom w:val="single" w:sz="4" w:space="0" w:color="auto"/>
-              <w:right w:val="single" w:sz="4" w:space="0" w:color="auto"/>
+              <w:bottom w:val="single" w:color="auto" w:sz="4" w:space="0"/>
+              <w:right w:val="single" w:color="auto" w:sz="4" w:space="0"/>
             </w:tcBorders>
             <w:shd w:val="clear" w:color="auto" w:fill="auto"/>
             <w:noWrap/>
@@ -1624,10 +1697,10 @@
             <w:pPr>
               <w:widowControl/>
               <w:spacing w:line="240" w:lineRule="auto"/>
-              <w:ind w:firstLineChars="0" w:firstLine="0"/>
-              <w:jc w:val="center"/>
-              <w:rPr>
-                <w:rFonts w:ascii="宋体" w:hAnsi="宋体" w:cs="宋体" w:hint="eastAsia"/>
+              <w:ind w:firstLine="0" w:firstLineChars="0"/>
+              <w:jc w:val="center"/>
+              <w:rPr>
+                <w:rFonts w:hint="eastAsia" w:ascii="宋体" w:hAnsi="宋体" w:cs="宋体"/>
                 <w:color w:val="000000"/>
                 <w:kern w:val="0"/>
                 <w:szCs w:val="24"/>
@@ -1641,8 +1714,8 @@
             <w:tcBorders>
               <w:top w:val="nil"/>
               <w:left w:val="nil"/>
-              <w:bottom w:val="single" w:sz="4" w:space="0" w:color="auto"/>
-              <w:right w:val="single" w:sz="4" w:space="0" w:color="auto"/>
+              <w:bottom w:val="single" w:color="auto" w:sz="4" w:space="0"/>
+              <w:right w:val="single" w:color="auto" w:sz="4" w:space="0"/>
             </w:tcBorders>
             <w:shd w:val="clear" w:color="auto" w:fill="FFFF00"/>
             <w:vAlign w:val="center"/>
@@ -1651,18 +1724,18 @@
             <w:pPr>
               <w:widowControl/>
               <w:spacing w:line="240" w:lineRule="auto"/>
-              <w:ind w:firstLineChars="0" w:firstLine="0"/>
-              <w:jc w:val="center"/>
-              <w:rPr>
-                <w:rFonts w:ascii="宋体" w:hAnsi="宋体" w:cs="宋体" w:hint="eastAsia"/>
-                <w:color w:val="000000"/>
-                <w:kern w:val="0"/>
-                <w:szCs w:val="24"/>
-              </w:rPr>
-            </w:pPr>
-            <w:r>
-              <w:rPr>
-                <w:rFonts w:ascii="宋体" w:hAnsi="宋体" w:cs="宋体" w:hint="eastAsia"/>
+              <w:ind w:firstLine="0" w:firstLineChars="0"/>
+              <w:jc w:val="center"/>
+              <w:rPr>
+                <w:rFonts w:hint="eastAsia" w:ascii="宋体" w:hAnsi="宋体" w:cs="宋体"/>
+                <w:color w:val="000000"/>
+                <w:kern w:val="0"/>
+                <w:szCs w:val="24"/>
+              </w:rPr>
+            </w:pPr>
+            <w:r>
+              <w:rPr>
+                <w:rFonts w:hint="eastAsia" w:ascii="宋体" w:hAnsi="宋体" w:cs="宋体"/>
                 <w:color w:val="000000"/>
                 <w:kern w:val="0"/>
                 <w:szCs w:val="24"/>
@@ -1674,18 +1747,18 @@
             <w:pPr>
               <w:widowControl/>
               <w:spacing w:line="240" w:lineRule="auto"/>
-              <w:ind w:firstLineChars="0" w:firstLine="0"/>
-              <w:jc w:val="center"/>
-              <w:rPr>
-                <w:rFonts w:ascii="宋体" w:hAnsi="宋体" w:cs="宋体" w:hint="eastAsia"/>
-                <w:color w:val="000000"/>
-                <w:kern w:val="0"/>
-                <w:szCs w:val="24"/>
-              </w:rPr>
-            </w:pPr>
-            <w:r>
-              <w:rPr>
-                <w:rFonts w:ascii="宋体" w:hAnsi="宋体" w:cs="宋体" w:hint="eastAsia"/>
+              <w:ind w:firstLine="0" w:firstLineChars="0"/>
+              <w:jc w:val="center"/>
+              <w:rPr>
+                <w:rFonts w:hint="eastAsia" w:ascii="宋体" w:hAnsi="宋体" w:cs="宋体"/>
+                <w:color w:val="000000"/>
+                <w:kern w:val="0"/>
+                <w:szCs w:val="24"/>
+              </w:rPr>
+            </w:pPr>
+            <w:r>
+              <w:rPr>
+                <w:rFonts w:hint="eastAsia" w:ascii="宋体" w:hAnsi="宋体" w:cs="宋体"/>
                 <w:color w:val="000000"/>
                 <w:kern w:val="0"/>
                 <w:szCs w:val="24"/>
@@ -1696,31 +1769,38 @@
         </w:tc>
       </w:tr>
       <w:tr>
+        <w:tblPrEx>
+          <w:tblCellMar>
+            <w:top w:w="0" w:type="dxa"/>
+            <w:left w:w="108" w:type="dxa"/>
+            <w:bottom w:w="0" w:type="dxa"/>
+            <w:right w:w="108" w:type="dxa"/>
+          </w:tblCellMar>
+        </w:tblPrEx>
         <w:trPr>
-          <w:trHeight w:val="360"/>
+          <w:trHeight w:val="930" w:hRule="atLeast"/>
         </w:trPr>
         <w:tc>
           <w:tcPr>
             <w:tcW w:w="993" w:type="dxa"/>
-            <w:vMerge/>
+            <w:vMerge w:val="continue"/>
             <w:tcBorders>
-              <w:top w:val="single" w:sz="4" w:space="0" w:color="auto"/>
-              <w:left w:val="single" w:sz="4" w:space="0" w:color="auto"/>
-              <w:bottom w:val="single" w:sz="4" w:space="0" w:color="auto"/>
-              <w:right w:val="single" w:sz="4" w:space="0" w:color="auto"/>
+              <w:top w:val="single" w:color="auto" w:sz="4" w:space="0"/>
+              <w:left w:val="single" w:color="auto" w:sz="4" w:space="0"/>
+              <w:bottom w:val="single" w:color="auto" w:sz="4" w:space="0"/>
+              <w:right w:val="single" w:color="auto" w:sz="4" w:space="0"/>
             </w:tcBorders>
             <w:shd w:val="clear" w:color="auto" w:fill="auto"/>
             <w:vAlign w:val="center"/>
-            <w:hideMark/>
           </w:tcPr>
           <w:p>
             <w:pPr>
               <w:widowControl/>
               <w:spacing w:line="240" w:lineRule="auto"/>
-              <w:ind w:firstLineChars="0" w:firstLine="0"/>
+              <w:ind w:firstLine="0" w:firstLineChars="0"/>
               <w:jc w:val="left"/>
               <w:rPr>
-                <w:rFonts w:ascii="宋体" w:hAnsi="宋体" w:cs="宋体" w:hint="eastAsia"/>
+                <w:rFonts w:hint="eastAsia" w:ascii="宋体" w:hAnsi="宋体" w:cs="宋体"/>
                 <w:color w:val="000000"/>
                 <w:kern w:val="0"/>
                 <w:szCs w:val="24"/>
@@ -1734,35 +1814,54 @@
             <w:tcBorders>
               <w:top w:val="nil"/>
               <w:left w:val="nil"/>
-              <w:bottom w:val="single" w:sz="4" w:space="0" w:color="auto"/>
-              <w:right w:val="single" w:sz="4" w:space="0" w:color="auto"/>
+              <w:bottom w:val="single" w:color="auto" w:sz="4" w:space="0"/>
+              <w:right w:val="single" w:color="auto" w:sz="4" w:space="0"/>
             </w:tcBorders>
             <w:shd w:val="clear" w:color="auto" w:fill="auto"/>
             <w:noWrap/>
             <w:vAlign w:val="center"/>
-            <w:hideMark/>
           </w:tcPr>
           <w:p>
             <w:pPr>
               <w:widowControl/>
               <w:spacing w:line="240" w:lineRule="auto"/>
-              <w:ind w:firstLineChars="0" w:firstLine="0"/>
-              <w:jc w:val="center"/>
-              <w:rPr>
-                <w:rFonts w:ascii="宋体" w:hAnsi="宋体" w:cs="宋体" w:hint="eastAsia"/>
-                <w:color w:val="000000"/>
-                <w:kern w:val="0"/>
-                <w:szCs w:val="24"/>
-              </w:rPr>
-            </w:pPr>
-            <w:r>
-              <w:rPr>
-                <w:rFonts w:ascii="宋体" w:hAnsi="宋体" w:cs="宋体" w:hint="eastAsia"/>
-                <w:color w:val="000000"/>
-                <w:kern w:val="0"/>
-                <w:szCs w:val="24"/>
-              </w:rPr>
-              <w:t>打滑</w:t>
+              <w:ind w:firstLine="0" w:firstLineChars="0"/>
+              <w:jc w:val="center"/>
+              <w:rPr>
+                <w:rFonts w:hint="eastAsia" w:ascii="宋体" w:hAnsi="宋体" w:cs="宋体"/>
+                <w:color w:val="000000"/>
+                <w:kern w:val="0"/>
+                <w:szCs w:val="24"/>
+              </w:rPr>
+            </w:pPr>
+            <w:r>
+              <w:rPr>
+                <w:rFonts w:hint="eastAsia" w:ascii="宋体" w:hAnsi="宋体" w:cs="宋体"/>
+                <w:color w:val="000000"/>
+                <w:kern w:val="0"/>
+                <w:szCs w:val="24"/>
+              </w:rPr>
+              <w:t>打滑（</w:t>
+            </w:r>
+            <w:r>
+              <w:rPr>
+                <w:rFonts w:hint="eastAsia" w:ascii="宋体" w:hAnsi="宋体" w:cs="宋体"/>
+                <w:b/>
+                <w:bCs/>
+                <w:color w:val="000000"/>
+                <w:kern w:val="0"/>
+                <w:szCs w:val="24"/>
+              </w:rPr>
+              <w:t>不行</w:t>
+            </w:r>
+            <w:r>
+              <w:rPr>
+                <w:rFonts w:hint="eastAsia" w:ascii="宋体" w:hAnsi="宋体" w:cs="宋体"/>
+                <w:color w:val="000000"/>
+                <w:kern w:val="0"/>
+                <w:szCs w:val="24"/>
+              </w:rPr>
+              <w:t>）</w:t>
             </w:r>
           </w:p>
         </w:tc>
@@ -1772,30 +1871,29 @@
             <w:tcBorders>
               <w:top w:val="nil"/>
               <w:left w:val="nil"/>
-              <w:bottom w:val="single" w:sz="4" w:space="0" w:color="auto"/>
-              <w:right w:val="single" w:sz="4" w:space="0" w:color="auto"/>
+              <w:bottom w:val="single" w:color="auto" w:sz="4" w:space="0"/>
+              <w:right w:val="single" w:color="auto" w:sz="4" w:space="0"/>
             </w:tcBorders>
             <w:shd w:val="clear" w:color="auto" w:fill="auto"/>
             <w:noWrap/>
             <w:vAlign w:val="center"/>
-            <w:hideMark/>
           </w:tcPr>
           <w:p>
             <w:pPr>
               <w:widowControl/>
               <w:spacing w:line="240" w:lineRule="auto"/>
-              <w:ind w:firstLineChars="0" w:firstLine="0"/>
-              <w:jc w:val="center"/>
-              <w:rPr>
-                <w:rFonts w:ascii="宋体" w:hAnsi="宋体" w:cs="宋体" w:hint="eastAsia"/>
-                <w:color w:val="000000"/>
-                <w:kern w:val="0"/>
-                <w:szCs w:val="24"/>
-              </w:rPr>
-            </w:pPr>
-            <w:r>
-              <w:rPr>
-                <w:rFonts w:ascii="宋体" w:hAnsi="宋体" w:cs="宋体" w:hint="eastAsia"/>
+              <w:ind w:firstLine="0" w:firstLineChars="0"/>
+              <w:jc w:val="center"/>
+              <w:rPr>
+                <w:rFonts w:hint="eastAsia" w:ascii="宋体" w:hAnsi="宋体" w:cs="宋体"/>
+                <w:color w:val="000000"/>
+                <w:kern w:val="0"/>
+                <w:szCs w:val="24"/>
+              </w:rPr>
+            </w:pPr>
+            <w:r>
+              <w:rPr>
+                <w:rFonts w:hint="eastAsia" w:ascii="宋体" w:hAnsi="宋体" w:cs="宋体"/>
                 <w:color w:val="000000"/>
                 <w:kern w:val="0"/>
                 <w:szCs w:val="24"/>
@@ -1810,8 +1908,8 @@
             <w:tcBorders>
               <w:top w:val="nil"/>
               <w:left w:val="nil"/>
-              <w:bottom w:val="single" w:sz="4" w:space="0" w:color="auto"/>
-              <w:right w:val="single" w:sz="4" w:space="0" w:color="auto"/>
+              <w:bottom w:val="single" w:color="auto" w:sz="4" w:space="0"/>
+              <w:right w:val="single" w:color="auto" w:sz="4" w:space="0"/>
             </w:tcBorders>
             <w:shd w:val="clear" w:color="auto" w:fill="FF0000"/>
             <w:noWrap/>
@@ -1821,10 +1919,10 @@
             <w:pPr>
               <w:widowControl/>
               <w:spacing w:line="240" w:lineRule="auto"/>
-              <w:ind w:firstLineChars="0" w:firstLine="0"/>
-              <w:jc w:val="center"/>
-              <w:rPr>
-                <w:rFonts w:ascii="宋体" w:hAnsi="宋体" w:cs="宋体" w:hint="eastAsia"/>
+              <w:ind w:firstLine="0" w:firstLineChars="0"/>
+              <w:jc w:val="center"/>
+              <w:rPr>
+                <w:rFonts w:hint="eastAsia" w:ascii="宋体" w:hAnsi="宋体" w:cs="宋体"/>
                 <w:b/>
                 <w:bCs/>
                 <w:color w:val="000000"/>
@@ -1834,7 +1932,7 @@
             </w:pPr>
             <w:r>
               <w:rPr>
-                <w:rFonts w:ascii="宋体" w:hAnsi="宋体" w:cs="宋体" w:hint="eastAsia"/>
+                <w:rFonts w:hint="eastAsia" w:ascii="宋体" w:hAnsi="宋体" w:cs="宋体"/>
                 <w:b/>
                 <w:bCs/>
                 <w:color w:val="000000"/>
@@ -1851,8 +1949,8 @@
             <w:tcBorders>
               <w:top w:val="nil"/>
               <w:left w:val="nil"/>
-              <w:bottom w:val="single" w:sz="4" w:space="0" w:color="auto"/>
-              <w:right w:val="single" w:sz="4" w:space="0" w:color="auto"/>
+              <w:bottom w:val="single" w:color="auto" w:sz="4" w:space="0"/>
+              <w:right w:val="single" w:color="auto" w:sz="4" w:space="0"/>
             </w:tcBorders>
             <w:shd w:val="clear" w:color="auto" w:fill="auto"/>
             <w:noWrap/>
@@ -1862,32 +1960,23 @@
             <w:pPr>
               <w:widowControl/>
               <w:spacing w:line="240" w:lineRule="auto"/>
-              <w:ind w:firstLineChars="0" w:firstLine="0"/>
-              <w:jc w:val="center"/>
-              <w:rPr>
-                <w:rFonts w:ascii="宋体" w:hAnsi="宋体" w:cs="宋体" w:hint="eastAsia"/>
-                <w:color w:val="000000"/>
-                <w:kern w:val="0"/>
-                <w:szCs w:val="24"/>
-              </w:rPr>
-            </w:pPr>
-            <w:r>
-              <w:rPr>
-                <w:rFonts w:ascii="宋体" w:hAnsi="宋体" w:cs="宋体" w:hint="eastAsia"/>
-                <w:color w:val="000000"/>
-                <w:kern w:val="0"/>
-                <w:szCs w:val="24"/>
-              </w:rPr>
-              <w:t>要</w:t>
-            </w:r>
-            <w:r>
-              <w:rPr>
-                <w:rFonts w:ascii="宋体" w:hAnsi="宋体" w:cs="宋体" w:hint="eastAsia"/>
-                <w:color w:val="000000"/>
-                <w:kern w:val="0"/>
-                <w:szCs w:val="24"/>
-              </w:rPr>
-              <w:t>编码器（测转速差）</w:t>
+              <w:ind w:firstLine="0" w:firstLineChars="0"/>
+              <w:jc w:val="center"/>
+              <w:rPr>
+                <w:rFonts w:hint="eastAsia" w:ascii="宋体" w:hAnsi="宋体" w:cs="宋体"/>
+                <w:color w:val="000000"/>
+                <w:kern w:val="0"/>
+                <w:szCs w:val="24"/>
+              </w:rPr>
+            </w:pPr>
+            <w:r>
+              <w:rPr>
+                <w:rFonts w:hint="eastAsia" w:ascii="宋体" w:hAnsi="宋体" w:cs="宋体"/>
+                <w:color w:val="000000"/>
+                <w:kern w:val="0"/>
+                <w:szCs w:val="24"/>
+              </w:rPr>
+              <w:t>要编码器（测转速差）</w:t>
             </w:r>
           </w:p>
         </w:tc>
@@ -1897,8 +1986,8 @@
             <w:tcBorders>
               <w:top w:val="nil"/>
               <w:left w:val="nil"/>
-              <w:bottom w:val="single" w:sz="4" w:space="0" w:color="auto"/>
-              <w:right w:val="single" w:sz="4" w:space="0" w:color="auto"/>
+              <w:bottom w:val="single" w:color="auto" w:sz="4" w:space="0"/>
+              <w:right w:val="single" w:color="auto" w:sz="4" w:space="0"/>
             </w:tcBorders>
             <w:shd w:val="clear" w:color="auto" w:fill="FFFF00"/>
             <w:vAlign w:val="center"/>
@@ -1907,18 +1996,18 @@
             <w:pPr>
               <w:widowControl/>
               <w:spacing w:line="240" w:lineRule="auto"/>
-              <w:ind w:firstLineChars="0" w:firstLine="0"/>
-              <w:jc w:val="center"/>
-              <w:rPr>
-                <w:rFonts w:ascii="宋体" w:hAnsi="宋体" w:cs="宋体" w:hint="eastAsia"/>
-                <w:color w:val="000000"/>
-                <w:kern w:val="0"/>
-                <w:szCs w:val="24"/>
-              </w:rPr>
-            </w:pPr>
-            <w:r>
-              <w:rPr>
-                <w:rFonts w:ascii="宋体" w:hAnsi="宋体" w:cs="宋体" w:hint="eastAsia"/>
+              <w:ind w:firstLine="0" w:firstLineChars="0"/>
+              <w:jc w:val="center"/>
+              <w:rPr>
+                <w:rFonts w:hint="eastAsia" w:ascii="宋体" w:hAnsi="宋体" w:cs="宋体"/>
+                <w:color w:val="000000"/>
+                <w:kern w:val="0"/>
+                <w:szCs w:val="24"/>
+              </w:rPr>
+            </w:pPr>
+            <w:r>
+              <w:rPr>
+                <w:rFonts w:hint="eastAsia" w:ascii="宋体" w:hAnsi="宋体" w:cs="宋体"/>
                 <w:color w:val="000000"/>
                 <w:kern w:val="0"/>
                 <w:szCs w:val="24"/>
@@ -1929,31 +2018,38 @@
         </w:tc>
       </w:tr>
       <w:tr>
+        <w:tblPrEx>
+          <w:tblCellMar>
+            <w:top w:w="0" w:type="dxa"/>
+            <w:left w:w="108" w:type="dxa"/>
+            <w:bottom w:w="0" w:type="dxa"/>
+            <w:right w:w="108" w:type="dxa"/>
+          </w:tblCellMar>
+        </w:tblPrEx>
         <w:trPr>
-          <w:trHeight w:val="360"/>
+          <w:trHeight w:val="360" w:hRule="atLeast"/>
         </w:trPr>
         <w:tc>
           <w:tcPr>
             <w:tcW w:w="993" w:type="dxa"/>
-            <w:vMerge/>
+            <w:vMerge w:val="continue"/>
             <w:tcBorders>
-              <w:top w:val="single" w:sz="4" w:space="0" w:color="auto"/>
-              <w:left w:val="single" w:sz="4" w:space="0" w:color="auto"/>
-              <w:bottom w:val="single" w:sz="4" w:space="0" w:color="auto"/>
-              <w:right w:val="single" w:sz="4" w:space="0" w:color="auto"/>
+              <w:top w:val="single" w:color="auto" w:sz="4" w:space="0"/>
+              <w:left w:val="single" w:color="auto" w:sz="4" w:space="0"/>
+              <w:bottom w:val="single" w:color="auto" w:sz="4" w:space="0"/>
+              <w:right w:val="single" w:color="auto" w:sz="4" w:space="0"/>
             </w:tcBorders>
             <w:shd w:val="clear" w:color="auto" w:fill="auto"/>
             <w:vAlign w:val="center"/>
-            <w:hideMark/>
           </w:tcPr>
           <w:p>
             <w:pPr>
               <w:widowControl/>
               <w:spacing w:line="240" w:lineRule="auto"/>
-              <w:ind w:firstLineChars="0" w:firstLine="0"/>
+              <w:ind w:firstLine="0" w:firstLineChars="0"/>
               <w:jc w:val="left"/>
               <w:rPr>
-                <w:rFonts w:ascii="宋体" w:hAnsi="宋体" w:cs="宋体" w:hint="eastAsia"/>
+                <w:rFonts w:hint="eastAsia" w:ascii="宋体" w:hAnsi="宋体" w:cs="宋体"/>
                 <w:color w:val="000000"/>
                 <w:kern w:val="0"/>
                 <w:szCs w:val="24"/>
@@ -1967,30 +2063,29 @@
             <w:tcBorders>
               <w:top w:val="nil"/>
               <w:left w:val="nil"/>
-              <w:bottom w:val="single" w:sz="4" w:space="0" w:color="auto"/>
-              <w:right w:val="single" w:sz="4" w:space="0" w:color="auto"/>
+              <w:bottom w:val="single" w:color="auto" w:sz="4" w:space="0"/>
+              <w:right w:val="single" w:color="auto" w:sz="4" w:space="0"/>
             </w:tcBorders>
             <w:shd w:val="clear" w:color="auto" w:fill="auto"/>
             <w:noWrap/>
             <w:vAlign w:val="center"/>
-            <w:hideMark/>
           </w:tcPr>
           <w:p>
             <w:pPr>
               <w:widowControl/>
               <w:spacing w:line="240" w:lineRule="auto"/>
-              <w:ind w:firstLineChars="0" w:firstLine="0"/>
-              <w:jc w:val="center"/>
-              <w:rPr>
-                <w:rFonts w:ascii="宋体" w:hAnsi="宋体" w:cs="宋体" w:hint="eastAsia"/>
-                <w:color w:val="000000"/>
-                <w:kern w:val="0"/>
-                <w:szCs w:val="24"/>
-              </w:rPr>
-            </w:pPr>
-            <w:r>
-              <w:rPr>
-                <w:rFonts w:ascii="宋体" w:hAnsi="宋体" w:cs="宋体" w:hint="eastAsia"/>
+              <w:ind w:firstLine="0" w:firstLineChars="0"/>
+              <w:jc w:val="center"/>
+              <w:rPr>
+                <w:rFonts w:hint="eastAsia" w:ascii="宋体" w:hAnsi="宋体" w:cs="宋体"/>
+                <w:color w:val="000000"/>
+                <w:kern w:val="0"/>
+                <w:szCs w:val="24"/>
+              </w:rPr>
+            </w:pPr>
+            <w:r>
+              <w:rPr>
+                <w:rFonts w:hint="eastAsia" w:ascii="宋体" w:hAnsi="宋体" w:cs="宋体"/>
                 <w:color w:val="000000"/>
                 <w:kern w:val="0"/>
                 <w:szCs w:val="24"/>
@@ -2005,30 +2100,29 @@
             <w:tcBorders>
               <w:top w:val="nil"/>
               <w:left w:val="nil"/>
-              <w:bottom w:val="single" w:sz="4" w:space="0" w:color="auto"/>
-              <w:right w:val="single" w:sz="4" w:space="0" w:color="auto"/>
+              <w:bottom w:val="single" w:color="auto" w:sz="4" w:space="0"/>
+              <w:right w:val="single" w:color="auto" w:sz="4" w:space="0"/>
             </w:tcBorders>
             <w:shd w:val="clear" w:color="auto" w:fill="auto"/>
             <w:noWrap/>
             <w:vAlign w:val="center"/>
-            <w:hideMark/>
           </w:tcPr>
           <w:p>
             <w:pPr>
               <w:widowControl/>
               <w:spacing w:line="240" w:lineRule="auto"/>
-              <w:ind w:firstLineChars="0" w:firstLine="0"/>
-              <w:jc w:val="center"/>
-              <w:rPr>
-                <w:rFonts w:ascii="宋体" w:hAnsi="宋体" w:cs="宋体" w:hint="eastAsia"/>
-                <w:color w:val="000000"/>
-                <w:kern w:val="0"/>
-                <w:szCs w:val="24"/>
-              </w:rPr>
-            </w:pPr>
-            <w:r>
-              <w:rPr>
-                <w:rFonts w:ascii="宋体" w:hAnsi="宋体" w:cs="宋体" w:hint="eastAsia"/>
+              <w:ind w:firstLine="0" w:firstLineChars="0"/>
+              <w:jc w:val="center"/>
+              <w:rPr>
+                <w:rFonts w:hint="eastAsia" w:ascii="宋体" w:hAnsi="宋体" w:cs="宋体"/>
+                <w:color w:val="000000"/>
+                <w:kern w:val="0"/>
+                <w:szCs w:val="24"/>
+              </w:rPr>
+            </w:pPr>
+            <w:r>
+              <w:rPr>
+                <w:rFonts w:hint="eastAsia" w:ascii="宋体" w:hAnsi="宋体" w:cs="宋体"/>
                 <w:color w:val="000000"/>
                 <w:kern w:val="0"/>
                 <w:szCs w:val="24"/>
@@ -2043,10 +2137,10 @@
             <w:tcBorders>
               <w:top w:val="nil"/>
               <w:left w:val="nil"/>
-              <w:bottom w:val="single" w:sz="4" w:space="0" w:color="auto"/>
-              <w:right w:val="single" w:sz="4" w:space="0" w:color="auto"/>
+              <w:bottom w:val="single" w:color="auto" w:sz="4" w:space="0"/>
+              <w:right w:val="single" w:color="auto" w:sz="4" w:space="0"/>
             </w:tcBorders>
-            <w:shd w:val="clear" w:color="auto" w:fill="FF0000"/>
+            <w:shd w:val="clear" w:color="auto" w:fill="FFFFFF" w:themeFill="background1"/>
             <w:noWrap/>
             <w:vAlign w:val="center"/>
           </w:tcPr>
@@ -2054,10 +2148,10 @@
             <w:pPr>
               <w:widowControl/>
               <w:spacing w:line="240" w:lineRule="auto"/>
-              <w:ind w:firstLineChars="0" w:firstLine="0"/>
-              <w:jc w:val="center"/>
-              <w:rPr>
-                <w:rFonts w:ascii="宋体" w:hAnsi="宋体" w:cs="宋体" w:hint="eastAsia"/>
+              <w:ind w:firstLine="0" w:firstLineChars="0"/>
+              <w:jc w:val="center"/>
+              <w:rPr>
+                <w:rFonts w:hint="eastAsia" w:ascii="宋体" w:hAnsi="宋体" w:cs="宋体"/>
                 <w:b/>
                 <w:bCs/>
                 <w:color w:val="000000"/>
@@ -2067,7 +2161,7 @@
             </w:pPr>
             <w:r>
               <w:rPr>
-                <w:rFonts w:ascii="宋体" w:hAnsi="宋体" w:cs="宋体" w:hint="eastAsia"/>
+                <w:rFonts w:hint="eastAsia" w:ascii="宋体" w:hAnsi="宋体" w:cs="宋体"/>
                 <w:b/>
                 <w:bCs/>
                 <w:color w:val="000000"/>
@@ -2084,8 +2178,8 @@
             <w:tcBorders>
               <w:top w:val="nil"/>
               <w:left w:val="nil"/>
-              <w:bottom w:val="single" w:sz="4" w:space="0" w:color="auto"/>
-              <w:right w:val="single" w:sz="4" w:space="0" w:color="auto"/>
+              <w:bottom w:val="single" w:color="auto" w:sz="4" w:space="0"/>
+              <w:right w:val="single" w:color="auto" w:sz="4" w:space="0"/>
             </w:tcBorders>
             <w:shd w:val="clear" w:color="auto" w:fill="auto"/>
             <w:noWrap/>
@@ -2095,32 +2189,23 @@
             <w:pPr>
               <w:widowControl/>
               <w:spacing w:line="240" w:lineRule="auto"/>
-              <w:ind w:firstLineChars="0" w:firstLine="0"/>
-              <w:jc w:val="center"/>
-              <w:rPr>
-                <w:rFonts w:ascii="宋体" w:hAnsi="宋体" w:cs="宋体" w:hint="eastAsia"/>
-                <w:color w:val="000000"/>
-                <w:kern w:val="0"/>
-                <w:szCs w:val="24"/>
-              </w:rPr>
-            </w:pPr>
-            <w:r>
-              <w:rPr>
-                <w:rFonts w:ascii="宋体" w:hAnsi="宋体" w:cs="宋体" w:hint="eastAsia"/>
-                <w:color w:val="000000"/>
-                <w:kern w:val="0"/>
-                <w:szCs w:val="24"/>
-              </w:rPr>
-              <w:t>要</w:t>
-            </w:r>
-            <w:r>
-              <w:rPr>
-                <w:rFonts w:ascii="宋体" w:hAnsi="宋体" w:cs="宋体" w:hint="eastAsia"/>
-                <w:color w:val="000000"/>
-                <w:kern w:val="0"/>
-                <w:szCs w:val="24"/>
-              </w:rPr>
-              <w:t>电导率监测</w:t>
+              <w:ind w:firstLine="0" w:firstLineChars="0"/>
+              <w:jc w:val="center"/>
+              <w:rPr>
+                <w:rFonts w:hint="eastAsia" w:ascii="宋体" w:hAnsi="宋体" w:cs="宋体"/>
+                <w:color w:val="000000"/>
+                <w:kern w:val="0"/>
+                <w:szCs w:val="24"/>
+              </w:rPr>
+            </w:pPr>
+            <w:r>
+              <w:rPr>
+                <w:rFonts w:hint="eastAsia" w:ascii="宋体" w:hAnsi="宋体" w:cs="宋体"/>
+                <w:color w:val="000000"/>
+                <w:kern w:val="0"/>
+                <w:szCs w:val="24"/>
+              </w:rPr>
+              <w:t>要电导率监测</w:t>
             </w:r>
           </w:p>
         </w:tc>
@@ -2130,8 +2215,8 @@
             <w:tcBorders>
               <w:top w:val="nil"/>
               <w:left w:val="nil"/>
-              <w:bottom w:val="single" w:sz="4" w:space="0" w:color="auto"/>
-              <w:right w:val="single" w:sz="4" w:space="0" w:color="auto"/>
+              <w:bottom w:val="single" w:color="auto" w:sz="4" w:space="0"/>
+              <w:right w:val="single" w:color="auto" w:sz="4" w:space="0"/>
             </w:tcBorders>
             <w:shd w:val="clear" w:color="auto" w:fill="FFFF00"/>
             <w:vAlign w:val="center"/>
@@ -2140,18 +2225,28 @@
             <w:pPr>
               <w:widowControl/>
               <w:spacing w:line="240" w:lineRule="auto"/>
-              <w:ind w:firstLineChars="0" w:firstLine="0"/>
-              <w:jc w:val="center"/>
-              <w:rPr>
-                <w:rFonts w:ascii="宋体" w:hAnsi="宋体" w:cs="宋体" w:hint="eastAsia"/>
-                <w:color w:val="000000"/>
-                <w:kern w:val="0"/>
-                <w:szCs w:val="24"/>
-              </w:rPr>
-            </w:pPr>
-            <w:r>
-              <w:rPr>
-                <w:rFonts w:ascii="宋体" w:hAnsi="宋体" w:cs="宋体" w:hint="eastAsia"/>
+              <w:ind w:firstLine="0" w:firstLineChars="0"/>
+              <w:jc w:val="center"/>
+              <w:rPr>
+                <w:rFonts w:hint="eastAsia" w:ascii="宋体" w:hAnsi="宋体" w:cs="宋体"/>
+                <w:color w:val="000000"/>
+                <w:kern w:val="0"/>
+                <w:szCs w:val="24"/>
+              </w:rPr>
+            </w:pPr>
+            <w:r>
+              <w:rPr>
+                <w:rFonts w:hint="eastAsia" w:ascii="宋体" w:hAnsi="宋体" w:cs="宋体"/>
+                <w:color w:val="000000"/>
+                <w:kern w:val="0"/>
+                <w:szCs w:val="24"/>
+                <w:lang w:val="en-US" w:eastAsia="zh-CN"/>
+              </w:rPr>
+              <w:t>高频段rms</w:t>
+            </w:r>
+            <w:r>
+              <w:rPr>
+                <w:rFonts w:hint="eastAsia" w:ascii="宋体" w:hAnsi="宋体" w:cs="宋体"/>
                 <w:color w:val="000000"/>
                 <w:kern w:val="0"/>
                 <w:szCs w:val="24"/>
@@ -2162,39 +2257,46 @@
         </w:tc>
       </w:tr>
       <w:tr>
+        <w:tblPrEx>
+          <w:tblCellMar>
+            <w:top w:w="0" w:type="dxa"/>
+            <w:left w:w="108" w:type="dxa"/>
+            <w:bottom w:w="0" w:type="dxa"/>
+            <w:right w:w="108" w:type="dxa"/>
+          </w:tblCellMar>
+        </w:tblPrEx>
         <w:trPr>
-          <w:trHeight w:val="1020"/>
+          <w:trHeight w:val="1020" w:hRule="atLeast"/>
         </w:trPr>
         <w:tc>
           <w:tcPr>
             <w:tcW w:w="993" w:type="dxa"/>
             <w:tcBorders>
-              <w:top w:val="single" w:sz="4" w:space="0" w:color="auto"/>
-              <w:left w:val="single" w:sz="4" w:space="0" w:color="auto"/>
-              <w:bottom w:val="single" w:sz="4" w:space="0" w:color="auto"/>
-              <w:right w:val="single" w:sz="4" w:space="0" w:color="auto"/>
+              <w:top w:val="single" w:color="auto" w:sz="4" w:space="0"/>
+              <w:left w:val="single" w:color="auto" w:sz="4" w:space="0"/>
+              <w:bottom w:val="single" w:color="auto" w:sz="4" w:space="0"/>
+              <w:right w:val="single" w:color="auto" w:sz="4" w:space="0"/>
             </w:tcBorders>
             <w:shd w:val="clear" w:color="auto" w:fill="auto"/>
             <w:noWrap/>
             <w:vAlign w:val="center"/>
-            <w:hideMark/>
           </w:tcPr>
           <w:p>
             <w:pPr>
               <w:widowControl/>
               <w:spacing w:line="240" w:lineRule="auto"/>
-              <w:ind w:firstLineChars="0" w:firstLine="0"/>
-              <w:jc w:val="center"/>
-              <w:rPr>
-                <w:rFonts w:ascii="宋体" w:hAnsi="宋体" w:cs="宋体" w:hint="eastAsia"/>
-                <w:color w:val="000000"/>
-                <w:kern w:val="0"/>
-                <w:szCs w:val="24"/>
-              </w:rPr>
-            </w:pPr>
-            <w:r>
-              <w:rPr>
-                <w:rFonts w:ascii="宋体" w:hAnsi="宋体" w:cs="宋体" w:hint="eastAsia"/>
+              <w:ind w:firstLine="0" w:firstLineChars="0"/>
+              <w:jc w:val="center"/>
+              <w:rPr>
+                <w:rFonts w:hint="eastAsia" w:ascii="宋体" w:hAnsi="宋体" w:cs="宋体"/>
+                <w:color w:val="000000"/>
+                <w:kern w:val="0"/>
+                <w:szCs w:val="24"/>
+              </w:rPr>
+            </w:pPr>
+            <w:r>
+              <w:rPr>
+                <w:rFonts w:hint="eastAsia" w:ascii="宋体" w:hAnsi="宋体" w:cs="宋体"/>
                 <w:color w:val="000000"/>
                 <w:kern w:val="0"/>
                 <w:szCs w:val="24"/>
@@ -2209,30 +2311,29 @@
             <w:tcBorders>
               <w:top w:val="nil"/>
               <w:left w:val="nil"/>
-              <w:bottom w:val="single" w:sz="4" w:space="0" w:color="auto"/>
-              <w:right w:val="single" w:sz="4" w:space="0" w:color="auto"/>
+              <w:bottom w:val="single" w:color="auto" w:sz="4" w:space="0"/>
+              <w:right w:val="single" w:color="auto" w:sz="4" w:space="0"/>
             </w:tcBorders>
             <w:shd w:val="clear" w:color="auto" w:fill="auto"/>
             <w:noWrap/>
             <w:vAlign w:val="center"/>
-            <w:hideMark/>
           </w:tcPr>
           <w:p>
             <w:pPr>
               <w:widowControl/>
               <w:spacing w:line="240" w:lineRule="auto"/>
-              <w:ind w:firstLineChars="0" w:firstLine="0"/>
-              <w:jc w:val="center"/>
-              <w:rPr>
-                <w:rFonts w:ascii="宋体" w:hAnsi="宋体" w:cs="宋体" w:hint="eastAsia"/>
-                <w:color w:val="000000"/>
-                <w:kern w:val="0"/>
-                <w:szCs w:val="24"/>
-              </w:rPr>
-            </w:pPr>
-            <w:r>
-              <w:rPr>
-                <w:rFonts w:ascii="宋体" w:hAnsi="宋体" w:cs="宋体" w:hint="eastAsia"/>
+              <w:ind w:firstLine="0" w:firstLineChars="0"/>
+              <w:jc w:val="center"/>
+              <w:rPr>
+                <w:rFonts w:hint="eastAsia" w:ascii="宋体" w:hAnsi="宋体" w:cs="宋体"/>
+                <w:color w:val="000000"/>
+                <w:kern w:val="0"/>
+                <w:szCs w:val="24"/>
+              </w:rPr>
+            </w:pPr>
+            <w:r>
+              <w:rPr>
+                <w:rFonts w:hint="eastAsia" w:ascii="宋体" w:hAnsi="宋体" w:cs="宋体"/>
                 <w:color w:val="000000"/>
                 <w:kern w:val="0"/>
                 <w:szCs w:val="24"/>
@@ -2247,29 +2348,28 @@
             <w:tcBorders>
               <w:top w:val="nil"/>
               <w:left w:val="nil"/>
-              <w:bottom w:val="single" w:sz="4" w:space="0" w:color="auto"/>
-              <w:right w:val="single" w:sz="4" w:space="0" w:color="auto"/>
+              <w:bottom w:val="single" w:color="auto" w:sz="4" w:space="0"/>
+              <w:right w:val="single" w:color="auto" w:sz="4" w:space="0"/>
             </w:tcBorders>
             <w:shd w:val="clear" w:color="auto" w:fill="auto"/>
             <w:vAlign w:val="center"/>
-            <w:hideMark/>
           </w:tcPr>
           <w:p>
             <w:pPr>
               <w:widowControl/>
               <w:spacing w:line="240" w:lineRule="auto"/>
-              <w:ind w:firstLineChars="0" w:firstLine="0"/>
-              <w:jc w:val="center"/>
-              <w:rPr>
-                <w:rFonts w:ascii="宋体" w:hAnsi="宋体" w:cs="宋体" w:hint="eastAsia"/>
-                <w:color w:val="000000"/>
-                <w:kern w:val="0"/>
-                <w:szCs w:val="24"/>
-              </w:rPr>
-            </w:pPr>
-            <w:r>
-              <w:rPr>
-                <w:rFonts w:ascii="宋体" w:hAnsi="宋体" w:cs="宋体" w:hint="eastAsia"/>
+              <w:ind w:firstLine="0" w:firstLineChars="0"/>
+              <w:jc w:val="center"/>
+              <w:rPr>
+                <w:rFonts w:hint="eastAsia" w:ascii="宋体" w:hAnsi="宋体" w:cs="宋体"/>
+                <w:color w:val="000000"/>
+                <w:kern w:val="0"/>
+                <w:szCs w:val="24"/>
+              </w:rPr>
+            </w:pPr>
+            <w:r>
+              <w:rPr>
+                <w:rFonts w:hint="eastAsia" w:ascii="宋体" w:hAnsi="宋体" w:cs="宋体"/>
                 <w:color w:val="000000"/>
                 <w:kern w:val="0"/>
                 <w:szCs w:val="24"/>
@@ -2284,8 +2384,8 @@
             <w:tcBorders>
               <w:top w:val="nil"/>
               <w:left w:val="nil"/>
-              <w:bottom w:val="single" w:sz="4" w:space="0" w:color="auto"/>
-              <w:right w:val="single" w:sz="4" w:space="0" w:color="auto"/>
+              <w:bottom w:val="single" w:color="auto" w:sz="4" w:space="0"/>
+              <w:right w:val="single" w:color="auto" w:sz="4" w:space="0"/>
             </w:tcBorders>
             <w:shd w:val="clear" w:color="auto" w:fill="auto"/>
             <w:noWrap/>
@@ -2295,10 +2395,10 @@
             <w:pPr>
               <w:widowControl/>
               <w:spacing w:line="240" w:lineRule="auto"/>
-              <w:ind w:firstLineChars="0" w:firstLine="0"/>
-              <w:jc w:val="center"/>
-              <w:rPr>
-                <w:rFonts w:ascii="宋体" w:hAnsi="宋体" w:cs="宋体" w:hint="eastAsia"/>
+              <w:ind w:firstLine="0" w:firstLineChars="0"/>
+              <w:jc w:val="center"/>
+              <w:rPr>
+                <w:rFonts w:hint="eastAsia" w:ascii="宋体" w:hAnsi="宋体" w:cs="宋体"/>
                 <w:color w:val="000000"/>
                 <w:kern w:val="0"/>
                 <w:szCs w:val="24"/>
@@ -2312,8 +2412,8 @@
             <w:tcBorders>
               <w:top w:val="nil"/>
               <w:left w:val="nil"/>
-              <w:bottom w:val="single" w:sz="4" w:space="0" w:color="auto"/>
-              <w:right w:val="single" w:sz="4" w:space="0" w:color="auto"/>
+              <w:bottom w:val="single" w:color="auto" w:sz="4" w:space="0"/>
+              <w:right w:val="single" w:color="auto" w:sz="4" w:space="0"/>
             </w:tcBorders>
             <w:shd w:val="clear" w:color="auto" w:fill="auto"/>
             <w:noWrap/>
@@ -2323,10 +2423,10 @@
             <w:pPr>
               <w:widowControl/>
               <w:spacing w:line="240" w:lineRule="auto"/>
-              <w:ind w:firstLineChars="0" w:firstLine="0"/>
-              <w:jc w:val="center"/>
-              <w:rPr>
-                <w:rFonts w:ascii="宋体" w:hAnsi="宋体" w:cs="宋体" w:hint="eastAsia"/>
+              <w:ind w:firstLine="0" w:firstLineChars="0"/>
+              <w:jc w:val="center"/>
+              <w:rPr>
+                <w:rFonts w:hint="eastAsia" w:ascii="宋体" w:hAnsi="宋体" w:cs="宋体"/>
                 <w:color w:val="000000"/>
                 <w:kern w:val="0"/>
                 <w:szCs w:val="24"/>
@@ -2340,8 +2440,8 @@
             <w:tcBorders>
               <w:top w:val="nil"/>
               <w:left w:val="nil"/>
-              <w:bottom w:val="single" w:sz="4" w:space="0" w:color="auto"/>
-              <w:right w:val="single" w:sz="4" w:space="0" w:color="auto"/>
+              <w:bottom w:val="single" w:color="auto" w:sz="4" w:space="0"/>
+              <w:right w:val="single" w:color="auto" w:sz="4" w:space="0"/>
             </w:tcBorders>
             <w:vAlign w:val="center"/>
           </w:tcPr>
@@ -2349,10 +2449,10 @@
             <w:pPr>
               <w:widowControl/>
               <w:spacing w:line="240" w:lineRule="auto"/>
-              <w:ind w:firstLineChars="0" w:firstLine="0"/>
-              <w:jc w:val="center"/>
-              <w:rPr>
-                <w:rFonts w:ascii="宋体" w:hAnsi="宋体" w:cs="宋体" w:hint="eastAsia"/>
+              <w:ind w:firstLine="0" w:firstLineChars="0"/>
+              <w:jc w:val="center"/>
+              <w:rPr>
+                <w:rFonts w:hint="eastAsia" w:ascii="宋体" w:hAnsi="宋体" w:cs="宋体"/>
                 <w:color w:val="000000"/>
                 <w:kern w:val="0"/>
                 <w:szCs w:val="24"/>
@@ -2362,40 +2462,47 @@
         </w:tc>
       </w:tr>
       <w:tr>
+        <w:tblPrEx>
+          <w:tblCellMar>
+            <w:top w:w="0" w:type="dxa"/>
+            <w:left w:w="108" w:type="dxa"/>
+            <w:bottom w:w="0" w:type="dxa"/>
+            <w:right w:w="108" w:type="dxa"/>
+          </w:tblCellMar>
+        </w:tblPrEx>
         <w:trPr>
-          <w:trHeight w:val="360"/>
+          <w:trHeight w:val="360" w:hRule="atLeast"/>
         </w:trPr>
         <w:tc>
           <w:tcPr>
             <w:tcW w:w="993" w:type="dxa"/>
             <w:vMerge w:val="restart"/>
             <w:tcBorders>
-              <w:top w:val="single" w:sz="4" w:space="0" w:color="auto"/>
-              <w:left w:val="single" w:sz="4" w:space="0" w:color="auto"/>
-              <w:bottom w:val="single" w:sz="4" w:space="0" w:color="auto"/>
-              <w:right w:val="single" w:sz="4" w:space="0" w:color="auto"/>
+              <w:top w:val="single" w:color="auto" w:sz="4" w:space="0"/>
+              <w:left w:val="single" w:color="auto" w:sz="4" w:space="0"/>
+              <w:bottom w:val="single" w:color="auto" w:sz="4" w:space="0"/>
+              <w:right w:val="single" w:color="auto" w:sz="4" w:space="0"/>
             </w:tcBorders>
             <w:shd w:val="clear" w:color="auto" w:fill="auto"/>
             <w:noWrap/>
             <w:vAlign w:val="center"/>
-            <w:hideMark/>
           </w:tcPr>
           <w:p>
             <w:pPr>
               <w:widowControl/>
               <w:spacing w:line="240" w:lineRule="auto"/>
-              <w:ind w:firstLineChars="0" w:firstLine="0"/>
-              <w:jc w:val="center"/>
-              <w:rPr>
-                <w:rFonts w:ascii="宋体" w:hAnsi="宋体" w:cs="宋体" w:hint="eastAsia"/>
-                <w:color w:val="000000"/>
-                <w:kern w:val="0"/>
-                <w:szCs w:val="24"/>
-              </w:rPr>
-            </w:pPr>
-            <w:r>
-              <w:rPr>
-                <w:rFonts w:ascii="宋体" w:hAnsi="宋体" w:cs="宋体" w:hint="eastAsia"/>
+              <w:ind w:firstLine="0" w:firstLineChars="0"/>
+              <w:jc w:val="center"/>
+              <w:rPr>
+                <w:rFonts w:hint="eastAsia" w:ascii="宋体" w:hAnsi="宋体" w:cs="宋体"/>
+                <w:color w:val="000000"/>
+                <w:kern w:val="0"/>
+                <w:szCs w:val="24"/>
+              </w:rPr>
+            </w:pPr>
+            <w:r>
+              <w:rPr>
+                <w:rFonts w:hint="eastAsia" w:ascii="宋体" w:hAnsi="宋体" w:cs="宋体"/>
                 <w:color w:val="000000"/>
                 <w:kern w:val="0"/>
                 <w:szCs w:val="24"/>
@@ -2410,30 +2517,29 @@
             <w:tcBorders>
               <w:top w:val="nil"/>
               <w:left w:val="nil"/>
-              <w:bottom w:val="single" w:sz="4" w:space="0" w:color="auto"/>
-              <w:right w:val="single" w:sz="4" w:space="0" w:color="auto"/>
+              <w:bottom w:val="single" w:color="auto" w:sz="4" w:space="0"/>
+              <w:right w:val="single" w:color="auto" w:sz="4" w:space="0"/>
             </w:tcBorders>
             <w:shd w:val="clear" w:color="auto" w:fill="auto"/>
             <w:noWrap/>
             <w:vAlign w:val="center"/>
-            <w:hideMark/>
           </w:tcPr>
           <w:p>
             <w:pPr>
               <w:widowControl/>
               <w:spacing w:line="240" w:lineRule="auto"/>
-              <w:ind w:firstLineChars="0" w:firstLine="0"/>
-              <w:jc w:val="center"/>
-              <w:rPr>
-                <w:rFonts w:ascii="宋体" w:hAnsi="宋体" w:cs="宋体" w:hint="eastAsia"/>
-                <w:color w:val="000000"/>
-                <w:kern w:val="0"/>
-                <w:szCs w:val="24"/>
-              </w:rPr>
-            </w:pPr>
-            <w:r>
-              <w:rPr>
-                <w:rFonts w:ascii="宋体" w:hAnsi="宋体" w:cs="宋体" w:hint="eastAsia"/>
+              <w:ind w:firstLine="0" w:firstLineChars="0"/>
+              <w:jc w:val="center"/>
+              <w:rPr>
+                <w:rFonts w:hint="eastAsia" w:ascii="宋体" w:hAnsi="宋体" w:cs="宋体"/>
+                <w:color w:val="000000"/>
+                <w:kern w:val="0"/>
+                <w:szCs w:val="24"/>
+              </w:rPr>
+            </w:pPr>
+            <w:r>
+              <w:rPr>
+                <w:rFonts w:hint="eastAsia" w:ascii="宋体" w:hAnsi="宋体" w:cs="宋体"/>
                 <w:color w:val="000000"/>
                 <w:kern w:val="0"/>
                 <w:szCs w:val="24"/>
@@ -2448,29 +2554,28 @@
             <w:tcBorders>
               <w:top w:val="nil"/>
               <w:left w:val="nil"/>
-              <w:bottom w:val="single" w:sz="4" w:space="0" w:color="auto"/>
-              <w:right w:val="single" w:sz="4" w:space="0" w:color="auto"/>
+              <w:bottom w:val="single" w:color="auto" w:sz="4" w:space="0"/>
+              <w:right w:val="single" w:color="auto" w:sz="4" w:space="0"/>
             </w:tcBorders>
             <w:shd w:val="clear" w:color="auto" w:fill="auto"/>
             <w:vAlign w:val="center"/>
-            <w:hideMark/>
           </w:tcPr>
           <w:p>
             <w:pPr>
               <w:widowControl/>
               <w:spacing w:line="240" w:lineRule="auto"/>
-              <w:ind w:firstLineChars="0" w:firstLine="0"/>
-              <w:jc w:val="center"/>
-              <w:rPr>
-                <w:rFonts w:ascii="宋体" w:hAnsi="宋体" w:cs="宋体" w:hint="eastAsia"/>
-                <w:color w:val="000000"/>
-                <w:kern w:val="0"/>
-                <w:szCs w:val="24"/>
-              </w:rPr>
-            </w:pPr>
-            <w:r>
-              <w:rPr>
-                <w:rFonts w:ascii="宋体" w:hAnsi="宋体" w:cs="宋体" w:hint="eastAsia"/>
+              <w:ind w:firstLine="0" w:firstLineChars="0"/>
+              <w:jc w:val="center"/>
+              <w:rPr>
+                <w:rFonts w:hint="eastAsia" w:ascii="宋体" w:hAnsi="宋体" w:cs="宋体"/>
+                <w:color w:val="000000"/>
+                <w:kern w:val="0"/>
+                <w:szCs w:val="24"/>
+              </w:rPr>
+            </w:pPr>
+            <w:r>
+              <w:rPr>
+                <w:rFonts w:hint="eastAsia" w:ascii="宋体" w:hAnsi="宋体" w:cs="宋体"/>
                 <w:color w:val="000000"/>
                 <w:kern w:val="0"/>
                 <w:szCs w:val="24"/>
@@ -2485,8 +2590,8 @@
             <w:tcBorders>
               <w:top w:val="nil"/>
               <w:left w:val="nil"/>
-              <w:bottom w:val="single" w:sz="4" w:space="0" w:color="auto"/>
-              <w:right w:val="single" w:sz="4" w:space="0" w:color="auto"/>
+              <w:bottom w:val="single" w:color="auto" w:sz="4" w:space="0"/>
+              <w:right w:val="single" w:color="auto" w:sz="4" w:space="0"/>
             </w:tcBorders>
             <w:shd w:val="clear" w:color="auto" w:fill="auto"/>
             <w:noWrap/>
@@ -2496,18 +2601,18 @@
             <w:pPr>
               <w:widowControl/>
               <w:spacing w:line="240" w:lineRule="auto"/>
-              <w:ind w:firstLineChars="0" w:firstLine="0"/>
-              <w:jc w:val="center"/>
-              <w:rPr>
-                <w:rFonts w:ascii="宋体" w:hAnsi="宋体" w:cs="宋体" w:hint="eastAsia"/>
-                <w:color w:val="000000"/>
-                <w:kern w:val="0"/>
-                <w:szCs w:val="24"/>
-              </w:rPr>
-            </w:pPr>
-            <w:r>
-              <w:rPr>
-                <w:rFonts w:ascii="宋体" w:hAnsi="宋体" w:cs="宋体" w:hint="eastAsia"/>
+              <w:ind w:firstLine="0" w:firstLineChars="0"/>
+              <w:jc w:val="center"/>
+              <w:rPr>
+                <w:rFonts w:hint="eastAsia" w:ascii="宋体" w:hAnsi="宋体" w:cs="宋体"/>
+                <w:color w:val="000000"/>
+                <w:kern w:val="0"/>
+                <w:szCs w:val="24"/>
+              </w:rPr>
+            </w:pPr>
+            <w:r>
+              <w:rPr>
+                <w:rFonts w:hint="eastAsia" w:ascii="宋体" w:hAnsi="宋体" w:cs="宋体"/>
                 <w:color w:val="000000"/>
                 <w:kern w:val="0"/>
                 <w:szCs w:val="24"/>
@@ -2516,7 +2621,7 @@
             </w:r>
             <w:r>
               <w:rPr>
-                <w:rFonts w:ascii="MS Gothic" w:eastAsia="MS Gothic" w:hAnsi="MS Gothic" w:cs="MS Gothic" w:hint="eastAsia"/>
+                <w:rFonts w:hint="eastAsia" w:ascii="MS Gothic" w:hAnsi="MS Gothic" w:eastAsia="MS Gothic" w:cs="MS Gothic"/>
                 <w:color w:val="000000"/>
                 <w:kern w:val="0"/>
                 <w:szCs w:val="24"/>
@@ -2531,8 +2636,8 @@
             <w:tcBorders>
               <w:top w:val="nil"/>
               <w:left w:val="nil"/>
-              <w:bottom w:val="single" w:sz="4" w:space="0" w:color="auto"/>
-              <w:right w:val="single" w:sz="4" w:space="0" w:color="auto"/>
+              <w:bottom w:val="single" w:color="auto" w:sz="4" w:space="0"/>
+              <w:right w:val="single" w:color="auto" w:sz="4" w:space="0"/>
             </w:tcBorders>
             <w:shd w:val="clear" w:color="auto" w:fill="auto"/>
             <w:noWrap/>
@@ -2542,10 +2647,10 @@
             <w:pPr>
               <w:widowControl/>
               <w:spacing w:line="240" w:lineRule="auto"/>
-              <w:ind w:firstLineChars="0" w:firstLine="0"/>
-              <w:jc w:val="center"/>
-              <w:rPr>
-                <w:rFonts w:ascii="宋体" w:hAnsi="宋体" w:cs="宋体" w:hint="eastAsia"/>
+              <w:ind w:firstLine="0" w:firstLineChars="0"/>
+              <w:jc w:val="center"/>
+              <w:rPr>
+                <w:rFonts w:hint="eastAsia" w:ascii="宋体" w:hAnsi="宋体" w:cs="宋体"/>
                 <w:color w:val="000000"/>
                 <w:kern w:val="0"/>
                 <w:szCs w:val="24"/>
@@ -2559,8 +2664,8 @@
             <w:tcBorders>
               <w:top w:val="nil"/>
               <w:left w:val="nil"/>
-              <w:bottom w:val="single" w:sz="4" w:space="0" w:color="auto"/>
-              <w:right w:val="single" w:sz="4" w:space="0" w:color="auto"/>
+              <w:bottom w:val="single" w:color="auto" w:sz="4" w:space="0"/>
+              <w:right w:val="single" w:color="auto" w:sz="4" w:space="0"/>
             </w:tcBorders>
             <w:vAlign w:val="center"/>
           </w:tcPr>
@@ -2568,10 +2673,10 @@
             <w:pPr>
               <w:widowControl/>
               <w:spacing w:line="240" w:lineRule="auto"/>
-              <w:ind w:firstLineChars="0" w:firstLine="0"/>
-              <w:jc w:val="center"/>
-              <w:rPr>
-                <w:rFonts w:ascii="宋体" w:hAnsi="宋体" w:cs="宋体" w:hint="eastAsia"/>
+              <w:ind w:firstLine="0" w:firstLineChars="0"/>
+              <w:jc w:val="center"/>
+              <w:rPr>
+                <w:rFonts w:hint="eastAsia" w:ascii="宋体" w:hAnsi="宋体" w:cs="宋体"/>
                 <w:color w:val="000000"/>
                 <w:kern w:val="0"/>
                 <w:szCs w:val="24"/>
@@ -2581,31 +2686,38 @@
         </w:tc>
       </w:tr>
       <w:tr>
+        <w:tblPrEx>
+          <w:tblCellMar>
+            <w:top w:w="0" w:type="dxa"/>
+            <w:left w:w="108" w:type="dxa"/>
+            <w:bottom w:w="0" w:type="dxa"/>
+            <w:right w:w="108" w:type="dxa"/>
+          </w:tblCellMar>
+        </w:tblPrEx>
         <w:trPr>
-          <w:trHeight w:val="1020"/>
+          <w:trHeight w:val="1020" w:hRule="atLeast"/>
         </w:trPr>
         <w:tc>
           <w:tcPr>
             <w:tcW w:w="993" w:type="dxa"/>
-            <w:vMerge/>
+            <w:vMerge w:val="continue"/>
             <w:tcBorders>
-              <w:top w:val="single" w:sz="4" w:space="0" w:color="auto"/>
-              <w:left w:val="single" w:sz="4" w:space="0" w:color="auto"/>
-              <w:bottom w:val="single" w:sz="4" w:space="0" w:color="auto"/>
-              <w:right w:val="single" w:sz="4" w:space="0" w:color="auto"/>
+              <w:top w:val="single" w:color="auto" w:sz="4" w:space="0"/>
+              <w:left w:val="single" w:color="auto" w:sz="4" w:space="0"/>
+              <w:bottom w:val="single" w:color="auto" w:sz="4" w:space="0"/>
+              <w:right w:val="single" w:color="auto" w:sz="4" w:space="0"/>
             </w:tcBorders>
             <w:shd w:val="clear" w:color="auto" w:fill="auto"/>
             <w:vAlign w:val="center"/>
-            <w:hideMark/>
           </w:tcPr>
           <w:p>
             <w:pPr>
               <w:widowControl/>
               <w:spacing w:line="240" w:lineRule="auto"/>
-              <w:ind w:firstLineChars="0" w:firstLine="0"/>
+              <w:ind w:firstLine="0" w:firstLineChars="0"/>
               <w:jc w:val="left"/>
               <w:rPr>
-                <w:rFonts w:ascii="宋体" w:hAnsi="宋体" w:cs="宋体" w:hint="eastAsia"/>
+                <w:rFonts w:hint="eastAsia" w:ascii="宋体" w:hAnsi="宋体" w:cs="宋体"/>
                 <w:color w:val="000000"/>
                 <w:kern w:val="0"/>
                 <w:szCs w:val="24"/>
@@ -2619,30 +2731,29 @@
             <w:tcBorders>
               <w:top w:val="nil"/>
               <w:left w:val="nil"/>
-              <w:bottom w:val="single" w:sz="4" w:space="0" w:color="auto"/>
-              <w:right w:val="single" w:sz="4" w:space="0" w:color="auto"/>
+              <w:bottom w:val="single" w:color="auto" w:sz="4" w:space="0"/>
+              <w:right w:val="single" w:color="auto" w:sz="4" w:space="0"/>
             </w:tcBorders>
             <w:shd w:val="clear" w:color="auto" w:fill="auto"/>
             <w:noWrap/>
             <w:vAlign w:val="center"/>
-            <w:hideMark/>
           </w:tcPr>
           <w:p>
             <w:pPr>
               <w:widowControl/>
               <w:spacing w:line="240" w:lineRule="auto"/>
-              <w:ind w:firstLineChars="0" w:firstLine="0"/>
-              <w:jc w:val="center"/>
-              <w:rPr>
-                <w:rFonts w:ascii="宋体" w:hAnsi="宋体" w:cs="宋体" w:hint="eastAsia"/>
-                <w:color w:val="000000"/>
-                <w:kern w:val="0"/>
-                <w:szCs w:val="24"/>
-              </w:rPr>
-            </w:pPr>
-            <w:r>
-              <w:rPr>
-                <w:rFonts w:ascii="宋体" w:hAnsi="宋体" w:cs="宋体" w:hint="eastAsia"/>
+              <w:ind w:firstLine="0" w:firstLineChars="0"/>
+              <w:jc w:val="center"/>
+              <w:rPr>
+                <w:rFonts w:hint="eastAsia" w:ascii="宋体" w:hAnsi="宋体" w:cs="宋体"/>
+                <w:color w:val="000000"/>
+                <w:kern w:val="0"/>
+                <w:szCs w:val="24"/>
+              </w:rPr>
+            </w:pPr>
+            <w:r>
+              <w:rPr>
+                <w:rFonts w:hint="eastAsia" w:ascii="宋体" w:hAnsi="宋体" w:cs="宋体"/>
                 <w:color w:val="000000"/>
                 <w:kern w:val="0"/>
                 <w:szCs w:val="24"/>
@@ -2657,29 +2768,28 @@
             <w:tcBorders>
               <w:top w:val="nil"/>
               <w:left w:val="nil"/>
-              <w:bottom w:val="single" w:sz="4" w:space="0" w:color="auto"/>
-              <w:right w:val="single" w:sz="4" w:space="0" w:color="auto"/>
+              <w:bottom w:val="single" w:color="auto" w:sz="4" w:space="0"/>
+              <w:right w:val="single" w:color="auto" w:sz="4" w:space="0"/>
             </w:tcBorders>
             <w:shd w:val="clear" w:color="auto" w:fill="auto"/>
             <w:vAlign w:val="center"/>
-            <w:hideMark/>
           </w:tcPr>
           <w:p>
             <w:pPr>
               <w:widowControl/>
               <w:spacing w:line="240" w:lineRule="auto"/>
-              <w:ind w:firstLineChars="0" w:firstLine="0"/>
-              <w:jc w:val="center"/>
-              <w:rPr>
-                <w:rFonts w:ascii="宋体" w:hAnsi="宋体" w:cs="宋体" w:hint="eastAsia"/>
-                <w:color w:val="000000"/>
-                <w:kern w:val="0"/>
-                <w:szCs w:val="24"/>
-              </w:rPr>
-            </w:pPr>
-            <w:r>
-              <w:rPr>
-                <w:rFonts w:ascii="宋体" w:hAnsi="宋体" w:cs="宋体" w:hint="eastAsia"/>
+              <w:ind w:firstLine="0" w:firstLineChars="0"/>
+              <w:jc w:val="center"/>
+              <w:rPr>
+                <w:rFonts w:hint="eastAsia" w:ascii="宋体" w:hAnsi="宋体" w:cs="宋体"/>
+                <w:color w:val="000000"/>
+                <w:kern w:val="0"/>
+                <w:szCs w:val="24"/>
+              </w:rPr>
+            </w:pPr>
+            <w:r>
+              <w:rPr>
+                <w:rFonts w:hint="eastAsia" w:ascii="宋体" w:hAnsi="宋体" w:cs="宋体"/>
                 <w:color w:val="000000"/>
                 <w:kern w:val="0"/>
                 <w:szCs w:val="24"/>
@@ -2697,7 +2807,7 @@
             </w:r>
             <w:r>
               <w:rPr>
-                <w:rFonts w:ascii="宋体" w:hAnsi="宋体" w:cs="宋体" w:hint="eastAsia"/>
+                <w:rFonts w:hint="eastAsia" w:ascii="宋体" w:hAnsi="宋体" w:cs="宋体"/>
                 <w:color w:val="000000"/>
                 <w:kern w:val="0"/>
                 <w:szCs w:val="24"/>
@@ -2715,7 +2825,7 @@
             </w:r>
             <w:r>
               <w:rPr>
-                <w:rFonts w:ascii="宋体" w:hAnsi="宋体" w:cs="宋体" w:hint="eastAsia"/>
+                <w:rFonts w:hint="eastAsia" w:ascii="宋体" w:hAnsi="宋体" w:cs="宋体"/>
                 <w:color w:val="000000"/>
                 <w:kern w:val="0"/>
                 <w:szCs w:val="24"/>
@@ -2733,7 +2843,7 @@
             </w:r>
             <w:r>
               <w:rPr>
-                <w:rFonts w:ascii="宋体" w:hAnsi="宋体" w:cs="宋体" w:hint="eastAsia"/>
+                <w:rFonts w:hint="eastAsia" w:ascii="宋体" w:hAnsi="宋体" w:cs="宋体"/>
                 <w:color w:val="000000"/>
                 <w:kern w:val="0"/>
                 <w:szCs w:val="24"/>
@@ -2742,12 +2852,20 @@
             </w:r>
             <w:r>
               <w:rPr>
-                <w:rFonts w:ascii="宋体" w:hAnsi="宋体" w:cs="宋体" w:hint="eastAsia"/>
-                <w:color w:val="000000"/>
-                <w:kern w:val="0"/>
-                <w:szCs w:val="24"/>
-              </w:rPr>
-              <w:br/>
+                <w:rFonts w:hint="eastAsia" w:ascii="宋体" w:hAnsi="宋体" w:cs="宋体"/>
+                <w:color w:val="000000"/>
+                <w:kern w:val="0"/>
+                <w:szCs w:val="24"/>
+              </w:rPr>
+              <w:br w:type="textWrapping"/>
+            </w:r>
+            <w:r>
+              <w:rPr>
+                <w:rFonts w:hint="eastAsia" w:ascii="宋体" w:hAnsi="宋体" w:cs="宋体"/>
+                <w:color w:val="000000"/>
+                <w:kern w:val="0"/>
+                <w:szCs w:val="24"/>
+              </w:rPr>
               <w:t>轿厢运行中水平度偏差</w:t>
             </w:r>
           </w:p>
@@ -2758,8 +2876,8 @@
             <w:tcBorders>
               <w:top w:val="nil"/>
               <w:left w:val="nil"/>
-              <w:bottom w:val="single" w:sz="4" w:space="0" w:color="auto"/>
-              <w:right w:val="single" w:sz="4" w:space="0" w:color="auto"/>
+              <w:bottom w:val="single" w:color="auto" w:sz="4" w:space="0"/>
+              <w:right w:val="single" w:color="auto" w:sz="4" w:space="0"/>
             </w:tcBorders>
             <w:shd w:val="clear" w:color="auto" w:fill="FF0000"/>
             <w:noWrap/>
@@ -2769,10 +2887,10 @@
             <w:pPr>
               <w:widowControl/>
               <w:spacing w:line="240" w:lineRule="auto"/>
-              <w:ind w:firstLineChars="0" w:firstLine="0"/>
-              <w:jc w:val="center"/>
-              <w:rPr>
-                <w:rFonts w:ascii="宋体" w:hAnsi="宋体" w:cs="宋体" w:hint="eastAsia"/>
+              <w:ind w:firstLine="0" w:firstLineChars="0"/>
+              <w:jc w:val="center"/>
+              <w:rPr>
+                <w:rFonts w:hint="eastAsia" w:ascii="宋体" w:hAnsi="宋体" w:cs="宋体"/>
                 <w:b/>
                 <w:bCs/>
                 <w:color w:val="000000"/>
@@ -2782,7 +2900,7 @@
             </w:pPr>
             <w:r>
               <w:rPr>
-                <w:rFonts w:ascii="宋体" w:hAnsi="宋体" w:cs="宋体" w:hint="eastAsia"/>
+                <w:rFonts w:hint="eastAsia" w:ascii="宋体" w:hAnsi="宋体" w:cs="宋体"/>
                 <w:b/>
                 <w:bCs/>
                 <w:color w:val="000000"/>
@@ -2799,8 +2917,8 @@
             <w:tcBorders>
               <w:top w:val="nil"/>
               <w:left w:val="nil"/>
-              <w:bottom w:val="single" w:sz="4" w:space="0" w:color="auto"/>
-              <w:right w:val="single" w:sz="4" w:space="0" w:color="auto"/>
+              <w:bottom w:val="single" w:color="auto" w:sz="4" w:space="0"/>
+              <w:right w:val="single" w:color="auto" w:sz="4" w:space="0"/>
             </w:tcBorders>
             <w:shd w:val="clear" w:color="auto" w:fill="auto"/>
             <w:noWrap/>
@@ -2810,82 +2928,46 @@
             <w:pPr>
               <w:widowControl/>
               <w:spacing w:line="240" w:lineRule="auto"/>
-              <w:ind w:firstLineChars="0" w:firstLine="0"/>
-              <w:jc w:val="center"/>
-              <w:rPr>
-                <w:rFonts w:ascii="宋体" w:hAnsi="宋体" w:cs="宋体" w:hint="eastAsia"/>
-                <w:color w:val="000000"/>
-                <w:kern w:val="0"/>
-                <w:szCs w:val="24"/>
-              </w:rPr>
-            </w:pPr>
-            <w:r>
-              <w:rPr>
-                <w:rFonts w:ascii="宋体" w:hAnsi="宋体" w:cs="宋体" w:hint="eastAsia"/>
-                <w:color w:val="000000"/>
-                <w:kern w:val="0"/>
-                <w:szCs w:val="24"/>
-              </w:rPr>
-              <w:t>1.</w:t>
-            </w:r>
-            <w:r>
-              <w:rPr>
-                <w:rFonts w:ascii="宋体" w:hAnsi="宋体" w:cs="宋体" w:hint="eastAsia"/>
-                <w:color w:val="000000"/>
-                <w:kern w:val="0"/>
-                <w:szCs w:val="24"/>
-              </w:rPr>
-              <w:t>摩擦噪声≠振动，测不出来</w:t>
-            </w:r>
-          </w:p>
-          <w:p>
-            <w:pPr>
-              <w:widowControl/>
-              <w:spacing w:line="240" w:lineRule="auto"/>
-              <w:ind w:firstLineChars="0" w:firstLine="0"/>
-              <w:jc w:val="center"/>
-              <w:rPr>
-                <w:rFonts w:ascii="宋体" w:hAnsi="宋体" w:cs="宋体" w:hint="eastAsia"/>
-                <w:color w:val="000000"/>
-                <w:kern w:val="0"/>
-                <w:szCs w:val="24"/>
-              </w:rPr>
-            </w:pPr>
-            <w:r>
-              <w:rPr>
-                <w:rFonts w:ascii="宋体" w:hAnsi="宋体" w:cs="宋体" w:hint="eastAsia"/>
-                <w:color w:val="000000"/>
-                <w:kern w:val="0"/>
-                <w:szCs w:val="24"/>
-              </w:rPr>
-              <w:t>2.</w:t>
-            </w:r>
-            <w:r>
-              <w:rPr>
-                <w:rFonts w:ascii="宋体" w:hAnsi="宋体" w:cs="宋体" w:hint="eastAsia"/>
-                <w:color w:val="000000"/>
-                <w:kern w:val="0"/>
-                <w:szCs w:val="24"/>
-              </w:rPr>
-              <w:t>水平度是位置 / 姿态</w:t>
-            </w:r>
-            <w:r>
-              <w:rPr>
-                <w:rFonts w:ascii="宋体" w:hAnsi="宋体" w:cs="宋体" w:hint="eastAsia"/>
-                <w:color w:val="000000"/>
-                <w:kern w:val="0"/>
-                <w:szCs w:val="24"/>
-              </w:rPr>
-              <w:t>，要有</w:t>
-            </w:r>
-            <w:r>
-              <w:rPr>
-                <w:rFonts w:ascii="宋体" w:hAnsi="宋体" w:cs="宋体" w:hint="eastAsia"/>
-                <w:color w:val="000000"/>
-                <w:kern w:val="0"/>
-                <w:szCs w:val="24"/>
-              </w:rPr>
-              <w:t>倾角仪位移传感器</w:t>
+              <w:ind w:firstLine="0" w:firstLineChars="0"/>
+              <w:jc w:val="center"/>
+              <w:rPr>
+                <w:rFonts w:hint="eastAsia" w:ascii="宋体" w:hAnsi="宋体" w:cs="宋体"/>
+                <w:color w:val="000000"/>
+                <w:kern w:val="0"/>
+                <w:szCs w:val="24"/>
+              </w:rPr>
+            </w:pPr>
+            <w:r>
+              <w:rPr>
+                <w:rFonts w:hint="eastAsia" w:ascii="宋体" w:hAnsi="宋体" w:cs="宋体"/>
+                <w:color w:val="000000"/>
+                <w:kern w:val="0"/>
+                <w:szCs w:val="24"/>
+              </w:rPr>
+              <w:t>1.摩擦噪声≠振动，测不出来</w:t>
+            </w:r>
+          </w:p>
+          <w:p>
+            <w:pPr>
+              <w:widowControl/>
+              <w:spacing w:line="240" w:lineRule="auto"/>
+              <w:ind w:firstLine="0" w:firstLineChars="0"/>
+              <w:jc w:val="center"/>
+              <w:rPr>
+                <w:rFonts w:hint="eastAsia" w:ascii="宋体" w:hAnsi="宋体" w:cs="宋体"/>
+                <w:color w:val="000000"/>
+                <w:kern w:val="0"/>
+                <w:szCs w:val="24"/>
+              </w:rPr>
+            </w:pPr>
+            <w:r>
+              <w:rPr>
+                <w:rFonts w:hint="eastAsia" w:ascii="宋体" w:hAnsi="宋体" w:cs="宋体"/>
+                <w:color w:val="000000"/>
+                <w:kern w:val="0"/>
+                <w:szCs w:val="24"/>
+              </w:rPr>
+              <w:t>2.水平度是位置 / 姿态，要有倾角仪位移传感器</w:t>
             </w:r>
           </w:p>
         </w:tc>
@@ -2895,8 +2977,8 @@
             <w:tcBorders>
               <w:top w:val="nil"/>
               <w:left w:val="nil"/>
-              <w:bottom w:val="single" w:sz="4" w:space="0" w:color="auto"/>
-              <w:right w:val="single" w:sz="4" w:space="0" w:color="auto"/>
+              <w:bottom w:val="single" w:color="auto" w:sz="4" w:space="0"/>
+              <w:right w:val="single" w:color="auto" w:sz="4" w:space="0"/>
             </w:tcBorders>
             <w:shd w:val="clear" w:color="auto" w:fill="FFFF00"/>
             <w:vAlign w:val="center"/>
@@ -2905,18 +2987,18 @@
             <w:pPr>
               <w:widowControl/>
               <w:spacing w:line="240" w:lineRule="auto"/>
-              <w:ind w:firstLineChars="0" w:firstLine="0"/>
-              <w:jc w:val="center"/>
-              <w:rPr>
-                <w:rFonts w:ascii="宋体" w:hAnsi="宋体" w:cs="宋体" w:hint="eastAsia"/>
-                <w:color w:val="000000"/>
-                <w:kern w:val="0"/>
-                <w:szCs w:val="24"/>
-              </w:rPr>
-            </w:pPr>
-            <w:r>
-              <w:rPr>
-                <w:rFonts w:ascii="宋体" w:hAnsi="宋体" w:cs="宋体" w:hint="eastAsia"/>
+              <w:ind w:firstLine="0" w:firstLineChars="0"/>
+              <w:jc w:val="center"/>
+              <w:rPr>
+                <w:rFonts w:hint="eastAsia" w:ascii="宋体" w:hAnsi="宋体" w:cs="宋体"/>
+                <w:color w:val="000000"/>
+                <w:kern w:val="0"/>
+                <w:szCs w:val="24"/>
+              </w:rPr>
+            </w:pPr>
+            <w:r>
+              <w:rPr>
+                <w:rFonts w:hint="eastAsia" w:ascii="宋体" w:hAnsi="宋体" w:cs="宋体"/>
                 <w:color w:val="000000"/>
                 <w:kern w:val="0"/>
                 <w:szCs w:val="24"/>
@@ -2927,31 +3009,38 @@
         </w:tc>
       </w:tr>
       <w:tr>
+        <w:tblPrEx>
+          <w:tblCellMar>
+            <w:top w:w="0" w:type="dxa"/>
+            <w:left w:w="108" w:type="dxa"/>
+            <w:bottom w:w="0" w:type="dxa"/>
+            <w:right w:w="108" w:type="dxa"/>
+          </w:tblCellMar>
+        </w:tblPrEx>
         <w:trPr>
-          <w:trHeight w:val="680"/>
+          <w:trHeight w:val="680" w:hRule="atLeast"/>
         </w:trPr>
         <w:tc>
           <w:tcPr>
             <w:tcW w:w="993" w:type="dxa"/>
-            <w:vMerge/>
+            <w:vMerge w:val="continue"/>
             <w:tcBorders>
-              <w:top w:val="single" w:sz="4" w:space="0" w:color="auto"/>
-              <w:left w:val="single" w:sz="4" w:space="0" w:color="auto"/>
-              <w:bottom w:val="single" w:sz="4" w:space="0" w:color="auto"/>
-              <w:right w:val="single" w:sz="4" w:space="0" w:color="auto"/>
+              <w:top w:val="single" w:color="auto" w:sz="4" w:space="0"/>
+              <w:left w:val="single" w:color="auto" w:sz="4" w:space="0"/>
+              <w:bottom w:val="single" w:color="auto" w:sz="4" w:space="0"/>
+              <w:right w:val="single" w:color="auto" w:sz="4" w:space="0"/>
             </w:tcBorders>
             <w:shd w:val="clear" w:color="auto" w:fill="auto"/>
             <w:vAlign w:val="center"/>
-            <w:hideMark/>
           </w:tcPr>
           <w:p>
             <w:pPr>
               <w:widowControl/>
               <w:spacing w:line="240" w:lineRule="auto"/>
-              <w:ind w:firstLineChars="0" w:firstLine="0"/>
+              <w:ind w:firstLine="0" w:firstLineChars="0"/>
               <w:jc w:val="left"/>
               <w:rPr>
-                <w:rFonts w:ascii="宋体" w:hAnsi="宋体" w:cs="宋体" w:hint="eastAsia"/>
+                <w:rFonts w:hint="eastAsia" w:ascii="宋体" w:hAnsi="宋体" w:cs="宋体"/>
                 <w:color w:val="000000"/>
                 <w:kern w:val="0"/>
                 <w:szCs w:val="24"/>
@@ -2965,30 +3054,29 @@
             <w:tcBorders>
               <w:top w:val="nil"/>
               <w:left w:val="nil"/>
-              <w:bottom w:val="single" w:sz="4" w:space="0" w:color="auto"/>
-              <w:right w:val="single" w:sz="4" w:space="0" w:color="auto"/>
+              <w:bottom w:val="single" w:color="auto" w:sz="4" w:space="0"/>
+              <w:right w:val="single" w:color="auto" w:sz="4" w:space="0"/>
             </w:tcBorders>
             <w:shd w:val="clear" w:color="auto" w:fill="auto"/>
             <w:noWrap/>
             <w:vAlign w:val="center"/>
-            <w:hideMark/>
           </w:tcPr>
           <w:p>
             <w:pPr>
               <w:widowControl/>
               <w:spacing w:line="240" w:lineRule="auto"/>
-              <w:ind w:firstLineChars="0" w:firstLine="0"/>
-              <w:jc w:val="center"/>
-              <w:rPr>
-                <w:rFonts w:ascii="宋体" w:hAnsi="宋体" w:cs="宋体" w:hint="eastAsia"/>
-                <w:color w:val="000000"/>
-                <w:kern w:val="0"/>
-                <w:szCs w:val="24"/>
-              </w:rPr>
-            </w:pPr>
-            <w:r>
-              <w:rPr>
-                <w:rFonts w:ascii="宋体" w:hAnsi="宋体" w:cs="宋体" w:hint="eastAsia"/>
+              <w:ind w:firstLine="0" w:firstLineChars="0"/>
+              <w:jc w:val="center"/>
+              <w:rPr>
+                <w:rFonts w:hint="eastAsia" w:ascii="宋体" w:hAnsi="宋体" w:cs="宋体"/>
+                <w:color w:val="000000"/>
+                <w:kern w:val="0"/>
+                <w:szCs w:val="24"/>
+              </w:rPr>
+            </w:pPr>
+            <w:r>
+              <w:rPr>
+                <w:rFonts w:hint="eastAsia" w:ascii="宋体" w:hAnsi="宋体" w:cs="宋体"/>
                 <w:color w:val="000000"/>
                 <w:kern w:val="0"/>
                 <w:szCs w:val="24"/>
@@ -3003,29 +3091,28 @@
             <w:tcBorders>
               <w:top w:val="nil"/>
               <w:left w:val="nil"/>
-              <w:bottom w:val="single" w:sz="4" w:space="0" w:color="auto"/>
-              <w:right w:val="single" w:sz="4" w:space="0" w:color="auto"/>
+              <w:bottom w:val="single" w:color="auto" w:sz="4" w:space="0"/>
+              <w:right w:val="single" w:color="auto" w:sz="4" w:space="0"/>
             </w:tcBorders>
             <w:shd w:val="clear" w:color="auto" w:fill="auto"/>
             <w:vAlign w:val="center"/>
-            <w:hideMark/>
           </w:tcPr>
           <w:p>
             <w:pPr>
               <w:widowControl/>
               <w:spacing w:line="240" w:lineRule="auto"/>
-              <w:ind w:firstLineChars="0" w:firstLine="0"/>
-              <w:jc w:val="center"/>
-              <w:rPr>
-                <w:rFonts w:ascii="宋体" w:hAnsi="宋体" w:cs="宋体" w:hint="eastAsia"/>
-                <w:color w:val="000000"/>
-                <w:kern w:val="0"/>
-                <w:szCs w:val="24"/>
-              </w:rPr>
-            </w:pPr>
-            <w:r>
-              <w:rPr>
-                <w:rFonts w:ascii="宋体" w:hAnsi="宋体" w:cs="宋体" w:hint="eastAsia"/>
+              <w:ind w:firstLine="0" w:firstLineChars="0"/>
+              <w:jc w:val="center"/>
+              <w:rPr>
+                <w:rFonts w:hint="eastAsia" w:ascii="宋体" w:hAnsi="宋体" w:cs="宋体"/>
+                <w:color w:val="000000"/>
+                <w:kern w:val="0"/>
+                <w:szCs w:val="24"/>
+              </w:rPr>
+            </w:pPr>
+            <w:r>
+              <w:rPr>
+                <w:rFonts w:hint="eastAsia" w:ascii="宋体" w:hAnsi="宋体" w:cs="宋体"/>
                 <w:color w:val="000000"/>
                 <w:kern w:val="0"/>
                 <w:szCs w:val="24"/>
@@ -3043,7 +3130,7 @@
             </w:r>
             <w:r>
               <w:rPr>
-                <w:rFonts w:ascii="宋体" w:hAnsi="宋体" w:cs="宋体" w:hint="eastAsia"/>
+                <w:rFonts w:hint="eastAsia" w:ascii="宋体" w:hAnsi="宋体" w:cs="宋体"/>
                 <w:color w:val="000000"/>
                 <w:kern w:val="0"/>
                 <w:szCs w:val="24"/>
@@ -3061,7 +3148,7 @@
             </w:r>
             <w:r>
               <w:rPr>
-                <w:rFonts w:ascii="宋体" w:hAnsi="宋体" w:cs="宋体" w:hint="eastAsia"/>
+                <w:rFonts w:hint="eastAsia" w:ascii="宋体" w:hAnsi="宋体" w:cs="宋体"/>
                 <w:color w:val="000000"/>
                 <w:kern w:val="0"/>
                 <w:szCs w:val="24"/>
@@ -3076,8 +3163,8 @@
             <w:tcBorders>
               <w:top w:val="nil"/>
               <w:left w:val="nil"/>
-              <w:bottom w:val="single" w:sz="4" w:space="0" w:color="auto"/>
-              <w:right w:val="single" w:sz="4" w:space="0" w:color="auto"/>
+              <w:bottom w:val="single" w:color="auto" w:sz="4" w:space="0"/>
+              <w:right w:val="single" w:color="auto" w:sz="4" w:space="0"/>
             </w:tcBorders>
             <w:shd w:val="clear" w:color="auto" w:fill="auto"/>
             <w:noWrap/>
@@ -3087,18 +3174,18 @@
             <w:pPr>
               <w:widowControl/>
               <w:spacing w:line="240" w:lineRule="auto"/>
-              <w:ind w:firstLineChars="0" w:firstLine="0"/>
-              <w:jc w:val="center"/>
-              <w:rPr>
-                <w:rFonts w:ascii="宋体" w:hAnsi="宋体" w:cs="宋体" w:hint="eastAsia"/>
-                <w:color w:val="000000"/>
-                <w:kern w:val="0"/>
-                <w:szCs w:val="24"/>
-              </w:rPr>
-            </w:pPr>
-            <w:r>
-              <w:rPr>
-                <w:rFonts w:ascii="宋体" w:hAnsi="宋体" w:cs="宋体" w:hint="eastAsia"/>
+              <w:ind w:firstLine="0" w:firstLineChars="0"/>
+              <w:jc w:val="center"/>
+              <w:rPr>
+                <w:rFonts w:hint="eastAsia" w:ascii="宋体" w:hAnsi="宋体" w:cs="宋体"/>
+                <w:color w:val="000000"/>
+                <w:kern w:val="0"/>
+                <w:szCs w:val="24"/>
+              </w:rPr>
+            </w:pPr>
+            <w:r>
+              <w:rPr>
+                <w:rFonts w:hint="eastAsia" w:ascii="宋体" w:hAnsi="宋体" w:cs="宋体"/>
                 <w:color w:val="000000"/>
                 <w:kern w:val="0"/>
                 <w:szCs w:val="24"/>
@@ -3107,7 +3194,7 @@
             </w:r>
             <w:r>
               <w:rPr>
-                <w:rFonts w:ascii="MS Gothic" w:eastAsia="MS Gothic" w:hAnsi="MS Gothic" w:cs="MS Gothic" w:hint="eastAsia"/>
+                <w:rFonts w:hint="eastAsia" w:ascii="MS Gothic" w:hAnsi="MS Gothic" w:eastAsia="MS Gothic" w:cs="MS Gothic"/>
                 <w:color w:val="000000"/>
                 <w:kern w:val="0"/>
                 <w:szCs w:val="24"/>
@@ -3122,8 +3209,8 @@
             <w:tcBorders>
               <w:top w:val="nil"/>
               <w:left w:val="nil"/>
-              <w:bottom w:val="single" w:sz="4" w:space="0" w:color="auto"/>
-              <w:right w:val="single" w:sz="4" w:space="0" w:color="auto"/>
+              <w:bottom w:val="single" w:color="auto" w:sz="4" w:space="0"/>
+              <w:right w:val="single" w:color="auto" w:sz="4" w:space="0"/>
             </w:tcBorders>
             <w:shd w:val="clear" w:color="auto" w:fill="auto"/>
             <w:noWrap/>
@@ -3133,10 +3220,10 @@
             <w:pPr>
               <w:widowControl/>
               <w:spacing w:line="240" w:lineRule="auto"/>
-              <w:ind w:firstLineChars="0" w:firstLine="0"/>
-              <w:jc w:val="center"/>
-              <w:rPr>
-                <w:rFonts w:ascii="宋体" w:hAnsi="宋体" w:cs="宋体" w:hint="eastAsia"/>
+              <w:ind w:firstLine="0" w:firstLineChars="0"/>
+              <w:jc w:val="center"/>
+              <w:rPr>
+                <w:rFonts w:hint="eastAsia" w:ascii="宋体" w:hAnsi="宋体" w:cs="宋体"/>
                 <w:color w:val="000000"/>
                 <w:kern w:val="0"/>
                 <w:szCs w:val="24"/>
@@ -3150,8 +3237,8 @@
             <w:tcBorders>
               <w:top w:val="nil"/>
               <w:left w:val="nil"/>
-              <w:bottom w:val="single" w:sz="4" w:space="0" w:color="auto"/>
-              <w:right w:val="single" w:sz="4" w:space="0" w:color="auto"/>
+              <w:bottom w:val="single" w:color="auto" w:sz="4" w:space="0"/>
+              <w:right w:val="single" w:color="auto" w:sz="4" w:space="0"/>
             </w:tcBorders>
             <w:vAlign w:val="center"/>
           </w:tcPr>
@@ -3159,10 +3246,10 @@
             <w:pPr>
               <w:widowControl/>
               <w:spacing w:line="240" w:lineRule="auto"/>
-              <w:ind w:firstLineChars="0" w:firstLine="0"/>
-              <w:jc w:val="center"/>
-              <w:rPr>
-                <w:rFonts w:ascii="宋体" w:hAnsi="宋体" w:cs="宋体" w:hint="eastAsia"/>
+              <w:ind w:firstLine="0" w:firstLineChars="0"/>
+              <w:jc w:val="center"/>
+              <w:rPr>
+                <w:rFonts w:hint="eastAsia" w:ascii="宋体" w:hAnsi="宋体" w:cs="宋体"/>
                 <w:color w:val="000000"/>
                 <w:kern w:val="0"/>
                 <w:szCs w:val="24"/>
@@ -3171,24 +3258,23 @@
           </w:p>
         </w:tc>
       </w:tr>
+      <w:bookmarkEnd w:id="0"/>
     </w:tbl>
-    <w:bookmarkEnd w:id="0"/>
-    <w:p>
-      <w:pPr>
-        <w:pStyle w:val="1"/>
-      </w:pPr>
-      <w:r>
-        <w:rPr>
-          <w:rFonts w:hint="eastAsia"/>
-        </w:rPr>
-        <w:lastRenderedPageBreak/>
+    <w:p>
+      <w:pPr>
+        <w:pStyle w:val="2"/>
+      </w:pPr>
+      <w:r>
+        <w:rPr>
+          <w:rFonts w:hint="eastAsia"/>
+        </w:rPr>
         <w:t>曳引机</w:t>
       </w:r>
     </w:p>
     <w:p>
       <w:pPr>
-        <w:pStyle w:val="2"/>
-        <w:ind w:firstLine="600"/>
+        <w:pStyle w:val="3"/>
+        <w:ind w:firstLine="300"/>
       </w:pPr>
       <w:r>
         <w:rPr>
@@ -3205,37 +3291,13 @@
         <w:rPr>
           <w:rFonts w:hint="eastAsia"/>
         </w:rPr>
-        <w:t>延用之前的方案，利用</w:t>
-      </w:r>
-      <w:r>
-        <w:rPr>
-          <w:rFonts w:hint="eastAsia"/>
-        </w:rPr>
-        <w:t>rms</w:t>
-      </w:r>
-      <w:r>
-        <w:rPr>
-          <w:rFonts w:hint="eastAsia"/>
-        </w:rPr>
-        <w:t>和</w:t>
-      </w:r>
-      <w:r>
-        <w:rPr>
-          <w:rFonts w:hint="eastAsia"/>
-        </w:rPr>
-        <w:t>fft</w:t>
-      </w:r>
-      <w:r>
-        <w:rPr>
-          <w:rFonts w:hint="eastAsia"/>
-        </w:rPr>
-        <w:t>诊断，无需改变</w:t>
-      </w:r>
-    </w:p>
-    <w:p>
-      <w:pPr>
-        <w:pStyle w:val="2"/>
-        <w:ind w:firstLine="600"/>
+        <w:t>延用之前的方案，利用rms和fft诊断，无需改变</w:t>
+      </w:r>
+    </w:p>
+    <w:p>
+      <w:pPr>
+        <w:pStyle w:val="3"/>
+        <w:ind w:firstLine="300"/>
       </w:pPr>
       <w:r>
         <w:rPr>
@@ -3252,37 +3314,13 @@
         <w:rPr>
           <w:rFonts w:hint="eastAsia"/>
         </w:rPr>
-        <w:t>延用之前的方案，利用</w:t>
-      </w:r>
-      <w:r>
-        <w:rPr>
-          <w:rFonts w:hint="eastAsia"/>
-        </w:rPr>
-        <w:t>rms</w:t>
-      </w:r>
-      <w:r>
-        <w:rPr>
-          <w:rFonts w:hint="eastAsia"/>
-        </w:rPr>
-        <w:t>和</w:t>
-      </w:r>
-      <w:r>
-        <w:rPr>
-          <w:rFonts w:hint="eastAsia"/>
-        </w:rPr>
-        <w:t>fft</w:t>
-      </w:r>
-      <w:r>
-        <w:rPr>
-          <w:rFonts w:hint="eastAsia"/>
-        </w:rPr>
-        <w:t>诊断，无需改变</w:t>
-      </w:r>
-    </w:p>
-    <w:p>
-      <w:pPr>
-        <w:pStyle w:val="2"/>
-        <w:ind w:firstLine="600"/>
+        <w:t>延用之前的方案，利用rms和fft诊断，无需改变</w:t>
+      </w:r>
+    </w:p>
+    <w:p>
+      <w:pPr>
+        <w:pStyle w:val="3"/>
+        <w:ind w:firstLine="300"/>
       </w:pPr>
       <w:r>
         <w:rPr>
@@ -3293,85 +3331,29 @@
     </w:p>
     <w:p>
       <w:pPr>
+        <w:pStyle w:val="4"/>
+        <w:spacing w:before="156"/>
+        <w:ind w:firstLine="560"/>
+        <w:rPr>
+          <w:rFonts w:hint="eastAsia"/>
+        </w:rPr>
+      </w:pPr>
+      <w:r>
+        <w:rPr>
+          <w:rFonts w:hint="eastAsia"/>
+        </w:rPr>
+        <w:t>方案一</w:t>
+      </w:r>
+    </w:p>
+    <w:p>
+      <w:pPr>
         <w:ind w:firstLine="480"/>
       </w:pPr>
       <w:r>
         <w:rPr>
           <w:rFonts w:hint="eastAsia"/>
         </w:rPr>
-        <w:t>利用超量峭度</w:t>
-      </w:r>
-      <w:r>
-        <w:rPr>
-          <w:rFonts w:hint="eastAsia"/>
-        </w:rPr>
-        <w:t>K</w:t>
-      </w:r>
-      <w:r>
-        <w:rPr>
-          <w:rFonts w:hint="eastAsia"/>
-        </w:rPr>
-        <w:t>和峰值因子</w:t>
-      </w:r>
-      <w:r>
-        <w:rPr>
-          <w:rFonts w:hint="eastAsia"/>
-        </w:rPr>
-        <w:t>CF</w:t>
-      </w:r>
-      <w:r>
-        <w:rPr>
-          <w:rFonts w:hint="eastAsia"/>
-        </w:rPr>
-        <w:t>诊断，信号发送端无需发送</w:t>
-      </w:r>
-      <w:r>
-        <w:rPr>
-          <w:rFonts w:hint="eastAsia"/>
-        </w:rPr>
-        <w:t>rms</w:t>
-      </w:r>
-      <w:r>
-        <w:rPr>
-          <w:rFonts w:hint="eastAsia"/>
-        </w:rPr>
-        <w:t>和</w:t>
-      </w:r>
-      <w:r>
-        <w:rPr>
-          <w:rFonts w:hint="eastAsia"/>
-        </w:rPr>
-        <w:t>fft</w:t>
-      </w:r>
-      <w:r>
-        <w:rPr>
-          <w:rFonts w:hint="eastAsia"/>
-        </w:rPr>
-        <w:t>，发送</w:t>
-      </w:r>
-      <w:r>
-        <w:rPr>
-          <w:rFonts w:hint="eastAsia"/>
-        </w:rPr>
-        <w:t>K</w:t>
-      </w:r>
-      <w:r>
-        <w:rPr>
-          <w:rFonts w:hint="eastAsia"/>
-        </w:rPr>
-        <w:t>和</w:t>
-      </w:r>
-      <w:r>
-        <w:rPr>
-          <w:rFonts w:hint="eastAsia"/>
-        </w:rPr>
-        <w:t>CF</w:t>
-      </w:r>
-      <w:r>
-        <w:rPr>
-          <w:rFonts w:hint="eastAsia"/>
-        </w:rPr>
-        <w:t>。</w:t>
+        <w:t>利用超量峭度K和峰值因子CF诊断，信号发送端无需发送rms和fft，发送K和CF。</w:t>
       </w:r>
     </w:p>
     <w:p>
@@ -3386,49 +3368,7 @@
         <w:rPr>
           <w:rFonts w:hint="eastAsia"/>
         </w:rPr>
-        <w:t>原因：</w:t>
-      </w:r>
-      <w:r>
-        <w:rPr>
-          <w:rFonts w:hint="eastAsia"/>
-        </w:rPr>
-        <w:t>rms</w:t>
-      </w:r>
-      <w:r>
-        <w:rPr>
-          <w:rFonts w:hint="eastAsia"/>
-        </w:rPr>
-        <w:t>是平均能量，只能在松动明显后发现，</w:t>
-      </w:r>
-      <w:r>
-        <w:rPr>
-          <w:rFonts w:hint="eastAsia"/>
-        </w:rPr>
-        <w:t>并且</w:t>
-      </w:r>
-      <w:r>
-        <w:rPr>
-          <w:rFonts w:hint="eastAsia"/>
-        </w:rPr>
-        <w:t>rms</w:t>
-      </w:r>
-      <w:r>
-        <w:rPr>
-          <w:rFonts w:hint="eastAsia"/>
-        </w:rPr>
-        <w:t>是</w:t>
-      </w:r>
-      <w:r>
-        <w:rPr>
-          <w:rFonts w:hint="eastAsia"/>
-        </w:rPr>
-        <w:t>大小探测器</w:t>
-      </w:r>
-      <w:r>
-        <w:rPr>
-          <w:rFonts w:hint="eastAsia"/>
-        </w:rPr>
-        <w:t>，在正常启停情况下，也会上升而报警。</w:t>
+        <w:t>原因：rms是平均能量，只能在松动明显后发现，并且rms是大小探测器，在正常启停情况下，也会上升而报警。</w:t>
       </w:r>
       <w:r>
         <w:rPr>
@@ -3443,31 +3383,7 @@
           <w:b/>
           <w:bCs/>
         </w:rPr>
-        <w:t>ms=</w:t>
-      </w:r>
-      <w:r>
-        <w:rPr>
-          <w:rFonts w:hint="eastAsia"/>
-          <w:b/>
-          <w:bCs/>
-        </w:rPr>
-        <w:t>晚报</w:t>
-      </w:r>
-      <w:r>
-        <w:rPr>
-          <w:rFonts w:hint="eastAsia"/>
-          <w:b/>
-          <w:bCs/>
-        </w:rPr>
-        <w:t>+</w:t>
-      </w:r>
-      <w:r>
-        <w:rPr>
-          <w:rFonts w:hint="eastAsia"/>
-          <w:b/>
-          <w:bCs/>
-        </w:rPr>
-        <w:t>错报</w:t>
+        <w:t>ms=晚报+错报（连续三次超阈值避免错报）</w:t>
       </w:r>
     </w:p>
     <w:p>
@@ -3478,55 +3394,7 @@
         <w:rPr>
           <w:rFonts w:hint="eastAsia"/>
         </w:rPr>
-        <w:t>K</w:t>
-      </w:r>
-      <w:r>
-        <w:rPr>
-          <w:rFonts w:hint="eastAsia"/>
-        </w:rPr>
-        <w:t>和</w:t>
-      </w:r>
-      <w:r>
-        <w:rPr>
-          <w:rFonts w:hint="eastAsia"/>
-        </w:rPr>
-        <w:t>CF</w:t>
-      </w:r>
-      <w:r>
-        <w:rPr>
-          <w:rFonts w:hint="eastAsia"/>
-        </w:rPr>
-        <w:t>是形状探测器，</w:t>
-      </w:r>
-      <w:r>
-        <w:rPr>
-          <w:rFonts w:hint="eastAsia"/>
-        </w:rPr>
-        <w:t>K</w:t>
-      </w:r>
-      <w:r>
-        <w:rPr>
-          <w:rFonts w:hint="eastAsia"/>
-        </w:rPr>
-        <w:t>波形是否圆滑，</w:t>
-      </w:r>
-      <w:r>
-        <w:rPr>
-          <w:rFonts w:hint="eastAsia"/>
-        </w:rPr>
-        <w:t>CF</w:t>
-      </w:r>
-      <w:r>
-        <w:rPr>
-          <w:rFonts w:hint="eastAsia"/>
-        </w:rPr>
-        <w:t>最高的那个点，比平均线高多少倍</w:t>
-      </w:r>
-      <w:r>
-        <w:rPr>
-          <w:rFonts w:hint="eastAsia"/>
-        </w:rPr>
-        <w:t>。</w:t>
+        <w:t>K和CF是形状探测器，K波形是否圆滑，CF最高的那个点，比平均线高多少倍。</w:t>
       </w:r>
     </w:p>
     <w:p>
@@ -3537,30 +3405,12 @@
         <w:rPr>
           <w:rFonts w:hint="eastAsia"/>
         </w:rPr>
-        <w:t>K</w:t>
-      </w:r>
-      <w:r>
-        <w:rPr>
-          <w:rFonts w:hint="eastAsia"/>
-        </w:rPr>
-        <w:t>和</w:t>
-      </w:r>
-      <w:r>
-        <w:rPr>
-          <w:rFonts w:hint="eastAsia"/>
-        </w:rPr>
-        <w:t>CF</w:t>
-      </w:r>
-      <w:r>
-        <w:rPr>
-          <w:rFonts w:hint="eastAsia"/>
-        </w:rPr>
-        <w:t>的能计算并且不会产生成本问题。</w:t>
-      </w:r>
-    </w:p>
-    <w:p>
-      <w:pPr>
-        <w:pStyle w:val="MTDisplayEquation"/>
+        <w:t>K和CF的能计算并且不会产生成本问题。</w:t>
+      </w:r>
+    </w:p>
+    <w:p>
+      <w:pPr>
+        <w:pStyle w:val="44"/>
       </w:pPr>
       <w:r>
         <w:tab/>
@@ -3569,39 +3419,25 @@
         <w:rPr>
           <w:position w:val="-66"/>
         </w:rPr>
-        <w:object w:dxaOrig="2400" w:dyaOrig="1080" w14:anchorId="0B673AF8">
-          <v:shapetype id="_x0000_t75" coordsize="21600,21600" o:spt="75" o:preferrelative="t" path="m@4@5l@4@11@9@11@9@5xe" filled="f" stroked="f">
-            <v:stroke joinstyle="miter"/>
-            <v:formulas>
-              <v:f eqn="if lineDrawn pixelLineWidth 0"/>
-              <v:f eqn="sum @0 1 0"/>
-              <v:f eqn="sum 0 0 @1"/>
-              <v:f eqn="prod @2 1 2"/>
-              <v:f eqn="prod @3 21600 pixelWidth"/>
-              <v:f eqn="prod @3 21600 pixelHeight"/>
-              <v:f eqn="sum @0 0 1"/>
-              <v:f eqn="prod @6 1 2"/>
-              <v:f eqn="prod @7 21600 pixelWidth"/>
-              <v:f eqn="sum @8 21600 0"/>
-              <v:f eqn="prod @7 21600 pixelHeight"/>
-              <v:f eqn="sum @10 21600 0"/>
-            </v:formulas>
-            <v:path o:extrusionok="f" gradientshapeok="t" o:connecttype="rect"/>
+        <w:object>
+          <v:shape id="_x0000_i1025" o:spt="75" type="#_x0000_t75" style="height:54pt;width:120pt;" o:ole="t" filled="f" o:preferrelative="t" stroked="f" coordsize="21600,21600">
+            <v:path/>
+            <v:fill on="f" focussize="0,0"/>
+            <v:stroke on="f" joinstyle="miter"/>
+            <v:imagedata r:id="rId15" o:title=""/>
             <o:lock v:ext="edit" aspectratio="t"/>
-          </v:shapetype>
-          <v:shape id="_x0000_i1031" type="#_x0000_t75" style="width:120.15pt;height:53.9pt" o:ole="">
-            <v:imagedata r:id="rId9" o:title=""/>
+            <w10:wrap type="none"/>
+            <w10:anchorlock/>
           </v:shape>
-          <o:OLEObject Type="Embed" ProgID="Equation.DSMT4" ShapeID="_x0000_i1031" DrawAspect="Content" ObjectID="_1837700529" r:id="rId10"/>
+          <o:OLEObject Type="Embed" ProgID="Equation.DSMT4" ShapeID="_x0000_i1025" DrawAspect="Content" ObjectID="_1468075725" r:id="rId14">
+            <o:LockedField>false</o:LockedField>
+          </o:OLEObject>
         </w:object>
       </w:r>
     </w:p>
     <w:p>
       <w:pPr>
-        <w:pStyle w:val="MTDisplayEquation"/>
-        <w:rPr>
-          <w:rFonts w:hint="eastAsia"/>
-        </w:rPr>
+        <w:pStyle w:val="44"/>
       </w:pPr>
       <w:r>
         <w:tab/>
@@ -3610,75 +3446,618 @@
         <w:rPr>
           <w:position w:val="-68"/>
         </w:rPr>
-        <w:object w:dxaOrig="3860" w:dyaOrig="1400" w14:anchorId="24B47D16">
-          <v:shape id="_x0000_i1034" type="#_x0000_t75" style="width:193.05pt;height:69.8pt" o:ole="">
-            <v:imagedata r:id="rId11" o:title=""/>
+        <w:object>
+          <v:shape id="_x0000_i1026" o:spt="75" type="#_x0000_t75" style="height:69.7pt;width:193.15pt;" o:ole="t" filled="f" o:preferrelative="t" stroked="f" coordsize="21600,21600">
+            <v:path/>
+            <v:fill on="f" focussize="0,0"/>
+            <v:stroke on="f" joinstyle="miter"/>
+            <v:imagedata r:id="rId17" o:title=""/>
+            <o:lock v:ext="edit" aspectratio="t"/>
+            <w10:wrap type="none"/>
+            <w10:anchorlock/>
           </v:shape>
-          <o:OLEObject Type="Embed" ProgID="Equation.DSMT4" ShapeID="_x0000_i1034" DrawAspect="Content" ObjectID="_1837700530" r:id="rId12"/>
+          <o:OLEObject Type="Embed" ProgID="Equation.DSMT4" ShapeID="_x0000_i1026" DrawAspect="Content" ObjectID="_1468075726" r:id="rId16">
+            <o:LockedField>false</o:LockedField>
+          </o:OLEObject>
         </w:object>
       </w:r>
     </w:p>
     <w:p>
       <w:pPr>
-        <w:pStyle w:val="1"/>
-      </w:pPr>
-      <w:r>
-        <w:rPr>
-          <w:rFonts w:ascii="宋体" w:hAnsi="宋体" w:cs="宋体" w:hint="eastAsia"/>
+        <w:pStyle w:val="4"/>
+        <w:spacing w:before="156"/>
+        <w:ind w:firstLine="560"/>
+      </w:pPr>
+      <w:r>
+        <w:rPr>
+          <w:rFonts w:hint="eastAsia"/>
+        </w:rPr>
+        <w:t>方案二</w:t>
+      </w:r>
+    </w:p>
+    <w:p>
+      <w:pPr>
+        <w:ind w:firstLine="480"/>
+      </w:pPr>
+      <w:r>
+        <w:rPr>
+          <w:rFonts w:hint="eastAsia"/>
+        </w:rPr>
+        <w:t>利用rms诊断，只用发送rms</w:t>
+      </w:r>
+    </w:p>
+    <w:p>
+      <w:pPr>
+        <w:ind w:firstLine="480"/>
+        <w:rPr>
+          <w:rFonts w:hint="eastAsia"/>
+        </w:rPr>
+      </w:pPr>
+      <w:r>
+        <w:rPr>
+          <w:rFonts w:hint="eastAsia"/>
+        </w:rPr>
+        <w:t>固定螺栓松动到一定程度后，rms会发生明显变化，目前rms是2s一个，加上连续三次超阈值报警，理论上可以避免启停是产生的误报。</w:t>
+      </w:r>
+    </w:p>
+    <w:p>
+      <w:pPr>
+        <w:pStyle w:val="2"/>
+      </w:pPr>
+      <w:r>
+        <w:rPr>
+          <w:rFonts w:hint="eastAsia" w:ascii="宋体" w:hAnsi="宋体" w:cs="宋体"/>
           <w:color w:val="000000"/>
           <w:kern w:val="0"/>
           <w:szCs w:val="24"/>
         </w:rPr>
-        <w:t>钢丝绳、</w:t>
-      </w:r>
-      <w:r>
-        <w:rPr>
-          <w:rFonts w:ascii="宋体" w:hAnsi="宋体" w:cs="宋体" w:hint="eastAsia"/>
-          <w:color w:val="000000"/>
-          <w:kern w:val="0"/>
+        <w:t>钢丝绳、钢带</w:t>
+      </w:r>
+    </w:p>
+    <w:p>
+      <w:pPr>
+        <w:pStyle w:val="3"/>
+        <w:ind w:firstLine="240"/>
+      </w:pPr>
+      <w:r>
+        <w:rPr>
+          <w:rFonts w:hint="eastAsia"/>
+        </w:rPr>
+        <w:t>张力不均、钢丝绳伸长</w:t>
+      </w:r>
+    </w:p>
+    <w:p>
+      <w:pPr>
+        <w:pStyle w:val="4"/>
+        <w:spacing w:before="156"/>
+        <w:ind w:firstLine="480"/>
+      </w:pPr>
+      <w:r>
+        <w:rPr>
+          <w:rFonts w:hint="eastAsia"/>
+        </w:rPr>
+        <w:t>钢丝绳伸长无法检测</w:t>
+      </w:r>
+    </w:p>
+    <w:p>
+      <w:pPr>
+        <w:ind w:firstLine="480"/>
+        <w:rPr>
+          <w:rFonts w:hint="default" w:hAnsi="Cambria Math"/>
+          <w:i w:val="0"/>
+          <w:sz w:val="24"/>
+        </w:rPr>
+      </w:pPr>
+      <m:oMathPara>
+        <m:oMath>
+          <m:r>
+            <m:rPr/>
+            <w:rPr>
+              <w:rFonts w:hint="default" w:ascii="Cambria Math" w:hAnsi="Cambria Math"/>
+              <w:sz w:val="24"/>
+            </w:rPr>
+            <m:t>f=</m:t>
+          </m:r>
+          <m:f>
+            <m:fPr>
+              <m:ctrlPr>
+                <w:rPr>
+                  <w:rFonts w:hint="default" w:ascii="Cambria Math" w:hAnsi="Cambria Math"/>
+                  <w:i/>
+                  <w:sz w:val="24"/>
+                </w:rPr>
+              </m:ctrlPr>
+            </m:fPr>
+            <m:num>
+              <m:r>
+                <m:rPr/>
+                <w:rPr>
+                  <w:rFonts w:hint="default" w:ascii="Cambria Math" w:hAnsi="Cambria Math"/>
+                  <w:sz w:val="24"/>
+                </w:rPr>
+                <m:t>1</m:t>
+              </m:r>
+              <m:ctrlPr>
+                <w:rPr>
+                  <w:rFonts w:ascii="Cambria Math" w:hAnsi="Cambria Math"/>
+                  <w:sz w:val="24"/>
+                </w:rPr>
+              </m:ctrlPr>
+            </m:num>
+            <m:den>
+              <m:r>
+                <m:rPr/>
+                <w:rPr>
+                  <w:rFonts w:hint="default" w:ascii="Cambria Math" w:hAnsi="Cambria Math"/>
+                  <w:sz w:val="24"/>
+                </w:rPr>
+                <m:t>2π</m:t>
+              </m:r>
+              <m:ctrlPr>
+                <w:rPr>
+                  <w:rFonts w:ascii="Cambria Math" w:hAnsi="Cambria Math"/>
+                  <w:sz w:val="24"/>
+                </w:rPr>
+              </m:ctrlPr>
+            </m:den>
+          </m:f>
+          <m:rad>
+            <m:radPr>
+              <m:degHide m:val="1"/>
+              <m:ctrlPr>
+                <w:rPr>
+                  <w:rFonts w:hint="default" w:ascii="Cambria Math" w:hAnsi="Cambria Math"/>
+                  <w:i/>
+                  <w:sz w:val="24"/>
+                </w:rPr>
+              </m:ctrlPr>
+            </m:radPr>
+            <m:deg>
+              <m:ctrlPr>
+                <w:rPr>
+                  <w:rFonts w:ascii="Cambria Math" w:hAnsi="Cambria Math"/>
+                  <w:sz w:val="24"/>
+                </w:rPr>
+              </m:ctrlPr>
+            </m:deg>
+            <m:e>
+              <m:f>
+                <m:fPr>
+                  <m:ctrlPr>
+                    <w:rPr>
+                      <w:rFonts w:hint="default" w:ascii="Cambria Math" w:hAnsi="Cambria Math"/>
+                      <w:i/>
+                      <w:sz w:val="24"/>
+                    </w:rPr>
+                  </m:ctrlPr>
+                </m:fPr>
+                <m:num>
+                  <m:r>
+                    <m:rPr/>
+                    <w:rPr>
+                      <w:rFonts w:hint="default" w:ascii="Cambria Math" w:hAnsi="Cambria Math"/>
+                      <w:sz w:val="24"/>
+                    </w:rPr>
+                    <m:t>k</m:t>
+                  </m:r>
+                  <m:ctrlPr>
+                    <w:rPr>
+                      <w:rFonts w:ascii="Cambria Math" w:hAnsi="Cambria Math"/>
+                      <w:sz w:val="24"/>
+                    </w:rPr>
+                  </m:ctrlPr>
+                </m:num>
+                <m:den>
+                  <m:r>
+                    <m:rPr/>
+                    <w:rPr>
+                      <w:rFonts w:hint="default" w:ascii="Cambria Math" w:hAnsi="Cambria Math"/>
+                      <w:sz w:val="24"/>
+                    </w:rPr>
+                    <m:t>m</m:t>
+                  </m:r>
+                  <m:ctrlPr>
+                    <w:rPr>
+                      <w:rFonts w:ascii="Cambria Math" w:hAnsi="Cambria Math"/>
+                      <w:sz w:val="24"/>
+                    </w:rPr>
+                  </m:ctrlPr>
+                </m:den>
+              </m:f>
+              <m:ctrlPr>
+                <w:rPr>
+                  <w:rFonts w:hint="default" w:ascii="Cambria Math" w:hAnsi="Cambria Math"/>
+                  <w:i/>
+                  <w:sz w:val="24"/>
+                </w:rPr>
+              </m:ctrlPr>
+            </m:e>
+          </m:rad>
+        </m:oMath>
+      </m:oMathPara>
+    </w:p>
+    <w:p>
+      <w:pPr>
+        <w:ind w:firstLine="480"/>
+        <w:rPr>
+          <w:rFonts w:hint="eastAsia" w:ascii="宋体" w:hAnsi="宋体" w:cs="宋体"/>
+          <w:sz w:val="24"/>
           <w:szCs w:val="24"/>
-        </w:rPr>
-        <w:t>钢带</w:t>
-      </w:r>
-    </w:p>
-    <w:p>
-      <w:pPr>
-        <w:pStyle w:val="2"/>
-        <w:ind w:firstLine="600"/>
-      </w:pPr>
-      <w:r>
-        <w:rPr>
-          <w:rFonts w:hint="eastAsia"/>
-        </w:rPr>
-        <w:t>张力不均</w:t>
-      </w:r>
+          <w:lang w:val="en-US" w:eastAsia="zh-CN"/>
+        </w:rPr>
+      </w:pPr>
+      <w:r>
+        <w:rPr>
+          <w:rFonts w:hint="eastAsia" w:hAnsi="Cambria Math" w:cs="Times New Roman"/>
+          <w:i w:val="0"/>
+          <w:kern w:val="2"/>
+          <w:sz w:val="24"/>
+          <w:szCs w:val="21"/>
+          <w:lang w:val="en-US" w:eastAsia="zh-CN" w:bidi="ar-SA"/>
+          <w14:ligatures w14:val="none"/>
+        </w:rPr>
+        <w:t>比较标准会随着载重变化，而带入一般刚度，</w:t>
+      </w:r>
+      <w:r>
+        <w:rPr>
+          <w:rFonts w:ascii="宋体" w:hAnsi="宋体" w:eastAsia="宋体" w:cs="宋体"/>
+          <w:sz w:val="24"/>
+          <w:szCs w:val="24"/>
+        </w:rPr>
+        <w:t>仅从空载到满载，固有频率就会正常下降</w:t>
+      </w:r>
+      <w:r>
+        <w:rPr>
+          <w:rFonts w:hint="eastAsia" w:ascii="宋体" w:hAnsi="宋体" w:cs="宋体"/>
+          <w:sz w:val="24"/>
+          <w:szCs w:val="24"/>
+          <w:lang w:val="en-US" w:eastAsia="zh-CN"/>
+        </w:rPr>
+        <w:t>约</w:t>
+      </w:r>
+      <w:r>
+        <w:rPr>
+          <w:rFonts w:ascii="宋体" w:hAnsi="宋体" w:eastAsia="宋体" w:cs="宋体"/>
+          <w:sz w:val="24"/>
+          <w:szCs w:val="24"/>
+        </w:rPr>
+        <w:t>25%</w:t>
+      </w:r>
+      <w:r>
+        <w:rPr>
+          <w:rFonts w:hint="eastAsia" w:ascii="宋体" w:hAnsi="宋体" w:cs="宋体"/>
+          <w:sz w:val="24"/>
+          <w:szCs w:val="24"/>
+          <w:lang w:eastAsia="zh-CN"/>
+        </w:rPr>
+        <w:t>，</w:t>
+      </w:r>
+      <w:r>
+        <w:rPr>
+          <w:rFonts w:hint="eastAsia" w:ascii="宋体" w:hAnsi="宋体" w:cs="宋体"/>
+          <w:sz w:val="24"/>
+          <w:szCs w:val="24"/>
+          <w:lang w:val="en-US" w:eastAsia="zh-CN"/>
+        </w:rPr>
+        <w:t>远超阈值5%。</w:t>
+      </w:r>
+    </w:p>
+    <w:p>
+      <w:pPr>
+        <w:pStyle w:val="4"/>
+        <w:bidi w:val="0"/>
+        <w:rPr>
+          <w:rFonts w:hint="default"/>
+          <w:lang w:val="en-US" w:eastAsia="zh-CN"/>
+        </w:rPr>
+      </w:pPr>
+      <w:r>
+        <w:rPr>
+          <w:rFonts w:hint="eastAsia"/>
+          <w:lang w:val="en-US" w:eastAsia="zh-CN"/>
+        </w:rPr>
+        <w:t>张力不均无法检测</w:t>
+      </w:r>
+    </w:p>
+    <w:p>
+      <w:pPr>
+        <w:rPr>
+          <w:rFonts w:hAnsi="Cambria Math"/>
+          <w:i w:val="0"/>
+          <w:sz w:val="24"/>
+        </w:rPr>
+      </w:pPr>
+      <m:oMathPara>
+        <m:oMath>
+          <m:sSub>
+            <m:sSubPr>
+              <m:ctrlPr>
+                <w:rPr>
+                  <w:rFonts w:hint="default" w:ascii="Cambria Math" w:hAnsi="Cambria Math"/>
+                  <w:sz w:val="24"/>
+                </w:rPr>
+              </m:ctrlPr>
+            </m:sSubPr>
+            <m:e>
+              <m:r>
+                <m:rPr/>
+                <w:rPr>
+                  <w:rFonts w:hint="default" w:ascii="Cambria Math" w:hAnsi="Cambria Math"/>
+                  <w:sz w:val="24"/>
+                </w:rPr>
+                <m:t>f</m:t>
+              </m:r>
+              <m:ctrlPr>
+                <w:rPr>
+                  <w:rFonts w:ascii="Cambria Math" w:hAnsi="Cambria Math"/>
+                  <w:sz w:val="24"/>
+                </w:rPr>
+              </m:ctrlPr>
+            </m:e>
+            <m:sub>
+              <m:r>
+                <m:rPr/>
+                <w:rPr>
+                  <w:rFonts w:hint="default" w:ascii="Cambria Math" w:hAnsi="Cambria Math"/>
+                  <w:sz w:val="24"/>
+                </w:rPr>
+                <m:t>p</m:t>
+              </m:r>
+              <m:ctrlPr>
+                <w:rPr>
+                  <w:rFonts w:ascii="Cambria Math" w:hAnsi="Cambria Math"/>
+                  <w:sz w:val="24"/>
+                </w:rPr>
+              </m:ctrlPr>
+            </m:sub>
+          </m:sSub>
+          <m:r>
+            <m:rPr/>
+            <w:rPr>
+              <w:rFonts w:hint="default" w:ascii="Cambria Math" w:hAnsi="Cambria Math"/>
+              <w:sz w:val="24"/>
+            </w:rPr>
+            <m:t>=</m:t>
+          </m:r>
+          <m:f>
+            <m:fPr>
+              <m:ctrlPr>
+                <w:rPr>
+                  <w:rFonts w:hint="default" w:ascii="Cambria Math" w:hAnsi="Cambria Math"/>
+                  <w:i/>
+                  <w:sz w:val="24"/>
+                </w:rPr>
+              </m:ctrlPr>
+            </m:fPr>
+            <m:num>
+              <m:r>
+                <m:rPr/>
+                <w:rPr>
+                  <w:rFonts w:hint="default" w:ascii="Cambria Math" w:hAnsi="Cambria Math"/>
+                  <w:sz w:val="24"/>
+                </w:rPr>
+                <m:t>v</m:t>
+              </m:r>
+              <m:ctrlPr>
+                <w:rPr>
+                  <w:rFonts w:ascii="Cambria Math" w:hAnsi="Cambria Math"/>
+                  <w:sz w:val="24"/>
+                </w:rPr>
+              </m:ctrlPr>
+            </m:num>
+            <m:den>
+              <m:r>
+                <m:rPr/>
+                <w:rPr>
+                  <w:rFonts w:hint="default" w:ascii="Cambria Math" w:hAnsi="Cambria Math"/>
+                  <w:sz w:val="24"/>
+                </w:rPr>
+                <m:t>l</m:t>
+              </m:r>
+              <m:ctrlPr>
+                <w:rPr>
+                  <w:rFonts w:ascii="Cambria Math" w:hAnsi="Cambria Math"/>
+                  <w:sz w:val="24"/>
+                </w:rPr>
+              </m:ctrlPr>
+            </m:den>
+          </m:f>
+        </m:oMath>
+      </m:oMathPara>
     </w:p>
     <w:p>
       <w:pPr>
         <w:ind w:firstLine="480"/>
-      </w:pPr>
-      <w:r>
-        <w:rPr>
-          <w:rFonts w:hint="eastAsia"/>
-        </w:rPr>
-        <w:t>钢丝绳、钢带：</w:t>
-      </w:r>
-      <w:r>
-        <w:rPr>
-          <w:rFonts w:hint="eastAsia"/>
-        </w:rPr>
-        <w:t>张力不均</w:t>
-      </w:r>
-      <w:r>
-        <w:rPr>
-          <w:rFonts w:hint="eastAsia"/>
-        </w:rPr>
-        <w:t>和钢丝绳伸长</w:t>
+        <w:rPr>
+          <w:rFonts w:hint="eastAsia" w:ascii="宋体" w:hAnsi="宋体" w:cs="宋体"/>
+          <w:sz w:val="24"/>
+          <w:szCs w:val="24"/>
+          <w:lang w:val="en-US" w:eastAsia="zh-CN"/>
+        </w:rPr>
+      </w:pPr>
+      <w:r>
+        <w:rPr>
+          <w:rFonts w:hint="eastAsia" w:hAnsi="Cambria Math" w:cs="Times New Roman"/>
+          <w:i w:val="0"/>
+          <w:kern w:val="2"/>
+          <w:sz w:val="24"/>
+          <w:szCs w:val="21"/>
+          <w:lang w:val="en-US" w:eastAsia="zh-CN" w:bidi="ar-SA"/>
+          <w14:ligatures w14:val="none"/>
+        </w:rPr>
+        <w:t>比较标准会随着绳速变化，而带入一般</w:t>
+      </w:r>
+      <w:r>
+        <w:rPr>
+          <w:rFonts w:ascii="宋体" w:hAnsi="宋体" w:eastAsia="宋体" w:cs="宋体"/>
+          <w:sz w:val="24"/>
+          <w:szCs w:val="24"/>
+        </w:rPr>
+        <w:t>钢丝绳捻距</w:t>
+      </w:r>
+      <w:r>
+        <w:rPr>
+          <w:rFonts w:hint="eastAsia" w:hAnsi="Cambria Math" w:cs="Times New Roman"/>
+          <w:i w:val="0"/>
+          <w:kern w:val="2"/>
+          <w:sz w:val="24"/>
+          <w:szCs w:val="21"/>
+          <w:lang w:val="en-US" w:eastAsia="zh-CN" w:bidi="ar-SA"/>
+          <w14:ligatures w14:val="none"/>
+        </w:rPr>
+        <w:t>，</w:t>
+      </w:r>
+      <w:r>
+        <w:rPr>
+          <w:rFonts w:ascii="宋体" w:hAnsi="宋体" w:eastAsia="宋体" w:cs="宋体"/>
+          <w:sz w:val="24"/>
+          <w:szCs w:val="24"/>
+        </w:rPr>
+        <w:t>仅绳速从1m/s到3m/s，绳通过频率就会</w:t>
+      </w:r>
+      <w:r>
+        <w:rPr>
+          <w:rFonts w:hint="eastAsia" w:ascii="宋体" w:hAnsi="宋体" w:cs="宋体"/>
+          <w:sz w:val="24"/>
+          <w:szCs w:val="24"/>
+          <w:lang w:val="en-US" w:eastAsia="zh-CN"/>
+        </w:rPr>
+        <w:t>翻三倍</w:t>
+      </w:r>
+      <w:r>
+        <w:rPr>
+          <w:rFonts w:hint="eastAsia" w:ascii="宋体" w:hAnsi="宋体" w:cs="宋体"/>
+          <w:sz w:val="24"/>
+          <w:szCs w:val="24"/>
+          <w:lang w:eastAsia="zh-CN"/>
+        </w:rPr>
+        <w:t>，</w:t>
+      </w:r>
+      <w:r>
+        <w:rPr>
+          <w:rFonts w:hint="eastAsia" w:ascii="宋体" w:hAnsi="宋体" w:cs="宋体"/>
+          <w:sz w:val="24"/>
+          <w:szCs w:val="24"/>
+          <w:lang w:val="en-US" w:eastAsia="zh-CN"/>
+        </w:rPr>
+        <w:t>远超正常范围±5%。</w:t>
       </w:r>
     </w:p>
     <w:p>
       <w:pPr>
         <w:ind w:firstLine="480"/>
+        <w:rPr>
+          <w:rFonts w:hint="eastAsia" w:ascii="宋体" w:hAnsi="宋体" w:cs="宋体"/>
+          <w:sz w:val="24"/>
+          <w:szCs w:val="24"/>
+          <w:lang w:val="en-US" w:eastAsia="zh-CN"/>
+        </w:rPr>
+      </w:pPr>
+      <w:r>
+        <w:rPr>
+          <w:rFonts w:hint="eastAsia" w:ascii="宋体" w:hAnsi="宋体" w:cs="宋体"/>
+          <w:sz w:val="24"/>
+          <w:szCs w:val="24"/>
+          <w:lang w:val="en-US" w:eastAsia="zh-CN"/>
+        </w:rPr>
+        <w:t>为什么这个频率一定要算出来，不能再信号分析中直接用幅值最大搜索找出来，因为首先健康状态下，这些频率对应的幅值不大，不是最大峰值，发生故障时</w:t>
+      </w:r>
+      <w:r>
+        <w:rPr>
+          <w:rFonts w:ascii="宋体" w:hAnsi="宋体" w:eastAsia="宋体" w:cs="宋体"/>
+          <w:sz w:val="24"/>
+          <w:szCs w:val="24"/>
+        </w:rPr>
+        <w:t>其周围也存在大量幅值相近甚至更高的干扰峰</w:t>
+      </w:r>
+      <w:r>
+        <w:rPr>
+          <w:rFonts w:hint="eastAsia" w:ascii="宋体" w:hAnsi="宋体" w:cs="宋体"/>
+          <w:sz w:val="24"/>
+          <w:szCs w:val="24"/>
+          <w:lang w:eastAsia="zh-CN"/>
+        </w:rPr>
+        <w:t>。</w:t>
+      </w:r>
+      <w:r>
+        <w:rPr>
+          <w:rFonts w:hint="eastAsia" w:ascii="宋体" w:hAnsi="宋体" w:cs="宋体"/>
+          <w:sz w:val="24"/>
+          <w:szCs w:val="24"/>
+          <w:lang w:val="en-US" w:eastAsia="zh-CN"/>
+        </w:rPr>
+        <w:t>清华项目中对此有说明，其配图如下：</w:t>
+      </w:r>
+    </w:p>
+    <w:p>
+      <w:pPr>
+        <w:ind w:firstLine="480"/>
+        <w:jc w:val="center"/>
+        <w:rPr>
+          <w:rFonts w:hint="default" w:ascii="宋体" w:hAnsi="宋体" w:cs="宋体"/>
+          <w:sz w:val="24"/>
+          <w:szCs w:val="24"/>
+          <w:lang w:val="en-US" w:eastAsia="zh-CN"/>
+        </w:rPr>
+      </w:pPr>
+      <w:r>
+        <w:drawing>
+          <wp:inline distT="0" distB="0" distL="114300" distR="114300">
+            <wp:extent cx="3406140" cy="2543810"/>
+            <wp:effectExtent l="0" t="0" r="7620" b="1270"/>
+            <wp:docPr id="5" name="图片 5"/>
+            <wp:cNvGraphicFramePr>
+              <a:graphicFrameLocks xmlns:a="http://schemas.openxmlformats.org/drawingml/2006/main" noChangeAspect="1"/>
+            </wp:cNvGraphicFramePr>
+            <a:graphic xmlns:a="http://schemas.openxmlformats.org/drawingml/2006/main">
+              <a:graphicData uri="http://schemas.openxmlformats.org/drawingml/2006/picture">
+                <pic:pic xmlns:pic="http://schemas.openxmlformats.org/drawingml/2006/picture">
+                  <pic:nvPicPr>
+                    <pic:cNvPr id="5" name="图片 5"/>
+                    <pic:cNvPicPr>
+                      <a:picLocks noChangeAspect="1"/>
+                    </pic:cNvPicPr>
+                  </pic:nvPicPr>
+                  <pic:blipFill>
+                    <a:blip r:embed="rId18"/>
+                    <a:stretch>
+                      <a:fillRect/>
+                    </a:stretch>
+                  </pic:blipFill>
+                  <pic:spPr>
+                    <a:xfrm>
+                      <a:off x="0" y="0"/>
+                      <a:ext cx="3406140" cy="2543810"/>
+                    </a:xfrm>
+                    <a:prstGeom prst="rect">
+                      <a:avLst/>
+                    </a:prstGeom>
+                    <a:noFill/>
+                    <a:ln>
+                      <a:noFill/>
+                    </a:ln>
+                  </pic:spPr>
+                </pic:pic>
+              </a:graphicData>
+            </a:graphic>
+          </wp:inline>
+        </w:drawing>
+      </w:r>
+    </w:p>
+    <w:p>
+      <w:pPr>
+        <w:ind w:firstLine="480"/>
+      </w:pPr>
+      <w:r>
+        <w:rPr>
+          <w:rFonts w:hint="eastAsia"/>
+        </w:rPr>
+        <w:t>钢丝绳、钢带：张力不均和钢丝绳伸长</w:t>
+      </w:r>
+    </w:p>
+    <w:p>
+      <w:pPr>
+        <w:ind w:firstLine="480"/>
       </w:pPr>
       <w:r>
         <w:rPr>
@@ -3692,55 +4071,7 @@
         <w:ind w:firstLine="480"/>
       </w:pPr>
       <w:r>
-        <w:t>伸长</w:t>
-      </w:r>
-      <w:r>
-        <w:t xml:space="preserve"> / </w:t>
-      </w:r>
-      <w:r>
-        <w:t>松动</w:t>
-      </w:r>
-      <w:r>
-        <w:t xml:space="preserve"> → </w:t>
-      </w:r>
-      <w:r>
-        <w:t>钢丝绳张力下降</w:t>
-      </w:r>
-      <w:r>
-        <w:t xml:space="preserve"> → </w:t>
-      </w:r>
-      <w:r>
-        <w:t>系统垂直刚度下降</w:t>
-      </w:r>
-      <w:r>
-        <w:t xml:space="preserve"> → </w:t>
-      </w:r>
-      <w:r>
-        <w:t>三阶固有频率降低</w:t>
-      </w:r>
-      <w:r>
-        <w:t xml:space="preserve"> → </w:t>
-      </w:r>
-      <w:r>
-        <w:t>轿架</w:t>
-      </w:r>
-      <w:r>
-        <w:t xml:space="preserve"> Z </w:t>
-      </w:r>
-      <w:r>
-        <w:t>轴加速度频谱峰值下移</w:t>
-      </w:r>
-      <w:r>
-        <w:t xml:space="preserve"> → </w:t>
-      </w:r>
-      <w:r>
-        <w:t>判断松动</w:t>
-      </w:r>
-      <w:r>
-        <w:t xml:space="preserve"> / </w:t>
-      </w:r>
-      <w:r>
-        <w:t>伸长</w:t>
+        <w:t>伸长 / 松动 → 钢丝绳张力下降 → 系统垂直刚度下降 → 三阶固有频率降低 → 轿架 Z 轴加速度频谱峰值下移 → 判断松动 / 伸长</w:t>
       </w:r>
     </w:p>
     <w:p>
@@ -3748,37 +4079,7 @@
         <w:ind w:firstLine="480"/>
       </w:pPr>
       <w:r>
-        <w:t>张力不均</w:t>
-      </w:r>
-      <w:r>
-        <w:t xml:space="preserve"> → </w:t>
-      </w:r>
-      <w:r>
-        <w:t>各绳受力不一样</w:t>
-      </w:r>
-      <w:r>
-        <w:t xml:space="preserve"> → </w:t>
-      </w:r>
-      <w:r>
-        <w:t>轮绳接触力周期性波动</w:t>
-      </w:r>
-      <w:r>
-        <w:t xml:space="preserve"> → </w:t>
-      </w:r>
-      <w:r>
-        <w:t>对轮转频调制绳通过频率</w:t>
-      </w:r>
-      <w:r>
-        <w:t xml:space="preserve"> → </w:t>
-      </w:r>
-      <w:r>
-        <w:t>频谱出现边带</w:t>
-      </w:r>
-      <w:r>
-        <w:t xml:space="preserve"> → </w:t>
-      </w:r>
-      <w:r>
-        <w:t>判断张力不均</w:t>
+        <w:t>张力不均 → 各绳受力不一样 → 轮绳接触力周期性波动 → 对轮转频调制绳通过频率 → 频谱出现边带 → 判断张力不均</w:t>
       </w:r>
     </w:p>
     <w:p>
@@ -3812,13 +4113,7 @@
         <w:t>，</w:t>
       </w:r>
       <w:r>
-        <w:t>刚性固定在轿顶反绳轮的轴承座</w:t>
-      </w:r>
-      <w:r>
-        <w:t>/</w:t>
-      </w:r>
-      <w:r>
-        <w:t>安装梁上（与轮轴直接刚性连接），严禁安装在柔性钣金或装饰件上，优先螺栓固定，其次用高强度结构胶粘接，保证振动无衰减传递。</w:t>
+        <w:t>刚性固定在轿顶反绳轮的轴承座/安装梁上（与轮轴直接刚性连接），严禁安装在柔性钣金或装饰件上，优先螺栓固定，其次用高强度结构胶粘接，保证振动无衰减传递。</w:t>
       </w:r>
     </w:p>
     <w:p>
@@ -3829,43 +4124,7 @@
         <w:rPr>
           <w:rFonts w:hint="eastAsia"/>
         </w:rPr>
-        <w:t>三轴传感器的</w:t>
-      </w:r>
-      <w:r>
-        <w:rPr>
-          <w:rFonts w:hint="eastAsia"/>
-        </w:rPr>
-        <w:t>Z</w:t>
-      </w:r>
-      <w:r>
-        <w:rPr>
-          <w:rFonts w:hint="eastAsia"/>
-        </w:rPr>
-        <w:t>轴要垂直上下运行方向，</w:t>
-      </w:r>
-      <w:r>
-        <w:rPr>
-          <w:rFonts w:hint="eastAsia"/>
-        </w:rPr>
-        <w:t>X</w:t>
-      </w:r>
-      <w:r>
-        <w:rPr>
-          <w:rFonts w:hint="eastAsia"/>
-        </w:rPr>
-        <w:t>轴测量水平径向，</w:t>
-      </w:r>
-      <w:r>
-        <w:rPr>
-          <w:rFonts w:hint="eastAsia"/>
-        </w:rPr>
-        <w:t>Y</w:t>
-      </w:r>
-      <w:r>
-        <w:rPr>
-          <w:rFonts w:hint="eastAsia"/>
-        </w:rPr>
-        <w:t>轴测量水平轴向</w:t>
+        <w:t>三轴传感器的Z轴要垂直上下运行方向，X轴测量水平径向，Y轴测量水平轴向</w:t>
       </w:r>
     </w:p>
     <w:p>
@@ -3882,7 +4141,187 @@
           <w:b/>
           <w:bCs/>
         </w:rPr>
-        <w:t>还需要绳速和</w:t>
+        <w:t>还需要绳速和载重</w:t>
+      </w:r>
+    </w:p>
+    <w:p>
+      <w:pPr>
+        <w:pStyle w:val="3"/>
+        <w:ind w:firstLine="300"/>
+      </w:pPr>
+      <w:r>
+        <w:rPr>
+          <w:rFonts w:hint="eastAsia"/>
+        </w:rPr>
+        <w:t>打滑</w:t>
+      </w:r>
+    </w:p>
+    <w:p>
+      <w:pPr>
+        <w:pStyle w:val="4"/>
+        <w:spacing w:before="156"/>
+        <w:ind w:firstLine="560"/>
+      </w:pPr>
+      <w:r>
+        <w:rPr>
+          <w:rFonts w:hint="eastAsia"/>
+        </w:rPr>
+        <w:t>无法检测</w:t>
+      </w:r>
+    </w:p>
+    <w:p>
+      <w:pPr>
+        <w:ind w:firstLine="480"/>
+      </w:pPr>
+      <w:r>
+        <w:rPr>
+          <w:rFonts w:hint="eastAsia"/>
+        </w:rPr>
+        <w:t>振动信号无法反应，</w:t>
+      </w:r>
+      <w:r>
+        <w:t>无预警价值</w:t>
+      </w:r>
+    </w:p>
+    <w:p>
+      <w:pPr>
+        <w:pStyle w:val="4"/>
+        <w:spacing w:before="156"/>
+        <w:ind w:firstLine="560"/>
+        <w:rPr>
+          <w:rFonts w:hint="eastAsia"/>
+        </w:rPr>
+      </w:pPr>
+      <w:r>
+        <w:rPr>
+          <w:rFonts w:hint="eastAsia"/>
+        </w:rPr>
+        <w:t>可行方案</w:t>
+      </w:r>
+      <w:r>
+        <w:t xml:space="preserve"> </w:t>
+      </w:r>
+    </w:p>
+    <w:p>
+      <w:pPr>
+        <w:ind w:firstLine="480"/>
+      </w:pPr>
+      <w:r>
+        <w:rPr>
+          <w:rFonts w:hint="eastAsia"/>
+        </w:rPr>
+        <w:t>原理：</w:t>
+      </w:r>
+    </w:p>
+    <w:p>
+      <w:pPr>
+        <w:ind w:firstLine="480"/>
+      </w:pPr>
+      <w:r>
+        <w:t>曳引轮转速 → 算理论绳速</w:t>
+      </w:r>
+    </w:p>
+    <w:p>
+      <w:pPr>
+        <w:ind w:firstLine="480"/>
+      </w:pPr>
+      <w:r>
+        <w:t>轿厢实际速度 → 算实际绳速</w:t>
+      </w:r>
+    </w:p>
+    <w:p>
+      <w:pPr>
+        <w:ind w:firstLine="480"/>
+      </w:pPr>
+      <w:r>
+        <w:t>两个速度不一致 = 打滑</w:t>
+      </w:r>
+    </w:p>
+    <w:p>
+      <w:pPr>
+        <w:ind w:firstLine="480"/>
+      </w:pPr>
+      <w:r>
+        <w:rPr>
+          <w:rFonts w:hint="eastAsia"/>
+        </w:rPr>
+        <w:t>传感器：</w:t>
+      </w:r>
+    </w:p>
+    <w:p>
+      <w:pPr>
+        <w:ind w:firstLine="480"/>
+      </w:pPr>
+      <w:r>
+        <w:rPr>
+          <w:rFonts w:hint="eastAsia"/>
+        </w:rPr>
+        <w:t>编码器 1：装在 曳引电机轴 / 曳引轮轴 → 测曳引轮转速</w:t>
+      </w:r>
+    </w:p>
+    <w:p>
+      <w:pPr>
+        <w:ind w:firstLine="480"/>
+      </w:pPr>
+      <w:r>
+        <w:rPr>
+          <w:rFonts w:hint="eastAsia"/>
+        </w:rPr>
+        <w:t>编码器 2：装在 轿厢导轨 / 轿底 → 测轿厢实际速度</w:t>
+      </w:r>
+    </w:p>
+    <w:p>
+      <w:pPr>
+        <w:pStyle w:val="3"/>
+        <w:ind w:firstLine="300"/>
+      </w:pPr>
+      <w:r>
+        <w:rPr>
+          <w:rFonts w:hint="eastAsia"/>
+        </w:rPr>
+        <w:t>磨损、断裂</w:t>
+      </w:r>
+    </w:p>
+    <w:p>
+      <w:pPr>
+        <w:pStyle w:val="4"/>
+        <w:bidi w:val="0"/>
+        <w:rPr>
+          <w:rFonts w:hint="eastAsia"/>
+          <w:lang w:val="en-US" w:eastAsia="zh-CN"/>
+        </w:rPr>
+      </w:pPr>
+      <w:r>
+        <w:rPr>
+          <w:rFonts w:hint="eastAsia"/>
+          <w:lang w:val="en-US" w:eastAsia="zh-CN"/>
+        </w:rPr>
+        <w:t>方案一</w:t>
+      </w:r>
+    </w:p>
+    <w:p>
+      <w:pPr>
+        <w:ind w:firstLine="480"/>
+      </w:pPr>
+      <w:r>
+        <w:rPr>
+          <w:rFonts w:hint="eastAsia"/>
+        </w:rPr>
+        <w:t>原理：</w:t>
+      </w:r>
+    </w:p>
+    <w:p>
+      <w:pPr>
+        <w:ind w:firstLine="480"/>
+      </w:pPr>
+      <w:r>
+        <w:t>振动测不到 “内部断丝、局部磨损”</w:t>
+      </w:r>
+      <w:r>
+        <w:rPr>
+          <w:rFonts w:hint="eastAsia"/>
+        </w:rPr>
+        <w:t>，</w:t>
       </w:r>
       <w:r>
         <w:rPr>
@@ -3890,19 +4329,185 @@
           <w:b/>
           <w:bCs/>
         </w:rPr>
-        <w:t>载重</w:t>
+        <w:t>震动能识别到已经晚了</w:t>
+      </w:r>
+    </w:p>
+    <w:p>
+      <w:pPr>
+        <w:ind w:firstLine="480"/>
+      </w:pPr>
+      <w:r>
+        <w:rPr>
+          <w:rFonts w:hint="eastAsia"/>
+        </w:rPr>
+        <w:t xml:space="preserve">磨损、断裂 </w:t>
+      </w:r>
+      <w:r>
+        <w:t>→</w:t>
+      </w:r>
+      <w:r>
+        <w:rPr>
+          <w:rFonts w:hint="eastAsia"/>
+        </w:rPr>
+        <w:t xml:space="preserve"> </w:t>
+      </w:r>
+      <w:r>
+        <w:t>钢丝截面积变小 → 电阻变大 → 磁通量变化 → 直接测出断丝、磨损、锈蚀</w:t>
+      </w:r>
+    </w:p>
+    <w:p>
+      <w:pPr>
+        <w:ind w:firstLine="480"/>
+      </w:pPr>
+      <w:r>
+        <w:rPr>
+          <w:rFonts w:hint="eastAsia"/>
+        </w:rPr>
+        <w:t>传感器：</w:t>
+      </w:r>
+    </w:p>
+    <w:p>
+      <w:pPr>
+        <w:ind w:firstLine="480"/>
+      </w:pPr>
+      <w:r>
+        <w:t>钢丝绳探伤仪传感器</w:t>
+      </w:r>
+      <w:r>
+        <w:rPr>
+          <w:rFonts w:hint="eastAsia"/>
+        </w:rPr>
+        <w:t>：</w:t>
+      </w:r>
+      <w:r>
+        <w:t>机房曳引轮出口处</w:t>
+      </w:r>
+    </w:p>
+    <w:p>
+      <w:pPr>
+        <w:pStyle w:val="4"/>
+        <w:bidi w:val="0"/>
+        <w:rPr>
+          <w:rFonts w:hint="eastAsia"/>
+          <w:lang w:val="en-US" w:eastAsia="zh-CN"/>
+        </w:rPr>
+      </w:pPr>
+      <w:r>
+        <w:rPr>
+          <w:rFonts w:hint="eastAsia"/>
+          <w:lang w:val="en-US" w:eastAsia="zh-CN"/>
+        </w:rPr>
+        <w:t>方案二</w:t>
+      </w:r>
+    </w:p>
+    <w:p>
+      <w:pPr>
+        <w:rPr>
+          <w:rFonts w:hint="eastAsia"/>
+          <w:lang w:val="en-US" w:eastAsia="zh-CN"/>
+        </w:rPr>
+      </w:pPr>
+      <w:r>
+        <w:rPr>
+          <w:rFonts w:hint="eastAsia"/>
+          <w:lang w:val="en-US" w:eastAsia="zh-CN"/>
+        </w:rPr>
+        <w:t>高频rms</w:t>
+      </w:r>
+    </w:p>
+    <w:p>
+      <w:pPr>
+        <w:rPr>
+          <w:rFonts w:hint="default"/>
+          <w:lang w:val="en-US" w:eastAsia="zh-CN"/>
+        </w:rPr>
+      </w:pPr>
+      <w:r>
+        <w:rPr>
+          <w:rFonts w:hint="default"/>
+          <w:lang w:val="en-US" w:eastAsia="zh-CN"/>
+        </w:rPr>
+        <w:t>全频段RMS对早期磨损/断丝极不敏感</w:t>
+      </w:r>
+      <w:r>
+        <w:rPr>
+          <w:rFonts w:hint="eastAsia"/>
+          <w:lang w:val="en-US" w:eastAsia="zh-CN"/>
+        </w:rPr>
+        <w:t>，因为在信号中高频冲击能量主要来自金属摩擦、撞击，而断丝产生的冲击能量集中在高频，可以通过高通滤波，信噪比大幅提升。</w:t>
       </w:r>
     </w:p>
     <w:p>
       <w:pPr>
         <w:pStyle w:val="2"/>
-        <w:ind w:firstLine="600"/>
-      </w:pPr>
-      <w:r>
-        <w:rPr>
-          <w:rFonts w:hint="eastAsia"/>
-        </w:rPr>
-        <w:t>打滑</w:t>
+      </w:pPr>
+      <w:r>
+        <w:rPr>
+          <w:rFonts w:hint="eastAsia"/>
+          <w:lang w:val="en-US" w:eastAsia="zh-CN"/>
+        </w:rPr>
+        <w:t>轿厢</w:t>
+      </w:r>
+    </w:p>
+    <w:p>
+      <w:pPr>
+        <w:pStyle w:val="3"/>
+        <w:ind w:firstLine="300"/>
+      </w:pPr>
+      <w:r>
+        <w:rPr>
+          <w:rFonts w:hint="eastAsia"/>
+        </w:rPr>
+        <w:t>轿架振动</w:t>
+      </w:r>
+    </w:p>
+    <w:p>
+      <w:pPr>
+        <w:pStyle w:val="4"/>
+        <w:bidi w:val="0"/>
+        <w:rPr>
+          <w:rFonts w:hint="default"/>
+          <w:lang w:val="en-US" w:eastAsia="zh-CN"/>
+        </w:rPr>
+      </w:pPr>
+      <w:r>
+        <w:rPr>
+          <w:rFonts w:hint="eastAsia"/>
+          <w:lang w:val="en-US" w:eastAsia="zh-CN"/>
+        </w:rPr>
+        <w:t>无法检测</w:t>
+      </w:r>
+    </w:p>
+    <w:p>
+      <w:pPr>
+        <w:rPr>
+          <w:rFonts w:hint="eastAsia"/>
+          <w:lang w:val="en-US" w:eastAsia="zh-CN"/>
+        </w:rPr>
+      </w:pPr>
+      <w:r>
+        <w:rPr>
+          <w:rFonts w:hint="eastAsia"/>
+          <w:lang w:val="en-US" w:eastAsia="zh-CN"/>
+        </w:rPr>
+        <w:t>与钢丝绳类似，由载重变化引起的频率变化显著大故障引起的频率变化，并且频率不可以自动搜索。</w:t>
+      </w:r>
+    </w:p>
+    <w:p>
+      <w:pPr>
+        <w:pStyle w:val="4"/>
+        <w:bidi w:val="0"/>
+        <w:rPr>
+          <w:rFonts w:hint="default"/>
+          <w:lang w:val="en-US" w:eastAsia="zh-CN"/>
+        </w:rPr>
+      </w:pPr>
+      <w:r>
+        <w:rPr>
+          <w:rFonts w:hint="eastAsia"/>
+          <w:lang w:val="en-US" w:eastAsia="zh-CN"/>
+        </w:rPr>
+        <w:t>方案二</w:t>
       </w:r>
     </w:p>
     <w:p>
@@ -3921,13 +4526,7 @@
         <w:ind w:firstLine="480"/>
       </w:pPr>
       <w:r>
-        <w:t>曳引轮转速</w:t>
-      </w:r>
-      <w:r>
-        <w:t xml:space="preserve"> → </w:t>
-      </w:r>
-      <w:r>
-        <w:t>算理论绳速</w:t>
+        <w:t>系统垂直刚度下降 → 三阶固有频率降低 → 轿架 Z 轴振动特征异常 → 判断轿架振动异常</w:t>
       </w:r>
     </w:p>
     <w:p>
@@ -3935,13 +4534,7 @@
         <w:ind w:firstLine="480"/>
       </w:pPr>
       <w:r>
-        <w:t>轿厢实际速度</w:t>
-      </w:r>
-      <w:r>
-        <w:t xml:space="preserve"> → </w:t>
-      </w:r>
-      <w:r>
-        <w:t>算实际绳速</w:t>
+        <w:t>传感器：</w:t>
       </w:r>
     </w:p>
     <w:p>
@@ -3949,13 +4542,7 @@
         <w:ind w:firstLine="480"/>
       </w:pPr>
       <w:r>
-        <w:t>两个速度不一致</w:t>
-      </w:r>
-      <w:r>
-        <w:t xml:space="preserve"> = </w:t>
-      </w:r>
-      <w:r>
-        <w:t>打滑</w:t>
+        <w:t>三轴加速度传感器安装在轿架上梁 / 下梁中心</w:t>
       </w:r>
     </w:p>
     <w:p>
@@ -3963,6 +4550,136 @@
         <w:ind w:firstLine="480"/>
       </w:pPr>
       <w:r>
+        <w:t>Z 轴：垂直电梯运行方向（主测）</w:t>
+      </w:r>
+    </w:p>
+    <w:p>
+      <w:pPr>
+        <w:ind w:firstLine="480"/>
+      </w:pPr>
+      <w:r>
+        <w:t>X/Y 轴：水平方向（辅助）</w:t>
+      </w:r>
+    </w:p>
+    <w:p>
+      <w:pPr>
+        <w:ind w:firstLine="480"/>
+        <w:rPr>
+          <w:rFonts w:hint="default" w:eastAsia="宋体"/>
+          <w:lang w:val="en-US" w:eastAsia="zh-CN"/>
+        </w:rPr>
+      </w:pPr>
+      <w:r>
+        <w:rPr>
+          <w:rFonts w:hint="eastAsia"/>
+          <w:lang w:val="en-US" w:eastAsia="zh-CN"/>
+        </w:rPr>
+        <w:t>获取载重</w:t>
+      </w:r>
+    </w:p>
+    <w:p>
+      <w:pPr>
+        <w:pStyle w:val="3"/>
+        <w:ind w:firstLine="300"/>
+      </w:pPr>
+      <w:r>
+        <w:rPr>
+          <w:rFonts w:hint="eastAsia"/>
+        </w:rPr>
+        <w:t>运行状态异常</w:t>
+      </w:r>
+    </w:p>
+    <w:p>
+      <w:pPr>
+        <w:pStyle w:val="4"/>
+        <w:bidi w:val="0"/>
+        <w:rPr>
+          <w:rFonts w:hint="default"/>
+          <w:lang w:val="en-US" w:eastAsia="zh-CN"/>
+        </w:rPr>
+      </w:pPr>
+      <w:r>
+        <w:rPr>
+          <w:rFonts w:hint="eastAsia"/>
+          <w:lang w:val="en-US" w:eastAsia="zh-CN"/>
+        </w:rPr>
+        <w:t>无法检测</w:t>
+      </w:r>
+    </w:p>
+    <w:p>
+      <w:pPr>
+        <w:rPr>
+          <w:rFonts w:hint="eastAsia" w:eastAsia="宋体"/>
+          <w:lang w:val="en-US" w:eastAsia="zh-CN"/>
+        </w:rPr>
+      </w:pPr>
+      <w:r>
+        <w:rPr>
+          <w:rFonts w:hint="eastAsia"/>
+          <w:lang w:val="en-US" w:eastAsia="zh-CN"/>
+        </w:rPr>
+        <w:t>与打滑类似，噪声，倾角与振动信号关联性弱，</w:t>
+      </w:r>
+      <w:r>
+        <w:t>无预警价值</w:t>
+      </w:r>
+      <w:r>
+        <w:rPr>
+          <w:rFonts w:hint="eastAsia"/>
+          <w:lang w:eastAsia="zh-CN"/>
+        </w:rPr>
+        <w:t>。</w:t>
+      </w:r>
+    </w:p>
+    <w:p>
+      <w:pPr>
+        <w:pStyle w:val="4"/>
+        <w:bidi w:val="0"/>
+        <w:rPr>
+          <w:rFonts w:hint="default"/>
+          <w:lang w:val="en-US" w:eastAsia="zh-CN"/>
+        </w:rPr>
+      </w:pPr>
+      <w:r>
+        <w:rPr>
+          <w:rFonts w:hint="eastAsia"/>
+          <w:lang w:val="en-US" w:eastAsia="zh-CN"/>
+        </w:rPr>
+        <w:t>方案二</w:t>
+      </w:r>
+    </w:p>
+    <w:p>
+      <w:pPr>
+        <w:ind w:firstLine="480"/>
+      </w:pPr>
+      <w:r>
+        <w:rPr>
+          <w:rFonts w:hint="eastAsia"/>
+        </w:rPr>
+        <w:t>原理：</w:t>
+      </w:r>
+    </w:p>
+    <w:p>
+      <w:pPr>
+        <w:ind w:firstLine="480"/>
+      </w:pPr>
+      <w:r>
+        <w:t>导靴 / 安全钳摩擦、磨损 → 产生摩擦噪声 → 麦克风采集声信号 → 特征频带能量升高 → 判断噪声异常</w:t>
+      </w:r>
+    </w:p>
+    <w:p>
+      <w:pPr>
+        <w:ind w:firstLine="480"/>
+      </w:pPr>
+      <w:r>
+        <w:t>悬挂不均、导靴磨损、安装偏差 → 轿厢倾斜 → 倾角仪测量角度变化 → 判断水平度异常</w:t>
+      </w:r>
+    </w:p>
+    <w:p>
+      <w:pPr>
+        <w:ind w:firstLine="480"/>
+      </w:pPr>
+      <w:r>
         <w:rPr>
           <w:rFonts w:hint="eastAsia"/>
         </w:rPr>
@@ -3974,70 +4691,7 @@
         <w:ind w:firstLine="480"/>
       </w:pPr>
       <w:r>
-        <w:rPr>
-          <w:rFonts w:hint="eastAsia"/>
-        </w:rPr>
-        <w:t>编码器</w:t>
-      </w:r>
-      <w:r>
-        <w:rPr>
-          <w:rFonts w:hint="eastAsia"/>
-        </w:rPr>
-        <w:t xml:space="preserve"> 1</w:t>
-      </w:r>
-      <w:r>
-        <w:rPr>
-          <w:rFonts w:hint="eastAsia"/>
-        </w:rPr>
-        <w:t>：装在</w:t>
-      </w:r>
-      <w:r>
-        <w:rPr>
-          <w:rFonts w:hint="eastAsia"/>
-        </w:rPr>
-        <w:t xml:space="preserve"> </w:t>
-      </w:r>
-      <w:r>
-        <w:rPr>
-          <w:rFonts w:hint="eastAsia"/>
-        </w:rPr>
-        <w:t>曳引电机轴</w:t>
-      </w:r>
-      <w:r>
-        <w:rPr>
-          <w:rFonts w:hint="eastAsia"/>
-        </w:rPr>
-        <w:t xml:space="preserve"> / </w:t>
-      </w:r>
-      <w:r>
-        <w:rPr>
-          <w:rFonts w:hint="eastAsia"/>
-        </w:rPr>
-        <w:t>曳引轮轴</w:t>
-      </w:r>
-      <w:r>
-        <w:rPr>
-          <w:rFonts w:hint="eastAsia"/>
-        </w:rPr>
-        <w:t xml:space="preserve"> </w:t>
-      </w:r>
-      <w:r>
-        <w:rPr>
-          <w:rFonts w:hint="eastAsia"/>
-        </w:rPr>
-        <w:t>→</w:t>
-      </w:r>
-      <w:r>
-        <w:rPr>
-          <w:rFonts w:hint="eastAsia"/>
-        </w:rPr>
-        <w:t xml:space="preserve"> </w:t>
-      </w:r>
-      <w:r>
-        <w:rPr>
-          <w:rFonts w:hint="eastAsia"/>
-        </w:rPr>
-        <w:t>测曳引轮转速</w:t>
+        <w:t>麦克风安装于轿架靠近导靴位置</w:t>
       </w:r>
     </w:p>
     <w:p>
@@ -4048,665 +4702,280 @@
         <w:rPr>
           <w:rFonts w:hint="eastAsia"/>
         </w:rPr>
-        <w:t>编码器</w:t>
-      </w:r>
-      <w:r>
-        <w:rPr>
-          <w:rFonts w:hint="eastAsia"/>
-        </w:rPr>
-        <w:t xml:space="preserve"> 2</w:t>
-      </w:r>
-      <w:r>
-        <w:rPr>
-          <w:rFonts w:hint="eastAsia"/>
-        </w:rPr>
-        <w:t>：装在</w:t>
-      </w:r>
-      <w:r>
-        <w:rPr>
-          <w:rFonts w:hint="eastAsia"/>
-        </w:rPr>
-        <w:t xml:space="preserve"> </w:t>
-      </w:r>
-      <w:r>
-        <w:rPr>
-          <w:rFonts w:hint="eastAsia"/>
-        </w:rPr>
-        <w:t>轿厢导轨</w:t>
-      </w:r>
-      <w:r>
-        <w:rPr>
-          <w:rFonts w:hint="eastAsia"/>
-        </w:rPr>
-        <w:t xml:space="preserve"> / </w:t>
-      </w:r>
-      <w:r>
-        <w:rPr>
-          <w:rFonts w:hint="eastAsia"/>
-        </w:rPr>
-        <w:t>轿底</w:t>
-      </w:r>
-      <w:r>
-        <w:rPr>
-          <w:rFonts w:hint="eastAsia"/>
-        </w:rPr>
-        <w:t xml:space="preserve"> </w:t>
-      </w:r>
-      <w:r>
-        <w:rPr>
-          <w:rFonts w:hint="eastAsia"/>
-        </w:rPr>
-        <w:t>→</w:t>
-      </w:r>
-      <w:r>
-        <w:rPr>
-          <w:rFonts w:hint="eastAsia"/>
-        </w:rPr>
-        <w:t xml:space="preserve"> </w:t>
-      </w:r>
-      <w:r>
-        <w:rPr>
-          <w:rFonts w:hint="eastAsia"/>
-        </w:rPr>
-        <w:t>测轿厢实际速度</w:t>
-      </w:r>
+        <w:t>指向式拾音，减少环境噪音</w:t>
+      </w:r>
+    </w:p>
+    <w:p>
+      <w:pPr>
+        <w:ind w:firstLine="480"/>
+      </w:pPr>
+      <w:r>
+        <w:rPr>
+          <w:rFonts w:hint="eastAsia"/>
+        </w:rPr>
+        <w:t>提取 1–5kHz 摩擦特征频段</w:t>
+      </w:r>
+    </w:p>
+    <w:p>
+      <w:pPr>
+        <w:ind w:firstLine="480"/>
+      </w:pPr>
+      <w:r>
+        <w:rPr>
+          <w:rFonts w:hint="eastAsia"/>
+        </w:rPr>
+        <w:t>与加速度信号同步验证，排除无关噪音</w:t>
+      </w:r>
+    </w:p>
+    <w:p>
+      <w:pPr>
+        <w:ind w:firstLine="480"/>
+      </w:pPr>
+      <w:r>
+        <w:t>倾角仪安装于轿架中心</w:t>
+      </w:r>
+    </w:p>
+    <w:p>
+      <w:pPr>
+        <w:ind w:firstLine="480"/>
+      </w:pPr>
+      <w:r>
+        <w:rPr>
+          <w:rFonts w:hint="eastAsia"/>
+        </w:rPr>
+        <w:t>采用动态倾角传感器，过滤运动加速度</w:t>
+      </w:r>
+    </w:p>
+    <w:p>
+      <w:pPr>
+        <w:ind w:firstLine="480"/>
+      </w:pPr>
+      <w:r>
+        <w:rPr>
+          <w:rFonts w:hint="eastAsia"/>
+        </w:rPr>
+        <w:t>仅在匀速段采集角度</w:t>
+      </w:r>
+    </w:p>
+    <w:p>
+      <w:pPr>
+        <w:ind w:firstLine="480"/>
+      </w:pPr>
+      <w:r>
+        <w:rPr>
+          <w:rFonts w:hint="eastAsia"/>
+        </w:rPr>
+        <w:t>长期均值判断，排除瞬时晃动</w:t>
+      </w:r>
+    </w:p>
+    <w:p>
+      <w:pPr>
+        <w:pStyle w:val="3"/>
+        <w:ind w:firstLine="300"/>
+      </w:pPr>
+      <w:r>
+        <w:rPr>
+          <w:rFonts w:hint="eastAsia"/>
+        </w:rPr>
+        <w:t>平稳度异常</w:t>
+      </w:r>
+    </w:p>
+    <w:p>
+      <w:pPr>
+        <w:pStyle w:val="4"/>
+        <w:bidi w:val="0"/>
+        <w:rPr>
+          <w:rFonts w:hint="eastAsia"/>
+          <w:lang w:val="en-US" w:eastAsia="zh-CN"/>
+        </w:rPr>
+      </w:pPr>
+      <w:r>
+        <w:rPr>
+          <w:rFonts w:hint="eastAsia"/>
+          <w:lang w:val="en-US" w:eastAsia="zh-CN"/>
+        </w:rPr>
+        <w:t>无法检测</w:t>
+      </w:r>
+    </w:p>
+    <w:p>
+      <w:pPr>
+        <w:ind w:firstLine="480"/>
+        <w:rPr>
+          <w:rFonts w:ascii="宋体" w:hAnsi="宋体" w:eastAsia="宋体" w:cs="宋体"/>
+          <w:sz w:val="24"/>
+          <w:szCs w:val="24"/>
+        </w:rPr>
+      </w:pPr>
+      <w:r>
+        <w:rPr>
+          <w:rFonts w:ascii="宋体" w:hAnsi="宋体" w:eastAsia="宋体" w:cs="宋体"/>
+          <w:sz w:val="24"/>
+          <w:szCs w:val="24"/>
+        </w:rPr>
+        <w:t>不能单独用 RMS 做轿厢平稳度的一级初筛，因为轿厢 RMS 受载重、速度影响极大，不同工况正常值范围差 2-3 倍，固定阈值要么误报要么漏报，加连续触发也解决不了这个本质问题。</w:t>
+      </w:r>
+    </w:p>
+    <w:p>
+      <w:pPr>
+        <w:pStyle w:val="4"/>
+        <w:bidi w:val="0"/>
+        <w:rPr>
+          <w:rFonts w:hint="eastAsia"/>
+          <w:lang w:val="en-US" w:eastAsia="zh-CN"/>
+        </w:rPr>
+      </w:pPr>
+      <w:r>
+        <w:rPr>
+          <w:rFonts w:hint="eastAsia"/>
+          <w:lang w:val="en-US" w:eastAsia="zh-CN"/>
+        </w:rPr>
+        <w:t>方案二</w:t>
+      </w:r>
+    </w:p>
+    <w:p>
+      <w:pPr>
+        <w:rPr>
+          <w:rFonts w:hint="default"/>
+          <w:lang w:val="en-US" w:eastAsia="zh-CN"/>
+        </w:rPr>
+      </w:pPr>
+      <w:r>
+        <w:rPr>
+          <w:rFonts w:hint="eastAsia"/>
+          <w:lang w:val="en-US" w:eastAsia="zh-CN"/>
+        </w:rPr>
+        <w:t>添加其它时域指标参数</w:t>
+      </w:r>
+    </w:p>
+    <w:p>
+      <w:pPr>
+        <w:ind w:firstLine="480"/>
+      </w:pPr>
+      <w:r>
+        <w:rPr>
+          <w:rFonts w:hint="eastAsia"/>
+        </w:rPr>
+        <w:t>原理：</w:t>
+      </w:r>
+    </w:p>
+    <w:p>
+      <w:pPr>
+        <w:ind w:firstLine="480"/>
+      </w:pPr>
+      <w:r>
+        <w:t>导靴磨损 / 导轨变形 / 接头不平 → 水平冲击加剧 → X/Y 方向振动幅值上升、冲击增多 → 判断平稳度异常</w:t>
+      </w:r>
+    </w:p>
+    <w:p>
+      <w:pPr>
+        <w:ind w:firstLine="480"/>
+      </w:pPr>
+      <w:r>
+        <w:rPr>
+          <w:rFonts w:hint="eastAsia"/>
+        </w:rPr>
+        <w:t>传感器：</w:t>
+      </w:r>
+    </w:p>
+    <w:p>
+      <w:pPr>
+        <w:ind w:firstLine="480"/>
+      </w:pPr>
+      <w:r>
+        <w:t>三轴加速度传感器安装在轿架</w:t>
+      </w:r>
+    </w:p>
+    <w:p>
+      <w:pPr>
+        <w:ind w:firstLine="480"/>
+      </w:pPr>
+      <w:r>
+        <w:t>X 轴、Y 轴：水平方向（主测晃动）</w:t>
+      </w:r>
+    </w:p>
+    <w:p>
+      <w:pPr>
+        <w:ind w:firstLine="480"/>
+      </w:pPr>
+      <w:r>
+        <w:t>Z 轴：垂直方向（参考）</w:t>
+      </w:r>
+    </w:p>
+    <w:p>
+      <w:pPr>
+        <w:ind w:firstLine="480"/>
+      </w:pPr>
+      <w:r>
+        <w:rPr>
+          <w:rFonts w:hint="eastAsia"/>
+        </w:rPr>
+        <w:t>考虑到现有设备情况，elevator_car.py仅保留平稳度异常（运行晃动）诊断，时域指标参数选择峰值因子，脉冲因子和裕度因子，trigger_count: 3</w:t>
+      </w:r>
+      <w:bookmarkStart w:id="1" w:name="_GoBack"/>
+      <w:bookmarkEnd w:id="1"/>
     </w:p>
     <w:p>
       <w:pPr>
         <w:pStyle w:val="2"/>
-        <w:ind w:firstLine="600"/>
-      </w:pPr>
-      <w:r>
-        <w:t xml:space="preserve"> </w:t>
-      </w:r>
-      <w:r>
-        <w:rPr>
-          <w:rFonts w:hint="eastAsia"/>
-        </w:rPr>
-        <w:t>磨损、断裂</w:t>
+      </w:pPr>
+      <w:r>
+        <w:rPr>
+          <w:rFonts w:hint="eastAsia"/>
+        </w:rPr>
+        <w:t>不可行部分</w:t>
       </w:r>
     </w:p>
     <w:p>
       <w:pPr>
         <w:ind w:firstLine="480"/>
-      </w:pPr>
-      <w:r>
-        <w:rPr>
-          <w:rFonts w:hint="eastAsia"/>
-        </w:rPr>
-        <w:t>原理：</w:t>
+        <w:rPr>
+          <w:rFonts w:hint="eastAsia"/>
+          <w:lang w:val="en-US" w:eastAsia="zh-CN"/>
+        </w:rPr>
+      </w:pPr>
+      <w:r>
+        <w:rPr>
+          <w:rFonts w:hint="eastAsia"/>
+          <w:lang w:val="en-US" w:eastAsia="zh-CN"/>
+        </w:rPr>
+        <w:t>无法检测为不满足条件极为不可靠无应用价值</w:t>
       </w:r>
     </w:p>
     <w:p>
       <w:pPr>
         <w:ind w:firstLine="480"/>
-      </w:pPr>
-      <w:r>
-        <w:t>振动测不到</w:t>
-      </w:r>
-      <w:r>
-        <w:t xml:space="preserve"> “</w:t>
-      </w:r>
-      <w:r>
-        <w:t>内部断丝、局部磨损</w:t>
-      </w:r>
-      <w:r>
-        <w:t>”</w:t>
-      </w:r>
-      <w:r>
-        <w:rPr>
-          <w:rFonts w:hint="eastAsia"/>
-        </w:rPr>
-        <w:t>，</w:t>
-      </w:r>
-      <w:r>
-        <w:rPr>
-          <w:rFonts w:hint="eastAsia"/>
-          <w:b/>
-          <w:bCs/>
-        </w:rPr>
-        <w:t>震动能识别到已经晚了</w:t>
-      </w:r>
-    </w:p>
-    <w:p>
-      <w:pPr>
-        <w:ind w:firstLine="480"/>
-      </w:pPr>
-      <w:r>
-        <w:rPr>
-          <w:rFonts w:hint="eastAsia"/>
-        </w:rPr>
-        <w:t>磨损、断裂</w:t>
-      </w:r>
-      <w:r>
-        <w:rPr>
-          <w:rFonts w:hint="eastAsia"/>
-        </w:rPr>
-        <w:t xml:space="preserve"> </w:t>
-      </w:r>
-      <w:r>
-        <w:t>→</w:t>
-      </w:r>
-      <w:r>
-        <w:rPr>
-          <w:rFonts w:hint="eastAsia"/>
-        </w:rPr>
-        <w:t xml:space="preserve"> </w:t>
-      </w:r>
-      <w:r>
-        <w:t>钢丝截面积变小</w:t>
-      </w:r>
-      <w:r>
-        <w:t xml:space="preserve"> → </w:t>
-      </w:r>
-      <w:r>
-        <w:t>电阻变大</w:t>
-      </w:r>
-      <w:r>
-        <w:t xml:space="preserve"> → </w:t>
-      </w:r>
-      <w:r>
-        <w:t>磁通量变化</w:t>
-      </w:r>
-      <w:r>
-        <w:t xml:space="preserve"> → </w:t>
-      </w:r>
-      <w:r>
-        <w:t>直接测出断丝、磨损、锈蚀</w:t>
-      </w:r>
-    </w:p>
-    <w:p>
-      <w:pPr>
-        <w:ind w:firstLine="480"/>
-      </w:pPr>
-      <w:r>
-        <w:rPr>
-          <w:rFonts w:hint="eastAsia"/>
-        </w:rPr>
-        <w:t>传感器：</w:t>
-      </w:r>
-    </w:p>
-    <w:p>
-      <w:pPr>
-        <w:ind w:firstLine="480"/>
-      </w:pPr>
-      <w:r>
-        <w:t>钢丝绳探伤仪传感器</w:t>
-      </w:r>
-      <w:r>
-        <w:rPr>
-          <w:rFonts w:hint="eastAsia"/>
-        </w:rPr>
-        <w:t>：</w:t>
-      </w:r>
-      <w:r>
-        <w:t>机房曳引轮出口处</w:t>
-      </w:r>
-    </w:p>
-    <w:p>
-      <w:pPr>
-        <w:pStyle w:val="1"/>
-      </w:pPr>
-      <w:r>
-        <w:rPr>
-          <w:rFonts w:hint="eastAsia"/>
-        </w:rPr>
-        <w:lastRenderedPageBreak/>
-        <w:t>桥箱</w:t>
-      </w:r>
-    </w:p>
-    <w:p>
-      <w:pPr>
-        <w:pStyle w:val="2"/>
-        <w:ind w:firstLine="600"/>
-      </w:pPr>
-      <w:r>
-        <w:rPr>
-          <w:rFonts w:hint="eastAsia"/>
-        </w:rPr>
-        <w:t>轿架振动</w:t>
-      </w:r>
-    </w:p>
-    <w:p>
-      <w:pPr>
-        <w:ind w:firstLine="480"/>
-      </w:pPr>
-      <w:r>
-        <w:rPr>
-          <w:rFonts w:hint="eastAsia"/>
-        </w:rPr>
-        <w:t>原理：</w:t>
-      </w:r>
-    </w:p>
-    <w:p>
-      <w:pPr>
-        <w:ind w:firstLine="480"/>
-      </w:pPr>
-      <w:r>
-        <w:t>系统垂直刚度下降</w:t>
-      </w:r>
-      <w:r>
-        <w:t xml:space="preserve"> → </w:t>
-      </w:r>
-      <w:r>
-        <w:t>三阶固有频率降低</w:t>
-      </w:r>
-      <w:r>
-        <w:t xml:space="preserve"> → </w:t>
-      </w:r>
-      <w:r>
-        <w:t>轿架</w:t>
-      </w:r>
-      <w:r>
-        <w:t xml:space="preserve"> Z </w:t>
-      </w:r>
-      <w:r>
-        <w:t>轴振动特征异常</w:t>
-      </w:r>
-      <w:r>
-        <w:t xml:space="preserve"> → </w:t>
-      </w:r>
-      <w:r>
-        <w:t>判断轿架振动异常</w:t>
-      </w:r>
-    </w:p>
-    <w:p>
-      <w:pPr>
-        <w:ind w:firstLine="480"/>
-      </w:pPr>
-      <w:r>
-        <w:t>传感器：</w:t>
-      </w:r>
-    </w:p>
-    <w:p>
-      <w:pPr>
-        <w:ind w:firstLine="480"/>
-      </w:pPr>
-      <w:r>
-        <w:t>三轴加速度传感器安装在轿架上梁</w:t>
-      </w:r>
-      <w:r>
-        <w:t xml:space="preserve"> / </w:t>
-      </w:r>
-      <w:r>
-        <w:t>下梁中心</w:t>
-      </w:r>
-    </w:p>
-    <w:p>
-      <w:pPr>
-        <w:ind w:firstLine="480"/>
-      </w:pPr>
-      <w:r>
-        <w:t xml:space="preserve">Z </w:t>
-      </w:r>
-      <w:r>
-        <w:t>轴：垂直电梯运行方向（主测）</w:t>
-      </w:r>
-    </w:p>
-    <w:p>
-      <w:pPr>
-        <w:ind w:firstLine="480"/>
-      </w:pPr>
-      <w:r>
-        <w:t xml:space="preserve">X/Y </w:t>
-      </w:r>
-      <w:r>
-        <w:t>轴：水平方向（辅助）</w:t>
-      </w:r>
-    </w:p>
-    <w:p>
-      <w:pPr>
-        <w:pStyle w:val="2"/>
-        <w:ind w:firstLine="600"/>
-      </w:pPr>
-      <w:r>
-        <w:rPr>
-          <w:rFonts w:hint="eastAsia"/>
-        </w:rPr>
-        <w:t>运行状态异常</w:t>
-      </w:r>
-    </w:p>
-    <w:p>
-      <w:pPr>
-        <w:ind w:firstLine="480"/>
-      </w:pPr>
-      <w:r>
-        <w:rPr>
-          <w:rFonts w:hint="eastAsia"/>
-        </w:rPr>
-        <w:t>原理：</w:t>
-      </w:r>
-    </w:p>
-    <w:p>
-      <w:pPr>
-        <w:ind w:firstLine="480"/>
-      </w:pPr>
-      <w:r>
-        <w:t>导靴</w:t>
-      </w:r>
-      <w:r>
-        <w:t xml:space="preserve"> / </w:t>
-      </w:r>
-      <w:r>
-        <w:t>安全钳摩擦、磨损</w:t>
-      </w:r>
-      <w:r>
-        <w:t xml:space="preserve"> → </w:t>
-      </w:r>
-      <w:r>
-        <w:t>产生摩擦噪声</w:t>
-      </w:r>
-      <w:r>
-        <w:t xml:space="preserve"> → </w:t>
-      </w:r>
-      <w:r>
-        <w:t>麦克风采集声信号</w:t>
-      </w:r>
-      <w:r>
-        <w:t xml:space="preserve"> → </w:t>
-      </w:r>
-      <w:r>
-        <w:t>特征频带能量升高</w:t>
-      </w:r>
-      <w:r>
-        <w:t xml:space="preserve"> → </w:t>
-      </w:r>
-      <w:r>
-        <w:t>判断噪声异常</w:t>
-      </w:r>
-    </w:p>
-    <w:p>
-      <w:pPr>
-        <w:ind w:firstLine="480"/>
-      </w:pPr>
-      <w:r>
-        <w:t>悬挂不均、导靴磨损、安装偏差</w:t>
-      </w:r>
-      <w:r>
-        <w:t xml:space="preserve"> → </w:t>
-      </w:r>
-      <w:r>
-        <w:t>轿厢倾斜</w:t>
-      </w:r>
-      <w:r>
-        <w:t xml:space="preserve"> → </w:t>
-      </w:r>
-      <w:r>
-        <w:t>倾角仪测量角度变化</w:t>
-      </w:r>
-      <w:r>
-        <w:t xml:space="preserve"> → </w:t>
-      </w:r>
-      <w:r>
-        <w:t>判断水平度异常</w:t>
-      </w:r>
-    </w:p>
-    <w:p>
-      <w:pPr>
-        <w:ind w:firstLine="480"/>
-      </w:pPr>
-      <w:r>
-        <w:rPr>
-          <w:rFonts w:hint="eastAsia"/>
-        </w:rPr>
-        <w:t>传感器：</w:t>
-      </w:r>
-    </w:p>
-    <w:p>
-      <w:pPr>
-        <w:ind w:firstLine="480"/>
-      </w:pPr>
-      <w:r>
-        <w:t>麦克风安装于轿架靠近导靴位置</w:t>
-      </w:r>
-    </w:p>
-    <w:p>
-      <w:pPr>
-        <w:ind w:firstLine="480"/>
-      </w:pPr>
-      <w:r>
-        <w:rPr>
-          <w:rFonts w:hint="eastAsia"/>
-        </w:rPr>
-        <w:t>指向式拾音，减少环境噪音</w:t>
-      </w:r>
-    </w:p>
-    <w:p>
-      <w:pPr>
-        <w:ind w:firstLine="480"/>
-      </w:pPr>
-      <w:r>
-        <w:rPr>
-          <w:rFonts w:hint="eastAsia"/>
-        </w:rPr>
-        <w:t>提取</w:t>
-      </w:r>
-      <w:r>
-        <w:rPr>
-          <w:rFonts w:hint="eastAsia"/>
-        </w:rPr>
-        <w:t xml:space="preserve"> 1</w:t>
-      </w:r>
-      <w:r>
-        <w:rPr>
-          <w:rFonts w:hint="eastAsia"/>
-        </w:rPr>
-        <w:t>–</w:t>
-      </w:r>
-      <w:r>
-        <w:rPr>
-          <w:rFonts w:hint="eastAsia"/>
-        </w:rPr>
-        <w:t xml:space="preserve">5kHz </w:t>
-      </w:r>
-      <w:r>
-        <w:rPr>
-          <w:rFonts w:hint="eastAsia"/>
-        </w:rPr>
-        <w:t>摩擦特征频段</w:t>
-      </w:r>
-    </w:p>
-    <w:p>
-      <w:pPr>
-        <w:ind w:firstLine="480"/>
-      </w:pPr>
-      <w:r>
-        <w:rPr>
-          <w:rFonts w:hint="eastAsia"/>
-        </w:rPr>
-        <w:t>与加速度信号同步验证，排除无关噪音</w:t>
-      </w:r>
-    </w:p>
-    <w:p>
-      <w:pPr>
-        <w:ind w:firstLine="480"/>
-      </w:pPr>
-      <w:r>
-        <w:t>倾角仪安装于轿架中心</w:t>
-      </w:r>
-    </w:p>
-    <w:p>
-      <w:pPr>
-        <w:ind w:firstLine="480"/>
-      </w:pPr>
-      <w:r>
-        <w:rPr>
-          <w:rFonts w:hint="eastAsia"/>
-        </w:rPr>
-        <w:t>采用动态倾角传感器，过滤运动加速度</w:t>
-      </w:r>
-    </w:p>
-    <w:p>
-      <w:pPr>
-        <w:ind w:firstLine="480"/>
-      </w:pPr>
-      <w:r>
-        <w:rPr>
-          <w:rFonts w:hint="eastAsia"/>
-        </w:rPr>
-        <w:t>仅在匀速段采集角度</w:t>
-      </w:r>
-    </w:p>
-    <w:p>
-      <w:pPr>
-        <w:ind w:firstLine="480"/>
-      </w:pPr>
-      <w:r>
-        <w:rPr>
-          <w:rFonts w:hint="eastAsia"/>
-        </w:rPr>
-        <w:t>长期均值判断，排除瞬时晃动</w:t>
-      </w:r>
-    </w:p>
-    <w:p>
-      <w:pPr>
-        <w:pStyle w:val="2"/>
-        <w:ind w:firstLine="600"/>
-      </w:pPr>
-      <w:r>
-        <w:rPr>
-          <w:rFonts w:hint="eastAsia"/>
-        </w:rPr>
-        <w:t>平稳度异常</w:t>
-      </w:r>
-    </w:p>
-    <w:p>
-      <w:pPr>
-        <w:ind w:firstLine="480"/>
-      </w:pPr>
-      <w:r>
-        <w:rPr>
-          <w:rFonts w:hint="eastAsia"/>
-        </w:rPr>
-        <w:t>原理：</w:t>
-      </w:r>
-    </w:p>
-    <w:p>
-      <w:pPr>
-        <w:ind w:firstLine="480"/>
-      </w:pPr>
-      <w:r>
-        <w:t>导靴磨损</w:t>
-      </w:r>
-      <w:r>
-        <w:t xml:space="preserve"> / </w:t>
-      </w:r>
-      <w:r>
-        <w:t>导轨变形</w:t>
-      </w:r>
-      <w:r>
-        <w:t xml:space="preserve"> / </w:t>
-      </w:r>
-      <w:r>
-        <w:t>接头不平</w:t>
-      </w:r>
-      <w:r>
-        <w:t xml:space="preserve"> → </w:t>
-      </w:r>
-      <w:r>
-        <w:t>水平冲击加剧</w:t>
-      </w:r>
-      <w:r>
-        <w:t xml:space="preserve"> → X/Y </w:t>
-      </w:r>
-      <w:r>
-        <w:t>方向振动幅值上升、冲击增多</w:t>
-      </w:r>
-      <w:r>
-        <w:t xml:space="preserve"> → </w:t>
-      </w:r>
-      <w:r>
-        <w:t>判断平稳度异常</w:t>
-      </w:r>
-    </w:p>
-    <w:p>
-      <w:pPr>
-        <w:ind w:firstLine="480"/>
-      </w:pPr>
-      <w:r>
-        <w:rPr>
-          <w:rFonts w:hint="eastAsia"/>
-        </w:rPr>
-        <w:t>传感器：</w:t>
-      </w:r>
-    </w:p>
-    <w:p>
-      <w:pPr>
-        <w:ind w:firstLine="480"/>
-      </w:pPr>
-      <w:r>
-        <w:t>三轴加速度传感器安装在轿架</w:t>
-      </w:r>
-    </w:p>
-    <w:p>
-      <w:pPr>
-        <w:ind w:firstLine="480"/>
-      </w:pPr>
-      <w:r>
-        <w:t xml:space="preserve">X </w:t>
-      </w:r>
-      <w:r>
-        <w:t>轴、</w:t>
-      </w:r>
-      <w:r>
-        <w:t xml:space="preserve">Y </w:t>
-      </w:r>
-      <w:r>
-        <w:t>轴：水平方向（主测晃动）</w:t>
-      </w:r>
-    </w:p>
-    <w:p>
-      <w:pPr>
-        <w:ind w:firstLine="480"/>
-      </w:pPr>
-      <w:r>
-        <w:t xml:space="preserve">Z </w:t>
-      </w:r>
-      <w:r>
-        <w:t>轴：垂直方向（参考）</w:t>
-      </w:r>
-    </w:p>
-    <w:p>
-      <w:pPr>
-        <w:pStyle w:val="1"/>
-      </w:pPr>
-      <w:r>
-        <w:rPr>
-          <w:rFonts w:hint="eastAsia"/>
-        </w:rPr>
-        <w:t>不可行部分</w:t>
-      </w:r>
-    </w:p>
-    <w:p>
-      <w:pPr>
-        <w:ind w:firstLine="480"/>
-      </w:pPr>
-      <w:r>
-        <w:rPr>
-          <w:rFonts w:hint="eastAsia"/>
-        </w:rPr>
-        <w:t>所有添加均必要，如不能满足则不可行</w:t>
+        <w:rPr>
+          <w:rFonts w:hint="default"/>
+          <w:lang w:val="en-US" w:eastAsia="zh-CN"/>
+        </w:rPr>
+      </w:pPr>
+      <w:r>
+        <w:rPr>
+          <w:rFonts w:hint="eastAsia"/>
+          <w:lang w:val="en-US" w:eastAsia="zh-CN"/>
+        </w:rPr>
+        <w:t>方案一与方案二为精度差别，具有可行性</w:t>
       </w:r>
     </w:p>
     <w:sectPr>
-      <w:headerReference w:type="even" r:id="rId13"/>
-      <w:headerReference w:type="default" r:id="rId14"/>
-      <w:footerReference w:type="even" r:id="rId15"/>
-      <w:footerReference w:type="default" r:id="rId16"/>
-      <w:headerReference w:type="first" r:id="rId17"/>
-      <w:footerReference w:type="first" r:id="rId18"/>
+      <w:headerReference r:id="rId7" w:type="first"/>
+      <w:footerReference r:id="rId10" w:type="first"/>
+      <w:headerReference r:id="rId5" w:type="default"/>
+      <w:footerReference r:id="rId8" w:type="default"/>
+      <w:headerReference r:id="rId6" w:type="even"/>
+      <w:footerReference r:id="rId9" w:type="even"/>
       <w:pgSz w:w="11906" w:h="16838"/>
       <w:pgMar w:top="1440" w:right="1800" w:bottom="1440" w:left="1800" w:header="851" w:footer="992" w:gutter="0"/>
-      <w:cols w:space="425"/>
-      <w:docGrid w:type="lines" w:linePitch="312"/>
+      <w:cols w:space="425" w:num="1"/>
+      <w:docGrid w:type="lines" w:linePitch="312" w:charSpace="0"/>
     </w:sectPr>
   </w:body>
 </w:document>
 </file>
 
 <file path=word/endnotes.xml><?xml version="1.0" encoding="utf-8"?>
-<w:endnotes xmlns:wpc="http://schemas.microsoft.com/office/word/2010/wordprocessingCanvas" xmlns:cx="http://schemas.microsoft.com/office/drawing/2014/chartex" xmlns:cx1="http://schemas.microsoft.com/office/drawing/2015/9/8/chartex" xmlns:cx2="http://schemas.microsoft.com/office/drawing/2015/10/21/chartex" xmlns:cx3="http://schemas.microsoft.com/office/drawing/2016/5/9/chartex" xmlns:cx4="http://schemas.microsoft.com/office/drawing/2016/5/10/chartex" xmlns:cx5="http://schemas.microsoft.com/office/drawing/2016/5/11/chartex" xmlns:cx6="http://schemas.microsoft.com/office/drawing/2016/5/12/chartex" xmlns:cx7="http://schemas.microsoft.com/office/drawing/2016/5/13/chartex" xmlns:cx8="http://schemas.microsoft.com/office/drawing/2016/5/14/chartex" xmlns:mc="http://schemas.openxmlformats.org/markup-compatibility/2006" xmlns:aink="http://schemas.microsoft.com/office/drawing/2016/ink" xmlns:am3d="http://schemas.microsoft.com/office/drawing/2017/model3d" xmlns:o="urn:schemas-microsoft-com:office:office" xmlns:oel="http://schemas.microsoft.com/office/2019/extlst" xmlns:r="http://schemas.openxmlformats.org/officeDocument/2006/relationships" xmlns:m="http://schemas.openxmlformats.org/officeDocument/2006/math" xmlns:v="urn:schemas-microsoft-com:vml" xmlns:wp14="http://schemas.microsoft.com/office/word/2010/wordprocessingDrawing" xmlns:wp="http://schemas.openxmlformats.org/drawingml/2006/wordprocessingDrawing" xmlns:w10="urn:schemas-microsoft-com:office:word" xmlns:w="http://schemas.openxmlformats.org/wordprocessingml/2006/main" xmlns:w14="http://schemas.microsoft.com/office/word/2010/wordml" xmlns:w15="http://schemas.microsoft.com/office/word/2012/wordml" xmlns:w16cex="http://schemas.microsoft.com/office/word/2018/wordml/cex" xmlns:w16cid="http://schemas.microsoft.com/office/word/2016/wordml/cid" xmlns:w16="http://schemas.microsoft.com/office/word/2018/wordml" xmlns:w16sdtdh="http://schemas.microsoft.com/office/word/2020/wordml/sdtdatahash" xmlns:w16se="http://schemas.microsoft.com/office/word/2015/wordml/symex" xmlns:wpg="http://schemas.microsoft.com/office/word/2010/wordprocessingGroup" xmlns:wpi="http://schemas.microsoft.com/office/word/2010/wordprocessingInk" xmlns:wne="http://schemas.microsoft.com/office/word/2006/wordml" xmlns:wps="http://schemas.microsoft.com/office/word/2010/wordprocessingShape" mc:Ignorable="w14 w15 w16se w16cid w16 w16cex w16sdtdh wp14">
-  <w:endnote w:type="separator" w:id="-1">
+<w:endnotes xmlns:wpc="http://schemas.microsoft.com/office/word/2010/wordprocessingCanvas" xmlns:mc="http://schemas.openxmlformats.org/markup-compatibility/2006" xmlns:o="urn:schemas-microsoft-com:office:office" xmlns:r="http://schemas.openxmlformats.org/officeDocument/2006/relationships" xmlns:m="http://schemas.openxmlformats.org/officeDocument/2006/math" xmlns:v="urn:schemas-microsoft-com:vml" xmlns:wp14="http://schemas.microsoft.com/office/word/2010/wordprocessingDrawing" xmlns:wp="http://schemas.openxmlformats.org/drawingml/2006/wordprocessingDrawing" xmlns:w="http://schemas.openxmlformats.org/wordprocessingml/2006/main" xmlns:w14="http://schemas.microsoft.com/office/word/2010/wordml" xmlns:w15="http://schemas.microsoft.com/office/word/2012/wordml" xmlns:w10="urn:schemas-microsoft-com:office:word" xmlns:wpg="http://schemas.microsoft.com/office/word/2010/wordprocessingGroup" xmlns:wpi="http://schemas.microsoft.com/office/word/2010/wordprocessingInk" xmlns:wne="http://schemas.microsoft.com/office/word/2006/wordml" xmlns:wps="http://schemas.microsoft.com/office/word/2010/wordprocessingShape" xmlns:wpsCustomData="http://www.wps.cn/officeDocument/2013/wpsCustomData" mc:Ignorable="w14 w15 wp14">
+  <w:endnote w:type="separator" w:id="0">
     <w:p>
       <w:pPr>
         <w:spacing w:line="240" w:lineRule="auto"/>
@@ -4717,7 +4986,7 @@
       </w:r>
     </w:p>
   </w:endnote>
-  <w:endnote w:type="continuationSeparator" w:id="0">
+  <w:endnote w:type="continuationSeparator" w:id="1">
     <w:p>
       <w:pPr>
         <w:spacing w:line="240" w:lineRule="auto"/>
@@ -4732,10 +5001,10 @@
 </file>
 
 <file path=word/footer1.xml><?xml version="1.0" encoding="utf-8"?>
-<w:ftr xmlns:wpc="http://schemas.microsoft.com/office/word/2010/wordprocessingCanvas" xmlns:cx="http://schemas.microsoft.com/office/drawing/2014/chartex" xmlns:cx1="http://schemas.microsoft.com/office/drawing/2015/9/8/chartex" xmlns:cx2="http://schemas.microsoft.com/office/drawing/2015/10/21/chartex" xmlns:cx3="http://schemas.microsoft.com/office/drawing/2016/5/9/chartex" xmlns:cx4="http://schemas.microsoft.com/office/drawing/2016/5/10/chartex" xmlns:cx5="http://schemas.microsoft.com/office/drawing/2016/5/11/chartex" xmlns:cx6="http://schemas.microsoft.com/office/drawing/2016/5/12/chartex" xmlns:cx7="http://schemas.microsoft.com/office/drawing/2016/5/13/chartex" xmlns:cx8="http://schemas.microsoft.com/office/drawing/2016/5/14/chartex" xmlns:mc="http://schemas.openxmlformats.org/markup-compatibility/2006" xmlns:aink="http://schemas.microsoft.com/office/drawing/2016/ink" xmlns:am3d="http://schemas.microsoft.com/office/drawing/2017/model3d" xmlns:o="urn:schemas-microsoft-com:office:office" xmlns:oel="http://schemas.microsoft.com/office/2019/extlst" xmlns:r="http://schemas.openxmlformats.org/officeDocument/2006/relationships" xmlns:m="http://schemas.openxmlformats.org/officeDocument/2006/math" xmlns:v="urn:schemas-microsoft-com:vml" xmlns:wp14="http://schemas.microsoft.com/office/word/2010/wordprocessingDrawing" xmlns:wp="http://schemas.openxmlformats.org/drawingml/2006/wordprocessingDrawing" xmlns:w10="urn:schemas-microsoft-com:office:word" xmlns:w="http://schemas.openxmlformats.org/wordprocessingml/2006/main" xmlns:w14="http://schemas.microsoft.com/office/word/2010/wordml" xmlns:w15="http://schemas.microsoft.com/office/word/2012/wordml" xmlns:w16cex="http://schemas.microsoft.com/office/word/2018/wordml/cex" xmlns:w16cid="http://schemas.microsoft.com/office/word/2016/wordml/cid" xmlns:w16="http://schemas.microsoft.com/office/word/2018/wordml" xmlns:w16sdtdh="http://schemas.microsoft.com/office/word/2020/wordml/sdtdatahash" xmlns:w16se="http://schemas.microsoft.com/office/word/2015/wordml/symex" xmlns:wpg="http://schemas.microsoft.com/office/word/2010/wordprocessingGroup" xmlns:wpi="http://schemas.microsoft.com/office/word/2010/wordprocessingInk" xmlns:wne="http://schemas.microsoft.com/office/word/2006/wordml" xmlns:wps="http://schemas.microsoft.com/office/word/2010/wordprocessingShape" mc:Ignorable="w14 w15 w16se w16cid w16 w16cex w16sdtdh wp14">
+<w:ftr xmlns:wpc="http://schemas.microsoft.com/office/word/2010/wordprocessingCanvas" xmlns:mc="http://schemas.openxmlformats.org/markup-compatibility/2006" xmlns:o="urn:schemas-microsoft-com:office:office" xmlns:r="http://schemas.openxmlformats.org/officeDocument/2006/relationships" xmlns:m="http://schemas.openxmlformats.org/officeDocument/2006/math" xmlns:v="urn:schemas-microsoft-com:vml" xmlns:wp14="http://schemas.microsoft.com/office/word/2010/wordprocessingDrawing" xmlns:wp="http://schemas.openxmlformats.org/drawingml/2006/wordprocessingDrawing" xmlns:w10="urn:schemas-microsoft-com:office:word" xmlns:w="http://schemas.openxmlformats.org/wordprocessingml/2006/main" xmlns:w14="http://schemas.microsoft.com/office/word/2010/wordml" xmlns:w15="http://schemas.microsoft.com/office/word/2012/wordml" xmlns:wpg="http://schemas.microsoft.com/office/word/2010/wordprocessingGroup" xmlns:wpi="http://schemas.microsoft.com/office/word/2010/wordprocessingInk" xmlns:wne="http://schemas.microsoft.com/office/word/2006/wordml" xmlns:wps="http://schemas.microsoft.com/office/word/2010/wordprocessingShape" xmlns:wpsCustomData="http://www.wps.cn/officeDocument/2013/wpsCustomData" mc:Ignorable="w14 w15 wp14">
   <w:p>
     <w:pPr>
-      <w:pStyle w:val="af2"/>
+      <w:pStyle w:val="11"/>
       <w:ind w:firstLine="360"/>
     </w:pPr>
   </w:p>
@@ -4743,10 +5012,10 @@
 </file>
 
 <file path=word/footer2.xml><?xml version="1.0" encoding="utf-8"?>
-<w:ftr xmlns:wpc="http://schemas.microsoft.com/office/word/2010/wordprocessingCanvas" xmlns:cx="http://schemas.microsoft.com/office/drawing/2014/chartex" xmlns:cx1="http://schemas.microsoft.com/office/drawing/2015/9/8/chartex" xmlns:cx2="http://schemas.microsoft.com/office/drawing/2015/10/21/chartex" xmlns:cx3="http://schemas.microsoft.com/office/drawing/2016/5/9/chartex" xmlns:cx4="http://schemas.microsoft.com/office/drawing/2016/5/10/chartex" xmlns:cx5="http://schemas.microsoft.com/office/drawing/2016/5/11/chartex" xmlns:cx6="http://schemas.microsoft.com/office/drawing/2016/5/12/chartex" xmlns:cx7="http://schemas.microsoft.com/office/drawing/2016/5/13/chartex" xmlns:cx8="http://schemas.microsoft.com/office/drawing/2016/5/14/chartex" xmlns:mc="http://schemas.openxmlformats.org/markup-compatibility/2006" xmlns:aink="http://schemas.microsoft.com/office/drawing/2016/ink" xmlns:am3d="http://schemas.microsoft.com/office/drawing/2017/model3d" xmlns:o="urn:schemas-microsoft-com:office:office" xmlns:oel="http://schemas.microsoft.com/office/2019/extlst" xmlns:r="http://schemas.openxmlformats.org/officeDocument/2006/relationships" xmlns:m="http://schemas.openxmlformats.org/officeDocument/2006/math" xmlns:v="urn:schemas-microsoft-com:vml" xmlns:wp14="http://schemas.microsoft.com/office/word/2010/wordprocessingDrawing" xmlns:wp="http://schemas.openxmlformats.org/drawingml/2006/wordprocessingDrawing" xmlns:w10="urn:schemas-microsoft-com:office:word" xmlns:w="http://schemas.openxmlformats.org/wordprocessingml/2006/main" xmlns:w14="http://schemas.microsoft.com/office/word/2010/wordml" xmlns:w15="http://schemas.microsoft.com/office/word/2012/wordml" xmlns:w16cex="http://schemas.microsoft.com/office/word/2018/wordml/cex" xmlns:w16cid="http://schemas.microsoft.com/office/word/2016/wordml/cid" xmlns:w16="http://schemas.microsoft.com/office/word/2018/wordml" xmlns:w16sdtdh="http://schemas.microsoft.com/office/word/2020/wordml/sdtdatahash" xmlns:w16se="http://schemas.microsoft.com/office/word/2015/wordml/symex" xmlns:wpg="http://schemas.microsoft.com/office/word/2010/wordprocessingGroup" xmlns:wpi="http://schemas.microsoft.com/office/word/2010/wordprocessingInk" xmlns:wne="http://schemas.microsoft.com/office/word/2006/wordml" xmlns:wps="http://schemas.microsoft.com/office/word/2010/wordprocessingShape" mc:Ignorable="w14 w15 w16se w16cid w16 w16cex w16sdtdh wp14">
+<w:ftr xmlns:wpc="http://schemas.microsoft.com/office/word/2010/wordprocessingCanvas" xmlns:mc="http://schemas.openxmlformats.org/markup-compatibility/2006" xmlns:o="urn:schemas-microsoft-com:office:office" xmlns:r="http://schemas.openxmlformats.org/officeDocument/2006/relationships" xmlns:m="http://schemas.openxmlformats.org/officeDocument/2006/math" xmlns:v="urn:schemas-microsoft-com:vml" xmlns:wp14="http://schemas.microsoft.com/office/word/2010/wordprocessingDrawing" xmlns:wp="http://schemas.openxmlformats.org/drawingml/2006/wordprocessingDrawing" xmlns:w10="urn:schemas-microsoft-com:office:word" xmlns:w="http://schemas.openxmlformats.org/wordprocessingml/2006/main" xmlns:w14="http://schemas.microsoft.com/office/word/2010/wordml" xmlns:w15="http://schemas.microsoft.com/office/word/2012/wordml" xmlns:wpg="http://schemas.microsoft.com/office/word/2010/wordprocessingGroup" xmlns:wpi="http://schemas.microsoft.com/office/word/2010/wordprocessingInk" xmlns:wne="http://schemas.microsoft.com/office/word/2006/wordml" xmlns:wps="http://schemas.microsoft.com/office/word/2010/wordprocessingShape" xmlns:wpsCustomData="http://www.wps.cn/officeDocument/2013/wpsCustomData" mc:Ignorable="w14 w15 wp14">
   <w:p>
     <w:pPr>
-      <w:pStyle w:val="af2"/>
+      <w:pStyle w:val="11"/>
       <w:ind w:firstLine="360"/>
     </w:pPr>
   </w:p>
@@ -4754,10 +5023,10 @@
 </file>
 
 <file path=word/footer3.xml><?xml version="1.0" encoding="utf-8"?>
-<w:ftr xmlns:wpc="http://schemas.microsoft.com/office/word/2010/wordprocessingCanvas" xmlns:cx="http://schemas.microsoft.com/office/drawing/2014/chartex" xmlns:cx1="http://schemas.microsoft.com/office/drawing/2015/9/8/chartex" xmlns:cx2="http://schemas.microsoft.com/office/drawing/2015/10/21/chartex" xmlns:cx3="http://schemas.microsoft.com/office/drawing/2016/5/9/chartex" xmlns:cx4="http://schemas.microsoft.com/office/drawing/2016/5/10/chartex" xmlns:cx5="http://schemas.microsoft.com/office/drawing/2016/5/11/chartex" xmlns:cx6="http://schemas.microsoft.com/office/drawing/2016/5/12/chartex" xmlns:cx7="http://schemas.microsoft.com/office/drawing/2016/5/13/chartex" xmlns:cx8="http://schemas.microsoft.com/office/drawing/2016/5/14/chartex" xmlns:mc="http://schemas.openxmlformats.org/markup-compatibility/2006" xmlns:aink="http://schemas.microsoft.com/office/drawing/2016/ink" xmlns:am3d="http://schemas.microsoft.com/office/drawing/2017/model3d" xmlns:o="urn:schemas-microsoft-com:office:office" xmlns:oel="http://schemas.microsoft.com/office/2019/extlst" xmlns:r="http://schemas.openxmlformats.org/officeDocument/2006/relationships" xmlns:m="http://schemas.openxmlformats.org/officeDocument/2006/math" xmlns:v="urn:schemas-microsoft-com:vml" xmlns:wp14="http://schemas.microsoft.com/office/word/2010/wordprocessingDrawing" xmlns:wp="http://schemas.openxmlformats.org/drawingml/2006/wordprocessingDrawing" xmlns:w10="urn:schemas-microsoft-com:office:word" xmlns:w="http://schemas.openxmlformats.org/wordprocessingml/2006/main" xmlns:w14="http://schemas.microsoft.com/office/word/2010/wordml" xmlns:w15="http://schemas.microsoft.com/office/word/2012/wordml" xmlns:w16cex="http://schemas.microsoft.com/office/word/2018/wordml/cex" xmlns:w16cid="http://schemas.microsoft.com/office/word/2016/wordml/cid" xmlns:w16="http://schemas.microsoft.com/office/word/2018/wordml" xmlns:w16sdtdh="http://schemas.microsoft.com/office/word/2020/wordml/sdtdatahash" xmlns:w16se="http://schemas.microsoft.com/office/word/2015/wordml/symex" xmlns:wpg="http://schemas.microsoft.com/office/word/2010/wordprocessingGroup" xmlns:wpi="http://schemas.microsoft.com/office/word/2010/wordprocessingInk" xmlns:wne="http://schemas.microsoft.com/office/word/2006/wordml" xmlns:wps="http://schemas.microsoft.com/office/word/2010/wordprocessingShape" mc:Ignorable="w14 w15 w16se w16cid w16 w16cex w16sdtdh wp14">
+<w:ftr xmlns:wpc="http://schemas.microsoft.com/office/word/2010/wordprocessingCanvas" xmlns:mc="http://schemas.openxmlformats.org/markup-compatibility/2006" xmlns:o="urn:schemas-microsoft-com:office:office" xmlns:r="http://schemas.openxmlformats.org/officeDocument/2006/relationships" xmlns:m="http://schemas.openxmlformats.org/officeDocument/2006/math" xmlns:v="urn:schemas-microsoft-com:vml" xmlns:wp14="http://schemas.microsoft.com/office/word/2010/wordprocessingDrawing" xmlns:wp="http://schemas.openxmlformats.org/drawingml/2006/wordprocessingDrawing" xmlns:w10="urn:schemas-microsoft-com:office:word" xmlns:w="http://schemas.openxmlformats.org/wordprocessingml/2006/main" xmlns:w14="http://schemas.microsoft.com/office/word/2010/wordml" xmlns:w15="http://schemas.microsoft.com/office/word/2012/wordml" xmlns:wpg="http://schemas.microsoft.com/office/word/2010/wordprocessingGroup" xmlns:wpi="http://schemas.microsoft.com/office/word/2010/wordprocessingInk" xmlns:wne="http://schemas.microsoft.com/office/word/2006/wordml" xmlns:wps="http://schemas.microsoft.com/office/word/2010/wordprocessingShape" xmlns:wpsCustomData="http://www.wps.cn/officeDocument/2013/wpsCustomData" mc:Ignorable="w14 w15 wp14">
   <w:p>
     <w:pPr>
-      <w:pStyle w:val="af2"/>
+      <w:pStyle w:val="11"/>
       <w:ind w:firstLine="360"/>
     </w:pPr>
   </w:p>
@@ -4765,11 +5034,11 @@
 </file>
 
 <file path=word/footnotes.xml><?xml version="1.0" encoding="utf-8"?>
-<w:footnotes xmlns:wpc="http://schemas.microsoft.com/office/word/2010/wordprocessingCanvas" xmlns:cx="http://schemas.microsoft.com/office/drawing/2014/chartex" xmlns:cx1="http://schemas.microsoft.com/office/drawing/2015/9/8/chartex" xmlns:cx2="http://schemas.microsoft.com/office/drawing/2015/10/21/chartex" xmlns:cx3="http://schemas.microsoft.com/office/drawing/2016/5/9/chartex" xmlns:cx4="http://schemas.microsoft.com/office/drawing/2016/5/10/chartex" xmlns:cx5="http://schemas.microsoft.com/office/drawing/2016/5/11/chartex" xmlns:cx6="http://schemas.microsoft.com/office/drawing/2016/5/12/chartex" xmlns:cx7="http://schemas.microsoft.com/office/drawing/2016/5/13/chartex" xmlns:cx8="http://schemas.microsoft.com/office/drawing/2016/5/14/chartex" xmlns:mc="http://schemas.openxmlformats.org/markup-compatibility/2006" xmlns:aink="http://schemas.microsoft.com/office/drawing/2016/ink" xmlns:am3d="http://schemas.microsoft.com/office/drawing/2017/model3d" xmlns:o="urn:schemas-microsoft-com:office:office" xmlns:oel="http://schemas.microsoft.com/office/2019/extlst" xmlns:r="http://schemas.openxmlformats.org/officeDocument/2006/relationships" xmlns:m="http://schemas.openxmlformats.org/officeDocument/2006/math" xmlns:v="urn:schemas-microsoft-com:vml" xmlns:wp14="http://schemas.microsoft.com/office/word/2010/wordprocessingDrawing" xmlns:wp="http://schemas.openxmlformats.org/drawingml/2006/wordprocessingDrawing" xmlns:w10="urn:schemas-microsoft-com:office:word" xmlns:w="http://schemas.openxmlformats.org/wordprocessingml/2006/main" xmlns:w14="http://schemas.microsoft.com/office/word/2010/wordml" xmlns:w15="http://schemas.microsoft.com/office/word/2012/wordml" xmlns:w16cex="http://schemas.microsoft.com/office/word/2018/wordml/cex" xmlns:w16cid="http://schemas.microsoft.com/office/word/2016/wordml/cid" xmlns:w16="http://schemas.microsoft.com/office/word/2018/wordml" xmlns:w16sdtdh="http://schemas.microsoft.com/office/word/2020/wordml/sdtdatahash" xmlns:w16se="http://schemas.microsoft.com/office/word/2015/wordml/symex" xmlns:wpg="http://schemas.microsoft.com/office/word/2010/wordprocessingGroup" xmlns:wpi="http://schemas.microsoft.com/office/word/2010/wordprocessingInk" xmlns:wne="http://schemas.microsoft.com/office/word/2006/wordml" xmlns:wps="http://schemas.microsoft.com/office/word/2010/wordprocessingShape" mc:Ignorable="w14 w15 w16se w16cid w16 w16cex w16sdtdh wp14">
-  <w:footnote w:type="separator" w:id="-1">
-    <w:p>
-      <w:pPr>
-        <w:spacing w:line="240" w:lineRule="auto"/>
+<w:footnotes xmlns:wpc="http://schemas.microsoft.com/office/word/2010/wordprocessingCanvas" xmlns:mc="http://schemas.openxmlformats.org/markup-compatibility/2006" xmlns:o="urn:schemas-microsoft-com:office:office" xmlns:r="http://schemas.openxmlformats.org/officeDocument/2006/relationships" xmlns:m="http://schemas.openxmlformats.org/officeDocument/2006/math" xmlns:v="urn:schemas-microsoft-com:vml" xmlns:wp14="http://schemas.microsoft.com/office/word/2010/wordprocessingDrawing" xmlns:wp="http://schemas.openxmlformats.org/drawingml/2006/wordprocessingDrawing" xmlns:w="http://schemas.openxmlformats.org/wordprocessingml/2006/main" xmlns:w14="http://schemas.microsoft.com/office/word/2010/wordml" xmlns:w15="http://schemas.microsoft.com/office/word/2012/wordml" xmlns:w10="urn:schemas-microsoft-com:office:word" xmlns:wpg="http://schemas.microsoft.com/office/word/2010/wordprocessingGroup" xmlns:wpi="http://schemas.microsoft.com/office/word/2010/wordprocessingInk" xmlns:wne="http://schemas.microsoft.com/office/word/2006/wordml" xmlns:wps="http://schemas.microsoft.com/office/word/2010/wordprocessingShape" xmlns:wpsCustomData="http://www.wps.cn/officeDocument/2013/wpsCustomData" mc:Ignorable="w14 w15 wp14">
+  <w:footnote w:type="separator" w:id="0">
+    <w:p>
+      <w:pPr>
+        <w:spacing w:before="0" w:after="0" w:line="288" w:lineRule="auto"/>
         <w:ind w:firstLine="480"/>
       </w:pPr>
       <w:r>
@@ -4777,10 +5046,10 @@
       </w:r>
     </w:p>
   </w:footnote>
-  <w:footnote w:type="continuationSeparator" w:id="0">
-    <w:p>
-      <w:pPr>
-        <w:spacing w:line="240" w:lineRule="auto"/>
+  <w:footnote w:type="continuationSeparator" w:id="1">
+    <w:p>
+      <w:pPr>
+        <w:spacing w:before="0" w:after="0" w:line="288" w:lineRule="auto"/>
         <w:ind w:firstLine="480"/>
       </w:pPr>
       <w:r>
@@ -4792,10 +5061,10 @@
 </file>
 
 <file path=word/header1.xml><?xml version="1.0" encoding="utf-8"?>
-<w:hdr xmlns:wpc="http://schemas.microsoft.com/office/word/2010/wordprocessingCanvas" xmlns:cx="http://schemas.microsoft.com/office/drawing/2014/chartex" xmlns:cx1="http://schemas.microsoft.com/office/drawing/2015/9/8/chartex" xmlns:cx2="http://schemas.microsoft.com/office/drawing/2015/10/21/chartex" xmlns:cx3="http://schemas.microsoft.com/office/drawing/2016/5/9/chartex" xmlns:cx4="http://schemas.microsoft.com/office/drawing/2016/5/10/chartex" xmlns:cx5="http://schemas.microsoft.com/office/drawing/2016/5/11/chartex" xmlns:cx6="http://schemas.microsoft.com/office/drawing/2016/5/12/chartex" xmlns:cx7="http://schemas.microsoft.com/office/drawing/2016/5/13/chartex" xmlns:cx8="http://schemas.microsoft.com/office/drawing/2016/5/14/chartex" xmlns:mc="http://schemas.openxmlformats.org/markup-compatibility/2006" xmlns:aink="http://schemas.microsoft.com/office/drawing/2016/ink" xmlns:am3d="http://schemas.microsoft.com/office/drawing/2017/model3d" xmlns:o="urn:schemas-microsoft-com:office:office" xmlns:oel="http://schemas.microsoft.com/office/2019/extlst" xmlns:r="http://schemas.openxmlformats.org/officeDocument/2006/relationships" xmlns:m="http://schemas.openxmlformats.org/officeDocument/2006/math" xmlns:v="urn:schemas-microsoft-com:vml" xmlns:wp14="http://schemas.microsoft.com/office/word/2010/wordprocessingDrawing" xmlns:wp="http://schemas.openxmlformats.org/drawingml/2006/wordprocessingDrawing" xmlns:w10="urn:schemas-microsoft-com:office:word" xmlns:w="http://schemas.openxmlformats.org/wordprocessingml/2006/main" xmlns:w14="http://schemas.microsoft.com/office/word/2010/wordml" xmlns:w15="http://schemas.microsoft.com/office/word/2012/wordml" xmlns:w16cex="http://schemas.microsoft.com/office/word/2018/wordml/cex" xmlns:w16cid="http://schemas.microsoft.com/office/word/2016/wordml/cid" xmlns:w16="http://schemas.microsoft.com/office/word/2018/wordml" xmlns:w16sdtdh="http://schemas.microsoft.com/office/word/2020/wordml/sdtdatahash" xmlns:w16se="http://schemas.microsoft.com/office/word/2015/wordml/symex" xmlns:wpg="http://schemas.microsoft.com/office/word/2010/wordprocessingGroup" xmlns:wpi="http://schemas.microsoft.com/office/word/2010/wordprocessingInk" xmlns:wne="http://schemas.microsoft.com/office/word/2006/wordml" xmlns:wps="http://schemas.microsoft.com/office/word/2010/wordprocessingShape" mc:Ignorable="w14 w15 w16se w16cid w16 w16cex w16sdtdh wp14">
+<w:hdr xmlns:wpc="http://schemas.microsoft.com/office/word/2010/wordprocessingCanvas" xmlns:mc="http://schemas.openxmlformats.org/markup-compatibility/2006" xmlns:o="urn:schemas-microsoft-com:office:office" xmlns:r="http://schemas.openxmlformats.org/officeDocument/2006/relationships" xmlns:m="http://schemas.openxmlformats.org/officeDocument/2006/math" xmlns:v="urn:schemas-microsoft-com:vml" xmlns:wp14="http://schemas.microsoft.com/office/word/2010/wordprocessingDrawing" xmlns:wp="http://schemas.openxmlformats.org/drawingml/2006/wordprocessingDrawing" xmlns:w10="urn:schemas-microsoft-com:office:word" xmlns:w="http://schemas.openxmlformats.org/wordprocessingml/2006/main" xmlns:w14="http://schemas.microsoft.com/office/word/2010/wordml" xmlns:w15="http://schemas.microsoft.com/office/word/2012/wordml" xmlns:wpg="http://schemas.microsoft.com/office/word/2010/wordprocessingGroup" xmlns:wpi="http://schemas.microsoft.com/office/word/2010/wordprocessingInk" xmlns:wne="http://schemas.microsoft.com/office/word/2006/wordml" xmlns:wps="http://schemas.microsoft.com/office/word/2010/wordprocessingShape" xmlns:wpsCustomData="http://www.wps.cn/officeDocument/2013/wpsCustomData" mc:Ignorable="w14 w15 wp14">
   <w:p>
     <w:pPr>
-      <w:pStyle w:val="af0"/>
+      <w:pStyle w:val="12"/>
       <w:ind w:firstLine="360"/>
     </w:pPr>
   </w:p>
@@ -4803,10 +5072,10 @@
 </file>
 
 <file path=word/header2.xml><?xml version="1.0" encoding="utf-8"?>
-<w:hdr xmlns:wpc="http://schemas.microsoft.com/office/word/2010/wordprocessingCanvas" xmlns:cx="http://schemas.microsoft.com/office/drawing/2014/chartex" xmlns:cx1="http://schemas.microsoft.com/office/drawing/2015/9/8/chartex" xmlns:cx2="http://schemas.microsoft.com/office/drawing/2015/10/21/chartex" xmlns:cx3="http://schemas.microsoft.com/office/drawing/2016/5/9/chartex" xmlns:cx4="http://schemas.microsoft.com/office/drawing/2016/5/10/chartex" xmlns:cx5="http://schemas.microsoft.com/office/drawing/2016/5/11/chartex" xmlns:cx6="http://schemas.microsoft.com/office/drawing/2016/5/12/chartex" xmlns:cx7="http://schemas.microsoft.com/office/drawing/2016/5/13/chartex" xmlns:cx8="http://schemas.microsoft.com/office/drawing/2016/5/14/chartex" xmlns:mc="http://schemas.openxmlformats.org/markup-compatibility/2006" xmlns:aink="http://schemas.microsoft.com/office/drawing/2016/ink" xmlns:am3d="http://schemas.microsoft.com/office/drawing/2017/model3d" xmlns:o="urn:schemas-microsoft-com:office:office" xmlns:oel="http://schemas.microsoft.com/office/2019/extlst" xmlns:r="http://schemas.openxmlformats.org/officeDocument/2006/relationships" xmlns:m="http://schemas.openxmlformats.org/officeDocument/2006/math" xmlns:v="urn:schemas-microsoft-com:vml" xmlns:wp14="http://schemas.microsoft.com/office/word/2010/wordprocessingDrawing" xmlns:wp="http://schemas.openxmlformats.org/drawingml/2006/wordprocessingDrawing" xmlns:w10="urn:schemas-microsoft-com:office:word" xmlns:w="http://schemas.openxmlformats.org/wordprocessingml/2006/main" xmlns:w14="http://schemas.microsoft.com/office/word/2010/wordml" xmlns:w15="http://schemas.microsoft.com/office/word/2012/wordml" xmlns:w16cex="http://schemas.microsoft.com/office/word/2018/wordml/cex" xmlns:w16cid="http://schemas.microsoft.com/office/word/2016/wordml/cid" xmlns:w16="http://schemas.microsoft.com/office/word/2018/wordml" xmlns:w16sdtdh="http://schemas.microsoft.com/office/word/2020/wordml/sdtdatahash" xmlns:w16se="http://schemas.microsoft.com/office/word/2015/wordml/symex" xmlns:wpg="http://schemas.microsoft.com/office/word/2010/wordprocessingGroup" xmlns:wpi="http://schemas.microsoft.com/office/word/2010/wordprocessingInk" xmlns:wne="http://schemas.microsoft.com/office/word/2006/wordml" xmlns:wps="http://schemas.microsoft.com/office/word/2010/wordprocessingShape" mc:Ignorable="w14 w15 w16se w16cid w16 w16cex w16sdtdh wp14">
+<w:hdr xmlns:wpc="http://schemas.microsoft.com/office/word/2010/wordprocessingCanvas" xmlns:mc="http://schemas.openxmlformats.org/markup-compatibility/2006" xmlns:o="urn:schemas-microsoft-com:office:office" xmlns:r="http://schemas.openxmlformats.org/officeDocument/2006/relationships" xmlns:m="http://schemas.openxmlformats.org/officeDocument/2006/math" xmlns:v="urn:schemas-microsoft-com:vml" xmlns:wp14="http://schemas.microsoft.com/office/word/2010/wordprocessingDrawing" xmlns:wp="http://schemas.openxmlformats.org/drawingml/2006/wordprocessingDrawing" xmlns:w10="urn:schemas-microsoft-com:office:word" xmlns:w="http://schemas.openxmlformats.org/wordprocessingml/2006/main" xmlns:w14="http://schemas.microsoft.com/office/word/2010/wordml" xmlns:w15="http://schemas.microsoft.com/office/word/2012/wordml" xmlns:wpg="http://schemas.microsoft.com/office/word/2010/wordprocessingGroup" xmlns:wpi="http://schemas.microsoft.com/office/word/2010/wordprocessingInk" xmlns:wne="http://schemas.microsoft.com/office/word/2006/wordml" xmlns:wps="http://schemas.microsoft.com/office/word/2010/wordprocessingShape" xmlns:wpsCustomData="http://www.wps.cn/officeDocument/2013/wpsCustomData" mc:Ignorable="w14 w15 wp14">
   <w:p>
     <w:pPr>
-      <w:pStyle w:val="af0"/>
+      <w:pStyle w:val="12"/>
       <w:ind w:firstLine="360"/>
     </w:pPr>
   </w:p>
@@ -4814,10 +5083,10 @@
 </file>
 
 <file path=word/header3.xml><?xml version="1.0" encoding="utf-8"?>
-<w:hdr xmlns:wpc="http://schemas.microsoft.com/office/word/2010/wordprocessingCanvas" xmlns:cx="http://schemas.microsoft.com/office/drawing/2014/chartex" xmlns:cx1="http://schemas.microsoft.com/office/drawing/2015/9/8/chartex" xmlns:cx2="http://schemas.microsoft.com/office/drawing/2015/10/21/chartex" xmlns:cx3="http://schemas.microsoft.com/office/drawing/2016/5/9/chartex" xmlns:cx4="http://schemas.microsoft.com/office/drawing/2016/5/10/chartex" xmlns:cx5="http://schemas.microsoft.com/office/drawing/2016/5/11/chartex" xmlns:cx6="http://schemas.microsoft.com/office/drawing/2016/5/12/chartex" xmlns:cx7="http://schemas.microsoft.com/office/drawing/2016/5/13/chartex" xmlns:cx8="http://schemas.microsoft.com/office/drawing/2016/5/14/chartex" xmlns:mc="http://schemas.openxmlformats.org/markup-compatibility/2006" xmlns:aink="http://schemas.microsoft.com/office/drawing/2016/ink" xmlns:am3d="http://schemas.microsoft.com/office/drawing/2017/model3d" xmlns:o="urn:schemas-microsoft-com:office:office" xmlns:oel="http://schemas.microsoft.com/office/2019/extlst" xmlns:r="http://schemas.openxmlformats.org/officeDocument/2006/relationships" xmlns:m="http://schemas.openxmlformats.org/officeDocument/2006/math" xmlns:v="urn:schemas-microsoft-com:vml" xmlns:wp14="http://schemas.microsoft.com/office/word/2010/wordprocessingDrawing" xmlns:wp="http://schemas.openxmlformats.org/drawingml/2006/wordprocessingDrawing" xmlns:w10="urn:schemas-microsoft-com:office:word" xmlns:w="http://schemas.openxmlformats.org/wordprocessingml/2006/main" xmlns:w14="http://schemas.microsoft.com/office/word/2010/wordml" xmlns:w15="http://schemas.microsoft.com/office/word/2012/wordml" xmlns:w16cex="http://schemas.microsoft.com/office/word/2018/wordml/cex" xmlns:w16cid="http://schemas.microsoft.com/office/word/2016/wordml/cid" xmlns:w16="http://schemas.microsoft.com/office/word/2018/wordml" xmlns:w16sdtdh="http://schemas.microsoft.com/office/word/2020/wordml/sdtdatahash" xmlns:w16se="http://schemas.microsoft.com/office/word/2015/wordml/symex" xmlns:wpg="http://schemas.microsoft.com/office/word/2010/wordprocessingGroup" xmlns:wpi="http://schemas.microsoft.com/office/word/2010/wordprocessingInk" xmlns:wne="http://schemas.microsoft.com/office/word/2006/wordml" xmlns:wps="http://schemas.microsoft.com/office/word/2010/wordprocessingShape" mc:Ignorable="w14 w15 w16se w16cid w16 w16cex w16sdtdh wp14">
+<w:hdr xmlns:wpc="http://schemas.microsoft.com/office/word/2010/wordprocessingCanvas" xmlns:mc="http://schemas.openxmlformats.org/markup-compatibility/2006" xmlns:o="urn:schemas-microsoft-com:office:office" xmlns:r="http://schemas.openxmlformats.org/officeDocument/2006/relationships" xmlns:m="http://schemas.openxmlformats.org/officeDocument/2006/math" xmlns:v="urn:schemas-microsoft-com:vml" xmlns:wp14="http://schemas.microsoft.com/office/word/2010/wordprocessingDrawing" xmlns:wp="http://schemas.openxmlformats.org/drawingml/2006/wordprocessingDrawing" xmlns:w10="urn:schemas-microsoft-com:office:word" xmlns:w="http://schemas.openxmlformats.org/wordprocessingml/2006/main" xmlns:w14="http://schemas.microsoft.com/office/word/2010/wordml" xmlns:w15="http://schemas.microsoft.com/office/word/2012/wordml" xmlns:wpg="http://schemas.microsoft.com/office/word/2010/wordprocessingGroup" xmlns:wpi="http://schemas.microsoft.com/office/word/2010/wordprocessingInk" xmlns:wne="http://schemas.microsoft.com/office/word/2006/wordml" xmlns:wps="http://schemas.microsoft.com/office/word/2010/wordprocessingShape" xmlns:wpsCustomData="http://www.wps.cn/officeDocument/2013/wpsCustomData" mc:Ignorable="w14 w15 wp14">
   <w:p>
     <w:pPr>
-      <w:pStyle w:val="af0"/>
+      <w:pStyle w:val="12"/>
       <w:ind w:firstLine="360"/>
     </w:pPr>
   </w:p>
@@ -4825,25 +5094,25 @@
 </file>
 
 <file path=word/numbering.xml><?xml version="1.0" encoding="utf-8"?>
-<w:numbering xmlns:wpc="http://schemas.microsoft.com/office/word/2010/wordprocessingCanvas" xmlns:cx="http://schemas.microsoft.com/office/drawing/2014/chartex" xmlns:cx1="http://schemas.microsoft.com/office/drawing/2015/9/8/chartex" xmlns:cx2="http://schemas.microsoft.com/office/drawing/2015/10/21/chartex" xmlns:cx3="http://schemas.microsoft.com/office/drawing/2016/5/9/chartex" xmlns:cx4="http://schemas.microsoft.com/office/drawing/2016/5/10/chartex" xmlns:cx5="http://schemas.microsoft.com/office/drawing/2016/5/11/chartex" xmlns:cx6="http://schemas.microsoft.com/office/drawing/2016/5/12/chartex" xmlns:cx7="http://schemas.microsoft.com/office/drawing/2016/5/13/chartex" xmlns:cx8="http://schemas.microsoft.com/office/drawing/2016/5/14/chartex" xmlns:mc="http://schemas.openxmlformats.org/markup-compatibility/2006" xmlns:aink="http://schemas.microsoft.com/office/drawing/2016/ink" xmlns:am3d="http://schemas.microsoft.com/office/drawing/2017/model3d" xmlns:o="urn:schemas-microsoft-com:office:office" xmlns:oel="http://schemas.microsoft.com/office/2019/extlst" xmlns:r="http://schemas.openxmlformats.org/officeDocument/2006/relationships" xmlns:m="http://schemas.openxmlformats.org/officeDocument/2006/math" xmlns:v="urn:schemas-microsoft-com:vml" xmlns:wp14="http://schemas.microsoft.com/office/word/2010/wordprocessingDrawing" xmlns:wp="http://schemas.openxmlformats.org/drawingml/2006/wordprocessingDrawing" xmlns:w10="urn:schemas-microsoft-com:office:word" xmlns:w="http://schemas.openxmlformats.org/wordprocessingml/2006/main" xmlns:w14="http://schemas.microsoft.com/office/word/2010/wordml" xmlns:w15="http://schemas.microsoft.com/office/word/2012/wordml" xmlns:w16cex="http://schemas.microsoft.com/office/word/2018/wordml/cex" xmlns:w16cid="http://schemas.microsoft.com/office/word/2016/wordml/cid" xmlns:w16="http://schemas.microsoft.com/office/word/2018/wordml" xmlns:w16sdtdh="http://schemas.microsoft.com/office/word/2020/wordml/sdtdatahash" xmlns:w16se="http://schemas.microsoft.com/office/word/2015/wordml/symex" xmlns:wpg="http://schemas.microsoft.com/office/word/2010/wordprocessingGroup" xmlns:wpi="http://schemas.microsoft.com/office/word/2010/wordprocessingInk" xmlns:wne="http://schemas.microsoft.com/office/word/2006/wordml" xmlns:wps="http://schemas.microsoft.com/office/word/2010/wordprocessingShape" mc:Ignorable="w14 w15 w16se w16cid w16 w16cex w16sdtdh wp14">
-  <w:abstractNum w:abstractNumId="0" w15:restartNumberingAfterBreak="0">
+<w:numbering xmlns:wpc="http://schemas.microsoft.com/office/word/2010/wordprocessingCanvas" xmlns:mc="http://schemas.openxmlformats.org/markup-compatibility/2006" xmlns:o="urn:schemas-microsoft-com:office:office" xmlns:r="http://schemas.openxmlformats.org/officeDocument/2006/relationships" xmlns:m="http://schemas.openxmlformats.org/officeDocument/2006/math" xmlns:v="urn:schemas-microsoft-com:vml" xmlns:wp14="http://schemas.microsoft.com/office/word/2010/wordprocessingDrawing" xmlns:wp="http://schemas.openxmlformats.org/drawingml/2006/wordprocessingDrawing" xmlns:w10="urn:schemas-microsoft-com:office:word" xmlns:w="http://schemas.openxmlformats.org/wordprocessingml/2006/main" xmlns:w14="http://schemas.microsoft.com/office/word/2010/wordml" xmlns:wpg="http://schemas.microsoft.com/office/word/2010/wordprocessingGroup" xmlns:wpi="http://schemas.microsoft.com/office/word/2010/wordprocessingInk" xmlns:wne="http://schemas.microsoft.com/office/word/2006/wordml" xmlns:wps="http://schemas.microsoft.com/office/word/2010/wordprocessingShape" xmlns:wpsCustomData="http://www.wps.cn/officeDocument/2013/wpsCustomData" mc:Ignorable="w14 wp14">
+  <w:abstractNum w:abstractNumId="0">
     <w:nsid w:val="1FF402BE"/>
     <w:multiLevelType w:val="multilevel"/>
     <w:tmpl w:val="1FF402BE"/>
-    <w:lvl w:ilvl="0">
+    <w:lvl w:ilvl="0" w:tentative="0">
       <w:start w:val="1"/>
       <w:numFmt w:val="decimal"/>
-      <w:pStyle w:val="a"/>
+      <w:pStyle w:val="31"/>
       <w:lvlText w:val="[%1]"/>
       <w:lvlJc w:val="left"/>
       <w:pPr>
         <w:tabs>
-          <w:tab w:val="num" w:pos="1055"/>
+          <w:tab w:val="left" w:pos="1055"/>
         </w:tabs>
         <w:ind w:left="1055" w:hanging="488"/>
       </w:pPr>
       <w:rPr>
-        <w:rFonts w:ascii="Times New Roman" w:eastAsia="宋体" w:hAnsi="Times New Roman" w:hint="default"/>
+        <w:rFonts w:hint="default" w:ascii="Times New Roman" w:hAnsi="Times New Roman" w:eastAsia="宋体"/>
         <w:b w:val="0"/>
         <w:i w:val="0"/>
         <w:snapToGrid w:val="0"/>
@@ -4851,108 +5120,108 @@
         <w:szCs w:val="24"/>
       </w:rPr>
     </w:lvl>
-    <w:lvl w:ilvl="1">
+    <w:lvl w:ilvl="1" w:tentative="0">
       <w:start w:val="1"/>
       <w:numFmt w:val="lowerLetter"/>
       <w:lvlText w:val="%2)"/>
       <w:lvlJc w:val="left"/>
       <w:pPr>
         <w:tabs>
-          <w:tab w:val="num" w:pos="1407"/>
+          <w:tab w:val="left" w:pos="1407"/>
         </w:tabs>
         <w:ind w:left="1407" w:hanging="420"/>
       </w:pPr>
     </w:lvl>
-    <w:lvl w:ilvl="2">
+    <w:lvl w:ilvl="2" w:tentative="0">
       <w:start w:val="1"/>
       <w:numFmt w:val="lowerRoman"/>
       <w:lvlText w:val="%3."/>
       <w:lvlJc w:val="right"/>
       <w:pPr>
         <w:tabs>
-          <w:tab w:val="num" w:pos="1827"/>
+          <w:tab w:val="left" w:pos="1827"/>
         </w:tabs>
         <w:ind w:left="1827" w:hanging="420"/>
       </w:pPr>
     </w:lvl>
-    <w:lvl w:ilvl="3">
+    <w:lvl w:ilvl="3" w:tentative="0">
       <w:start w:val="1"/>
       <w:numFmt w:val="decimal"/>
       <w:lvlText w:val="%4."/>
       <w:lvlJc w:val="left"/>
       <w:pPr>
         <w:tabs>
-          <w:tab w:val="num" w:pos="2247"/>
+          <w:tab w:val="left" w:pos="2247"/>
         </w:tabs>
         <w:ind w:left="2247" w:hanging="420"/>
       </w:pPr>
     </w:lvl>
-    <w:lvl w:ilvl="4">
+    <w:lvl w:ilvl="4" w:tentative="0">
       <w:start w:val="1"/>
       <w:numFmt w:val="lowerLetter"/>
       <w:lvlText w:val="%5)"/>
       <w:lvlJc w:val="left"/>
       <w:pPr>
         <w:tabs>
-          <w:tab w:val="num" w:pos="2667"/>
+          <w:tab w:val="left" w:pos="2667"/>
         </w:tabs>
         <w:ind w:left="2667" w:hanging="420"/>
       </w:pPr>
     </w:lvl>
-    <w:lvl w:ilvl="5">
+    <w:lvl w:ilvl="5" w:tentative="0">
       <w:start w:val="1"/>
       <w:numFmt w:val="lowerRoman"/>
       <w:lvlText w:val="%6."/>
       <w:lvlJc w:val="right"/>
       <w:pPr>
         <w:tabs>
-          <w:tab w:val="num" w:pos="3087"/>
+          <w:tab w:val="left" w:pos="3087"/>
         </w:tabs>
         <w:ind w:left="3087" w:hanging="420"/>
       </w:pPr>
     </w:lvl>
-    <w:lvl w:ilvl="6">
+    <w:lvl w:ilvl="6" w:tentative="0">
       <w:start w:val="1"/>
       <w:numFmt w:val="decimal"/>
       <w:lvlText w:val="%7."/>
       <w:lvlJc w:val="left"/>
       <w:pPr>
         <w:tabs>
-          <w:tab w:val="num" w:pos="3507"/>
+          <w:tab w:val="left" w:pos="3507"/>
         </w:tabs>
         <w:ind w:left="3507" w:hanging="420"/>
       </w:pPr>
     </w:lvl>
-    <w:lvl w:ilvl="7">
+    <w:lvl w:ilvl="7" w:tentative="0">
       <w:start w:val="1"/>
       <w:numFmt w:val="lowerLetter"/>
       <w:lvlText w:val="%8)"/>
       <w:lvlJc w:val="left"/>
       <w:pPr>
         <w:tabs>
-          <w:tab w:val="num" w:pos="3927"/>
+          <w:tab w:val="left" w:pos="3927"/>
         </w:tabs>
         <w:ind w:left="3927" w:hanging="420"/>
       </w:pPr>
     </w:lvl>
-    <w:lvl w:ilvl="8">
+    <w:lvl w:ilvl="8" w:tentative="0">
       <w:start w:val="1"/>
       <w:numFmt w:val="lowerRoman"/>
       <w:lvlText w:val="%9."/>
       <w:lvlJc w:val="right"/>
       <w:pPr>
         <w:tabs>
-          <w:tab w:val="num" w:pos="4347"/>
+          <w:tab w:val="left" w:pos="4347"/>
         </w:tabs>
         <w:ind w:left="4347" w:hanging="420"/>
       </w:pPr>
     </w:lvl>
   </w:abstractNum>
-  <w:abstractNum w:abstractNumId="1" w15:restartNumberingAfterBreak="0">
+  <w:abstractNum w:abstractNumId="1">
     <w:nsid w:val="226073A7"/>
     <w:multiLevelType w:val="multilevel"/>
     <w:tmpl w:val="226073A7"/>
-    <w:lvl w:ilvl="0">
+    <w:lvl w:ilvl="0" w:tentative="0">
       <w:start w:val="1"/>
       <w:numFmt w:val="chineseCountingThousand"/>
       <w:isLgl/>
@@ -4970,7 +5239,7 @@
         <w:sz w:val="24"/>
       </w:rPr>
     </w:lvl>
-    <w:lvl w:ilvl="1">
+    <w:lvl w:ilvl="1" w:tentative="0">
       <w:start w:val="1"/>
       <w:numFmt w:val="decimal"/>
       <w:isLgl/>
@@ -4984,7 +5253,7 @@
         <w:rFonts w:hint="eastAsia"/>
       </w:rPr>
     </w:lvl>
-    <w:lvl w:ilvl="2">
+    <w:lvl w:ilvl="2" w:tentative="0">
       <w:start w:val="1"/>
       <w:numFmt w:val="decimal"/>
       <w:isLgl/>
@@ -4998,10 +5267,10 @@
         <w:rFonts w:hint="eastAsia"/>
       </w:rPr>
     </w:lvl>
-    <w:lvl w:ilvl="3">
+    <w:lvl w:ilvl="3" w:tentative="0">
       <w:start w:val="1"/>
       <w:numFmt w:val="decimal"/>
-      <w:pStyle w:val="4"/>
+      <w:pStyle w:val="5"/>
       <w:isLgl/>
       <w:suff w:val="nothing"/>
       <w:lvlText w:val="%4）"/>
@@ -5010,17 +5279,17 @@
         <w:ind w:left="1077" w:hanging="612"/>
       </w:pPr>
       <w:rPr>
-        <w:rFonts w:ascii="Times New Roman" w:eastAsia="宋体" w:hAnsi="Times New Roman" w:hint="default"/>
+        <w:rFonts w:hint="default" w:ascii="Times New Roman" w:hAnsi="Times New Roman" w:eastAsia="宋体"/>
       </w:rPr>
     </w:lvl>
-    <w:lvl w:ilvl="4">
+    <w:lvl w:ilvl="4" w:tentative="0">
       <w:start w:val="1"/>
       <w:numFmt w:val="decimal"/>
       <w:lvlText w:val="%1.%2.%3.%4.%5"/>
       <w:lvlJc w:val="left"/>
       <w:pPr>
         <w:tabs>
-          <w:tab w:val="num" w:pos="1692"/>
+          <w:tab w:val="left" w:pos="1692"/>
         </w:tabs>
         <w:ind w:left="1692" w:hanging="1008"/>
       </w:pPr>
@@ -5028,14 +5297,14 @@
         <w:rFonts w:hint="eastAsia"/>
       </w:rPr>
     </w:lvl>
-    <w:lvl w:ilvl="5">
+    <w:lvl w:ilvl="5" w:tentative="0">
       <w:start w:val="1"/>
       <w:numFmt w:val="decimal"/>
       <w:lvlText w:val="%1.%2.%3.%4.%5.%6"/>
       <w:lvlJc w:val="left"/>
       <w:pPr>
         <w:tabs>
-          <w:tab w:val="num" w:pos="1836"/>
+          <w:tab w:val="left" w:pos="1836"/>
         </w:tabs>
         <w:ind w:left="1836" w:hanging="1152"/>
       </w:pPr>
@@ -5043,14 +5312,14 @@
         <w:rFonts w:hint="eastAsia"/>
       </w:rPr>
     </w:lvl>
-    <w:lvl w:ilvl="6">
+    <w:lvl w:ilvl="6" w:tentative="0">
       <w:start w:val="1"/>
       <w:numFmt w:val="decimal"/>
       <w:lvlText w:val="%1.%2.%3.%4.%5.%6.%7"/>
       <w:lvlJc w:val="left"/>
       <w:pPr>
         <w:tabs>
-          <w:tab w:val="num" w:pos="1980"/>
+          <w:tab w:val="left" w:pos="1980"/>
         </w:tabs>
         <w:ind w:left="1980" w:hanging="1296"/>
       </w:pPr>
@@ -5058,14 +5327,14 @@
         <w:rFonts w:hint="eastAsia"/>
       </w:rPr>
     </w:lvl>
-    <w:lvl w:ilvl="7">
+    <w:lvl w:ilvl="7" w:tentative="0">
       <w:start w:val="1"/>
       <w:numFmt w:val="decimal"/>
       <w:lvlText w:val="%1.%2.%3.%4.%5.%6.%7.%8"/>
       <w:lvlJc w:val="left"/>
       <w:pPr>
         <w:tabs>
-          <w:tab w:val="num" w:pos="2124"/>
+          <w:tab w:val="left" w:pos="2124"/>
         </w:tabs>
         <w:ind w:left="2124" w:hanging="1440"/>
       </w:pPr>
@@ -5073,14 +5342,14 @@
         <w:rFonts w:hint="eastAsia"/>
       </w:rPr>
     </w:lvl>
-    <w:lvl w:ilvl="8">
+    <w:lvl w:ilvl="8" w:tentative="0">
       <w:start w:val="1"/>
       <w:numFmt w:val="decimal"/>
       <w:lvlText w:val="%1.%2.%3.%4.%5.%6.%7.%8.%9"/>
       <w:lvlJc w:val="left"/>
       <w:pPr>
         <w:tabs>
-          <w:tab w:val="num" w:pos="2268"/>
+          <w:tab w:val="left" w:pos="2268"/>
         </w:tabs>
         <w:ind w:left="2268" w:hanging="1584"/>
       </w:pPr>
@@ -5089,14 +5358,14 @@
       </w:rPr>
     </w:lvl>
   </w:abstractNum>
-  <w:abstractNum w:abstractNumId="2" w15:restartNumberingAfterBreak="0">
+  <w:abstractNum w:abstractNumId="2">
     <w:nsid w:val="5D7C3623"/>
     <w:multiLevelType w:val="multilevel"/>
-    <w:tmpl w:val="B5724E7C"/>
-    <w:lvl w:ilvl="0">
+    <w:tmpl w:val="5D7C3623"/>
+    <w:lvl w:ilvl="0" w:tentative="0">
       <w:start w:val="1"/>
       <w:numFmt w:val="chineseCountingThousand"/>
-      <w:pStyle w:val="1"/>
+      <w:pStyle w:val="2"/>
       <w:isLgl/>
       <w:suff w:val="space"/>
       <w:lvlText w:val="%1  "/>
@@ -5108,44 +5377,44 @@
         <w:rFonts w:hint="eastAsia"/>
       </w:rPr>
     </w:lvl>
-    <w:lvl w:ilvl="1">
-      <w:start w:val="1"/>
-      <w:numFmt w:val="decimal"/>
-      <w:pStyle w:val="2"/>
-      <w:isLgl/>
-      <w:suff w:val="space"/>
-      <w:lvlText w:val="%1.%2"/>
-      <w:lvlJc w:val="left"/>
-      <w:pPr>
-        <w:ind w:left="890" w:hanging="465"/>
-      </w:pPr>
-      <w:rPr>
-        <w:rFonts w:hint="eastAsia"/>
-      </w:rPr>
-    </w:lvl>
-    <w:lvl w:ilvl="2">
+    <w:lvl w:ilvl="1" w:tentative="0">
       <w:start w:val="1"/>
       <w:numFmt w:val="decimal"/>
       <w:pStyle w:val="3"/>
       <w:isLgl/>
       <w:suff w:val="space"/>
-      <w:lvlText w:val="%1.%2.%3"/>
+      <w:lvlText w:val="%1.%2"/>
       <w:lvlJc w:val="left"/>
       <w:pPr>
-        <w:ind w:left="1101" w:hanging="635"/>
+        <w:ind w:left="890" w:hanging="465"/>
       </w:pPr>
       <w:rPr>
         <w:rFonts w:hint="eastAsia"/>
       </w:rPr>
     </w:lvl>
-    <w:lvl w:ilvl="3">
+    <w:lvl w:ilvl="2" w:tentative="0">
+      <w:start w:val="1"/>
+      <w:numFmt w:val="decimal"/>
+      <w:pStyle w:val="4"/>
+      <w:isLgl/>
+      <w:suff w:val="space"/>
+      <w:lvlText w:val="%1.%2.%3"/>
+      <w:lvlJc w:val="left"/>
+      <w:pPr>
+        <w:ind w:left="1101" w:hanging="635"/>
+      </w:pPr>
+      <w:rPr>
+        <w:rFonts w:hint="eastAsia"/>
+      </w:rPr>
+    </w:lvl>
+    <w:lvl w:ilvl="3" w:tentative="0">
       <w:start w:val="1"/>
       <w:numFmt w:val="decimal"/>
       <w:lvlText w:val="%1.%2.%3.%4"/>
       <w:lvlJc w:val="left"/>
       <w:pPr>
         <w:tabs>
-          <w:tab w:val="num" w:pos="1060"/>
+          <w:tab w:val="left" w:pos="1060"/>
         </w:tabs>
         <w:ind w:left="1060" w:hanging="864"/>
       </w:pPr>
@@ -5153,14 +5422,14 @@
         <w:rFonts w:hint="eastAsia"/>
       </w:rPr>
     </w:lvl>
-    <w:lvl w:ilvl="4">
+    <w:lvl w:ilvl="4" w:tentative="0">
       <w:start w:val="1"/>
       <w:numFmt w:val="decimal"/>
       <w:lvlText w:val="%1.%2.%3.%4.%5"/>
       <w:lvlJc w:val="left"/>
       <w:pPr>
         <w:tabs>
-          <w:tab w:val="num" w:pos="1204"/>
+          <w:tab w:val="left" w:pos="1204"/>
         </w:tabs>
         <w:ind w:left="1204" w:hanging="1008"/>
       </w:pPr>
@@ -5168,14 +5437,14 @@
         <w:rFonts w:hint="eastAsia"/>
       </w:rPr>
     </w:lvl>
-    <w:lvl w:ilvl="5">
+    <w:lvl w:ilvl="5" w:tentative="0">
       <w:start w:val="1"/>
       <w:numFmt w:val="decimal"/>
       <w:lvlText w:val="%1.%2.%3.%4.%5.%6"/>
       <w:lvlJc w:val="left"/>
       <w:pPr>
         <w:tabs>
-          <w:tab w:val="num" w:pos="1348"/>
+          <w:tab w:val="left" w:pos="1348"/>
         </w:tabs>
         <w:ind w:left="1348" w:hanging="1152"/>
       </w:pPr>
@@ -5183,14 +5452,14 @@
         <w:rFonts w:hint="eastAsia"/>
       </w:rPr>
     </w:lvl>
-    <w:lvl w:ilvl="6">
+    <w:lvl w:ilvl="6" w:tentative="0">
       <w:start w:val="1"/>
       <w:numFmt w:val="decimal"/>
       <w:lvlText w:val="%1.%2.%3.%4.%5.%6.%7"/>
       <w:lvlJc w:val="left"/>
       <w:pPr>
         <w:tabs>
-          <w:tab w:val="num" w:pos="1492"/>
+          <w:tab w:val="left" w:pos="1492"/>
         </w:tabs>
         <w:ind w:left="1492" w:hanging="1296"/>
       </w:pPr>
@@ -5198,15 +5467,15 @@
         <w:rFonts w:hint="eastAsia"/>
       </w:rPr>
     </w:lvl>
-    <w:lvl w:ilvl="7">
+    <w:lvl w:ilvl="7" w:tentative="0">
       <w:start w:val="1"/>
       <w:numFmt w:val="decimal"/>
-      <w:pStyle w:val="8"/>
+      <w:pStyle w:val="9"/>
       <w:lvlText w:val="%1.%2.%3.%4.%5.%6.%7.%8"/>
       <w:lvlJc w:val="left"/>
       <w:pPr>
         <w:tabs>
-          <w:tab w:val="num" w:pos="1636"/>
+          <w:tab w:val="left" w:pos="1636"/>
         </w:tabs>
         <w:ind w:left="1636" w:hanging="1440"/>
       </w:pPr>
@@ -5214,14 +5483,14 @@
         <w:rFonts w:hint="eastAsia"/>
       </w:rPr>
     </w:lvl>
-    <w:lvl w:ilvl="8">
+    <w:lvl w:ilvl="8" w:tentative="0">
       <w:start w:val="1"/>
       <w:numFmt w:val="decimal"/>
       <w:lvlText w:val="%1.%2.%3.%4.%5.%6.%7.%8.%9"/>
       <w:lvlJc w:val="left"/>
       <w:pPr>
         <w:tabs>
-          <w:tab w:val="num" w:pos="1780"/>
+          <w:tab w:val="left" w:pos="1780"/>
         </w:tabs>
         <w:ind w:left="1780" w:hanging="1584"/>
       </w:pPr>
@@ -5230,11 +5499,11 @@
       </w:rPr>
     </w:lvl>
   </w:abstractNum>
-  <w:abstractNum w:abstractNumId="3" w15:restartNumberingAfterBreak="0">
+  <w:abstractNum w:abstractNumId="3">
     <w:nsid w:val="6F5C66D5"/>
     <w:multiLevelType w:val="multilevel"/>
     <w:tmpl w:val="6F5C66D5"/>
-    <w:lvl w:ilvl="0">
+    <w:lvl w:ilvl="0" w:tentative="0">
       <w:start w:val="1"/>
       <w:numFmt w:val="chineseCountingThousand"/>
       <w:isLgl/>
@@ -5252,7 +5521,7 @@
         <w:sz w:val="24"/>
       </w:rPr>
     </w:lvl>
-    <w:lvl w:ilvl="1">
+    <w:lvl w:ilvl="1" w:tentative="0">
       <w:start w:val="1"/>
       <w:numFmt w:val="decimal"/>
       <w:isLgl/>
@@ -5266,7 +5535,7 @@
         <w:rFonts w:hint="eastAsia"/>
       </w:rPr>
     </w:lvl>
-    <w:lvl w:ilvl="2">
+    <w:lvl w:ilvl="2" w:tentative="0">
       <w:start w:val="1"/>
       <w:numFmt w:val="decimal"/>
       <w:isLgl/>
@@ -5280,7 +5549,7 @@
         <w:rFonts w:hint="eastAsia"/>
       </w:rPr>
     </w:lvl>
-    <w:lvl w:ilvl="3">
+    <w:lvl w:ilvl="3" w:tentative="0">
       <w:start w:val="1"/>
       <w:numFmt w:val="decimal"/>
       <w:isLgl/>
@@ -5288,7 +5557,7 @@
       <w:lvlJc w:val="left"/>
       <w:pPr>
         <w:tabs>
-          <w:tab w:val="num" w:pos="658"/>
+          <w:tab w:val="left" w:pos="658"/>
         </w:tabs>
         <w:ind w:left="1293" w:hanging="635"/>
       </w:pPr>
@@ -5296,10 +5565,10 @@
         <w:rFonts w:hint="eastAsia"/>
       </w:rPr>
     </w:lvl>
-    <w:lvl w:ilvl="4">
+    <w:lvl w:ilvl="4" w:tentative="0">
       <w:start w:val="1"/>
       <w:numFmt w:val="decimal"/>
-      <w:pStyle w:val="5"/>
+      <w:pStyle w:val="6"/>
       <w:isLgl/>
       <w:suff w:val="nothing"/>
       <w:lvlText w:val="（%5）"/>
@@ -5311,7 +5580,7 @@
         <w:rFonts w:hint="eastAsia"/>
       </w:rPr>
     </w:lvl>
-    <w:lvl w:ilvl="5">
+    <w:lvl w:ilvl="5" w:tentative="0">
       <w:start w:val="1"/>
       <w:numFmt w:val="lowerLetter"/>
       <w:suff w:val="nothing"/>
@@ -5324,14 +5593,14 @@
         <w:rFonts w:hint="eastAsia"/>
       </w:rPr>
     </w:lvl>
-    <w:lvl w:ilvl="6">
+    <w:lvl w:ilvl="6" w:tentative="0">
       <w:start w:val="1"/>
       <w:numFmt w:val="decimal"/>
       <w:lvlText w:val="%1.%2.%3.%4.%5.%6.%7"/>
       <w:lvlJc w:val="left"/>
       <w:pPr>
         <w:tabs>
-          <w:tab w:val="num" w:pos="2173"/>
+          <w:tab w:val="left" w:pos="2173"/>
         </w:tabs>
         <w:ind w:left="2173" w:hanging="1296"/>
       </w:pPr>
@@ -5339,14 +5608,14 @@
         <w:rFonts w:hint="eastAsia"/>
       </w:rPr>
     </w:lvl>
-    <w:lvl w:ilvl="7">
+    <w:lvl w:ilvl="7" w:tentative="0">
       <w:start w:val="1"/>
       <w:numFmt w:val="decimal"/>
       <w:lvlText w:val="%1.%2.%3.%4.%5.%6.%7.%8"/>
       <w:lvlJc w:val="left"/>
       <w:pPr>
         <w:tabs>
-          <w:tab w:val="num" w:pos="2317"/>
+          <w:tab w:val="left" w:pos="2317"/>
         </w:tabs>
         <w:ind w:left="2317" w:hanging="1440"/>
       </w:pPr>
@@ -5354,14 +5623,14 @@
         <w:rFonts w:hint="eastAsia"/>
       </w:rPr>
     </w:lvl>
-    <w:lvl w:ilvl="8">
+    <w:lvl w:ilvl="8" w:tentative="0">
       <w:start w:val="1"/>
       <w:numFmt w:val="decimal"/>
       <w:lvlText w:val="%1.%2.%3.%4.%5.%6.%7.%8.%9"/>
       <w:lvlJc w:val="left"/>
       <w:pPr>
         <w:tabs>
-          <w:tab w:val="num" w:pos="2461"/>
+          <w:tab w:val="left" w:pos="2461"/>
         </w:tabs>
         <w:ind w:left="2461" w:hanging="1584"/>
       </w:pPr>
@@ -5370,11 +5639,11 @@
       </w:rPr>
     </w:lvl>
   </w:abstractNum>
-  <w:abstractNum w:abstractNumId="4" w15:restartNumberingAfterBreak="0">
+  <w:abstractNum w:abstractNumId="4">
     <w:nsid w:val="724D3365"/>
     <w:multiLevelType w:val="multilevel"/>
     <w:tmpl w:val="724D3365"/>
-    <w:lvl w:ilvl="0">
+    <w:lvl w:ilvl="0" w:tentative="0">
       <w:start w:val="1"/>
       <w:numFmt w:val="chineseCountingThousand"/>
       <w:isLgl/>
@@ -5392,7 +5661,7 @@
         <w:sz w:val="24"/>
       </w:rPr>
     </w:lvl>
-    <w:lvl w:ilvl="1">
+    <w:lvl w:ilvl="1" w:tentative="0">
       <w:start w:val="1"/>
       <w:numFmt w:val="decimal"/>
       <w:isLgl/>
@@ -5406,7 +5675,7 @@
         <w:rFonts w:hint="eastAsia"/>
       </w:rPr>
     </w:lvl>
-    <w:lvl w:ilvl="2">
+    <w:lvl w:ilvl="2" w:tentative="0">
       <w:start w:val="1"/>
       <w:numFmt w:val="decimal"/>
       <w:isLgl/>
@@ -5420,7 +5689,7 @@
         <w:rFonts w:hint="eastAsia"/>
       </w:rPr>
     </w:lvl>
-    <w:lvl w:ilvl="3">
+    <w:lvl w:ilvl="3" w:tentative="0">
       <w:start w:val="1"/>
       <w:numFmt w:val="decimal"/>
       <w:isLgl/>
@@ -5428,7 +5697,7 @@
       <w:lvlJc w:val="left"/>
       <w:pPr>
         <w:tabs>
-          <w:tab w:val="num" w:pos="658"/>
+          <w:tab w:val="left" w:pos="658"/>
         </w:tabs>
         <w:ind w:left="1293" w:hanging="635"/>
       </w:pPr>
@@ -5436,7 +5705,7 @@
         <w:rFonts w:hint="eastAsia"/>
       </w:rPr>
     </w:lvl>
-    <w:lvl w:ilvl="4">
+    <w:lvl w:ilvl="4" w:tentative="0">
       <w:start w:val="1"/>
       <w:numFmt w:val="decimal"/>
       <w:isLgl/>
@@ -5450,10 +5719,10 @@
         <w:rFonts w:hint="eastAsia"/>
       </w:rPr>
     </w:lvl>
-    <w:lvl w:ilvl="5">
+    <w:lvl w:ilvl="5" w:tentative="0">
       <w:start w:val="1"/>
       <w:numFmt w:val="lowerLetter"/>
-      <w:pStyle w:val="6"/>
+      <w:pStyle w:val="7"/>
       <w:suff w:val="nothing"/>
       <w:lvlText w:val="%6）"/>
       <w:lvlJc w:val="left"/>
@@ -5464,10 +5733,10 @@
         <w:rFonts w:hint="eastAsia"/>
       </w:rPr>
     </w:lvl>
-    <w:lvl w:ilvl="6">
+    <w:lvl w:ilvl="6" w:tentative="0">
       <w:start w:val="1"/>
       <w:numFmt w:val="lowerLetter"/>
-      <w:pStyle w:val="7"/>
+      <w:pStyle w:val="8"/>
       <w:suff w:val="nothing"/>
       <w:lvlText w:val="（%7）"/>
       <w:lvlJc w:val="left"/>
@@ -5478,14 +5747,14 @@
         <w:rFonts w:hint="eastAsia"/>
       </w:rPr>
     </w:lvl>
-    <w:lvl w:ilvl="7">
+    <w:lvl w:ilvl="7" w:tentative="0">
       <w:start w:val="1"/>
       <w:numFmt w:val="decimal"/>
       <w:lvlText w:val="%1.%2.%3.%4.%5.%6.%7.%8"/>
       <w:lvlJc w:val="left"/>
       <w:pPr>
         <w:tabs>
-          <w:tab w:val="num" w:pos="2317"/>
+          <w:tab w:val="left" w:pos="2317"/>
         </w:tabs>
         <w:ind w:left="2317" w:hanging="1440"/>
       </w:pPr>
@@ -5493,14 +5762,14 @@
         <w:rFonts w:hint="eastAsia"/>
       </w:rPr>
     </w:lvl>
-    <w:lvl w:ilvl="8">
+    <w:lvl w:ilvl="8" w:tentative="0">
       <w:start w:val="1"/>
       <w:numFmt w:val="decimal"/>
       <w:lvlText w:val="%1.%2.%3.%4.%5.%6.%7.%8.%9"/>
       <w:lvlJc w:val="left"/>
       <w:pPr>
         <w:tabs>
-          <w:tab w:val="num" w:pos="2461"/>
+          <w:tab w:val="left" w:pos="2461"/>
         </w:tabs>
         <w:ind w:left="2461" w:hanging="1584"/>
       </w:pPr>
@@ -5509,488 +5778,322 @@
       </w:rPr>
     </w:lvl>
   </w:abstractNum>
-  <w:num w:numId="1" w16cid:durableId="243491857">
+  <w:num w:numId="1">
     <w:abstractNumId w:val="2"/>
   </w:num>
-  <w:num w:numId="2" w16cid:durableId="186798475">
-    <w:abstractNumId w:val="2"/>
-  </w:num>
-  <w:num w:numId="3" w16cid:durableId="2023897599">
-    <w:abstractNumId w:val="2"/>
-  </w:num>
-  <w:num w:numId="4" w16cid:durableId="965505888">
-    <w:abstractNumId w:val="2"/>
-  </w:num>
-  <w:num w:numId="5" w16cid:durableId="1586256197">
-    <w:abstractNumId w:val="2"/>
-  </w:num>
-  <w:num w:numId="6" w16cid:durableId="555244400">
+  <w:num w:numId="2">
     <w:abstractNumId w:val="1"/>
   </w:num>
-  <w:num w:numId="7" w16cid:durableId="1612784719">
+  <w:num w:numId="3">
     <w:abstractNumId w:val="3"/>
   </w:num>
-  <w:num w:numId="8" w16cid:durableId="377554769">
+  <w:num w:numId="4">
     <w:abstractNumId w:val="4"/>
   </w:num>
-  <w:num w:numId="9" w16cid:durableId="584917521">
-    <w:abstractNumId w:val="4"/>
-  </w:num>
-  <w:num w:numId="10" w16cid:durableId="1453092539">
-    <w:abstractNumId w:val="2"/>
-  </w:num>
-  <w:num w:numId="11" w16cid:durableId="668336222">
-    <w:abstractNumId w:val="1"/>
-  </w:num>
-  <w:num w:numId="12" w16cid:durableId="30738211">
+  <w:num w:numId="5">
     <w:abstractNumId w:val="0"/>
-  </w:num>
-  <w:num w:numId="13" w16cid:durableId="1183936543">
-    <w:abstractNumId w:val="2"/>
-  </w:num>
-  <w:num w:numId="14" w16cid:durableId="892349331">
-    <w:abstractNumId w:val="2"/>
-  </w:num>
-  <w:num w:numId="15" w16cid:durableId="1825733368">
-    <w:abstractNumId w:val="2"/>
-  </w:num>
-  <w:num w:numId="16" w16cid:durableId="1855069898">
-    <w:abstractNumId w:val="2"/>
-  </w:num>
-  <w:num w:numId="17" w16cid:durableId="676888247">
-    <w:abstractNumId w:val="2"/>
   </w:num>
 </w:numbering>
 </file>
 
 <file path=word/styles.xml><?xml version="1.0" encoding="utf-8"?>
-<w:styles xmlns:mc="http://schemas.openxmlformats.org/markup-compatibility/2006" xmlns:r="http://schemas.openxmlformats.org/officeDocument/2006/relationships" xmlns:w="http://schemas.openxmlformats.org/wordprocessingml/2006/main" xmlns:w14="http://schemas.microsoft.com/office/word/2010/wordml" xmlns:w15="http://schemas.microsoft.com/office/word/2012/wordml" xmlns:w16cex="http://schemas.microsoft.com/office/word/2018/wordml/cex" xmlns:w16cid="http://schemas.microsoft.com/office/word/2016/wordml/cid" xmlns:w16="http://schemas.microsoft.com/office/word/2018/wordml" xmlns:w16sdtdh="http://schemas.microsoft.com/office/word/2020/wordml/sdtdatahash" xmlns:w16se="http://schemas.microsoft.com/office/word/2015/wordml/symex" mc:Ignorable="w14 w15 w16se w16cid w16 w16cex w16sdtdh">
+<w:styles xmlns:mc="http://schemas.openxmlformats.org/markup-compatibility/2006" xmlns:o="urn:schemas-microsoft-com:office:office" xmlns:r="http://schemas.openxmlformats.org/officeDocument/2006/relationships" xmlns:m="http://schemas.openxmlformats.org/officeDocument/2006/math" xmlns:v="urn:schemas-microsoft-com:vml" xmlns:w="http://schemas.openxmlformats.org/wordprocessingml/2006/main" xmlns:w14="http://schemas.microsoft.com/office/word/2010/wordml" xmlns:w10="urn:schemas-microsoft-com:office:word" xmlns:sl="http://schemas.openxmlformats.org/schemaLibrary/2006/main" xmlns:wpsCustomData="http://www.wps.cn/officeDocument/2013/wpsCustomData" mc:Ignorable="w14">
   <w:docDefaults>
     <w:rPrDefault>
       <w:rPr>
-        <w:rFonts w:asciiTheme="minorHAnsi" w:eastAsiaTheme="minorEastAsia" w:hAnsiTheme="minorHAnsi" w:cstheme="minorBidi"/>
-        <w:kern w:val="2"/>
-        <w:sz w:val="22"/>
-        <w:szCs w:val="24"/>
-        <w:lang w:val="en-US" w:eastAsia="zh-CN" w:bidi="ar-SA"/>
-        <w14:ligatures w14:val="standardContextual"/>
+        <w:rFonts w:ascii="Times New Roman" w:hAnsi="Times New Roman" w:eastAsia="宋体" w:cs="Times New Roman"/>
       </w:rPr>
     </w:rPrDefault>
-    <w:pPrDefault>
-      <w:pPr>
-        <w:spacing w:after="160" w:line="278" w:lineRule="auto"/>
-      </w:pPr>
-    </w:pPrDefault>
+    <w:pPrDefault/>
   </w:docDefaults>
-  <w:latentStyles w:defLockedState="0" w:defUIPriority="99" w:defSemiHidden="0" w:defUnhideWhenUsed="0" w:defQFormat="0" w:count="376">
-    <w:lsdException w:name="Normal" w:uiPriority="0" w:qFormat="1"/>
-    <w:lsdException w:name="heading 1" w:uiPriority="0" w:qFormat="1"/>
-    <w:lsdException w:name="heading 2" w:semiHidden="1" w:uiPriority="0" w:unhideWhenUsed="1" w:qFormat="1"/>
-    <w:lsdException w:name="heading 3" w:semiHidden="1" w:uiPriority="0" w:unhideWhenUsed="1" w:qFormat="1"/>
-    <w:lsdException w:name="heading 4" w:semiHidden="1" w:uiPriority="0" w:unhideWhenUsed="1" w:qFormat="1"/>
-    <w:lsdException w:name="heading 5" w:semiHidden="1" w:uiPriority="0" w:unhideWhenUsed="1" w:qFormat="1"/>
-    <w:lsdException w:name="heading 6" w:semiHidden="1" w:uiPriority="0" w:unhideWhenUsed="1" w:qFormat="1"/>
-    <w:lsdException w:name="heading 7" w:semiHidden="1" w:uiPriority="0" w:unhideWhenUsed="1" w:qFormat="1"/>
-    <w:lsdException w:name="heading 8" w:semiHidden="1" w:uiPriority="0" w:unhideWhenUsed="1" w:qFormat="1"/>
-    <w:lsdException w:name="heading 9" w:semiHidden="1" w:uiPriority="0" w:unhideWhenUsed="1" w:qFormat="1"/>
-    <w:lsdException w:name="index 1" w:semiHidden="1" w:unhideWhenUsed="1"/>
-    <w:lsdException w:name="index 2" w:semiHidden="1" w:unhideWhenUsed="1"/>
-    <w:lsdException w:name="index 3" w:semiHidden="1" w:unhideWhenUsed="1"/>
-    <w:lsdException w:name="index 4" w:semiHidden="1" w:unhideWhenUsed="1"/>
-    <w:lsdException w:name="index 5" w:semiHidden="1" w:unhideWhenUsed="1"/>
-    <w:lsdException w:name="index 6" w:semiHidden="1" w:unhideWhenUsed="1"/>
-    <w:lsdException w:name="index 7" w:semiHidden="1" w:unhideWhenUsed="1"/>
-    <w:lsdException w:name="index 8" w:semiHidden="1" w:unhideWhenUsed="1"/>
-    <w:lsdException w:name="index 9" w:semiHidden="1" w:unhideWhenUsed="1"/>
-    <w:lsdException w:name="toc 1" w:semiHidden="1" w:uiPriority="39" w:unhideWhenUsed="1"/>
-    <w:lsdException w:name="toc 2" w:semiHidden="1" w:uiPriority="39" w:unhideWhenUsed="1"/>
-    <w:lsdException w:name="toc 3" w:semiHidden="1" w:uiPriority="39" w:unhideWhenUsed="1"/>
-    <w:lsdException w:name="toc 4" w:semiHidden="1" w:uiPriority="39" w:unhideWhenUsed="1"/>
-    <w:lsdException w:name="toc 5" w:semiHidden="1" w:uiPriority="39" w:unhideWhenUsed="1"/>
-    <w:lsdException w:name="toc 6" w:semiHidden="1" w:uiPriority="39" w:unhideWhenUsed="1"/>
-    <w:lsdException w:name="toc 7" w:semiHidden="1" w:uiPriority="39" w:unhideWhenUsed="1"/>
-    <w:lsdException w:name="toc 8" w:semiHidden="1" w:uiPriority="39" w:unhideWhenUsed="1"/>
-    <w:lsdException w:name="toc 9" w:semiHidden="1" w:uiPriority="39" w:unhideWhenUsed="1"/>
-    <w:lsdException w:name="Normal Indent" w:semiHidden="1" w:unhideWhenUsed="1"/>
-    <w:lsdException w:name="footnote text" w:semiHidden="1" w:unhideWhenUsed="1"/>
-    <w:lsdException w:name="annotation text" w:semiHidden="1" w:unhideWhenUsed="1"/>
-    <w:lsdException w:name="header" w:semiHidden="1" w:unhideWhenUsed="1"/>
-    <w:lsdException w:name="footer" w:semiHidden="1" w:unhideWhenUsed="1"/>
-    <w:lsdException w:name="index heading" w:semiHidden="1" w:unhideWhenUsed="1"/>
-    <w:lsdException w:name="caption" w:semiHidden="1" w:uiPriority="35" w:unhideWhenUsed="1" w:qFormat="1"/>
-    <w:lsdException w:name="table of figures" w:semiHidden="1" w:unhideWhenUsed="1"/>
-    <w:lsdException w:name="envelope address" w:semiHidden="1" w:unhideWhenUsed="1"/>
-    <w:lsdException w:name="envelope return" w:semiHidden="1" w:unhideWhenUsed="1"/>
-    <w:lsdException w:name="footnote reference" w:semiHidden="1" w:unhideWhenUsed="1"/>
-    <w:lsdException w:name="annotation reference" w:semiHidden="1" w:unhideWhenUsed="1"/>
-    <w:lsdException w:name="line number" w:semiHidden="1" w:unhideWhenUsed="1"/>
-    <w:lsdException w:name="page number" w:semiHidden="1" w:unhideWhenUsed="1"/>
-    <w:lsdException w:name="endnote reference" w:semiHidden="1" w:unhideWhenUsed="1"/>
-    <w:lsdException w:name="endnote text" w:semiHidden="1" w:unhideWhenUsed="1"/>
-    <w:lsdException w:name="table of authorities" w:semiHidden="1" w:unhideWhenUsed="1"/>
-    <w:lsdException w:name="macro" w:semiHidden="1" w:unhideWhenUsed="1"/>
-    <w:lsdException w:name="toa heading" w:semiHidden="1" w:unhideWhenUsed="1"/>
-    <w:lsdException w:name="List" w:semiHidden="1" w:unhideWhenUsed="1"/>
-    <w:lsdException w:name="List Bullet" w:semiHidden="1" w:unhideWhenUsed="1"/>
-    <w:lsdException w:name="List Number" w:semiHidden="1" w:unhideWhenUsed="1"/>
-    <w:lsdException w:name="List 2" w:semiHidden="1" w:unhideWhenUsed="1"/>
-    <w:lsdException w:name="List 3" w:semiHidden="1" w:unhideWhenUsed="1"/>
-    <w:lsdException w:name="List 4" w:semiHidden="1" w:unhideWhenUsed="1"/>
-    <w:lsdException w:name="List 5" w:semiHidden="1" w:unhideWhenUsed="1"/>
-    <w:lsdException w:name="List Bullet 2" w:semiHidden="1" w:unhideWhenUsed="1"/>
-    <w:lsdException w:name="List Bullet 3" w:semiHidden="1" w:unhideWhenUsed="1"/>
-    <w:lsdException w:name="List Bullet 4" w:semiHidden="1" w:unhideWhenUsed="1"/>
-    <w:lsdException w:name="List Bullet 5" w:semiHidden="1" w:unhideWhenUsed="1"/>
-    <w:lsdException w:name="List Number 2" w:semiHidden="1" w:unhideWhenUsed="1"/>
-    <w:lsdException w:name="List Number 3" w:semiHidden="1" w:unhideWhenUsed="1"/>
-    <w:lsdException w:name="List Number 4" w:semiHidden="1" w:unhideWhenUsed="1"/>
-    <w:lsdException w:name="List Number 5" w:semiHidden="1" w:unhideWhenUsed="1"/>
-    <w:lsdException w:name="Title" w:uiPriority="10" w:qFormat="1"/>
-    <w:lsdException w:name="Closing" w:semiHidden="1" w:unhideWhenUsed="1"/>
-    <w:lsdException w:name="Signature" w:semiHidden="1" w:unhideWhenUsed="1"/>
-    <w:lsdException w:name="Default Paragraph Font" w:semiHidden="1" w:uiPriority="1" w:unhideWhenUsed="1"/>
-    <w:lsdException w:name="Body Text" w:semiHidden="1" w:unhideWhenUsed="1"/>
-    <w:lsdException w:name="Body Text Indent" w:semiHidden="1" w:unhideWhenUsed="1"/>
-    <w:lsdException w:name="List Continue" w:semiHidden="1" w:unhideWhenUsed="1"/>
-    <w:lsdException w:name="List Continue 2" w:semiHidden="1" w:unhideWhenUsed="1"/>
-    <w:lsdException w:name="List Continue 3" w:semiHidden="1" w:unhideWhenUsed="1"/>
-    <w:lsdException w:name="List Continue 4" w:semiHidden="1" w:unhideWhenUsed="1"/>
-    <w:lsdException w:name="List Continue 5" w:semiHidden="1" w:unhideWhenUsed="1"/>
-    <w:lsdException w:name="Message Header" w:semiHidden="1" w:unhideWhenUsed="1"/>
-    <w:lsdException w:name="Subtitle" w:uiPriority="11" w:qFormat="1"/>
-    <w:lsdException w:name="Salutation" w:semiHidden="1" w:unhideWhenUsed="1"/>
-    <w:lsdException w:name="Date" w:semiHidden="1" w:unhideWhenUsed="1"/>
-    <w:lsdException w:name="Body Text First Indent" w:semiHidden="1" w:unhideWhenUsed="1"/>
-    <w:lsdException w:name="Body Text First Indent 2" w:semiHidden="1" w:unhideWhenUsed="1"/>
-    <w:lsdException w:name="Note Heading" w:semiHidden="1" w:unhideWhenUsed="1"/>
-    <w:lsdException w:name="Body Text 2" w:semiHidden="1" w:unhideWhenUsed="1"/>
-    <w:lsdException w:name="Body Text 3" w:semiHidden="1" w:unhideWhenUsed="1"/>
-    <w:lsdException w:name="Body Text Indent 2" w:semiHidden="1" w:unhideWhenUsed="1"/>
-    <w:lsdException w:name="Body Text Indent 3" w:semiHidden="1" w:unhideWhenUsed="1"/>
-    <w:lsdException w:name="Block Text" w:semiHidden="1" w:unhideWhenUsed="1"/>
-    <w:lsdException w:name="Hyperlink" w:semiHidden="1" w:unhideWhenUsed="1"/>
-    <w:lsdException w:name="FollowedHyperlink" w:semiHidden="1" w:unhideWhenUsed="1"/>
-    <w:lsdException w:name="Strong" w:uiPriority="22" w:qFormat="1"/>
-    <w:lsdException w:name="Emphasis" w:uiPriority="20" w:qFormat="1"/>
-    <w:lsdException w:name="Document Map" w:semiHidden="1" w:unhideWhenUsed="1"/>
-    <w:lsdException w:name="Plain Text" w:semiHidden="1" w:unhideWhenUsed="1"/>
-    <w:lsdException w:name="E-mail Signature" w:semiHidden="1" w:unhideWhenUsed="1"/>
-    <w:lsdException w:name="HTML Top of Form" w:semiHidden="1" w:unhideWhenUsed="1"/>
-    <w:lsdException w:name="HTML Bottom of Form" w:semiHidden="1" w:unhideWhenUsed="1"/>
-    <w:lsdException w:name="Normal (Web)" w:semiHidden="1" w:unhideWhenUsed="1"/>
-    <w:lsdException w:name="HTML Acronym" w:semiHidden="1" w:unhideWhenUsed="1"/>
-    <w:lsdException w:name="HTML Address" w:semiHidden="1" w:unhideWhenUsed="1"/>
-    <w:lsdException w:name="HTML Cite" w:semiHidden="1" w:unhideWhenUsed="1"/>
-    <w:lsdException w:name="HTML Code" w:semiHidden="1" w:unhideWhenUsed="1"/>
-    <w:lsdException w:name="HTML Definition" w:semiHidden="1" w:unhideWhenUsed="1"/>
-    <w:lsdException w:name="HTML Keyboard" w:semiHidden="1" w:unhideWhenUsed="1"/>
-    <w:lsdException w:name="HTML Preformatted" w:semiHidden="1" w:unhideWhenUsed="1"/>
-    <w:lsdException w:name="HTML Sample" w:semiHidden="1" w:unhideWhenUsed="1"/>
-    <w:lsdException w:name="HTML Typewriter" w:semiHidden="1" w:unhideWhenUsed="1"/>
-    <w:lsdException w:name="HTML Variable" w:semiHidden="1" w:unhideWhenUsed="1"/>
-    <w:lsdException w:name="Normal Table" w:semiHidden="1" w:unhideWhenUsed="1"/>
-    <w:lsdException w:name="annotation subject" w:semiHidden="1" w:unhideWhenUsed="1"/>
-    <w:lsdException w:name="No List" w:semiHidden="1" w:unhideWhenUsed="1"/>
-    <w:lsdException w:name="Outline List 1" w:semiHidden="1" w:unhideWhenUsed="1"/>
-    <w:lsdException w:name="Outline List 2" w:semiHidden="1" w:unhideWhenUsed="1"/>
-    <w:lsdException w:name="Outline List 3" w:semiHidden="1" w:unhideWhenUsed="1"/>
-    <w:lsdException w:name="Table Simple 1" w:semiHidden="1" w:unhideWhenUsed="1"/>
-    <w:lsdException w:name="Table Simple 2" w:semiHidden="1" w:unhideWhenUsed="1"/>
-    <w:lsdException w:name="Table Simple 3" w:semiHidden="1" w:unhideWhenUsed="1"/>
-    <w:lsdException w:name="Table Classic 1" w:semiHidden="1" w:unhideWhenUsed="1"/>
-    <w:lsdException w:name="Table Classic 2" w:semiHidden="1" w:unhideWhenUsed="1"/>
-    <w:lsdException w:name="Table Classic 3" w:semiHidden="1" w:unhideWhenUsed="1"/>
-    <w:lsdException w:name="Table Classic 4" w:semiHidden="1" w:unhideWhenUsed="1"/>
-    <w:lsdException w:name="Table Colorful 1" w:semiHidden="1" w:unhideWhenUsed="1"/>
-    <w:lsdException w:name="Table Colorful 2" w:semiHidden="1" w:unhideWhenUsed="1"/>
-    <w:lsdException w:name="Table Colorful 3" w:semiHidden="1" w:unhideWhenUsed="1"/>
-    <w:lsdException w:name="Table Columns 1" w:semiHidden="1" w:unhideWhenUsed="1"/>
-    <w:lsdException w:name="Table Columns 2" w:semiHidden="1" w:unhideWhenUsed="1"/>
-    <w:lsdException w:name="Table Columns 3" w:semiHidden="1" w:unhideWhenUsed="1"/>
-    <w:lsdException w:name="Table Columns 4" w:semiHidden="1" w:unhideWhenUsed="1"/>
-    <w:lsdException w:name="Table Columns 5" w:semiHidden="1" w:unhideWhenUsed="1"/>
-    <w:lsdException w:name="Table Grid 1" w:semiHidden="1" w:unhideWhenUsed="1"/>
-    <w:lsdException w:name="Table Grid 2" w:semiHidden="1" w:unhideWhenUsed="1"/>
-    <w:lsdException w:name="Table Grid 3" w:semiHidden="1" w:unhideWhenUsed="1"/>
-    <w:lsdException w:name="Table Grid 4" w:semiHidden="1" w:unhideWhenUsed="1"/>
-    <w:lsdException w:name="Table Grid 5" w:semiHidden="1" w:unhideWhenUsed="1"/>
-    <w:lsdException w:name="Table Grid 6" w:semiHidden="1" w:unhideWhenUsed="1"/>
-    <w:lsdException w:name="Table Grid 7" w:semiHidden="1" w:unhideWhenUsed="1"/>
-    <w:lsdException w:name="Table Grid 8" w:semiHidden="1" w:unhideWhenUsed="1"/>
-    <w:lsdException w:name="Table List 1" w:semiHidden="1" w:unhideWhenUsed="1"/>
-    <w:lsdException w:name="Table List 2" w:semiHidden="1" w:unhideWhenUsed="1"/>
-    <w:lsdException w:name="Table List 3" w:semiHidden="1" w:unhideWhenUsed="1"/>
-    <w:lsdException w:name="Table List 4" w:semiHidden="1" w:unhideWhenUsed="1"/>
-    <w:lsdException w:name="Table List 5" w:semiHidden="1" w:unhideWhenUsed="1"/>
-    <w:lsdException w:name="Table List 6" w:semiHidden="1" w:unhideWhenUsed="1"/>
-    <w:lsdException w:name="Table List 7" w:semiHidden="1" w:unhideWhenUsed="1"/>
-    <w:lsdException w:name="Table List 8" w:semiHidden="1" w:unhideWhenUsed="1"/>
-    <w:lsdException w:name="Table 3D effects 1" w:semiHidden="1" w:unhideWhenUsed="1"/>
-    <w:lsdException w:name="Table 3D effects 2" w:semiHidden="1" w:unhideWhenUsed="1"/>
-    <w:lsdException w:name="Table 3D effects 3" w:semiHidden="1" w:unhideWhenUsed="1"/>
-    <w:lsdException w:name="Table Contemporary" w:semiHidden="1" w:unhideWhenUsed="1"/>
-    <w:lsdException w:name="Table Elegant" w:semiHidden="1" w:unhideWhenUsed="1"/>
-    <w:lsdException w:name="Table Professional" w:semiHidden="1" w:unhideWhenUsed="1"/>
-    <w:lsdException w:name="Table Subtle 1" w:semiHidden="1" w:unhideWhenUsed="1"/>
-    <w:lsdException w:name="Table Subtle 2" w:semiHidden="1" w:unhideWhenUsed="1"/>
-    <w:lsdException w:name="Table Web 1" w:semiHidden="1" w:unhideWhenUsed="1"/>
-    <w:lsdException w:name="Table Web 2" w:semiHidden="1" w:unhideWhenUsed="1"/>
-    <w:lsdException w:name="Table Web 3" w:semiHidden="1" w:unhideWhenUsed="1"/>
-    <w:lsdException w:name="Balloon Text" w:semiHidden="1" w:unhideWhenUsed="1"/>
-    <w:lsdException w:name="Table Grid" w:uiPriority="39"/>
-    <w:lsdException w:name="Table Theme" w:semiHidden="1" w:unhideWhenUsed="1"/>
-    <w:lsdException w:name="Placeholder Text" w:semiHidden="1"/>
-    <w:lsdException w:name="No Spacing" w:uiPriority="1" w:qFormat="1"/>
-    <w:lsdException w:name="Light Shading" w:uiPriority="60"/>
-    <w:lsdException w:name="Light List" w:uiPriority="61"/>
-    <w:lsdException w:name="Light Grid" w:uiPriority="62"/>
-    <w:lsdException w:name="Medium Shading 1" w:uiPriority="63"/>
-    <w:lsdException w:name="Medium Shading 2" w:uiPriority="64"/>
-    <w:lsdException w:name="Medium List 1" w:uiPriority="65"/>
-    <w:lsdException w:name="Medium List 2" w:uiPriority="66"/>
-    <w:lsdException w:name="Medium Grid 1" w:uiPriority="67"/>
-    <w:lsdException w:name="Medium Grid 2" w:uiPriority="68"/>
-    <w:lsdException w:name="Medium Grid 3" w:uiPriority="69"/>
-    <w:lsdException w:name="Dark List" w:uiPriority="70"/>
-    <w:lsdException w:name="Colorful Shading" w:uiPriority="71"/>
-    <w:lsdException w:name="Colorful List" w:uiPriority="72"/>
-    <w:lsdException w:name="Colorful Grid" w:uiPriority="73"/>
-    <w:lsdException w:name="Light Shading Accent 1" w:uiPriority="60"/>
-    <w:lsdException w:name="Light List Accent 1" w:uiPriority="61"/>
-    <w:lsdException w:name="Light Grid Accent 1" w:uiPriority="62"/>
-    <w:lsdException w:name="Medium Shading 1 Accent 1" w:uiPriority="63"/>
-    <w:lsdException w:name="Medium Shading 2 Accent 1" w:uiPriority="64"/>
-    <w:lsdException w:name="Medium List 1 Accent 1" w:uiPriority="65"/>
-    <w:lsdException w:name="Revision" w:semiHidden="1"/>
-    <w:lsdException w:name="List Paragraph" w:uiPriority="34" w:qFormat="1"/>
-    <w:lsdException w:name="Quote" w:uiPriority="29" w:qFormat="1"/>
-    <w:lsdException w:name="Intense Quote" w:uiPriority="30" w:qFormat="1"/>
-    <w:lsdException w:name="Medium List 2 Accent 1" w:uiPriority="66"/>
-    <w:lsdException w:name="Medium Grid 1 Accent 1" w:uiPriority="67"/>
-    <w:lsdException w:name="Medium Grid 2 Accent 1" w:uiPriority="68"/>
-    <w:lsdException w:name="Medium Grid 3 Accent 1" w:uiPriority="69"/>
-    <w:lsdException w:name="Dark List Accent 1" w:uiPriority="70"/>
-    <w:lsdException w:name="Colorful Shading Accent 1" w:uiPriority="71"/>
-    <w:lsdException w:name="Colorful List Accent 1" w:uiPriority="72"/>
-    <w:lsdException w:name="Colorful Grid Accent 1" w:uiPriority="73"/>
-    <w:lsdException w:name="Light Shading Accent 2" w:uiPriority="60"/>
-    <w:lsdException w:name="Light List Accent 2" w:uiPriority="61"/>
-    <w:lsdException w:name="Light Grid Accent 2" w:uiPriority="62"/>
-    <w:lsdException w:name="Medium Shading 1 Accent 2" w:uiPriority="63"/>
-    <w:lsdException w:name="Medium Shading 2 Accent 2" w:uiPriority="64"/>
-    <w:lsdException w:name="Medium List 1 Accent 2" w:uiPriority="65"/>
-    <w:lsdException w:name="Medium List 2 Accent 2" w:uiPriority="66"/>
-    <w:lsdException w:name="Medium Grid 1 Accent 2" w:uiPriority="67"/>
-    <w:lsdException w:name="Medium Grid 2 Accent 2" w:uiPriority="68"/>
-    <w:lsdException w:name="Medium Grid 3 Accent 2" w:uiPriority="69"/>
-    <w:lsdException w:name="Dark List Accent 2" w:uiPriority="70"/>
-    <w:lsdException w:name="Colorful Shading Accent 2" w:uiPriority="71"/>
-    <w:lsdException w:name="Colorful List Accent 2" w:uiPriority="72"/>
-    <w:lsdException w:name="Colorful Grid Accent 2" w:uiPriority="73"/>
-    <w:lsdException w:name="Light Shading Accent 3" w:uiPriority="60"/>
-    <w:lsdException w:name="Light List Accent 3" w:uiPriority="61"/>
-    <w:lsdException w:name="Light Grid Accent 3" w:uiPriority="62"/>
-    <w:lsdException w:name="Medium Shading 1 Accent 3" w:uiPriority="63"/>
-    <w:lsdException w:name="Medium Shading 2 Accent 3" w:uiPriority="64"/>
-    <w:lsdException w:name="Medium List 1 Accent 3" w:uiPriority="65"/>
-    <w:lsdException w:name="Medium List 2 Accent 3" w:uiPriority="66"/>
-    <w:lsdException w:name="Medium Grid 1 Accent 3" w:uiPriority="67"/>
-    <w:lsdException w:name="Medium Grid 2 Accent 3" w:uiPriority="68"/>
-    <w:lsdException w:name="Medium Grid 3 Accent 3" w:uiPriority="69"/>
-    <w:lsdException w:name="Dark List Accent 3" w:uiPriority="70"/>
-    <w:lsdException w:name="Colorful Shading Accent 3" w:uiPriority="71"/>
-    <w:lsdException w:name="Colorful List Accent 3" w:uiPriority="72"/>
-    <w:lsdException w:name="Colorful Grid Accent 3" w:uiPriority="73"/>
-    <w:lsdException w:name="Light Shading Accent 4" w:uiPriority="60"/>
-    <w:lsdException w:name="Light List Accent 4" w:uiPriority="61"/>
-    <w:lsdException w:name="Light Grid Accent 4" w:uiPriority="62"/>
-    <w:lsdException w:name="Medium Shading 1 Accent 4" w:uiPriority="63"/>
-    <w:lsdException w:name="Medium Shading 2 Accent 4" w:uiPriority="64"/>
-    <w:lsdException w:name="Medium List 1 Accent 4" w:uiPriority="65"/>
-    <w:lsdException w:name="Medium List 2 Accent 4" w:uiPriority="66"/>
-    <w:lsdException w:name="Medium Grid 1 Accent 4" w:uiPriority="67"/>
-    <w:lsdException w:name="Medium Grid 2 Accent 4" w:uiPriority="68"/>
-    <w:lsdException w:name="Medium Grid 3 Accent 4" w:uiPriority="69"/>
-    <w:lsdException w:name="Dark List Accent 4" w:uiPriority="70"/>
-    <w:lsdException w:name="Colorful Shading Accent 4" w:uiPriority="71"/>
-    <w:lsdException w:name="Colorful List Accent 4" w:uiPriority="72"/>
-    <w:lsdException w:name="Colorful Grid Accent 4" w:uiPriority="73"/>
-    <w:lsdException w:name="Light Shading Accent 5" w:uiPriority="60"/>
-    <w:lsdException w:name="Light List Accent 5" w:uiPriority="61"/>
-    <w:lsdException w:name="Light Grid Accent 5" w:uiPriority="62"/>
-    <w:lsdException w:name="Medium Shading 1 Accent 5" w:uiPriority="63"/>
-    <w:lsdException w:name="Medium Shading 2 Accent 5" w:uiPriority="64"/>
-    <w:lsdException w:name="Medium List 1 Accent 5" w:uiPriority="65"/>
-    <w:lsdException w:name="Medium List 2 Accent 5" w:uiPriority="66"/>
-    <w:lsdException w:name="Medium Grid 1 Accent 5" w:uiPriority="67"/>
-    <w:lsdException w:name="Medium Grid 2 Accent 5" w:uiPriority="68"/>
-    <w:lsdException w:name="Medium Grid 3 Accent 5" w:uiPriority="69"/>
-    <w:lsdException w:name="Dark List Accent 5" w:uiPriority="70"/>
-    <w:lsdException w:name="Colorful Shading Accent 5" w:uiPriority="71"/>
-    <w:lsdException w:name="Colorful List Accent 5" w:uiPriority="72"/>
-    <w:lsdException w:name="Colorful Grid Accent 5" w:uiPriority="73"/>
-    <w:lsdException w:name="Light Shading Accent 6" w:uiPriority="60"/>
-    <w:lsdException w:name="Light List Accent 6" w:uiPriority="61"/>
-    <w:lsdException w:name="Light Grid Accent 6" w:uiPriority="62"/>
-    <w:lsdException w:name="Medium Shading 1 Accent 6" w:uiPriority="63"/>
-    <w:lsdException w:name="Medium Shading 2 Accent 6" w:uiPriority="64"/>
-    <w:lsdException w:name="Medium List 1 Accent 6" w:uiPriority="65"/>
-    <w:lsdException w:name="Medium List 2 Accent 6" w:uiPriority="66"/>
-    <w:lsdException w:name="Medium Grid 1 Accent 6" w:uiPriority="67"/>
-    <w:lsdException w:name="Medium Grid 2 Accent 6" w:uiPriority="68"/>
-    <w:lsdException w:name="Medium Grid 3 Accent 6" w:uiPriority="69"/>
-    <w:lsdException w:name="Dark List Accent 6" w:uiPriority="70"/>
-    <w:lsdException w:name="Colorful Shading Accent 6" w:uiPriority="71"/>
-    <w:lsdException w:name="Colorful List Accent 6" w:uiPriority="72"/>
-    <w:lsdException w:name="Colorful Grid Accent 6" w:uiPriority="73"/>
-    <w:lsdException w:name="Subtle Emphasis" w:uiPriority="19" w:qFormat="1"/>
-    <w:lsdException w:name="Intense Emphasis" w:uiPriority="21" w:qFormat="1"/>
-    <w:lsdException w:name="Subtle Reference" w:uiPriority="31" w:qFormat="1"/>
-    <w:lsdException w:name="Intense Reference" w:uiPriority="32" w:qFormat="1"/>
-    <w:lsdException w:name="Book Title" w:uiPriority="33" w:qFormat="1"/>
-    <w:lsdException w:name="Bibliography" w:semiHidden="1" w:uiPriority="37" w:unhideWhenUsed="1"/>
-    <w:lsdException w:name="TOC Heading" w:semiHidden="1" w:uiPriority="39" w:unhideWhenUsed="1" w:qFormat="1"/>
-    <w:lsdException w:name="Plain Table 1" w:uiPriority="41"/>
-    <w:lsdException w:name="Plain Table 2" w:uiPriority="42"/>
-    <w:lsdException w:name="Plain Table 3" w:uiPriority="43"/>
-    <w:lsdException w:name="Plain Table 4" w:uiPriority="44"/>
-    <w:lsdException w:name="Plain Table 5" w:uiPriority="45"/>
-    <w:lsdException w:name="Grid Table Light" w:uiPriority="40"/>
-    <w:lsdException w:name="Grid Table 1 Light" w:uiPriority="46"/>
-    <w:lsdException w:name="Grid Table 2" w:uiPriority="47"/>
-    <w:lsdException w:name="Grid Table 3" w:uiPriority="48"/>
-    <w:lsdException w:name="Grid Table 4" w:uiPriority="49"/>
-    <w:lsdException w:name="Grid Table 5 Dark" w:uiPriority="50"/>
-    <w:lsdException w:name="Grid Table 6 Colorful" w:uiPriority="51"/>
-    <w:lsdException w:name="Grid Table 7 Colorful" w:uiPriority="52"/>
-    <w:lsdException w:name="Grid Table 1 Light Accent 1" w:uiPriority="46"/>
-    <w:lsdException w:name="Grid Table 2 Accent 1" w:uiPriority="47"/>
-    <w:lsdException w:name="Grid Table 3 Accent 1" w:uiPriority="48"/>
-    <w:lsdException w:name="Grid Table 4 Accent 1" w:uiPriority="49"/>
-    <w:lsdException w:name="Grid Table 5 Dark Accent 1" w:uiPriority="50"/>
-    <w:lsdException w:name="Grid Table 6 Colorful Accent 1" w:uiPriority="51"/>
-    <w:lsdException w:name="Grid Table 7 Colorful Accent 1" w:uiPriority="52"/>
-    <w:lsdException w:name="Grid Table 1 Light Accent 2" w:uiPriority="46"/>
-    <w:lsdException w:name="Grid Table 2 Accent 2" w:uiPriority="47"/>
-    <w:lsdException w:name="Grid Table 3 Accent 2" w:uiPriority="48"/>
-    <w:lsdException w:name="Grid Table 4 Accent 2" w:uiPriority="49"/>
-    <w:lsdException w:name="Grid Table 5 Dark Accent 2" w:uiPriority="50"/>
-    <w:lsdException w:name="Grid Table 6 Colorful Accent 2" w:uiPriority="51"/>
-    <w:lsdException w:name="Grid Table 7 Colorful Accent 2" w:uiPriority="52"/>
-    <w:lsdException w:name="Grid Table 1 Light Accent 3" w:uiPriority="46"/>
-    <w:lsdException w:name="Grid Table 2 Accent 3" w:uiPriority="47"/>
-    <w:lsdException w:name="Grid Table 3 Accent 3" w:uiPriority="48"/>
-    <w:lsdException w:name="Grid Table 4 Accent 3" w:uiPriority="49"/>
-    <w:lsdException w:name="Grid Table 5 Dark Accent 3" w:uiPriority="50"/>
-    <w:lsdException w:name="Grid Table 6 Colorful Accent 3" w:uiPriority="51"/>
-    <w:lsdException w:name="Grid Table 7 Colorful Accent 3" w:uiPriority="52"/>
-    <w:lsdException w:name="Grid Table 1 Light Accent 4" w:uiPriority="46"/>
-    <w:lsdException w:name="Grid Table 2 Accent 4" w:uiPriority="47"/>
-    <w:lsdException w:name="Grid Table 3 Accent 4" w:uiPriority="48"/>
-    <w:lsdException w:name="Grid Table 4 Accent 4" w:uiPriority="49"/>
-    <w:lsdException w:name="Grid Table 5 Dark Accent 4" w:uiPriority="50"/>
-    <w:lsdException w:name="Grid Table 6 Colorful Accent 4" w:uiPriority="51"/>
-    <w:lsdException w:name="Grid Table 7 Colorful Accent 4" w:uiPriority="52"/>
-    <w:lsdException w:name="Grid Table 1 Light Accent 5" w:uiPriority="46"/>
-    <w:lsdException w:name="Grid Table 2 Accent 5" w:uiPriority="47"/>
-    <w:lsdException w:name="Grid Table 3 Accent 5" w:uiPriority="48"/>
-    <w:lsdException w:name="Grid Table 4 Accent 5" w:uiPriority="49"/>
-    <w:lsdException w:name="Grid Table 5 Dark Accent 5" w:uiPriority="50"/>
-    <w:lsdException w:name="Grid Table 6 Colorful Accent 5" w:uiPriority="51"/>
-    <w:lsdException w:name="Grid Table 7 Colorful Accent 5" w:uiPriority="52"/>
-    <w:lsdException w:name="Grid Table 1 Light Accent 6" w:uiPriority="46"/>
-    <w:lsdException w:name="Grid Table 2 Accent 6" w:uiPriority="47"/>
-    <w:lsdException w:name="Grid Table 3 Accent 6" w:uiPriority="48"/>
-    <w:lsdException w:name="Grid Table 4 Accent 6" w:uiPriority="49"/>
-    <w:lsdException w:name="Grid Table 5 Dark Accent 6" w:uiPriority="50"/>
-    <w:lsdException w:name="Grid Table 6 Colorful Accent 6" w:uiPriority="51"/>
-    <w:lsdException w:name="Grid Table 7 Colorful Accent 6" w:uiPriority="52"/>
-    <w:lsdException w:name="List Table 1 Light" w:uiPriority="46"/>
-    <w:lsdException w:name="List Table 2" w:uiPriority="47"/>
-    <w:lsdException w:name="List Table 3" w:uiPriority="48"/>
-    <w:lsdException w:name="List Table 4" w:uiPriority="49"/>
-    <w:lsdException w:name="List Table 5 Dark" w:uiPriority="50"/>
-    <w:lsdException w:name="List Table 6 Colorful" w:uiPriority="51"/>
-    <w:lsdException w:name="List Table 7 Colorful" w:uiPriority="52"/>
-    <w:lsdException w:name="List Table 1 Light Accent 1" w:uiPriority="46"/>
-    <w:lsdException w:name="List Table 2 Accent 1" w:uiPriority="47"/>
-    <w:lsdException w:name="List Table 3 Accent 1" w:uiPriority="48"/>
-    <w:lsdException w:name="List Table 4 Accent 1" w:uiPriority="49"/>
-    <w:lsdException w:name="List Table 5 Dark Accent 1" w:uiPriority="50"/>
-    <w:lsdException w:name="List Table 6 Colorful Accent 1" w:uiPriority="51"/>
-    <w:lsdException w:name="List Table 7 Colorful Accent 1" w:uiPriority="52"/>
-    <w:lsdException w:name="List Table 1 Light Accent 2" w:uiPriority="46"/>
-    <w:lsdException w:name="List Table 2 Accent 2" w:uiPriority="47"/>
-    <w:lsdException w:name="List Table 3 Accent 2" w:uiPriority="48"/>
-    <w:lsdException w:name="List Table 4 Accent 2" w:uiPriority="49"/>
-    <w:lsdException w:name="List Table 5 Dark Accent 2" w:uiPriority="50"/>
-    <w:lsdException w:name="List Table 6 Colorful Accent 2" w:uiPriority="51"/>
-    <w:lsdException w:name="List Table 7 Colorful Accent 2" w:uiPriority="52"/>
-    <w:lsdException w:name="List Table 1 Light Accent 3" w:uiPriority="46"/>
-    <w:lsdException w:name="List Table 2 Accent 3" w:uiPriority="47"/>
-    <w:lsdException w:name="List Table 3 Accent 3" w:uiPriority="48"/>
-    <w:lsdException w:name="List Table 4 Accent 3" w:uiPriority="49"/>
-    <w:lsdException w:name="List Table 5 Dark Accent 3" w:uiPriority="50"/>
-    <w:lsdException w:name="List Table 6 Colorful Accent 3" w:uiPriority="51"/>
-    <w:lsdException w:name="List Table 7 Colorful Accent 3" w:uiPriority="52"/>
-    <w:lsdException w:name="List Table 1 Light Accent 4" w:uiPriority="46"/>
-    <w:lsdException w:name="List Table 2 Accent 4" w:uiPriority="47"/>
-    <w:lsdException w:name="List Table 3 Accent 4" w:uiPriority="48"/>
-    <w:lsdException w:name="List Table 4 Accent 4" w:uiPriority="49"/>
-    <w:lsdException w:name="List Table 5 Dark Accent 4" w:uiPriority="50"/>
-    <w:lsdException w:name="List Table 6 Colorful Accent 4" w:uiPriority="51"/>
-    <w:lsdException w:name="List Table 7 Colorful Accent 4" w:uiPriority="52"/>
-    <w:lsdException w:name="List Table 1 Light Accent 5" w:uiPriority="46"/>
-    <w:lsdException w:name="List Table 2 Accent 5" w:uiPriority="47"/>
-    <w:lsdException w:name="List Table 3 Accent 5" w:uiPriority="48"/>
-    <w:lsdException w:name="List Table 4 Accent 5" w:uiPriority="49"/>
-    <w:lsdException w:name="List Table 5 Dark Accent 5" w:uiPriority="50"/>
-    <w:lsdException w:name="List Table 6 Colorful Accent 5" w:uiPriority="51"/>
-    <w:lsdException w:name="List Table 7 Colorful Accent 5" w:uiPriority="52"/>
-    <w:lsdException w:name="List Table 1 Light Accent 6" w:uiPriority="46"/>
-    <w:lsdException w:name="List Table 2 Accent 6" w:uiPriority="47"/>
-    <w:lsdException w:name="List Table 3 Accent 6" w:uiPriority="48"/>
-    <w:lsdException w:name="List Table 4 Accent 6" w:uiPriority="49"/>
-    <w:lsdException w:name="List Table 5 Dark Accent 6" w:uiPriority="50"/>
-    <w:lsdException w:name="List Table 6 Colorful Accent 6" w:uiPriority="51"/>
-    <w:lsdException w:name="List Table 7 Colorful Accent 6" w:uiPriority="52"/>
-    <w:lsdException w:name="Mention" w:semiHidden="1" w:unhideWhenUsed="1"/>
-    <w:lsdException w:name="Smart Hyperlink" w:semiHidden="1" w:unhideWhenUsed="1"/>
-    <w:lsdException w:name="Hashtag" w:semiHidden="1" w:unhideWhenUsed="1"/>
-    <w:lsdException w:name="Unresolved Mention" w:semiHidden="1" w:unhideWhenUsed="1"/>
-    <w:lsdException w:name="Smart Link" w:semiHidden="1" w:unhideWhenUsed="1"/>
+  <w:latentStyles w:count="260" w:defQFormat="0" w:defUnhideWhenUsed="1" w:defSemiHidden="1" w:defUIPriority="99" w:defLockedState="0">
+    <w:lsdException w:qFormat="1" w:unhideWhenUsed="0" w:uiPriority="0" w:semiHidden="0" w:name="Normal"/>
+    <w:lsdException w:qFormat="1" w:unhideWhenUsed="0" w:uiPriority="0" w:semiHidden="0" w:name="heading 1"/>
+    <w:lsdException w:qFormat="1" w:unhideWhenUsed="0" w:uiPriority="0" w:semiHidden="0" w:name="heading 2"/>
+    <w:lsdException w:qFormat="1" w:unhideWhenUsed="0" w:uiPriority="0" w:semiHidden="0" w:name="heading 3"/>
+    <w:lsdException w:qFormat="1" w:unhideWhenUsed="0" w:uiPriority="0" w:semiHidden="0" w:name="heading 4"/>
+    <w:lsdException w:qFormat="1" w:unhideWhenUsed="0" w:uiPriority="0" w:semiHidden="0" w:name="heading 5"/>
+    <w:lsdException w:qFormat="1" w:unhideWhenUsed="0" w:uiPriority="0" w:semiHidden="0" w:name="heading 6"/>
+    <w:lsdException w:qFormat="1" w:unhideWhenUsed="0" w:uiPriority="0" w:semiHidden="0" w:name="heading 7"/>
+    <w:lsdException w:qFormat="1" w:unhideWhenUsed="0" w:uiPriority="0" w:semiHidden="0" w:name="heading 8"/>
+    <w:lsdException w:qFormat="1" w:unhideWhenUsed="0" w:uiPriority="0" w:semiHidden="0" w:name="heading 9"/>
+    <w:lsdException w:uiPriority="99" w:name="index 1"/>
+    <w:lsdException w:uiPriority="99" w:name="index 2"/>
+    <w:lsdException w:uiPriority="99" w:name="index 3"/>
+    <w:lsdException w:uiPriority="99" w:name="index 4"/>
+    <w:lsdException w:uiPriority="99" w:name="index 5"/>
+    <w:lsdException w:uiPriority="99" w:name="index 6"/>
+    <w:lsdException w:uiPriority="99" w:name="index 7"/>
+    <w:lsdException w:uiPriority="99" w:name="index 8"/>
+    <w:lsdException w:uiPriority="99" w:name="index 9"/>
+    <w:lsdException w:uiPriority="39" w:name="toc 1"/>
+    <w:lsdException w:uiPriority="39" w:name="toc 2"/>
+    <w:lsdException w:uiPriority="39" w:name="toc 3"/>
+    <w:lsdException w:uiPriority="39" w:name="toc 4"/>
+    <w:lsdException w:uiPriority="39" w:name="toc 5"/>
+    <w:lsdException w:uiPriority="39" w:name="toc 6"/>
+    <w:lsdException w:uiPriority="39" w:name="toc 7"/>
+    <w:lsdException w:uiPriority="39" w:name="toc 8"/>
+    <w:lsdException w:uiPriority="39" w:name="toc 9"/>
+    <w:lsdException w:uiPriority="99" w:name="Normal Indent"/>
+    <w:lsdException w:uiPriority="99" w:name="footnote text"/>
+    <w:lsdException w:uiPriority="99" w:name="annotation text"/>
+    <w:lsdException w:uiPriority="99" w:semiHidden="0" w:name="header"/>
+    <w:lsdException w:uiPriority="99" w:semiHidden="0" w:name="footer"/>
+    <w:lsdException w:uiPriority="99" w:name="index heading"/>
+    <w:lsdException w:qFormat="1" w:uiPriority="35" w:name="caption"/>
+    <w:lsdException w:uiPriority="99" w:name="table of figures"/>
+    <w:lsdException w:uiPriority="99" w:name="envelope address"/>
+    <w:lsdException w:uiPriority="99" w:name="envelope return"/>
+    <w:lsdException w:uiPriority="99" w:name="footnote reference"/>
+    <w:lsdException w:uiPriority="99" w:name="annotation reference"/>
+    <w:lsdException w:uiPriority="99" w:name="line number"/>
+    <w:lsdException w:uiPriority="99" w:name="page number"/>
+    <w:lsdException w:uiPriority="99" w:name="endnote reference"/>
+    <w:lsdException w:uiPriority="99" w:name="endnote text"/>
+    <w:lsdException w:uiPriority="99" w:name="table of authorities"/>
+    <w:lsdException w:uiPriority="99" w:name="macro"/>
+    <w:lsdException w:uiPriority="99" w:name="toa heading"/>
+    <w:lsdException w:uiPriority="99" w:name="List"/>
+    <w:lsdException w:uiPriority="99" w:name="List Bullet"/>
+    <w:lsdException w:uiPriority="99" w:name="List Number"/>
+    <w:lsdException w:uiPriority="99" w:name="List 2"/>
+    <w:lsdException w:uiPriority="99" w:name="List 3"/>
+    <w:lsdException w:uiPriority="99" w:name="List 4"/>
+    <w:lsdException w:uiPriority="99" w:name="List 5"/>
+    <w:lsdException w:uiPriority="99" w:name="List Bullet 2"/>
+    <w:lsdException w:uiPriority="99" w:name="List Bullet 3"/>
+    <w:lsdException w:uiPriority="99" w:name="List Bullet 4"/>
+    <w:lsdException w:uiPriority="99" w:name="List Bullet 5"/>
+    <w:lsdException w:uiPriority="99" w:name="List Number 2"/>
+    <w:lsdException w:uiPriority="99" w:name="List Number 3"/>
+    <w:lsdException w:uiPriority="99" w:name="List Number 4"/>
+    <w:lsdException w:uiPriority="99" w:name="List Number 5"/>
+    <w:lsdException w:qFormat="1" w:unhideWhenUsed="0" w:uiPriority="10" w:semiHidden="0" w:name="Title"/>
+    <w:lsdException w:uiPriority="99" w:name="Closing"/>
+    <w:lsdException w:uiPriority="99" w:name="Signature"/>
+    <w:lsdException w:uiPriority="1" w:semiHidden="0" w:name="Default Paragraph Font"/>
+    <w:lsdException w:uiPriority="99" w:name="Body Text"/>
+    <w:lsdException w:uiPriority="99" w:name="Body Text Indent"/>
+    <w:lsdException w:uiPriority="99" w:name="List Continue"/>
+    <w:lsdException w:uiPriority="99" w:name="List Continue 2"/>
+    <w:lsdException w:uiPriority="99" w:name="List Continue 3"/>
+    <w:lsdException w:uiPriority="99" w:name="List Continue 4"/>
+    <w:lsdException w:uiPriority="99" w:name="List Continue 5"/>
+    <w:lsdException w:uiPriority="99" w:name="Message Header"/>
+    <w:lsdException w:qFormat="1" w:unhideWhenUsed="0" w:uiPriority="11" w:semiHidden="0" w:name="Subtitle"/>
+    <w:lsdException w:uiPriority="99" w:name="Salutation"/>
+    <w:lsdException w:uiPriority="99" w:name="Date"/>
+    <w:lsdException w:uiPriority="99" w:name="Body Text First Indent"/>
+    <w:lsdException w:uiPriority="99" w:name="Body Text First Indent 2"/>
+    <w:lsdException w:uiPriority="99" w:name="Note Heading"/>
+    <w:lsdException w:uiPriority="99" w:name="Body Text 2"/>
+    <w:lsdException w:uiPriority="99" w:name="Body Text 3"/>
+    <w:lsdException w:uiPriority="99" w:name="Body Text Indent 2"/>
+    <w:lsdException w:uiPriority="99" w:name="Body Text Indent 3"/>
+    <w:lsdException w:uiPriority="99" w:name="Block Text"/>
+    <w:lsdException w:uiPriority="99" w:name="Hyperlink"/>
+    <w:lsdException w:uiPriority="99" w:name="FollowedHyperlink"/>
+    <w:lsdException w:qFormat="1" w:unhideWhenUsed="0" w:uiPriority="22" w:semiHidden="0" w:name="Strong"/>
+    <w:lsdException w:qFormat="1" w:unhideWhenUsed="0" w:uiPriority="20" w:semiHidden="0" w:name="Emphasis"/>
+    <w:lsdException w:uiPriority="99" w:name="Document Map"/>
+    <w:lsdException w:uiPriority="99" w:name="Plain Text"/>
+    <w:lsdException w:uiPriority="99" w:name="E-mail Signature"/>
+    <w:lsdException w:uiPriority="99" w:name="Normal (Web)"/>
+    <w:lsdException w:uiPriority="99" w:name="HTML Acronym"/>
+    <w:lsdException w:uiPriority="99" w:name="HTML Address"/>
+    <w:lsdException w:uiPriority="99" w:name="HTML Cite"/>
+    <w:lsdException w:uiPriority="99" w:name="HTML Code"/>
+    <w:lsdException w:uiPriority="99" w:name="HTML Definition"/>
+    <w:lsdException w:uiPriority="99" w:name="HTML Keyboard"/>
+    <w:lsdException w:uiPriority="99" w:name="HTML Preformatted"/>
+    <w:lsdException w:uiPriority="99" w:name="HTML Sample"/>
+    <w:lsdException w:uiPriority="99" w:name="HTML Typewriter"/>
+    <w:lsdException w:uiPriority="99" w:name="HTML Variable"/>
+    <w:lsdException w:uiPriority="99" w:name="Normal Table"/>
+    <w:lsdException w:uiPriority="99" w:name="annotation subject"/>
+    <w:lsdException w:uiPriority="99" w:name="Table Simple 1"/>
+    <w:lsdException w:uiPriority="99" w:name="Table Simple 2"/>
+    <w:lsdException w:uiPriority="99" w:name="Table Simple 3"/>
+    <w:lsdException w:uiPriority="99" w:name="Table Classic 1"/>
+    <w:lsdException w:uiPriority="99" w:name="Table Classic 2"/>
+    <w:lsdException w:uiPriority="99" w:name="Table Classic 3"/>
+    <w:lsdException w:uiPriority="99" w:name="Table Classic 4"/>
+    <w:lsdException w:uiPriority="99" w:name="Table Colorful 1"/>
+    <w:lsdException w:uiPriority="99" w:name="Table Colorful 2"/>
+    <w:lsdException w:uiPriority="99" w:name="Table Colorful 3"/>
+    <w:lsdException w:uiPriority="99" w:name="Table Columns 1"/>
+    <w:lsdException w:uiPriority="99" w:name="Table Columns 2"/>
+    <w:lsdException w:uiPriority="99" w:name="Table Columns 3"/>
+    <w:lsdException w:uiPriority="99" w:name="Table Columns 4"/>
+    <w:lsdException w:uiPriority="99" w:name="Table Columns 5"/>
+    <w:lsdException w:uiPriority="99" w:name="Table Grid 1"/>
+    <w:lsdException w:uiPriority="99" w:name="Table Grid 2"/>
+    <w:lsdException w:uiPriority="99" w:name="Table Grid 3"/>
+    <w:lsdException w:uiPriority="99" w:name="Table Grid 4"/>
+    <w:lsdException w:uiPriority="99" w:name="Table Grid 5"/>
+    <w:lsdException w:uiPriority="99" w:name="Table Grid 6"/>
+    <w:lsdException w:uiPriority="99" w:name="Table Grid 7"/>
+    <w:lsdException w:uiPriority="99" w:name="Table Grid 8"/>
+    <w:lsdException w:uiPriority="99" w:name="Table List 1"/>
+    <w:lsdException w:uiPriority="99" w:name="Table List 2"/>
+    <w:lsdException w:uiPriority="99" w:name="Table List 3"/>
+    <w:lsdException w:uiPriority="99" w:name="Table List 4"/>
+    <w:lsdException w:uiPriority="99" w:name="Table List 5"/>
+    <w:lsdException w:uiPriority="99" w:name="Table List 6"/>
+    <w:lsdException w:uiPriority="99" w:name="Table List 7"/>
+    <w:lsdException w:uiPriority="99" w:name="Table List 8"/>
+    <w:lsdException w:uiPriority="99" w:name="Table 3D effects 1"/>
+    <w:lsdException w:uiPriority="99" w:name="Table 3D effects 2"/>
+    <w:lsdException w:uiPriority="99" w:name="Table 3D effects 3"/>
+    <w:lsdException w:uiPriority="99" w:name="Table Contemporary"/>
+    <w:lsdException w:uiPriority="99" w:name="Table Elegant"/>
+    <w:lsdException w:uiPriority="99" w:name="Table Professional"/>
+    <w:lsdException w:uiPriority="99" w:name="Table Subtle 1"/>
+    <w:lsdException w:uiPriority="99" w:name="Table Subtle 2"/>
+    <w:lsdException w:uiPriority="99" w:name="Table Web 1"/>
+    <w:lsdException w:uiPriority="99" w:name="Table Web 2"/>
+    <w:lsdException w:uiPriority="99" w:name="Table Web 3"/>
+    <w:lsdException w:uiPriority="99" w:name="Balloon Text"/>
+    <w:lsdException w:unhideWhenUsed="0" w:uiPriority="39" w:semiHidden="0" w:name="Table Grid"/>
+    <w:lsdException w:uiPriority="99" w:name="Table Theme"/>
+    <w:lsdException w:unhideWhenUsed="0" w:uiPriority="99" w:name="Placeholder Text"/>
+    <w:lsdException w:unhideWhenUsed="0" w:uiPriority="60" w:semiHidden="0" w:name="Light Shading"/>
+    <w:lsdException w:unhideWhenUsed="0" w:uiPriority="61" w:semiHidden="0" w:name="Light List"/>
+    <w:lsdException w:unhideWhenUsed="0" w:uiPriority="62" w:semiHidden="0" w:name="Light Grid"/>
+    <w:lsdException w:unhideWhenUsed="0" w:uiPriority="63" w:semiHidden="0" w:name="Medium Shading 1"/>
+    <w:lsdException w:unhideWhenUsed="0" w:uiPriority="64" w:semiHidden="0" w:name="Medium Shading 2"/>
+    <w:lsdException w:unhideWhenUsed="0" w:uiPriority="65" w:semiHidden="0" w:name="Medium List 1"/>
+    <w:lsdException w:unhideWhenUsed="0" w:uiPriority="66" w:semiHidden="0" w:name="Medium List 2"/>
+    <w:lsdException w:unhideWhenUsed="0" w:uiPriority="67" w:semiHidden="0" w:name="Medium Grid 1"/>
+    <w:lsdException w:unhideWhenUsed="0" w:uiPriority="68" w:semiHidden="0" w:name="Medium Grid 2"/>
+    <w:lsdException w:unhideWhenUsed="0" w:uiPriority="69" w:semiHidden="0" w:name="Medium Grid 3"/>
+    <w:lsdException w:unhideWhenUsed="0" w:uiPriority="70" w:semiHidden="0" w:name="Dark List"/>
+    <w:lsdException w:unhideWhenUsed="0" w:uiPriority="71" w:semiHidden="0" w:name="Colorful Shading"/>
+    <w:lsdException w:unhideWhenUsed="0" w:uiPriority="72" w:semiHidden="0" w:name="Colorful List"/>
+    <w:lsdException w:unhideWhenUsed="0" w:uiPriority="73" w:semiHidden="0" w:name="Colorful Grid"/>
+    <w:lsdException w:unhideWhenUsed="0" w:uiPriority="60" w:semiHidden="0" w:name="Light Shading Accent 1"/>
+    <w:lsdException w:unhideWhenUsed="0" w:uiPriority="61" w:semiHidden="0" w:name="Light List Accent 1"/>
+    <w:lsdException w:unhideWhenUsed="0" w:uiPriority="62" w:semiHidden="0" w:name="Light Grid Accent 1"/>
+    <w:lsdException w:unhideWhenUsed="0" w:uiPriority="63" w:semiHidden="0" w:name="Medium Shading 1 Accent 1"/>
+    <w:lsdException w:unhideWhenUsed="0" w:uiPriority="64" w:semiHidden="0" w:name="Medium Shading 2 Accent 1"/>
+    <w:lsdException w:unhideWhenUsed="0" w:uiPriority="65" w:semiHidden="0" w:name="Medium List 1 Accent 1"/>
+    <w:lsdException w:qFormat="1" w:unhideWhenUsed="0" w:uiPriority="34" w:semiHidden="0" w:name="List Paragraph"/>
+    <w:lsdException w:qFormat="1" w:unhideWhenUsed="0" w:uiPriority="29" w:semiHidden="0" w:name="Quote"/>
+    <w:lsdException w:qFormat="1" w:unhideWhenUsed="0" w:uiPriority="30" w:semiHidden="0" w:name="Intense Quote"/>
+    <w:lsdException w:unhideWhenUsed="0" w:uiPriority="66" w:semiHidden="0" w:name="Medium List 2 Accent 1"/>
+    <w:lsdException w:unhideWhenUsed="0" w:uiPriority="67" w:semiHidden="0" w:name="Medium Grid 1 Accent 1"/>
+    <w:lsdException w:unhideWhenUsed="0" w:uiPriority="68" w:semiHidden="0" w:name="Medium Grid 2 Accent 1"/>
+    <w:lsdException w:unhideWhenUsed="0" w:uiPriority="69" w:semiHidden="0" w:name="Medium Grid 3 Accent 1"/>
+    <w:lsdException w:unhideWhenUsed="0" w:uiPriority="70" w:semiHidden="0" w:name="Dark List Accent 1"/>
+    <w:lsdException w:unhideWhenUsed="0" w:uiPriority="71" w:semiHidden="0" w:name="Colorful Shading Accent 1"/>
+    <w:lsdException w:unhideWhenUsed="0" w:uiPriority="72" w:semiHidden="0" w:name="Colorful List Accent 1"/>
+    <w:lsdException w:unhideWhenUsed="0" w:uiPriority="73" w:semiHidden="0" w:name="Colorful Grid Accent 1"/>
+    <w:lsdException w:unhideWhenUsed="0" w:uiPriority="60" w:semiHidden="0" w:name="Light Shading Accent 2"/>
+    <w:lsdException w:unhideWhenUsed="0" w:uiPriority="61" w:semiHidden="0" w:name="Light List Accent 2"/>
+    <w:lsdException w:unhideWhenUsed="0" w:uiPriority="62" w:semiHidden="0" w:name="Light Grid Accent 2"/>
+    <w:lsdException w:unhideWhenUsed="0" w:uiPriority="63" w:semiHidden="0" w:name="Medium Shading 1 Accent 2"/>
+    <w:lsdException w:unhideWhenUsed="0" w:uiPriority="64" w:semiHidden="0" w:name="Medium Shading 2 Accent 2"/>
+    <w:lsdException w:unhideWhenUsed="0" w:uiPriority="65" w:semiHidden="0" w:name="Medium List 1 Accent 2"/>
+    <w:lsdException w:unhideWhenUsed="0" w:uiPriority="66" w:semiHidden="0" w:name="Medium List 2 Accent 2"/>
+    <w:lsdException w:unhideWhenUsed="0" w:uiPriority="67" w:semiHidden="0" w:name="Medium Grid 1 Accent 2"/>
+    <w:lsdException w:unhideWhenUsed="0" w:uiPriority="68" w:semiHidden="0" w:name="Medium Grid 2 Accent 2"/>
+    <w:lsdException w:unhideWhenUsed="0" w:uiPriority="69" w:semiHidden="0" w:name="Medium Grid 3 Accent 2"/>
+    <w:lsdException w:unhideWhenUsed="0" w:uiPriority="70" w:semiHidden="0" w:name="Dark List Accent 2"/>
+    <w:lsdException w:unhideWhenUsed="0" w:uiPriority="71" w:semiHidden="0" w:name="Colorful Shading Accent 2"/>
+    <w:lsdException w:unhideWhenUsed="0" w:uiPriority="72" w:semiHidden="0" w:name="Colorful List Accent 2"/>
+    <w:lsdException w:unhideWhenUsed="0" w:uiPriority="73" w:semiHidden="0" w:name="Colorful Grid Accent 2"/>
+    <w:lsdException w:unhideWhenUsed="0" w:uiPriority="60" w:semiHidden="0" w:name="Light Shading Accent 3"/>
+    <w:lsdException w:unhideWhenUsed="0" w:uiPriority="61" w:semiHidden="0" w:name="Light List Accent 3"/>
+    <w:lsdException w:unhideWhenUsed="0" w:uiPriority="62" w:semiHidden="0" w:name="Light Grid Accent 3"/>
+    <w:lsdException w:unhideWhenUsed="0" w:uiPriority="63" w:semiHidden="0" w:name="Medium Shading 1 Accent 3"/>
+    <w:lsdException w:unhideWhenUsed="0" w:uiPriority="64" w:semiHidden="0" w:name="Medium Shading 2 Accent 3"/>
+    <w:lsdException w:unhideWhenUsed="0" w:uiPriority="65" w:semiHidden="0" w:name="Medium List 1 Accent 3"/>
+    <w:lsdException w:unhideWhenUsed="0" w:uiPriority="66" w:semiHidden="0" w:name="Medium List 2 Accent 3"/>
+    <w:lsdException w:unhideWhenUsed="0" w:uiPriority="67" w:semiHidden="0" w:name="Medium Grid 1 Accent 3"/>
+    <w:lsdException w:unhideWhenUsed="0" w:uiPriority="68" w:semiHidden="0" w:name="Medium Grid 2 Accent 3"/>
+    <w:lsdException w:unhideWhenUsed="0" w:uiPriority="69" w:semiHidden="0" w:name="Medium Grid 3 Accent 3"/>
+    <w:lsdException w:unhideWhenUsed="0" w:uiPriority="70" w:semiHidden="0" w:name="Dark List Accent 3"/>
+    <w:lsdException w:unhideWhenUsed="0" w:uiPriority="71" w:semiHidden="0" w:name="Colorful Shading Accent 3"/>
+    <w:lsdException w:unhideWhenUsed="0" w:uiPriority="72" w:semiHidden="0" w:name="Colorful List Accent 3"/>
+    <w:lsdException w:unhideWhenUsed="0" w:uiPriority="73" w:semiHidden="0" w:name="Colorful Grid Accent 3"/>
+    <w:lsdException w:unhideWhenUsed="0" w:uiPriority="60" w:semiHidden="0" w:name="Light Shading Accent 4"/>
+    <w:lsdException w:unhideWhenUsed="0" w:uiPriority="61" w:semiHidden="0" w:name="Light List Accent 4"/>
+    <w:lsdException w:unhideWhenUsed="0" w:uiPriority="62" w:semiHidden="0" w:name="Light Grid Accent 4"/>
+    <w:lsdException w:unhideWhenUsed="0" w:uiPriority="63" w:semiHidden="0" w:name="Medium Shading 1 Accent 4"/>
+    <w:lsdException w:unhideWhenUsed="0" w:uiPriority="64" w:semiHidden="0" w:name="Medium Shading 2 Accent 4"/>
+    <w:lsdException w:unhideWhenUsed="0" w:uiPriority="65" w:semiHidden="0" w:name="Medium List 1 Accent 4"/>
+    <w:lsdException w:unhideWhenUsed="0" w:uiPriority="66" w:semiHidden="0" w:name="Medium List 2 Accent 4"/>
+    <w:lsdException w:unhideWhenUsed="0" w:uiPriority="67" w:semiHidden="0" w:name="Medium Grid 1 Accent 4"/>
+    <w:lsdException w:unhideWhenUsed="0" w:uiPriority="68" w:semiHidden="0" w:name="Medium Grid 2 Accent 4"/>
+    <w:lsdException w:unhideWhenUsed="0" w:uiPriority="69" w:semiHidden="0" w:name="Medium Grid 3 Accent 4"/>
+    <w:lsdException w:unhideWhenUsed="0" w:uiPriority="70" w:semiHidden="0" w:name="Dark List Accent 4"/>
+    <w:lsdException w:unhideWhenUsed="0" w:uiPriority="71" w:semiHidden="0" w:name="Colorful Shading Accent 4"/>
+    <w:lsdException w:unhideWhenUsed="0" w:uiPriority="72" w:semiHidden="0" w:name="Colorful List Accent 4"/>
+    <w:lsdException w:unhideWhenUsed="0" w:uiPriority="73" w:semiHidden="0" w:name="Colorful Grid Accent 4"/>
+    <w:lsdException w:unhideWhenUsed="0" w:uiPriority="60" w:semiHidden="0" w:name="Light Shading Accent 5"/>
+    <w:lsdException w:unhideWhenUsed="0" w:uiPriority="61" w:semiHidden="0" w:name="Light List Accent 5"/>
+    <w:lsdException w:unhideWhenUsed="0" w:uiPriority="62" w:semiHidden="0" w:name="Light Grid Accent 5"/>
+    <w:lsdException w:unhideWhenUsed="0" w:uiPriority="63" w:semiHidden="0" w:name="Medium Shading 1 Accent 5"/>
+    <w:lsdException w:unhideWhenUsed="0" w:uiPriority="64" w:semiHidden="0" w:name="Medium Shading 2 Accent 5"/>
+    <w:lsdException w:unhideWhenUsed="0" w:uiPriority="65" w:semiHidden="0" w:name="Medium List 1 Accent 5"/>
+    <w:lsdException w:unhideWhenUsed="0" w:uiPriority="66" w:semiHidden="0" w:name="Medium List 2 Accent 5"/>
+    <w:lsdException w:unhideWhenUsed="0" w:uiPriority="67" w:semiHidden="0" w:name="Medium Grid 1 Accent 5"/>
+    <w:lsdException w:unhideWhenUsed="0" w:uiPriority="68" w:semiHidden="0" w:name="Medium Grid 2 Accent 5"/>
+    <w:lsdException w:unhideWhenUsed="0" w:uiPriority="69" w:semiHidden="0" w:name="Medium Grid 3 Accent 5"/>
+    <w:lsdException w:unhideWhenUsed="0" w:uiPriority="70" w:semiHidden="0" w:name="Dark List Accent 5"/>
+    <w:lsdException w:unhideWhenUsed="0" w:uiPriority="71" w:semiHidden="0" w:name="Colorful Shading Accent 5"/>
+    <w:lsdException w:unhideWhenUsed="0" w:uiPriority="72" w:semiHidden="0" w:name="Colorful List Accent 5"/>
+    <w:lsdException w:unhideWhenUsed="0" w:uiPriority="73" w:semiHidden="0" w:name="Colorful Grid Accent 5"/>
+    <w:lsdException w:unhideWhenUsed="0" w:uiPriority="60" w:semiHidden="0" w:name="Light Shading Accent 6"/>
+    <w:lsdException w:unhideWhenUsed="0" w:uiPriority="61" w:semiHidden="0" w:name="Light List Accent 6"/>
+    <w:lsdException w:unhideWhenUsed="0" w:uiPriority="62" w:semiHidden="0" w:name="Light Grid Accent 6"/>
+    <w:lsdException w:unhideWhenUsed="0" w:uiPriority="63" w:semiHidden="0" w:name="Medium Shading 1 Accent 6"/>
+    <w:lsdException w:unhideWhenUsed="0" w:uiPriority="64" w:semiHidden="0" w:name="Medium Shading 2 Accent 6"/>
+    <w:lsdException w:unhideWhenUsed="0" w:uiPriority="65" w:semiHidden="0" w:name="Medium List 1 Accent 6"/>
+    <w:lsdException w:unhideWhenUsed="0" w:uiPriority="66" w:semiHidden="0" w:name="Medium List 2 Accent 6"/>
+    <w:lsdException w:unhideWhenUsed="0" w:uiPriority="67" w:semiHidden="0" w:name="Medium Grid 1 Accent 6"/>
+    <w:lsdException w:unhideWhenUsed="0" w:uiPriority="68" w:semiHidden="0" w:name="Medium Grid 2 Accent 6"/>
+    <w:lsdException w:unhideWhenUsed="0" w:uiPriority="69" w:semiHidden="0" w:name="Medium Grid 3 Accent 6"/>
+    <w:lsdException w:unhideWhenUsed="0" w:uiPriority="70" w:semiHidden="0" w:name="Dark List Accent 6"/>
+    <w:lsdException w:unhideWhenUsed="0" w:uiPriority="71" w:semiHidden="0" w:name="Colorful Shading Accent 6"/>
+    <w:lsdException w:unhideWhenUsed="0" w:uiPriority="72" w:semiHidden="0" w:name="Colorful List Accent 6"/>
+    <w:lsdException w:unhideWhenUsed="0" w:uiPriority="73" w:semiHidden="0" w:name="Colorful Grid Accent 6"/>
   </w:latentStyles>
-  <w:style w:type="paragraph" w:default="1" w:styleId="a0">
+  <w:style w:type="paragraph" w:default="1" w:styleId="1">
     <w:name w:val="Normal"/>
     <w:qFormat/>
-    <w:rsid w:val="00630A05"/>
+    <w:uiPriority w:val="0"/>
     <w:pPr>
       <w:widowControl w:val="0"/>
       <w:spacing w:after="0" w:line="288" w:lineRule="auto"/>
-      <w:ind w:firstLineChars="200" w:firstLine="200"/>
+      <w:ind w:firstLine="200" w:firstLineChars="200"/>
       <w:jc w:val="both"/>
     </w:pPr>
     <w:rPr>
-      <w:rFonts w:ascii="Times New Roman" w:eastAsia="宋体" w:hAnsi="Times New Roman" w:cs="Times New Roman"/>
+      <w:rFonts w:ascii="Times New Roman" w:hAnsi="Times New Roman" w:eastAsia="宋体" w:cs="Times New Roman"/>
+      <w:kern w:val="2"/>
       <w:sz w:val="24"/>
       <w:szCs w:val="21"/>
+      <w:lang w:val="en-US" w:eastAsia="zh-CN" w:bidi="ar-SA"/>
       <w14:ligatures w14:val="none"/>
     </w:rPr>
   </w:style>
-  <w:style w:type="paragraph" w:styleId="1">
+  <w:style w:type="paragraph" w:styleId="2">
     <w:name w:val="heading 1"/>
-    <w:basedOn w:val="a0"/>
-    <w:next w:val="a0"/>
-    <w:link w:val="10"/>
+    <w:basedOn w:val="1"/>
+    <w:next w:val="1"/>
+    <w:link w:val="19"/>
     <w:qFormat/>
-    <w:rsid w:val="008B2179"/>
+    <w:uiPriority w:val="0"/>
     <w:pPr>
       <w:keepNext/>
       <w:keepLines/>
       <w:numPr>
-        <w:numId w:val="17"/>
+        <w:ilvl w:val="0"/>
+        <w:numId w:val="1"/>
       </w:numPr>
-      <w:ind w:left="0" w:firstLineChars="0" w:firstLine="0"/>
+      <w:ind w:left="0" w:firstLine="0" w:firstLineChars="0"/>
       <w:jc w:val="left"/>
       <w:outlineLvl w:val="0"/>
     </w:pPr>
@@ -6002,19 +6105,19 @@
       <w:szCs w:val="44"/>
     </w:rPr>
   </w:style>
-  <w:style w:type="paragraph" w:styleId="2">
+  <w:style w:type="paragraph" w:styleId="3">
     <w:name w:val="heading 2"/>
-    <w:basedOn w:val="1"/>
-    <w:next w:val="a0"/>
+    <w:basedOn w:val="2"/>
+    <w:next w:val="1"/>
     <w:link w:val="20"/>
     <w:qFormat/>
-    <w:rsid w:val="00590701"/>
+    <w:uiPriority w:val="0"/>
     <w:pPr>
       <w:numPr>
         <w:ilvl w:val="1"/>
       </w:numPr>
       <w:spacing w:line="240" w:lineRule="auto"/>
-      <w:ind w:left="0" w:firstLineChars="200" w:firstLine="200"/>
+      <w:ind w:left="0" w:firstLine="100" w:firstLineChars="100"/>
       <w:jc w:val="both"/>
       <w:outlineLvl w:val="1"/>
     </w:pPr>
@@ -6023,18 +6126,19 @@
       <w:sz w:val="30"/>
     </w:rPr>
   </w:style>
-  <w:style w:type="paragraph" w:styleId="3">
+  <w:style w:type="paragraph" w:styleId="4">
     <w:name w:val="heading 3"/>
-    <w:basedOn w:val="2"/>
-    <w:next w:val="a0"/>
-    <w:link w:val="30"/>
+    <w:basedOn w:val="3"/>
+    <w:next w:val="1"/>
+    <w:link w:val="24"/>
     <w:qFormat/>
-    <w:rsid w:val="00FC54AB"/>
+    <w:uiPriority w:val="0"/>
     <w:pPr>
       <w:numPr>
         <w:ilvl w:val="2"/>
       </w:numPr>
-      <w:spacing w:beforeLines="50" w:before="120"/>
+      <w:spacing w:before="50" w:beforeLines="50"/>
+      <w:ind w:left="0" w:firstLine="200" w:firstLineChars="200"/>
       <w:outlineLvl w:val="2"/>
     </w:pPr>
     <w:rPr>
@@ -6042,36 +6146,36 @@
       <w:sz w:val="28"/>
     </w:rPr>
   </w:style>
-  <w:style w:type="paragraph" w:styleId="4">
+  <w:style w:type="paragraph" w:styleId="5">
     <w:name w:val="heading 4"/>
-    <w:basedOn w:val="3"/>
-    <w:next w:val="a0"/>
-    <w:link w:val="40"/>
+    <w:basedOn w:val="4"/>
+    <w:next w:val="1"/>
+    <w:link w:val="25"/>
     <w:qFormat/>
-    <w:rsid w:val="00630A05"/>
+    <w:uiPriority w:val="0"/>
     <w:pPr>
       <w:numPr>
         <w:ilvl w:val="3"/>
-        <w:numId w:val="11"/>
+        <w:numId w:val="2"/>
       </w:numPr>
-      <w:spacing w:beforeLines="0" w:before="0"/>
+      <w:spacing w:before="0" w:beforeLines="0"/>
       <w:outlineLvl w:val="3"/>
     </w:pPr>
     <w:rPr>
       <w:sz w:val="24"/>
     </w:rPr>
   </w:style>
-  <w:style w:type="paragraph" w:styleId="5">
+  <w:style w:type="paragraph" w:styleId="6">
     <w:name w:val="heading 5"/>
-    <w:basedOn w:val="4"/>
-    <w:next w:val="a0"/>
-    <w:link w:val="50"/>
+    <w:basedOn w:val="5"/>
+    <w:next w:val="1"/>
+    <w:link w:val="26"/>
     <w:qFormat/>
-    <w:rsid w:val="00630A05"/>
+    <w:uiPriority w:val="0"/>
     <w:pPr>
       <w:numPr>
         <w:ilvl w:val="4"/>
-        <w:numId w:val="7"/>
+        <w:numId w:val="3"/>
       </w:numPr>
       <w:outlineLvl w:val="4"/>
     </w:pPr>
@@ -6080,28 +6184,28 @@
       <w:szCs w:val="28"/>
     </w:rPr>
   </w:style>
-  <w:style w:type="paragraph" w:styleId="6">
+  <w:style w:type="paragraph" w:styleId="7">
     <w:name w:val="heading 6"/>
-    <w:basedOn w:val="5"/>
-    <w:next w:val="a0"/>
-    <w:link w:val="60"/>
+    <w:basedOn w:val="6"/>
+    <w:next w:val="1"/>
+    <w:link w:val="27"/>
     <w:qFormat/>
-    <w:rsid w:val="00630A05"/>
+    <w:uiPriority w:val="0"/>
     <w:pPr>
       <w:numPr>
         <w:ilvl w:val="5"/>
-        <w:numId w:val="9"/>
+        <w:numId w:val="4"/>
       </w:numPr>
       <w:outlineLvl w:val="5"/>
     </w:pPr>
   </w:style>
-  <w:style w:type="paragraph" w:styleId="7">
+  <w:style w:type="paragraph" w:styleId="8">
     <w:name w:val="heading 7"/>
-    <w:basedOn w:val="6"/>
-    <w:next w:val="a0"/>
-    <w:link w:val="70"/>
+    <w:basedOn w:val="7"/>
+    <w:next w:val="1"/>
+    <w:link w:val="28"/>
     <w:qFormat/>
-    <w:rsid w:val="00630A05"/>
+    <w:uiPriority w:val="0"/>
     <w:pPr>
       <w:numPr>
         <w:ilvl w:val="6"/>
@@ -6109,55 +6213,50 @@
       <w:outlineLvl w:val="6"/>
     </w:pPr>
   </w:style>
-  <w:style w:type="paragraph" w:styleId="8">
+  <w:style w:type="paragraph" w:styleId="9">
     <w:name w:val="heading 8"/>
-    <w:basedOn w:val="a0"/>
-    <w:next w:val="a0"/>
-    <w:link w:val="80"/>
+    <w:basedOn w:val="1"/>
+    <w:next w:val="1"/>
+    <w:link w:val="29"/>
     <w:qFormat/>
-    <w:rsid w:val="00630A05"/>
+    <w:uiPriority w:val="0"/>
     <w:pPr>
       <w:keepNext/>
       <w:keepLines/>
       <w:numPr>
         <w:ilvl w:val="7"/>
-        <w:numId w:val="17"/>
+        <w:numId w:val="1"/>
       </w:numPr>
-      <w:tabs>
-        <w:tab w:val="left" w:pos="1636"/>
-      </w:tabs>
       <w:spacing w:before="240" w:after="64" w:line="320" w:lineRule="auto"/>
-      <w:ind w:firstLineChars="0" w:firstLine="0"/>
+      <w:ind w:firstLine="0" w:firstLineChars="0"/>
       <w:outlineLvl w:val="7"/>
     </w:pPr>
     <w:rPr>
-      <w:rFonts w:ascii="Arial" w:eastAsia="黑体" w:hAnsi="Arial"/>
+      <w:rFonts w:ascii="Arial" w:hAnsi="Arial" w:eastAsia="黑体"/>
     </w:rPr>
   </w:style>
-  <w:style w:type="paragraph" w:styleId="9">
+  <w:style w:type="paragraph" w:styleId="10">
     <w:name w:val="heading 9"/>
-    <w:basedOn w:val="4"/>
-    <w:next w:val="a0"/>
-    <w:link w:val="90"/>
+    <w:basedOn w:val="5"/>
+    <w:next w:val="1"/>
+    <w:link w:val="30"/>
     <w:qFormat/>
-    <w:rsid w:val="00630A05"/>
+    <w:uiPriority w:val="0"/>
     <w:pPr>
       <w:outlineLvl w:val="8"/>
     </w:pPr>
   </w:style>
-  <w:style w:type="character" w:default="1" w:styleId="a1">
+  <w:style w:type="character" w:default="1" w:styleId="17">
     <w:name w:val="Default Paragraph Font"/>
+    <w:unhideWhenUsed/>
     <w:uiPriority w:val="1"/>
+  </w:style>
+  <w:style w:type="table" w:default="1" w:styleId="15">
+    <w:name w:val="Normal Table"/>
     <w:semiHidden/>
     <w:unhideWhenUsed/>
-  </w:style>
-  <w:style w:type="table" w:default="1" w:styleId="a2">
-    <w:name w:val="Normal Table"/>
     <w:uiPriority w:val="99"/>
-    <w:semiHidden/>
-    <w:unhideWhenUsed/>
     <w:tblPr>
-      <w:tblInd w:w="0" w:type="dxa"/>
       <w:tblCellMar>
         <w:top w:w="0" w:type="dxa"/>
         <w:left w:w="108" w:type="dxa"/>
@@ -6166,72 +6265,81 @@
       </w:tblCellMar>
     </w:tblPr>
   </w:style>
-  <w:style w:type="numbering" w:default="1" w:styleId="a3">
-    <w:name w:val="No List"/>
+  <w:style w:type="paragraph" w:styleId="11">
+    <w:name w:val="footer"/>
+    <w:basedOn w:val="1"/>
+    <w:link w:val="42"/>
+    <w:unhideWhenUsed/>
     <w:uiPriority w:val="99"/>
-    <w:semiHidden/>
-    <w:unhideWhenUsed/>
-  </w:style>
-  <w:style w:type="character" w:customStyle="1" w:styleId="10">
-    <w:name w:val="标题 1 字符"/>
-    <w:basedOn w:val="a1"/>
-    <w:link w:val="1"/>
-    <w:rsid w:val="008B2179"/>
+    <w:pPr>
+      <w:tabs>
+        <w:tab w:val="center" w:pos="4153"/>
+        <w:tab w:val="right" w:pos="8306"/>
+      </w:tabs>
+      <w:snapToGrid w:val="0"/>
+      <w:spacing w:line="240" w:lineRule="auto"/>
+      <w:jc w:val="left"/>
+    </w:pPr>
     <w:rPr>
-      <w:rFonts w:ascii="Times New Roman" w:eastAsia="宋体" w:hAnsi="Times New Roman" w:cs="Times New Roman"/>
-      <w:bCs/>
-      <w:snapToGrid w:val="0"/>
-      <w:kern w:val="44"/>
-      <w:sz w:val="32"/>
-      <w:szCs w:val="44"/>
-      <w14:ligatures w14:val="none"/>
+      <w:sz w:val="18"/>
+      <w:szCs w:val="18"/>
     </w:rPr>
   </w:style>
-  <w:style w:type="character" w:customStyle="1" w:styleId="20">
-    <w:name w:val="标题 2 字符"/>
-    <w:basedOn w:val="a1"/>
-    <w:link w:val="2"/>
-    <w:rsid w:val="00590701"/>
+  <w:style w:type="paragraph" w:styleId="12">
+    <w:name w:val="header"/>
+    <w:basedOn w:val="1"/>
+    <w:link w:val="41"/>
+    <w:unhideWhenUsed/>
+    <w:uiPriority w:val="99"/>
+    <w:pPr>
+      <w:tabs>
+        <w:tab w:val="center" w:pos="4153"/>
+        <w:tab w:val="right" w:pos="8306"/>
+      </w:tabs>
+      <w:snapToGrid w:val="0"/>
+      <w:spacing w:line="240" w:lineRule="auto"/>
+      <w:jc w:val="center"/>
+    </w:pPr>
     <w:rPr>
-      <w:rFonts w:ascii="Times New Roman" w:eastAsia="宋体" w:hAnsi="Times New Roman" w:cs="Times New Roman"/>
-      <w:snapToGrid w:val="0"/>
-      <w:kern w:val="44"/>
-      <w:sz w:val="30"/>
-      <w:szCs w:val="44"/>
-      <w14:ligatures w14:val="none"/>
+      <w:sz w:val="18"/>
+      <w:szCs w:val="18"/>
     </w:rPr>
   </w:style>
-  <w:style w:type="paragraph" w:customStyle="1" w:styleId="Step1">
-    <w:name w:val="Step1"/>
-    <w:basedOn w:val="a0"/>
-    <w:link w:val="Step10"/>
+  <w:style w:type="paragraph" w:styleId="13">
+    <w:name w:val="Subtitle"/>
+    <w:basedOn w:val="1"/>
+    <w:next w:val="1"/>
+    <w:link w:val="33"/>
     <w:qFormat/>
-    <w:rsid w:val="00ED25A8"/>
+    <w:uiPriority w:val="11"/>
     <w:pPr>
-      <w:ind w:firstLineChars="0" w:firstLine="0"/>
-      <w:jc w:val="left"/>
+      <w:spacing w:after="160"/>
+      <w:ind w:firstLine="200" w:firstLineChars="200"/>
+      <w:jc w:val="center"/>
     </w:pPr>
-  </w:style>
-  <w:style w:type="character" w:customStyle="1" w:styleId="Step10">
-    <w:name w:val="Step1 字符"/>
-    <w:basedOn w:val="a1"/>
-    <w:link w:val="Step1"/>
-    <w:rsid w:val="00ED25A8"/>
     <w:rPr>
-      <w:rFonts w:ascii="Times New Roman" w:eastAsia="宋体" w:hAnsi="Times New Roman" w:cs="Times New Roman"/>
-      <w:kern w:val="0"/>
-      <w:sz w:val="24"/>
-      <w14:ligatures w14:val="none"/>
+      <w:rFonts w:asciiTheme="majorHAnsi" w:hAnsiTheme="majorHAnsi" w:eastAsiaTheme="majorEastAsia" w:cstheme="majorBidi"/>
+      <w:color w:val="595959" w:themeColor="text1" w:themeTint="A6"/>
+      <w:spacing w:val="15"/>
+      <w:sz w:val="28"/>
+      <w:szCs w:val="28"/>
+      <w14:textFill>
+        <w14:solidFill>
+          <w14:schemeClr w14:val="tx1">
+            <w14:lumMod w14:val="65000"/>
+            <w14:lumOff w14:val="35000"/>
+          </w14:schemeClr>
+        </w14:solidFill>
+      </w14:textFill>
     </w:rPr>
   </w:style>
-  <w:style w:type="paragraph" w:styleId="a4">
+  <w:style w:type="paragraph" w:styleId="14">
     <w:name w:val="Title"/>
-    <w:basedOn w:val="a0"/>
-    <w:next w:val="a0"/>
-    <w:link w:val="a5"/>
+    <w:basedOn w:val="1"/>
+    <w:next w:val="1"/>
+    <w:link w:val="23"/>
+    <w:qFormat/>
     <w:uiPriority w:val="10"/>
-    <w:qFormat/>
-    <w:rsid w:val="000C32C4"/>
     <w:pPr>
       <w:spacing w:after="80" w:line="240" w:lineRule="auto"/>
       <w:contextualSpacing/>
@@ -6246,27 +6354,105 @@
       <w14:ligatures w14:val="standardContextual"/>
     </w:rPr>
   </w:style>
-  <w:style w:type="character" w:customStyle="1" w:styleId="a5">
+  <w:style w:type="table" w:styleId="16">
+    <w:name w:val="Table Grid"/>
+    <w:basedOn w:val="15"/>
+    <w:uiPriority w:val="39"/>
+    <w:pPr>
+      <w:spacing w:after="0" w:line="240" w:lineRule="auto"/>
+    </w:pPr>
+    <w:tblPr>
+      <w:tblBorders>
+        <w:top w:val="single" w:color="auto" w:sz="4" w:space="0"/>
+        <w:left w:val="single" w:color="auto" w:sz="4" w:space="0"/>
+        <w:bottom w:val="single" w:color="auto" w:sz="4" w:space="0"/>
+        <w:right w:val="single" w:color="auto" w:sz="4" w:space="0"/>
+        <w:insideH w:val="single" w:color="auto" w:sz="4" w:space="0"/>
+        <w:insideV w:val="single" w:color="auto" w:sz="4" w:space="0"/>
+      </w:tblBorders>
+    </w:tblPr>
+  </w:style>
+  <w:style w:type="character" w:styleId="18">
+    <w:name w:val="Strong"/>
+    <w:basedOn w:val="17"/>
+    <w:qFormat/>
+    <w:uiPriority w:val="22"/>
+    <w:rPr>
+      <w:b/>
+    </w:rPr>
+  </w:style>
+  <w:style w:type="character" w:customStyle="1" w:styleId="19">
+    <w:name w:val="标题 1 字符"/>
+    <w:basedOn w:val="17"/>
+    <w:link w:val="2"/>
+    <w:uiPriority w:val="0"/>
+    <w:rPr>
+      <w:rFonts w:ascii="Times New Roman" w:hAnsi="Times New Roman" w:eastAsia="宋体" w:cs="Times New Roman"/>
+      <w:bCs/>
+      <w:snapToGrid w:val="0"/>
+      <w:kern w:val="44"/>
+      <w:sz w:val="32"/>
+      <w:szCs w:val="44"/>
+      <w14:ligatures w14:val="none"/>
+    </w:rPr>
+  </w:style>
+  <w:style w:type="character" w:customStyle="1" w:styleId="20">
+    <w:name w:val="标题 2 字符"/>
+    <w:basedOn w:val="17"/>
+    <w:link w:val="3"/>
+    <w:uiPriority w:val="0"/>
+    <w:rPr>
+      <w:rFonts w:ascii="Times New Roman" w:hAnsi="Times New Roman" w:eastAsia="宋体" w:cs="Times New Roman"/>
+      <w:snapToGrid w:val="0"/>
+      <w:kern w:val="44"/>
+      <w:sz w:val="30"/>
+      <w:szCs w:val="44"/>
+      <w14:ligatures w14:val="none"/>
+    </w:rPr>
+  </w:style>
+  <w:style w:type="paragraph" w:customStyle="1" w:styleId="21">
+    <w:name w:val="Step1"/>
+    <w:basedOn w:val="1"/>
+    <w:link w:val="22"/>
+    <w:qFormat/>
+    <w:uiPriority w:val="0"/>
+    <w:pPr>
+      <w:ind w:firstLine="0" w:firstLineChars="0"/>
+      <w:jc w:val="left"/>
+    </w:pPr>
+  </w:style>
+  <w:style w:type="character" w:customStyle="1" w:styleId="22">
+    <w:name w:val="Step1 字符"/>
+    <w:basedOn w:val="17"/>
+    <w:link w:val="21"/>
+    <w:uiPriority w:val="0"/>
+    <w:rPr>
+      <w:rFonts w:ascii="Times New Roman" w:hAnsi="Times New Roman" w:eastAsia="宋体" w:cs="Times New Roman"/>
+      <w:kern w:val="0"/>
+      <w:sz w:val="24"/>
+      <w14:ligatures w14:val="none"/>
+    </w:rPr>
+  </w:style>
+  <w:style w:type="character" w:customStyle="1" w:styleId="23">
     <w:name w:val="标题 字符"/>
-    <w:basedOn w:val="a1"/>
-    <w:link w:val="a4"/>
+    <w:basedOn w:val="17"/>
+    <w:link w:val="14"/>
     <w:uiPriority w:val="10"/>
-    <w:rsid w:val="000C32C4"/>
     <w:rPr>
-      <w:rFonts w:ascii="Times New Roman" w:eastAsia="宋体" w:hAnsi="Times New Roman" w:cstheme="majorBidi"/>
+      <w:rFonts w:ascii="Times New Roman" w:hAnsi="Times New Roman" w:eastAsia="宋体" w:cstheme="majorBidi"/>
       <w:spacing w:val="-10"/>
       <w:kern w:val="28"/>
       <w:sz w:val="48"/>
       <w:szCs w:val="56"/>
     </w:rPr>
   </w:style>
-  <w:style w:type="character" w:customStyle="1" w:styleId="30">
+  <w:style w:type="character" w:customStyle="1" w:styleId="24">
     <w:name w:val="标题 3 字符"/>
-    <w:basedOn w:val="a1"/>
-    <w:link w:val="3"/>
-    <w:rsid w:val="00FC54AB"/>
+    <w:basedOn w:val="17"/>
+    <w:link w:val="4"/>
+    <w:uiPriority w:val="0"/>
     <w:rPr>
-      <w:rFonts w:ascii="Times New Roman" w:eastAsia="宋体" w:hAnsi="Times New Roman" w:cs="Times New Roman"/>
+      <w:rFonts w:ascii="Times New Roman" w:hAnsi="Times New Roman" w:eastAsia="宋体" w:cs="Times New Roman"/>
       <w:bCs/>
       <w:snapToGrid w:val="0"/>
       <w:kern w:val="44"/>
@@ -6275,13 +6461,13 @@
       <w14:ligatures w14:val="none"/>
     </w:rPr>
   </w:style>
-  <w:style w:type="character" w:customStyle="1" w:styleId="40">
+  <w:style w:type="character" w:customStyle="1" w:styleId="25">
     <w:name w:val="标题 4 字符"/>
-    <w:basedOn w:val="a1"/>
-    <w:link w:val="4"/>
-    <w:rsid w:val="00630A05"/>
+    <w:basedOn w:val="17"/>
+    <w:link w:val="5"/>
+    <w:uiPriority w:val="0"/>
     <w:rPr>
-      <w:rFonts w:ascii="Times New Roman" w:eastAsia="宋体" w:hAnsi="Times New Roman" w:cs="Times New Roman"/>
+      <w:rFonts w:ascii="Times New Roman" w:hAnsi="Times New Roman" w:eastAsia="宋体" w:cs="Times New Roman"/>
       <w:bCs/>
       <w:snapToGrid w:val="0"/>
       <w:kern w:val="44"/>
@@ -6290,13 +6476,13 @@
       <w14:ligatures w14:val="none"/>
     </w:rPr>
   </w:style>
-  <w:style w:type="character" w:customStyle="1" w:styleId="50">
+  <w:style w:type="character" w:customStyle="1" w:styleId="26">
     <w:name w:val="标题 5 字符"/>
-    <w:basedOn w:val="a1"/>
-    <w:link w:val="5"/>
-    <w:rsid w:val="00630A05"/>
+    <w:basedOn w:val="17"/>
+    <w:link w:val="6"/>
+    <w:uiPriority w:val="0"/>
     <w:rPr>
-      <w:rFonts w:ascii="Times New Roman" w:eastAsia="宋体" w:hAnsi="Times New Roman" w:cs="Times New Roman"/>
+      <w:rFonts w:ascii="Times New Roman" w:hAnsi="Times New Roman" w:eastAsia="宋体" w:cs="Times New Roman"/>
       <w:snapToGrid w:val="0"/>
       <w:kern w:val="44"/>
       <w:sz w:val="24"/>
@@ -6304,13 +6490,13 @@
       <w14:ligatures w14:val="none"/>
     </w:rPr>
   </w:style>
-  <w:style w:type="character" w:customStyle="1" w:styleId="60">
+  <w:style w:type="character" w:customStyle="1" w:styleId="27">
     <w:name w:val="标题 6 字符"/>
-    <w:basedOn w:val="a1"/>
-    <w:link w:val="6"/>
-    <w:rsid w:val="00630A05"/>
+    <w:basedOn w:val="17"/>
+    <w:link w:val="7"/>
+    <w:uiPriority w:val="0"/>
     <w:rPr>
-      <w:rFonts w:ascii="Times New Roman" w:eastAsia="宋体" w:hAnsi="Times New Roman" w:cs="Times New Roman"/>
+      <w:rFonts w:ascii="Times New Roman" w:hAnsi="Times New Roman" w:eastAsia="宋体" w:cs="Times New Roman"/>
       <w:snapToGrid w:val="0"/>
       <w:kern w:val="44"/>
       <w:sz w:val="24"/>
@@ -6318,13 +6504,13 @@
       <w14:ligatures w14:val="none"/>
     </w:rPr>
   </w:style>
-  <w:style w:type="character" w:customStyle="1" w:styleId="70">
+  <w:style w:type="character" w:customStyle="1" w:styleId="28">
     <w:name w:val="标题 7 字符"/>
-    <w:basedOn w:val="a1"/>
-    <w:link w:val="7"/>
-    <w:rsid w:val="00630A05"/>
+    <w:basedOn w:val="17"/>
+    <w:link w:val="8"/>
+    <w:uiPriority w:val="0"/>
     <w:rPr>
-      <w:rFonts w:ascii="Times New Roman" w:eastAsia="宋体" w:hAnsi="Times New Roman" w:cs="Times New Roman"/>
+      <w:rFonts w:ascii="Times New Roman" w:hAnsi="Times New Roman" w:eastAsia="宋体" w:cs="Times New Roman"/>
       <w:snapToGrid w:val="0"/>
       <w:kern w:val="44"/>
       <w:sz w:val="24"/>
@@ -6332,24 +6518,24 @@
       <w14:ligatures w14:val="none"/>
     </w:rPr>
   </w:style>
-  <w:style w:type="character" w:customStyle="1" w:styleId="80">
+  <w:style w:type="character" w:customStyle="1" w:styleId="29">
     <w:name w:val="标题 8 字符"/>
-    <w:basedOn w:val="a1"/>
-    <w:link w:val="8"/>
-    <w:rsid w:val="00630A05"/>
+    <w:basedOn w:val="17"/>
+    <w:link w:val="9"/>
+    <w:uiPriority w:val="0"/>
     <w:rPr>
-      <w:rFonts w:ascii="Arial" w:eastAsia="黑体" w:hAnsi="Arial" w:cs="Times New Roman"/>
+      <w:rFonts w:ascii="Arial" w:hAnsi="Arial" w:eastAsia="黑体" w:cs="Times New Roman"/>
       <w:sz w:val="24"/>
       <w14:ligatures w14:val="none"/>
     </w:rPr>
   </w:style>
-  <w:style w:type="character" w:customStyle="1" w:styleId="90">
+  <w:style w:type="character" w:customStyle="1" w:styleId="30">
     <w:name w:val="标题 9 字符"/>
-    <w:basedOn w:val="a1"/>
-    <w:link w:val="9"/>
-    <w:rsid w:val="00630A05"/>
+    <w:basedOn w:val="17"/>
+    <w:link w:val="10"/>
+    <w:uiPriority w:val="0"/>
     <w:rPr>
-      <w:rFonts w:ascii="Times New Roman" w:eastAsia="宋体" w:hAnsi="Times New Roman" w:cs="Times New Roman"/>
+      <w:rFonts w:ascii="Times New Roman" w:hAnsi="Times New Roman" w:eastAsia="宋体" w:cs="Times New Roman"/>
       <w:bCs/>
       <w:snapToGrid w:val="0"/>
       <w:kern w:val="44"/>
@@ -6358,14 +6544,15 @@
       <w14:ligatures w14:val="none"/>
     </w:rPr>
   </w:style>
-  <w:style w:type="paragraph" w:customStyle="1" w:styleId="a">
+  <w:style w:type="paragraph" w:customStyle="1" w:styleId="31">
     <w:name w:val="参考文献"/>
-    <w:basedOn w:val="a0"/>
+    <w:basedOn w:val="1"/>
     <w:qFormat/>
-    <w:rsid w:val="00630A05"/>
+    <w:uiPriority w:val="0"/>
     <w:pPr>
       <w:numPr>
-        <w:numId w:val="12"/>
+        <w:ilvl w:val="0"/>
+        <w:numId w:val="5"/>
       </w:numPr>
       <w:tabs>
         <w:tab w:val="left" w:pos="488"/>
@@ -6374,7 +6561,7 @@
       <w:autoSpaceDN w:val="0"/>
       <w:adjustRightInd w:val="0"/>
       <w:snapToGrid w:val="0"/>
-      <w:ind w:firstLineChars="0" w:firstLine="0"/>
+      <w:ind w:firstLine="0" w:firstLineChars="0"/>
     </w:pPr>
     <w:rPr>
       <w:rFonts w:cs="Courier New"/>
@@ -6382,68 +6569,50 @@
       <w:sz w:val="21"/>
     </w:rPr>
   </w:style>
-  <w:style w:type="paragraph" w:customStyle="1" w:styleId="a6">
+  <w:style w:type="paragraph" w:customStyle="1" w:styleId="32">
     <w:name w:val="图表题注"/>
-    <w:basedOn w:val="a0"/>
-    <w:next w:val="a0"/>
+    <w:basedOn w:val="1"/>
+    <w:next w:val="1"/>
     <w:qFormat/>
-    <w:rsid w:val="00630A05"/>
+    <w:uiPriority w:val="0"/>
     <w:pPr>
-      <w:spacing w:beforeLines="50" w:before="50" w:afterLines="50" w:after="50"/>
-      <w:ind w:firstLineChars="0" w:firstLine="0"/>
+      <w:spacing w:before="50" w:beforeLines="50" w:after="50" w:afterLines="50"/>
+      <w:ind w:firstLine="0" w:firstLineChars="0"/>
       <w:jc w:val="center"/>
     </w:pPr>
     <w:rPr>
       <w:sz w:val="21"/>
     </w:rPr>
   </w:style>
-  <w:style w:type="paragraph" w:styleId="a7">
-    <w:name w:val="Subtitle"/>
-    <w:basedOn w:val="a0"/>
-    <w:next w:val="a0"/>
-    <w:link w:val="a8"/>
+  <w:style w:type="character" w:customStyle="1" w:styleId="33">
+    <w:name w:val="副标题 字符"/>
+    <w:basedOn w:val="17"/>
+    <w:link w:val="13"/>
     <w:uiPriority w:val="11"/>
-    <w:qFormat/>
-    <w:rsid w:val="00C54269"/>
-    <w:pPr>
-      <w:numPr>
-        <w:ilvl w:val="1"/>
-      </w:numPr>
-      <w:spacing w:after="160"/>
-      <w:ind w:firstLineChars="200" w:firstLine="200"/>
-      <w:jc w:val="center"/>
-    </w:pPr>
     <w:rPr>
-      <w:rFonts w:asciiTheme="majorHAnsi" w:eastAsiaTheme="majorEastAsia" w:hAnsiTheme="majorHAnsi" w:cstheme="majorBidi"/>
+      <w:rFonts w:asciiTheme="majorHAnsi" w:hAnsiTheme="majorHAnsi" w:eastAsiaTheme="majorEastAsia" w:cstheme="majorBidi"/>
       <w:color w:val="595959" w:themeColor="text1" w:themeTint="A6"/>
       <w:spacing w:val="15"/>
       <w:sz w:val="28"/>
       <w:szCs w:val="28"/>
-    </w:rPr>
-  </w:style>
-  <w:style w:type="character" w:customStyle="1" w:styleId="a8">
-    <w:name w:val="副标题 字符"/>
-    <w:basedOn w:val="a1"/>
-    <w:link w:val="a7"/>
-    <w:uiPriority w:val="11"/>
-    <w:rsid w:val="00C54269"/>
-    <w:rPr>
-      <w:rFonts w:asciiTheme="majorHAnsi" w:eastAsiaTheme="majorEastAsia" w:hAnsiTheme="majorHAnsi" w:cstheme="majorBidi"/>
-      <w:color w:val="595959" w:themeColor="text1" w:themeTint="A6"/>
-      <w:spacing w:val="15"/>
-      <w:sz w:val="28"/>
-      <w:szCs w:val="28"/>
+      <w14:textFill>
+        <w14:solidFill>
+          <w14:schemeClr w14:val="tx1">
+            <w14:lumMod w14:val="65000"/>
+            <w14:lumOff w14:val="35000"/>
+          </w14:schemeClr>
+        </w14:solidFill>
+      </w14:textFill>
       <w14:ligatures w14:val="none"/>
     </w:rPr>
   </w:style>
-  <w:style w:type="paragraph" w:styleId="a9">
+  <w:style w:type="paragraph" w:styleId="34">
     <w:name w:val="Quote"/>
-    <w:basedOn w:val="a0"/>
-    <w:next w:val="a0"/>
-    <w:link w:val="aa"/>
+    <w:basedOn w:val="1"/>
+    <w:next w:val="1"/>
+    <w:link w:val="35"/>
+    <w:qFormat/>
     <w:uiPriority w:val="29"/>
-    <w:qFormat/>
-    <w:rsid w:val="00C54269"/>
     <w:pPr>
       <w:spacing w:before="160" w:after="160"/>
       <w:jc w:val="center"/>
@@ -6452,59 +6621,71 @@
       <w:i/>
       <w:iCs/>
       <w:color w:val="404040" w:themeColor="text1" w:themeTint="BF"/>
+      <w14:textFill>
+        <w14:solidFill>
+          <w14:schemeClr w14:val="tx1">
+            <w14:lumMod w14:val="75000"/>
+            <w14:lumOff w14:val="25000"/>
+          </w14:schemeClr>
+        </w14:solidFill>
+      </w14:textFill>
     </w:rPr>
   </w:style>
-  <w:style w:type="character" w:customStyle="1" w:styleId="aa">
+  <w:style w:type="character" w:customStyle="1" w:styleId="35">
     <w:name w:val="引用 字符"/>
-    <w:basedOn w:val="a1"/>
-    <w:link w:val="a9"/>
+    <w:basedOn w:val="17"/>
+    <w:link w:val="34"/>
     <w:uiPriority w:val="29"/>
-    <w:rsid w:val="00C54269"/>
     <w:rPr>
-      <w:rFonts w:ascii="Times New Roman" w:eastAsia="宋体" w:hAnsi="Times New Roman" w:cs="Times New Roman"/>
+      <w:rFonts w:ascii="Times New Roman" w:hAnsi="Times New Roman" w:eastAsia="宋体" w:cs="Times New Roman"/>
       <w:i/>
       <w:iCs/>
       <w:color w:val="404040" w:themeColor="text1" w:themeTint="BF"/>
       <w:sz w:val="24"/>
       <w:szCs w:val="21"/>
+      <w14:textFill>
+        <w14:solidFill>
+          <w14:schemeClr w14:val="tx1">
+            <w14:lumMod w14:val="75000"/>
+            <w14:lumOff w14:val="25000"/>
+          </w14:schemeClr>
+        </w14:solidFill>
+      </w14:textFill>
       <w14:ligatures w14:val="none"/>
     </w:rPr>
   </w:style>
-  <w:style w:type="paragraph" w:styleId="ab">
+  <w:style w:type="paragraph" w:styleId="36">
     <w:name w:val="List Paragraph"/>
-    <w:basedOn w:val="a0"/>
+    <w:basedOn w:val="1"/>
+    <w:qFormat/>
     <w:uiPriority w:val="34"/>
-    <w:qFormat/>
-    <w:rsid w:val="00C54269"/>
     <w:pPr>
       <w:ind w:left="720"/>
       <w:contextualSpacing/>
     </w:pPr>
   </w:style>
-  <w:style w:type="character" w:styleId="ac">
+  <w:style w:type="character" w:customStyle="1" w:styleId="37">
     <w:name w:val="Intense Emphasis"/>
-    <w:basedOn w:val="a1"/>
+    <w:basedOn w:val="17"/>
+    <w:qFormat/>
     <w:uiPriority w:val="21"/>
-    <w:qFormat/>
-    <w:rsid w:val="00C54269"/>
     <w:rPr>
       <w:i/>
       <w:iCs/>
-      <w:color w:val="0F4761" w:themeColor="accent1" w:themeShade="BF"/>
+      <w:color w:val="104862" w:themeColor="accent1" w:themeShade="BF"/>
     </w:rPr>
   </w:style>
-  <w:style w:type="paragraph" w:styleId="ad">
+  <w:style w:type="paragraph" w:styleId="38">
     <w:name w:val="Intense Quote"/>
-    <w:basedOn w:val="a0"/>
-    <w:next w:val="a0"/>
-    <w:link w:val="ae"/>
+    <w:basedOn w:val="1"/>
+    <w:next w:val="1"/>
+    <w:link w:val="39"/>
+    <w:qFormat/>
     <w:uiPriority w:val="30"/>
-    <w:qFormat/>
-    <w:rsid w:val="00C54269"/>
     <w:pPr>
       <w:pBdr>
-        <w:top w:val="single" w:sz="4" w:space="10" w:color="0F4761" w:themeColor="accent1" w:themeShade="BF"/>
-        <w:bottom w:val="single" w:sz="4" w:space="10" w:color="0F4761" w:themeColor="accent1" w:themeShade="BF"/>
+        <w:top w:val="single" w:color="0F4761" w:themeColor="accent1" w:themeShade="BF" w:sz="4" w:space="10"/>
+        <w:bottom w:val="single" w:color="0F4761" w:themeColor="accent1" w:themeShade="BF" w:sz="4" w:space="10"/>
       </w:pBdr>
       <w:spacing w:before="360" w:after="360"/>
       <w:ind w:left="864" w:right="864"/>
@@ -6513,142 +6694,76 @@
     <w:rPr>
       <w:i/>
       <w:iCs/>
-      <w:color w:val="0F4761" w:themeColor="accent1" w:themeShade="BF"/>
+      <w:color w:val="104862" w:themeColor="accent1" w:themeShade="BF"/>
     </w:rPr>
   </w:style>
-  <w:style w:type="character" w:customStyle="1" w:styleId="ae">
+  <w:style w:type="character" w:customStyle="1" w:styleId="39">
     <w:name w:val="明显引用 字符"/>
-    <w:basedOn w:val="a1"/>
-    <w:link w:val="ad"/>
+    <w:basedOn w:val="17"/>
+    <w:link w:val="38"/>
     <w:uiPriority w:val="30"/>
-    <w:rsid w:val="00C54269"/>
     <w:rPr>
-      <w:rFonts w:ascii="Times New Roman" w:eastAsia="宋体" w:hAnsi="Times New Roman" w:cs="Times New Roman"/>
+      <w:rFonts w:ascii="Times New Roman" w:hAnsi="Times New Roman" w:eastAsia="宋体" w:cs="Times New Roman"/>
       <w:i/>
       <w:iCs/>
-      <w:color w:val="0F4761" w:themeColor="accent1" w:themeShade="BF"/>
+      <w:color w:val="104862" w:themeColor="accent1" w:themeShade="BF"/>
       <w:sz w:val="24"/>
       <w:szCs w:val="21"/>
       <w14:ligatures w14:val="none"/>
     </w:rPr>
   </w:style>
-  <w:style w:type="character" w:styleId="af">
+  <w:style w:type="character" w:customStyle="1" w:styleId="40">
     <w:name w:val="Intense Reference"/>
-    <w:basedOn w:val="a1"/>
+    <w:basedOn w:val="17"/>
+    <w:qFormat/>
     <w:uiPriority w:val="32"/>
-    <w:qFormat/>
-    <w:rsid w:val="00C54269"/>
     <w:rPr>
       <w:b/>
       <w:bCs/>
       <w:smallCaps/>
-      <w:color w:val="0F4761" w:themeColor="accent1" w:themeShade="BF"/>
+      <w:color w:val="104862" w:themeColor="accent1" w:themeShade="BF"/>
       <w:spacing w:val="5"/>
     </w:rPr>
   </w:style>
-  <w:style w:type="paragraph" w:styleId="af0">
-    <w:name w:val="header"/>
-    <w:basedOn w:val="a0"/>
-    <w:link w:val="af1"/>
+  <w:style w:type="character" w:customStyle="1" w:styleId="41">
+    <w:name w:val="页眉 字符"/>
+    <w:basedOn w:val="17"/>
+    <w:link w:val="12"/>
     <w:uiPriority w:val="99"/>
-    <w:unhideWhenUsed/>
-    <w:rsid w:val="006E3482"/>
-    <w:pPr>
-      <w:tabs>
-        <w:tab w:val="center" w:pos="4153"/>
-        <w:tab w:val="right" w:pos="8306"/>
-      </w:tabs>
-      <w:snapToGrid w:val="0"/>
-      <w:spacing w:line="240" w:lineRule="auto"/>
-      <w:jc w:val="center"/>
-    </w:pPr>
     <w:rPr>
-      <w:sz w:val="18"/>
-      <w:szCs w:val="18"/>
-    </w:rPr>
-  </w:style>
-  <w:style w:type="character" w:customStyle="1" w:styleId="af1">
-    <w:name w:val="页眉 字符"/>
-    <w:basedOn w:val="a1"/>
-    <w:link w:val="af0"/>
-    <w:uiPriority w:val="99"/>
-    <w:rsid w:val="006E3482"/>
-    <w:rPr>
-      <w:rFonts w:ascii="Times New Roman" w:eastAsia="宋体" w:hAnsi="Times New Roman" w:cs="Times New Roman"/>
+      <w:rFonts w:ascii="Times New Roman" w:hAnsi="Times New Roman" w:eastAsia="宋体" w:cs="Times New Roman"/>
       <w:sz w:val="18"/>
       <w:szCs w:val="18"/>
       <w14:ligatures w14:val="none"/>
     </w:rPr>
   </w:style>
-  <w:style w:type="paragraph" w:styleId="af2">
-    <w:name w:val="footer"/>
-    <w:basedOn w:val="a0"/>
-    <w:link w:val="af3"/>
+  <w:style w:type="character" w:customStyle="1" w:styleId="42">
+    <w:name w:val="页脚 字符"/>
+    <w:basedOn w:val="17"/>
+    <w:link w:val="11"/>
     <w:uiPriority w:val="99"/>
-    <w:unhideWhenUsed/>
-    <w:rsid w:val="006E3482"/>
-    <w:pPr>
-      <w:tabs>
-        <w:tab w:val="center" w:pos="4153"/>
-        <w:tab w:val="right" w:pos="8306"/>
-      </w:tabs>
-      <w:snapToGrid w:val="0"/>
-      <w:spacing w:line="240" w:lineRule="auto"/>
-      <w:jc w:val="left"/>
-    </w:pPr>
     <w:rPr>
-      <w:sz w:val="18"/>
-      <w:szCs w:val="18"/>
-    </w:rPr>
-  </w:style>
-  <w:style w:type="character" w:customStyle="1" w:styleId="af3">
-    <w:name w:val="页脚 字符"/>
-    <w:basedOn w:val="a1"/>
-    <w:link w:val="af2"/>
-    <w:uiPriority w:val="99"/>
-    <w:rsid w:val="006E3482"/>
-    <w:rPr>
-      <w:rFonts w:ascii="Times New Roman" w:eastAsia="宋体" w:hAnsi="Times New Roman" w:cs="Times New Roman"/>
+      <w:rFonts w:ascii="Times New Roman" w:hAnsi="Times New Roman" w:eastAsia="宋体" w:cs="Times New Roman"/>
       <w:sz w:val="18"/>
       <w:szCs w:val="18"/>
       <w14:ligatures w14:val="none"/>
     </w:rPr>
   </w:style>
-  <w:style w:type="table" w:styleId="af4">
-    <w:name w:val="Table Grid"/>
-    <w:basedOn w:val="a2"/>
-    <w:uiPriority w:val="39"/>
-    <w:rsid w:val="007777E3"/>
-    <w:pPr>
-      <w:spacing w:after="0" w:line="240" w:lineRule="auto"/>
-    </w:pPr>
-    <w:tblPr>
-      <w:tblBorders>
-        <w:top w:val="single" w:sz="4" w:space="0" w:color="auto"/>
-        <w:left w:val="single" w:sz="4" w:space="0" w:color="auto"/>
-        <w:bottom w:val="single" w:sz="4" w:space="0" w:color="auto"/>
-        <w:right w:val="single" w:sz="4" w:space="0" w:color="auto"/>
-        <w:insideH w:val="single" w:sz="4" w:space="0" w:color="auto"/>
-        <w:insideV w:val="single" w:sz="4" w:space="0" w:color="auto"/>
-      </w:tblBorders>
-    </w:tblPr>
-  </w:style>
-  <w:style w:type="character" w:styleId="af5">
+  <w:style w:type="character" w:styleId="43">
     <w:name w:val="Placeholder Text"/>
-    <w:basedOn w:val="a1"/>
+    <w:basedOn w:val="17"/>
+    <w:semiHidden/>
     <w:uiPriority w:val="99"/>
-    <w:semiHidden/>
-    <w:rsid w:val="00BA3CD3"/>
     <w:rPr>
       <w:color w:val="666666"/>
     </w:rPr>
   </w:style>
-  <w:style w:type="paragraph" w:customStyle="1" w:styleId="MTDisplayEquation">
+  <w:style w:type="paragraph" w:customStyle="1" w:styleId="44">
     <w:name w:val="MTDisplayEquation"/>
-    <w:basedOn w:val="a0"/>
-    <w:next w:val="a0"/>
-    <w:link w:val="MTDisplayEquation0"/>
-    <w:rsid w:val="00BA3CD3"/>
+    <w:basedOn w:val="1"/>
+    <w:next w:val="1"/>
+    <w:link w:val="45"/>
+    <w:uiPriority w:val="0"/>
     <w:pPr>
       <w:tabs>
         <w:tab w:val="center" w:pos="4160"/>
@@ -6657,13 +6772,13 @@
       <w:ind w:firstLine="480"/>
     </w:pPr>
   </w:style>
-  <w:style w:type="character" w:customStyle="1" w:styleId="MTDisplayEquation0">
+  <w:style w:type="character" w:customStyle="1" w:styleId="45">
     <w:name w:val="MTDisplayEquation 字符"/>
-    <w:basedOn w:val="a1"/>
-    <w:link w:val="MTDisplayEquation"/>
-    <w:rsid w:val="00BA3CD3"/>
+    <w:basedOn w:val="17"/>
+    <w:link w:val="44"/>
+    <w:uiPriority w:val="0"/>
     <w:rPr>
-      <w:rFonts w:ascii="Times New Roman" w:eastAsia="宋体" w:hAnsi="Times New Roman" w:cs="Times New Roman"/>
+      <w:rFonts w:ascii="Times New Roman" w:hAnsi="Times New Roman" w:eastAsia="宋体" w:cs="Times New Roman"/>
       <w:sz w:val="24"/>
       <w:szCs w:val="21"/>
       <w14:ligatures w14:val="none"/>
@@ -6715,7 +6830,7 @@
     </a:clrScheme>
     <a:fontScheme name="Office">
       <a:majorFont>
-        <a:latin typeface="等线 Light" panose="02110004020202020204"/>
+        <a:latin typeface="等线 Light"/>
         <a:ea typeface=""/>
         <a:cs typeface=""/>
         <a:font script="Jpan" typeface="游ゴシック Light"/>
@@ -6748,26 +6863,9 @@
         <a:font script="Viet" typeface="Times New Roman"/>
         <a:font script="Uigh" typeface="Microsoft Uighur"/>
         <a:font script="Geor" typeface="Sylfaen"/>
-        <a:font script="Armn" typeface="Arial"/>
-        <a:font script="Bugi" typeface="Leelawadee UI"/>
-        <a:font script="Bopo" typeface="Microsoft JhengHei"/>
-        <a:font script="Java" typeface="Javanese Text"/>
-        <a:font script="Lisu" typeface="Segoe UI"/>
-        <a:font script="Mymr" typeface="Myanmar Text"/>
-        <a:font script="Nkoo" typeface="Ebrima"/>
-        <a:font script="Olck" typeface="Nirmala UI"/>
-        <a:font script="Osma" typeface="Ebrima"/>
-        <a:font script="Phag" typeface="Phagspa"/>
-        <a:font script="Syrn" typeface="Estrangelo Edessa"/>
-        <a:font script="Syrj" typeface="Estrangelo Edessa"/>
-        <a:font script="Syre" typeface="Estrangelo Edessa"/>
-        <a:font script="Sora" typeface="Nirmala UI"/>
-        <a:font script="Tale" typeface="Microsoft Tai Le"/>
-        <a:font script="Talu" typeface="Microsoft New Tai Lue"/>
-        <a:font script="Tfng" typeface="Ebrima"/>
       </a:majorFont>
       <a:minorFont>
-        <a:latin typeface="等线" panose="02110004020202020204"/>
+        <a:latin typeface="等线"/>
         <a:ea typeface=""/>
         <a:cs typeface=""/>
         <a:font script="Jpan" typeface="游明朝"/>
@@ -6800,23 +6898,6 @@
         <a:font script="Viet" typeface="Arial"/>
         <a:font script="Uigh" typeface="Microsoft Uighur"/>
         <a:font script="Geor" typeface="Sylfaen"/>
-        <a:font script="Armn" typeface="Arial"/>
-        <a:font script="Bugi" typeface="Leelawadee UI"/>
-        <a:font script="Bopo" typeface="Microsoft JhengHei"/>
-        <a:font script="Java" typeface="Javanese Text"/>
-        <a:font script="Lisu" typeface="Segoe UI"/>
-        <a:font script="Mymr" typeface="Myanmar Text"/>
-        <a:font script="Nkoo" typeface="Ebrima"/>
-        <a:font script="Olck" typeface="Nirmala UI"/>
-        <a:font script="Osma" typeface="Ebrima"/>
-        <a:font script="Phag" typeface="Phagspa"/>
-        <a:font script="Syrn" typeface="Estrangelo Edessa"/>
-        <a:font script="Syrj" typeface="Estrangelo Edessa"/>
-        <a:font script="Syre" typeface="Estrangelo Edessa"/>
-        <a:font script="Sora" typeface="Nirmala UI"/>
-        <a:font script="Tale" typeface="Microsoft Tai Le"/>
-        <a:font script="Talu" typeface="Microsoft New Tai Lue"/>
-        <a:font script="Tfng" typeface="Ebrima"/>
       </a:minorFont>
     </a:fontScheme>
     <a:fmtScheme name="Office">
@@ -6958,11 +7039,5 @@
     </a:fmtScheme>
   </a:themeElements>
   <a:objectDefaults/>
-  <a:extraClrSchemeLst/>
-  <a:extLst>
-    <a:ext uri="{05A4C25C-085E-4340-85A3-A5531E510DB2}">
-      <thm15:themeFamily xmlns:thm15="http://schemas.microsoft.com/office/thememl/2012/main" name="Office Theme" id="{2E142A2C-CD16-42D6-873A-C26D2A0506FA}" vid="{1BDDFF52-6CD6-40A5-AB3C-68EB2F1E4D0A}"/>
-    </a:ext>
-  </a:extLst>
 </a:theme>
 </file>
--- a/项目/进度.docx
+++ b/项目/进度.docx
@@ -1541,7 +1541,7 @@
               <w:bottom w:val="single" w:color="auto" w:sz="4" w:space="0"/>
               <w:right w:val="single" w:color="auto" w:sz="4" w:space="0"/>
             </w:tcBorders>
-            <w:shd w:val="clear" w:color="auto" w:fill="auto"/>
+            <w:shd w:val="clear" w:color="auto" w:fill="FF0000"/>
             <w:noWrap/>
             <w:vAlign w:val="center"/>
           </w:tcPr>
@@ -1552,6 +1552,29 @@
               <w:ind w:firstLine="0" w:firstLineChars="0"/>
               <w:jc w:val="center"/>
               <w:rPr>
+                <w:rFonts w:hint="eastAsia" w:ascii="宋体" w:hAnsi="宋体" w:cs="宋体"/>
+                <w:color w:val="000000"/>
+                <w:kern w:val="0"/>
+                <w:szCs w:val="24"/>
+              </w:rPr>
+            </w:pPr>
+            <w:r>
+              <w:rPr>
+                <w:rFonts w:hint="eastAsia" w:ascii="宋体" w:hAnsi="宋体" w:cs="宋体"/>
+                <w:color w:val="000000"/>
+                <w:kern w:val="0"/>
+                <w:szCs w:val="24"/>
+              </w:rPr>
+              <w:t>张力不均</w:t>
+            </w:r>
+          </w:p>
+          <w:p>
+            <w:pPr>
+              <w:widowControl/>
+              <w:spacing w:line="240" w:lineRule="auto"/>
+              <w:ind w:firstLine="0" w:firstLineChars="0"/>
+              <w:jc w:val="center"/>
+              <w:rPr>
                 <w:rFonts w:hint="eastAsia" w:ascii="宋体" w:hAnsi="宋体" w:eastAsia="宋体" w:cs="宋体"/>
                 <w:color w:val="000000"/>
                 <w:kern w:val="0"/>
@@ -1559,15 +1582,6 @@
                 <w:lang w:eastAsia="zh-CN"/>
               </w:rPr>
             </w:pPr>
-            <w:r>
-              <w:rPr>
-                <w:rFonts w:hint="eastAsia" w:ascii="宋体" w:hAnsi="宋体" w:cs="宋体"/>
-                <w:color w:val="000000"/>
-                <w:kern w:val="0"/>
-                <w:szCs w:val="24"/>
-              </w:rPr>
-              <w:t>张力不均</w:t>
-            </w:r>
             <w:r>
               <w:rPr>
                 <w:rFonts w:hint="eastAsia" w:ascii="宋体" w:hAnsi="宋体" w:cs="宋体"/>
@@ -1648,7 +1662,7 @@
               <w:bottom w:val="single" w:color="auto" w:sz="4" w:space="0"/>
               <w:right w:val="single" w:color="auto" w:sz="4" w:space="0"/>
             </w:tcBorders>
-            <w:shd w:val="clear" w:color="auto" w:fill="FF0000"/>
+            <w:shd w:val="clear" w:color="auto" w:fill="FFFFFF" w:themeFill="background1"/>
             <w:noWrap/>
             <w:vAlign w:val="center"/>
           </w:tcPr>
@@ -1667,17 +1681,6 @@
                 <w:szCs w:val="24"/>
               </w:rPr>
             </w:pPr>
-            <w:r>
-              <w:rPr>
-                <w:rFonts w:hint="eastAsia" w:ascii="宋体" w:hAnsi="宋体" w:cs="宋体"/>
-                <w:b/>
-                <w:bCs/>
-                <w:color w:val="000000"/>
-                <w:kern w:val="0"/>
-                <w:szCs w:val="24"/>
-              </w:rPr>
-              <w:t>见张力不均</w:t>
-            </w:r>
           </w:p>
         </w:tc>
         <w:tc>
@@ -1817,7 +1820,7 @@
               <w:bottom w:val="single" w:color="auto" w:sz="4" w:space="0"/>
               <w:right w:val="single" w:color="auto" w:sz="4" w:space="0"/>
             </w:tcBorders>
-            <w:shd w:val="clear" w:color="auto" w:fill="auto"/>
+            <w:shd w:val="clear" w:color="auto" w:fill="FF0000"/>
             <w:noWrap/>
             <w:vAlign w:val="center"/>
           </w:tcPr>
@@ -1841,7 +1844,30 @@
                 <w:kern w:val="0"/>
                 <w:szCs w:val="24"/>
               </w:rPr>
-              <w:t>打滑（</w:t>
+              <w:t>打滑</w:t>
+            </w:r>
+          </w:p>
+          <w:p>
+            <w:pPr>
+              <w:widowControl/>
+              <w:spacing w:line="240" w:lineRule="auto"/>
+              <w:ind w:firstLine="0" w:firstLineChars="0"/>
+              <w:jc w:val="center"/>
+              <w:rPr>
+                <w:rFonts w:hint="eastAsia" w:ascii="宋体" w:hAnsi="宋体" w:cs="宋体"/>
+                <w:color w:val="000000"/>
+                <w:kern w:val="0"/>
+                <w:szCs w:val="24"/>
+              </w:rPr>
+            </w:pPr>
+            <w:r>
+              <w:rPr>
+                <w:rFonts w:hint="eastAsia" w:ascii="宋体" w:hAnsi="宋体" w:cs="宋体"/>
+                <w:color w:val="000000"/>
+                <w:kern w:val="0"/>
+                <w:szCs w:val="24"/>
+              </w:rPr>
+              <w:t>（</w:t>
             </w:r>
             <w:r>
               <w:rPr>
@@ -1911,7 +1937,7 @@
               <w:bottom w:val="single" w:color="auto" w:sz="4" w:space="0"/>
               <w:right w:val="single" w:color="auto" w:sz="4" w:space="0"/>
             </w:tcBorders>
-            <w:shd w:val="clear" w:color="auto" w:fill="FF0000"/>
+            <w:shd w:val="clear" w:color="auto" w:fill="FFFFFF" w:themeFill="background1"/>
             <w:noWrap/>
             <w:vAlign w:val="center"/>
           </w:tcPr>
@@ -1930,17 +1956,6 @@
                 <w:szCs w:val="24"/>
               </w:rPr>
             </w:pPr>
-            <w:r>
-              <w:rPr>
-                <w:rFonts w:hint="eastAsia" w:ascii="宋体" w:hAnsi="宋体" w:cs="宋体"/>
-                <w:b/>
-                <w:bCs/>
-                <w:color w:val="000000"/>
-                <w:kern w:val="0"/>
-                <w:szCs w:val="24"/>
-              </w:rPr>
-              <w:t>见打滑</w:t>
-            </w:r>
           </w:p>
         </w:tc>
         <w:tc>
@@ -2520,7 +2535,7 @@
               <w:bottom w:val="single" w:color="auto" w:sz="4" w:space="0"/>
               <w:right w:val="single" w:color="auto" w:sz="4" w:space="0"/>
             </w:tcBorders>
-            <w:shd w:val="clear" w:color="auto" w:fill="auto"/>
+            <w:shd w:val="clear" w:color="auto" w:fill="FF0000"/>
             <w:noWrap/>
             <w:vAlign w:val="center"/>
           </w:tcPr>
@@ -2545,6 +2560,53 @@
                 <w:szCs w:val="24"/>
               </w:rPr>
               <w:t>轿架振动</w:t>
+            </w:r>
+          </w:p>
+          <w:p>
+            <w:pPr>
+              <w:widowControl/>
+              <w:spacing w:line="240" w:lineRule="auto"/>
+              <w:ind w:firstLine="0" w:firstLineChars="0"/>
+              <w:jc w:val="center"/>
+              <w:rPr>
+                <w:rFonts w:hint="eastAsia" w:ascii="宋体" w:hAnsi="宋体" w:eastAsia="宋体" w:cs="宋体"/>
+                <w:color w:val="000000"/>
+                <w:kern w:val="0"/>
+                <w:szCs w:val="24"/>
+                <w:lang w:eastAsia="zh-CN"/>
+              </w:rPr>
+            </w:pPr>
+            <w:r>
+              <w:rPr>
+                <w:rFonts w:hint="eastAsia" w:ascii="宋体" w:hAnsi="宋体" w:cs="宋体"/>
+                <w:color w:val="000000"/>
+                <w:kern w:val="0"/>
+                <w:szCs w:val="24"/>
+                <w:lang w:eastAsia="zh-CN"/>
+              </w:rPr>
+              <w:t>（</w:t>
+            </w:r>
+            <w:r>
+              <w:rPr>
+                <w:rFonts w:hint="eastAsia" w:ascii="宋体" w:hAnsi="宋体" w:cs="宋体"/>
+                <w:b/>
+                <w:bCs/>
+                <w:color w:val="000000"/>
+                <w:kern w:val="0"/>
+                <w:szCs w:val="24"/>
+                <w:lang w:val="en-US" w:eastAsia="zh-CN"/>
+              </w:rPr>
+              <w:t>不行</w:t>
+            </w:r>
+            <w:r>
+              <w:rPr>
+                <w:rFonts w:hint="eastAsia" w:ascii="宋体" w:hAnsi="宋体" w:cs="宋体"/>
+                <w:color w:val="000000"/>
+                <w:kern w:val="0"/>
+                <w:szCs w:val="24"/>
+                <w:lang w:eastAsia="zh-CN"/>
+              </w:rPr>
+              <w:t>）</w:t>
             </w:r>
           </w:p>
         </w:tc>
@@ -2619,15 +2681,6 @@
               </w:rPr>
               <w:t>轿架振动异常</w:t>
             </w:r>
-            <w:r>
-              <w:rPr>
-                <w:rFonts w:hint="eastAsia" w:ascii="MS Gothic" w:hAnsi="MS Gothic" w:eastAsia="MS Gothic" w:cs="MS Gothic"/>
-                <w:color w:val="000000"/>
-                <w:kern w:val="0"/>
-                <w:szCs w:val="24"/>
-              </w:rPr>
-              <w:t>✓</w:t>
-            </w:r>
           </w:p>
         </w:tc>
         <w:tc>
@@ -2667,6 +2720,7 @@
               <w:bottom w:val="single" w:color="auto" w:sz="4" w:space="0"/>
               <w:right w:val="single" w:color="auto" w:sz="4" w:space="0"/>
             </w:tcBorders>
+            <w:shd w:val="clear" w:color="auto" w:fill="FFFF00"/>
             <w:vAlign w:val="center"/>
           </w:tcPr>
           <w:p>
@@ -2676,12 +2730,23 @@
               <w:ind w:firstLine="0" w:firstLineChars="0"/>
               <w:jc w:val="center"/>
               <w:rPr>
-                <w:rFonts w:hint="eastAsia" w:ascii="宋体" w:hAnsi="宋体" w:cs="宋体"/>
-                <w:color w:val="000000"/>
-                <w:kern w:val="0"/>
-                <w:szCs w:val="24"/>
-              </w:rPr>
-            </w:pPr>
+                <w:rFonts w:hint="eastAsia" w:ascii="宋体" w:hAnsi="宋体" w:eastAsia="宋体" w:cs="宋体"/>
+                <w:color w:val="000000"/>
+                <w:kern w:val="0"/>
+                <w:szCs w:val="24"/>
+                <w:lang w:val="en-US" w:eastAsia="zh-CN"/>
+              </w:rPr>
+            </w:pPr>
+            <w:r>
+              <w:rPr>
+                <w:rFonts w:hint="eastAsia" w:ascii="宋体" w:hAnsi="宋体" w:cs="宋体"/>
+                <w:color w:val="000000"/>
+                <w:kern w:val="0"/>
+                <w:szCs w:val="24"/>
+                <w:lang w:val="en-US" w:eastAsia="zh-CN"/>
+              </w:rPr>
+              <w:t>G？</w:t>
+            </w:r>
           </w:p>
         </w:tc>
       </w:tr>
@@ -2734,7 +2799,7 @@
               <w:bottom w:val="single" w:color="auto" w:sz="4" w:space="0"/>
               <w:right w:val="single" w:color="auto" w:sz="4" w:space="0"/>
             </w:tcBorders>
-            <w:shd w:val="clear" w:color="auto" w:fill="auto"/>
+            <w:shd w:val="clear" w:color="auto" w:fill="FF0000"/>
             <w:noWrap/>
             <w:vAlign w:val="center"/>
           </w:tcPr>
@@ -2759,6 +2824,53 @@
                 <w:szCs w:val="24"/>
               </w:rPr>
               <w:t>运行状态异常</w:t>
+            </w:r>
+          </w:p>
+          <w:p>
+            <w:pPr>
+              <w:widowControl/>
+              <w:spacing w:line="240" w:lineRule="auto"/>
+              <w:ind w:firstLine="0" w:firstLineChars="0"/>
+              <w:jc w:val="center"/>
+              <w:rPr>
+                <w:rFonts w:hint="eastAsia" w:ascii="宋体" w:hAnsi="宋体" w:eastAsia="宋体" w:cs="宋体"/>
+                <w:color w:val="000000"/>
+                <w:kern w:val="0"/>
+                <w:szCs w:val="24"/>
+                <w:lang w:eastAsia="zh-CN"/>
+              </w:rPr>
+            </w:pPr>
+            <w:r>
+              <w:rPr>
+                <w:rFonts w:hint="eastAsia" w:ascii="宋体" w:hAnsi="宋体" w:cs="宋体"/>
+                <w:color w:val="000000"/>
+                <w:kern w:val="0"/>
+                <w:szCs w:val="24"/>
+                <w:lang w:eastAsia="zh-CN"/>
+              </w:rPr>
+              <w:t>（</w:t>
+            </w:r>
+            <w:r>
+              <w:rPr>
+                <w:rFonts w:hint="eastAsia" w:ascii="宋体" w:hAnsi="宋体" w:cs="宋体"/>
+                <w:b/>
+                <w:bCs/>
+                <w:color w:val="000000"/>
+                <w:kern w:val="0"/>
+                <w:szCs w:val="24"/>
+                <w:lang w:val="en-US" w:eastAsia="zh-CN"/>
+              </w:rPr>
+              <w:t>不行</w:t>
+            </w:r>
+            <w:r>
+              <w:rPr>
+                <w:rFonts w:hint="eastAsia" w:ascii="宋体" w:hAnsi="宋体" w:cs="宋体"/>
+                <w:color w:val="000000"/>
+                <w:kern w:val="0"/>
+                <w:szCs w:val="24"/>
+                <w:lang w:eastAsia="zh-CN"/>
+              </w:rPr>
+              <w:t>）</w:t>
             </w:r>
           </w:p>
         </w:tc>
@@ -2879,7 +2991,7 @@
               <w:bottom w:val="single" w:color="auto" w:sz="4" w:space="0"/>
               <w:right w:val="single" w:color="auto" w:sz="4" w:space="0"/>
             </w:tcBorders>
-            <w:shd w:val="clear" w:color="auto" w:fill="FF0000"/>
+            <w:shd w:val="clear" w:color="auto" w:fill="FFFFFF" w:themeFill="background1"/>
             <w:noWrap/>
             <w:vAlign w:val="center"/>
           </w:tcPr>
@@ -4911,51 +5023,51 @@
         </w:rPr>
         <w:t>考虑到现有设备情况，elevator_car.py仅保留平稳度异常（运行晃动）诊断，时域指标参数选择峰值因子，脉冲因子和裕度因子，trigger_count: 3</w:t>
       </w:r>
+    </w:p>
+    <w:p>
+      <w:pPr>
+        <w:pStyle w:val="2"/>
+      </w:pPr>
+      <w:r>
+        <w:rPr>
+          <w:rFonts w:hint="eastAsia"/>
+        </w:rPr>
+        <w:t>不可行部分</w:t>
+      </w:r>
+    </w:p>
+    <w:p>
+      <w:pPr>
+        <w:ind w:firstLine="480"/>
+        <w:rPr>
+          <w:rFonts w:hint="eastAsia"/>
+          <w:lang w:val="en-US" w:eastAsia="zh-CN"/>
+        </w:rPr>
+      </w:pPr>
+      <w:r>
+        <w:rPr>
+          <w:rFonts w:hint="eastAsia"/>
+          <w:lang w:val="en-US" w:eastAsia="zh-CN"/>
+        </w:rPr>
+        <w:t>无法检测为不满足条件极为不可靠无应用价值</w:t>
+      </w:r>
+    </w:p>
+    <w:p>
+      <w:pPr>
+        <w:ind w:firstLine="480"/>
+        <w:rPr>
+          <w:rFonts w:hint="default"/>
+          <w:lang w:val="en-US" w:eastAsia="zh-CN"/>
+        </w:rPr>
+      </w:pPr>
+      <w:r>
+        <w:rPr>
+          <w:rFonts w:hint="eastAsia"/>
+          <w:lang w:val="en-US" w:eastAsia="zh-CN"/>
+        </w:rPr>
+        <w:t>方案一与方案二为精度差别，具有可行性，只有精度差别</w:t>
+      </w:r>
       <w:bookmarkStart w:id="1" w:name="_GoBack"/>
       <w:bookmarkEnd w:id="1"/>
-    </w:p>
-    <w:p>
-      <w:pPr>
-        <w:pStyle w:val="2"/>
-      </w:pPr>
-      <w:r>
-        <w:rPr>
-          <w:rFonts w:hint="eastAsia"/>
-        </w:rPr>
-        <w:t>不可行部分</w:t>
-      </w:r>
-    </w:p>
-    <w:p>
-      <w:pPr>
-        <w:ind w:firstLine="480"/>
-        <w:rPr>
-          <w:rFonts w:hint="eastAsia"/>
-          <w:lang w:val="en-US" w:eastAsia="zh-CN"/>
-        </w:rPr>
-      </w:pPr>
-      <w:r>
-        <w:rPr>
-          <w:rFonts w:hint="eastAsia"/>
-          <w:lang w:val="en-US" w:eastAsia="zh-CN"/>
-        </w:rPr>
-        <w:t>无法检测为不满足条件极为不可靠无应用价值</w:t>
-      </w:r>
-    </w:p>
-    <w:p>
-      <w:pPr>
-        <w:ind w:firstLine="480"/>
-        <w:rPr>
-          <w:rFonts w:hint="default"/>
-          <w:lang w:val="en-US" w:eastAsia="zh-CN"/>
-        </w:rPr>
-      </w:pPr>
-      <w:r>
-        <w:rPr>
-          <w:rFonts w:hint="eastAsia"/>
-          <w:lang w:val="en-US" w:eastAsia="zh-CN"/>
-        </w:rPr>
-        <w:t>方案一与方案二为精度差别，具有可行性</w:t>
-      </w:r>
     </w:p>
     <w:sectPr>
       <w:headerReference r:id="rId7" w:type="first"/>
@@ -6425,6 +6537,7 @@
     <w:name w:val="Step1 字符"/>
     <w:basedOn w:val="17"/>
     <w:link w:val="21"/>
+    <w:qFormat/>
     <w:uiPriority w:val="0"/>
     <w:rPr>
       <w:rFonts w:ascii="Times New Roman" w:hAnsi="Times New Roman" w:eastAsia="宋体" w:cs="Times New Roman"/>

--- a/项目/进度.docx
+++ b/项目/进度.docx
@@ -1,10 +1,10 @@
 
 <file path=word/document.xml><?xml version="1.0" encoding="utf-8"?>
-<w:document xmlns:wpc="http://schemas.microsoft.com/office/word/2010/wordprocessingCanvas" xmlns:mc="http://schemas.openxmlformats.org/markup-compatibility/2006" xmlns:o="urn:schemas-microsoft-com:office:office" xmlns:r="http://schemas.openxmlformats.org/officeDocument/2006/relationships" xmlns:m="http://schemas.openxmlformats.org/officeDocument/2006/math" xmlns:v="urn:schemas-microsoft-com:vml" xmlns:wp14="http://schemas.microsoft.com/office/word/2010/wordprocessingDrawing" xmlns:wp="http://schemas.openxmlformats.org/drawingml/2006/wordprocessingDrawing" xmlns:w="http://schemas.openxmlformats.org/wordprocessingml/2006/main" xmlns:w14="http://schemas.microsoft.com/office/word/2010/wordml" xmlns:w10="urn:schemas-microsoft-com:office:word" xmlns:w15="http://schemas.microsoft.com/office/word/2012/wordml" xmlns:wpg="http://schemas.microsoft.com/office/word/2010/wordprocessingGroup" xmlns:wpi="http://schemas.microsoft.com/office/word/2010/wordprocessingInk" xmlns:wne="http://schemas.microsoft.com/office/word/2006/wordml" xmlns:wps="http://schemas.microsoft.com/office/word/2010/wordprocessingShape" xmlns:wpsCustomData="http://www.wps.cn/officeDocument/2013/wpsCustomData" mc:Ignorable="w14 w15 wp14">
+<w:document xmlns:wpc="http://schemas.microsoft.com/office/word/2010/wordprocessingCanvas" xmlns:cx="http://schemas.microsoft.com/office/drawing/2014/chartex" xmlns:cx1="http://schemas.microsoft.com/office/drawing/2015/9/8/chartex" xmlns:cx2="http://schemas.microsoft.com/office/drawing/2015/10/21/chartex" xmlns:cx3="http://schemas.microsoft.com/office/drawing/2016/5/9/chartex" xmlns:cx4="http://schemas.microsoft.com/office/drawing/2016/5/10/chartex" xmlns:cx5="http://schemas.microsoft.com/office/drawing/2016/5/11/chartex" xmlns:cx6="http://schemas.microsoft.com/office/drawing/2016/5/12/chartex" xmlns:cx7="http://schemas.microsoft.com/office/drawing/2016/5/13/chartex" xmlns:cx8="http://schemas.microsoft.com/office/drawing/2016/5/14/chartex" xmlns:mc="http://schemas.openxmlformats.org/markup-compatibility/2006" xmlns:aink="http://schemas.microsoft.com/office/drawing/2016/ink" xmlns:am3d="http://schemas.microsoft.com/office/drawing/2017/model3d" xmlns:o="urn:schemas-microsoft-com:office:office" xmlns:oel="http://schemas.microsoft.com/office/2019/extlst" xmlns:r="http://schemas.openxmlformats.org/officeDocument/2006/relationships" xmlns:m="http://schemas.openxmlformats.org/officeDocument/2006/math" xmlns:v="urn:schemas-microsoft-com:vml" xmlns:wp14="http://schemas.microsoft.com/office/word/2010/wordprocessingDrawing" xmlns:wp="http://schemas.openxmlformats.org/drawingml/2006/wordprocessingDrawing" xmlns:w10="urn:schemas-microsoft-com:office:word" xmlns:w="http://schemas.openxmlformats.org/wordprocessingml/2006/main" xmlns:w14="http://schemas.microsoft.com/office/word/2010/wordml" xmlns:w15="http://schemas.microsoft.com/office/word/2012/wordml" xmlns:w16cex="http://schemas.microsoft.com/office/word/2018/wordml/cex" xmlns:w16cid="http://schemas.microsoft.com/office/word/2016/wordml/cid" xmlns:w16="http://schemas.microsoft.com/office/word/2018/wordml" xmlns:w16sdtdh="http://schemas.microsoft.com/office/word/2020/wordml/sdtdatahash" xmlns:w16se="http://schemas.microsoft.com/office/word/2015/wordml/symex" xmlns:wpg="http://schemas.microsoft.com/office/word/2010/wordprocessingGroup" xmlns:wpi="http://schemas.microsoft.com/office/word/2010/wordprocessingInk" xmlns:wne="http://schemas.microsoft.com/office/word/2006/wordml" xmlns:wps="http://schemas.microsoft.com/office/word/2010/wordprocessingShape" mc:Ignorable="w14 w15 w16se w16cid w16 w16cex w16sdtdh wp14">
   <w:body>
     <w:p>
       <w:pPr>
-        <w:pStyle w:val="2"/>
+        <w:pStyle w:val="1"/>
       </w:pPr>
       <w:r>
         <w:rPr>
@@ -32,51 +32,40 @@
         <w:rPr>
           <w:rFonts w:hint="eastAsia"/>
         </w:rPr>
-        <w:t>经仿真、实验室试验、现场电梯实测三重验证，对钢丝绳磨损、松动、局部缺陷以及导轨 / 导靴故障均具有良好识别能力，指标区分度明显，可实现故障判断与定位，工程应用有效。</w:t>
+        <w:t>经仿真、实验室试验、现场电梯实测三重验证，对钢丝绳磨损、松动、局部缺陷以及导轨</w:t>
+      </w:r>
+      <w:r>
+        <w:rPr>
+          <w:rFonts w:hint="eastAsia"/>
+        </w:rPr>
+        <w:t xml:space="preserve"> / </w:t>
+      </w:r>
+      <w:proofErr w:type="gramStart"/>
+      <w:r>
+        <w:rPr>
+          <w:rFonts w:hint="eastAsia"/>
+        </w:rPr>
+        <w:t>导靴故障</w:t>
+      </w:r>
+      <w:proofErr w:type="gramEnd"/>
+      <w:r>
+        <w:rPr>
+          <w:rFonts w:hint="eastAsia"/>
+        </w:rPr>
+        <w:t>均具有良好识别能力，指标区分度明显，可实现故障判断与定位，工程应用有效。</w:t>
       </w:r>
     </w:p>
     <w:tbl>
       <w:tblPr>
-        <w:tblStyle w:val="16"/>
+        <w:tblStyle w:val="ac"/>
         <w:tblW w:w="0" w:type="auto"/>
-        <w:tblInd w:w="0" w:type="dxa"/>
-        <w:tblBorders>
-          <w:top w:val="single" w:color="auto" w:sz="4" w:space="0"/>
-          <w:left w:val="single" w:color="auto" w:sz="4" w:space="0"/>
-          <w:bottom w:val="single" w:color="auto" w:sz="4" w:space="0"/>
-          <w:right w:val="single" w:color="auto" w:sz="4" w:space="0"/>
-          <w:insideH w:val="single" w:color="auto" w:sz="4" w:space="0"/>
-          <w:insideV w:val="single" w:color="auto" w:sz="4" w:space="0"/>
-        </w:tblBorders>
-        <w:tblLayout w:type="autofit"/>
-        <w:tblCellMar>
-          <w:top w:w="0" w:type="dxa"/>
-          <w:left w:w="108" w:type="dxa"/>
-          <w:bottom w:w="0" w:type="dxa"/>
-          <w:right w:w="108" w:type="dxa"/>
-        </w:tblCellMar>
+        <w:tblLook w:val="04A0" w:firstRow="1" w:lastRow="0" w:firstColumn="1" w:lastColumn="0" w:noHBand="0" w:noVBand="1"/>
       </w:tblPr>
       <w:tblGrid>
-        <w:gridCol w:w="4148"/>
+        <w:gridCol w:w="4030"/>
         <w:gridCol w:w="4266"/>
       </w:tblGrid>
       <w:tr>
-        <w:tblPrEx>
-          <w:tblBorders>
-            <w:top w:val="single" w:color="auto" w:sz="4" w:space="0"/>
-            <w:left w:val="single" w:color="auto" w:sz="4" w:space="0"/>
-            <w:bottom w:val="single" w:color="auto" w:sz="4" w:space="0"/>
-            <w:right w:val="single" w:color="auto" w:sz="4" w:space="0"/>
-            <w:insideH w:val="single" w:color="auto" w:sz="4" w:space="0"/>
-            <w:insideV w:val="single" w:color="auto" w:sz="4" w:space="0"/>
-          </w:tblBorders>
-          <w:tblCellMar>
-            <w:top w:w="0" w:type="dxa"/>
-            <w:left w:w="108" w:type="dxa"/>
-            <w:bottom w:w="0" w:type="dxa"/>
-            <w:right w:w="108" w:type="dxa"/>
-          </w:tblCellMar>
-        </w:tblPrEx>
         <w:tc>
           <w:tcPr>
             <w:tcW w:w="4148" w:type="dxa"/>
@@ -84,7 +73,7 @@
           </w:tcPr>
           <w:p>
             <w:pPr>
-              <w:ind w:firstLine="0" w:firstLineChars="0"/>
+              <w:ind w:firstLineChars="0" w:firstLine="0"/>
               <w:jc w:val="center"/>
             </w:pPr>
             <w:r>
@@ -102,7 +91,7 @@
           </w:tcPr>
           <w:p>
             <w:pPr>
-              <w:ind w:firstLine="0" w:firstLineChars="0"/>
+              <w:ind w:firstLineChars="0" w:firstLine="0"/>
               <w:jc w:val="center"/>
             </w:pPr>
             <w:r>
@@ -115,22 +104,6 @@
         </w:tc>
       </w:tr>
       <w:tr>
-        <w:tblPrEx>
-          <w:tblBorders>
-            <w:top w:val="single" w:color="auto" w:sz="4" w:space="0"/>
-            <w:left w:val="single" w:color="auto" w:sz="4" w:space="0"/>
-            <w:bottom w:val="single" w:color="auto" w:sz="4" w:space="0"/>
-            <w:right w:val="single" w:color="auto" w:sz="4" w:space="0"/>
-            <w:insideH w:val="single" w:color="auto" w:sz="4" w:space="0"/>
-            <w:insideV w:val="single" w:color="auto" w:sz="4" w:space="0"/>
-          </w:tblBorders>
-          <w:tblCellMar>
-            <w:top w:w="0" w:type="dxa"/>
-            <w:left w:w="108" w:type="dxa"/>
-            <w:bottom w:w="0" w:type="dxa"/>
-            <w:right w:w="108" w:type="dxa"/>
-          </w:tblCellMar>
-        </w:tblPrEx>
         <w:tc>
           <w:tcPr>
             <w:tcW w:w="4148" w:type="dxa"/>
@@ -138,12 +111,15 @@
           </w:tcPr>
           <w:p>
             <w:pPr>
-              <w:ind w:firstLine="0" w:firstLineChars="0"/>
+              <w:ind w:firstLineChars="0" w:firstLine="0"/>
               <w:jc w:val="center"/>
             </w:pPr>
             <w:r>
+              <w:rPr>
+                <w:noProof/>
+              </w:rPr>
               <w:drawing>
-                <wp:inline distT="0" distB="0" distL="0" distR="0">
+                <wp:inline distT="0" distB="0" distL="0" distR="0" wp14:anchorId="52E1C01A" wp14:editId="39937672">
                   <wp:extent cx="2089785" cy="1439545"/>
                   <wp:effectExtent l="0" t="0" r="5715" b="8255"/>
                   <wp:docPr id="1" name="图片 1"/>
@@ -160,7 +136,7 @@
                           </pic:cNvPicPr>
                         </pic:nvPicPr>
                         <pic:blipFill>
-                          <a:blip r:embed="rId12"/>
+                          <a:blip r:embed="rId7"/>
                           <a:stretch>
                             <a:fillRect/>
                           </a:stretch>
@@ -189,12 +165,15 @@
           </w:tcPr>
           <w:p>
             <w:pPr>
-              <w:ind w:firstLine="0" w:firstLineChars="0"/>
+              <w:ind w:firstLineChars="0" w:firstLine="0"/>
               <w:jc w:val="center"/>
             </w:pPr>
             <w:r>
+              <w:rPr>
+                <w:noProof/>
+              </w:rPr>
               <w:drawing>
-                <wp:inline distT="0" distB="0" distL="0" distR="0">
+                <wp:inline distT="0" distB="0" distL="0" distR="0" wp14:anchorId="6933B473" wp14:editId="7F9E9317">
                   <wp:extent cx="2566035" cy="1439545"/>
                   <wp:effectExtent l="0" t="0" r="5715" b="8255"/>
                   <wp:docPr id="2" name="图片 2"/>
@@ -211,7 +190,7 @@
                           </pic:cNvPicPr>
                         </pic:nvPicPr>
                         <pic:blipFill>
-                          <a:blip r:embed="rId13"/>
+                          <a:blip r:embed="rId8"/>
                           <a:stretch>
                             <a:fillRect/>
                           </a:stretch>
@@ -244,7 +223,7 @@
       <w:pPr>
         <w:widowControl/>
         <w:spacing w:after="160" w:line="278" w:lineRule="auto"/>
-        <w:ind w:firstLine="0" w:firstLineChars="0"/>
+        <w:ind w:firstLineChars="0" w:firstLine="0"/>
         <w:jc w:val="left"/>
       </w:pPr>
       <w:r>
@@ -253,27 +232,21 @@
     </w:p>
     <w:p>
       <w:pPr>
-        <w:pStyle w:val="2"/>
-      </w:pPr>
-      <w:r>
-        <w:rPr>
-          <w:rFonts w:hint="eastAsia"/>
-        </w:rPr>
+        <w:pStyle w:val="1"/>
+      </w:pPr>
+      <w:r>
+        <w:rPr>
+          <w:rFonts w:hint="eastAsia"/>
+        </w:rPr>
+        <w:lastRenderedPageBreak/>
         <w:t>项目</w:t>
       </w:r>
     </w:p>
     <w:tbl>
       <w:tblPr>
-        <w:tblStyle w:val="15"/>
         <w:tblW w:w="8789" w:type="dxa"/>
         <w:tblInd w:w="-289" w:type="dxa"/>
-        <w:tblLayout w:type="autofit"/>
-        <w:tblCellMar>
-          <w:top w:w="0" w:type="dxa"/>
-          <w:left w:w="108" w:type="dxa"/>
-          <w:bottom w:w="0" w:type="dxa"/>
-          <w:right w:w="108" w:type="dxa"/>
-        </w:tblCellMar>
+        <w:tblLook w:val="04A0" w:firstRow="1" w:lastRow="0" w:firstColumn="1" w:lastColumn="0" w:noHBand="0" w:noVBand="1"/>
       </w:tblPr>
       <w:tblGrid>
         <w:gridCol w:w="993"/>
@@ -284,25 +257,17 @@
         <w:gridCol w:w="1275"/>
       </w:tblGrid>
       <w:tr>
-        <w:tblPrEx>
-          <w:tblCellMar>
-            <w:top w:w="0" w:type="dxa"/>
-            <w:left w:w="108" w:type="dxa"/>
-            <w:bottom w:w="0" w:type="dxa"/>
-            <w:right w:w="108" w:type="dxa"/>
-          </w:tblCellMar>
-        </w:tblPrEx>
         <w:trPr>
-          <w:trHeight w:val="520" w:hRule="atLeast"/>
+          <w:trHeight w:val="520"/>
         </w:trPr>
         <w:tc>
           <w:tcPr>
             <w:tcW w:w="993" w:type="dxa"/>
             <w:tcBorders>
-              <w:top w:val="single" w:color="auto" w:sz="4" w:space="0"/>
-              <w:left w:val="single" w:color="auto" w:sz="4" w:space="0"/>
-              <w:bottom w:val="single" w:color="auto" w:sz="4" w:space="0"/>
-              <w:right w:val="single" w:color="auto" w:sz="4" w:space="0"/>
+              <w:top w:val="single" w:sz="4" w:space="0" w:color="auto"/>
+              <w:left w:val="single" w:sz="4" w:space="0" w:color="auto"/>
+              <w:bottom w:val="single" w:sz="4" w:space="0" w:color="auto"/>
+              <w:right w:val="single" w:sz="4" w:space="0" w:color="auto"/>
             </w:tcBorders>
             <w:shd w:val="clear" w:color="auto" w:fill="auto"/>
             <w:noWrap/>
@@ -312,10 +277,10 @@
             <w:pPr>
               <w:widowControl/>
               <w:spacing w:line="240" w:lineRule="auto"/>
-              <w:ind w:firstLine="0" w:firstLineChars="0"/>
+              <w:ind w:firstLineChars="0" w:firstLine="0"/>
               <w:jc w:val="center"/>
               <w:rPr>
-                <w:rFonts w:hint="eastAsia" w:ascii="宋体" w:hAnsi="宋体" w:cs="宋体"/>
+                <w:rFonts w:ascii="宋体" w:hAnsi="宋体" w:cs="宋体" w:hint="eastAsia"/>
                 <w:b/>
                 <w:bCs/>
                 <w:color w:val="000000"/>
@@ -326,7 +291,7 @@
             <w:bookmarkStart w:id="0" w:name="_Hlk220016568"/>
             <w:r>
               <w:rPr>
-                <w:rFonts w:hint="eastAsia" w:ascii="宋体" w:hAnsi="宋体" w:cs="宋体"/>
+                <w:rFonts w:ascii="宋体" w:hAnsi="宋体" w:cs="宋体" w:hint="eastAsia"/>
                 <w:b/>
                 <w:bCs/>
                 <w:color w:val="000000"/>
@@ -341,10 +306,10 @@
           <w:tcPr>
             <w:tcW w:w="1701" w:type="dxa"/>
             <w:tcBorders>
-              <w:top w:val="single" w:color="auto" w:sz="4" w:space="0"/>
+              <w:top w:val="single" w:sz="4" w:space="0" w:color="auto"/>
               <w:left w:val="nil"/>
-              <w:bottom w:val="single" w:color="auto" w:sz="4" w:space="0"/>
-              <w:right w:val="single" w:color="auto" w:sz="4" w:space="0"/>
+              <w:bottom w:val="single" w:sz="4" w:space="0" w:color="auto"/>
+              <w:right w:val="single" w:sz="4" w:space="0" w:color="auto"/>
             </w:tcBorders>
             <w:shd w:val="clear" w:color="auto" w:fill="auto"/>
             <w:noWrap/>
@@ -354,10 +319,10 @@
             <w:pPr>
               <w:widowControl/>
               <w:spacing w:line="240" w:lineRule="auto"/>
-              <w:ind w:firstLine="0" w:firstLineChars="0"/>
+              <w:ind w:firstLineChars="0" w:firstLine="0"/>
               <w:jc w:val="center"/>
               <w:rPr>
-                <w:rFonts w:hint="eastAsia" w:ascii="宋体" w:hAnsi="宋体" w:cs="宋体"/>
+                <w:rFonts w:ascii="宋体" w:hAnsi="宋体" w:cs="宋体" w:hint="eastAsia"/>
                 <w:b/>
                 <w:bCs/>
                 <w:color w:val="000000"/>
@@ -367,7 +332,7 @@
             </w:pPr>
             <w:r>
               <w:rPr>
-                <w:rFonts w:hint="eastAsia" w:ascii="宋体" w:hAnsi="宋体" w:cs="宋体"/>
+                <w:rFonts w:ascii="宋体" w:hAnsi="宋体" w:cs="宋体" w:hint="eastAsia"/>
                 <w:b/>
                 <w:bCs/>
                 <w:color w:val="000000"/>
@@ -382,10 +347,10 @@
           <w:tcPr>
             <w:tcW w:w="1701" w:type="dxa"/>
             <w:tcBorders>
-              <w:top w:val="single" w:color="auto" w:sz="4" w:space="0"/>
+              <w:top w:val="single" w:sz="4" w:space="0" w:color="auto"/>
               <w:left w:val="nil"/>
-              <w:bottom w:val="single" w:color="auto" w:sz="4" w:space="0"/>
-              <w:right w:val="single" w:color="auto" w:sz="4" w:space="0"/>
+              <w:bottom w:val="single" w:sz="4" w:space="0" w:color="auto"/>
+              <w:right w:val="single" w:sz="4" w:space="0" w:color="auto"/>
             </w:tcBorders>
             <w:shd w:val="clear" w:color="auto" w:fill="auto"/>
             <w:noWrap/>
@@ -395,10 +360,10 @@
             <w:pPr>
               <w:widowControl/>
               <w:spacing w:line="240" w:lineRule="auto"/>
-              <w:ind w:firstLine="0" w:firstLineChars="0"/>
+              <w:ind w:firstLineChars="0" w:firstLine="0"/>
               <w:jc w:val="center"/>
               <w:rPr>
-                <w:rFonts w:hint="eastAsia" w:ascii="宋体" w:hAnsi="宋体" w:cs="宋体"/>
+                <w:rFonts w:ascii="宋体" w:hAnsi="宋体" w:cs="宋体" w:hint="eastAsia"/>
                 <w:b/>
                 <w:bCs/>
                 <w:color w:val="000000"/>
@@ -408,7 +373,7 @@
             </w:pPr>
             <w:r>
               <w:rPr>
-                <w:rFonts w:hint="eastAsia" w:ascii="宋体" w:hAnsi="宋体" w:cs="宋体"/>
+                <w:rFonts w:ascii="宋体" w:hAnsi="宋体" w:cs="宋体" w:hint="eastAsia"/>
                 <w:b/>
                 <w:bCs/>
                 <w:color w:val="000000"/>
@@ -423,10 +388,10 @@
           <w:tcPr>
             <w:tcW w:w="1701" w:type="dxa"/>
             <w:tcBorders>
-              <w:top w:val="single" w:color="auto" w:sz="4" w:space="0"/>
+              <w:top w:val="single" w:sz="4" w:space="0" w:color="auto"/>
               <w:left w:val="nil"/>
-              <w:bottom w:val="single" w:color="auto" w:sz="4" w:space="0"/>
-              <w:right w:val="single" w:color="auto" w:sz="4" w:space="0"/>
+              <w:bottom w:val="single" w:sz="4" w:space="0" w:color="auto"/>
+              <w:right w:val="single" w:sz="4" w:space="0" w:color="auto"/>
             </w:tcBorders>
             <w:shd w:val="clear" w:color="auto" w:fill="auto"/>
             <w:noWrap/>
@@ -436,10 +401,10 @@
             <w:pPr>
               <w:widowControl/>
               <w:spacing w:line="240" w:lineRule="auto"/>
-              <w:ind w:firstLine="0" w:firstLineChars="0"/>
+              <w:ind w:firstLineChars="0" w:firstLine="0"/>
               <w:jc w:val="center"/>
               <w:rPr>
-                <w:rFonts w:hint="eastAsia" w:ascii="宋体" w:hAnsi="宋体" w:cs="宋体"/>
+                <w:rFonts w:ascii="宋体" w:hAnsi="宋体" w:cs="宋体" w:hint="eastAsia"/>
                 <w:b/>
                 <w:bCs/>
                 <w:color w:val="000000"/>
@@ -449,7 +414,7 @@
             </w:pPr>
             <w:r>
               <w:rPr>
-                <w:rFonts w:hint="eastAsia" w:ascii="宋体" w:hAnsi="宋体" w:cs="宋体"/>
+                <w:rFonts w:ascii="宋体" w:hAnsi="宋体" w:cs="宋体" w:hint="eastAsia"/>
                 <w:b/>
                 <w:bCs/>
                 <w:color w:val="000000"/>
@@ -464,10 +429,10 @@
           <w:tcPr>
             <w:tcW w:w="1418" w:type="dxa"/>
             <w:tcBorders>
-              <w:top w:val="single" w:color="auto" w:sz="4" w:space="0"/>
+              <w:top w:val="single" w:sz="4" w:space="0" w:color="auto"/>
               <w:left w:val="nil"/>
-              <w:bottom w:val="single" w:color="auto" w:sz="4" w:space="0"/>
-              <w:right w:val="single" w:color="auto" w:sz="4" w:space="0"/>
+              <w:bottom w:val="single" w:sz="4" w:space="0" w:color="auto"/>
+              <w:right w:val="single" w:sz="4" w:space="0" w:color="auto"/>
             </w:tcBorders>
             <w:shd w:val="clear" w:color="auto" w:fill="auto"/>
             <w:noWrap/>
@@ -477,10 +442,10 @@
             <w:pPr>
               <w:widowControl/>
               <w:spacing w:line="240" w:lineRule="auto"/>
-              <w:ind w:firstLine="0" w:firstLineChars="0"/>
+              <w:ind w:firstLineChars="0" w:firstLine="0"/>
               <w:jc w:val="center"/>
               <w:rPr>
-                <w:rFonts w:hint="eastAsia" w:ascii="宋体" w:hAnsi="宋体" w:cs="宋体"/>
+                <w:rFonts w:ascii="宋体" w:hAnsi="宋体" w:cs="宋体" w:hint="eastAsia"/>
                 <w:b/>
                 <w:bCs/>
                 <w:color w:val="000000"/>
@@ -490,7 +455,7 @@
             </w:pPr>
             <w:r>
               <w:rPr>
-                <w:rFonts w:hint="eastAsia" w:ascii="宋体" w:hAnsi="宋体" w:cs="宋体"/>
+                <w:rFonts w:ascii="宋体" w:hAnsi="宋体" w:cs="宋体" w:hint="eastAsia"/>
                 <w:b/>
                 <w:bCs/>
                 <w:color w:val="000000"/>
@@ -505,10 +470,10 @@
           <w:tcPr>
             <w:tcW w:w="1275" w:type="dxa"/>
             <w:tcBorders>
-              <w:top w:val="single" w:color="auto" w:sz="4" w:space="0"/>
+              <w:top w:val="single" w:sz="4" w:space="0" w:color="auto"/>
               <w:left w:val="nil"/>
-              <w:bottom w:val="single" w:color="auto" w:sz="4" w:space="0"/>
-              <w:right w:val="single" w:color="auto" w:sz="4" w:space="0"/>
+              <w:bottom w:val="single" w:sz="4" w:space="0" w:color="auto"/>
+              <w:right w:val="single" w:sz="4" w:space="0" w:color="auto"/>
             </w:tcBorders>
             <w:vAlign w:val="center"/>
           </w:tcPr>
@@ -516,10 +481,10 @@
             <w:pPr>
               <w:widowControl/>
               <w:spacing w:line="240" w:lineRule="auto"/>
-              <w:ind w:firstLine="0" w:firstLineChars="0"/>
+              <w:ind w:firstLineChars="0" w:firstLine="0"/>
               <w:jc w:val="center"/>
               <w:rPr>
-                <w:rFonts w:hint="eastAsia" w:ascii="宋体" w:hAnsi="宋体" w:cs="宋体"/>
+                <w:rFonts w:ascii="宋体" w:hAnsi="宋体" w:cs="宋体" w:hint="eastAsia"/>
                 <w:b/>
                 <w:bCs/>
                 <w:color w:val="000000"/>
@@ -529,7 +494,7 @@
             </w:pPr>
             <w:r>
               <w:rPr>
-                <w:rFonts w:hint="eastAsia" w:ascii="宋体" w:hAnsi="宋体" w:cs="宋体"/>
+                <w:rFonts w:ascii="宋体" w:hAnsi="宋体" w:cs="宋体" w:hint="eastAsia"/>
                 <w:b/>
                 <w:bCs/>
                 <w:color w:val="000000"/>
@@ -542,26 +507,18 @@
         </w:tc>
       </w:tr>
       <w:tr>
-        <w:tblPrEx>
-          <w:tblCellMar>
-            <w:top w:w="0" w:type="dxa"/>
-            <w:left w:w="108" w:type="dxa"/>
-            <w:bottom w:w="0" w:type="dxa"/>
-            <w:right w:w="108" w:type="dxa"/>
-          </w:tblCellMar>
-        </w:tblPrEx>
         <w:trPr>
-          <w:trHeight w:val="1020" w:hRule="atLeast"/>
+          <w:trHeight w:val="1020"/>
         </w:trPr>
         <w:tc>
           <w:tcPr>
             <w:tcW w:w="993" w:type="dxa"/>
             <w:vMerge w:val="restart"/>
             <w:tcBorders>
-              <w:top w:val="single" w:color="auto" w:sz="4" w:space="0"/>
-              <w:left w:val="single" w:color="auto" w:sz="4" w:space="0"/>
-              <w:bottom w:val="single" w:color="auto" w:sz="4" w:space="0"/>
-              <w:right w:val="single" w:color="auto" w:sz="4" w:space="0"/>
+              <w:top w:val="single" w:sz="4" w:space="0" w:color="auto"/>
+              <w:left w:val="single" w:sz="4" w:space="0" w:color="auto"/>
+              <w:bottom w:val="single" w:sz="4" w:space="0" w:color="auto"/>
+              <w:right w:val="single" w:sz="4" w:space="0" w:color="auto"/>
             </w:tcBorders>
             <w:shd w:val="clear" w:color="auto" w:fill="auto"/>
             <w:noWrap/>
@@ -571,18 +528,18 @@
             <w:pPr>
               <w:widowControl/>
               <w:spacing w:line="240" w:lineRule="auto"/>
-              <w:ind w:firstLine="0" w:firstLineChars="0"/>
+              <w:ind w:firstLineChars="0" w:firstLine="0"/>
               <w:jc w:val="center"/>
               <w:rPr>
-                <w:rFonts w:hint="eastAsia" w:ascii="宋体" w:hAnsi="宋体" w:cs="宋体"/>
-                <w:color w:val="000000"/>
-                <w:kern w:val="0"/>
-                <w:szCs w:val="24"/>
-              </w:rPr>
-            </w:pPr>
-            <w:r>
-              <w:rPr>
-                <w:rFonts w:hint="eastAsia" w:ascii="宋体" w:hAnsi="宋体" w:cs="宋体"/>
+                <w:rFonts w:ascii="宋体" w:hAnsi="宋体" w:cs="宋体" w:hint="eastAsia"/>
+                <w:color w:val="000000"/>
+                <w:kern w:val="0"/>
+                <w:szCs w:val="24"/>
+              </w:rPr>
+            </w:pPr>
+            <w:r>
+              <w:rPr>
+                <w:rFonts w:ascii="宋体" w:hAnsi="宋体" w:cs="宋体" w:hint="eastAsia"/>
                 <w:color w:val="000000"/>
                 <w:kern w:val="0"/>
                 <w:szCs w:val="24"/>
@@ -597,8 +554,8 @@
             <w:tcBorders>
               <w:top w:val="nil"/>
               <w:left w:val="nil"/>
-              <w:bottom w:val="single" w:color="auto" w:sz="4" w:space="0"/>
-              <w:right w:val="single" w:color="auto" w:sz="4" w:space="0"/>
+              <w:bottom w:val="single" w:sz="4" w:space="0" w:color="auto"/>
+              <w:right w:val="single" w:sz="4" w:space="0" w:color="auto"/>
             </w:tcBorders>
             <w:shd w:val="clear" w:color="auto" w:fill="auto"/>
             <w:noWrap/>
@@ -608,18 +565,18 @@
             <w:pPr>
               <w:widowControl/>
               <w:spacing w:line="240" w:lineRule="auto"/>
-              <w:ind w:firstLine="0" w:firstLineChars="0"/>
+              <w:ind w:firstLineChars="0" w:firstLine="0"/>
               <w:jc w:val="center"/>
               <w:rPr>
-                <w:rFonts w:hint="eastAsia" w:ascii="宋体" w:hAnsi="宋体" w:cs="宋体"/>
-                <w:color w:val="000000"/>
-                <w:kern w:val="0"/>
-                <w:szCs w:val="24"/>
-              </w:rPr>
-            </w:pPr>
-            <w:r>
-              <w:rPr>
-                <w:rFonts w:hint="eastAsia" w:ascii="宋体" w:hAnsi="宋体" w:cs="宋体"/>
+                <w:rFonts w:ascii="宋体" w:hAnsi="宋体" w:cs="宋体" w:hint="eastAsia"/>
+                <w:color w:val="000000"/>
+                <w:kern w:val="0"/>
+                <w:szCs w:val="24"/>
+              </w:rPr>
+            </w:pPr>
+            <w:r>
+              <w:rPr>
+                <w:rFonts w:ascii="宋体" w:hAnsi="宋体" w:cs="宋体" w:hint="eastAsia"/>
                 <w:color w:val="000000"/>
                 <w:kern w:val="0"/>
                 <w:szCs w:val="24"/>
@@ -634,8 +591,8 @@
             <w:tcBorders>
               <w:top w:val="nil"/>
               <w:left w:val="nil"/>
-              <w:bottom w:val="single" w:color="auto" w:sz="4" w:space="0"/>
-              <w:right w:val="single" w:color="auto" w:sz="4" w:space="0"/>
+              <w:bottom w:val="single" w:sz="4" w:space="0" w:color="auto"/>
+              <w:right w:val="single" w:sz="4" w:space="0" w:color="auto"/>
             </w:tcBorders>
             <w:shd w:val="clear" w:color="auto" w:fill="auto"/>
             <w:vAlign w:val="center"/>
@@ -644,18 +601,18 @@
             <w:pPr>
               <w:widowControl/>
               <w:spacing w:line="240" w:lineRule="auto"/>
-              <w:ind w:firstLine="0" w:firstLineChars="0"/>
+              <w:ind w:firstLineChars="0" w:firstLine="0"/>
               <w:jc w:val="center"/>
               <w:rPr>
-                <w:rFonts w:hint="eastAsia" w:ascii="宋体" w:hAnsi="宋体" w:cs="宋体"/>
-                <w:color w:val="000000"/>
-                <w:kern w:val="0"/>
-                <w:szCs w:val="24"/>
-              </w:rPr>
-            </w:pPr>
-            <w:r>
-              <w:rPr>
-                <w:rFonts w:hint="eastAsia" w:ascii="宋体" w:hAnsi="宋体" w:cs="宋体"/>
+                <w:rFonts w:ascii="宋体" w:hAnsi="宋体" w:cs="宋体" w:hint="eastAsia"/>
+                <w:color w:val="000000"/>
+                <w:kern w:val="0"/>
+                <w:szCs w:val="24"/>
+              </w:rPr>
+            </w:pPr>
+            <w:r>
+              <w:rPr>
+                <w:rFonts w:ascii="宋体" w:hAnsi="宋体" w:cs="宋体" w:hint="eastAsia"/>
                 <w:color w:val="000000"/>
                 <w:kern w:val="0"/>
                 <w:szCs w:val="24"/>
@@ -664,20 +621,12 @@
             </w:r>
             <w:r>
               <w:rPr>
-                <w:rFonts w:hint="eastAsia" w:ascii="宋体" w:hAnsi="宋体" w:cs="宋体"/>
-                <w:color w:val="000000"/>
-                <w:kern w:val="0"/>
-                <w:szCs w:val="24"/>
-              </w:rPr>
-              <w:br w:type="textWrapping"/>
-            </w:r>
-            <w:r>
-              <w:rPr>
-                <w:rFonts w:hint="eastAsia" w:ascii="宋体" w:hAnsi="宋体" w:cs="宋体"/>
-                <w:color w:val="000000"/>
-                <w:kern w:val="0"/>
-                <w:szCs w:val="24"/>
-              </w:rPr>
+                <w:rFonts w:ascii="宋体" w:hAnsi="宋体" w:cs="宋体" w:hint="eastAsia"/>
+                <w:color w:val="000000"/>
+                <w:kern w:val="0"/>
+                <w:szCs w:val="24"/>
+              </w:rPr>
+              <w:br/>
               <w:t>转子定子偏心</w:t>
             </w:r>
           </w:p>
@@ -688,8 +637,8 @@
             <w:tcBorders>
               <w:top w:val="nil"/>
               <w:left w:val="nil"/>
-              <w:bottom w:val="single" w:color="auto" w:sz="4" w:space="0"/>
-              <w:right w:val="single" w:color="auto" w:sz="4" w:space="0"/>
+              <w:bottom w:val="single" w:sz="4" w:space="0" w:color="auto"/>
+              <w:right w:val="single" w:sz="4" w:space="0" w:color="auto"/>
             </w:tcBorders>
             <w:shd w:val="clear" w:color="auto" w:fill="auto"/>
             <w:noWrap/>
@@ -699,18 +648,18 @@
             <w:pPr>
               <w:widowControl/>
               <w:spacing w:line="240" w:lineRule="auto"/>
-              <w:ind w:firstLine="0" w:firstLineChars="0"/>
+              <w:ind w:firstLineChars="0" w:firstLine="0"/>
               <w:jc w:val="center"/>
               <w:rPr>
-                <w:rFonts w:hint="eastAsia" w:ascii="宋体" w:hAnsi="宋体" w:cs="宋体"/>
-                <w:color w:val="000000"/>
-                <w:kern w:val="0"/>
-                <w:szCs w:val="24"/>
-              </w:rPr>
-            </w:pPr>
-            <w:r>
-              <w:rPr>
-                <w:rFonts w:hint="eastAsia" w:ascii="宋体" w:hAnsi="宋体" w:cs="宋体"/>
+                <w:rFonts w:ascii="宋体" w:hAnsi="宋体" w:cs="宋体" w:hint="eastAsia"/>
+                <w:color w:val="000000"/>
+                <w:kern w:val="0"/>
+                <w:szCs w:val="24"/>
+              </w:rPr>
+            </w:pPr>
+            <w:r>
+              <w:rPr>
+                <w:rFonts w:ascii="宋体" w:hAnsi="宋体" w:cs="宋体" w:hint="eastAsia"/>
                 <w:color w:val="000000"/>
                 <w:kern w:val="0"/>
                 <w:szCs w:val="24"/>
@@ -719,7 +668,7 @@
             </w:r>
             <w:r>
               <w:rPr>
-                <w:rFonts w:hint="eastAsia" w:ascii="MS Gothic" w:hAnsi="MS Gothic" w:eastAsia="MS Gothic" w:cs="MS Gothic"/>
+                <w:rFonts w:ascii="MS Gothic" w:eastAsia="MS Gothic" w:hAnsi="MS Gothic" w:cs="MS Gothic" w:hint="eastAsia"/>
                 <w:color w:val="000000"/>
                 <w:kern w:val="0"/>
                 <w:szCs w:val="24"/>
@@ -731,18 +680,18 @@
             <w:pPr>
               <w:widowControl/>
               <w:spacing w:line="240" w:lineRule="auto"/>
-              <w:ind w:firstLine="0" w:firstLineChars="0"/>
+              <w:ind w:firstLineChars="0" w:firstLine="0"/>
               <w:jc w:val="center"/>
               <w:rPr>
-                <w:rFonts w:hint="eastAsia" w:ascii="宋体" w:hAnsi="宋体" w:cs="宋体"/>
-                <w:color w:val="000000"/>
-                <w:kern w:val="0"/>
-                <w:szCs w:val="24"/>
-              </w:rPr>
-            </w:pPr>
-            <w:r>
-              <w:rPr>
-                <w:rFonts w:hint="eastAsia" w:ascii="宋体" w:hAnsi="宋体" w:cs="宋体"/>
+                <w:rFonts w:ascii="宋体" w:hAnsi="宋体" w:cs="宋体" w:hint="eastAsia"/>
+                <w:color w:val="000000"/>
+                <w:kern w:val="0"/>
+                <w:szCs w:val="24"/>
+              </w:rPr>
+            </w:pPr>
+            <w:r>
+              <w:rPr>
+                <w:rFonts w:ascii="宋体" w:hAnsi="宋体" w:cs="宋体" w:hint="eastAsia"/>
                 <w:color w:val="000000"/>
                 <w:kern w:val="0"/>
                 <w:szCs w:val="24"/>
@@ -751,7 +700,7 @@
             </w:r>
             <w:r>
               <w:rPr>
-                <w:rFonts w:hint="eastAsia" w:ascii="MS Gothic" w:hAnsi="MS Gothic" w:eastAsia="MS Gothic" w:cs="MS Gothic"/>
+                <w:rFonts w:ascii="MS Gothic" w:eastAsia="MS Gothic" w:hAnsi="MS Gothic" w:cs="MS Gothic" w:hint="eastAsia"/>
                 <w:color w:val="000000"/>
                 <w:kern w:val="0"/>
                 <w:szCs w:val="24"/>
@@ -766,8 +715,8 @@
             <w:tcBorders>
               <w:top w:val="nil"/>
               <w:left w:val="nil"/>
-              <w:bottom w:val="single" w:color="auto" w:sz="4" w:space="0"/>
-              <w:right w:val="single" w:color="auto" w:sz="4" w:space="0"/>
+              <w:bottom w:val="single" w:sz="4" w:space="0" w:color="auto"/>
+              <w:right w:val="single" w:sz="4" w:space="0" w:color="auto"/>
             </w:tcBorders>
             <w:shd w:val="clear" w:color="auto" w:fill="auto"/>
             <w:noWrap/>
@@ -777,10 +726,10 @@
             <w:pPr>
               <w:widowControl/>
               <w:spacing w:line="240" w:lineRule="auto"/>
-              <w:ind w:firstLine="0" w:firstLineChars="0"/>
+              <w:ind w:firstLineChars="0" w:firstLine="0"/>
               <w:jc w:val="center"/>
               <w:rPr>
-                <w:rFonts w:hint="eastAsia" w:ascii="宋体" w:hAnsi="宋体" w:cs="宋体"/>
+                <w:rFonts w:ascii="宋体" w:hAnsi="宋体" w:cs="宋体" w:hint="eastAsia"/>
                 <w:color w:val="000000"/>
                 <w:kern w:val="0"/>
                 <w:szCs w:val="24"/>
@@ -794,8 +743,8 @@
             <w:tcBorders>
               <w:top w:val="nil"/>
               <w:left w:val="nil"/>
-              <w:bottom w:val="single" w:color="auto" w:sz="4" w:space="0"/>
-              <w:right w:val="single" w:color="auto" w:sz="4" w:space="0"/>
+              <w:bottom w:val="single" w:sz="4" w:space="0" w:color="auto"/>
+              <w:right w:val="single" w:sz="4" w:space="0" w:color="auto"/>
             </w:tcBorders>
             <w:vAlign w:val="center"/>
           </w:tcPr>
@@ -803,18 +752,18 @@
             <w:pPr>
               <w:widowControl/>
               <w:spacing w:line="240" w:lineRule="auto"/>
-              <w:ind w:firstLine="0" w:firstLineChars="0"/>
+              <w:ind w:firstLineChars="0" w:firstLine="0"/>
               <w:jc w:val="center"/>
               <w:rPr>
-                <w:rFonts w:hint="eastAsia" w:ascii="宋体" w:hAnsi="宋体" w:cs="宋体"/>
-                <w:color w:val="000000"/>
-                <w:kern w:val="0"/>
-                <w:szCs w:val="24"/>
-              </w:rPr>
-            </w:pPr>
-            <w:r>
-              <w:rPr>
-                <w:rFonts w:hint="eastAsia" w:ascii="宋体" w:hAnsi="宋体" w:cs="宋体"/>
+                <w:rFonts w:ascii="宋体" w:hAnsi="宋体" w:cs="宋体" w:hint="eastAsia"/>
+                <w:color w:val="000000"/>
+                <w:kern w:val="0"/>
+                <w:szCs w:val="24"/>
+              </w:rPr>
+            </w:pPr>
+            <w:r>
+              <w:rPr>
+                <w:rFonts w:ascii="宋体" w:hAnsi="宋体" w:cs="宋体" w:hint="eastAsia"/>
                 <w:color w:val="000000"/>
                 <w:kern w:val="0"/>
                 <w:szCs w:val="24"/>
@@ -823,7 +772,7 @@
             </w:r>
             <w:r>
               <w:rPr>
-                <w:rFonts w:hint="eastAsia" w:ascii="MS Gothic" w:hAnsi="MS Gothic" w:eastAsia="MS Gothic" w:cs="MS Gothic"/>
+                <w:rFonts w:ascii="MS Gothic" w:eastAsia="MS Gothic" w:hAnsi="MS Gothic" w:cs="MS Gothic" w:hint="eastAsia"/>
                 <w:color w:val="000000"/>
                 <w:kern w:val="0"/>
                 <w:szCs w:val="24"/>
@@ -835,18 +784,18 @@
             <w:pPr>
               <w:widowControl/>
               <w:spacing w:line="240" w:lineRule="auto"/>
-              <w:ind w:firstLine="0" w:firstLineChars="0"/>
+              <w:ind w:firstLineChars="0" w:firstLine="0"/>
               <w:jc w:val="center"/>
               <w:rPr>
-                <w:rFonts w:hint="eastAsia" w:ascii="宋体" w:hAnsi="宋体" w:cs="宋体"/>
-                <w:color w:val="000000"/>
-                <w:kern w:val="0"/>
-                <w:szCs w:val="24"/>
-              </w:rPr>
-            </w:pPr>
-            <w:r>
-              <w:rPr>
-                <w:rFonts w:hint="eastAsia" w:ascii="宋体" w:hAnsi="宋体" w:cs="宋体"/>
+                <w:rFonts w:ascii="宋体" w:hAnsi="宋体" w:cs="宋体" w:hint="eastAsia"/>
+                <w:color w:val="000000"/>
+                <w:kern w:val="0"/>
+                <w:szCs w:val="24"/>
+              </w:rPr>
+            </w:pPr>
+            <w:r>
+              <w:rPr>
+                <w:rFonts w:ascii="宋体" w:hAnsi="宋体" w:cs="宋体" w:hint="eastAsia"/>
                 <w:color w:val="000000"/>
                 <w:kern w:val="0"/>
                 <w:szCs w:val="24"/>
@@ -855,7 +804,7 @@
             </w:r>
             <w:r>
               <w:rPr>
-                <w:rFonts w:hint="eastAsia" w:ascii="MS Gothic" w:hAnsi="MS Gothic" w:eastAsia="MS Gothic" w:cs="MS Gothic"/>
+                <w:rFonts w:ascii="MS Gothic" w:eastAsia="MS Gothic" w:hAnsi="MS Gothic" w:cs="MS Gothic" w:hint="eastAsia"/>
                 <w:color w:val="000000"/>
                 <w:kern w:val="0"/>
                 <w:szCs w:val="24"/>
@@ -866,26 +815,18 @@
         </w:tc>
       </w:tr>
       <w:tr>
-        <w:tblPrEx>
-          <w:tblCellMar>
-            <w:top w:w="0" w:type="dxa"/>
-            <w:left w:w="108" w:type="dxa"/>
-            <w:bottom w:w="0" w:type="dxa"/>
-            <w:right w:w="108" w:type="dxa"/>
-          </w:tblCellMar>
-        </w:tblPrEx>
         <w:trPr>
-          <w:trHeight w:val="1020" w:hRule="atLeast"/>
+          <w:trHeight w:val="1020"/>
         </w:trPr>
         <w:tc>
           <w:tcPr>
             <w:tcW w:w="993" w:type="dxa"/>
-            <w:vMerge w:val="continue"/>
+            <w:vMerge/>
             <w:tcBorders>
-              <w:top w:val="single" w:color="auto" w:sz="4" w:space="0"/>
-              <w:left w:val="single" w:color="auto" w:sz="4" w:space="0"/>
-              <w:bottom w:val="single" w:color="auto" w:sz="4" w:space="0"/>
-              <w:right w:val="single" w:color="auto" w:sz="4" w:space="0"/>
+              <w:top w:val="single" w:sz="4" w:space="0" w:color="auto"/>
+              <w:left w:val="single" w:sz="4" w:space="0" w:color="auto"/>
+              <w:bottom w:val="single" w:sz="4" w:space="0" w:color="auto"/>
+              <w:right w:val="single" w:sz="4" w:space="0" w:color="auto"/>
             </w:tcBorders>
             <w:shd w:val="clear" w:color="auto" w:fill="auto"/>
             <w:vAlign w:val="center"/>
@@ -894,10 +835,10 @@
             <w:pPr>
               <w:widowControl/>
               <w:spacing w:line="240" w:lineRule="auto"/>
-              <w:ind w:firstLine="0" w:firstLineChars="0"/>
+              <w:ind w:firstLineChars="0" w:firstLine="0"/>
               <w:jc w:val="left"/>
               <w:rPr>
-                <w:rFonts w:hint="eastAsia" w:ascii="宋体" w:hAnsi="宋体" w:cs="宋体"/>
+                <w:rFonts w:ascii="宋体" w:hAnsi="宋体" w:cs="宋体" w:hint="eastAsia"/>
                 <w:color w:val="000000"/>
                 <w:kern w:val="0"/>
                 <w:szCs w:val="24"/>
@@ -911,8 +852,8 @@
             <w:tcBorders>
               <w:top w:val="nil"/>
               <w:left w:val="nil"/>
-              <w:bottom w:val="single" w:color="auto" w:sz="4" w:space="0"/>
-              <w:right w:val="single" w:color="auto" w:sz="4" w:space="0"/>
+              <w:bottom w:val="single" w:sz="4" w:space="0" w:color="auto"/>
+              <w:right w:val="single" w:sz="4" w:space="0" w:color="auto"/>
             </w:tcBorders>
             <w:shd w:val="clear" w:color="auto" w:fill="auto"/>
             <w:noWrap/>
@@ -922,18 +863,18 @@
             <w:pPr>
               <w:widowControl/>
               <w:spacing w:line="240" w:lineRule="auto"/>
-              <w:ind w:firstLine="0" w:firstLineChars="0"/>
+              <w:ind w:firstLineChars="0" w:firstLine="0"/>
               <w:jc w:val="center"/>
               <w:rPr>
-                <w:rFonts w:hint="eastAsia" w:ascii="宋体" w:hAnsi="宋体" w:cs="宋体"/>
-                <w:color w:val="000000"/>
-                <w:kern w:val="0"/>
-                <w:szCs w:val="24"/>
-              </w:rPr>
-            </w:pPr>
-            <w:r>
-              <w:rPr>
-                <w:rFonts w:hint="eastAsia" w:ascii="宋体" w:hAnsi="宋体" w:cs="宋体"/>
+                <w:rFonts w:ascii="宋体" w:hAnsi="宋体" w:cs="宋体" w:hint="eastAsia"/>
+                <w:color w:val="000000"/>
+                <w:kern w:val="0"/>
+                <w:szCs w:val="24"/>
+              </w:rPr>
+            </w:pPr>
+            <w:r>
+              <w:rPr>
+                <w:rFonts w:ascii="宋体" w:hAnsi="宋体" w:cs="宋体" w:hint="eastAsia"/>
                 <w:color w:val="000000"/>
                 <w:kern w:val="0"/>
                 <w:szCs w:val="24"/>
@@ -948,8 +889,8 @@
             <w:tcBorders>
               <w:top w:val="nil"/>
               <w:left w:val="nil"/>
-              <w:bottom w:val="single" w:color="auto" w:sz="4" w:space="0"/>
-              <w:right w:val="single" w:color="auto" w:sz="4" w:space="0"/>
+              <w:bottom w:val="single" w:sz="4" w:space="0" w:color="auto"/>
+              <w:right w:val="single" w:sz="4" w:space="0" w:color="auto"/>
             </w:tcBorders>
             <w:shd w:val="clear" w:color="auto" w:fill="auto"/>
             <w:vAlign w:val="center"/>
@@ -958,18 +899,18 @@
             <w:pPr>
               <w:widowControl/>
               <w:spacing w:line="240" w:lineRule="auto"/>
-              <w:ind w:firstLine="0" w:firstLineChars="0"/>
+              <w:ind w:firstLineChars="0" w:firstLine="0"/>
               <w:jc w:val="center"/>
               <w:rPr>
-                <w:rFonts w:hint="eastAsia" w:ascii="宋体" w:hAnsi="宋体" w:cs="宋体"/>
-                <w:color w:val="000000"/>
-                <w:kern w:val="0"/>
-                <w:szCs w:val="24"/>
-              </w:rPr>
-            </w:pPr>
-            <w:r>
-              <w:rPr>
-                <w:rFonts w:hint="eastAsia" w:ascii="宋体" w:hAnsi="宋体" w:cs="宋体"/>
+                <w:rFonts w:ascii="宋体" w:hAnsi="宋体" w:cs="宋体" w:hint="eastAsia"/>
+                <w:color w:val="000000"/>
+                <w:kern w:val="0"/>
+                <w:szCs w:val="24"/>
+              </w:rPr>
+            </w:pPr>
+            <w:r>
+              <w:rPr>
+                <w:rFonts w:ascii="宋体" w:hAnsi="宋体" w:cs="宋体" w:hint="eastAsia"/>
                 <w:color w:val="000000"/>
                 <w:kern w:val="0"/>
                 <w:szCs w:val="24"/>
@@ -984,8 +925,8 @@
             <w:tcBorders>
               <w:top w:val="nil"/>
               <w:left w:val="nil"/>
-              <w:bottom w:val="single" w:color="auto" w:sz="4" w:space="0"/>
-              <w:right w:val="single" w:color="auto" w:sz="4" w:space="0"/>
+              <w:bottom w:val="single" w:sz="4" w:space="0" w:color="auto"/>
+              <w:right w:val="single" w:sz="4" w:space="0" w:color="auto"/>
             </w:tcBorders>
             <w:shd w:val="clear" w:color="auto" w:fill="auto"/>
             <w:noWrap/>
@@ -995,18 +936,18 @@
             <w:pPr>
               <w:widowControl/>
               <w:spacing w:line="240" w:lineRule="auto"/>
-              <w:ind w:firstLine="0" w:firstLineChars="0"/>
+              <w:ind w:firstLineChars="0" w:firstLine="0"/>
               <w:jc w:val="center"/>
               <w:rPr>
-                <w:rFonts w:hint="eastAsia" w:ascii="宋体" w:hAnsi="宋体" w:cs="宋体"/>
-                <w:color w:val="000000"/>
-                <w:kern w:val="0"/>
-                <w:szCs w:val="24"/>
-              </w:rPr>
-            </w:pPr>
-            <w:r>
-              <w:rPr>
-                <w:rFonts w:hint="eastAsia" w:ascii="宋体" w:hAnsi="宋体" w:cs="宋体"/>
+                <w:rFonts w:ascii="宋体" w:hAnsi="宋体" w:cs="宋体" w:hint="eastAsia"/>
+                <w:color w:val="000000"/>
+                <w:kern w:val="0"/>
+                <w:szCs w:val="24"/>
+              </w:rPr>
+            </w:pPr>
+            <w:r>
+              <w:rPr>
+                <w:rFonts w:ascii="宋体" w:hAnsi="宋体" w:cs="宋体" w:hint="eastAsia"/>
                 <w:color w:val="000000"/>
                 <w:kern w:val="0"/>
                 <w:szCs w:val="24"/>
@@ -1015,7 +956,7 @@
             </w:r>
             <w:r>
               <w:rPr>
-                <w:rFonts w:hint="eastAsia" w:ascii="MS Gothic" w:hAnsi="MS Gothic" w:eastAsia="MS Gothic" w:cs="MS Gothic"/>
+                <w:rFonts w:ascii="MS Gothic" w:eastAsia="MS Gothic" w:hAnsi="MS Gothic" w:cs="MS Gothic" w:hint="eastAsia"/>
                 <w:color w:val="000000"/>
                 <w:kern w:val="0"/>
                 <w:szCs w:val="24"/>
@@ -1027,18 +968,18 @@
             <w:pPr>
               <w:widowControl/>
               <w:spacing w:line="240" w:lineRule="auto"/>
-              <w:ind w:firstLine="0" w:firstLineChars="0"/>
+              <w:ind w:firstLineChars="0" w:firstLine="0"/>
               <w:jc w:val="center"/>
               <w:rPr>
-                <w:rFonts w:hint="eastAsia" w:ascii="宋体" w:hAnsi="宋体" w:cs="宋体"/>
-                <w:color w:val="000000"/>
-                <w:kern w:val="0"/>
-                <w:szCs w:val="24"/>
-              </w:rPr>
-            </w:pPr>
-            <w:r>
-              <w:rPr>
-                <w:rFonts w:hint="eastAsia" w:ascii="宋体" w:hAnsi="宋体" w:cs="宋体"/>
+                <w:rFonts w:ascii="宋体" w:hAnsi="宋体" w:cs="宋体" w:hint="eastAsia"/>
+                <w:color w:val="000000"/>
+                <w:kern w:val="0"/>
+                <w:szCs w:val="24"/>
+              </w:rPr>
+            </w:pPr>
+            <w:r>
+              <w:rPr>
+                <w:rFonts w:ascii="宋体" w:hAnsi="宋体" w:cs="宋体" w:hint="eastAsia"/>
                 <w:color w:val="000000"/>
                 <w:kern w:val="0"/>
                 <w:szCs w:val="24"/>
@@ -1047,7 +988,7 @@
             </w:r>
             <w:r>
               <w:rPr>
-                <w:rFonts w:hint="eastAsia" w:ascii="MS Gothic" w:hAnsi="MS Gothic" w:eastAsia="MS Gothic" w:cs="MS Gothic"/>
+                <w:rFonts w:ascii="MS Gothic" w:eastAsia="MS Gothic" w:hAnsi="MS Gothic" w:cs="MS Gothic" w:hint="eastAsia"/>
                 <w:color w:val="000000"/>
                 <w:kern w:val="0"/>
                 <w:szCs w:val="24"/>
@@ -1059,18 +1000,18 @@
             <w:pPr>
               <w:widowControl/>
               <w:spacing w:line="240" w:lineRule="auto"/>
-              <w:ind w:firstLine="0" w:firstLineChars="0"/>
+              <w:ind w:firstLineChars="0" w:firstLine="0"/>
               <w:jc w:val="center"/>
               <w:rPr>
-                <w:rFonts w:hint="eastAsia" w:ascii="宋体" w:hAnsi="宋体" w:cs="宋体"/>
-                <w:color w:val="000000"/>
-                <w:kern w:val="0"/>
-                <w:szCs w:val="24"/>
-              </w:rPr>
-            </w:pPr>
-            <w:r>
-              <w:rPr>
-                <w:rFonts w:hint="eastAsia" w:ascii="宋体" w:hAnsi="宋体" w:cs="宋体"/>
+                <w:rFonts w:ascii="宋体" w:hAnsi="宋体" w:cs="宋体" w:hint="eastAsia"/>
+                <w:color w:val="000000"/>
+                <w:kern w:val="0"/>
+                <w:szCs w:val="24"/>
+              </w:rPr>
+            </w:pPr>
+            <w:r>
+              <w:rPr>
+                <w:rFonts w:ascii="宋体" w:hAnsi="宋体" w:cs="宋体" w:hint="eastAsia"/>
                 <w:color w:val="000000"/>
                 <w:kern w:val="0"/>
                 <w:szCs w:val="24"/>
@@ -1079,7 +1020,7 @@
             </w:r>
             <w:r>
               <w:rPr>
-                <w:rFonts w:hint="eastAsia" w:ascii="MS Gothic" w:hAnsi="MS Gothic" w:eastAsia="MS Gothic" w:cs="MS Gothic"/>
+                <w:rFonts w:ascii="MS Gothic" w:eastAsia="MS Gothic" w:hAnsi="MS Gothic" w:cs="MS Gothic" w:hint="eastAsia"/>
                 <w:color w:val="000000"/>
                 <w:kern w:val="0"/>
                 <w:szCs w:val="24"/>
@@ -1088,7 +1029,7 @@
             </w:r>
             <w:r>
               <w:rPr>
-                <w:rFonts w:hint="eastAsia" w:ascii="宋体" w:hAnsi="宋体" w:cs="宋体"/>
+                <w:rFonts w:ascii="宋体" w:hAnsi="宋体" w:cs="宋体" w:hint="eastAsia"/>
                 <w:color w:val="000000"/>
                 <w:kern w:val="0"/>
                 <w:szCs w:val="24"/>
@@ -1097,7 +1038,7 @@
             </w:r>
             <w:r>
               <w:rPr>
-                <w:rFonts w:hint="eastAsia" w:ascii="MS Gothic" w:hAnsi="MS Gothic" w:eastAsia="MS Gothic" w:cs="MS Gothic"/>
+                <w:rFonts w:ascii="MS Gothic" w:eastAsia="MS Gothic" w:hAnsi="MS Gothic" w:cs="MS Gothic" w:hint="eastAsia"/>
                 <w:color w:val="000000"/>
                 <w:kern w:val="0"/>
                 <w:szCs w:val="24"/>
@@ -1112,8 +1053,8 @@
             <w:tcBorders>
               <w:top w:val="nil"/>
               <w:left w:val="nil"/>
-              <w:bottom w:val="single" w:color="auto" w:sz="4" w:space="0"/>
-              <w:right w:val="single" w:color="auto" w:sz="4" w:space="0"/>
+              <w:bottom w:val="single" w:sz="4" w:space="0" w:color="auto"/>
+              <w:right w:val="single" w:sz="4" w:space="0" w:color="auto"/>
             </w:tcBorders>
             <w:shd w:val="clear" w:color="auto" w:fill="auto"/>
             <w:noWrap/>
@@ -1123,10 +1064,10 @@
             <w:pPr>
               <w:widowControl/>
               <w:spacing w:line="240" w:lineRule="auto"/>
-              <w:ind w:firstLine="0" w:firstLineChars="0"/>
+              <w:ind w:firstLineChars="0" w:firstLine="0"/>
               <w:jc w:val="center"/>
               <w:rPr>
-                <w:rFonts w:hint="eastAsia" w:ascii="宋体" w:hAnsi="宋体" w:cs="宋体"/>
+                <w:rFonts w:ascii="宋体" w:hAnsi="宋体" w:cs="宋体" w:hint="eastAsia"/>
                 <w:color w:val="000000"/>
                 <w:kern w:val="0"/>
                 <w:szCs w:val="24"/>
@@ -1140,8 +1081,8 @@
             <w:tcBorders>
               <w:top w:val="nil"/>
               <w:left w:val="nil"/>
-              <w:bottom w:val="single" w:color="auto" w:sz="4" w:space="0"/>
-              <w:right w:val="single" w:color="auto" w:sz="4" w:space="0"/>
+              <w:bottom w:val="single" w:sz="4" w:space="0" w:color="auto"/>
+              <w:right w:val="single" w:sz="4" w:space="0" w:color="auto"/>
             </w:tcBorders>
             <w:vAlign w:val="center"/>
           </w:tcPr>
@@ -1149,18 +1090,18 @@
             <w:pPr>
               <w:widowControl/>
               <w:spacing w:line="240" w:lineRule="auto"/>
-              <w:ind w:firstLine="0" w:firstLineChars="0"/>
+              <w:ind w:firstLineChars="0" w:firstLine="0"/>
               <w:jc w:val="center"/>
               <w:rPr>
-                <w:rFonts w:hint="eastAsia" w:ascii="宋体" w:hAnsi="宋体" w:cs="宋体"/>
-                <w:color w:val="000000"/>
-                <w:kern w:val="0"/>
-                <w:szCs w:val="24"/>
-              </w:rPr>
-            </w:pPr>
-            <w:r>
-              <w:rPr>
-                <w:rFonts w:hint="eastAsia" w:ascii="宋体" w:hAnsi="宋体" w:cs="宋体"/>
+                <w:rFonts w:ascii="宋体" w:hAnsi="宋体" w:cs="宋体" w:hint="eastAsia"/>
+                <w:color w:val="000000"/>
+                <w:kern w:val="0"/>
+                <w:szCs w:val="24"/>
+              </w:rPr>
+            </w:pPr>
+            <w:r>
+              <w:rPr>
+                <w:rFonts w:ascii="宋体" w:hAnsi="宋体" w:cs="宋体" w:hint="eastAsia"/>
                 <w:color w:val="000000"/>
                 <w:kern w:val="0"/>
                 <w:szCs w:val="24"/>
@@ -1169,7 +1110,7 @@
             </w:r>
             <w:r>
               <w:rPr>
-                <w:rFonts w:hint="eastAsia" w:ascii="MS Gothic" w:hAnsi="MS Gothic" w:eastAsia="MS Gothic" w:cs="MS Gothic"/>
+                <w:rFonts w:ascii="MS Gothic" w:eastAsia="MS Gothic" w:hAnsi="MS Gothic" w:cs="MS Gothic" w:hint="eastAsia"/>
                 <w:color w:val="000000"/>
                 <w:kern w:val="0"/>
                 <w:szCs w:val="24"/>
@@ -1181,18 +1122,18 @@
             <w:pPr>
               <w:widowControl/>
               <w:spacing w:line="240" w:lineRule="auto"/>
-              <w:ind w:firstLine="0" w:firstLineChars="0"/>
+              <w:ind w:firstLineChars="0" w:firstLine="0"/>
               <w:jc w:val="center"/>
               <w:rPr>
-                <w:rFonts w:hint="eastAsia" w:ascii="宋体" w:hAnsi="宋体" w:cs="宋体"/>
-                <w:color w:val="000000"/>
-                <w:kern w:val="0"/>
-                <w:szCs w:val="24"/>
-              </w:rPr>
-            </w:pPr>
-            <w:r>
-              <w:rPr>
-                <w:rFonts w:hint="eastAsia" w:ascii="宋体" w:hAnsi="宋体" w:cs="宋体"/>
+                <w:rFonts w:ascii="宋体" w:hAnsi="宋体" w:cs="宋体" w:hint="eastAsia"/>
+                <w:color w:val="000000"/>
+                <w:kern w:val="0"/>
+                <w:szCs w:val="24"/>
+              </w:rPr>
+            </w:pPr>
+            <w:r>
+              <w:rPr>
+                <w:rFonts w:ascii="宋体" w:hAnsi="宋体" w:cs="宋体" w:hint="eastAsia"/>
                 <w:color w:val="000000"/>
                 <w:kern w:val="0"/>
                 <w:szCs w:val="24"/>
@@ -1201,7 +1142,7 @@
             </w:r>
             <w:r>
               <w:rPr>
-                <w:rFonts w:hint="eastAsia" w:ascii="MS Gothic" w:hAnsi="MS Gothic" w:eastAsia="MS Gothic" w:cs="MS Gothic"/>
+                <w:rFonts w:ascii="MS Gothic" w:eastAsia="MS Gothic" w:hAnsi="MS Gothic" w:cs="MS Gothic" w:hint="eastAsia"/>
                 <w:color w:val="000000"/>
                 <w:kern w:val="0"/>
                 <w:szCs w:val="24"/>
@@ -1212,26 +1153,18 @@
         </w:tc>
       </w:tr>
       <w:tr>
-        <w:tblPrEx>
-          <w:tblCellMar>
-            <w:top w:w="0" w:type="dxa"/>
-            <w:left w:w="108" w:type="dxa"/>
-            <w:bottom w:w="0" w:type="dxa"/>
-            <w:right w:w="108" w:type="dxa"/>
-          </w:tblCellMar>
-        </w:tblPrEx>
         <w:trPr>
-          <w:trHeight w:val="360" w:hRule="atLeast"/>
+          <w:trHeight w:val="360"/>
         </w:trPr>
         <w:tc>
           <w:tcPr>
             <w:tcW w:w="993" w:type="dxa"/>
-            <w:vMerge w:val="continue"/>
+            <w:vMerge/>
             <w:tcBorders>
-              <w:top w:val="single" w:color="auto" w:sz="4" w:space="0"/>
-              <w:left w:val="single" w:color="auto" w:sz="4" w:space="0"/>
-              <w:bottom w:val="single" w:color="auto" w:sz="4" w:space="0"/>
-              <w:right w:val="single" w:color="auto" w:sz="4" w:space="0"/>
+              <w:top w:val="single" w:sz="4" w:space="0" w:color="auto"/>
+              <w:left w:val="single" w:sz="4" w:space="0" w:color="auto"/>
+              <w:bottom w:val="single" w:sz="4" w:space="0" w:color="auto"/>
+              <w:right w:val="single" w:sz="4" w:space="0" w:color="auto"/>
             </w:tcBorders>
             <w:shd w:val="clear" w:color="auto" w:fill="auto"/>
             <w:vAlign w:val="center"/>
@@ -1240,10 +1173,10 @@
             <w:pPr>
               <w:widowControl/>
               <w:spacing w:line="240" w:lineRule="auto"/>
-              <w:ind w:firstLine="0" w:firstLineChars="0"/>
+              <w:ind w:firstLineChars="0" w:firstLine="0"/>
               <w:jc w:val="left"/>
               <w:rPr>
-                <w:rFonts w:hint="eastAsia" w:ascii="宋体" w:hAnsi="宋体" w:cs="宋体"/>
+                <w:rFonts w:ascii="宋体" w:hAnsi="宋体" w:cs="宋体" w:hint="eastAsia"/>
                 <w:color w:val="000000"/>
                 <w:kern w:val="0"/>
                 <w:szCs w:val="24"/>
@@ -1257,8 +1190,8 @@
             <w:tcBorders>
               <w:top w:val="nil"/>
               <w:left w:val="nil"/>
-              <w:bottom w:val="single" w:color="auto" w:sz="4" w:space="0"/>
-              <w:right w:val="single" w:color="auto" w:sz="4" w:space="0"/>
+              <w:bottom w:val="single" w:sz="4" w:space="0" w:color="auto"/>
+              <w:right w:val="single" w:sz="4" w:space="0" w:color="auto"/>
             </w:tcBorders>
             <w:shd w:val="clear" w:color="auto" w:fill="auto"/>
             <w:noWrap/>
@@ -1268,18 +1201,18 @@
             <w:pPr>
               <w:widowControl/>
               <w:spacing w:line="240" w:lineRule="auto"/>
-              <w:ind w:firstLine="0" w:firstLineChars="0"/>
+              <w:ind w:firstLineChars="0" w:firstLine="0"/>
               <w:jc w:val="center"/>
               <w:rPr>
-                <w:rFonts w:hint="eastAsia" w:ascii="宋体" w:hAnsi="宋体" w:cs="宋体"/>
-                <w:color w:val="000000"/>
-                <w:kern w:val="0"/>
-                <w:szCs w:val="24"/>
-              </w:rPr>
-            </w:pPr>
-            <w:r>
-              <w:rPr>
-                <w:rFonts w:hint="eastAsia" w:ascii="宋体" w:hAnsi="宋体" w:cs="宋体"/>
+                <w:rFonts w:ascii="宋体" w:hAnsi="宋体" w:cs="宋体" w:hint="eastAsia"/>
+                <w:color w:val="000000"/>
+                <w:kern w:val="0"/>
+                <w:szCs w:val="24"/>
+              </w:rPr>
+            </w:pPr>
+            <w:r>
+              <w:rPr>
+                <w:rFonts w:ascii="宋体" w:hAnsi="宋体" w:cs="宋体" w:hint="eastAsia"/>
                 <w:color w:val="000000"/>
                 <w:kern w:val="0"/>
                 <w:szCs w:val="24"/>
@@ -1294,8 +1227,8 @@
             <w:tcBorders>
               <w:top w:val="nil"/>
               <w:left w:val="nil"/>
-              <w:bottom w:val="single" w:color="auto" w:sz="4" w:space="0"/>
-              <w:right w:val="single" w:color="auto" w:sz="4" w:space="0"/>
+              <w:bottom w:val="single" w:sz="4" w:space="0" w:color="auto"/>
+              <w:right w:val="single" w:sz="4" w:space="0" w:color="auto"/>
             </w:tcBorders>
             <w:shd w:val="clear" w:color="auto" w:fill="auto"/>
             <w:noWrap/>
@@ -1305,18 +1238,18 @@
             <w:pPr>
               <w:widowControl/>
               <w:spacing w:line="240" w:lineRule="auto"/>
-              <w:ind w:firstLine="0" w:firstLineChars="0"/>
+              <w:ind w:firstLineChars="0" w:firstLine="0"/>
               <w:jc w:val="center"/>
               <w:rPr>
-                <w:rFonts w:hint="eastAsia" w:ascii="宋体" w:hAnsi="宋体" w:cs="宋体"/>
-                <w:color w:val="000000"/>
-                <w:kern w:val="0"/>
-                <w:szCs w:val="24"/>
-              </w:rPr>
-            </w:pPr>
-            <w:r>
-              <w:rPr>
-                <w:rFonts w:hint="eastAsia" w:ascii="宋体" w:hAnsi="宋体" w:cs="宋体"/>
+                <w:rFonts w:ascii="宋体" w:hAnsi="宋体" w:cs="宋体" w:hint="eastAsia"/>
+                <w:color w:val="000000"/>
+                <w:kern w:val="0"/>
+                <w:szCs w:val="24"/>
+              </w:rPr>
+            </w:pPr>
+            <w:r>
+              <w:rPr>
+                <w:rFonts w:ascii="宋体" w:hAnsi="宋体" w:cs="宋体" w:hint="eastAsia"/>
                 <w:color w:val="000000"/>
                 <w:kern w:val="0"/>
                 <w:szCs w:val="24"/>
@@ -1331,8 +1264,8 @@
             <w:tcBorders>
               <w:top w:val="nil"/>
               <w:left w:val="nil"/>
-              <w:bottom w:val="single" w:color="auto" w:sz="4" w:space="0"/>
-              <w:right w:val="single" w:color="auto" w:sz="4" w:space="0"/>
+              <w:bottom w:val="single" w:sz="4" w:space="0" w:color="auto"/>
+              <w:right w:val="single" w:sz="4" w:space="0" w:color="auto"/>
             </w:tcBorders>
             <w:shd w:val="clear" w:color="auto" w:fill="auto"/>
             <w:noWrap/>
@@ -1342,18 +1275,18 @@
             <w:pPr>
               <w:widowControl/>
               <w:spacing w:line="240" w:lineRule="auto"/>
-              <w:ind w:firstLine="0" w:firstLineChars="0"/>
+              <w:ind w:firstLineChars="0" w:firstLine="0"/>
               <w:jc w:val="center"/>
               <w:rPr>
-                <w:rFonts w:hint="eastAsia" w:ascii="宋体" w:hAnsi="宋体" w:cs="宋体"/>
-                <w:color w:val="000000"/>
-                <w:kern w:val="0"/>
-                <w:szCs w:val="24"/>
-              </w:rPr>
-            </w:pPr>
-            <w:r>
-              <w:rPr>
-                <w:rFonts w:hint="eastAsia" w:ascii="宋体" w:hAnsi="宋体" w:cs="宋体"/>
+                <w:rFonts w:ascii="宋体" w:hAnsi="宋体" w:cs="宋体" w:hint="eastAsia"/>
+                <w:color w:val="000000"/>
+                <w:kern w:val="0"/>
+                <w:szCs w:val="24"/>
+              </w:rPr>
+            </w:pPr>
+            <w:r>
+              <w:rPr>
+                <w:rFonts w:ascii="宋体" w:hAnsi="宋体" w:cs="宋体" w:hint="eastAsia"/>
                 <w:color w:val="000000"/>
                 <w:kern w:val="0"/>
                 <w:szCs w:val="24"/>
@@ -1362,7 +1295,7 @@
             </w:r>
             <w:r>
               <w:rPr>
-                <w:rFonts w:hint="eastAsia" w:ascii="MS Gothic" w:hAnsi="MS Gothic" w:eastAsia="MS Gothic" w:cs="MS Gothic"/>
+                <w:rFonts w:ascii="MS Gothic" w:eastAsia="MS Gothic" w:hAnsi="MS Gothic" w:cs="MS Gothic" w:hint="eastAsia"/>
                 <w:color w:val="000000"/>
                 <w:kern w:val="0"/>
                 <w:szCs w:val="24"/>
@@ -1377,8 +1310,8 @@
             <w:tcBorders>
               <w:top w:val="nil"/>
               <w:left w:val="nil"/>
-              <w:bottom w:val="single" w:color="auto" w:sz="4" w:space="0"/>
-              <w:right w:val="single" w:color="auto" w:sz="4" w:space="0"/>
+              <w:bottom w:val="single" w:sz="4" w:space="0" w:color="auto"/>
+              <w:right w:val="single" w:sz="4" w:space="0" w:color="auto"/>
             </w:tcBorders>
             <w:shd w:val="clear" w:color="auto" w:fill="auto"/>
             <w:noWrap/>
@@ -1388,10 +1321,10 @@
             <w:pPr>
               <w:widowControl/>
               <w:spacing w:line="240" w:lineRule="auto"/>
-              <w:ind w:firstLine="0" w:firstLineChars="0"/>
+              <w:ind w:firstLineChars="0" w:firstLine="0"/>
               <w:jc w:val="center"/>
               <w:rPr>
-                <w:rFonts w:hint="eastAsia" w:ascii="宋体" w:hAnsi="宋体" w:cs="宋体"/>
+                <w:rFonts w:ascii="宋体" w:hAnsi="宋体" w:cs="宋体" w:hint="eastAsia"/>
                 <w:color w:val="000000"/>
                 <w:kern w:val="0"/>
                 <w:szCs w:val="24"/>
@@ -1405,8 +1338,8 @@
             <w:tcBorders>
               <w:top w:val="nil"/>
               <w:left w:val="nil"/>
-              <w:bottom w:val="single" w:color="auto" w:sz="4" w:space="0"/>
-              <w:right w:val="single" w:color="auto" w:sz="4" w:space="0"/>
+              <w:bottom w:val="single" w:sz="4" w:space="0" w:color="auto"/>
+              <w:right w:val="single" w:sz="4" w:space="0" w:color="auto"/>
             </w:tcBorders>
             <w:shd w:val="clear" w:color="auto" w:fill="FFFF00"/>
             <w:vAlign w:val="center"/>
@@ -1415,18 +1348,18 @@
             <w:pPr>
               <w:widowControl/>
               <w:spacing w:line="240" w:lineRule="auto"/>
-              <w:ind w:firstLine="0" w:firstLineChars="0"/>
+              <w:ind w:firstLineChars="0" w:firstLine="0"/>
               <w:jc w:val="center"/>
               <w:rPr>
-                <w:rFonts w:hint="eastAsia" w:ascii="宋体" w:hAnsi="宋体" w:cs="宋体"/>
-                <w:color w:val="000000"/>
-                <w:kern w:val="0"/>
-                <w:szCs w:val="24"/>
-              </w:rPr>
-            </w:pPr>
-            <w:r>
-              <w:rPr>
-                <w:rFonts w:hint="eastAsia" w:ascii="宋体" w:hAnsi="宋体" w:cs="宋体"/>
+                <w:rFonts w:ascii="宋体" w:hAnsi="宋体" w:cs="宋体" w:hint="eastAsia"/>
+                <w:color w:val="000000"/>
+                <w:kern w:val="0"/>
+                <w:szCs w:val="24"/>
+              </w:rPr>
+            </w:pPr>
+            <w:r>
+              <w:rPr>
+                <w:rFonts w:ascii="宋体" w:hAnsi="宋体" w:cs="宋体" w:hint="eastAsia"/>
                 <w:color w:val="000000"/>
                 <w:kern w:val="0"/>
                 <w:szCs w:val="24"/>
@@ -1438,18 +1371,18 @@
             <w:pPr>
               <w:widowControl/>
               <w:spacing w:line="240" w:lineRule="auto"/>
-              <w:ind w:firstLine="0" w:firstLineChars="0"/>
+              <w:ind w:firstLineChars="0" w:firstLine="0"/>
               <w:jc w:val="center"/>
               <w:rPr>
-                <w:rFonts w:hint="eastAsia" w:ascii="宋体" w:hAnsi="宋体" w:cs="宋体"/>
-                <w:color w:val="000000"/>
-                <w:kern w:val="0"/>
-                <w:szCs w:val="24"/>
-              </w:rPr>
-            </w:pPr>
-            <w:r>
-              <w:rPr>
-                <w:rFonts w:hint="eastAsia" w:ascii="宋体" w:hAnsi="宋体" w:cs="宋体"/>
+                <w:rFonts w:ascii="宋体" w:hAnsi="宋体" w:cs="宋体" w:hint="eastAsia"/>
+                <w:color w:val="000000"/>
+                <w:kern w:val="0"/>
+                <w:szCs w:val="24"/>
+              </w:rPr>
+            </w:pPr>
+            <w:r>
+              <w:rPr>
+                <w:rFonts w:ascii="宋体" w:hAnsi="宋体" w:cs="宋体" w:hint="eastAsia"/>
                 <w:color w:val="000000"/>
                 <w:kern w:val="0"/>
                 <w:szCs w:val="24"/>
@@ -1460,26 +1393,18 @@
         </w:tc>
       </w:tr>
       <w:tr>
-        <w:tblPrEx>
-          <w:tblCellMar>
-            <w:top w:w="0" w:type="dxa"/>
-            <w:left w:w="108" w:type="dxa"/>
-            <w:bottom w:w="0" w:type="dxa"/>
-            <w:right w:w="108" w:type="dxa"/>
-          </w:tblCellMar>
-        </w:tblPrEx>
         <w:trPr>
-          <w:trHeight w:val="360" w:hRule="atLeast"/>
+          <w:trHeight w:val="360"/>
         </w:trPr>
         <w:tc>
           <w:tcPr>
             <w:tcW w:w="993" w:type="dxa"/>
             <w:vMerge w:val="restart"/>
             <w:tcBorders>
-              <w:top w:val="single" w:color="auto" w:sz="4" w:space="0"/>
-              <w:left w:val="single" w:color="auto" w:sz="4" w:space="0"/>
-              <w:bottom w:val="single" w:color="auto" w:sz="4" w:space="0"/>
-              <w:right w:val="single" w:color="auto" w:sz="4" w:space="0"/>
+              <w:top w:val="single" w:sz="4" w:space="0" w:color="auto"/>
+              <w:left w:val="single" w:sz="4" w:space="0" w:color="auto"/>
+              <w:bottom w:val="single" w:sz="4" w:space="0" w:color="auto"/>
+              <w:right w:val="single" w:sz="4" w:space="0" w:color="auto"/>
             </w:tcBorders>
             <w:shd w:val="clear" w:color="auto" w:fill="auto"/>
             <w:noWrap/>
@@ -1489,18 +1414,18 @@
             <w:pPr>
               <w:widowControl/>
               <w:spacing w:line="240" w:lineRule="auto"/>
-              <w:ind w:firstLine="0" w:firstLineChars="0"/>
+              <w:ind w:firstLineChars="0" w:firstLine="0"/>
               <w:jc w:val="center"/>
               <w:rPr>
-                <w:rFonts w:hint="eastAsia" w:ascii="宋体" w:hAnsi="宋体" w:cs="宋体"/>
-                <w:color w:val="000000"/>
-                <w:kern w:val="0"/>
-                <w:szCs w:val="24"/>
-              </w:rPr>
-            </w:pPr>
-            <w:r>
-              <w:rPr>
-                <w:rFonts w:hint="eastAsia" w:ascii="宋体" w:hAnsi="宋体" w:cs="宋体"/>
+                <w:rFonts w:ascii="宋体" w:hAnsi="宋体" w:cs="宋体" w:hint="eastAsia"/>
+                <w:color w:val="000000"/>
+                <w:kern w:val="0"/>
+                <w:szCs w:val="24"/>
+              </w:rPr>
+            </w:pPr>
+            <w:r>
+              <w:rPr>
+                <w:rFonts w:ascii="宋体" w:hAnsi="宋体" w:cs="宋体" w:hint="eastAsia"/>
                 <w:color w:val="000000"/>
                 <w:kern w:val="0"/>
                 <w:szCs w:val="24"/>
@@ -1512,18 +1437,18 @@
             <w:pPr>
               <w:widowControl/>
               <w:spacing w:line="240" w:lineRule="auto"/>
-              <w:ind w:firstLine="0" w:firstLineChars="0"/>
+              <w:ind w:firstLineChars="0" w:firstLine="0"/>
               <w:jc w:val="center"/>
               <w:rPr>
-                <w:rFonts w:hint="eastAsia" w:ascii="宋体" w:hAnsi="宋体" w:cs="宋体"/>
-                <w:color w:val="000000"/>
-                <w:kern w:val="0"/>
-                <w:szCs w:val="24"/>
-              </w:rPr>
-            </w:pPr>
-            <w:r>
-              <w:rPr>
-                <w:rFonts w:hint="eastAsia" w:ascii="宋体" w:hAnsi="宋体" w:cs="宋体"/>
+                <w:rFonts w:ascii="宋体" w:hAnsi="宋体" w:cs="宋体" w:hint="eastAsia"/>
+                <w:color w:val="000000"/>
+                <w:kern w:val="0"/>
+                <w:szCs w:val="24"/>
+              </w:rPr>
+            </w:pPr>
+            <w:r>
+              <w:rPr>
+                <w:rFonts w:ascii="宋体" w:hAnsi="宋体" w:cs="宋体" w:hint="eastAsia"/>
                 <w:color w:val="000000"/>
                 <w:kern w:val="0"/>
                 <w:szCs w:val="24"/>
@@ -1538,8 +1463,8 @@
             <w:tcBorders>
               <w:top w:val="nil"/>
               <w:left w:val="nil"/>
-              <w:bottom w:val="single" w:color="auto" w:sz="4" w:space="0"/>
-              <w:right w:val="single" w:color="auto" w:sz="4" w:space="0"/>
+              <w:bottom w:val="single" w:sz="4" w:space="0" w:color="auto"/>
+              <w:right w:val="single" w:sz="4" w:space="0" w:color="auto"/>
             </w:tcBorders>
             <w:shd w:val="clear" w:color="auto" w:fill="FF0000"/>
             <w:noWrap/>
@@ -1549,18 +1474,18 @@
             <w:pPr>
               <w:widowControl/>
               <w:spacing w:line="240" w:lineRule="auto"/>
-              <w:ind w:firstLine="0" w:firstLineChars="0"/>
+              <w:ind w:firstLineChars="0" w:firstLine="0"/>
               <w:jc w:val="center"/>
               <w:rPr>
-                <w:rFonts w:hint="eastAsia" w:ascii="宋体" w:hAnsi="宋体" w:cs="宋体"/>
-                <w:color w:val="000000"/>
-                <w:kern w:val="0"/>
-                <w:szCs w:val="24"/>
-              </w:rPr>
-            </w:pPr>
-            <w:r>
-              <w:rPr>
-                <w:rFonts w:hint="eastAsia" w:ascii="宋体" w:hAnsi="宋体" w:cs="宋体"/>
+                <w:rFonts w:ascii="宋体" w:hAnsi="宋体" w:cs="宋体" w:hint="eastAsia"/>
+                <w:color w:val="000000"/>
+                <w:kern w:val="0"/>
+                <w:szCs w:val="24"/>
+              </w:rPr>
+            </w:pPr>
+            <w:r>
+              <w:rPr>
+                <w:rFonts w:ascii="宋体" w:hAnsi="宋体" w:cs="宋体" w:hint="eastAsia"/>
                 <w:color w:val="000000"/>
                 <w:kern w:val="0"/>
                 <w:szCs w:val="24"/>
@@ -1572,45 +1497,41 @@
             <w:pPr>
               <w:widowControl/>
               <w:spacing w:line="240" w:lineRule="auto"/>
-              <w:ind w:firstLine="0" w:firstLineChars="0"/>
+              <w:ind w:firstLineChars="0" w:firstLine="0"/>
               <w:jc w:val="center"/>
               <w:rPr>
-                <w:rFonts w:hint="eastAsia" w:ascii="宋体" w:hAnsi="宋体" w:eastAsia="宋体" w:cs="宋体"/>
-                <w:color w:val="000000"/>
-                <w:kern w:val="0"/>
-                <w:szCs w:val="24"/>
-                <w:lang w:eastAsia="zh-CN"/>
-              </w:rPr>
-            </w:pPr>
-            <w:r>
-              <w:rPr>
-                <w:rFonts w:hint="eastAsia" w:ascii="宋体" w:hAnsi="宋体" w:cs="宋体"/>
-                <w:color w:val="000000"/>
-                <w:kern w:val="0"/>
-                <w:szCs w:val="24"/>
-                <w:lang w:eastAsia="zh-CN"/>
+                <w:rFonts w:ascii="宋体" w:hAnsi="宋体" w:cs="宋体" w:hint="eastAsia"/>
+                <w:color w:val="000000"/>
+                <w:kern w:val="0"/>
+                <w:szCs w:val="24"/>
+              </w:rPr>
+            </w:pPr>
+            <w:r>
+              <w:rPr>
+                <w:rFonts w:ascii="宋体" w:hAnsi="宋体" w:cs="宋体" w:hint="eastAsia"/>
+                <w:color w:val="000000"/>
+                <w:kern w:val="0"/>
+                <w:szCs w:val="24"/>
               </w:rPr>
               <w:t>（</w:t>
             </w:r>
             <w:r>
               <w:rPr>
-                <w:rFonts w:hint="eastAsia" w:ascii="宋体" w:hAnsi="宋体" w:cs="宋体"/>
+                <w:rFonts w:ascii="宋体" w:hAnsi="宋体" w:cs="宋体" w:hint="eastAsia"/>
                 <w:b/>
                 <w:bCs/>
                 <w:color w:val="000000"/>
                 <w:kern w:val="0"/>
                 <w:szCs w:val="24"/>
-                <w:lang w:val="en-US" w:eastAsia="zh-CN"/>
               </w:rPr>
               <w:t>不行</w:t>
             </w:r>
             <w:r>
               <w:rPr>
-                <w:rFonts w:hint="eastAsia" w:ascii="宋体" w:hAnsi="宋体" w:cs="宋体"/>
-                <w:color w:val="000000"/>
-                <w:kern w:val="0"/>
-                <w:szCs w:val="24"/>
-                <w:lang w:eastAsia="zh-CN"/>
+                <w:rFonts w:ascii="宋体" w:hAnsi="宋体" w:cs="宋体" w:hint="eastAsia"/>
+                <w:color w:val="000000"/>
+                <w:kern w:val="0"/>
+                <w:szCs w:val="24"/>
               </w:rPr>
               <w:t>）</w:t>
             </w:r>
@@ -1622,8 +1543,8 @@
             <w:tcBorders>
               <w:top w:val="nil"/>
               <w:left w:val="nil"/>
-              <w:bottom w:val="single" w:color="auto" w:sz="4" w:space="0"/>
-              <w:right w:val="single" w:color="auto" w:sz="4" w:space="0"/>
+              <w:bottom w:val="single" w:sz="4" w:space="0" w:color="auto"/>
+              <w:right w:val="single" w:sz="4" w:space="0" w:color="auto"/>
             </w:tcBorders>
             <w:shd w:val="clear" w:color="auto" w:fill="auto"/>
             <w:noWrap/>
@@ -1633,18 +1554,18 @@
             <w:pPr>
               <w:widowControl/>
               <w:spacing w:line="240" w:lineRule="auto"/>
-              <w:ind w:firstLine="0" w:firstLineChars="0"/>
+              <w:ind w:firstLineChars="0" w:firstLine="0"/>
               <w:jc w:val="center"/>
               <w:rPr>
-                <w:rFonts w:hint="eastAsia" w:ascii="宋体" w:hAnsi="宋体" w:cs="宋体"/>
-                <w:color w:val="000000"/>
-                <w:kern w:val="0"/>
-                <w:szCs w:val="24"/>
-              </w:rPr>
-            </w:pPr>
-            <w:r>
-              <w:rPr>
-                <w:rFonts w:hint="eastAsia" w:ascii="宋体" w:hAnsi="宋体" w:cs="宋体"/>
+                <w:rFonts w:ascii="宋体" w:hAnsi="宋体" w:cs="宋体" w:hint="eastAsia"/>
+                <w:color w:val="000000"/>
+                <w:kern w:val="0"/>
+                <w:szCs w:val="24"/>
+              </w:rPr>
+            </w:pPr>
+            <w:r>
+              <w:rPr>
+                <w:rFonts w:ascii="宋体" w:hAnsi="宋体" w:cs="宋体" w:hint="eastAsia"/>
                 <w:color w:val="000000"/>
                 <w:kern w:val="0"/>
                 <w:szCs w:val="24"/>
@@ -1659,8 +1580,8 @@
             <w:tcBorders>
               <w:top w:val="nil"/>
               <w:left w:val="nil"/>
-              <w:bottom w:val="single" w:color="auto" w:sz="4" w:space="0"/>
-              <w:right w:val="single" w:color="auto" w:sz="4" w:space="0"/>
+              <w:bottom w:val="single" w:sz="4" w:space="0" w:color="auto"/>
+              <w:right w:val="single" w:sz="4" w:space="0" w:color="auto"/>
             </w:tcBorders>
             <w:shd w:val="clear" w:color="auto" w:fill="FFFFFF" w:themeFill="background1"/>
             <w:noWrap/>
@@ -1670,10 +1591,10 @@
             <w:pPr>
               <w:widowControl/>
               <w:spacing w:line="240" w:lineRule="auto"/>
-              <w:ind w:firstLine="0" w:firstLineChars="0"/>
+              <w:ind w:firstLineChars="0" w:firstLine="0"/>
               <w:jc w:val="center"/>
               <w:rPr>
-                <w:rFonts w:hint="eastAsia" w:ascii="宋体" w:hAnsi="宋体" w:cs="宋体"/>
+                <w:rFonts w:ascii="宋体" w:hAnsi="宋体" w:cs="宋体" w:hint="eastAsia"/>
                 <w:b/>
                 <w:bCs/>
                 <w:color w:val="000000"/>
@@ -1689,8 +1610,8 @@
             <w:tcBorders>
               <w:top w:val="nil"/>
               <w:left w:val="nil"/>
-              <w:bottom w:val="single" w:color="auto" w:sz="4" w:space="0"/>
-              <w:right w:val="single" w:color="auto" w:sz="4" w:space="0"/>
+              <w:bottom w:val="single" w:sz="4" w:space="0" w:color="auto"/>
+              <w:right w:val="single" w:sz="4" w:space="0" w:color="auto"/>
             </w:tcBorders>
             <w:shd w:val="clear" w:color="auto" w:fill="auto"/>
             <w:noWrap/>
@@ -1700,10 +1621,10 @@
             <w:pPr>
               <w:widowControl/>
               <w:spacing w:line="240" w:lineRule="auto"/>
-              <w:ind w:firstLine="0" w:firstLineChars="0"/>
+              <w:ind w:firstLineChars="0" w:firstLine="0"/>
               <w:jc w:val="center"/>
               <w:rPr>
-                <w:rFonts w:hint="eastAsia" w:ascii="宋体" w:hAnsi="宋体" w:cs="宋体"/>
+                <w:rFonts w:ascii="宋体" w:hAnsi="宋体" w:cs="宋体" w:hint="eastAsia"/>
                 <w:color w:val="000000"/>
                 <w:kern w:val="0"/>
                 <w:szCs w:val="24"/>
@@ -1717,8 +1638,8 @@
             <w:tcBorders>
               <w:top w:val="nil"/>
               <w:left w:val="nil"/>
-              <w:bottom w:val="single" w:color="auto" w:sz="4" w:space="0"/>
-              <w:right w:val="single" w:color="auto" w:sz="4" w:space="0"/>
+              <w:bottom w:val="single" w:sz="4" w:space="0" w:color="auto"/>
+              <w:right w:val="single" w:sz="4" w:space="0" w:color="auto"/>
             </w:tcBorders>
             <w:shd w:val="clear" w:color="auto" w:fill="FFFF00"/>
             <w:vAlign w:val="center"/>
@@ -1727,18 +1648,18 @@
             <w:pPr>
               <w:widowControl/>
               <w:spacing w:line="240" w:lineRule="auto"/>
-              <w:ind w:firstLine="0" w:firstLineChars="0"/>
+              <w:ind w:firstLineChars="0" w:firstLine="0"/>
               <w:jc w:val="center"/>
               <w:rPr>
-                <w:rFonts w:hint="eastAsia" w:ascii="宋体" w:hAnsi="宋体" w:cs="宋体"/>
-                <w:color w:val="000000"/>
-                <w:kern w:val="0"/>
-                <w:szCs w:val="24"/>
-              </w:rPr>
-            </w:pPr>
-            <w:r>
-              <w:rPr>
-                <w:rFonts w:hint="eastAsia" w:ascii="宋体" w:hAnsi="宋体" w:cs="宋体"/>
+                <w:rFonts w:ascii="宋体" w:hAnsi="宋体" w:cs="宋体" w:hint="eastAsia"/>
+                <w:color w:val="000000"/>
+                <w:kern w:val="0"/>
+                <w:szCs w:val="24"/>
+              </w:rPr>
+            </w:pPr>
+            <w:r>
+              <w:rPr>
+                <w:rFonts w:ascii="宋体" w:hAnsi="宋体" w:cs="宋体" w:hint="eastAsia"/>
                 <w:color w:val="000000"/>
                 <w:kern w:val="0"/>
                 <w:szCs w:val="24"/>
@@ -1750,18 +1671,18 @@
             <w:pPr>
               <w:widowControl/>
               <w:spacing w:line="240" w:lineRule="auto"/>
-              <w:ind w:firstLine="0" w:firstLineChars="0"/>
+              <w:ind w:firstLineChars="0" w:firstLine="0"/>
               <w:jc w:val="center"/>
               <w:rPr>
-                <w:rFonts w:hint="eastAsia" w:ascii="宋体" w:hAnsi="宋体" w:cs="宋体"/>
-                <w:color w:val="000000"/>
-                <w:kern w:val="0"/>
-                <w:szCs w:val="24"/>
-              </w:rPr>
-            </w:pPr>
-            <w:r>
-              <w:rPr>
-                <w:rFonts w:hint="eastAsia" w:ascii="宋体" w:hAnsi="宋体" w:cs="宋体"/>
+                <w:rFonts w:ascii="宋体" w:hAnsi="宋体" w:cs="宋体" w:hint="eastAsia"/>
+                <w:color w:val="000000"/>
+                <w:kern w:val="0"/>
+                <w:szCs w:val="24"/>
+              </w:rPr>
+            </w:pPr>
+            <w:r>
+              <w:rPr>
+                <w:rFonts w:ascii="宋体" w:hAnsi="宋体" w:cs="宋体" w:hint="eastAsia"/>
                 <w:color w:val="000000"/>
                 <w:kern w:val="0"/>
                 <w:szCs w:val="24"/>
@@ -1772,26 +1693,18 @@
         </w:tc>
       </w:tr>
       <w:tr>
-        <w:tblPrEx>
-          <w:tblCellMar>
-            <w:top w:w="0" w:type="dxa"/>
-            <w:left w:w="108" w:type="dxa"/>
-            <w:bottom w:w="0" w:type="dxa"/>
-            <w:right w:w="108" w:type="dxa"/>
-          </w:tblCellMar>
-        </w:tblPrEx>
         <w:trPr>
-          <w:trHeight w:val="930" w:hRule="atLeast"/>
+          <w:trHeight w:val="930"/>
         </w:trPr>
         <w:tc>
           <w:tcPr>
             <w:tcW w:w="993" w:type="dxa"/>
-            <w:vMerge w:val="continue"/>
+            <w:vMerge/>
             <w:tcBorders>
-              <w:top w:val="single" w:color="auto" w:sz="4" w:space="0"/>
-              <w:left w:val="single" w:color="auto" w:sz="4" w:space="0"/>
-              <w:bottom w:val="single" w:color="auto" w:sz="4" w:space="0"/>
-              <w:right w:val="single" w:color="auto" w:sz="4" w:space="0"/>
+              <w:top w:val="single" w:sz="4" w:space="0" w:color="auto"/>
+              <w:left w:val="single" w:sz="4" w:space="0" w:color="auto"/>
+              <w:bottom w:val="single" w:sz="4" w:space="0" w:color="auto"/>
+              <w:right w:val="single" w:sz="4" w:space="0" w:color="auto"/>
             </w:tcBorders>
             <w:shd w:val="clear" w:color="auto" w:fill="auto"/>
             <w:vAlign w:val="center"/>
@@ -1800,10 +1713,10 @@
             <w:pPr>
               <w:widowControl/>
               <w:spacing w:line="240" w:lineRule="auto"/>
-              <w:ind w:firstLine="0" w:firstLineChars="0"/>
+              <w:ind w:firstLineChars="0" w:firstLine="0"/>
               <w:jc w:val="left"/>
               <w:rPr>
-                <w:rFonts w:hint="eastAsia" w:ascii="宋体" w:hAnsi="宋体" w:cs="宋体"/>
+                <w:rFonts w:ascii="宋体" w:hAnsi="宋体" w:cs="宋体" w:hint="eastAsia"/>
                 <w:color w:val="000000"/>
                 <w:kern w:val="0"/>
                 <w:szCs w:val="24"/>
@@ -1817,8 +1730,8 @@
             <w:tcBorders>
               <w:top w:val="nil"/>
               <w:left w:val="nil"/>
-              <w:bottom w:val="single" w:color="auto" w:sz="4" w:space="0"/>
-              <w:right w:val="single" w:color="auto" w:sz="4" w:space="0"/>
+              <w:bottom w:val="single" w:sz="4" w:space="0" w:color="auto"/>
+              <w:right w:val="single" w:sz="4" w:space="0" w:color="auto"/>
             </w:tcBorders>
             <w:shd w:val="clear" w:color="auto" w:fill="FF0000"/>
             <w:noWrap/>
@@ -1828,18 +1741,18 @@
             <w:pPr>
               <w:widowControl/>
               <w:spacing w:line="240" w:lineRule="auto"/>
-              <w:ind w:firstLine="0" w:firstLineChars="0"/>
+              <w:ind w:firstLineChars="0" w:firstLine="0"/>
               <w:jc w:val="center"/>
               <w:rPr>
-                <w:rFonts w:hint="eastAsia" w:ascii="宋体" w:hAnsi="宋体" w:cs="宋体"/>
-                <w:color w:val="000000"/>
-                <w:kern w:val="0"/>
-                <w:szCs w:val="24"/>
-              </w:rPr>
-            </w:pPr>
-            <w:r>
-              <w:rPr>
-                <w:rFonts w:hint="eastAsia" w:ascii="宋体" w:hAnsi="宋体" w:cs="宋体"/>
+                <w:rFonts w:ascii="宋体" w:hAnsi="宋体" w:cs="宋体" w:hint="eastAsia"/>
+                <w:color w:val="000000"/>
+                <w:kern w:val="0"/>
+                <w:szCs w:val="24"/>
+              </w:rPr>
+            </w:pPr>
+            <w:r>
+              <w:rPr>
+                <w:rFonts w:ascii="宋体" w:hAnsi="宋体" w:cs="宋体" w:hint="eastAsia"/>
                 <w:color w:val="000000"/>
                 <w:kern w:val="0"/>
                 <w:szCs w:val="24"/>
@@ -1851,18 +1764,18 @@
             <w:pPr>
               <w:widowControl/>
               <w:spacing w:line="240" w:lineRule="auto"/>
-              <w:ind w:firstLine="0" w:firstLineChars="0"/>
+              <w:ind w:firstLineChars="0" w:firstLine="0"/>
               <w:jc w:val="center"/>
               <w:rPr>
-                <w:rFonts w:hint="eastAsia" w:ascii="宋体" w:hAnsi="宋体" w:cs="宋体"/>
-                <w:color w:val="000000"/>
-                <w:kern w:val="0"/>
-                <w:szCs w:val="24"/>
-              </w:rPr>
-            </w:pPr>
-            <w:r>
-              <w:rPr>
-                <w:rFonts w:hint="eastAsia" w:ascii="宋体" w:hAnsi="宋体" w:cs="宋体"/>
+                <w:rFonts w:ascii="宋体" w:hAnsi="宋体" w:cs="宋体" w:hint="eastAsia"/>
+                <w:color w:val="000000"/>
+                <w:kern w:val="0"/>
+                <w:szCs w:val="24"/>
+              </w:rPr>
+            </w:pPr>
+            <w:r>
+              <w:rPr>
+                <w:rFonts w:ascii="宋体" w:hAnsi="宋体" w:cs="宋体" w:hint="eastAsia"/>
                 <w:color w:val="000000"/>
                 <w:kern w:val="0"/>
                 <w:szCs w:val="24"/>
@@ -1871,7 +1784,7 @@
             </w:r>
             <w:r>
               <w:rPr>
-                <w:rFonts w:hint="eastAsia" w:ascii="宋体" w:hAnsi="宋体" w:cs="宋体"/>
+                <w:rFonts w:ascii="宋体" w:hAnsi="宋体" w:cs="宋体" w:hint="eastAsia"/>
                 <w:b/>
                 <w:bCs/>
                 <w:color w:val="000000"/>
@@ -1882,7 +1795,7 @@
             </w:r>
             <w:r>
               <w:rPr>
-                <w:rFonts w:hint="eastAsia" w:ascii="宋体" w:hAnsi="宋体" w:cs="宋体"/>
+                <w:rFonts w:ascii="宋体" w:hAnsi="宋体" w:cs="宋体" w:hint="eastAsia"/>
                 <w:color w:val="000000"/>
                 <w:kern w:val="0"/>
                 <w:szCs w:val="24"/>
@@ -1897,8 +1810,8 @@
             <w:tcBorders>
               <w:top w:val="nil"/>
               <w:left w:val="nil"/>
-              <w:bottom w:val="single" w:color="auto" w:sz="4" w:space="0"/>
-              <w:right w:val="single" w:color="auto" w:sz="4" w:space="0"/>
+              <w:bottom w:val="single" w:sz="4" w:space="0" w:color="auto"/>
+              <w:right w:val="single" w:sz="4" w:space="0" w:color="auto"/>
             </w:tcBorders>
             <w:shd w:val="clear" w:color="auto" w:fill="auto"/>
             <w:noWrap/>
@@ -1908,18 +1821,18 @@
             <w:pPr>
               <w:widowControl/>
               <w:spacing w:line="240" w:lineRule="auto"/>
-              <w:ind w:firstLine="0" w:firstLineChars="0"/>
+              <w:ind w:firstLineChars="0" w:firstLine="0"/>
               <w:jc w:val="center"/>
               <w:rPr>
-                <w:rFonts w:hint="eastAsia" w:ascii="宋体" w:hAnsi="宋体" w:cs="宋体"/>
-                <w:color w:val="000000"/>
-                <w:kern w:val="0"/>
-                <w:szCs w:val="24"/>
-              </w:rPr>
-            </w:pPr>
-            <w:r>
-              <w:rPr>
-                <w:rFonts w:hint="eastAsia" w:ascii="宋体" w:hAnsi="宋体" w:cs="宋体"/>
+                <w:rFonts w:ascii="宋体" w:hAnsi="宋体" w:cs="宋体" w:hint="eastAsia"/>
+                <w:color w:val="000000"/>
+                <w:kern w:val="0"/>
+                <w:szCs w:val="24"/>
+              </w:rPr>
+            </w:pPr>
+            <w:r>
+              <w:rPr>
+                <w:rFonts w:ascii="宋体" w:hAnsi="宋体" w:cs="宋体" w:hint="eastAsia"/>
                 <w:color w:val="000000"/>
                 <w:kern w:val="0"/>
                 <w:szCs w:val="24"/>
@@ -1934,8 +1847,8 @@
             <w:tcBorders>
               <w:top w:val="nil"/>
               <w:left w:val="nil"/>
-              <w:bottom w:val="single" w:color="auto" w:sz="4" w:space="0"/>
-              <w:right w:val="single" w:color="auto" w:sz="4" w:space="0"/>
+              <w:bottom w:val="single" w:sz="4" w:space="0" w:color="auto"/>
+              <w:right w:val="single" w:sz="4" w:space="0" w:color="auto"/>
             </w:tcBorders>
             <w:shd w:val="clear" w:color="auto" w:fill="FFFFFF" w:themeFill="background1"/>
             <w:noWrap/>
@@ -1945,10 +1858,10 @@
             <w:pPr>
               <w:widowControl/>
               <w:spacing w:line="240" w:lineRule="auto"/>
-              <w:ind w:firstLine="0" w:firstLineChars="0"/>
+              <w:ind w:firstLineChars="0" w:firstLine="0"/>
               <w:jc w:val="center"/>
               <w:rPr>
-                <w:rFonts w:hint="eastAsia" w:ascii="宋体" w:hAnsi="宋体" w:cs="宋体"/>
+                <w:rFonts w:ascii="宋体" w:hAnsi="宋体" w:cs="宋体" w:hint="eastAsia"/>
                 <w:b/>
                 <w:bCs/>
                 <w:color w:val="000000"/>
@@ -1964,8 +1877,8 @@
             <w:tcBorders>
               <w:top w:val="nil"/>
               <w:left w:val="nil"/>
-              <w:bottom w:val="single" w:color="auto" w:sz="4" w:space="0"/>
-              <w:right w:val="single" w:color="auto" w:sz="4" w:space="0"/>
+              <w:bottom w:val="single" w:sz="4" w:space="0" w:color="auto"/>
+              <w:right w:val="single" w:sz="4" w:space="0" w:color="auto"/>
             </w:tcBorders>
             <w:shd w:val="clear" w:color="auto" w:fill="auto"/>
             <w:noWrap/>
@@ -1975,18 +1888,18 @@
             <w:pPr>
               <w:widowControl/>
               <w:spacing w:line="240" w:lineRule="auto"/>
-              <w:ind w:firstLine="0" w:firstLineChars="0"/>
+              <w:ind w:firstLineChars="0" w:firstLine="0"/>
               <w:jc w:val="center"/>
               <w:rPr>
-                <w:rFonts w:hint="eastAsia" w:ascii="宋体" w:hAnsi="宋体" w:cs="宋体"/>
-                <w:color w:val="000000"/>
-                <w:kern w:val="0"/>
-                <w:szCs w:val="24"/>
-              </w:rPr>
-            </w:pPr>
-            <w:r>
-              <w:rPr>
-                <w:rFonts w:hint="eastAsia" w:ascii="宋体" w:hAnsi="宋体" w:cs="宋体"/>
+                <w:rFonts w:ascii="宋体" w:hAnsi="宋体" w:cs="宋体" w:hint="eastAsia"/>
+                <w:color w:val="000000"/>
+                <w:kern w:val="0"/>
+                <w:szCs w:val="24"/>
+              </w:rPr>
+            </w:pPr>
+            <w:r>
+              <w:rPr>
+                <w:rFonts w:ascii="宋体" w:hAnsi="宋体" w:cs="宋体" w:hint="eastAsia"/>
                 <w:color w:val="000000"/>
                 <w:kern w:val="0"/>
                 <w:szCs w:val="24"/>
@@ -2001,8 +1914,8 @@
             <w:tcBorders>
               <w:top w:val="nil"/>
               <w:left w:val="nil"/>
-              <w:bottom w:val="single" w:color="auto" w:sz="4" w:space="0"/>
-              <w:right w:val="single" w:color="auto" w:sz="4" w:space="0"/>
+              <w:bottom w:val="single" w:sz="4" w:space="0" w:color="auto"/>
+              <w:right w:val="single" w:sz="4" w:space="0" w:color="auto"/>
             </w:tcBorders>
             <w:shd w:val="clear" w:color="auto" w:fill="FFFF00"/>
             <w:vAlign w:val="center"/>
@@ -2011,18 +1924,18 @@
             <w:pPr>
               <w:widowControl/>
               <w:spacing w:line="240" w:lineRule="auto"/>
-              <w:ind w:firstLine="0" w:firstLineChars="0"/>
+              <w:ind w:firstLineChars="0" w:firstLine="0"/>
               <w:jc w:val="center"/>
               <w:rPr>
-                <w:rFonts w:hint="eastAsia" w:ascii="宋体" w:hAnsi="宋体" w:cs="宋体"/>
-                <w:color w:val="000000"/>
-                <w:kern w:val="0"/>
-                <w:szCs w:val="24"/>
-              </w:rPr>
-            </w:pPr>
-            <w:r>
-              <w:rPr>
-                <w:rFonts w:hint="eastAsia" w:ascii="宋体" w:hAnsi="宋体" w:cs="宋体"/>
+                <w:rFonts w:ascii="宋体" w:hAnsi="宋体" w:cs="宋体" w:hint="eastAsia"/>
+                <w:color w:val="000000"/>
+                <w:kern w:val="0"/>
+                <w:szCs w:val="24"/>
+              </w:rPr>
+            </w:pPr>
+            <w:r>
+              <w:rPr>
+                <w:rFonts w:ascii="宋体" w:hAnsi="宋体" w:cs="宋体" w:hint="eastAsia"/>
                 <w:color w:val="000000"/>
                 <w:kern w:val="0"/>
                 <w:szCs w:val="24"/>
@@ -2033,26 +1946,18 @@
         </w:tc>
       </w:tr>
       <w:tr>
-        <w:tblPrEx>
-          <w:tblCellMar>
-            <w:top w:w="0" w:type="dxa"/>
-            <w:left w:w="108" w:type="dxa"/>
-            <w:bottom w:w="0" w:type="dxa"/>
-            <w:right w:w="108" w:type="dxa"/>
-          </w:tblCellMar>
-        </w:tblPrEx>
         <w:trPr>
-          <w:trHeight w:val="360" w:hRule="atLeast"/>
+          <w:trHeight w:val="360"/>
         </w:trPr>
         <w:tc>
           <w:tcPr>
             <w:tcW w:w="993" w:type="dxa"/>
-            <w:vMerge w:val="continue"/>
+            <w:vMerge/>
             <w:tcBorders>
-              <w:top w:val="single" w:color="auto" w:sz="4" w:space="0"/>
-              <w:left w:val="single" w:color="auto" w:sz="4" w:space="0"/>
-              <w:bottom w:val="single" w:color="auto" w:sz="4" w:space="0"/>
-              <w:right w:val="single" w:color="auto" w:sz="4" w:space="0"/>
+              <w:top w:val="single" w:sz="4" w:space="0" w:color="auto"/>
+              <w:left w:val="single" w:sz="4" w:space="0" w:color="auto"/>
+              <w:bottom w:val="single" w:sz="4" w:space="0" w:color="auto"/>
+              <w:right w:val="single" w:sz="4" w:space="0" w:color="auto"/>
             </w:tcBorders>
             <w:shd w:val="clear" w:color="auto" w:fill="auto"/>
             <w:vAlign w:val="center"/>
@@ -2061,10 +1966,10 @@
             <w:pPr>
               <w:widowControl/>
               <w:spacing w:line="240" w:lineRule="auto"/>
-              <w:ind w:firstLine="0" w:firstLineChars="0"/>
+              <w:ind w:firstLineChars="0" w:firstLine="0"/>
               <w:jc w:val="left"/>
               <w:rPr>
-                <w:rFonts w:hint="eastAsia" w:ascii="宋体" w:hAnsi="宋体" w:cs="宋体"/>
+                <w:rFonts w:ascii="宋体" w:hAnsi="宋体" w:cs="宋体" w:hint="eastAsia"/>
                 <w:color w:val="000000"/>
                 <w:kern w:val="0"/>
                 <w:szCs w:val="24"/>
@@ -2078,8 +1983,8 @@
             <w:tcBorders>
               <w:top w:val="nil"/>
               <w:left w:val="nil"/>
-              <w:bottom w:val="single" w:color="auto" w:sz="4" w:space="0"/>
-              <w:right w:val="single" w:color="auto" w:sz="4" w:space="0"/>
+              <w:bottom w:val="single" w:sz="4" w:space="0" w:color="auto"/>
+              <w:right w:val="single" w:sz="4" w:space="0" w:color="auto"/>
             </w:tcBorders>
             <w:shd w:val="clear" w:color="auto" w:fill="auto"/>
             <w:noWrap/>
@@ -2089,18 +1994,18 @@
             <w:pPr>
               <w:widowControl/>
               <w:spacing w:line="240" w:lineRule="auto"/>
-              <w:ind w:firstLine="0" w:firstLineChars="0"/>
+              <w:ind w:firstLineChars="0" w:firstLine="0"/>
               <w:jc w:val="center"/>
               <w:rPr>
-                <w:rFonts w:hint="eastAsia" w:ascii="宋体" w:hAnsi="宋体" w:cs="宋体"/>
-                <w:color w:val="000000"/>
-                <w:kern w:val="0"/>
-                <w:szCs w:val="24"/>
-              </w:rPr>
-            </w:pPr>
-            <w:r>
-              <w:rPr>
-                <w:rFonts w:hint="eastAsia" w:ascii="宋体" w:hAnsi="宋体" w:cs="宋体"/>
+                <w:rFonts w:ascii="宋体" w:hAnsi="宋体" w:cs="宋体" w:hint="eastAsia"/>
+                <w:color w:val="000000"/>
+                <w:kern w:val="0"/>
+                <w:szCs w:val="24"/>
+              </w:rPr>
+            </w:pPr>
+            <w:r>
+              <w:rPr>
+                <w:rFonts w:ascii="宋体" w:hAnsi="宋体" w:cs="宋体" w:hint="eastAsia"/>
                 <w:color w:val="000000"/>
                 <w:kern w:val="0"/>
                 <w:szCs w:val="24"/>
@@ -2115,8 +2020,8 @@
             <w:tcBorders>
               <w:top w:val="nil"/>
               <w:left w:val="nil"/>
-              <w:bottom w:val="single" w:color="auto" w:sz="4" w:space="0"/>
-              <w:right w:val="single" w:color="auto" w:sz="4" w:space="0"/>
+              <w:bottom w:val="single" w:sz="4" w:space="0" w:color="auto"/>
+              <w:right w:val="single" w:sz="4" w:space="0" w:color="auto"/>
             </w:tcBorders>
             <w:shd w:val="clear" w:color="auto" w:fill="auto"/>
             <w:noWrap/>
@@ -2126,18 +2031,18 @@
             <w:pPr>
               <w:widowControl/>
               <w:spacing w:line="240" w:lineRule="auto"/>
-              <w:ind w:firstLine="0" w:firstLineChars="0"/>
+              <w:ind w:firstLineChars="0" w:firstLine="0"/>
               <w:jc w:val="center"/>
               <w:rPr>
-                <w:rFonts w:hint="eastAsia" w:ascii="宋体" w:hAnsi="宋体" w:cs="宋体"/>
-                <w:color w:val="000000"/>
-                <w:kern w:val="0"/>
-                <w:szCs w:val="24"/>
-              </w:rPr>
-            </w:pPr>
-            <w:r>
-              <w:rPr>
-                <w:rFonts w:hint="eastAsia" w:ascii="宋体" w:hAnsi="宋体" w:cs="宋体"/>
+                <w:rFonts w:ascii="宋体" w:hAnsi="宋体" w:cs="宋体" w:hint="eastAsia"/>
+                <w:color w:val="000000"/>
+                <w:kern w:val="0"/>
+                <w:szCs w:val="24"/>
+              </w:rPr>
+            </w:pPr>
+            <w:r>
+              <w:rPr>
+                <w:rFonts w:ascii="宋体" w:hAnsi="宋体" w:cs="宋体" w:hint="eastAsia"/>
                 <w:color w:val="000000"/>
                 <w:kern w:val="0"/>
                 <w:szCs w:val="24"/>
@@ -2152,8 +2057,8 @@
             <w:tcBorders>
               <w:top w:val="nil"/>
               <w:left w:val="nil"/>
-              <w:bottom w:val="single" w:color="auto" w:sz="4" w:space="0"/>
-              <w:right w:val="single" w:color="auto" w:sz="4" w:space="0"/>
+              <w:bottom w:val="single" w:sz="4" w:space="0" w:color="auto"/>
+              <w:right w:val="single" w:sz="4" w:space="0" w:color="auto"/>
             </w:tcBorders>
             <w:shd w:val="clear" w:color="auto" w:fill="FFFFFF" w:themeFill="background1"/>
             <w:noWrap/>
@@ -2163,10 +2068,10 @@
             <w:pPr>
               <w:widowControl/>
               <w:spacing w:line="240" w:lineRule="auto"/>
-              <w:ind w:firstLine="0" w:firstLineChars="0"/>
+              <w:ind w:firstLineChars="0" w:firstLine="0"/>
               <w:jc w:val="center"/>
               <w:rPr>
-                <w:rFonts w:hint="eastAsia" w:ascii="宋体" w:hAnsi="宋体" w:cs="宋体"/>
+                <w:rFonts w:ascii="宋体" w:hAnsi="宋体" w:cs="宋体" w:hint="eastAsia"/>
                 <w:b/>
                 <w:bCs/>
                 <w:color w:val="000000"/>
@@ -2176,7 +2081,7 @@
             </w:pPr>
             <w:r>
               <w:rPr>
-                <w:rFonts w:hint="eastAsia" w:ascii="宋体" w:hAnsi="宋体" w:cs="宋体"/>
+                <w:rFonts w:ascii="宋体" w:hAnsi="宋体" w:cs="宋体" w:hint="eastAsia"/>
                 <w:b/>
                 <w:bCs/>
                 <w:color w:val="000000"/>
@@ -2193,8 +2098,8 @@
             <w:tcBorders>
               <w:top w:val="nil"/>
               <w:left w:val="nil"/>
-              <w:bottom w:val="single" w:color="auto" w:sz="4" w:space="0"/>
-              <w:right w:val="single" w:color="auto" w:sz="4" w:space="0"/>
+              <w:bottom w:val="single" w:sz="4" w:space="0" w:color="auto"/>
+              <w:right w:val="single" w:sz="4" w:space="0" w:color="auto"/>
             </w:tcBorders>
             <w:shd w:val="clear" w:color="auto" w:fill="auto"/>
             <w:noWrap/>
@@ -2204,18 +2109,18 @@
             <w:pPr>
               <w:widowControl/>
               <w:spacing w:line="240" w:lineRule="auto"/>
-              <w:ind w:firstLine="0" w:firstLineChars="0"/>
+              <w:ind w:firstLineChars="0" w:firstLine="0"/>
               <w:jc w:val="center"/>
               <w:rPr>
-                <w:rFonts w:hint="eastAsia" w:ascii="宋体" w:hAnsi="宋体" w:cs="宋体"/>
-                <w:color w:val="000000"/>
-                <w:kern w:val="0"/>
-                <w:szCs w:val="24"/>
-              </w:rPr>
-            </w:pPr>
-            <w:r>
-              <w:rPr>
-                <w:rFonts w:hint="eastAsia" w:ascii="宋体" w:hAnsi="宋体" w:cs="宋体"/>
+                <w:rFonts w:ascii="宋体" w:hAnsi="宋体" w:cs="宋体" w:hint="eastAsia"/>
+                <w:color w:val="000000"/>
+                <w:kern w:val="0"/>
+                <w:szCs w:val="24"/>
+              </w:rPr>
+            </w:pPr>
+            <w:r>
+              <w:rPr>
+                <w:rFonts w:ascii="宋体" w:hAnsi="宋体" w:cs="宋体" w:hint="eastAsia"/>
                 <w:color w:val="000000"/>
                 <w:kern w:val="0"/>
                 <w:szCs w:val="24"/>
@@ -2230,8 +2135,8 @@
             <w:tcBorders>
               <w:top w:val="nil"/>
               <w:left w:val="nil"/>
-              <w:bottom w:val="single" w:color="auto" w:sz="4" w:space="0"/>
-              <w:right w:val="single" w:color="auto" w:sz="4" w:space="0"/>
+              <w:bottom w:val="single" w:sz="4" w:space="0" w:color="auto"/>
+              <w:right w:val="single" w:sz="4" w:space="0" w:color="auto"/>
             </w:tcBorders>
             <w:shd w:val="clear" w:color="auto" w:fill="FFFF00"/>
             <w:vAlign w:val="center"/>
@@ -2240,57 +2145,39 @@
             <w:pPr>
               <w:widowControl/>
               <w:spacing w:line="240" w:lineRule="auto"/>
-              <w:ind w:firstLine="0" w:firstLineChars="0"/>
+              <w:ind w:firstLineChars="0" w:firstLine="0"/>
               <w:jc w:val="center"/>
               <w:rPr>
-                <w:rFonts w:hint="eastAsia" w:ascii="宋体" w:hAnsi="宋体" w:cs="宋体"/>
-                <w:color w:val="000000"/>
-                <w:kern w:val="0"/>
-                <w:szCs w:val="24"/>
-              </w:rPr>
-            </w:pPr>
-            <w:r>
-              <w:rPr>
-                <w:rFonts w:hint="eastAsia" w:ascii="宋体" w:hAnsi="宋体" w:cs="宋体"/>
-                <w:color w:val="000000"/>
-                <w:kern w:val="0"/>
-                <w:szCs w:val="24"/>
-                <w:lang w:val="en-US" w:eastAsia="zh-CN"/>
-              </w:rPr>
-              <w:t>高频段rms</w:t>
-            </w:r>
-            <w:r>
-              <w:rPr>
-                <w:rFonts w:hint="eastAsia" w:ascii="宋体" w:hAnsi="宋体" w:cs="宋体"/>
-                <w:color w:val="000000"/>
-                <w:kern w:val="0"/>
-                <w:szCs w:val="24"/>
-              </w:rPr>
-              <w:t>？</w:t>
+                <w:rFonts w:ascii="宋体" w:hAnsi="宋体" w:cs="宋体" w:hint="eastAsia"/>
+                <w:color w:val="000000"/>
+                <w:kern w:val="0"/>
+                <w:szCs w:val="24"/>
+              </w:rPr>
+            </w:pPr>
+            <w:r>
+              <w:rPr>
+                <w:rFonts w:ascii="宋体" w:hAnsi="宋体" w:cs="宋体" w:hint="eastAsia"/>
+                <w:color w:val="000000"/>
+                <w:kern w:val="0"/>
+                <w:szCs w:val="24"/>
+              </w:rPr>
+              <w:t>高频段rms？</w:t>
             </w:r>
           </w:p>
         </w:tc>
       </w:tr>
       <w:tr>
-        <w:tblPrEx>
-          <w:tblCellMar>
-            <w:top w:w="0" w:type="dxa"/>
-            <w:left w:w="108" w:type="dxa"/>
-            <w:bottom w:w="0" w:type="dxa"/>
-            <w:right w:w="108" w:type="dxa"/>
-          </w:tblCellMar>
-        </w:tblPrEx>
         <w:trPr>
-          <w:trHeight w:val="1020" w:hRule="atLeast"/>
+          <w:trHeight w:val="1020"/>
         </w:trPr>
         <w:tc>
           <w:tcPr>
             <w:tcW w:w="993" w:type="dxa"/>
             <w:tcBorders>
-              <w:top w:val="single" w:color="auto" w:sz="4" w:space="0"/>
-              <w:left w:val="single" w:color="auto" w:sz="4" w:space="0"/>
-              <w:bottom w:val="single" w:color="auto" w:sz="4" w:space="0"/>
-              <w:right w:val="single" w:color="auto" w:sz="4" w:space="0"/>
+              <w:top w:val="single" w:sz="4" w:space="0" w:color="auto"/>
+              <w:left w:val="single" w:sz="4" w:space="0" w:color="auto"/>
+              <w:bottom w:val="single" w:sz="4" w:space="0" w:color="auto"/>
+              <w:right w:val="single" w:sz="4" w:space="0" w:color="auto"/>
             </w:tcBorders>
             <w:shd w:val="clear" w:color="auto" w:fill="auto"/>
             <w:noWrap/>
@@ -2300,18 +2187,18 @@
             <w:pPr>
               <w:widowControl/>
               <w:spacing w:line="240" w:lineRule="auto"/>
-              <w:ind w:firstLine="0" w:firstLineChars="0"/>
+              <w:ind w:firstLineChars="0" w:firstLine="0"/>
               <w:jc w:val="center"/>
               <w:rPr>
-                <w:rFonts w:hint="eastAsia" w:ascii="宋体" w:hAnsi="宋体" w:cs="宋体"/>
-                <w:color w:val="000000"/>
-                <w:kern w:val="0"/>
-                <w:szCs w:val="24"/>
-              </w:rPr>
-            </w:pPr>
-            <w:r>
-              <w:rPr>
-                <w:rFonts w:hint="eastAsia" w:ascii="宋体" w:hAnsi="宋体" w:cs="宋体"/>
+                <w:rFonts w:ascii="宋体" w:hAnsi="宋体" w:cs="宋体" w:hint="eastAsia"/>
+                <w:color w:val="000000"/>
+                <w:kern w:val="0"/>
+                <w:szCs w:val="24"/>
+              </w:rPr>
+            </w:pPr>
+            <w:r>
+              <w:rPr>
+                <w:rFonts w:ascii="宋体" w:hAnsi="宋体" w:cs="宋体" w:hint="eastAsia"/>
                 <w:color w:val="000000"/>
                 <w:kern w:val="0"/>
                 <w:szCs w:val="24"/>
@@ -2326,8 +2213,8 @@
             <w:tcBorders>
               <w:top w:val="nil"/>
               <w:left w:val="nil"/>
-              <w:bottom w:val="single" w:color="auto" w:sz="4" w:space="0"/>
-              <w:right w:val="single" w:color="auto" w:sz="4" w:space="0"/>
+              <w:bottom w:val="single" w:sz="4" w:space="0" w:color="auto"/>
+              <w:right w:val="single" w:sz="4" w:space="0" w:color="auto"/>
             </w:tcBorders>
             <w:shd w:val="clear" w:color="auto" w:fill="auto"/>
             <w:noWrap/>
@@ -2337,18 +2224,18 @@
             <w:pPr>
               <w:widowControl/>
               <w:spacing w:line="240" w:lineRule="auto"/>
-              <w:ind w:firstLine="0" w:firstLineChars="0"/>
+              <w:ind w:firstLineChars="0" w:firstLine="0"/>
               <w:jc w:val="center"/>
               <w:rPr>
-                <w:rFonts w:hint="eastAsia" w:ascii="宋体" w:hAnsi="宋体" w:cs="宋体"/>
-                <w:color w:val="000000"/>
-                <w:kern w:val="0"/>
-                <w:szCs w:val="24"/>
-              </w:rPr>
-            </w:pPr>
-            <w:r>
-              <w:rPr>
-                <w:rFonts w:hint="eastAsia" w:ascii="宋体" w:hAnsi="宋体" w:cs="宋体"/>
+                <w:rFonts w:ascii="宋体" w:hAnsi="宋体" w:cs="宋体" w:hint="eastAsia"/>
+                <w:color w:val="000000"/>
+                <w:kern w:val="0"/>
+                <w:szCs w:val="24"/>
+              </w:rPr>
+            </w:pPr>
+            <w:r>
+              <w:rPr>
+                <w:rFonts w:ascii="宋体" w:hAnsi="宋体" w:cs="宋体" w:hint="eastAsia"/>
                 <w:color w:val="000000"/>
                 <w:kern w:val="0"/>
                 <w:szCs w:val="24"/>
@@ -2363,8 +2250,8 @@
             <w:tcBorders>
               <w:top w:val="nil"/>
               <w:left w:val="nil"/>
-              <w:bottom w:val="single" w:color="auto" w:sz="4" w:space="0"/>
-              <w:right w:val="single" w:color="auto" w:sz="4" w:space="0"/>
+              <w:bottom w:val="single" w:sz="4" w:space="0" w:color="auto"/>
+              <w:right w:val="single" w:sz="4" w:space="0" w:color="auto"/>
             </w:tcBorders>
             <w:shd w:val="clear" w:color="auto" w:fill="auto"/>
             <w:vAlign w:val="center"/>
@@ -2373,18 +2260,18 @@
             <w:pPr>
               <w:widowControl/>
               <w:spacing w:line="240" w:lineRule="auto"/>
-              <w:ind w:firstLine="0" w:firstLineChars="0"/>
+              <w:ind w:firstLineChars="0" w:firstLine="0"/>
               <w:jc w:val="center"/>
               <w:rPr>
-                <w:rFonts w:hint="eastAsia" w:ascii="宋体" w:hAnsi="宋体" w:cs="宋体"/>
-                <w:color w:val="000000"/>
-                <w:kern w:val="0"/>
-                <w:szCs w:val="24"/>
-              </w:rPr>
-            </w:pPr>
-            <w:r>
-              <w:rPr>
-                <w:rFonts w:hint="eastAsia" w:ascii="宋体" w:hAnsi="宋体" w:cs="宋体"/>
+                <w:rFonts w:ascii="宋体" w:hAnsi="宋体" w:cs="宋体" w:hint="eastAsia"/>
+                <w:color w:val="000000"/>
+                <w:kern w:val="0"/>
+                <w:szCs w:val="24"/>
+              </w:rPr>
+            </w:pPr>
+            <w:r>
+              <w:rPr>
+                <w:rFonts w:ascii="宋体" w:hAnsi="宋体" w:cs="宋体" w:hint="eastAsia"/>
                 <w:color w:val="000000"/>
                 <w:kern w:val="0"/>
                 <w:szCs w:val="24"/>
@@ -2399,8 +2286,8 @@
             <w:tcBorders>
               <w:top w:val="nil"/>
               <w:left w:val="nil"/>
-              <w:bottom w:val="single" w:color="auto" w:sz="4" w:space="0"/>
-              <w:right w:val="single" w:color="auto" w:sz="4" w:space="0"/>
+              <w:bottom w:val="single" w:sz="4" w:space="0" w:color="auto"/>
+              <w:right w:val="single" w:sz="4" w:space="0" w:color="auto"/>
             </w:tcBorders>
             <w:shd w:val="clear" w:color="auto" w:fill="auto"/>
             <w:noWrap/>
@@ -2410,10 +2297,10 @@
             <w:pPr>
               <w:widowControl/>
               <w:spacing w:line="240" w:lineRule="auto"/>
-              <w:ind w:firstLine="0" w:firstLineChars="0"/>
+              <w:ind w:firstLineChars="0" w:firstLine="0"/>
               <w:jc w:val="center"/>
               <w:rPr>
-                <w:rFonts w:hint="eastAsia" w:ascii="宋体" w:hAnsi="宋体" w:cs="宋体"/>
+                <w:rFonts w:ascii="宋体" w:hAnsi="宋体" w:cs="宋体" w:hint="eastAsia"/>
                 <w:color w:val="000000"/>
                 <w:kern w:val="0"/>
                 <w:szCs w:val="24"/>
@@ -2427,8 +2314,8 @@
             <w:tcBorders>
               <w:top w:val="nil"/>
               <w:left w:val="nil"/>
-              <w:bottom w:val="single" w:color="auto" w:sz="4" w:space="0"/>
-              <w:right w:val="single" w:color="auto" w:sz="4" w:space="0"/>
+              <w:bottom w:val="single" w:sz="4" w:space="0" w:color="auto"/>
+              <w:right w:val="single" w:sz="4" w:space="0" w:color="auto"/>
             </w:tcBorders>
             <w:shd w:val="clear" w:color="auto" w:fill="auto"/>
             <w:noWrap/>
@@ -2438,10 +2325,10 @@
             <w:pPr>
               <w:widowControl/>
               <w:spacing w:line="240" w:lineRule="auto"/>
-              <w:ind w:firstLine="0" w:firstLineChars="0"/>
+              <w:ind w:firstLineChars="0" w:firstLine="0"/>
               <w:jc w:val="center"/>
               <w:rPr>
-                <w:rFonts w:hint="eastAsia" w:ascii="宋体" w:hAnsi="宋体" w:cs="宋体"/>
+                <w:rFonts w:ascii="宋体" w:hAnsi="宋体" w:cs="宋体" w:hint="eastAsia"/>
                 <w:color w:val="000000"/>
                 <w:kern w:val="0"/>
                 <w:szCs w:val="24"/>
@@ -2455,8 +2342,8 @@
             <w:tcBorders>
               <w:top w:val="nil"/>
               <w:left w:val="nil"/>
-              <w:bottom w:val="single" w:color="auto" w:sz="4" w:space="0"/>
-              <w:right w:val="single" w:color="auto" w:sz="4" w:space="0"/>
+              <w:bottom w:val="single" w:sz="4" w:space="0" w:color="auto"/>
+              <w:right w:val="single" w:sz="4" w:space="0" w:color="auto"/>
             </w:tcBorders>
             <w:vAlign w:val="center"/>
           </w:tcPr>
@@ -2464,10 +2351,10 @@
             <w:pPr>
               <w:widowControl/>
               <w:spacing w:line="240" w:lineRule="auto"/>
-              <w:ind w:firstLine="0" w:firstLineChars="0"/>
+              <w:ind w:firstLineChars="0" w:firstLine="0"/>
               <w:jc w:val="center"/>
               <w:rPr>
-                <w:rFonts w:hint="eastAsia" w:ascii="宋体" w:hAnsi="宋体" w:cs="宋体"/>
+                <w:rFonts w:ascii="宋体" w:hAnsi="宋体" w:cs="宋体" w:hint="eastAsia"/>
                 <w:color w:val="000000"/>
                 <w:kern w:val="0"/>
                 <w:szCs w:val="24"/>
@@ -2477,26 +2364,18 @@
         </w:tc>
       </w:tr>
       <w:tr>
-        <w:tblPrEx>
-          <w:tblCellMar>
-            <w:top w:w="0" w:type="dxa"/>
-            <w:left w:w="108" w:type="dxa"/>
-            <w:bottom w:w="0" w:type="dxa"/>
-            <w:right w:w="108" w:type="dxa"/>
-          </w:tblCellMar>
-        </w:tblPrEx>
         <w:trPr>
-          <w:trHeight w:val="360" w:hRule="atLeast"/>
+          <w:trHeight w:val="360"/>
         </w:trPr>
         <w:tc>
           <w:tcPr>
             <w:tcW w:w="993" w:type="dxa"/>
             <w:vMerge w:val="restart"/>
             <w:tcBorders>
-              <w:top w:val="single" w:color="auto" w:sz="4" w:space="0"/>
-              <w:left w:val="single" w:color="auto" w:sz="4" w:space="0"/>
-              <w:bottom w:val="single" w:color="auto" w:sz="4" w:space="0"/>
-              <w:right w:val="single" w:color="auto" w:sz="4" w:space="0"/>
+              <w:top w:val="single" w:sz="4" w:space="0" w:color="auto"/>
+              <w:left w:val="single" w:sz="4" w:space="0" w:color="auto"/>
+              <w:bottom w:val="single" w:sz="4" w:space="0" w:color="auto"/>
+              <w:right w:val="single" w:sz="4" w:space="0" w:color="auto"/>
             </w:tcBorders>
             <w:shd w:val="clear" w:color="auto" w:fill="auto"/>
             <w:noWrap/>
@@ -2506,18 +2385,18 @@
             <w:pPr>
               <w:widowControl/>
               <w:spacing w:line="240" w:lineRule="auto"/>
-              <w:ind w:firstLine="0" w:firstLineChars="0"/>
+              <w:ind w:firstLineChars="0" w:firstLine="0"/>
               <w:jc w:val="center"/>
               <w:rPr>
-                <w:rFonts w:hint="eastAsia" w:ascii="宋体" w:hAnsi="宋体" w:cs="宋体"/>
-                <w:color w:val="000000"/>
-                <w:kern w:val="0"/>
-                <w:szCs w:val="24"/>
-              </w:rPr>
-            </w:pPr>
-            <w:r>
-              <w:rPr>
-                <w:rFonts w:hint="eastAsia" w:ascii="宋体" w:hAnsi="宋体" w:cs="宋体"/>
+                <w:rFonts w:ascii="宋体" w:hAnsi="宋体" w:cs="宋体" w:hint="eastAsia"/>
+                <w:color w:val="000000"/>
+                <w:kern w:val="0"/>
+                <w:szCs w:val="24"/>
+              </w:rPr>
+            </w:pPr>
+            <w:r>
+              <w:rPr>
+                <w:rFonts w:ascii="宋体" w:hAnsi="宋体" w:cs="宋体" w:hint="eastAsia"/>
                 <w:color w:val="000000"/>
                 <w:kern w:val="0"/>
                 <w:szCs w:val="24"/>
@@ -2532,8 +2411,8 @@
             <w:tcBorders>
               <w:top w:val="nil"/>
               <w:left w:val="nil"/>
-              <w:bottom w:val="single" w:color="auto" w:sz="4" w:space="0"/>
-              <w:right w:val="single" w:color="auto" w:sz="4" w:space="0"/>
+              <w:bottom w:val="single" w:sz="4" w:space="0" w:color="auto"/>
+              <w:right w:val="single" w:sz="4" w:space="0" w:color="auto"/>
             </w:tcBorders>
             <w:shd w:val="clear" w:color="auto" w:fill="FF0000"/>
             <w:noWrap/>
@@ -2543,68 +2422,66 @@
             <w:pPr>
               <w:widowControl/>
               <w:spacing w:line="240" w:lineRule="auto"/>
-              <w:ind w:firstLine="0" w:firstLineChars="0"/>
+              <w:ind w:firstLineChars="0" w:firstLine="0"/>
               <w:jc w:val="center"/>
               <w:rPr>
-                <w:rFonts w:hint="eastAsia" w:ascii="宋体" w:hAnsi="宋体" w:cs="宋体"/>
-                <w:color w:val="000000"/>
-                <w:kern w:val="0"/>
-                <w:szCs w:val="24"/>
-              </w:rPr>
-            </w:pPr>
-            <w:r>
-              <w:rPr>
-                <w:rFonts w:hint="eastAsia" w:ascii="宋体" w:hAnsi="宋体" w:cs="宋体"/>
+                <w:rFonts w:ascii="宋体" w:hAnsi="宋体" w:cs="宋体" w:hint="eastAsia"/>
+                <w:color w:val="000000"/>
+                <w:kern w:val="0"/>
+                <w:szCs w:val="24"/>
+              </w:rPr>
+            </w:pPr>
+            <w:proofErr w:type="gramStart"/>
+            <w:r>
+              <w:rPr>
+                <w:rFonts w:ascii="宋体" w:hAnsi="宋体" w:cs="宋体" w:hint="eastAsia"/>
                 <w:color w:val="000000"/>
                 <w:kern w:val="0"/>
                 <w:szCs w:val="24"/>
               </w:rPr>
               <w:t>轿架振动</w:t>
             </w:r>
+            <w:proofErr w:type="gramEnd"/>
           </w:p>
           <w:p>
             <w:pPr>
               <w:widowControl/>
               <w:spacing w:line="240" w:lineRule="auto"/>
-              <w:ind w:firstLine="0" w:firstLineChars="0"/>
+              <w:ind w:firstLineChars="0" w:firstLine="0"/>
               <w:jc w:val="center"/>
               <w:rPr>
-                <w:rFonts w:hint="eastAsia" w:ascii="宋体" w:hAnsi="宋体" w:eastAsia="宋体" w:cs="宋体"/>
-                <w:color w:val="000000"/>
-                <w:kern w:val="0"/>
-                <w:szCs w:val="24"/>
-                <w:lang w:eastAsia="zh-CN"/>
-              </w:rPr>
-            </w:pPr>
-            <w:r>
-              <w:rPr>
-                <w:rFonts w:hint="eastAsia" w:ascii="宋体" w:hAnsi="宋体" w:cs="宋体"/>
-                <w:color w:val="000000"/>
-                <w:kern w:val="0"/>
-                <w:szCs w:val="24"/>
-                <w:lang w:eastAsia="zh-CN"/>
+                <w:rFonts w:ascii="宋体" w:hAnsi="宋体" w:cs="宋体" w:hint="eastAsia"/>
+                <w:color w:val="000000"/>
+                <w:kern w:val="0"/>
+                <w:szCs w:val="24"/>
+              </w:rPr>
+            </w:pPr>
+            <w:r>
+              <w:rPr>
+                <w:rFonts w:ascii="宋体" w:hAnsi="宋体" w:cs="宋体" w:hint="eastAsia"/>
+                <w:color w:val="000000"/>
+                <w:kern w:val="0"/>
+                <w:szCs w:val="24"/>
               </w:rPr>
               <w:t>（</w:t>
             </w:r>
             <w:r>
               <w:rPr>
-                <w:rFonts w:hint="eastAsia" w:ascii="宋体" w:hAnsi="宋体" w:cs="宋体"/>
+                <w:rFonts w:ascii="宋体" w:hAnsi="宋体" w:cs="宋体" w:hint="eastAsia"/>
                 <w:b/>
                 <w:bCs/>
                 <w:color w:val="000000"/>
                 <w:kern w:val="0"/>
                 <w:szCs w:val="24"/>
-                <w:lang w:val="en-US" w:eastAsia="zh-CN"/>
               </w:rPr>
               <w:t>不行</w:t>
             </w:r>
             <w:r>
               <w:rPr>
-                <w:rFonts w:hint="eastAsia" w:ascii="宋体" w:hAnsi="宋体" w:cs="宋体"/>
-                <w:color w:val="000000"/>
-                <w:kern w:val="0"/>
-                <w:szCs w:val="24"/>
-                <w:lang w:eastAsia="zh-CN"/>
+                <w:rFonts w:ascii="宋体" w:hAnsi="宋体" w:cs="宋体" w:hint="eastAsia"/>
+                <w:color w:val="000000"/>
+                <w:kern w:val="0"/>
+                <w:szCs w:val="24"/>
               </w:rPr>
               <w:t>）</w:t>
             </w:r>
@@ -2616,8 +2493,8 @@
             <w:tcBorders>
               <w:top w:val="nil"/>
               <w:left w:val="nil"/>
-              <w:bottom w:val="single" w:color="auto" w:sz="4" w:space="0"/>
-              <w:right w:val="single" w:color="auto" w:sz="4" w:space="0"/>
+              <w:bottom w:val="single" w:sz="4" w:space="0" w:color="auto"/>
+              <w:right w:val="single" w:sz="4" w:space="0" w:color="auto"/>
             </w:tcBorders>
             <w:shd w:val="clear" w:color="auto" w:fill="auto"/>
             <w:vAlign w:val="center"/>
@@ -2626,23 +2503,34 @@
             <w:pPr>
               <w:widowControl/>
               <w:spacing w:line="240" w:lineRule="auto"/>
-              <w:ind w:firstLine="0" w:firstLineChars="0"/>
+              <w:ind w:firstLineChars="0" w:firstLine="0"/>
               <w:jc w:val="center"/>
               <w:rPr>
-                <w:rFonts w:hint="eastAsia" w:ascii="宋体" w:hAnsi="宋体" w:cs="宋体"/>
-                <w:color w:val="000000"/>
-                <w:kern w:val="0"/>
-                <w:szCs w:val="24"/>
-              </w:rPr>
-            </w:pPr>
-            <w:r>
-              <w:rPr>
-                <w:rFonts w:hint="eastAsia" w:ascii="宋体" w:hAnsi="宋体" w:cs="宋体"/>
-                <w:color w:val="000000"/>
-                <w:kern w:val="0"/>
-                <w:szCs w:val="24"/>
-              </w:rPr>
-              <w:t>轿架振动异常</w:t>
+                <w:rFonts w:ascii="宋体" w:hAnsi="宋体" w:cs="宋体" w:hint="eastAsia"/>
+                <w:color w:val="000000"/>
+                <w:kern w:val="0"/>
+                <w:szCs w:val="24"/>
+              </w:rPr>
+            </w:pPr>
+            <w:proofErr w:type="gramStart"/>
+            <w:r>
+              <w:rPr>
+                <w:rFonts w:ascii="宋体" w:hAnsi="宋体" w:cs="宋体" w:hint="eastAsia"/>
+                <w:color w:val="000000"/>
+                <w:kern w:val="0"/>
+                <w:szCs w:val="24"/>
+              </w:rPr>
+              <w:t>轿架振动</w:t>
+            </w:r>
+            <w:proofErr w:type="gramEnd"/>
+            <w:r>
+              <w:rPr>
+                <w:rFonts w:ascii="宋体" w:hAnsi="宋体" w:cs="宋体" w:hint="eastAsia"/>
+                <w:color w:val="000000"/>
+                <w:kern w:val="0"/>
+                <w:szCs w:val="24"/>
+              </w:rPr>
+              <w:t>异常</w:t>
             </w:r>
           </w:p>
         </w:tc>
@@ -2652,8 +2540,8 @@
             <w:tcBorders>
               <w:top w:val="nil"/>
               <w:left w:val="nil"/>
-              <w:bottom w:val="single" w:color="auto" w:sz="4" w:space="0"/>
-              <w:right w:val="single" w:color="auto" w:sz="4" w:space="0"/>
+              <w:bottom w:val="single" w:sz="4" w:space="0" w:color="auto"/>
+              <w:right w:val="single" w:sz="4" w:space="0" w:color="auto"/>
             </w:tcBorders>
             <w:shd w:val="clear" w:color="auto" w:fill="auto"/>
             <w:noWrap/>
@@ -2663,23 +2551,34 @@
             <w:pPr>
               <w:widowControl/>
               <w:spacing w:line="240" w:lineRule="auto"/>
-              <w:ind w:firstLine="0" w:firstLineChars="0"/>
+              <w:ind w:firstLineChars="0" w:firstLine="0"/>
               <w:jc w:val="center"/>
               <w:rPr>
-                <w:rFonts w:hint="eastAsia" w:ascii="宋体" w:hAnsi="宋体" w:cs="宋体"/>
-                <w:color w:val="000000"/>
-                <w:kern w:val="0"/>
-                <w:szCs w:val="24"/>
-              </w:rPr>
-            </w:pPr>
-            <w:r>
-              <w:rPr>
-                <w:rFonts w:hint="eastAsia" w:ascii="宋体" w:hAnsi="宋体" w:cs="宋体"/>
-                <w:color w:val="000000"/>
-                <w:kern w:val="0"/>
-                <w:szCs w:val="24"/>
-              </w:rPr>
-              <w:t>轿架振动异常</w:t>
+                <w:rFonts w:ascii="宋体" w:hAnsi="宋体" w:cs="宋体" w:hint="eastAsia"/>
+                <w:color w:val="000000"/>
+                <w:kern w:val="0"/>
+                <w:szCs w:val="24"/>
+              </w:rPr>
+            </w:pPr>
+            <w:proofErr w:type="gramStart"/>
+            <w:r>
+              <w:rPr>
+                <w:rFonts w:ascii="宋体" w:hAnsi="宋体" w:cs="宋体" w:hint="eastAsia"/>
+                <w:color w:val="000000"/>
+                <w:kern w:val="0"/>
+                <w:szCs w:val="24"/>
+              </w:rPr>
+              <w:t>轿架振动</w:t>
+            </w:r>
+            <w:proofErr w:type="gramEnd"/>
+            <w:r>
+              <w:rPr>
+                <w:rFonts w:ascii="宋体" w:hAnsi="宋体" w:cs="宋体" w:hint="eastAsia"/>
+                <w:color w:val="000000"/>
+                <w:kern w:val="0"/>
+                <w:szCs w:val="24"/>
+              </w:rPr>
+              <w:t>异常</w:t>
             </w:r>
           </w:p>
         </w:tc>
@@ -2689,8 +2588,8 @@
             <w:tcBorders>
               <w:top w:val="nil"/>
               <w:left w:val="nil"/>
-              <w:bottom w:val="single" w:color="auto" w:sz="4" w:space="0"/>
-              <w:right w:val="single" w:color="auto" w:sz="4" w:space="0"/>
+              <w:bottom w:val="single" w:sz="4" w:space="0" w:color="auto"/>
+              <w:right w:val="single" w:sz="4" w:space="0" w:color="auto"/>
             </w:tcBorders>
             <w:shd w:val="clear" w:color="auto" w:fill="auto"/>
             <w:noWrap/>
@@ -2700,10 +2599,10 @@
             <w:pPr>
               <w:widowControl/>
               <w:spacing w:line="240" w:lineRule="auto"/>
-              <w:ind w:firstLine="0" w:firstLineChars="0"/>
+              <w:ind w:firstLineChars="0" w:firstLine="0"/>
               <w:jc w:val="center"/>
               <w:rPr>
-                <w:rFonts w:hint="eastAsia" w:ascii="宋体" w:hAnsi="宋体" w:cs="宋体"/>
+                <w:rFonts w:ascii="宋体" w:hAnsi="宋体" w:cs="宋体" w:hint="eastAsia"/>
                 <w:color w:val="000000"/>
                 <w:kern w:val="0"/>
                 <w:szCs w:val="24"/>
@@ -2717,8 +2616,8 @@
             <w:tcBorders>
               <w:top w:val="nil"/>
               <w:left w:val="nil"/>
-              <w:bottom w:val="single" w:color="auto" w:sz="4" w:space="0"/>
-              <w:right w:val="single" w:color="auto" w:sz="4" w:space="0"/>
+              <w:bottom w:val="single" w:sz="4" w:space="0" w:color="auto"/>
+              <w:right w:val="single" w:sz="4" w:space="0" w:color="auto"/>
             </w:tcBorders>
             <w:shd w:val="clear" w:color="auto" w:fill="FFFF00"/>
             <w:vAlign w:val="center"/>
@@ -2727,23 +2626,21 @@
             <w:pPr>
               <w:widowControl/>
               <w:spacing w:line="240" w:lineRule="auto"/>
-              <w:ind w:firstLine="0" w:firstLineChars="0"/>
+              <w:ind w:firstLineChars="0" w:firstLine="0"/>
               <w:jc w:val="center"/>
               <w:rPr>
-                <w:rFonts w:hint="eastAsia" w:ascii="宋体" w:hAnsi="宋体" w:eastAsia="宋体" w:cs="宋体"/>
-                <w:color w:val="000000"/>
-                <w:kern w:val="0"/>
-                <w:szCs w:val="24"/>
-                <w:lang w:val="en-US" w:eastAsia="zh-CN"/>
-              </w:rPr>
-            </w:pPr>
-            <w:r>
-              <w:rPr>
-                <w:rFonts w:hint="eastAsia" w:ascii="宋体" w:hAnsi="宋体" w:cs="宋体"/>
-                <w:color w:val="000000"/>
-                <w:kern w:val="0"/>
-                <w:szCs w:val="24"/>
-                <w:lang w:val="en-US" w:eastAsia="zh-CN"/>
+                <w:rFonts w:ascii="宋体" w:hAnsi="宋体" w:cs="宋体" w:hint="eastAsia"/>
+                <w:color w:val="000000"/>
+                <w:kern w:val="0"/>
+                <w:szCs w:val="24"/>
+              </w:rPr>
+            </w:pPr>
+            <w:r>
+              <w:rPr>
+                <w:rFonts w:ascii="宋体" w:hAnsi="宋体" w:cs="宋体" w:hint="eastAsia"/>
+                <w:color w:val="000000"/>
+                <w:kern w:val="0"/>
+                <w:szCs w:val="24"/>
               </w:rPr>
               <w:t>G？</w:t>
             </w:r>
@@ -2751,26 +2648,18 @@
         </w:tc>
       </w:tr>
       <w:tr>
-        <w:tblPrEx>
-          <w:tblCellMar>
-            <w:top w:w="0" w:type="dxa"/>
-            <w:left w:w="108" w:type="dxa"/>
-            <w:bottom w:w="0" w:type="dxa"/>
-            <w:right w:w="108" w:type="dxa"/>
-          </w:tblCellMar>
-        </w:tblPrEx>
         <w:trPr>
-          <w:trHeight w:val="1020" w:hRule="atLeast"/>
+          <w:trHeight w:val="1020"/>
         </w:trPr>
         <w:tc>
           <w:tcPr>
             <w:tcW w:w="993" w:type="dxa"/>
-            <w:vMerge w:val="continue"/>
+            <w:vMerge/>
             <w:tcBorders>
-              <w:top w:val="single" w:color="auto" w:sz="4" w:space="0"/>
-              <w:left w:val="single" w:color="auto" w:sz="4" w:space="0"/>
-              <w:bottom w:val="single" w:color="auto" w:sz="4" w:space="0"/>
-              <w:right w:val="single" w:color="auto" w:sz="4" w:space="0"/>
+              <w:top w:val="single" w:sz="4" w:space="0" w:color="auto"/>
+              <w:left w:val="single" w:sz="4" w:space="0" w:color="auto"/>
+              <w:bottom w:val="single" w:sz="4" w:space="0" w:color="auto"/>
+              <w:right w:val="single" w:sz="4" w:space="0" w:color="auto"/>
             </w:tcBorders>
             <w:shd w:val="clear" w:color="auto" w:fill="auto"/>
             <w:vAlign w:val="center"/>
@@ -2779,10 +2668,10 @@
             <w:pPr>
               <w:widowControl/>
               <w:spacing w:line="240" w:lineRule="auto"/>
-              <w:ind w:firstLine="0" w:firstLineChars="0"/>
+              <w:ind w:firstLineChars="0" w:firstLine="0"/>
               <w:jc w:val="left"/>
               <w:rPr>
-                <w:rFonts w:hint="eastAsia" w:ascii="宋体" w:hAnsi="宋体" w:cs="宋体"/>
+                <w:rFonts w:ascii="宋体" w:hAnsi="宋体" w:cs="宋体" w:hint="eastAsia"/>
                 <w:color w:val="000000"/>
                 <w:kern w:val="0"/>
                 <w:szCs w:val="24"/>
@@ -2796,8 +2685,8 @@
             <w:tcBorders>
               <w:top w:val="nil"/>
               <w:left w:val="nil"/>
-              <w:bottom w:val="single" w:color="auto" w:sz="4" w:space="0"/>
-              <w:right w:val="single" w:color="auto" w:sz="4" w:space="0"/>
+              <w:bottom w:val="single" w:sz="4" w:space="0" w:color="auto"/>
+              <w:right w:val="single" w:sz="4" w:space="0" w:color="auto"/>
             </w:tcBorders>
             <w:shd w:val="clear" w:color="auto" w:fill="FF0000"/>
             <w:noWrap/>
@@ -2807,18 +2696,18 @@
             <w:pPr>
               <w:widowControl/>
               <w:spacing w:line="240" w:lineRule="auto"/>
-              <w:ind w:firstLine="0" w:firstLineChars="0"/>
+              <w:ind w:firstLineChars="0" w:firstLine="0"/>
               <w:jc w:val="center"/>
               <w:rPr>
-                <w:rFonts w:hint="eastAsia" w:ascii="宋体" w:hAnsi="宋体" w:cs="宋体"/>
-                <w:color w:val="000000"/>
-                <w:kern w:val="0"/>
-                <w:szCs w:val="24"/>
-              </w:rPr>
-            </w:pPr>
-            <w:r>
-              <w:rPr>
-                <w:rFonts w:hint="eastAsia" w:ascii="宋体" w:hAnsi="宋体" w:cs="宋体"/>
+                <w:rFonts w:ascii="宋体" w:hAnsi="宋体" w:cs="宋体" w:hint="eastAsia"/>
+                <w:color w:val="000000"/>
+                <w:kern w:val="0"/>
+                <w:szCs w:val="24"/>
+              </w:rPr>
+            </w:pPr>
+            <w:r>
+              <w:rPr>
+                <w:rFonts w:ascii="宋体" w:hAnsi="宋体" w:cs="宋体" w:hint="eastAsia"/>
                 <w:color w:val="000000"/>
                 <w:kern w:val="0"/>
                 <w:szCs w:val="24"/>
@@ -2830,45 +2719,41 @@
             <w:pPr>
               <w:widowControl/>
               <w:spacing w:line="240" w:lineRule="auto"/>
-              <w:ind w:firstLine="0" w:firstLineChars="0"/>
+              <w:ind w:firstLineChars="0" w:firstLine="0"/>
               <w:jc w:val="center"/>
               <w:rPr>
-                <w:rFonts w:hint="eastAsia" w:ascii="宋体" w:hAnsi="宋体" w:eastAsia="宋体" w:cs="宋体"/>
-                <w:color w:val="000000"/>
-                <w:kern w:val="0"/>
-                <w:szCs w:val="24"/>
-                <w:lang w:eastAsia="zh-CN"/>
-              </w:rPr>
-            </w:pPr>
-            <w:r>
-              <w:rPr>
-                <w:rFonts w:hint="eastAsia" w:ascii="宋体" w:hAnsi="宋体" w:cs="宋体"/>
-                <w:color w:val="000000"/>
-                <w:kern w:val="0"/>
-                <w:szCs w:val="24"/>
-                <w:lang w:eastAsia="zh-CN"/>
+                <w:rFonts w:ascii="宋体" w:hAnsi="宋体" w:cs="宋体" w:hint="eastAsia"/>
+                <w:color w:val="000000"/>
+                <w:kern w:val="0"/>
+                <w:szCs w:val="24"/>
+              </w:rPr>
+            </w:pPr>
+            <w:r>
+              <w:rPr>
+                <w:rFonts w:ascii="宋体" w:hAnsi="宋体" w:cs="宋体" w:hint="eastAsia"/>
+                <w:color w:val="000000"/>
+                <w:kern w:val="0"/>
+                <w:szCs w:val="24"/>
               </w:rPr>
               <w:t>（</w:t>
             </w:r>
             <w:r>
               <w:rPr>
-                <w:rFonts w:hint="eastAsia" w:ascii="宋体" w:hAnsi="宋体" w:cs="宋体"/>
+                <w:rFonts w:ascii="宋体" w:hAnsi="宋体" w:cs="宋体" w:hint="eastAsia"/>
                 <w:b/>
                 <w:bCs/>
                 <w:color w:val="000000"/>
                 <w:kern w:val="0"/>
                 <w:szCs w:val="24"/>
-                <w:lang w:val="en-US" w:eastAsia="zh-CN"/>
               </w:rPr>
               <w:t>不行</w:t>
             </w:r>
             <w:r>
               <w:rPr>
-                <w:rFonts w:hint="eastAsia" w:ascii="宋体" w:hAnsi="宋体" w:cs="宋体"/>
-                <w:color w:val="000000"/>
-                <w:kern w:val="0"/>
-                <w:szCs w:val="24"/>
-                <w:lang w:eastAsia="zh-CN"/>
+                <w:rFonts w:ascii="宋体" w:hAnsi="宋体" w:cs="宋体" w:hint="eastAsia"/>
+                <w:color w:val="000000"/>
+                <w:kern w:val="0"/>
+                <w:szCs w:val="24"/>
               </w:rPr>
               <w:t>）</w:t>
             </w:r>
@@ -2880,8 +2765,8 @@
             <w:tcBorders>
               <w:top w:val="nil"/>
               <w:left w:val="nil"/>
-              <w:bottom w:val="single" w:color="auto" w:sz="4" w:space="0"/>
-              <w:right w:val="single" w:color="auto" w:sz="4" w:space="0"/>
+              <w:bottom w:val="single" w:sz="4" w:space="0" w:color="auto"/>
+              <w:right w:val="single" w:sz="4" w:space="0" w:color="auto"/>
             </w:tcBorders>
             <w:shd w:val="clear" w:color="auto" w:fill="auto"/>
             <w:vAlign w:val="center"/>
@@ -2890,18 +2775,18 @@
             <w:pPr>
               <w:widowControl/>
               <w:spacing w:line="240" w:lineRule="auto"/>
-              <w:ind w:firstLine="0" w:firstLineChars="0"/>
+              <w:ind w:firstLineChars="0" w:firstLine="0"/>
               <w:jc w:val="center"/>
               <w:rPr>
-                <w:rFonts w:hint="eastAsia" w:ascii="宋体" w:hAnsi="宋体" w:cs="宋体"/>
-                <w:color w:val="000000"/>
-                <w:kern w:val="0"/>
-                <w:szCs w:val="24"/>
-              </w:rPr>
-            </w:pPr>
-            <w:r>
-              <w:rPr>
-                <w:rFonts w:hint="eastAsia" w:ascii="宋体" w:hAnsi="宋体" w:cs="宋体"/>
+                <w:rFonts w:ascii="宋体" w:hAnsi="宋体" w:cs="宋体" w:hint="eastAsia"/>
+                <w:color w:val="000000"/>
+                <w:kern w:val="0"/>
+                <w:szCs w:val="24"/>
+              </w:rPr>
+            </w:pPr>
+            <w:r>
+              <w:rPr>
+                <w:rFonts w:ascii="宋体" w:hAnsi="宋体" w:cs="宋体" w:hint="eastAsia"/>
                 <w:color w:val="000000"/>
                 <w:kern w:val="0"/>
                 <w:szCs w:val="24"/>
@@ -2917,15 +2802,17 @@
               </w:rPr>
               <w:t>(</w:t>
             </w:r>
-            <w:r>
-              <w:rPr>
-                <w:rFonts w:hint="eastAsia" w:ascii="宋体" w:hAnsi="宋体" w:cs="宋体"/>
+            <w:proofErr w:type="gramStart"/>
+            <w:r>
+              <w:rPr>
+                <w:rFonts w:ascii="宋体" w:hAnsi="宋体" w:cs="宋体" w:hint="eastAsia"/>
                 <w:color w:val="000000"/>
                 <w:kern w:val="0"/>
                 <w:szCs w:val="24"/>
               </w:rPr>
               <w:t>导靴</w:t>
             </w:r>
+            <w:proofErr w:type="gramEnd"/>
             <w:r>
               <w:rPr>
                 <w:rFonts w:ascii="宋体" w:hAnsi="宋体" w:cs="Calibri"/>
@@ -2937,12 +2824,32 @@
             </w:r>
             <w:r>
               <w:rPr>
-                <w:rFonts w:hint="eastAsia" w:ascii="宋体" w:hAnsi="宋体" w:cs="宋体"/>
-                <w:color w:val="000000"/>
-                <w:kern w:val="0"/>
-                <w:szCs w:val="24"/>
-              </w:rPr>
-              <w:t>安全钳运行中摩擦噪声异常</w:t>
+                <w:rFonts w:ascii="宋体" w:hAnsi="宋体" w:cs="宋体" w:hint="eastAsia"/>
+                <w:color w:val="000000"/>
+                <w:kern w:val="0"/>
+                <w:szCs w:val="24"/>
+              </w:rPr>
+              <w:t>安全</w:t>
+            </w:r>
+            <w:proofErr w:type="gramStart"/>
+            <w:r>
+              <w:rPr>
+                <w:rFonts w:ascii="宋体" w:hAnsi="宋体" w:cs="宋体" w:hint="eastAsia"/>
+                <w:color w:val="000000"/>
+                <w:kern w:val="0"/>
+                <w:szCs w:val="24"/>
+              </w:rPr>
+              <w:t>钳</w:t>
+            </w:r>
+            <w:proofErr w:type="gramEnd"/>
+            <w:r>
+              <w:rPr>
+                <w:rFonts w:ascii="宋体" w:hAnsi="宋体" w:cs="宋体" w:hint="eastAsia"/>
+                <w:color w:val="000000"/>
+                <w:kern w:val="0"/>
+                <w:szCs w:val="24"/>
+              </w:rPr>
+              <w:t>运行中摩擦噪声异常</w:t>
             </w:r>
             <w:r>
               <w:rPr>
@@ -2955,7 +2862,7 @@
             </w:r>
             <w:r>
               <w:rPr>
-                <w:rFonts w:hint="eastAsia" w:ascii="宋体" w:hAnsi="宋体" w:cs="宋体"/>
+                <w:rFonts w:ascii="宋体" w:hAnsi="宋体" w:cs="宋体" w:hint="eastAsia"/>
                 <w:color w:val="000000"/>
                 <w:kern w:val="0"/>
                 <w:szCs w:val="24"/>
@@ -2964,20 +2871,12 @@
             </w:r>
             <w:r>
               <w:rPr>
-                <w:rFonts w:hint="eastAsia" w:ascii="宋体" w:hAnsi="宋体" w:cs="宋体"/>
-                <w:color w:val="000000"/>
-                <w:kern w:val="0"/>
-                <w:szCs w:val="24"/>
-              </w:rPr>
-              <w:br w:type="textWrapping"/>
-            </w:r>
-            <w:r>
-              <w:rPr>
-                <w:rFonts w:hint="eastAsia" w:ascii="宋体" w:hAnsi="宋体" w:cs="宋体"/>
-                <w:color w:val="000000"/>
-                <w:kern w:val="0"/>
-                <w:szCs w:val="24"/>
-              </w:rPr>
+                <w:rFonts w:ascii="宋体" w:hAnsi="宋体" w:cs="宋体" w:hint="eastAsia"/>
+                <w:color w:val="000000"/>
+                <w:kern w:val="0"/>
+                <w:szCs w:val="24"/>
+              </w:rPr>
+              <w:br/>
               <w:t>轿厢运行中水平度偏差</w:t>
             </w:r>
           </w:p>
@@ -2988,8 +2887,8 @@
             <w:tcBorders>
               <w:top w:val="nil"/>
               <w:left w:val="nil"/>
-              <w:bottom w:val="single" w:color="auto" w:sz="4" w:space="0"/>
-              <w:right w:val="single" w:color="auto" w:sz="4" w:space="0"/>
+              <w:bottom w:val="single" w:sz="4" w:space="0" w:color="auto"/>
+              <w:right w:val="single" w:sz="4" w:space="0" w:color="auto"/>
             </w:tcBorders>
             <w:shd w:val="clear" w:color="auto" w:fill="FFFFFF" w:themeFill="background1"/>
             <w:noWrap/>
@@ -2999,10 +2898,10 @@
             <w:pPr>
               <w:widowControl/>
               <w:spacing w:line="240" w:lineRule="auto"/>
-              <w:ind w:firstLine="0" w:firstLineChars="0"/>
+              <w:ind w:firstLineChars="0" w:firstLine="0"/>
               <w:jc w:val="center"/>
               <w:rPr>
-                <w:rFonts w:hint="eastAsia" w:ascii="宋体" w:hAnsi="宋体" w:cs="宋体"/>
+                <w:rFonts w:ascii="宋体" w:hAnsi="宋体" w:cs="宋体" w:hint="eastAsia"/>
                 <w:b/>
                 <w:bCs/>
                 <w:color w:val="000000"/>
@@ -3010,16 +2909,29 @@
                 <w:szCs w:val="24"/>
               </w:rPr>
             </w:pPr>
-            <w:r>
-              <w:rPr>
-                <w:rFonts w:hint="eastAsia" w:ascii="宋体" w:hAnsi="宋体" w:cs="宋体"/>
+            <w:proofErr w:type="gramStart"/>
+            <w:r>
+              <w:rPr>
+                <w:rFonts w:ascii="宋体" w:hAnsi="宋体" w:cs="宋体" w:hint="eastAsia"/>
                 <w:b/>
                 <w:bCs/>
                 <w:color w:val="000000"/>
                 <w:kern w:val="0"/>
                 <w:szCs w:val="24"/>
               </w:rPr>
-              <w:t>见运行状态异常</w:t>
+              <w:t>见运行</w:t>
+            </w:r>
+            <w:proofErr w:type="gramEnd"/>
+            <w:r>
+              <w:rPr>
+                <w:rFonts w:ascii="宋体" w:hAnsi="宋体" w:cs="宋体" w:hint="eastAsia"/>
+                <w:b/>
+                <w:bCs/>
+                <w:color w:val="000000"/>
+                <w:kern w:val="0"/>
+                <w:szCs w:val="24"/>
+              </w:rPr>
+              <w:t>状态异常</w:t>
             </w:r>
           </w:p>
         </w:tc>
@@ -3029,8 +2941,8 @@
             <w:tcBorders>
               <w:top w:val="nil"/>
               <w:left w:val="nil"/>
-              <w:bottom w:val="single" w:color="auto" w:sz="4" w:space="0"/>
-              <w:right w:val="single" w:color="auto" w:sz="4" w:space="0"/>
+              <w:bottom w:val="single" w:sz="4" w:space="0" w:color="auto"/>
+              <w:right w:val="single" w:sz="4" w:space="0" w:color="auto"/>
             </w:tcBorders>
             <w:shd w:val="clear" w:color="auto" w:fill="auto"/>
             <w:noWrap/>
@@ -3040,18 +2952,18 @@
             <w:pPr>
               <w:widowControl/>
               <w:spacing w:line="240" w:lineRule="auto"/>
-              <w:ind w:firstLine="0" w:firstLineChars="0"/>
+              <w:ind w:firstLineChars="0" w:firstLine="0"/>
               <w:jc w:val="center"/>
               <w:rPr>
-                <w:rFonts w:hint="eastAsia" w:ascii="宋体" w:hAnsi="宋体" w:cs="宋体"/>
-                <w:color w:val="000000"/>
-                <w:kern w:val="0"/>
-                <w:szCs w:val="24"/>
-              </w:rPr>
-            </w:pPr>
-            <w:r>
-              <w:rPr>
-                <w:rFonts w:hint="eastAsia" w:ascii="宋体" w:hAnsi="宋体" w:cs="宋体"/>
+                <w:rFonts w:ascii="宋体" w:hAnsi="宋体" w:cs="宋体" w:hint="eastAsia"/>
+                <w:color w:val="000000"/>
+                <w:kern w:val="0"/>
+                <w:szCs w:val="24"/>
+              </w:rPr>
+            </w:pPr>
+            <w:r>
+              <w:rPr>
+                <w:rFonts w:ascii="宋体" w:hAnsi="宋体" w:cs="宋体" w:hint="eastAsia"/>
                 <w:color w:val="000000"/>
                 <w:kern w:val="0"/>
                 <w:szCs w:val="24"/>
@@ -3063,24 +2975,35 @@
             <w:pPr>
               <w:widowControl/>
               <w:spacing w:line="240" w:lineRule="auto"/>
-              <w:ind w:firstLine="0" w:firstLineChars="0"/>
+              <w:ind w:firstLineChars="0" w:firstLine="0"/>
               <w:jc w:val="center"/>
               <w:rPr>
-                <w:rFonts w:hint="eastAsia" w:ascii="宋体" w:hAnsi="宋体" w:cs="宋体"/>
-                <w:color w:val="000000"/>
-                <w:kern w:val="0"/>
-                <w:szCs w:val="24"/>
-              </w:rPr>
-            </w:pPr>
-            <w:r>
-              <w:rPr>
-                <w:rFonts w:hint="eastAsia" w:ascii="宋体" w:hAnsi="宋体" w:cs="宋体"/>
-                <w:color w:val="000000"/>
-                <w:kern w:val="0"/>
-                <w:szCs w:val="24"/>
-              </w:rPr>
-              <w:t>2.水平度是位置 / 姿态，要有倾角仪位移传感器</w:t>
-            </w:r>
+                <w:rFonts w:ascii="宋体" w:hAnsi="宋体" w:cs="宋体" w:hint="eastAsia"/>
+                <w:color w:val="000000"/>
+                <w:kern w:val="0"/>
+                <w:szCs w:val="24"/>
+              </w:rPr>
+            </w:pPr>
+            <w:r>
+              <w:rPr>
+                <w:rFonts w:ascii="宋体" w:hAnsi="宋体" w:cs="宋体" w:hint="eastAsia"/>
+                <w:color w:val="000000"/>
+                <w:kern w:val="0"/>
+                <w:szCs w:val="24"/>
+              </w:rPr>
+              <w:t>2.水平度是位置 / 姿态，要</w:t>
+            </w:r>
+            <w:proofErr w:type="gramStart"/>
+            <w:r>
+              <w:rPr>
+                <w:rFonts w:ascii="宋体" w:hAnsi="宋体" w:cs="宋体" w:hint="eastAsia"/>
+                <w:color w:val="000000"/>
+                <w:kern w:val="0"/>
+                <w:szCs w:val="24"/>
+              </w:rPr>
+              <w:t>有倾角仪位移传感器</w:t>
+            </w:r>
+            <w:proofErr w:type="gramEnd"/>
           </w:p>
         </w:tc>
         <w:tc>
@@ -3089,8 +3012,8 @@
             <w:tcBorders>
               <w:top w:val="nil"/>
               <w:left w:val="nil"/>
-              <w:bottom w:val="single" w:color="auto" w:sz="4" w:space="0"/>
-              <w:right w:val="single" w:color="auto" w:sz="4" w:space="0"/>
+              <w:bottom w:val="single" w:sz="4" w:space="0" w:color="auto"/>
+              <w:right w:val="single" w:sz="4" w:space="0" w:color="auto"/>
             </w:tcBorders>
             <w:shd w:val="clear" w:color="auto" w:fill="FFFF00"/>
             <w:vAlign w:val="center"/>
@@ -3099,18 +3022,18 @@
             <w:pPr>
               <w:widowControl/>
               <w:spacing w:line="240" w:lineRule="auto"/>
-              <w:ind w:firstLine="0" w:firstLineChars="0"/>
+              <w:ind w:firstLineChars="0" w:firstLine="0"/>
               <w:jc w:val="center"/>
               <w:rPr>
-                <w:rFonts w:hint="eastAsia" w:ascii="宋体" w:hAnsi="宋体" w:cs="宋体"/>
-                <w:color w:val="000000"/>
-                <w:kern w:val="0"/>
-                <w:szCs w:val="24"/>
-              </w:rPr>
-            </w:pPr>
-            <w:r>
-              <w:rPr>
-                <w:rFonts w:hint="eastAsia" w:ascii="宋体" w:hAnsi="宋体" w:cs="宋体"/>
+                <w:rFonts w:ascii="宋体" w:hAnsi="宋体" w:cs="宋体" w:hint="eastAsia"/>
+                <w:color w:val="000000"/>
+                <w:kern w:val="0"/>
+                <w:szCs w:val="24"/>
+              </w:rPr>
+            </w:pPr>
+            <w:r>
+              <w:rPr>
+                <w:rFonts w:ascii="宋体" w:hAnsi="宋体" w:cs="宋体" w:hint="eastAsia"/>
                 <w:color w:val="000000"/>
                 <w:kern w:val="0"/>
                 <w:szCs w:val="24"/>
@@ -3121,26 +3044,18 @@
         </w:tc>
       </w:tr>
       <w:tr>
-        <w:tblPrEx>
-          <w:tblCellMar>
-            <w:top w:w="0" w:type="dxa"/>
-            <w:left w:w="108" w:type="dxa"/>
-            <w:bottom w:w="0" w:type="dxa"/>
-            <w:right w:w="108" w:type="dxa"/>
-          </w:tblCellMar>
-        </w:tblPrEx>
         <w:trPr>
-          <w:trHeight w:val="680" w:hRule="atLeast"/>
+          <w:trHeight w:val="680"/>
         </w:trPr>
         <w:tc>
           <w:tcPr>
             <w:tcW w:w="993" w:type="dxa"/>
-            <w:vMerge w:val="continue"/>
+            <w:vMerge/>
             <w:tcBorders>
-              <w:top w:val="single" w:color="auto" w:sz="4" w:space="0"/>
-              <w:left w:val="single" w:color="auto" w:sz="4" w:space="0"/>
-              <w:bottom w:val="single" w:color="auto" w:sz="4" w:space="0"/>
-              <w:right w:val="single" w:color="auto" w:sz="4" w:space="0"/>
+              <w:top w:val="single" w:sz="4" w:space="0" w:color="auto"/>
+              <w:left w:val="single" w:sz="4" w:space="0" w:color="auto"/>
+              <w:bottom w:val="single" w:sz="4" w:space="0" w:color="auto"/>
+              <w:right w:val="single" w:sz="4" w:space="0" w:color="auto"/>
             </w:tcBorders>
             <w:shd w:val="clear" w:color="auto" w:fill="auto"/>
             <w:vAlign w:val="center"/>
@@ -3149,10 +3064,10 @@
             <w:pPr>
               <w:widowControl/>
               <w:spacing w:line="240" w:lineRule="auto"/>
-              <w:ind w:firstLine="0" w:firstLineChars="0"/>
+              <w:ind w:firstLineChars="0" w:firstLine="0"/>
               <w:jc w:val="left"/>
               <w:rPr>
-                <w:rFonts w:hint="eastAsia" w:ascii="宋体" w:hAnsi="宋体" w:cs="宋体"/>
+                <w:rFonts w:ascii="宋体" w:hAnsi="宋体" w:cs="宋体" w:hint="eastAsia"/>
                 <w:color w:val="000000"/>
                 <w:kern w:val="0"/>
                 <w:szCs w:val="24"/>
@@ -3166,8 +3081,8 @@
             <w:tcBorders>
               <w:top w:val="nil"/>
               <w:left w:val="nil"/>
-              <w:bottom w:val="single" w:color="auto" w:sz="4" w:space="0"/>
-              <w:right w:val="single" w:color="auto" w:sz="4" w:space="0"/>
+              <w:bottom w:val="single" w:sz="4" w:space="0" w:color="auto"/>
+              <w:right w:val="single" w:sz="4" w:space="0" w:color="auto"/>
             </w:tcBorders>
             <w:shd w:val="clear" w:color="auto" w:fill="auto"/>
             <w:noWrap/>
@@ -3177,18 +3092,18 @@
             <w:pPr>
               <w:widowControl/>
               <w:spacing w:line="240" w:lineRule="auto"/>
-              <w:ind w:firstLine="0" w:firstLineChars="0"/>
+              <w:ind w:firstLineChars="0" w:firstLine="0"/>
               <w:jc w:val="center"/>
               <w:rPr>
-                <w:rFonts w:hint="eastAsia" w:ascii="宋体" w:hAnsi="宋体" w:cs="宋体"/>
-                <w:color w:val="000000"/>
-                <w:kern w:val="0"/>
-                <w:szCs w:val="24"/>
-              </w:rPr>
-            </w:pPr>
-            <w:r>
-              <w:rPr>
-                <w:rFonts w:hint="eastAsia" w:ascii="宋体" w:hAnsi="宋体" w:cs="宋体"/>
+                <w:rFonts w:ascii="宋体" w:hAnsi="宋体" w:cs="宋体" w:hint="eastAsia"/>
+                <w:color w:val="000000"/>
+                <w:kern w:val="0"/>
+                <w:szCs w:val="24"/>
+              </w:rPr>
+            </w:pPr>
+            <w:r>
+              <w:rPr>
+                <w:rFonts w:ascii="宋体" w:hAnsi="宋体" w:cs="宋体" w:hint="eastAsia"/>
                 <w:color w:val="000000"/>
                 <w:kern w:val="0"/>
                 <w:szCs w:val="24"/>
@@ -3203,8 +3118,8 @@
             <w:tcBorders>
               <w:top w:val="nil"/>
               <w:left w:val="nil"/>
-              <w:bottom w:val="single" w:color="auto" w:sz="4" w:space="0"/>
-              <w:right w:val="single" w:color="auto" w:sz="4" w:space="0"/>
+              <w:bottom w:val="single" w:sz="4" w:space="0" w:color="auto"/>
+              <w:right w:val="single" w:sz="4" w:space="0" w:color="auto"/>
             </w:tcBorders>
             <w:shd w:val="clear" w:color="auto" w:fill="auto"/>
             <w:vAlign w:val="center"/>
@@ -3213,24 +3128,35 @@
             <w:pPr>
               <w:widowControl/>
               <w:spacing w:line="240" w:lineRule="auto"/>
-              <w:ind w:firstLine="0" w:firstLineChars="0"/>
+              <w:ind w:firstLineChars="0" w:firstLine="0"/>
               <w:jc w:val="center"/>
               <w:rPr>
-                <w:rFonts w:hint="eastAsia" w:ascii="宋体" w:hAnsi="宋体" w:cs="宋体"/>
-                <w:color w:val="000000"/>
-                <w:kern w:val="0"/>
-                <w:szCs w:val="24"/>
-              </w:rPr>
-            </w:pPr>
-            <w:r>
-              <w:rPr>
-                <w:rFonts w:hint="eastAsia" w:ascii="宋体" w:hAnsi="宋体" w:cs="宋体"/>
-                <w:color w:val="000000"/>
-                <w:kern w:val="0"/>
-                <w:szCs w:val="24"/>
-              </w:rPr>
-              <w:t>轿厢运行中晃动（导靴磨损</w:t>
-            </w:r>
+                <w:rFonts w:ascii="宋体" w:hAnsi="宋体" w:cs="宋体" w:hint="eastAsia"/>
+                <w:color w:val="000000"/>
+                <w:kern w:val="0"/>
+                <w:szCs w:val="24"/>
+              </w:rPr>
+            </w:pPr>
+            <w:r>
+              <w:rPr>
+                <w:rFonts w:ascii="宋体" w:hAnsi="宋体" w:cs="宋体" w:hint="eastAsia"/>
+                <w:color w:val="000000"/>
+                <w:kern w:val="0"/>
+                <w:szCs w:val="24"/>
+              </w:rPr>
+              <w:t>轿厢运行中晃动（</w:t>
+            </w:r>
+            <w:proofErr w:type="gramStart"/>
+            <w:r>
+              <w:rPr>
+                <w:rFonts w:ascii="宋体" w:hAnsi="宋体" w:cs="宋体" w:hint="eastAsia"/>
+                <w:color w:val="000000"/>
+                <w:kern w:val="0"/>
+                <w:szCs w:val="24"/>
+              </w:rPr>
+              <w:t>导靴磨损</w:t>
+            </w:r>
+            <w:proofErr w:type="gramEnd"/>
             <w:r>
               <w:rPr>
                 <w:rFonts w:ascii="宋体" w:hAnsi="宋体" w:cs="Calibri"/>
@@ -3242,7 +3168,7 @@
             </w:r>
             <w:r>
               <w:rPr>
-                <w:rFonts w:hint="eastAsia" w:ascii="宋体" w:hAnsi="宋体" w:cs="宋体"/>
+                <w:rFonts w:ascii="宋体" w:hAnsi="宋体" w:cs="宋体" w:hint="eastAsia"/>
                 <w:color w:val="000000"/>
                 <w:kern w:val="0"/>
                 <w:szCs w:val="24"/>
@@ -3260,7 +3186,7 @@
             </w:r>
             <w:r>
               <w:rPr>
-                <w:rFonts w:hint="eastAsia" w:ascii="宋体" w:hAnsi="宋体" w:cs="宋体"/>
+                <w:rFonts w:ascii="宋体" w:hAnsi="宋体" w:cs="宋体" w:hint="eastAsia"/>
                 <w:color w:val="000000"/>
                 <w:kern w:val="0"/>
                 <w:szCs w:val="24"/>
@@ -3275,8 +3201,8 @@
             <w:tcBorders>
               <w:top w:val="nil"/>
               <w:left w:val="nil"/>
-              <w:bottom w:val="single" w:color="auto" w:sz="4" w:space="0"/>
-              <w:right w:val="single" w:color="auto" w:sz="4" w:space="0"/>
+              <w:bottom w:val="single" w:sz="4" w:space="0" w:color="auto"/>
+              <w:right w:val="single" w:sz="4" w:space="0" w:color="auto"/>
             </w:tcBorders>
             <w:shd w:val="clear" w:color="auto" w:fill="auto"/>
             <w:noWrap/>
@@ -3286,18 +3212,18 @@
             <w:pPr>
               <w:widowControl/>
               <w:spacing w:line="240" w:lineRule="auto"/>
-              <w:ind w:firstLine="0" w:firstLineChars="0"/>
+              <w:ind w:firstLineChars="0" w:firstLine="0"/>
               <w:jc w:val="center"/>
               <w:rPr>
-                <w:rFonts w:hint="eastAsia" w:ascii="宋体" w:hAnsi="宋体" w:cs="宋体"/>
-                <w:color w:val="000000"/>
-                <w:kern w:val="0"/>
-                <w:szCs w:val="24"/>
-              </w:rPr>
-            </w:pPr>
-            <w:r>
-              <w:rPr>
-                <w:rFonts w:hint="eastAsia" w:ascii="宋体" w:hAnsi="宋体" w:cs="宋体"/>
+                <w:rFonts w:ascii="宋体" w:hAnsi="宋体" w:cs="宋体" w:hint="eastAsia"/>
+                <w:color w:val="000000"/>
+                <w:kern w:val="0"/>
+                <w:szCs w:val="24"/>
+              </w:rPr>
+            </w:pPr>
+            <w:r>
+              <w:rPr>
+                <w:rFonts w:ascii="宋体" w:hAnsi="宋体" w:cs="宋体" w:hint="eastAsia"/>
                 <w:color w:val="000000"/>
                 <w:kern w:val="0"/>
                 <w:szCs w:val="24"/>
@@ -3306,7 +3232,7 @@
             </w:r>
             <w:r>
               <w:rPr>
-                <w:rFonts w:hint="eastAsia" w:ascii="MS Gothic" w:hAnsi="MS Gothic" w:eastAsia="MS Gothic" w:cs="MS Gothic"/>
+                <w:rFonts w:ascii="MS Gothic" w:eastAsia="MS Gothic" w:hAnsi="MS Gothic" w:cs="MS Gothic" w:hint="eastAsia"/>
                 <w:color w:val="000000"/>
                 <w:kern w:val="0"/>
                 <w:szCs w:val="24"/>
@@ -3321,8 +3247,8 @@
             <w:tcBorders>
               <w:top w:val="nil"/>
               <w:left w:val="nil"/>
-              <w:bottom w:val="single" w:color="auto" w:sz="4" w:space="0"/>
-              <w:right w:val="single" w:color="auto" w:sz="4" w:space="0"/>
+              <w:bottom w:val="single" w:sz="4" w:space="0" w:color="auto"/>
+              <w:right w:val="single" w:sz="4" w:space="0" w:color="auto"/>
             </w:tcBorders>
             <w:shd w:val="clear" w:color="auto" w:fill="auto"/>
             <w:noWrap/>
@@ -3332,10 +3258,10 @@
             <w:pPr>
               <w:widowControl/>
               <w:spacing w:line="240" w:lineRule="auto"/>
-              <w:ind w:firstLine="0" w:firstLineChars="0"/>
+              <w:ind w:firstLineChars="0" w:firstLine="0"/>
               <w:jc w:val="center"/>
               <w:rPr>
-                <w:rFonts w:hint="eastAsia" w:ascii="宋体" w:hAnsi="宋体" w:cs="宋体"/>
+                <w:rFonts w:ascii="宋体" w:hAnsi="宋体" w:cs="宋体" w:hint="eastAsia"/>
                 <w:color w:val="000000"/>
                 <w:kern w:val="0"/>
                 <w:szCs w:val="24"/>
@@ -3349,8 +3275,8 @@
             <w:tcBorders>
               <w:top w:val="nil"/>
               <w:left w:val="nil"/>
-              <w:bottom w:val="single" w:color="auto" w:sz="4" w:space="0"/>
-              <w:right w:val="single" w:color="auto" w:sz="4" w:space="0"/>
+              <w:bottom w:val="single" w:sz="4" w:space="0" w:color="auto"/>
+              <w:right w:val="single" w:sz="4" w:space="0" w:color="auto"/>
             </w:tcBorders>
             <w:vAlign w:val="center"/>
           </w:tcPr>
@@ -3358,10 +3284,10 @@
             <w:pPr>
               <w:widowControl/>
               <w:spacing w:line="240" w:lineRule="auto"/>
-              <w:ind w:firstLine="0" w:firstLineChars="0"/>
+              <w:ind w:firstLineChars="0" w:firstLine="0"/>
               <w:jc w:val="center"/>
               <w:rPr>
-                <w:rFonts w:hint="eastAsia" w:ascii="宋体" w:hAnsi="宋体" w:cs="宋体"/>
+                <w:rFonts w:ascii="宋体" w:hAnsi="宋体" w:cs="宋体" w:hint="eastAsia"/>
                 <w:color w:val="000000"/>
                 <w:kern w:val="0"/>
                 <w:szCs w:val="24"/>
@@ -3370,85 +3296,135 @@
           </w:p>
         </w:tc>
       </w:tr>
-      <w:bookmarkEnd w:id="0"/>
     </w:tbl>
+    <w:bookmarkEnd w:id="0"/>
+    <w:p>
+      <w:pPr>
+        <w:pStyle w:val="1"/>
+      </w:pPr>
+      <w:r>
+        <w:rPr>
+          <w:rFonts w:hint="eastAsia"/>
+        </w:rPr>
+        <w:lastRenderedPageBreak/>
+        <w:t>曳引机</w:t>
+      </w:r>
+    </w:p>
     <w:p>
       <w:pPr>
         <w:pStyle w:val="2"/>
-      </w:pPr>
-      <w:r>
-        <w:rPr>
-          <w:rFonts w:hint="eastAsia"/>
-        </w:rPr>
-        <w:t>曳引机</w:t>
+        <w:ind w:firstLine="300"/>
+      </w:pPr>
+      <w:r>
+        <w:rPr>
+          <w:rFonts w:hint="eastAsia"/>
+        </w:rPr>
+        <w:t>电机故障</w:t>
+      </w:r>
+    </w:p>
+    <w:p>
+      <w:pPr>
+        <w:ind w:firstLine="480"/>
+      </w:pPr>
+      <w:r>
+        <w:rPr>
+          <w:rFonts w:hint="eastAsia"/>
+        </w:rPr>
+        <w:t>延用之前的方案，利用</w:t>
+      </w:r>
+      <w:r>
+        <w:rPr>
+          <w:rFonts w:hint="eastAsia"/>
+        </w:rPr>
+        <w:t>rms</w:t>
+      </w:r>
+      <w:r>
+        <w:rPr>
+          <w:rFonts w:hint="eastAsia"/>
+        </w:rPr>
+        <w:t>和</w:t>
+      </w:r>
+      <w:proofErr w:type="spellStart"/>
+      <w:r>
+        <w:rPr>
+          <w:rFonts w:hint="eastAsia"/>
+        </w:rPr>
+        <w:t>fft</w:t>
+      </w:r>
+      <w:proofErr w:type="spellEnd"/>
+      <w:r>
+        <w:rPr>
+          <w:rFonts w:hint="eastAsia"/>
+        </w:rPr>
+        <w:t>诊断，无需改变</w:t>
+      </w:r>
+    </w:p>
+    <w:p>
+      <w:pPr>
+        <w:pStyle w:val="2"/>
+        <w:ind w:firstLine="300"/>
+      </w:pPr>
+      <w:r>
+        <w:rPr>
+          <w:rFonts w:hint="eastAsia"/>
+        </w:rPr>
+        <w:t>轴承故障</w:t>
+      </w:r>
+    </w:p>
+    <w:p>
+      <w:pPr>
+        <w:ind w:firstLine="480"/>
+      </w:pPr>
+      <w:r>
+        <w:rPr>
+          <w:rFonts w:hint="eastAsia"/>
+        </w:rPr>
+        <w:t>延用之前的方案，利用</w:t>
+      </w:r>
+      <w:r>
+        <w:rPr>
+          <w:rFonts w:hint="eastAsia"/>
+        </w:rPr>
+        <w:t>rms</w:t>
+      </w:r>
+      <w:r>
+        <w:rPr>
+          <w:rFonts w:hint="eastAsia"/>
+        </w:rPr>
+        <w:t>和</w:t>
+      </w:r>
+      <w:proofErr w:type="spellStart"/>
+      <w:r>
+        <w:rPr>
+          <w:rFonts w:hint="eastAsia"/>
+        </w:rPr>
+        <w:t>fft</w:t>
+      </w:r>
+      <w:proofErr w:type="spellEnd"/>
+      <w:r>
+        <w:rPr>
+          <w:rFonts w:hint="eastAsia"/>
+        </w:rPr>
+        <w:t>诊断，无需改变</w:t>
+      </w:r>
+    </w:p>
+    <w:p>
+      <w:pPr>
+        <w:pStyle w:val="2"/>
+        <w:ind w:firstLine="300"/>
+      </w:pPr>
+      <w:r>
+        <w:rPr>
+          <w:rFonts w:hint="eastAsia"/>
+        </w:rPr>
+        <w:t>固定螺栓松动</w:t>
       </w:r>
     </w:p>
     <w:p>
       <w:pPr>
         <w:pStyle w:val="3"/>
-        <w:ind w:firstLine="300"/>
-      </w:pPr>
-      <w:r>
-        <w:rPr>
-          <w:rFonts w:hint="eastAsia"/>
-        </w:rPr>
-        <w:t>电机故障</w:t>
-      </w:r>
-    </w:p>
-    <w:p>
-      <w:pPr>
-        <w:ind w:firstLine="480"/>
-      </w:pPr>
-      <w:r>
-        <w:rPr>
-          <w:rFonts w:hint="eastAsia"/>
-        </w:rPr>
-        <w:t>延用之前的方案，利用rms和fft诊断，无需改变</w:t>
-      </w:r>
-    </w:p>
-    <w:p>
-      <w:pPr>
-        <w:pStyle w:val="3"/>
-        <w:ind w:firstLine="300"/>
-      </w:pPr>
-      <w:r>
-        <w:rPr>
-          <w:rFonts w:hint="eastAsia"/>
-        </w:rPr>
-        <w:t>轴承故障</w:t>
-      </w:r>
-    </w:p>
-    <w:p>
-      <w:pPr>
-        <w:ind w:firstLine="480"/>
-      </w:pPr>
-      <w:r>
-        <w:rPr>
-          <w:rFonts w:hint="eastAsia"/>
-        </w:rPr>
-        <w:t>延用之前的方案，利用rms和fft诊断，无需改变</w:t>
-      </w:r>
-    </w:p>
-    <w:p>
-      <w:pPr>
-        <w:pStyle w:val="3"/>
-        <w:ind w:firstLine="300"/>
-      </w:pPr>
-      <w:r>
-        <w:rPr>
-          <w:rFonts w:hint="eastAsia"/>
-        </w:rPr>
-        <w:t>固定螺栓松动</w:t>
-      </w:r>
-    </w:p>
-    <w:p>
-      <w:pPr>
-        <w:pStyle w:val="4"/>
         <w:spacing w:before="156"/>
         <w:ind w:firstLine="560"/>
-        <w:rPr>
-          <w:rFonts w:hint="eastAsia"/>
-        </w:rPr>
       </w:pPr>
       <w:r>
         <w:rPr>
@@ -3465,7 +3441,89 @@
         <w:rPr>
           <w:rFonts w:hint="eastAsia"/>
         </w:rPr>
-        <w:t>利用超量峭度K和峰值因子CF诊断，信号发送端无需发送rms和fft，发送K和CF。</w:t>
+        <w:t>利用</w:t>
+      </w:r>
+      <w:proofErr w:type="gramStart"/>
+      <w:r>
+        <w:rPr>
+          <w:rFonts w:hint="eastAsia"/>
+        </w:rPr>
+        <w:t>超量峭度</w:t>
+      </w:r>
+      <w:proofErr w:type="gramEnd"/>
+      <w:r>
+        <w:rPr>
+          <w:rFonts w:hint="eastAsia"/>
+        </w:rPr>
+        <w:t>K</w:t>
+      </w:r>
+      <w:r>
+        <w:rPr>
+          <w:rFonts w:hint="eastAsia"/>
+        </w:rPr>
+        <w:t>和峰值因子</w:t>
+      </w:r>
+      <w:r>
+        <w:rPr>
+          <w:rFonts w:hint="eastAsia"/>
+        </w:rPr>
+        <w:t>CF</w:t>
+      </w:r>
+      <w:r>
+        <w:rPr>
+          <w:rFonts w:hint="eastAsia"/>
+        </w:rPr>
+        <w:t>诊断，信号发送端无需发送</w:t>
+      </w:r>
+      <w:r>
+        <w:rPr>
+          <w:rFonts w:hint="eastAsia"/>
+        </w:rPr>
+        <w:t>rms</w:t>
+      </w:r>
+      <w:r>
+        <w:rPr>
+          <w:rFonts w:hint="eastAsia"/>
+        </w:rPr>
+        <w:t>和</w:t>
+      </w:r>
+      <w:proofErr w:type="spellStart"/>
+      <w:r>
+        <w:rPr>
+          <w:rFonts w:hint="eastAsia"/>
+        </w:rPr>
+        <w:t>fft</w:t>
+      </w:r>
+      <w:proofErr w:type="spellEnd"/>
+      <w:r>
+        <w:rPr>
+          <w:rFonts w:hint="eastAsia"/>
+        </w:rPr>
+        <w:t>，发送</w:t>
+      </w:r>
+      <w:r>
+        <w:rPr>
+          <w:rFonts w:hint="eastAsia"/>
+        </w:rPr>
+        <w:t>K</w:t>
+      </w:r>
+      <w:r>
+        <w:rPr>
+          <w:rFonts w:hint="eastAsia"/>
+        </w:rPr>
+        <w:t>和</w:t>
+      </w:r>
+      <w:r>
+        <w:rPr>
+          <w:rFonts w:hint="eastAsia"/>
+        </w:rPr>
+        <w:t>CF</w:t>
+      </w:r>
+      <w:r>
+        <w:rPr>
+          <w:rFonts w:hint="eastAsia"/>
+        </w:rPr>
+        <w:t>。</w:t>
       </w:r>
     </w:p>
     <w:p>
@@ -3480,7 +3538,45 @@
         <w:rPr>
           <w:rFonts w:hint="eastAsia"/>
         </w:rPr>
-        <w:t>原因：rms是平均能量，只能在松动明显后发现，并且rms是大小探测器，在正常启停情况下，也会上升而报警。</w:t>
+        <w:t>原因：</w:t>
+      </w:r>
+      <w:r>
+        <w:rPr>
+          <w:rFonts w:hint="eastAsia"/>
+        </w:rPr>
+        <w:t>rms</w:t>
+      </w:r>
+      <w:r>
+        <w:rPr>
+          <w:rFonts w:hint="eastAsia"/>
+        </w:rPr>
+        <w:t>是平均能量，只能在松动明显后发现，并且</w:t>
+      </w:r>
+      <w:r>
+        <w:rPr>
+          <w:rFonts w:hint="eastAsia"/>
+        </w:rPr>
+        <w:t>rms</w:t>
+      </w:r>
+      <w:r>
+        <w:rPr>
+          <w:rFonts w:hint="eastAsia"/>
+        </w:rPr>
+        <w:t>是大小探测器，在正常启</w:t>
+      </w:r>
+      <w:proofErr w:type="gramStart"/>
+      <w:r>
+        <w:rPr>
+          <w:rFonts w:hint="eastAsia"/>
+        </w:rPr>
+        <w:t>停情况</w:t>
+      </w:r>
+      <w:proofErr w:type="gramEnd"/>
+      <w:r>
+        <w:rPr>
+          <w:rFonts w:hint="eastAsia"/>
+        </w:rPr>
+        <w:t>下，也会上升而报警。</w:t>
       </w:r>
       <w:r>
         <w:rPr>
@@ -3495,7 +3591,31 @@
           <w:b/>
           <w:bCs/>
         </w:rPr>
-        <w:t>ms=晚报+错报（连续三次超阈值避免错报）</w:t>
+        <w:t>ms=</w:t>
+      </w:r>
+      <w:r>
+        <w:rPr>
+          <w:rFonts w:hint="eastAsia"/>
+          <w:b/>
+          <w:bCs/>
+        </w:rPr>
+        <w:t>晚报</w:t>
+      </w:r>
+      <w:r>
+        <w:rPr>
+          <w:rFonts w:hint="eastAsia"/>
+          <w:b/>
+          <w:bCs/>
+        </w:rPr>
+        <w:t>+</w:t>
+      </w:r>
+      <w:r>
+        <w:rPr>
+          <w:rFonts w:hint="eastAsia"/>
+          <w:b/>
+          <w:bCs/>
+        </w:rPr>
+        <w:t>错报（连续三次超阈值避免错报）</w:t>
       </w:r>
     </w:p>
     <w:p>
@@ -3506,7 +3626,63 @@
         <w:rPr>
           <w:rFonts w:hint="eastAsia"/>
         </w:rPr>
-        <w:t>K和CF是形状探测器，K波形是否圆滑，CF最高的那个点，比平均线高多少倍。</w:t>
+        <w:t>K</w:t>
+      </w:r>
+      <w:r>
+        <w:rPr>
+          <w:rFonts w:hint="eastAsia"/>
+        </w:rPr>
+        <w:t>和</w:t>
+      </w:r>
+      <w:r>
+        <w:rPr>
+          <w:rFonts w:hint="eastAsia"/>
+        </w:rPr>
+        <w:t>CF</w:t>
+      </w:r>
+      <w:r>
+        <w:rPr>
+          <w:rFonts w:hint="eastAsia"/>
+        </w:rPr>
+        <w:t>是形状探测器，</w:t>
+      </w:r>
+      <w:r>
+        <w:rPr>
+          <w:rFonts w:hint="eastAsia"/>
+        </w:rPr>
+        <w:t>K</w:t>
+      </w:r>
+      <w:r>
+        <w:rPr>
+          <w:rFonts w:hint="eastAsia"/>
+        </w:rPr>
+        <w:t>波形是否圆滑，</w:t>
+      </w:r>
+      <w:r>
+        <w:rPr>
+          <w:rFonts w:hint="eastAsia"/>
+        </w:rPr>
+        <w:t>CF</w:t>
+      </w:r>
+      <w:r>
+        <w:rPr>
+          <w:rFonts w:hint="eastAsia"/>
+        </w:rPr>
+        <w:t>最高的那个点，比平均线高多少</w:t>
+      </w:r>
+      <w:proofErr w:type="gramStart"/>
+      <w:r>
+        <w:rPr>
+          <w:rFonts w:hint="eastAsia"/>
+        </w:rPr>
+        <w:t>倍</w:t>
+      </w:r>
+      <w:proofErr w:type="gramEnd"/>
+      <w:r>
+        <w:rPr>
+          <w:rFonts w:hint="eastAsia"/>
+        </w:rPr>
+        <w:t>。</w:t>
       </w:r>
     </w:p>
     <w:p>
@@ -3517,12 +3693,30 @@
         <w:rPr>
           <w:rFonts w:hint="eastAsia"/>
         </w:rPr>
-        <w:t>K和CF的能计算并且不会产生成本问题。</w:t>
-      </w:r>
-    </w:p>
-    <w:p>
-      <w:pPr>
-        <w:pStyle w:val="44"/>
+        <w:t>K</w:t>
+      </w:r>
+      <w:r>
+        <w:rPr>
+          <w:rFonts w:hint="eastAsia"/>
+        </w:rPr>
+        <w:t>和</w:t>
+      </w:r>
+      <w:r>
+        <w:rPr>
+          <w:rFonts w:hint="eastAsia"/>
+        </w:rPr>
+        <w:t>CF</w:t>
+      </w:r>
+      <w:r>
+        <w:rPr>
+          <w:rFonts w:hint="eastAsia"/>
+        </w:rPr>
+        <w:t>的能计算并且不会产生成本问题。</w:t>
+      </w:r>
+    </w:p>
+    <w:p>
+      <w:pPr>
+        <w:pStyle w:val="MTDisplayEquation"/>
       </w:pPr>
       <w:r>
         <w:tab/>
@@ -3531,25 +3725,36 @@
         <w:rPr>
           <w:position w:val="-66"/>
         </w:rPr>
-        <w:object>
-          <v:shape id="_x0000_i1025" o:spt="75" type="#_x0000_t75" style="height:54pt;width:120pt;" o:ole="t" filled="f" o:preferrelative="t" stroked="f" coordsize="21600,21600">
-            <v:path/>
-            <v:fill on="f" focussize="0,0"/>
-            <v:stroke on="f" joinstyle="miter"/>
-            <v:imagedata r:id="rId15" o:title=""/>
+        <w:object w:dxaOrig="2400" w:dyaOrig="1080" w14:anchorId="017DC81B">
+          <v:shapetype id="_x0000_t75" coordsize="21600,21600" o:spt="75" o:preferrelative="t" path="m@4@5l@4@11@9@11@9@5xe" filled="f" stroked="f">
+            <v:stroke joinstyle="miter"/>
+            <v:formulas>
+              <v:f eqn="if lineDrawn pixelLineWidth 0"/>
+              <v:f eqn="sum @0 1 0"/>
+              <v:f eqn="sum 0 0 @1"/>
+              <v:f eqn="prod @2 1 2"/>
+              <v:f eqn="prod @3 21600 pixelWidth"/>
+              <v:f eqn="prod @3 21600 pixelHeight"/>
+              <v:f eqn="sum @0 0 1"/>
+              <v:f eqn="prod @6 1 2"/>
+              <v:f eqn="prod @7 21600 pixelWidth"/>
+              <v:f eqn="sum @8 21600 0"/>
+              <v:f eqn="prod @7 21600 pixelHeight"/>
+              <v:f eqn="sum @10 21600 0"/>
+            </v:formulas>
+            <v:path o:extrusionok="f" gradientshapeok="t" o:connecttype="rect"/>
             <o:lock v:ext="edit" aspectratio="t"/>
-            <w10:wrap type="none"/>
-            <w10:anchorlock/>
+          </v:shapetype>
+          <v:shape id="_x0000_i1025" type="#_x0000_t75" style="width:120.15pt;height:53.9pt" o:ole="">
+            <v:imagedata r:id="rId9" o:title=""/>
           </v:shape>
-          <o:OLEObject Type="Embed" ProgID="Equation.DSMT4" ShapeID="_x0000_i1025" DrawAspect="Content" ObjectID="_1468075725" r:id="rId14">
-            <o:LockedField>false</o:LockedField>
-          </o:OLEObject>
+          <o:OLEObject Type="Embed" ProgID="Equation.DSMT4" ShapeID="_x0000_i1025" DrawAspect="Content" ObjectID="_1837956590" r:id="rId10"/>
         </w:object>
       </w:r>
     </w:p>
     <w:p>
       <w:pPr>
-        <w:pStyle w:val="44"/>
+        <w:pStyle w:val="MTDisplayEquation"/>
       </w:pPr>
       <w:r>
         <w:tab/>
@@ -3558,25 +3763,17 @@
         <w:rPr>
           <w:position w:val="-68"/>
         </w:rPr>
-        <w:object>
-          <v:shape id="_x0000_i1026" o:spt="75" type="#_x0000_t75" style="height:69.7pt;width:193.15pt;" o:ole="t" filled="f" o:preferrelative="t" stroked="f" coordsize="21600,21600">
-            <v:path/>
-            <v:fill on="f" focussize="0,0"/>
-            <v:stroke on="f" joinstyle="miter"/>
-            <v:imagedata r:id="rId17" o:title=""/>
-            <o:lock v:ext="edit" aspectratio="t"/>
-            <w10:wrap type="none"/>
-            <w10:anchorlock/>
+        <w:object w:dxaOrig="3863" w:dyaOrig="1394" w14:anchorId="517252E7">
+          <v:shape id="_x0000_i1026" type="#_x0000_t75" style="width:193.05pt;height:69.8pt" o:ole="">
+            <v:imagedata r:id="rId11" o:title=""/>
           </v:shape>
-          <o:OLEObject Type="Embed" ProgID="Equation.DSMT4" ShapeID="_x0000_i1026" DrawAspect="Content" ObjectID="_1468075726" r:id="rId16">
-            <o:LockedField>false</o:LockedField>
-          </o:OLEObject>
+          <o:OLEObject Type="Embed" ProgID="Equation.DSMT4" ShapeID="_x0000_i1026" DrawAspect="Content" ObjectID="_1837956591" r:id="rId12"/>
         </w:object>
       </w:r>
     </w:p>
     <w:p>
       <w:pPr>
-        <w:pStyle w:val="4"/>
+        <w:pStyle w:val="3"/>
         <w:spacing w:before="156"/>
         <w:ind w:firstLine="560"/>
       </w:pPr>
@@ -3595,78 +3792,126 @@
         <w:rPr>
           <w:rFonts w:hint="eastAsia"/>
         </w:rPr>
-        <w:t>利用rms诊断，只用发送rms</w:t>
+        <w:t>利用</w:t>
+      </w:r>
+      <w:r>
+        <w:rPr>
+          <w:rFonts w:hint="eastAsia"/>
+        </w:rPr>
+        <w:t>rms</w:t>
+      </w:r>
+      <w:r>
+        <w:rPr>
+          <w:rFonts w:hint="eastAsia"/>
+        </w:rPr>
+        <w:t>诊断，只用发送</w:t>
+      </w:r>
+      <w:r>
+        <w:rPr>
+          <w:rFonts w:hint="eastAsia"/>
+        </w:rPr>
+        <w:t>rms</w:t>
       </w:r>
     </w:p>
     <w:p>
       <w:pPr>
         <w:ind w:firstLine="480"/>
-        <w:rPr>
-          <w:rFonts w:hint="eastAsia"/>
-        </w:rPr>
-      </w:pPr>
-      <w:r>
-        <w:rPr>
-          <w:rFonts w:hint="eastAsia"/>
-        </w:rPr>
-        <w:t>固定螺栓松动到一定程度后，rms会发生明显变化，目前rms是2s一个，加上连续三次超阈值报警，理论上可以避免启停是产生的误报。</w:t>
-      </w:r>
-    </w:p>
-    <w:p>
-      <w:pPr>
-        <w:pStyle w:val="2"/>
-      </w:pPr>
-      <w:r>
-        <w:rPr>
-          <w:rFonts w:hint="eastAsia" w:ascii="宋体" w:hAnsi="宋体" w:cs="宋体"/>
+      </w:pPr>
+      <w:r>
+        <w:rPr>
+          <w:rFonts w:hint="eastAsia"/>
+        </w:rPr>
+        <w:t>固定螺栓松动到一定程度后，</w:t>
+      </w:r>
+      <w:r>
+        <w:rPr>
+          <w:rFonts w:hint="eastAsia"/>
+        </w:rPr>
+        <w:t>rms</w:t>
+      </w:r>
+      <w:r>
+        <w:rPr>
+          <w:rFonts w:hint="eastAsia"/>
+        </w:rPr>
+        <w:t>会发生明显变化，目前</w:t>
+      </w:r>
+      <w:r>
+        <w:rPr>
+          <w:rFonts w:hint="eastAsia"/>
+        </w:rPr>
+        <w:t>rms</w:t>
+      </w:r>
+      <w:r>
+        <w:rPr>
+          <w:rFonts w:hint="eastAsia"/>
+        </w:rPr>
+        <w:t>是</w:t>
+      </w:r>
+      <w:r>
+        <w:rPr>
+          <w:rFonts w:hint="eastAsia"/>
+        </w:rPr>
+        <w:t>2s</w:t>
+      </w:r>
+      <w:r>
+        <w:rPr>
+          <w:rFonts w:hint="eastAsia"/>
+        </w:rPr>
+        <w:t>一个，加上连续三次超阈值报警，理论上可以避免启停是产生的误报。</w:t>
+      </w:r>
+    </w:p>
+    <w:p>
+      <w:pPr>
+        <w:pStyle w:val="1"/>
+      </w:pPr>
+      <w:r>
+        <w:rPr>
+          <w:rFonts w:ascii="宋体" w:hAnsi="宋体" w:cs="宋体" w:hint="eastAsia"/>
           <w:color w:val="000000"/>
           <w:kern w:val="0"/>
           <w:szCs w:val="24"/>
         </w:rPr>
+        <w:lastRenderedPageBreak/>
         <w:t>钢丝绳、钢带</w:t>
       </w:r>
     </w:p>
     <w:p>
       <w:pPr>
+        <w:pStyle w:val="2"/>
+        <w:ind w:firstLine="300"/>
+      </w:pPr>
+      <w:r>
+        <w:rPr>
+          <w:rFonts w:hint="eastAsia"/>
+        </w:rPr>
+        <w:t>张力不均、钢丝绳伸长</w:t>
+      </w:r>
+    </w:p>
+    <w:p>
+      <w:pPr>
         <w:pStyle w:val="3"/>
-        <w:ind w:firstLine="240"/>
-      </w:pPr>
-      <w:r>
-        <w:rPr>
-          <w:rFonts w:hint="eastAsia"/>
-        </w:rPr>
-        <w:t>张力不均、钢丝绳伸长</w:t>
-      </w:r>
-    </w:p>
-    <w:p>
-      <w:pPr>
-        <w:pStyle w:val="4"/>
         <w:spacing w:before="156"/>
+        <w:ind w:firstLine="560"/>
+      </w:pPr>
+      <w:r>
+        <w:rPr>
+          <w:rFonts w:hint="eastAsia"/>
+        </w:rPr>
+        <w:t>钢丝绳伸长无法检测</w:t>
+      </w:r>
+    </w:p>
+    <w:p>
+      <w:pPr>
         <w:ind w:firstLine="480"/>
-      </w:pPr>
-      <w:r>
-        <w:rPr>
-          <w:rFonts w:hint="eastAsia"/>
-        </w:rPr>
-        <w:t>钢丝绳伸长无法检测</w:t>
-      </w:r>
-    </w:p>
-    <w:p>
-      <w:pPr>
-        <w:ind w:firstLine="480"/>
-        <w:rPr>
-          <w:rFonts w:hint="default" w:hAnsi="Cambria Math"/>
-          <w:i w:val="0"/>
-          <w:sz w:val="24"/>
+        <w:rPr>
+          <w:rFonts w:hAnsi="Cambria Math"/>
         </w:rPr>
       </w:pPr>
       <m:oMathPara>
         <m:oMath>
           <m:r>
-            <m:rPr/>
             <w:rPr>
-              <w:rFonts w:hint="default" w:ascii="Cambria Math" w:hAnsi="Cambria Math"/>
-              <w:sz w:val="24"/>
+              <w:rFonts w:ascii="Cambria Math" w:hAnsi="Cambria Math"/>
             </w:rPr>
             <m:t>f=</m:t>
           </m:r>
@@ -3674,41 +3919,34 @@
             <m:fPr>
               <m:ctrlPr>
                 <w:rPr>
-                  <w:rFonts w:hint="default" w:ascii="Cambria Math" w:hAnsi="Cambria Math"/>
+                  <w:rFonts w:ascii="Cambria Math" w:hAnsi="Cambria Math"/>
                   <w:i/>
-                  <w:sz w:val="24"/>
                 </w:rPr>
               </m:ctrlPr>
             </m:fPr>
             <m:num>
               <m:r>
-                <m:rPr/>
                 <w:rPr>
-                  <w:rFonts w:hint="default" w:ascii="Cambria Math" w:hAnsi="Cambria Math"/>
-                  <w:sz w:val="24"/>
+                  <w:rFonts w:ascii="Cambria Math" w:hAnsi="Cambria Math"/>
                 </w:rPr>
                 <m:t>1</m:t>
               </m:r>
               <m:ctrlPr>
                 <w:rPr>
                   <w:rFonts w:ascii="Cambria Math" w:hAnsi="Cambria Math"/>
-                  <w:sz w:val="24"/>
                 </w:rPr>
               </m:ctrlPr>
             </m:num>
             <m:den>
               <m:r>
-                <m:rPr/>
                 <w:rPr>
-                  <w:rFonts w:hint="default" w:ascii="Cambria Math" w:hAnsi="Cambria Math"/>
-                  <w:sz w:val="24"/>
+                  <w:rFonts w:ascii="Cambria Math" w:hAnsi="Cambria Math"/>
                 </w:rPr>
                 <m:t>2π</m:t>
               </m:r>
               <m:ctrlPr>
                 <w:rPr>
                   <w:rFonts w:ascii="Cambria Math" w:hAnsi="Cambria Math"/>
-                  <w:sz w:val="24"/>
                 </w:rPr>
               </m:ctrlPr>
             </m:den>
@@ -3718,9 +3956,8 @@
               <m:degHide m:val="1"/>
               <m:ctrlPr>
                 <w:rPr>
-                  <w:rFonts w:hint="default" w:ascii="Cambria Math" w:hAnsi="Cambria Math"/>
+                  <w:rFonts w:ascii="Cambria Math" w:hAnsi="Cambria Math"/>
                   <w:i/>
-                  <w:sz w:val="24"/>
                 </w:rPr>
               </m:ctrlPr>
             </m:radPr>
@@ -3728,7 +3965,6 @@
               <m:ctrlPr>
                 <w:rPr>
                   <w:rFonts w:ascii="Cambria Math" w:hAnsi="Cambria Math"/>
-                  <w:sz w:val="24"/>
                 </w:rPr>
               </m:ctrlPr>
             </m:deg>
@@ -3737,52 +3973,38 @@
                 <m:fPr>
                   <m:ctrlPr>
                     <w:rPr>
-                      <w:rFonts w:hint="default" w:ascii="Cambria Math" w:hAnsi="Cambria Math"/>
+                      <w:rFonts w:ascii="Cambria Math" w:hAnsi="Cambria Math"/>
                       <w:i/>
-                      <w:sz w:val="24"/>
                     </w:rPr>
                   </m:ctrlPr>
                 </m:fPr>
                 <m:num>
                   <m:r>
-                    <m:rPr/>
                     <w:rPr>
-                      <w:rFonts w:hint="default" w:ascii="Cambria Math" w:hAnsi="Cambria Math"/>
-                      <w:sz w:val="24"/>
+                      <w:rFonts w:ascii="Cambria Math" w:hAnsi="Cambria Math"/>
                     </w:rPr>
                     <m:t>k</m:t>
                   </m:r>
                   <m:ctrlPr>
                     <w:rPr>
                       <w:rFonts w:ascii="Cambria Math" w:hAnsi="Cambria Math"/>
-                      <w:sz w:val="24"/>
                     </w:rPr>
                   </m:ctrlPr>
                 </m:num>
                 <m:den>
                   <m:r>
-                    <m:rPr/>
                     <w:rPr>
-                      <w:rFonts w:hint="default" w:ascii="Cambria Math" w:hAnsi="Cambria Math"/>
-                      <w:sz w:val="24"/>
+                      <w:rFonts w:ascii="Cambria Math" w:hAnsi="Cambria Math"/>
                     </w:rPr>
                     <m:t>m</m:t>
                   </m:r>
                   <m:ctrlPr>
                     <w:rPr>
                       <w:rFonts w:ascii="Cambria Math" w:hAnsi="Cambria Math"/>
-                      <w:sz w:val="24"/>
                     </w:rPr>
                   </m:ctrlPr>
                 </m:den>
               </m:f>
-              <m:ctrlPr>
-                <w:rPr>
-                  <w:rFonts w:hint="default" w:ascii="Cambria Math" w:hAnsi="Cambria Math"/>
-                  <w:i/>
-                  <w:sz w:val="24"/>
-                </w:rPr>
-              </m:ctrlPr>
             </m:e>
           </m:rad>
         </m:oMath>
@@ -3792,91 +4014,63 @@
       <w:pPr>
         <w:ind w:firstLine="480"/>
         <w:rPr>
-          <w:rFonts w:hint="eastAsia" w:ascii="宋体" w:hAnsi="宋体" w:cs="宋体"/>
-          <w:sz w:val="24"/>
+          <w:rFonts w:ascii="宋体" w:hAnsi="宋体" w:cs="宋体" w:hint="eastAsia"/>
           <w:szCs w:val="24"/>
-          <w:lang w:val="en-US" w:eastAsia="zh-CN"/>
-        </w:rPr>
-      </w:pPr>
-      <w:r>
-        <w:rPr>
-          <w:rFonts w:hint="eastAsia" w:hAnsi="Cambria Math" w:cs="Times New Roman"/>
-          <w:i w:val="0"/>
-          <w:kern w:val="2"/>
-          <w:sz w:val="24"/>
-          <w:szCs w:val="21"/>
-          <w:lang w:val="en-US" w:eastAsia="zh-CN" w:bidi="ar-SA"/>
-          <w14:ligatures w14:val="none"/>
+        </w:rPr>
+      </w:pPr>
+      <w:r>
+        <w:rPr>
+          <w:rFonts w:hAnsi="Cambria Math" w:hint="eastAsia"/>
         </w:rPr>
         <w:t>比较标准会随着载重变化，而带入一般刚度，</w:t>
       </w:r>
       <w:r>
         <w:rPr>
-          <w:rFonts w:ascii="宋体" w:hAnsi="宋体" w:eastAsia="宋体" w:cs="宋体"/>
-          <w:sz w:val="24"/>
+          <w:rFonts w:ascii="宋体" w:hAnsi="宋体" w:cs="宋体"/>
           <w:szCs w:val="24"/>
         </w:rPr>
         <w:t>仅从空载到满载，固有频率就会正常下降</w:t>
       </w:r>
       <w:r>
         <w:rPr>
-          <w:rFonts w:hint="eastAsia" w:ascii="宋体" w:hAnsi="宋体" w:cs="宋体"/>
-          <w:sz w:val="24"/>
+          <w:rFonts w:ascii="宋体" w:hAnsi="宋体" w:cs="宋体" w:hint="eastAsia"/>
           <w:szCs w:val="24"/>
-          <w:lang w:val="en-US" w:eastAsia="zh-CN"/>
         </w:rPr>
         <w:t>约</w:t>
       </w:r>
       <w:r>
         <w:rPr>
-          <w:rFonts w:ascii="宋体" w:hAnsi="宋体" w:eastAsia="宋体" w:cs="宋体"/>
-          <w:sz w:val="24"/>
+          <w:rFonts w:ascii="宋体" w:hAnsi="宋体" w:cs="宋体"/>
           <w:szCs w:val="24"/>
         </w:rPr>
         <w:t>25%</w:t>
       </w:r>
       <w:r>
         <w:rPr>
-          <w:rFonts w:hint="eastAsia" w:ascii="宋体" w:hAnsi="宋体" w:cs="宋体"/>
-          <w:sz w:val="24"/>
+          <w:rFonts w:ascii="宋体" w:hAnsi="宋体" w:cs="宋体" w:hint="eastAsia"/>
           <w:szCs w:val="24"/>
-          <w:lang w:eastAsia="zh-CN"/>
-        </w:rPr>
-        <w:t>，</w:t>
-      </w:r>
-      <w:r>
-        <w:rPr>
-          <w:rFonts w:hint="eastAsia" w:ascii="宋体" w:hAnsi="宋体" w:cs="宋体"/>
-          <w:sz w:val="24"/>
-          <w:szCs w:val="24"/>
-          <w:lang w:val="en-US" w:eastAsia="zh-CN"/>
-        </w:rPr>
-        <w:t>远超阈值5%。</w:t>
-      </w:r>
-    </w:p>
-    <w:p>
-      <w:pPr>
-        <w:pStyle w:val="4"/>
-        <w:bidi w:val="0"/>
-        <w:rPr>
-          <w:rFonts w:hint="default"/>
-          <w:lang w:val="en-US" w:eastAsia="zh-CN"/>
-        </w:rPr>
-      </w:pPr>
-      <w:r>
-        <w:rPr>
-          <w:rFonts w:hint="eastAsia"/>
-          <w:lang w:val="en-US" w:eastAsia="zh-CN"/>
+        </w:rPr>
+        <w:t>，远超阈值5%。</w:t>
+      </w:r>
+    </w:p>
+    <w:p>
+      <w:pPr>
+        <w:pStyle w:val="3"/>
+        <w:spacing w:before="156"/>
+        <w:ind w:firstLine="560"/>
+      </w:pPr>
+      <w:r>
+        <w:rPr>
+          <w:rFonts w:hint="eastAsia"/>
         </w:rPr>
         <w:t>张力不均无法检测</w:t>
       </w:r>
     </w:p>
     <w:p>
       <w:pPr>
+        <w:ind w:firstLine="480"/>
         <w:rPr>
           <w:rFonts w:hAnsi="Cambria Math"/>
-          <w:i w:val="0"/>
-          <w:sz w:val="24"/>
         </w:rPr>
       </w:pPr>
       <m:oMathPara>
@@ -3885,49 +4079,30 @@
             <m:sSubPr>
               <m:ctrlPr>
                 <w:rPr>
-                  <w:rFonts w:hint="default" w:ascii="Cambria Math" w:hAnsi="Cambria Math"/>
-                  <w:sz w:val="24"/>
+                  <w:rFonts w:ascii="Cambria Math" w:hAnsi="Cambria Math"/>
                 </w:rPr>
               </m:ctrlPr>
             </m:sSubPr>
             <m:e>
               <m:r>
-                <m:rPr/>
                 <w:rPr>
-                  <w:rFonts w:hint="default" w:ascii="Cambria Math" w:hAnsi="Cambria Math"/>
-                  <w:sz w:val="24"/>
+                  <w:rFonts w:ascii="Cambria Math" w:hAnsi="Cambria Math"/>
                 </w:rPr>
                 <m:t>f</m:t>
               </m:r>
-              <m:ctrlPr>
-                <w:rPr>
-                  <w:rFonts w:ascii="Cambria Math" w:hAnsi="Cambria Math"/>
-                  <w:sz w:val="24"/>
-                </w:rPr>
-              </m:ctrlPr>
             </m:e>
             <m:sub>
               <m:r>
-                <m:rPr/>
                 <w:rPr>
-                  <w:rFonts w:hint="default" w:ascii="Cambria Math" w:hAnsi="Cambria Math"/>
-                  <w:sz w:val="24"/>
+                  <w:rFonts w:ascii="Cambria Math" w:hAnsi="Cambria Math"/>
                 </w:rPr>
                 <m:t>p</m:t>
               </m:r>
-              <m:ctrlPr>
-                <w:rPr>
-                  <w:rFonts w:ascii="Cambria Math" w:hAnsi="Cambria Math"/>
-                  <w:sz w:val="24"/>
-                </w:rPr>
-              </m:ctrlPr>
             </m:sub>
           </m:sSub>
           <m:r>
-            <m:rPr/>
             <w:rPr>
-              <w:rFonts w:hint="default" w:ascii="Cambria Math" w:hAnsi="Cambria Math"/>
-              <w:sz w:val="24"/>
+              <w:rFonts w:ascii="Cambria Math" w:hAnsi="Cambria Math"/>
             </w:rPr>
             <m:t>=</m:t>
           </m:r>
@@ -3935,41 +4110,34 @@
             <m:fPr>
               <m:ctrlPr>
                 <w:rPr>
-                  <w:rFonts w:hint="default" w:ascii="Cambria Math" w:hAnsi="Cambria Math"/>
+                  <w:rFonts w:ascii="Cambria Math" w:hAnsi="Cambria Math"/>
                   <w:i/>
-                  <w:sz w:val="24"/>
                 </w:rPr>
               </m:ctrlPr>
             </m:fPr>
             <m:num>
               <m:r>
-                <m:rPr/>
                 <w:rPr>
-                  <w:rFonts w:hint="default" w:ascii="Cambria Math" w:hAnsi="Cambria Math"/>
-                  <w:sz w:val="24"/>
+                  <w:rFonts w:ascii="Cambria Math" w:hAnsi="Cambria Math"/>
                 </w:rPr>
                 <m:t>v</m:t>
               </m:r>
               <m:ctrlPr>
                 <w:rPr>
                   <w:rFonts w:ascii="Cambria Math" w:hAnsi="Cambria Math"/>
-                  <w:sz w:val="24"/>
                 </w:rPr>
               </m:ctrlPr>
             </m:num>
             <m:den>
               <m:r>
-                <m:rPr/>
                 <w:rPr>
-                  <w:rFonts w:hint="default" w:ascii="Cambria Math" w:hAnsi="Cambria Math"/>
-                  <w:sz w:val="24"/>
+                  <w:rFonts w:ascii="Cambria Math" w:hAnsi="Cambria Math"/>
                 </w:rPr>
                 <m:t>l</m:t>
               </m:r>
               <m:ctrlPr>
                 <w:rPr>
                   <w:rFonts w:ascii="Cambria Math" w:hAnsi="Cambria Math"/>
-                  <w:sz w:val="24"/>
                 </w:rPr>
               </m:ctrlPr>
             </m:den>
@@ -3981,124 +4149,88 @@
       <w:pPr>
         <w:ind w:firstLine="480"/>
         <w:rPr>
-          <w:rFonts w:hint="eastAsia" w:ascii="宋体" w:hAnsi="宋体" w:cs="宋体"/>
-          <w:sz w:val="24"/>
+          <w:rFonts w:ascii="宋体" w:hAnsi="宋体" w:cs="宋体" w:hint="eastAsia"/>
           <w:szCs w:val="24"/>
-          <w:lang w:val="en-US" w:eastAsia="zh-CN"/>
-        </w:rPr>
-      </w:pPr>
-      <w:r>
-        <w:rPr>
-          <w:rFonts w:hint="eastAsia" w:hAnsi="Cambria Math" w:cs="Times New Roman"/>
-          <w:i w:val="0"/>
-          <w:kern w:val="2"/>
-          <w:sz w:val="24"/>
-          <w:szCs w:val="21"/>
-          <w:lang w:val="en-US" w:eastAsia="zh-CN" w:bidi="ar-SA"/>
-          <w14:ligatures w14:val="none"/>
+        </w:rPr>
+      </w:pPr>
+      <w:r>
+        <w:rPr>
+          <w:rFonts w:hAnsi="Cambria Math" w:hint="eastAsia"/>
         </w:rPr>
         <w:t>比较标准会随着绳速变化，而带入一般</w:t>
       </w:r>
       <w:r>
         <w:rPr>
-          <w:rFonts w:ascii="宋体" w:hAnsi="宋体" w:eastAsia="宋体" w:cs="宋体"/>
-          <w:sz w:val="24"/>
+          <w:rFonts w:ascii="宋体" w:hAnsi="宋体" w:cs="宋体"/>
           <w:szCs w:val="24"/>
         </w:rPr>
         <w:t>钢丝绳捻距</w:t>
       </w:r>
       <w:r>
         <w:rPr>
-          <w:rFonts w:hint="eastAsia" w:hAnsi="Cambria Math" w:cs="Times New Roman"/>
-          <w:i w:val="0"/>
-          <w:kern w:val="2"/>
-          <w:sz w:val="24"/>
-          <w:szCs w:val="21"/>
-          <w:lang w:val="en-US" w:eastAsia="zh-CN" w:bidi="ar-SA"/>
-          <w14:ligatures w14:val="none"/>
+          <w:rFonts w:hAnsi="Cambria Math" w:hint="eastAsia"/>
         </w:rPr>
         <w:t>，</w:t>
       </w:r>
       <w:r>
         <w:rPr>
-          <w:rFonts w:ascii="宋体" w:hAnsi="宋体" w:eastAsia="宋体" w:cs="宋体"/>
-          <w:sz w:val="24"/>
+          <w:rFonts w:ascii="宋体" w:hAnsi="宋体" w:cs="宋体"/>
           <w:szCs w:val="24"/>
         </w:rPr>
-        <w:t>仅绳速从1m/s到3m/s，绳通过频率就会</w:t>
-      </w:r>
-      <w:r>
-        <w:rPr>
-          <w:rFonts w:hint="eastAsia" w:ascii="宋体" w:hAnsi="宋体" w:cs="宋体"/>
-          <w:sz w:val="24"/>
+        <w:t>仅</w:t>
+      </w:r>
+      <w:proofErr w:type="gramStart"/>
+      <w:r>
+        <w:rPr>
+          <w:rFonts w:ascii="宋体" w:hAnsi="宋体" w:cs="宋体"/>
           <w:szCs w:val="24"/>
-          <w:lang w:val="en-US" w:eastAsia="zh-CN"/>
-        </w:rPr>
-        <w:t>翻三倍</w:t>
-      </w:r>
-      <w:r>
-        <w:rPr>
-          <w:rFonts w:hint="eastAsia" w:ascii="宋体" w:hAnsi="宋体" w:cs="宋体"/>
-          <w:sz w:val="24"/>
+        </w:rPr>
+        <w:t>绳速从</w:t>
+      </w:r>
+      <w:proofErr w:type="gramEnd"/>
+      <w:r>
+        <w:rPr>
+          <w:rFonts w:ascii="宋体" w:hAnsi="宋体" w:cs="宋体"/>
           <w:szCs w:val="24"/>
-          <w:lang w:eastAsia="zh-CN"/>
-        </w:rPr>
-        <w:t>，</w:t>
-      </w:r>
-      <w:r>
-        <w:rPr>
-          <w:rFonts w:hint="eastAsia" w:ascii="宋体" w:hAnsi="宋体" w:cs="宋体"/>
-          <w:sz w:val="24"/>
+        </w:rPr>
+        <w:t>1m/s到3m/s，绳通过频率就会</w:t>
+      </w:r>
+      <w:r>
+        <w:rPr>
+          <w:rFonts w:ascii="宋体" w:hAnsi="宋体" w:cs="宋体" w:hint="eastAsia"/>
           <w:szCs w:val="24"/>
-          <w:lang w:val="en-US" w:eastAsia="zh-CN"/>
-        </w:rPr>
-        <w:t>远超正常范围±5%。</w:t>
+        </w:rPr>
+        <w:t>翻三倍，远超正常范围±5%。</w:t>
       </w:r>
     </w:p>
     <w:p>
       <w:pPr>
         <w:ind w:firstLine="480"/>
         <w:rPr>
-          <w:rFonts w:hint="eastAsia" w:ascii="宋体" w:hAnsi="宋体" w:cs="宋体"/>
-          <w:sz w:val="24"/>
+          <w:rFonts w:ascii="宋体" w:hAnsi="宋体" w:cs="宋体" w:hint="eastAsia"/>
           <w:szCs w:val="24"/>
-          <w:lang w:val="en-US" w:eastAsia="zh-CN"/>
-        </w:rPr>
-      </w:pPr>
-      <w:r>
-        <w:rPr>
-          <w:rFonts w:hint="eastAsia" w:ascii="宋体" w:hAnsi="宋体" w:cs="宋体"/>
-          <w:sz w:val="24"/>
+        </w:rPr>
+      </w:pPr>
+      <w:r>
+        <w:rPr>
+          <w:rFonts w:ascii="宋体" w:hAnsi="宋体" w:cs="宋体" w:hint="eastAsia"/>
           <w:szCs w:val="24"/>
-          <w:lang w:val="en-US" w:eastAsia="zh-CN"/>
         </w:rPr>
         <w:t>为什么这个频率一定要算出来，不能再信号分析中直接用幅值最大搜索找出来，因为首先健康状态下，这些频率对应的幅值不大，不是最大峰值，发生故障时</w:t>
       </w:r>
       <w:r>
         <w:rPr>
-          <w:rFonts w:ascii="宋体" w:hAnsi="宋体" w:eastAsia="宋体" w:cs="宋体"/>
-          <w:sz w:val="24"/>
+          <w:rFonts w:ascii="宋体" w:hAnsi="宋体" w:cs="宋体"/>
           <w:szCs w:val="24"/>
         </w:rPr>
         <w:t>其周围也存在大量幅值相近甚至更高的干扰峰</w:t>
       </w:r>
       <w:r>
         <w:rPr>
-          <w:rFonts w:hint="eastAsia" w:ascii="宋体" w:hAnsi="宋体" w:cs="宋体"/>
-          <w:sz w:val="24"/>
+          <w:rFonts w:ascii="宋体" w:hAnsi="宋体" w:cs="宋体" w:hint="eastAsia"/>
           <w:szCs w:val="24"/>
-          <w:lang w:eastAsia="zh-CN"/>
-        </w:rPr>
-        <w:t>。</w:t>
-      </w:r>
-      <w:r>
-        <w:rPr>
-          <w:rFonts w:hint="eastAsia" w:ascii="宋体" w:hAnsi="宋体" w:cs="宋体"/>
-          <w:sz w:val="24"/>
-          <w:szCs w:val="24"/>
-          <w:lang w:val="en-US" w:eastAsia="zh-CN"/>
-        </w:rPr>
-        <w:t>清华项目中对此有说明，其配图如下：</w:t>
+        </w:rPr>
+        <w:t>。清华项目中对此有说明，其配图如下：</w:t>
       </w:r>
     </w:p>
     <w:p>
@@ -4106,15 +4238,16 @@
         <w:ind w:firstLine="480"/>
         <w:jc w:val="center"/>
         <w:rPr>
-          <w:rFonts w:hint="default" w:ascii="宋体" w:hAnsi="宋体" w:cs="宋体"/>
-          <w:sz w:val="24"/>
+          <w:rFonts w:ascii="宋体" w:hAnsi="宋体" w:cs="宋体" w:hint="eastAsia"/>
           <w:szCs w:val="24"/>
-          <w:lang w:val="en-US" w:eastAsia="zh-CN"/>
-        </w:rPr>
-      </w:pPr>
-      <w:r>
+        </w:rPr>
+      </w:pPr>
+      <w:r>
+        <w:rPr>
+          <w:noProof/>
+        </w:rPr>
         <w:drawing>
-          <wp:inline distT="0" distB="0" distL="114300" distR="114300">
+          <wp:inline distT="0" distB="0" distL="114300" distR="114300" wp14:anchorId="29E3505F" wp14:editId="108F1366">
             <wp:extent cx="3406140" cy="2543810"/>
             <wp:effectExtent l="0" t="0" r="7620" b="1270"/>
             <wp:docPr id="5" name="图片 5"/>
@@ -4131,7 +4264,7 @@
                     </pic:cNvPicPr>
                   </pic:nvPicPr>
                   <pic:blipFill>
-                    <a:blip r:embed="rId18"/>
+                    <a:blip r:embed="rId13"/>
                     <a:stretch>
                       <a:fillRect/>
                     </a:stretch>
@@ -4183,7 +4316,57 @@
         <w:ind w:firstLine="480"/>
       </w:pPr>
       <w:r>
-        <w:t>伸长 / 松动 → 钢丝绳张力下降 → 系统垂直刚度下降 → 三阶固有频率降低 → 轿架 Z 轴加速度频谱峰值下移 → 判断松动 / 伸长</w:t>
+        <w:t>伸长</w:t>
+      </w:r>
+      <w:r>
+        <w:t xml:space="preserve"> / </w:t>
+      </w:r>
+      <w:r>
+        <w:t>松动</w:t>
+      </w:r>
+      <w:r>
+        <w:t xml:space="preserve"> → </w:t>
+      </w:r>
+      <w:r>
+        <w:t>钢丝绳张力下降</w:t>
+      </w:r>
+      <w:r>
+        <w:t xml:space="preserve"> → </w:t>
+      </w:r>
+      <w:r>
+        <w:t>系统垂直刚度下降</w:t>
+      </w:r>
+      <w:r>
+        <w:t xml:space="preserve"> → </w:t>
+      </w:r>
+      <w:r>
+        <w:t>三阶固有频率降低</w:t>
+      </w:r>
+      <w:r>
+        <w:t xml:space="preserve"> → </w:t>
+      </w:r>
+      <w:proofErr w:type="gramStart"/>
+      <w:r>
+        <w:t>轿架</w:t>
+      </w:r>
+      <w:proofErr w:type="gramEnd"/>
+      <w:r>
+        <w:t xml:space="preserve"> Z </w:t>
+      </w:r>
+      <w:r>
+        <w:t>轴加速度频谱峰值下移</w:t>
+      </w:r>
+      <w:r>
+        <w:t xml:space="preserve"> → </w:t>
+      </w:r>
+      <w:r>
+        <w:t>判断松动</w:t>
+      </w:r>
+      <w:r>
+        <w:t xml:space="preserve"> / </w:t>
+      </w:r>
+      <w:r>
+        <w:t>伸长</w:t>
       </w:r>
     </w:p>
     <w:p>
@@ -4191,7 +4374,53 @@
         <w:ind w:firstLine="480"/>
       </w:pPr>
       <w:r>
-        <w:t>张力不均 → 各绳受力不一样 → 轮绳接触力周期性波动 → 对轮转频调制绳通过频率 → 频谱出现边带 → 判断张力不均</w:t>
+        <w:t>张力不均</w:t>
+      </w:r>
+      <w:r>
+        <w:t xml:space="preserve"> → </w:t>
+      </w:r>
+      <w:r>
+        <w:t>各绳受力不一样</w:t>
+      </w:r>
+      <w:r>
+        <w:t xml:space="preserve"> → </w:t>
+      </w:r>
+      <w:r>
+        <w:t>轮绳接触力周期性波动</w:t>
+      </w:r>
+      <w:r>
+        <w:t xml:space="preserve"> → </w:t>
+      </w:r>
+      <w:r>
+        <w:t>对轮转</w:t>
+      </w:r>
+      <w:proofErr w:type="gramStart"/>
+      <w:r>
+        <w:t>频</w:t>
+      </w:r>
+      <w:proofErr w:type="gramEnd"/>
+      <w:r>
+        <w:t>调制</w:t>
+      </w:r>
+      <w:proofErr w:type="gramStart"/>
+      <w:r>
+        <w:t>绳</w:t>
+      </w:r>
+      <w:proofErr w:type="gramEnd"/>
+      <w:r>
+        <w:t>通过频率</w:t>
+      </w:r>
+      <w:r>
+        <w:t xml:space="preserve"> → </w:t>
+      </w:r>
+      <w:r>
+        <w:t>频谱出现边带</w:t>
+      </w:r>
+      <w:r>
+        <w:t xml:space="preserve"> → </w:t>
+      </w:r>
+      <w:r>
+        <w:t>判断张力不均</w:t>
       </w:r>
     </w:p>
     <w:p>
@@ -4202,6 +4431,7 @@
         <w:rPr>
           <w:rFonts w:hint="eastAsia"/>
         </w:rPr>
+        <w:lastRenderedPageBreak/>
         <w:t>传感器：</w:t>
       </w:r>
     </w:p>
@@ -4225,7 +4455,29 @@
         <w:t>，</w:t>
       </w:r>
       <w:r>
-        <w:t>刚性固定在轿顶反绳轮的轴承座/安装梁上（与轮轴直接刚性连接），严禁安装在柔性钣金或装饰件上，优先螺栓固定，其次用高强度结构胶粘接，保证振动无衰减传递。</w:t>
+        <w:t>刚性固定在轿顶</w:t>
+      </w:r>
+      <w:proofErr w:type="gramStart"/>
+      <w:r>
+        <w:t>反绳轮的</w:t>
+      </w:r>
+      <w:proofErr w:type="gramEnd"/>
+      <w:r>
+        <w:t>轴承座</w:t>
+      </w:r>
+      <w:r>
+        <w:t>/</w:t>
+      </w:r>
+      <w:r>
+        <w:t>安装梁上（与轮轴直接刚性连接），严禁安装在柔性</w:t>
+      </w:r>
+      <w:proofErr w:type="gramStart"/>
+      <w:r>
+        <w:t>钣</w:t>
+      </w:r>
+      <w:proofErr w:type="gramEnd"/>
+      <w:r>
+        <w:t>金或装饰件上，优先螺栓固定，其次用高强度结构胶粘接，保证振动无衰减传递。</w:t>
       </w:r>
     </w:p>
     <w:p>
@@ -4236,7 +4488,43 @@
         <w:rPr>
           <w:rFonts w:hint="eastAsia"/>
         </w:rPr>
-        <w:t>三轴传感器的Z轴要垂直上下运行方向，X轴测量水平径向，Y轴测量水平轴向</w:t>
+        <w:t>三轴传感器的</w:t>
+      </w:r>
+      <w:r>
+        <w:rPr>
+          <w:rFonts w:hint="eastAsia"/>
+        </w:rPr>
+        <w:t>Z</w:t>
+      </w:r>
+      <w:r>
+        <w:rPr>
+          <w:rFonts w:hint="eastAsia"/>
+        </w:rPr>
+        <w:t>轴要垂直上下运行方向，</w:t>
+      </w:r>
+      <w:r>
+        <w:rPr>
+          <w:rFonts w:hint="eastAsia"/>
+        </w:rPr>
+        <w:t>X</w:t>
+      </w:r>
+      <w:r>
+        <w:rPr>
+          <w:rFonts w:hint="eastAsia"/>
+        </w:rPr>
+        <w:t>轴测量水平径向，</w:t>
+      </w:r>
+      <w:r>
+        <w:rPr>
+          <w:rFonts w:hint="eastAsia"/>
+        </w:rPr>
+        <w:t>Y</w:t>
+      </w:r>
+      <w:r>
+        <w:rPr>
+          <w:rFonts w:hint="eastAsia"/>
+        </w:rPr>
+        <w:t>轴测量水平轴向</w:t>
       </w:r>
     </w:p>
     <w:p>
@@ -4258,19 +4546,19 @@
     </w:p>
     <w:p>
       <w:pPr>
+        <w:pStyle w:val="2"/>
+        <w:ind w:firstLine="300"/>
+      </w:pPr>
+      <w:r>
+        <w:rPr>
+          <w:rFonts w:hint="eastAsia"/>
+        </w:rPr>
+        <w:t>打滑</w:t>
+      </w:r>
+    </w:p>
+    <w:p>
+      <w:pPr>
         <w:pStyle w:val="3"/>
-        <w:ind w:firstLine="300"/>
-      </w:pPr>
-      <w:r>
-        <w:rPr>
-          <w:rFonts w:hint="eastAsia"/>
-        </w:rPr>
-        <w:t>打滑</w:t>
-      </w:r>
-    </w:p>
-    <w:p>
-      <w:pPr>
-        <w:pStyle w:val="4"/>
         <w:spacing w:before="156"/>
         <w:ind w:firstLine="560"/>
       </w:pPr>
@@ -4297,12 +4585,9 @@
     </w:p>
     <w:p>
       <w:pPr>
-        <w:pStyle w:val="4"/>
+        <w:pStyle w:val="3"/>
         <w:spacing w:before="156"/>
         <w:ind w:firstLine="560"/>
-        <w:rPr>
-          <w:rFonts w:hint="eastAsia"/>
-        </w:rPr>
       </w:pPr>
       <w:r>
         <w:rPr>
@@ -4330,7 +4615,18 @@
         <w:ind w:firstLine="480"/>
       </w:pPr>
       <w:r>
-        <w:t>曳引轮转速 → 算理论绳速</w:t>
+        <w:t>曳引轮转速</w:t>
+      </w:r>
+      <w:r>
+        <w:t xml:space="preserve"> → </w:t>
+      </w:r>
+      <w:proofErr w:type="gramStart"/>
+      <w:r>
+        <w:t>算理论绳</w:t>
+      </w:r>
+      <w:proofErr w:type="gramEnd"/>
+      <w:r>
+        <w:t>速</w:t>
       </w:r>
     </w:p>
     <w:p>
@@ -4338,7 +4634,18 @@
         <w:ind w:firstLine="480"/>
       </w:pPr>
       <w:r>
-        <w:t>轿厢实际速度 → 算实际绳速</w:t>
+        <w:t>轿厢实际速度</w:t>
+      </w:r>
+      <w:r>
+        <w:t xml:space="preserve"> → </w:t>
+      </w:r>
+      <w:proofErr w:type="gramStart"/>
+      <w:r>
+        <w:t>算实际绳</w:t>
+      </w:r>
+      <w:proofErr w:type="gramEnd"/>
+      <w:r>
+        <w:t>速</w:t>
       </w:r>
     </w:p>
     <w:p>
@@ -4346,7 +4653,13 @@
         <w:ind w:firstLine="480"/>
       </w:pPr>
       <w:r>
-        <w:t>两个速度不一致 = 打滑</w:t>
+        <w:t>两个速度不一致</w:t>
+      </w:r>
+      <w:r>
+        <w:t xml:space="preserve"> = </w:t>
+      </w:r>
+      <w:r>
+        <w:t>打滑</w:t>
       </w:r>
     </w:p>
     <w:p>
@@ -4368,7 +4681,67 @@
         <w:rPr>
           <w:rFonts w:hint="eastAsia"/>
         </w:rPr>
-        <w:t>编码器 1：装在 曳引电机轴 / 曳引轮轴 → 测曳引轮转速</w:t>
+        <w:t>编码器</w:t>
+      </w:r>
+      <w:r>
+        <w:rPr>
+          <w:rFonts w:hint="eastAsia"/>
+        </w:rPr>
+        <w:t xml:space="preserve"> 1</w:t>
+      </w:r>
+      <w:r>
+        <w:rPr>
+          <w:rFonts w:hint="eastAsia"/>
+        </w:rPr>
+        <w:t>：装在</w:t>
+      </w:r>
+      <w:r>
+        <w:rPr>
+          <w:rFonts w:hint="eastAsia"/>
+        </w:rPr>
+        <w:t xml:space="preserve"> </w:t>
+      </w:r>
+      <w:r>
+        <w:rPr>
+          <w:rFonts w:hint="eastAsia"/>
+        </w:rPr>
+        <w:t>曳引电机轴</w:t>
+      </w:r>
+      <w:r>
+        <w:rPr>
+          <w:rFonts w:hint="eastAsia"/>
+        </w:rPr>
+        <w:t xml:space="preserve"> / </w:t>
+      </w:r>
+      <w:r>
+        <w:rPr>
+          <w:rFonts w:hint="eastAsia"/>
+        </w:rPr>
+        <w:t>曳引轮轴</w:t>
+      </w:r>
+      <w:r>
+        <w:rPr>
+          <w:rFonts w:hint="eastAsia"/>
+        </w:rPr>
+        <w:t xml:space="preserve"> </w:t>
+      </w:r>
+      <w:r>
+        <w:rPr>
+          <w:rFonts w:hint="eastAsia"/>
+        </w:rPr>
+        <w:t>→</w:t>
+      </w:r>
+      <w:r>
+        <w:rPr>
+          <w:rFonts w:hint="eastAsia"/>
+        </w:rPr>
+        <w:t xml:space="preserve"> </w:t>
+      </w:r>
+      <w:r>
+        <w:rPr>
+          <w:rFonts w:hint="eastAsia"/>
+        </w:rPr>
+        <w:t>测曳引轮转速</w:t>
       </w:r>
     </w:p>
     <w:p>
@@ -4379,34 +4752,92 @@
         <w:rPr>
           <w:rFonts w:hint="eastAsia"/>
         </w:rPr>
-        <w:t>编码器 2：装在 轿厢导轨 / 轿底 → 测轿厢实际速度</w:t>
+        <w:t>编码器</w:t>
+      </w:r>
+      <w:r>
+        <w:rPr>
+          <w:rFonts w:hint="eastAsia"/>
+        </w:rPr>
+        <w:t xml:space="preserve"> 2</w:t>
+      </w:r>
+      <w:r>
+        <w:rPr>
+          <w:rFonts w:hint="eastAsia"/>
+        </w:rPr>
+        <w:t>：装在</w:t>
+      </w:r>
+      <w:r>
+        <w:rPr>
+          <w:rFonts w:hint="eastAsia"/>
+        </w:rPr>
+        <w:t xml:space="preserve"> </w:t>
+      </w:r>
+      <w:r>
+        <w:rPr>
+          <w:rFonts w:hint="eastAsia"/>
+        </w:rPr>
+        <w:t>轿厢导轨</w:t>
+      </w:r>
+      <w:r>
+        <w:rPr>
+          <w:rFonts w:hint="eastAsia"/>
+        </w:rPr>
+        <w:t xml:space="preserve"> / </w:t>
+      </w:r>
+      <w:proofErr w:type="gramStart"/>
+      <w:r>
+        <w:rPr>
+          <w:rFonts w:hint="eastAsia"/>
+        </w:rPr>
+        <w:t>轿底</w:t>
+      </w:r>
+      <w:proofErr w:type="gramEnd"/>
+      <w:r>
+        <w:rPr>
+          <w:rFonts w:hint="eastAsia"/>
+        </w:rPr>
+        <w:t xml:space="preserve"> </w:t>
+      </w:r>
+      <w:r>
+        <w:rPr>
+          <w:rFonts w:hint="eastAsia"/>
+        </w:rPr>
+        <w:t>→</w:t>
+      </w:r>
+      <w:r>
+        <w:rPr>
+          <w:rFonts w:hint="eastAsia"/>
+        </w:rPr>
+        <w:t xml:space="preserve"> </w:t>
+      </w:r>
+      <w:r>
+        <w:rPr>
+          <w:rFonts w:hint="eastAsia"/>
+        </w:rPr>
+        <w:t>测轿厢实际速度</w:t>
+      </w:r>
+    </w:p>
+    <w:p>
+      <w:pPr>
+        <w:pStyle w:val="2"/>
+        <w:ind w:firstLine="300"/>
+      </w:pPr>
+      <w:r>
+        <w:rPr>
+          <w:rFonts w:hint="eastAsia"/>
+        </w:rPr>
+        <w:t>磨损、断裂</w:t>
       </w:r>
     </w:p>
     <w:p>
       <w:pPr>
         <w:pStyle w:val="3"/>
-        <w:ind w:firstLine="300"/>
-      </w:pPr>
-      <w:r>
-        <w:rPr>
-          <w:rFonts w:hint="eastAsia"/>
-        </w:rPr>
-        <w:t>磨损、断裂</w:t>
-      </w:r>
-    </w:p>
-    <w:p>
-      <w:pPr>
-        <w:pStyle w:val="4"/>
-        <w:bidi w:val="0"/>
-        <w:rPr>
-          <w:rFonts w:hint="eastAsia"/>
-          <w:lang w:val="en-US" w:eastAsia="zh-CN"/>
-        </w:rPr>
-      </w:pPr>
-      <w:r>
-        <w:rPr>
-          <w:rFonts w:hint="eastAsia"/>
-          <w:lang w:val="en-US" w:eastAsia="zh-CN"/>
+        <w:spacing w:before="156"/>
+        <w:ind w:firstLine="560"/>
+      </w:pPr>
+      <w:r>
+        <w:rPr>
+          <w:rFonts w:hint="eastAsia"/>
         </w:rPr>
         <w:t>方案一</w:t>
       </w:r>
@@ -4427,7 +4858,16 @@
         <w:ind w:firstLine="480"/>
       </w:pPr>
       <w:r>
-        <w:t>振动测不到 “内部断丝、局部磨损”</w:t>
+        <w:t>振动测不到</w:t>
+      </w:r>
+      <w:r>
+        <w:t xml:space="preserve"> “</w:t>
+      </w:r>
+      <w:r>
+        <w:t>内部断丝、局部磨损</w:t>
+      </w:r>
+      <w:r>
+        <w:t>”</w:t>
       </w:r>
       <w:r>
         <w:rPr>
@@ -4452,7 +4892,13 @@
         <w:rPr>
           <w:rFonts w:hint="eastAsia"/>
         </w:rPr>
-        <w:t xml:space="preserve">磨损、断裂 </w:t>
+        <w:t>磨损、断裂</w:t>
+      </w:r>
+      <w:r>
+        <w:rPr>
+          <w:rFonts w:hint="eastAsia"/>
+        </w:rPr>
+        <w:t xml:space="preserve"> </w:t>
       </w:r>
       <w:r>
         <w:t>→</w:t>
@@ -4464,7 +4910,25 @@
         <w:t xml:space="preserve"> </w:t>
       </w:r>
       <w:r>
-        <w:t>钢丝截面积变小 → 电阻变大 → 磁通量变化 → 直接测出断丝、磨损、锈蚀</w:t>
+        <w:t>钢丝截面积变小</w:t>
+      </w:r>
+      <w:r>
+        <w:t xml:space="preserve"> → </w:t>
+      </w:r>
+      <w:r>
+        <w:t>电阻变大</w:t>
+      </w:r>
+      <w:r>
+        <w:t xml:space="preserve"> → </w:t>
+      </w:r>
+      <w:r>
+        <w:t>磁通量变化</w:t>
+      </w:r>
+      <w:r>
+        <w:t xml:space="preserve"> → </w:t>
+      </w:r>
+      <w:r>
+        <w:t>直接测出断丝、磨损、锈蚀</w:t>
       </w:r>
     </w:p>
     <w:p>
@@ -4497,127 +4961,315 @@
     </w:p>
     <w:p>
       <w:pPr>
-        <w:pStyle w:val="4"/>
-        <w:bidi w:val="0"/>
-        <w:rPr>
-          <w:rFonts w:hint="eastAsia"/>
-          <w:lang w:val="en-US" w:eastAsia="zh-CN"/>
-        </w:rPr>
-      </w:pPr>
-      <w:r>
-        <w:rPr>
-          <w:rFonts w:hint="eastAsia"/>
-          <w:lang w:val="en-US" w:eastAsia="zh-CN"/>
+        <w:pStyle w:val="3"/>
+        <w:spacing w:before="156"/>
+        <w:ind w:firstLine="560"/>
+      </w:pPr>
+      <w:r>
+        <w:rPr>
+          <w:rFonts w:hint="eastAsia"/>
         </w:rPr>
         <w:t>方案二</w:t>
       </w:r>
     </w:p>
     <w:p>
       <w:pPr>
-        <w:rPr>
-          <w:rFonts w:hint="eastAsia"/>
-          <w:lang w:val="en-US" w:eastAsia="zh-CN"/>
-        </w:rPr>
-      </w:pPr>
-      <w:r>
-        <w:rPr>
-          <w:rFonts w:hint="eastAsia"/>
-          <w:lang w:val="en-US" w:eastAsia="zh-CN"/>
-        </w:rPr>
-        <w:t>高频rms</w:t>
-      </w:r>
-    </w:p>
-    <w:p>
-      <w:pPr>
-        <w:rPr>
-          <w:rFonts w:hint="default"/>
-          <w:lang w:val="en-US" w:eastAsia="zh-CN"/>
-        </w:rPr>
-      </w:pPr>
-      <w:r>
-        <w:rPr>
-          <w:rFonts w:hint="default"/>
-          <w:lang w:val="en-US" w:eastAsia="zh-CN"/>
-        </w:rPr>
-        <w:t>全频段RMS对早期磨损/断丝极不敏感</w:t>
-      </w:r>
-      <w:r>
-        <w:rPr>
-          <w:rFonts w:hint="eastAsia"/>
-          <w:lang w:val="en-US" w:eastAsia="zh-CN"/>
-        </w:rPr>
-        <w:t>，因为在信号中高频冲击能量主要来自金属摩擦、撞击，而断丝产生的冲击能量集中在高频，可以通过高通滤波，信噪比大幅提升。</w:t>
+        <w:ind w:firstLine="480"/>
+      </w:pPr>
+      <w:r>
+        <w:rPr>
+          <w:rFonts w:hint="eastAsia"/>
+        </w:rPr>
+        <w:t>高频</w:t>
+      </w:r>
+      <w:r>
+        <w:rPr>
+          <w:rFonts w:hint="eastAsia"/>
+        </w:rPr>
+        <w:t>rms</w:t>
+      </w:r>
+    </w:p>
+    <w:p>
+      <w:pPr>
+        <w:ind w:firstLine="480"/>
+      </w:pPr>
+      <w:r>
+        <w:t>全频段</w:t>
+      </w:r>
+      <w:r>
+        <w:t>RMS</w:t>
+      </w:r>
+      <w:r>
+        <w:t>对早期磨损</w:t>
+      </w:r>
+      <w:r>
+        <w:t>/</w:t>
+      </w:r>
+      <w:r>
+        <w:t>断丝极不敏感</w:t>
+      </w:r>
+      <w:r>
+        <w:rPr>
+          <w:rFonts w:hint="eastAsia"/>
+        </w:rPr>
+        <w:t>，因为在信号中高频冲击能量主要来自金属摩擦、撞击，而断丝产生的冲击能量集中在高频，可以</w:t>
+      </w:r>
+      <w:proofErr w:type="gramStart"/>
+      <w:r>
+        <w:rPr>
+          <w:rFonts w:hint="eastAsia"/>
+        </w:rPr>
+        <w:t>通过高通滤波</w:t>
+      </w:r>
+      <w:proofErr w:type="gramEnd"/>
+      <w:r>
+        <w:rPr>
+          <w:rFonts w:hint="eastAsia"/>
+        </w:rPr>
+        <w:t>，信噪比大幅提升。</w:t>
+      </w:r>
+    </w:p>
+    <w:p>
+      <w:pPr>
+        <w:pStyle w:val="1"/>
+      </w:pPr>
+      <w:r>
+        <w:rPr>
+          <w:rFonts w:hint="eastAsia"/>
+        </w:rPr>
+        <w:lastRenderedPageBreak/>
+        <w:t>轿厢</w:t>
       </w:r>
     </w:p>
     <w:p>
       <w:pPr>
         <w:pStyle w:val="2"/>
-      </w:pPr>
-      <w:r>
-        <w:rPr>
-          <w:rFonts w:hint="eastAsia"/>
-          <w:lang w:val="en-US" w:eastAsia="zh-CN"/>
-        </w:rPr>
-        <w:t>轿厢</w:t>
-      </w:r>
+        <w:ind w:firstLine="300"/>
+      </w:pPr>
+      <w:proofErr w:type="gramStart"/>
+      <w:r>
+        <w:rPr>
+          <w:rFonts w:hint="eastAsia"/>
+        </w:rPr>
+        <w:t>轿架振动</w:t>
+      </w:r>
+      <w:proofErr w:type="gramEnd"/>
     </w:p>
     <w:p>
       <w:pPr>
         <w:pStyle w:val="3"/>
+        <w:spacing w:before="156"/>
+        <w:ind w:firstLine="560"/>
+      </w:pPr>
+      <w:r>
+        <w:rPr>
+          <w:rFonts w:hint="eastAsia"/>
+        </w:rPr>
+        <w:t>无法检测</w:t>
+      </w:r>
+    </w:p>
+    <w:p>
+      <w:pPr>
+        <w:ind w:firstLine="480"/>
+      </w:pPr>
+      <w:r>
+        <w:rPr>
+          <w:rFonts w:hint="eastAsia"/>
+        </w:rPr>
+        <w:t>与钢丝绳类似，由载重变化引起的频率变化</w:t>
+      </w:r>
+      <w:proofErr w:type="gramStart"/>
+      <w:r>
+        <w:rPr>
+          <w:rFonts w:hint="eastAsia"/>
+        </w:rPr>
+        <w:t>显著大</w:t>
+      </w:r>
+      <w:proofErr w:type="gramEnd"/>
+      <w:r>
+        <w:rPr>
+          <w:rFonts w:hint="eastAsia"/>
+        </w:rPr>
+        <w:t>故障引起的频率变化，并且频率不可以自动搜索。</w:t>
+      </w:r>
+    </w:p>
+    <w:p>
+      <w:pPr>
+        <w:pStyle w:val="3"/>
+        <w:spacing w:before="156"/>
+        <w:ind w:firstLine="560"/>
+      </w:pPr>
+      <w:r>
+        <w:rPr>
+          <w:rFonts w:hint="eastAsia"/>
+        </w:rPr>
+        <w:t>方案二</w:t>
+      </w:r>
+    </w:p>
+    <w:p>
+      <w:pPr>
+        <w:ind w:firstLine="480"/>
+      </w:pPr>
+      <w:r>
+        <w:rPr>
+          <w:rFonts w:hint="eastAsia"/>
+        </w:rPr>
+        <w:t>原理：</w:t>
+      </w:r>
+    </w:p>
+    <w:p>
+      <w:pPr>
+        <w:ind w:firstLine="480"/>
+      </w:pPr>
+      <w:r>
+        <w:t>系统垂直刚度下降</w:t>
+      </w:r>
+      <w:r>
+        <w:t xml:space="preserve"> → </w:t>
+      </w:r>
+      <w:r>
+        <w:t>三阶固有频率降低</w:t>
+      </w:r>
+      <w:r>
+        <w:t xml:space="preserve"> → </w:t>
+      </w:r>
+      <w:proofErr w:type="gramStart"/>
+      <w:r>
+        <w:t>轿架</w:t>
+      </w:r>
+      <w:proofErr w:type="gramEnd"/>
+      <w:r>
+        <w:t xml:space="preserve"> Z </w:t>
+      </w:r>
+      <w:r>
+        <w:t>轴振动特征异常</w:t>
+      </w:r>
+      <w:r>
+        <w:t xml:space="preserve"> → </w:t>
+      </w:r>
+      <w:proofErr w:type="gramStart"/>
+      <w:r>
+        <w:t>判断轿架振动</w:t>
+      </w:r>
+      <w:proofErr w:type="gramEnd"/>
+      <w:r>
+        <w:t>异常</w:t>
+      </w:r>
+    </w:p>
+    <w:p>
+      <w:pPr>
+        <w:ind w:firstLine="480"/>
+      </w:pPr>
+      <w:r>
+        <w:t>传感器：</w:t>
+      </w:r>
+    </w:p>
+    <w:p>
+      <w:pPr>
+        <w:ind w:firstLine="480"/>
+      </w:pPr>
+      <w:r>
+        <w:t>三轴加速度传感器安装</w:t>
+      </w:r>
+      <w:proofErr w:type="gramStart"/>
+      <w:r>
+        <w:t>在轿架上梁</w:t>
+      </w:r>
+      <w:proofErr w:type="gramEnd"/>
+      <w:r>
+        <w:t xml:space="preserve"> / </w:t>
+      </w:r>
+      <w:r>
+        <w:t>下梁中心</w:t>
+      </w:r>
+    </w:p>
+    <w:p>
+      <w:pPr>
+        <w:ind w:firstLine="480"/>
+      </w:pPr>
+      <w:r>
+        <w:t xml:space="preserve">Z </w:t>
+      </w:r>
+      <w:r>
+        <w:t>轴：垂直电梯运行方向（主测）</w:t>
+      </w:r>
+    </w:p>
+    <w:p>
+      <w:pPr>
+        <w:ind w:firstLine="480"/>
+      </w:pPr>
+      <w:r>
+        <w:t xml:space="preserve">X/Y </w:t>
+      </w:r>
+      <w:r>
+        <w:t>轴：水平方向（辅助）</w:t>
+      </w:r>
+    </w:p>
+    <w:p>
+      <w:pPr>
+        <w:ind w:firstLine="480"/>
+      </w:pPr>
+      <w:r>
+        <w:rPr>
+          <w:rFonts w:hint="eastAsia"/>
+        </w:rPr>
+        <w:t>获取载重</w:t>
+      </w:r>
+    </w:p>
+    <w:p>
+      <w:pPr>
+        <w:pStyle w:val="2"/>
         <w:ind w:firstLine="300"/>
       </w:pPr>
       <w:r>
         <w:rPr>
           <w:rFonts w:hint="eastAsia"/>
         </w:rPr>
-        <w:t>轿架振动</w:t>
-      </w:r>
-    </w:p>
-    <w:p>
-      <w:pPr>
-        <w:pStyle w:val="4"/>
-        <w:bidi w:val="0"/>
-        <w:rPr>
-          <w:rFonts w:hint="default"/>
-          <w:lang w:val="en-US" w:eastAsia="zh-CN"/>
-        </w:rPr>
-      </w:pPr>
-      <w:r>
-        <w:rPr>
-          <w:rFonts w:hint="eastAsia"/>
-          <w:lang w:val="en-US" w:eastAsia="zh-CN"/>
+        <w:t>运行状态异常</w:t>
+      </w:r>
+    </w:p>
+    <w:p>
+      <w:pPr>
+        <w:pStyle w:val="3"/>
+        <w:spacing w:before="156"/>
+        <w:ind w:firstLine="560"/>
+      </w:pPr>
+      <w:r>
+        <w:rPr>
+          <w:rFonts w:hint="eastAsia"/>
         </w:rPr>
         <w:t>无法检测</w:t>
       </w:r>
     </w:p>
     <w:p>
       <w:pPr>
-        <w:rPr>
-          <w:rFonts w:hint="eastAsia"/>
-          <w:lang w:val="en-US" w:eastAsia="zh-CN"/>
-        </w:rPr>
-      </w:pPr>
-      <w:r>
-        <w:rPr>
-          <w:rFonts w:hint="eastAsia"/>
-          <w:lang w:val="en-US" w:eastAsia="zh-CN"/>
-        </w:rPr>
-        <w:t>与钢丝绳类似，由载重变化引起的频率变化显著大故障引起的频率变化，并且频率不可以自动搜索。</w:t>
-      </w:r>
-    </w:p>
-    <w:p>
-      <w:pPr>
-        <w:pStyle w:val="4"/>
-        <w:bidi w:val="0"/>
-        <w:rPr>
-          <w:rFonts w:hint="default"/>
-          <w:lang w:val="en-US" w:eastAsia="zh-CN"/>
-        </w:rPr>
-      </w:pPr>
-      <w:r>
-        <w:rPr>
-          <w:rFonts w:hint="eastAsia"/>
-          <w:lang w:val="en-US" w:eastAsia="zh-CN"/>
+        <w:ind w:firstLine="480"/>
+      </w:pPr>
+      <w:r>
+        <w:rPr>
+          <w:rFonts w:hint="eastAsia"/>
+        </w:rPr>
+        <w:t>与打滑类似，噪声，倾角与振动信号关联性弱，</w:t>
+      </w:r>
+      <w:r>
+        <w:t>无预警价值</w:t>
+      </w:r>
+      <w:r>
+        <w:rPr>
+          <w:rFonts w:hint="eastAsia"/>
+        </w:rPr>
+        <w:t>。</w:t>
+      </w:r>
+    </w:p>
+    <w:p>
+      <w:pPr>
+        <w:pStyle w:val="3"/>
+        <w:spacing w:before="156"/>
+        <w:ind w:firstLine="560"/>
+      </w:pPr>
+      <w:r>
+        <w:rPr>
+          <w:rFonts w:hint="eastAsia"/>
         </w:rPr>
         <w:t>方案二</w:t>
       </w:r>
@@ -4637,8 +5289,56 @@
       <w:pPr>
         <w:ind w:firstLine="480"/>
       </w:pPr>
-      <w:r>
-        <w:t>系统垂直刚度下降 → 三阶固有频率降低 → 轿架 Z 轴振动特征异常 → 判断轿架振动异常</w:t>
+      <w:proofErr w:type="gramStart"/>
+      <w:r>
+        <w:t>导靴</w:t>
+      </w:r>
+      <w:proofErr w:type="gramEnd"/>
+      <w:r>
+        <w:t xml:space="preserve"> / </w:t>
+      </w:r>
+      <w:r>
+        <w:t>安全</w:t>
+      </w:r>
+      <w:proofErr w:type="gramStart"/>
+      <w:r>
+        <w:t>钳</w:t>
+      </w:r>
+      <w:proofErr w:type="gramEnd"/>
+      <w:r>
+        <w:t>摩擦、磨损</w:t>
+      </w:r>
+      <w:r>
+        <w:t xml:space="preserve"> → </w:t>
+      </w:r>
+      <w:r>
+        <w:t>产生摩擦噪声</w:t>
+      </w:r>
+      <w:r>
+        <w:t xml:space="preserve"> → </w:t>
+      </w:r>
+      <w:r>
+        <w:t>麦克风</w:t>
+      </w:r>
+      <w:proofErr w:type="gramStart"/>
+      <w:r>
+        <w:t>采集声</w:t>
+      </w:r>
+      <w:proofErr w:type="gramEnd"/>
+      <w:r>
+        <w:t>信号</w:t>
+      </w:r>
+      <w:r>
+        <w:t xml:space="preserve"> → </w:t>
+      </w:r>
+      <w:r>
+        <w:t>特征频带能量升高</w:t>
+      </w:r>
+      <w:r>
+        <w:t xml:space="preserve"> → </w:t>
+      </w:r>
+      <w:r>
+        <w:t>判断噪声异常</w:t>
       </w:r>
     </w:p>
     <w:p>
@@ -4646,6 +5346,48 @@
         <w:ind w:firstLine="480"/>
       </w:pPr>
       <w:r>
+        <w:t>悬挂不均、</w:t>
+      </w:r>
+      <w:proofErr w:type="gramStart"/>
+      <w:r>
+        <w:t>导靴磨损</w:t>
+      </w:r>
+      <w:proofErr w:type="gramEnd"/>
+      <w:r>
+        <w:t>、安装偏差</w:t>
+      </w:r>
+      <w:r>
+        <w:t xml:space="preserve"> → </w:t>
+      </w:r>
+      <w:r>
+        <w:t>轿厢倾斜</w:t>
+      </w:r>
+      <w:r>
+        <w:t xml:space="preserve"> → </w:t>
+      </w:r>
+      <w:r>
+        <w:t>倾角仪测量角度变化</w:t>
+      </w:r>
+      <w:r>
+        <w:t xml:space="preserve"> → </w:t>
+      </w:r>
+      <w:proofErr w:type="gramStart"/>
+      <w:r>
+        <w:t>判断水</w:t>
+      </w:r>
+      <w:proofErr w:type="gramEnd"/>
+      <w:r>
+        <w:t>平度异常</w:t>
+      </w:r>
+    </w:p>
+    <w:p>
+      <w:pPr>
+        <w:ind w:firstLine="480"/>
+      </w:pPr>
+      <w:r>
+        <w:rPr>
+          <w:rFonts w:hint="eastAsia"/>
+        </w:rPr>
         <w:t>传感器：</w:t>
       </w:r>
     </w:p>
@@ -4654,7 +5396,15 @@
         <w:ind w:firstLine="480"/>
       </w:pPr>
       <w:r>
-        <w:t>三轴加速度传感器安装在轿架上梁 / 下梁中心</w:t>
+        <w:t>麦克风安装</w:t>
+      </w:r>
+      <w:proofErr w:type="gramStart"/>
+      <w:r>
+        <w:t>于轿架靠近导靴</w:t>
+      </w:r>
+      <w:proofErr w:type="gramEnd"/>
+      <w:r>
+        <w:t>位置</w:t>
       </w:r>
     </w:p>
     <w:p>
@@ -4662,7 +5412,10 @@
         <w:ind w:firstLine="480"/>
       </w:pPr>
       <w:r>
-        <w:t>Z 轴：垂直电梯运行方向（主测）</w:t>
+        <w:rPr>
+          <w:rFonts w:hint="eastAsia"/>
+        </w:rPr>
+        <w:t>指向式拾音，减少环境噪音</w:t>
       </w:r>
     </w:p>
     <w:p>
@@ -4670,92 +5423,179 @@
         <w:ind w:firstLine="480"/>
       </w:pPr>
       <w:r>
-        <w:t>X/Y 轴：水平方向（辅助）</w:t>
+        <w:rPr>
+          <w:rFonts w:hint="eastAsia"/>
+        </w:rPr>
+        <w:t>提取</w:t>
+      </w:r>
+      <w:r>
+        <w:rPr>
+          <w:rFonts w:hint="eastAsia"/>
+        </w:rPr>
+        <w:t xml:space="preserve"> 1</w:t>
+      </w:r>
+      <w:r>
+        <w:rPr>
+          <w:rFonts w:hint="eastAsia"/>
+        </w:rPr>
+        <w:t>–</w:t>
+      </w:r>
+      <w:r>
+        <w:rPr>
+          <w:rFonts w:hint="eastAsia"/>
+        </w:rPr>
+        <w:t xml:space="preserve">5kHz </w:t>
+      </w:r>
+      <w:r>
+        <w:rPr>
+          <w:rFonts w:hint="eastAsia"/>
+        </w:rPr>
+        <w:t>摩擦特征频段</w:t>
       </w:r>
     </w:p>
     <w:p>
       <w:pPr>
         <w:ind w:firstLine="480"/>
-        <w:rPr>
-          <w:rFonts w:hint="default" w:eastAsia="宋体"/>
-          <w:lang w:val="en-US" w:eastAsia="zh-CN"/>
-        </w:rPr>
-      </w:pPr>
-      <w:r>
-        <w:rPr>
-          <w:rFonts w:hint="eastAsia"/>
-          <w:lang w:val="en-US" w:eastAsia="zh-CN"/>
-        </w:rPr>
-        <w:t>获取载重</w:t>
+      </w:pPr>
+      <w:r>
+        <w:rPr>
+          <w:rFonts w:hint="eastAsia"/>
+        </w:rPr>
+        <w:t>与加速度信号同步验证，排除无关噪音</w:t>
+      </w:r>
+    </w:p>
+    <w:p>
+      <w:pPr>
+        <w:ind w:firstLine="480"/>
+      </w:pPr>
+      <w:r>
+        <w:t>倾角仪安装</w:t>
+      </w:r>
+      <w:proofErr w:type="gramStart"/>
+      <w:r>
+        <w:t>于轿架</w:t>
+      </w:r>
+      <w:proofErr w:type="gramEnd"/>
+      <w:r>
+        <w:t>中心</w:t>
+      </w:r>
+    </w:p>
+    <w:p>
+      <w:pPr>
+        <w:ind w:firstLine="480"/>
+      </w:pPr>
+      <w:r>
+        <w:rPr>
+          <w:rFonts w:hint="eastAsia"/>
+        </w:rPr>
+        <w:t>采用动态倾角传感器，过滤运动加速度</w:t>
+      </w:r>
+    </w:p>
+    <w:p>
+      <w:pPr>
+        <w:ind w:firstLine="480"/>
+      </w:pPr>
+      <w:r>
+        <w:rPr>
+          <w:rFonts w:hint="eastAsia"/>
+        </w:rPr>
+        <w:t>仅在匀速段采集角度</w:t>
+      </w:r>
+    </w:p>
+    <w:p>
+      <w:pPr>
+        <w:ind w:firstLine="480"/>
+      </w:pPr>
+      <w:r>
+        <w:rPr>
+          <w:rFonts w:hint="eastAsia"/>
+        </w:rPr>
+        <w:lastRenderedPageBreak/>
+        <w:t>长期均值判断，排除瞬时晃动</w:t>
+      </w:r>
+    </w:p>
+    <w:p>
+      <w:pPr>
+        <w:pStyle w:val="2"/>
+        <w:ind w:firstLine="300"/>
+      </w:pPr>
+      <w:r>
+        <w:rPr>
+          <w:rFonts w:hint="eastAsia"/>
+        </w:rPr>
+        <w:t>平稳度异常</w:t>
       </w:r>
     </w:p>
     <w:p>
       <w:pPr>
         <w:pStyle w:val="3"/>
-        <w:ind w:firstLine="300"/>
-      </w:pPr>
-      <w:r>
-        <w:rPr>
-          <w:rFonts w:hint="eastAsia"/>
-        </w:rPr>
-        <w:t>运行状态异常</w:t>
-      </w:r>
-    </w:p>
-    <w:p>
-      <w:pPr>
-        <w:pStyle w:val="4"/>
-        <w:bidi w:val="0"/>
-        <w:rPr>
-          <w:rFonts w:hint="default"/>
-          <w:lang w:val="en-US" w:eastAsia="zh-CN"/>
-        </w:rPr>
-      </w:pPr>
-      <w:r>
-        <w:rPr>
-          <w:rFonts w:hint="eastAsia"/>
-          <w:lang w:val="en-US" w:eastAsia="zh-CN"/>
+        <w:spacing w:before="156"/>
+        <w:ind w:firstLine="560"/>
+      </w:pPr>
+      <w:r>
+        <w:rPr>
+          <w:rFonts w:hint="eastAsia"/>
         </w:rPr>
         <w:t>无法检测</w:t>
       </w:r>
     </w:p>
     <w:p>
       <w:pPr>
-        <w:rPr>
-          <w:rFonts w:hint="eastAsia" w:eastAsia="宋体"/>
-          <w:lang w:val="en-US" w:eastAsia="zh-CN"/>
-        </w:rPr>
-      </w:pPr>
-      <w:r>
-        <w:rPr>
-          <w:rFonts w:hint="eastAsia"/>
-          <w:lang w:val="en-US" w:eastAsia="zh-CN"/>
-        </w:rPr>
-        <w:t>与打滑类似，噪声，倾角与振动信号关联性弱，</w:t>
-      </w:r>
-      <w:r>
-        <w:t>无预警价值</w:t>
-      </w:r>
-      <w:r>
-        <w:rPr>
-          <w:rFonts w:hint="eastAsia"/>
-          <w:lang w:eastAsia="zh-CN"/>
-        </w:rPr>
-        <w:t>。</w:t>
-      </w:r>
-    </w:p>
-    <w:p>
-      <w:pPr>
-        <w:pStyle w:val="4"/>
-        <w:bidi w:val="0"/>
-        <w:rPr>
-          <w:rFonts w:hint="default"/>
-          <w:lang w:val="en-US" w:eastAsia="zh-CN"/>
-        </w:rPr>
-      </w:pPr>
-      <w:r>
-        <w:rPr>
-          <w:rFonts w:hint="eastAsia"/>
-          <w:lang w:val="en-US" w:eastAsia="zh-CN"/>
+        <w:ind w:firstLine="480"/>
+        <w:rPr>
+          <w:rFonts w:ascii="宋体" w:hAnsi="宋体" w:cs="宋体" w:hint="eastAsia"/>
+          <w:szCs w:val="24"/>
+        </w:rPr>
+      </w:pPr>
+      <w:r>
+        <w:rPr>
+          <w:rFonts w:ascii="宋体" w:hAnsi="宋体" w:cs="宋体"/>
+          <w:szCs w:val="24"/>
+        </w:rPr>
+        <w:t xml:space="preserve">不能单独用 RMS 做轿厢平稳度的一级初筛，因为轿厢 RMS 受载重、速度影响极大，不同工况正常值范围差 2-3 </w:t>
+      </w:r>
+      <w:proofErr w:type="gramStart"/>
+      <w:r>
+        <w:rPr>
+          <w:rFonts w:ascii="宋体" w:hAnsi="宋体" w:cs="宋体"/>
+          <w:szCs w:val="24"/>
+        </w:rPr>
+        <w:t>倍</w:t>
+      </w:r>
+      <w:proofErr w:type="gramEnd"/>
+      <w:r>
+        <w:rPr>
+          <w:rFonts w:ascii="宋体" w:hAnsi="宋体" w:cs="宋体"/>
+          <w:szCs w:val="24"/>
+        </w:rPr>
+        <w:t>，固定阈值要么误报要么漏报，</w:t>
+      </w:r>
+      <w:proofErr w:type="gramStart"/>
+      <w:r>
+        <w:rPr>
+          <w:rFonts w:ascii="宋体" w:hAnsi="宋体" w:cs="宋体"/>
+          <w:szCs w:val="24"/>
+        </w:rPr>
+        <w:t>加连续</w:t>
+      </w:r>
+      <w:proofErr w:type="gramEnd"/>
+      <w:r>
+        <w:rPr>
+          <w:rFonts w:ascii="宋体" w:hAnsi="宋体" w:cs="宋体"/>
+          <w:szCs w:val="24"/>
+        </w:rPr>
+        <w:t>触发也解决不了这个本质问题。</w:t>
+      </w:r>
+    </w:p>
+    <w:p>
+      <w:pPr>
+        <w:pStyle w:val="3"/>
+        <w:spacing w:before="156"/>
+        <w:ind w:firstLine="560"/>
+      </w:pPr>
+      <w:r>
+        <w:rPr>
+          <w:rFonts w:hint="eastAsia"/>
         </w:rPr>
         <w:t>方案二</w:t>
       </w:r>
@@ -4768,6 +5608,17 @@
         <w:rPr>
           <w:rFonts w:hint="eastAsia"/>
         </w:rPr>
+        <w:t>添加其它时域指标参数</w:t>
+      </w:r>
+    </w:p>
+    <w:p>
+      <w:pPr>
+        <w:ind w:firstLine="480"/>
+      </w:pPr>
+      <w:r>
+        <w:rPr>
+          <w:rFonts w:hint="eastAsia"/>
+        </w:rPr>
         <w:t>原理：</w:t>
       </w:r>
     </w:p>
@@ -4775,8 +5626,45 @@
       <w:pPr>
         <w:ind w:firstLine="480"/>
       </w:pPr>
-      <w:r>
-        <w:t>导靴 / 安全钳摩擦、磨损 → 产生摩擦噪声 → 麦克风采集声信号 → 特征频带能量升高 → 判断噪声异常</w:t>
+      <w:proofErr w:type="gramStart"/>
+      <w:r>
+        <w:t>导靴磨损</w:t>
+      </w:r>
+      <w:proofErr w:type="gramEnd"/>
+      <w:r>
+        <w:t xml:space="preserve"> / </w:t>
+      </w:r>
+      <w:r>
+        <w:t>导轨变形</w:t>
+      </w:r>
+      <w:r>
+        <w:t xml:space="preserve"> / </w:t>
+      </w:r>
+      <w:r>
+        <w:t>接头不平</w:t>
+      </w:r>
+      <w:r>
+        <w:t xml:space="preserve"> → </w:t>
+      </w:r>
+      <w:r>
+        <w:t>水平冲击加剧</w:t>
+      </w:r>
+      <w:r>
+        <w:t xml:space="preserve"> → X/Y </w:t>
+      </w:r>
+      <w:r>
+        <w:t>方向振动幅值上升、冲击增多</w:t>
+      </w:r>
+      <w:r>
+        <w:t xml:space="preserve"> → </w:t>
+      </w:r>
+      <w:proofErr w:type="gramStart"/>
+      <w:r>
+        <w:t>判断平稳</w:t>
+      </w:r>
+      <w:proofErr w:type="gramEnd"/>
+      <w:r>
+        <w:t>度异常</w:t>
       </w:r>
     </w:p>
     <w:p>
@@ -4784,7 +5672,10 @@
         <w:ind w:firstLine="480"/>
       </w:pPr>
       <w:r>
-        <w:t>悬挂不均、导靴磨损、安装偏差 → 轿厢倾斜 → 倾角仪测量角度变化 → 判断水平度异常</w:t>
+        <w:rPr>
+          <w:rFonts w:hint="eastAsia"/>
+        </w:rPr>
+        <w:t>传感器：</w:t>
       </w:r>
     </w:p>
     <w:p>
@@ -4792,10 +5683,7 @@
         <w:ind w:firstLine="480"/>
       </w:pPr>
       <w:r>
-        <w:rPr>
-          <w:rFonts w:hint="eastAsia"/>
-        </w:rPr>
-        <w:t>传感器：</w:t>
+        <w:t>三轴加速度传感器安装在轿架</w:t>
       </w:r>
     </w:p>
     <w:p>
@@ -4803,7 +5691,16 @@
         <w:ind w:firstLine="480"/>
       </w:pPr>
       <w:r>
-        <w:t>麦克风安装于轿架靠近导靴位置</w:t>
+        <w:t xml:space="preserve">X </w:t>
+      </w:r>
+      <w:r>
+        <w:t>轴、</w:t>
+      </w:r>
+      <w:r>
+        <w:t xml:space="preserve">Y </w:t>
+      </w:r>
+      <w:r>
+        <w:t>轴：水平方向（主测晃动）</w:t>
       </w:r>
     </w:p>
     <w:p>
@@ -4811,10 +5708,10 @@
         <w:ind w:firstLine="480"/>
       </w:pPr>
       <w:r>
-        <w:rPr>
-          <w:rFonts w:hint="eastAsia"/>
-        </w:rPr>
-        <w:t>指向式拾音，减少环境噪音</w:t>
+        <w:t xml:space="preserve">Z </w:t>
+      </w:r>
+      <w:r>
+        <w:t>轴：垂直方向（参考）</w:t>
       </w:r>
     </w:p>
     <w:p>
@@ -4825,7 +5722,58 @@
         <w:rPr>
           <w:rFonts w:hint="eastAsia"/>
         </w:rPr>
-        <w:t>提取 1–5kHz 摩擦特征频段</w:t>
+        <w:t>考虑到现有设备情况，</w:t>
+      </w:r>
+      <w:r>
+        <w:rPr>
+          <w:rFonts w:hint="eastAsia"/>
+        </w:rPr>
+        <w:t>elevator_car.py</w:t>
+      </w:r>
+      <w:r>
+        <w:rPr>
+          <w:rFonts w:hint="eastAsia"/>
+        </w:rPr>
+        <w:t>仅保留平稳度异常（运行晃动）诊断，时域指标参数选择峰值因子，脉冲因子和</w:t>
+      </w:r>
+      <w:proofErr w:type="gramStart"/>
+      <w:r>
+        <w:rPr>
+          <w:rFonts w:hint="eastAsia"/>
+        </w:rPr>
+        <w:t>裕度</w:t>
+      </w:r>
+      <w:proofErr w:type="gramEnd"/>
+      <w:r>
+        <w:rPr>
+          <w:rFonts w:hint="eastAsia"/>
+        </w:rPr>
+        <w:t>因子，</w:t>
+      </w:r>
+      <w:proofErr w:type="spellStart"/>
+      <w:r>
+        <w:rPr>
+          <w:rFonts w:hint="eastAsia"/>
+        </w:rPr>
+        <w:t>trigger_count</w:t>
+      </w:r>
+      <w:proofErr w:type="spellEnd"/>
+      <w:r>
+        <w:rPr>
+          <w:rFonts w:hint="eastAsia"/>
+        </w:rPr>
+        <w:t>: 3</w:t>
+      </w:r>
+    </w:p>
+    <w:p>
+      <w:pPr>
+        <w:pStyle w:val="1"/>
+      </w:pPr>
+      <w:r>
+        <w:rPr>
+          <w:rFonts w:hint="eastAsia"/>
+        </w:rPr>
+        <w:t>不可行部分</w:t>
       </w:r>
     </w:p>
     <w:p>
@@ -4836,7 +5784,21 @@
         <w:rPr>
           <w:rFonts w:hint="eastAsia"/>
         </w:rPr>
-        <w:t>与加速度信号同步验证，排除无关噪音</w:t>
+        <w:t>无法检测为不满足条件极为不可靠</w:t>
+      </w:r>
+      <w:proofErr w:type="gramStart"/>
+      <w:r>
+        <w:rPr>
+          <w:rFonts w:hint="eastAsia"/>
+        </w:rPr>
+        <w:t>无应用</w:t>
+      </w:r>
+      <w:proofErr w:type="gramEnd"/>
+      <w:r>
+        <w:rPr>
+          <w:rFonts w:hint="eastAsia"/>
+        </w:rPr>
+        <w:t>价值</w:t>
       </w:r>
     </w:p>
     <w:p>
@@ -4844,250 +5806,45 @@
         <w:ind w:firstLine="480"/>
       </w:pPr>
       <w:r>
-        <w:t>倾角仪安装于轿架中心</w:t>
-      </w:r>
-    </w:p>
-    <w:p>
-      <w:pPr>
-        <w:ind w:firstLine="480"/>
-      </w:pPr>
-      <w:r>
-        <w:rPr>
-          <w:rFonts w:hint="eastAsia"/>
-        </w:rPr>
-        <w:t>采用动态倾角传感器，过滤运动加速度</w:t>
-      </w:r>
-    </w:p>
-    <w:p>
-      <w:pPr>
-        <w:ind w:firstLine="480"/>
-      </w:pPr>
-      <w:r>
-        <w:rPr>
-          <w:rFonts w:hint="eastAsia"/>
-        </w:rPr>
-        <w:t>仅在匀速段采集角度</w:t>
-      </w:r>
-    </w:p>
-    <w:p>
-      <w:pPr>
-        <w:ind w:firstLine="480"/>
-      </w:pPr>
-      <w:r>
-        <w:rPr>
-          <w:rFonts w:hint="eastAsia"/>
-        </w:rPr>
-        <w:t>长期均值判断，排除瞬时晃动</w:t>
-      </w:r>
-    </w:p>
-    <w:p>
-      <w:pPr>
-        <w:pStyle w:val="3"/>
-        <w:ind w:firstLine="300"/>
-      </w:pPr>
-      <w:r>
-        <w:rPr>
-          <w:rFonts w:hint="eastAsia"/>
-        </w:rPr>
-        <w:t>平稳度异常</w:t>
-      </w:r>
-    </w:p>
-    <w:p>
-      <w:pPr>
-        <w:pStyle w:val="4"/>
-        <w:bidi w:val="0"/>
-        <w:rPr>
-          <w:rFonts w:hint="eastAsia"/>
-          <w:lang w:val="en-US" w:eastAsia="zh-CN"/>
-        </w:rPr>
-      </w:pPr>
-      <w:r>
-        <w:rPr>
-          <w:rFonts w:hint="eastAsia"/>
-          <w:lang w:val="en-US" w:eastAsia="zh-CN"/>
-        </w:rPr>
-        <w:t>无法检测</w:t>
-      </w:r>
-    </w:p>
-    <w:p>
-      <w:pPr>
-        <w:ind w:firstLine="480"/>
-        <w:rPr>
-          <w:rFonts w:ascii="宋体" w:hAnsi="宋体" w:eastAsia="宋体" w:cs="宋体"/>
-          <w:sz w:val="24"/>
-          <w:szCs w:val="24"/>
-        </w:rPr>
-      </w:pPr>
-      <w:r>
-        <w:rPr>
-          <w:rFonts w:ascii="宋体" w:hAnsi="宋体" w:eastAsia="宋体" w:cs="宋体"/>
-          <w:sz w:val="24"/>
-          <w:szCs w:val="24"/>
-        </w:rPr>
-        <w:t>不能单独用 RMS 做轿厢平稳度的一级初筛，因为轿厢 RMS 受载重、速度影响极大，不同工况正常值范围差 2-3 倍，固定阈值要么误报要么漏报，加连续触发也解决不了这个本质问题。</w:t>
-      </w:r>
-    </w:p>
-    <w:p>
-      <w:pPr>
-        <w:pStyle w:val="4"/>
-        <w:bidi w:val="0"/>
-        <w:rPr>
-          <w:rFonts w:hint="eastAsia"/>
-          <w:lang w:val="en-US" w:eastAsia="zh-CN"/>
-        </w:rPr>
-      </w:pPr>
-      <w:r>
-        <w:rPr>
-          <w:rFonts w:hint="eastAsia"/>
-          <w:lang w:val="en-US" w:eastAsia="zh-CN"/>
-        </w:rPr>
-        <w:t>方案二</w:t>
-      </w:r>
-    </w:p>
-    <w:p>
-      <w:pPr>
-        <w:rPr>
-          <w:rFonts w:hint="default"/>
-          <w:lang w:val="en-US" w:eastAsia="zh-CN"/>
-        </w:rPr>
-      </w:pPr>
-      <w:r>
-        <w:rPr>
-          <w:rFonts w:hint="eastAsia"/>
-          <w:lang w:val="en-US" w:eastAsia="zh-CN"/>
-        </w:rPr>
-        <w:t>添加其它时域指标参数</w:t>
-      </w:r>
-    </w:p>
-    <w:p>
-      <w:pPr>
-        <w:ind w:firstLine="480"/>
-      </w:pPr>
-      <w:r>
-        <w:rPr>
-          <w:rFonts w:hint="eastAsia"/>
-        </w:rPr>
-        <w:t>原理：</w:t>
-      </w:r>
-    </w:p>
-    <w:p>
-      <w:pPr>
-        <w:ind w:firstLine="480"/>
-      </w:pPr>
-      <w:r>
-        <w:t>导靴磨损 / 导轨变形 / 接头不平 → 水平冲击加剧 → X/Y 方向振动幅值上升、冲击增多 → 判断平稳度异常</w:t>
-      </w:r>
-    </w:p>
-    <w:p>
-      <w:pPr>
-        <w:ind w:firstLine="480"/>
-      </w:pPr>
-      <w:r>
-        <w:rPr>
-          <w:rFonts w:hint="eastAsia"/>
-        </w:rPr>
-        <w:t>传感器：</w:t>
-      </w:r>
-    </w:p>
-    <w:p>
-      <w:pPr>
-        <w:ind w:firstLine="480"/>
-      </w:pPr>
-      <w:r>
-        <w:t>三轴加速度传感器安装在轿架</w:t>
-      </w:r>
-    </w:p>
-    <w:p>
-      <w:pPr>
-        <w:ind w:firstLine="480"/>
-      </w:pPr>
-      <w:r>
-        <w:t>X 轴、Y 轴：水平方向（主测晃动）</w:t>
-      </w:r>
-    </w:p>
-    <w:p>
-      <w:pPr>
-        <w:ind w:firstLine="480"/>
-      </w:pPr>
-      <w:r>
-        <w:t>Z 轴：垂直方向（参考）</w:t>
-      </w:r>
-    </w:p>
-    <w:p>
-      <w:pPr>
-        <w:ind w:firstLine="480"/>
-      </w:pPr>
-      <w:r>
-        <w:rPr>
-          <w:rFonts w:hint="eastAsia"/>
-        </w:rPr>
-        <w:t>考虑到现有设备情况，elevator_car.py仅保留平稳度异常（运行晃动）诊断，时域指标参数选择峰值因子，脉冲因子和裕度因子，trigger_count: 3</w:t>
-      </w:r>
-    </w:p>
-    <w:p>
-      <w:pPr>
-        <w:pStyle w:val="2"/>
-      </w:pPr>
-      <w:r>
-        <w:rPr>
-          <w:rFonts w:hint="eastAsia"/>
-        </w:rPr>
-        <w:t>不可行部分</w:t>
-      </w:r>
-    </w:p>
-    <w:p>
-      <w:pPr>
-        <w:ind w:firstLine="480"/>
-        <w:rPr>
-          <w:rFonts w:hint="eastAsia"/>
-          <w:lang w:val="en-US" w:eastAsia="zh-CN"/>
-        </w:rPr>
-      </w:pPr>
-      <w:r>
-        <w:rPr>
-          <w:rFonts w:hint="eastAsia"/>
-          <w:lang w:val="en-US" w:eastAsia="zh-CN"/>
-        </w:rPr>
-        <w:t>无法检测为不满足条件极为不可靠无应用价值</w:t>
-      </w:r>
-    </w:p>
-    <w:p>
-      <w:pPr>
-        <w:ind w:firstLine="480"/>
-        <w:rPr>
-          <w:rFonts w:hint="default"/>
-          <w:lang w:val="en-US" w:eastAsia="zh-CN"/>
-        </w:rPr>
-      </w:pPr>
-      <w:r>
-        <w:rPr>
-          <w:rFonts w:hint="eastAsia"/>
-          <w:lang w:val="en-US" w:eastAsia="zh-CN"/>
-        </w:rPr>
-        <w:t>方案一与方案二为精度差别，具有可行性，只有精度差别</w:t>
-      </w:r>
-      <w:bookmarkStart w:id="1" w:name="_GoBack"/>
-      <w:bookmarkEnd w:id="1"/>
+        <w:rPr>
+          <w:rFonts w:hint="eastAsia"/>
+        </w:rPr>
+        <w:t>方案</w:t>
+      </w:r>
+      <w:proofErr w:type="gramStart"/>
+      <w:r>
+        <w:rPr>
+          <w:rFonts w:hint="eastAsia"/>
+        </w:rPr>
+        <w:t>一</w:t>
+      </w:r>
+      <w:proofErr w:type="gramEnd"/>
+      <w:r>
+        <w:rPr>
+          <w:rFonts w:hint="eastAsia"/>
+        </w:rPr>
+        <w:t>与方案二为精度差别，具有可行性，只有精度差别</w:t>
+      </w:r>
     </w:p>
     <w:sectPr>
-      <w:headerReference r:id="rId7" w:type="first"/>
-      <w:footerReference r:id="rId10" w:type="first"/>
-      <w:headerReference r:id="rId5" w:type="default"/>
-      <w:footerReference r:id="rId8" w:type="default"/>
-      <w:headerReference r:id="rId6" w:type="even"/>
-      <w:footerReference r:id="rId9" w:type="even"/>
+      <w:headerReference w:type="even" r:id="rId14"/>
+      <w:headerReference w:type="default" r:id="rId15"/>
+      <w:footerReference w:type="even" r:id="rId16"/>
+      <w:footerReference w:type="default" r:id="rId17"/>
+      <w:headerReference w:type="first" r:id="rId18"/>
+      <w:footerReference w:type="first" r:id="rId19"/>
       <w:pgSz w:w="11906" w:h="16838"/>
       <w:pgMar w:top="1440" w:right="1800" w:bottom="1440" w:left="1800" w:header="851" w:footer="992" w:gutter="0"/>
-      <w:cols w:space="425" w:num="1"/>
-      <w:docGrid w:type="lines" w:linePitch="312" w:charSpace="0"/>
+      <w:cols w:space="425"/>
+      <w:docGrid w:type="lines" w:linePitch="312"/>
     </w:sectPr>
   </w:body>
 </w:document>
 </file>
 
 <file path=word/endnotes.xml><?xml version="1.0" encoding="utf-8"?>
-<w:endnotes xmlns:wpc="http://schemas.microsoft.com/office/word/2010/wordprocessingCanvas" xmlns:mc="http://schemas.openxmlformats.org/markup-compatibility/2006" xmlns:o="urn:schemas-microsoft-com:office:office" xmlns:r="http://schemas.openxmlformats.org/officeDocument/2006/relationships" xmlns:m="http://schemas.openxmlformats.org/officeDocument/2006/math" xmlns:v="urn:schemas-microsoft-com:vml" xmlns:wp14="http://schemas.microsoft.com/office/word/2010/wordprocessingDrawing" xmlns:wp="http://schemas.openxmlformats.org/drawingml/2006/wordprocessingDrawing" xmlns:w="http://schemas.openxmlformats.org/wordprocessingml/2006/main" xmlns:w14="http://schemas.microsoft.com/office/word/2010/wordml" xmlns:w15="http://schemas.microsoft.com/office/word/2012/wordml" xmlns:w10="urn:schemas-microsoft-com:office:word" xmlns:wpg="http://schemas.microsoft.com/office/word/2010/wordprocessingGroup" xmlns:wpi="http://schemas.microsoft.com/office/word/2010/wordprocessingInk" xmlns:wne="http://schemas.microsoft.com/office/word/2006/wordml" xmlns:wps="http://schemas.microsoft.com/office/word/2010/wordprocessingShape" xmlns:wpsCustomData="http://www.wps.cn/officeDocument/2013/wpsCustomData" mc:Ignorable="w14 w15 wp14">
-  <w:endnote w:type="separator" w:id="0">
+<w:endnotes xmlns:wpc="http://schemas.microsoft.com/office/word/2010/wordprocessingCanvas" xmlns:cx="http://schemas.microsoft.com/office/drawing/2014/chartex" xmlns:cx1="http://schemas.microsoft.com/office/drawing/2015/9/8/chartex" xmlns:cx2="http://schemas.microsoft.com/office/drawing/2015/10/21/chartex" xmlns:cx3="http://schemas.microsoft.com/office/drawing/2016/5/9/chartex" xmlns:cx4="http://schemas.microsoft.com/office/drawing/2016/5/10/chartex" xmlns:cx5="http://schemas.microsoft.com/office/drawing/2016/5/11/chartex" xmlns:cx6="http://schemas.microsoft.com/office/drawing/2016/5/12/chartex" xmlns:cx7="http://schemas.microsoft.com/office/drawing/2016/5/13/chartex" xmlns:cx8="http://schemas.microsoft.com/office/drawing/2016/5/14/chartex" xmlns:mc="http://schemas.openxmlformats.org/markup-compatibility/2006" xmlns:aink="http://schemas.microsoft.com/office/drawing/2016/ink" xmlns:am3d="http://schemas.microsoft.com/office/drawing/2017/model3d" xmlns:o="urn:schemas-microsoft-com:office:office" xmlns:oel="http://schemas.microsoft.com/office/2019/extlst" xmlns:r="http://schemas.openxmlformats.org/officeDocument/2006/relationships" xmlns:m="http://schemas.openxmlformats.org/officeDocument/2006/math" xmlns:v="urn:schemas-microsoft-com:vml" xmlns:wp14="http://schemas.microsoft.com/office/word/2010/wordprocessingDrawing" xmlns:wp="http://schemas.openxmlformats.org/drawingml/2006/wordprocessingDrawing" xmlns:w10="urn:schemas-microsoft-com:office:word" xmlns:w="http://schemas.openxmlformats.org/wordprocessingml/2006/main" xmlns:w14="http://schemas.microsoft.com/office/word/2010/wordml" xmlns:w15="http://schemas.microsoft.com/office/word/2012/wordml" xmlns:w16cex="http://schemas.microsoft.com/office/word/2018/wordml/cex" xmlns:w16cid="http://schemas.microsoft.com/office/word/2016/wordml/cid" xmlns:w16="http://schemas.microsoft.com/office/word/2018/wordml" xmlns:w16sdtdh="http://schemas.microsoft.com/office/word/2020/wordml/sdtdatahash" xmlns:w16se="http://schemas.microsoft.com/office/word/2015/wordml/symex" xmlns:wpg="http://schemas.microsoft.com/office/word/2010/wordprocessingGroup" xmlns:wpi="http://schemas.microsoft.com/office/word/2010/wordprocessingInk" xmlns:wne="http://schemas.microsoft.com/office/word/2006/wordml" xmlns:wps="http://schemas.microsoft.com/office/word/2010/wordprocessingShape" mc:Ignorable="w14 w15 w16se w16cid w16 w16cex w16sdtdh wp14">
+  <w:endnote w:type="separator" w:id="-1">
     <w:p>
       <w:pPr>
         <w:spacing w:line="240" w:lineRule="auto"/>
@@ -5098,7 +5855,7 @@
       </w:r>
     </w:p>
   </w:endnote>
-  <w:endnote w:type="continuationSeparator" w:id="1">
+  <w:endnote w:type="continuationSeparator" w:id="0">
     <w:p>
       <w:pPr>
         <w:spacing w:line="240" w:lineRule="auto"/>
@@ -5113,10 +5870,10 @@
 </file>
 
 <file path=word/footer1.xml><?xml version="1.0" encoding="utf-8"?>
-<w:ftr xmlns:wpc="http://schemas.microsoft.com/office/word/2010/wordprocessingCanvas" xmlns:mc="http://schemas.openxmlformats.org/markup-compatibility/2006" xmlns:o="urn:schemas-microsoft-com:office:office" xmlns:r="http://schemas.openxmlformats.org/officeDocument/2006/relationships" xmlns:m="http://schemas.openxmlformats.org/officeDocument/2006/math" xmlns:v="urn:schemas-microsoft-com:vml" xmlns:wp14="http://schemas.microsoft.com/office/word/2010/wordprocessingDrawing" xmlns:wp="http://schemas.openxmlformats.org/drawingml/2006/wordprocessingDrawing" xmlns:w10="urn:schemas-microsoft-com:office:word" xmlns:w="http://schemas.openxmlformats.org/wordprocessingml/2006/main" xmlns:w14="http://schemas.microsoft.com/office/word/2010/wordml" xmlns:w15="http://schemas.microsoft.com/office/word/2012/wordml" xmlns:wpg="http://schemas.microsoft.com/office/word/2010/wordprocessingGroup" xmlns:wpi="http://schemas.microsoft.com/office/word/2010/wordprocessingInk" xmlns:wne="http://schemas.microsoft.com/office/word/2006/wordml" xmlns:wps="http://schemas.microsoft.com/office/word/2010/wordprocessingShape" xmlns:wpsCustomData="http://www.wps.cn/officeDocument/2013/wpsCustomData" mc:Ignorable="w14 w15 wp14">
+<w:ftr xmlns:wpc="http://schemas.microsoft.com/office/word/2010/wordprocessingCanvas" xmlns:cx="http://schemas.microsoft.com/office/drawing/2014/chartex" xmlns:cx1="http://schemas.microsoft.com/office/drawing/2015/9/8/chartex" xmlns:cx2="http://schemas.microsoft.com/office/drawing/2015/10/21/chartex" xmlns:cx3="http://schemas.microsoft.com/office/drawing/2016/5/9/chartex" xmlns:cx4="http://schemas.microsoft.com/office/drawing/2016/5/10/chartex" xmlns:cx5="http://schemas.microsoft.com/office/drawing/2016/5/11/chartex" xmlns:cx6="http://schemas.microsoft.com/office/drawing/2016/5/12/chartex" xmlns:cx7="http://schemas.microsoft.com/office/drawing/2016/5/13/chartex" xmlns:cx8="http://schemas.microsoft.com/office/drawing/2016/5/14/chartex" xmlns:mc="http://schemas.openxmlformats.org/markup-compatibility/2006" xmlns:aink="http://schemas.microsoft.com/office/drawing/2016/ink" xmlns:am3d="http://schemas.microsoft.com/office/drawing/2017/model3d" xmlns:o="urn:schemas-microsoft-com:office:office" xmlns:oel="http://schemas.microsoft.com/office/2019/extlst" xmlns:r="http://schemas.openxmlformats.org/officeDocument/2006/relationships" xmlns:m="http://schemas.openxmlformats.org/officeDocument/2006/math" xmlns:v="urn:schemas-microsoft-com:vml" xmlns:wp14="http://schemas.microsoft.com/office/word/2010/wordprocessingDrawing" xmlns:wp="http://schemas.openxmlformats.org/drawingml/2006/wordprocessingDrawing" xmlns:w10="urn:schemas-microsoft-com:office:word" xmlns:w="http://schemas.openxmlformats.org/wordprocessingml/2006/main" xmlns:w14="http://schemas.microsoft.com/office/word/2010/wordml" xmlns:w15="http://schemas.microsoft.com/office/word/2012/wordml" xmlns:w16cex="http://schemas.microsoft.com/office/word/2018/wordml/cex" xmlns:w16cid="http://schemas.microsoft.com/office/word/2016/wordml/cid" xmlns:w16="http://schemas.microsoft.com/office/word/2018/wordml" xmlns:w16sdtdh="http://schemas.microsoft.com/office/word/2020/wordml/sdtdatahash" xmlns:w16se="http://schemas.microsoft.com/office/word/2015/wordml/symex" xmlns:wpg="http://schemas.microsoft.com/office/word/2010/wordprocessingGroup" xmlns:wpi="http://schemas.microsoft.com/office/word/2010/wordprocessingInk" xmlns:wne="http://schemas.microsoft.com/office/word/2006/wordml" xmlns:wps="http://schemas.microsoft.com/office/word/2010/wordprocessingShape" mc:Ignorable="w14 w15 w16se w16cid w16 w16cex w16sdtdh wp14">
   <w:p>
     <w:pPr>
-      <w:pStyle w:val="11"/>
+      <w:pStyle w:val="a4"/>
       <w:ind w:firstLine="360"/>
     </w:pPr>
   </w:p>
@@ -5124,10 +5881,10 @@
 </file>
 
 <file path=word/footer2.xml><?xml version="1.0" encoding="utf-8"?>
-<w:ftr xmlns:wpc="http://schemas.microsoft.com/office/word/2010/wordprocessingCanvas" xmlns:mc="http://schemas.openxmlformats.org/markup-compatibility/2006" xmlns:o="urn:schemas-microsoft-com:office:office" xmlns:r="http://schemas.openxmlformats.org/officeDocument/2006/relationships" xmlns:m="http://schemas.openxmlformats.org/officeDocument/2006/math" xmlns:v="urn:schemas-microsoft-com:vml" xmlns:wp14="http://schemas.microsoft.com/office/word/2010/wordprocessingDrawing" xmlns:wp="http://schemas.openxmlformats.org/drawingml/2006/wordprocessingDrawing" xmlns:w10="urn:schemas-microsoft-com:office:word" xmlns:w="http://schemas.openxmlformats.org/wordprocessingml/2006/main" xmlns:w14="http://schemas.microsoft.com/office/word/2010/wordml" xmlns:w15="http://schemas.microsoft.com/office/word/2012/wordml" xmlns:wpg="http://schemas.microsoft.com/office/word/2010/wordprocessingGroup" xmlns:wpi="http://schemas.microsoft.com/office/word/2010/wordprocessingInk" xmlns:wne="http://schemas.microsoft.com/office/word/2006/wordml" xmlns:wps="http://schemas.microsoft.com/office/word/2010/wordprocessingShape" xmlns:wpsCustomData="http://www.wps.cn/officeDocument/2013/wpsCustomData" mc:Ignorable="w14 w15 wp14">
+<w:ftr xmlns:wpc="http://schemas.microsoft.com/office/word/2010/wordprocessingCanvas" xmlns:cx="http://schemas.microsoft.com/office/drawing/2014/chartex" xmlns:cx1="http://schemas.microsoft.com/office/drawing/2015/9/8/chartex" xmlns:cx2="http://schemas.microsoft.com/office/drawing/2015/10/21/chartex" xmlns:cx3="http://schemas.microsoft.com/office/drawing/2016/5/9/chartex" xmlns:cx4="http://schemas.microsoft.com/office/drawing/2016/5/10/chartex" xmlns:cx5="http://schemas.microsoft.com/office/drawing/2016/5/11/chartex" xmlns:cx6="http://schemas.microsoft.com/office/drawing/2016/5/12/chartex" xmlns:cx7="http://schemas.microsoft.com/office/drawing/2016/5/13/chartex" xmlns:cx8="http://schemas.microsoft.com/office/drawing/2016/5/14/chartex" xmlns:mc="http://schemas.openxmlformats.org/markup-compatibility/2006" xmlns:aink="http://schemas.microsoft.com/office/drawing/2016/ink" xmlns:am3d="http://schemas.microsoft.com/office/drawing/2017/model3d" xmlns:o="urn:schemas-microsoft-com:office:office" xmlns:oel="http://schemas.microsoft.com/office/2019/extlst" xmlns:r="http://schemas.openxmlformats.org/officeDocument/2006/relationships" xmlns:m="http://schemas.openxmlformats.org/officeDocument/2006/math" xmlns:v="urn:schemas-microsoft-com:vml" xmlns:wp14="http://schemas.microsoft.com/office/word/2010/wordprocessingDrawing" xmlns:wp="http://schemas.openxmlformats.org/drawingml/2006/wordprocessingDrawing" xmlns:w10="urn:schemas-microsoft-com:office:word" xmlns:w="http://schemas.openxmlformats.org/wordprocessingml/2006/main" xmlns:w14="http://schemas.microsoft.com/office/word/2010/wordml" xmlns:w15="http://schemas.microsoft.com/office/word/2012/wordml" xmlns:w16cex="http://schemas.microsoft.com/office/word/2018/wordml/cex" xmlns:w16cid="http://schemas.microsoft.com/office/word/2016/wordml/cid" xmlns:w16="http://schemas.microsoft.com/office/word/2018/wordml" xmlns:w16sdtdh="http://schemas.microsoft.com/office/word/2020/wordml/sdtdatahash" xmlns:w16se="http://schemas.microsoft.com/office/word/2015/wordml/symex" xmlns:wpg="http://schemas.microsoft.com/office/word/2010/wordprocessingGroup" xmlns:wpi="http://schemas.microsoft.com/office/word/2010/wordprocessingInk" xmlns:wne="http://schemas.microsoft.com/office/word/2006/wordml" xmlns:wps="http://schemas.microsoft.com/office/word/2010/wordprocessingShape" mc:Ignorable="w14 w15 w16se w16cid w16 w16cex w16sdtdh wp14">
   <w:p>
     <w:pPr>
-      <w:pStyle w:val="11"/>
+      <w:pStyle w:val="a4"/>
       <w:ind w:firstLine="360"/>
     </w:pPr>
   </w:p>
@@ -5135,10 +5892,10 @@
 </file>
 
 <file path=word/footer3.xml><?xml version="1.0" encoding="utf-8"?>
-<w:ftr xmlns:wpc="http://schemas.microsoft.com/office/word/2010/wordprocessingCanvas" xmlns:mc="http://schemas.openxmlformats.org/markup-compatibility/2006" xmlns:o="urn:schemas-microsoft-com:office:office" xmlns:r="http://schemas.openxmlformats.org/officeDocument/2006/relationships" xmlns:m="http://schemas.openxmlformats.org/officeDocument/2006/math" xmlns:v="urn:schemas-microsoft-com:vml" xmlns:wp14="http://schemas.microsoft.com/office/word/2010/wordprocessingDrawing" xmlns:wp="http://schemas.openxmlformats.org/drawingml/2006/wordprocessingDrawing" xmlns:w10="urn:schemas-microsoft-com:office:word" xmlns:w="http://schemas.openxmlformats.org/wordprocessingml/2006/main" xmlns:w14="http://schemas.microsoft.com/office/word/2010/wordml" xmlns:w15="http://schemas.microsoft.com/office/word/2012/wordml" xmlns:wpg="http://schemas.microsoft.com/office/word/2010/wordprocessingGroup" xmlns:wpi="http://schemas.microsoft.com/office/word/2010/wordprocessingInk" xmlns:wne="http://schemas.microsoft.com/office/word/2006/wordml" xmlns:wps="http://schemas.microsoft.com/office/word/2010/wordprocessingShape" xmlns:wpsCustomData="http://www.wps.cn/officeDocument/2013/wpsCustomData" mc:Ignorable="w14 w15 wp14">
+<w:ftr xmlns:wpc="http://schemas.microsoft.com/office/word/2010/wordprocessingCanvas" xmlns:cx="http://schemas.microsoft.com/office/drawing/2014/chartex" xmlns:cx1="http://schemas.microsoft.com/office/drawing/2015/9/8/chartex" xmlns:cx2="http://schemas.microsoft.com/office/drawing/2015/10/21/chartex" xmlns:cx3="http://schemas.microsoft.com/office/drawing/2016/5/9/chartex" xmlns:cx4="http://schemas.microsoft.com/office/drawing/2016/5/10/chartex" xmlns:cx5="http://schemas.microsoft.com/office/drawing/2016/5/11/chartex" xmlns:cx6="http://schemas.microsoft.com/office/drawing/2016/5/12/chartex" xmlns:cx7="http://schemas.microsoft.com/office/drawing/2016/5/13/chartex" xmlns:cx8="http://schemas.microsoft.com/office/drawing/2016/5/14/chartex" xmlns:mc="http://schemas.openxmlformats.org/markup-compatibility/2006" xmlns:aink="http://schemas.microsoft.com/office/drawing/2016/ink" xmlns:am3d="http://schemas.microsoft.com/office/drawing/2017/model3d" xmlns:o="urn:schemas-microsoft-com:office:office" xmlns:oel="http://schemas.microsoft.com/office/2019/extlst" xmlns:r="http://schemas.openxmlformats.org/officeDocument/2006/relationships" xmlns:m="http://schemas.openxmlformats.org/officeDocument/2006/math" xmlns:v="urn:schemas-microsoft-com:vml" xmlns:wp14="http://schemas.microsoft.com/office/word/2010/wordprocessingDrawing" xmlns:wp="http://schemas.openxmlformats.org/drawingml/2006/wordprocessingDrawing" xmlns:w10="urn:schemas-microsoft-com:office:word" xmlns:w="http://schemas.openxmlformats.org/wordprocessingml/2006/main" xmlns:w14="http://schemas.microsoft.com/office/word/2010/wordml" xmlns:w15="http://schemas.microsoft.com/office/word/2012/wordml" xmlns:w16cex="http://schemas.microsoft.com/office/word/2018/wordml/cex" xmlns:w16cid="http://schemas.microsoft.com/office/word/2016/wordml/cid" xmlns:w16="http://schemas.microsoft.com/office/word/2018/wordml" xmlns:w16sdtdh="http://schemas.microsoft.com/office/word/2020/wordml/sdtdatahash" xmlns:w16se="http://schemas.microsoft.com/office/word/2015/wordml/symex" xmlns:wpg="http://schemas.microsoft.com/office/word/2010/wordprocessingGroup" xmlns:wpi="http://schemas.microsoft.com/office/word/2010/wordprocessingInk" xmlns:wne="http://schemas.microsoft.com/office/word/2006/wordml" xmlns:wps="http://schemas.microsoft.com/office/word/2010/wordprocessingShape" mc:Ignorable="w14 w15 w16se w16cid w16 w16cex w16sdtdh wp14">
   <w:p>
     <w:pPr>
-      <w:pStyle w:val="11"/>
+      <w:pStyle w:val="a4"/>
       <w:ind w:firstLine="360"/>
     </w:pPr>
   </w:p>
@@ -5146,11 +5903,10 @@
 </file>
 
 <file path=word/footnotes.xml><?xml version="1.0" encoding="utf-8"?>
-<w:footnotes xmlns:wpc="http://schemas.microsoft.com/office/word/2010/wordprocessingCanvas" xmlns:mc="http://schemas.openxmlformats.org/markup-compatibility/2006" xmlns:o="urn:schemas-microsoft-com:office:office" xmlns:r="http://schemas.openxmlformats.org/officeDocument/2006/relationships" xmlns:m="http://schemas.openxmlformats.org/officeDocument/2006/math" xmlns:v="urn:schemas-microsoft-com:vml" xmlns:wp14="http://schemas.microsoft.com/office/word/2010/wordprocessingDrawing" xmlns:wp="http://schemas.openxmlformats.org/drawingml/2006/wordprocessingDrawing" xmlns:w="http://schemas.openxmlformats.org/wordprocessingml/2006/main" xmlns:w14="http://schemas.microsoft.com/office/word/2010/wordml" xmlns:w15="http://schemas.microsoft.com/office/word/2012/wordml" xmlns:w10="urn:schemas-microsoft-com:office:word" xmlns:wpg="http://schemas.microsoft.com/office/word/2010/wordprocessingGroup" xmlns:wpi="http://schemas.microsoft.com/office/word/2010/wordprocessingInk" xmlns:wne="http://schemas.microsoft.com/office/word/2006/wordml" xmlns:wps="http://schemas.microsoft.com/office/word/2010/wordprocessingShape" xmlns:wpsCustomData="http://www.wps.cn/officeDocument/2013/wpsCustomData" mc:Ignorable="w14 w15 wp14">
-  <w:footnote w:type="separator" w:id="0">
-    <w:p>
-      <w:pPr>
-        <w:spacing w:before="0" w:after="0" w:line="288" w:lineRule="auto"/>
+<w:footnotes xmlns:wpc="http://schemas.microsoft.com/office/word/2010/wordprocessingCanvas" xmlns:cx="http://schemas.microsoft.com/office/drawing/2014/chartex" xmlns:cx1="http://schemas.microsoft.com/office/drawing/2015/9/8/chartex" xmlns:cx2="http://schemas.microsoft.com/office/drawing/2015/10/21/chartex" xmlns:cx3="http://schemas.microsoft.com/office/drawing/2016/5/9/chartex" xmlns:cx4="http://schemas.microsoft.com/office/drawing/2016/5/10/chartex" xmlns:cx5="http://schemas.microsoft.com/office/drawing/2016/5/11/chartex" xmlns:cx6="http://schemas.microsoft.com/office/drawing/2016/5/12/chartex" xmlns:cx7="http://schemas.microsoft.com/office/drawing/2016/5/13/chartex" xmlns:cx8="http://schemas.microsoft.com/office/drawing/2016/5/14/chartex" xmlns:mc="http://schemas.openxmlformats.org/markup-compatibility/2006" xmlns:aink="http://schemas.microsoft.com/office/drawing/2016/ink" xmlns:am3d="http://schemas.microsoft.com/office/drawing/2017/model3d" xmlns:o="urn:schemas-microsoft-com:office:office" xmlns:oel="http://schemas.microsoft.com/office/2019/extlst" xmlns:r="http://schemas.openxmlformats.org/officeDocument/2006/relationships" xmlns:m="http://schemas.openxmlformats.org/officeDocument/2006/math" xmlns:v="urn:schemas-microsoft-com:vml" xmlns:wp14="http://schemas.microsoft.com/office/word/2010/wordprocessingDrawing" xmlns:wp="http://schemas.openxmlformats.org/drawingml/2006/wordprocessingDrawing" xmlns:w10="urn:schemas-microsoft-com:office:word" xmlns:w="http://schemas.openxmlformats.org/wordprocessingml/2006/main" xmlns:w14="http://schemas.microsoft.com/office/word/2010/wordml" xmlns:w15="http://schemas.microsoft.com/office/word/2012/wordml" xmlns:w16cex="http://schemas.microsoft.com/office/word/2018/wordml/cex" xmlns:w16cid="http://schemas.microsoft.com/office/word/2016/wordml/cid" xmlns:w16="http://schemas.microsoft.com/office/word/2018/wordml" xmlns:w16sdtdh="http://schemas.microsoft.com/office/word/2020/wordml/sdtdatahash" xmlns:w16se="http://schemas.microsoft.com/office/word/2015/wordml/symex" xmlns:wpg="http://schemas.microsoft.com/office/word/2010/wordprocessingGroup" xmlns:wpi="http://schemas.microsoft.com/office/word/2010/wordprocessingInk" xmlns:wne="http://schemas.microsoft.com/office/word/2006/wordml" xmlns:wps="http://schemas.microsoft.com/office/word/2010/wordprocessingShape" mc:Ignorable="w14 w15 w16se w16cid w16 w16cex w16sdtdh wp14">
+  <w:footnote w:type="separator" w:id="-1">
+    <w:p>
+      <w:pPr>
         <w:ind w:firstLine="480"/>
       </w:pPr>
       <w:r>
@@ -5158,10 +5914,9 @@
       </w:r>
     </w:p>
   </w:footnote>
-  <w:footnote w:type="continuationSeparator" w:id="1">
-    <w:p>
-      <w:pPr>
-        <w:spacing w:before="0" w:after="0" w:line="288" w:lineRule="auto"/>
+  <w:footnote w:type="continuationSeparator" w:id="0">
+    <w:p>
+      <w:pPr>
         <w:ind w:firstLine="480"/>
       </w:pPr>
       <w:r>
@@ -5173,10 +5928,10 @@
 </file>
 
 <file path=word/header1.xml><?xml version="1.0" encoding="utf-8"?>
-<w:hdr xmlns:wpc="http://schemas.microsoft.com/office/word/2010/wordprocessingCanvas" xmlns:mc="http://schemas.openxmlformats.org/markup-compatibility/2006" xmlns:o="urn:schemas-microsoft-com:office:office" xmlns:r="http://schemas.openxmlformats.org/officeDocument/2006/relationships" xmlns:m="http://schemas.openxmlformats.org/officeDocument/2006/math" xmlns:v="urn:schemas-microsoft-com:vml" xmlns:wp14="http://schemas.microsoft.com/office/word/2010/wordprocessingDrawing" xmlns:wp="http://schemas.openxmlformats.org/drawingml/2006/wordprocessingDrawing" xmlns:w10="urn:schemas-microsoft-com:office:word" xmlns:w="http://schemas.openxmlformats.org/wordprocessingml/2006/main" xmlns:w14="http://schemas.microsoft.com/office/word/2010/wordml" xmlns:w15="http://schemas.microsoft.com/office/word/2012/wordml" xmlns:wpg="http://schemas.microsoft.com/office/word/2010/wordprocessingGroup" xmlns:wpi="http://schemas.microsoft.com/office/word/2010/wordprocessingInk" xmlns:wne="http://schemas.microsoft.com/office/word/2006/wordml" xmlns:wps="http://schemas.microsoft.com/office/word/2010/wordprocessingShape" xmlns:wpsCustomData="http://www.wps.cn/officeDocument/2013/wpsCustomData" mc:Ignorable="w14 w15 wp14">
+<w:hdr xmlns:wpc="http://schemas.microsoft.com/office/word/2010/wordprocessingCanvas" xmlns:cx="http://schemas.microsoft.com/office/drawing/2014/chartex" xmlns:cx1="http://schemas.microsoft.com/office/drawing/2015/9/8/chartex" xmlns:cx2="http://schemas.microsoft.com/office/drawing/2015/10/21/chartex" xmlns:cx3="http://schemas.microsoft.com/office/drawing/2016/5/9/chartex" xmlns:cx4="http://schemas.microsoft.com/office/drawing/2016/5/10/chartex" xmlns:cx5="http://schemas.microsoft.com/office/drawing/2016/5/11/chartex" xmlns:cx6="http://schemas.microsoft.com/office/drawing/2016/5/12/chartex" xmlns:cx7="http://schemas.microsoft.com/office/drawing/2016/5/13/chartex" xmlns:cx8="http://schemas.microsoft.com/office/drawing/2016/5/14/chartex" xmlns:mc="http://schemas.openxmlformats.org/markup-compatibility/2006" xmlns:aink="http://schemas.microsoft.com/office/drawing/2016/ink" xmlns:am3d="http://schemas.microsoft.com/office/drawing/2017/model3d" xmlns:o="urn:schemas-microsoft-com:office:office" xmlns:oel="http://schemas.microsoft.com/office/2019/extlst" xmlns:r="http://schemas.openxmlformats.org/officeDocument/2006/relationships" xmlns:m="http://schemas.openxmlformats.org/officeDocument/2006/math" xmlns:v="urn:schemas-microsoft-com:vml" xmlns:wp14="http://schemas.microsoft.com/office/word/2010/wordprocessingDrawing" xmlns:wp="http://schemas.openxmlformats.org/drawingml/2006/wordprocessingDrawing" xmlns:w10="urn:schemas-microsoft-com:office:word" xmlns:w="http://schemas.openxmlformats.org/wordprocessingml/2006/main" xmlns:w14="http://schemas.microsoft.com/office/word/2010/wordml" xmlns:w15="http://schemas.microsoft.com/office/word/2012/wordml" xmlns:w16cex="http://schemas.microsoft.com/office/word/2018/wordml/cex" xmlns:w16cid="http://schemas.microsoft.com/office/word/2016/wordml/cid" xmlns:w16="http://schemas.microsoft.com/office/word/2018/wordml" xmlns:w16sdtdh="http://schemas.microsoft.com/office/word/2020/wordml/sdtdatahash" xmlns:w16se="http://schemas.microsoft.com/office/word/2015/wordml/symex" xmlns:wpg="http://schemas.microsoft.com/office/word/2010/wordprocessingGroup" xmlns:wpi="http://schemas.microsoft.com/office/word/2010/wordprocessingInk" xmlns:wne="http://schemas.microsoft.com/office/word/2006/wordml" xmlns:wps="http://schemas.microsoft.com/office/word/2010/wordprocessingShape" mc:Ignorable="w14 w15 w16se w16cid w16 w16cex w16sdtdh wp14">
   <w:p>
     <w:pPr>
-      <w:pStyle w:val="12"/>
+      <w:pStyle w:val="a6"/>
       <w:ind w:firstLine="360"/>
     </w:pPr>
   </w:p>
@@ -5184,10 +5939,10 @@
 </file>
 
 <file path=word/header2.xml><?xml version="1.0" encoding="utf-8"?>
-<w:hdr xmlns:wpc="http://schemas.microsoft.com/office/word/2010/wordprocessingCanvas" xmlns:mc="http://schemas.openxmlformats.org/markup-compatibility/2006" xmlns:o="urn:schemas-microsoft-com:office:office" xmlns:r="http://schemas.openxmlformats.org/officeDocument/2006/relationships" xmlns:m="http://schemas.openxmlformats.org/officeDocument/2006/math" xmlns:v="urn:schemas-microsoft-com:vml" xmlns:wp14="http://schemas.microsoft.com/office/word/2010/wordprocessingDrawing" xmlns:wp="http://schemas.openxmlformats.org/drawingml/2006/wordprocessingDrawing" xmlns:w10="urn:schemas-microsoft-com:office:word" xmlns:w="http://schemas.openxmlformats.org/wordprocessingml/2006/main" xmlns:w14="http://schemas.microsoft.com/office/word/2010/wordml" xmlns:w15="http://schemas.microsoft.com/office/word/2012/wordml" xmlns:wpg="http://schemas.microsoft.com/office/word/2010/wordprocessingGroup" xmlns:wpi="http://schemas.microsoft.com/office/word/2010/wordprocessingInk" xmlns:wne="http://schemas.microsoft.com/office/word/2006/wordml" xmlns:wps="http://schemas.microsoft.com/office/word/2010/wordprocessingShape" xmlns:wpsCustomData="http://www.wps.cn/officeDocument/2013/wpsCustomData" mc:Ignorable="w14 w15 wp14">
+<w:hdr xmlns:wpc="http://schemas.microsoft.com/office/word/2010/wordprocessingCanvas" xmlns:cx="http://schemas.microsoft.com/office/drawing/2014/chartex" xmlns:cx1="http://schemas.microsoft.com/office/drawing/2015/9/8/chartex" xmlns:cx2="http://schemas.microsoft.com/office/drawing/2015/10/21/chartex" xmlns:cx3="http://schemas.microsoft.com/office/drawing/2016/5/9/chartex" xmlns:cx4="http://schemas.microsoft.com/office/drawing/2016/5/10/chartex" xmlns:cx5="http://schemas.microsoft.com/office/drawing/2016/5/11/chartex" xmlns:cx6="http://schemas.microsoft.com/office/drawing/2016/5/12/chartex" xmlns:cx7="http://schemas.microsoft.com/office/drawing/2016/5/13/chartex" xmlns:cx8="http://schemas.microsoft.com/office/drawing/2016/5/14/chartex" xmlns:mc="http://schemas.openxmlformats.org/markup-compatibility/2006" xmlns:aink="http://schemas.microsoft.com/office/drawing/2016/ink" xmlns:am3d="http://schemas.microsoft.com/office/drawing/2017/model3d" xmlns:o="urn:schemas-microsoft-com:office:office" xmlns:oel="http://schemas.microsoft.com/office/2019/extlst" xmlns:r="http://schemas.openxmlformats.org/officeDocument/2006/relationships" xmlns:m="http://schemas.openxmlformats.org/officeDocument/2006/math" xmlns:v="urn:schemas-microsoft-com:vml" xmlns:wp14="http://schemas.microsoft.com/office/word/2010/wordprocessingDrawing" xmlns:wp="http://schemas.openxmlformats.org/drawingml/2006/wordprocessingDrawing" xmlns:w10="urn:schemas-microsoft-com:office:word" xmlns:w="http://schemas.openxmlformats.org/wordprocessingml/2006/main" xmlns:w14="http://schemas.microsoft.com/office/word/2010/wordml" xmlns:w15="http://schemas.microsoft.com/office/word/2012/wordml" xmlns:w16cex="http://schemas.microsoft.com/office/word/2018/wordml/cex" xmlns:w16cid="http://schemas.microsoft.com/office/word/2016/wordml/cid" xmlns:w16="http://schemas.microsoft.com/office/word/2018/wordml" xmlns:w16sdtdh="http://schemas.microsoft.com/office/word/2020/wordml/sdtdatahash" xmlns:w16se="http://schemas.microsoft.com/office/word/2015/wordml/symex" xmlns:wpg="http://schemas.microsoft.com/office/word/2010/wordprocessingGroup" xmlns:wpi="http://schemas.microsoft.com/office/word/2010/wordprocessingInk" xmlns:wne="http://schemas.microsoft.com/office/word/2006/wordml" xmlns:wps="http://schemas.microsoft.com/office/word/2010/wordprocessingShape" mc:Ignorable="w14 w15 w16se w16cid w16 w16cex w16sdtdh wp14">
   <w:p>
     <w:pPr>
-      <w:pStyle w:val="12"/>
+      <w:pStyle w:val="a6"/>
       <w:ind w:firstLine="360"/>
     </w:pPr>
   </w:p>
@@ -5195,10 +5950,10 @@
 </file>
 
 <file path=word/header3.xml><?xml version="1.0" encoding="utf-8"?>
-<w:hdr xmlns:wpc="http://schemas.microsoft.com/office/word/2010/wordprocessingCanvas" xmlns:mc="http://schemas.openxmlformats.org/markup-compatibility/2006" xmlns:o="urn:schemas-microsoft-com:office:office" xmlns:r="http://schemas.openxmlformats.org/officeDocument/2006/relationships" xmlns:m="http://schemas.openxmlformats.org/officeDocument/2006/math" xmlns:v="urn:schemas-microsoft-com:vml" xmlns:wp14="http://schemas.microsoft.com/office/word/2010/wordprocessingDrawing" xmlns:wp="http://schemas.openxmlformats.org/drawingml/2006/wordprocessingDrawing" xmlns:w10="urn:schemas-microsoft-com:office:word" xmlns:w="http://schemas.openxmlformats.org/wordprocessingml/2006/main" xmlns:w14="http://schemas.microsoft.com/office/word/2010/wordml" xmlns:w15="http://schemas.microsoft.com/office/word/2012/wordml" xmlns:wpg="http://schemas.microsoft.com/office/word/2010/wordprocessingGroup" xmlns:wpi="http://schemas.microsoft.com/office/word/2010/wordprocessingInk" xmlns:wne="http://schemas.microsoft.com/office/word/2006/wordml" xmlns:wps="http://schemas.microsoft.com/office/word/2010/wordprocessingShape" xmlns:wpsCustomData="http://www.wps.cn/officeDocument/2013/wpsCustomData" mc:Ignorable="w14 w15 wp14">
+<w:hdr xmlns:wpc="http://schemas.microsoft.com/office/word/2010/wordprocessingCanvas" xmlns:cx="http://schemas.microsoft.com/office/drawing/2014/chartex" xmlns:cx1="http://schemas.microsoft.com/office/drawing/2015/9/8/chartex" xmlns:cx2="http://schemas.microsoft.com/office/drawing/2015/10/21/chartex" xmlns:cx3="http://schemas.microsoft.com/office/drawing/2016/5/9/chartex" xmlns:cx4="http://schemas.microsoft.com/office/drawing/2016/5/10/chartex" xmlns:cx5="http://schemas.microsoft.com/office/drawing/2016/5/11/chartex" xmlns:cx6="http://schemas.microsoft.com/office/drawing/2016/5/12/chartex" xmlns:cx7="http://schemas.microsoft.com/office/drawing/2016/5/13/chartex" xmlns:cx8="http://schemas.microsoft.com/office/drawing/2016/5/14/chartex" xmlns:mc="http://schemas.openxmlformats.org/markup-compatibility/2006" xmlns:aink="http://schemas.microsoft.com/office/drawing/2016/ink" xmlns:am3d="http://schemas.microsoft.com/office/drawing/2017/model3d" xmlns:o="urn:schemas-microsoft-com:office:office" xmlns:oel="http://schemas.microsoft.com/office/2019/extlst" xmlns:r="http://schemas.openxmlformats.org/officeDocument/2006/relationships" xmlns:m="http://schemas.openxmlformats.org/officeDocument/2006/math" xmlns:v="urn:schemas-microsoft-com:vml" xmlns:wp14="http://schemas.microsoft.com/office/word/2010/wordprocessingDrawing" xmlns:wp="http://schemas.openxmlformats.org/drawingml/2006/wordprocessingDrawing" xmlns:w10="urn:schemas-microsoft-com:office:word" xmlns:w="http://schemas.openxmlformats.org/wordprocessingml/2006/main" xmlns:w14="http://schemas.microsoft.com/office/word/2010/wordml" xmlns:w15="http://schemas.microsoft.com/office/word/2012/wordml" xmlns:w16cex="http://schemas.microsoft.com/office/word/2018/wordml/cex" xmlns:w16cid="http://schemas.microsoft.com/office/word/2016/wordml/cid" xmlns:w16="http://schemas.microsoft.com/office/word/2018/wordml" xmlns:w16sdtdh="http://schemas.microsoft.com/office/word/2020/wordml/sdtdatahash" xmlns:w16se="http://schemas.microsoft.com/office/word/2015/wordml/symex" xmlns:wpg="http://schemas.microsoft.com/office/word/2010/wordprocessingGroup" xmlns:wpi="http://schemas.microsoft.com/office/word/2010/wordprocessingInk" xmlns:wne="http://schemas.microsoft.com/office/word/2006/wordml" xmlns:wps="http://schemas.microsoft.com/office/word/2010/wordprocessingShape" mc:Ignorable="w14 w15 w16se w16cid w16 w16cex w16sdtdh wp14">
   <w:p>
     <w:pPr>
-      <w:pStyle w:val="12"/>
+      <w:pStyle w:val="a6"/>
       <w:ind w:firstLine="360"/>
     </w:pPr>
   </w:p>
@@ -5206,15 +5961,15 @@
 </file>
 
 <file path=word/numbering.xml><?xml version="1.0" encoding="utf-8"?>
-<w:numbering xmlns:wpc="http://schemas.microsoft.com/office/word/2010/wordprocessingCanvas" xmlns:mc="http://schemas.openxmlformats.org/markup-compatibility/2006" xmlns:o="urn:schemas-microsoft-com:office:office" xmlns:r="http://schemas.openxmlformats.org/officeDocument/2006/relationships" xmlns:m="http://schemas.openxmlformats.org/officeDocument/2006/math" xmlns:v="urn:schemas-microsoft-com:vml" xmlns:wp14="http://schemas.microsoft.com/office/word/2010/wordprocessingDrawing" xmlns:wp="http://schemas.openxmlformats.org/drawingml/2006/wordprocessingDrawing" xmlns:w10="urn:schemas-microsoft-com:office:word" xmlns:w="http://schemas.openxmlformats.org/wordprocessingml/2006/main" xmlns:w14="http://schemas.microsoft.com/office/word/2010/wordml" xmlns:wpg="http://schemas.microsoft.com/office/word/2010/wordprocessingGroup" xmlns:wpi="http://schemas.microsoft.com/office/word/2010/wordprocessingInk" xmlns:wne="http://schemas.microsoft.com/office/word/2006/wordml" xmlns:wps="http://schemas.microsoft.com/office/word/2010/wordprocessingShape" xmlns:wpsCustomData="http://www.wps.cn/officeDocument/2013/wpsCustomData" mc:Ignorable="w14 wp14">
-  <w:abstractNum w:abstractNumId="0">
+<w:numbering xmlns:wpc="http://schemas.microsoft.com/office/word/2010/wordprocessingCanvas" xmlns:cx="http://schemas.microsoft.com/office/drawing/2014/chartex" xmlns:cx1="http://schemas.microsoft.com/office/drawing/2015/9/8/chartex" xmlns:cx2="http://schemas.microsoft.com/office/drawing/2015/10/21/chartex" xmlns:cx3="http://schemas.microsoft.com/office/drawing/2016/5/9/chartex" xmlns:cx4="http://schemas.microsoft.com/office/drawing/2016/5/10/chartex" xmlns:cx5="http://schemas.microsoft.com/office/drawing/2016/5/11/chartex" xmlns:cx6="http://schemas.microsoft.com/office/drawing/2016/5/12/chartex" xmlns:cx7="http://schemas.microsoft.com/office/drawing/2016/5/13/chartex" xmlns:cx8="http://schemas.microsoft.com/office/drawing/2016/5/14/chartex" xmlns:mc="http://schemas.openxmlformats.org/markup-compatibility/2006" xmlns:aink="http://schemas.microsoft.com/office/drawing/2016/ink" xmlns:am3d="http://schemas.microsoft.com/office/drawing/2017/model3d" xmlns:o="urn:schemas-microsoft-com:office:office" xmlns:oel="http://schemas.microsoft.com/office/2019/extlst" xmlns:r="http://schemas.openxmlformats.org/officeDocument/2006/relationships" xmlns:m="http://schemas.openxmlformats.org/officeDocument/2006/math" xmlns:v="urn:schemas-microsoft-com:vml" xmlns:wp14="http://schemas.microsoft.com/office/word/2010/wordprocessingDrawing" xmlns:wp="http://schemas.openxmlformats.org/drawingml/2006/wordprocessingDrawing" xmlns:w10="urn:schemas-microsoft-com:office:word" xmlns:w="http://schemas.openxmlformats.org/wordprocessingml/2006/main" xmlns:w14="http://schemas.microsoft.com/office/word/2010/wordml" xmlns:w15="http://schemas.microsoft.com/office/word/2012/wordml" xmlns:w16cex="http://schemas.microsoft.com/office/word/2018/wordml/cex" xmlns:w16cid="http://schemas.microsoft.com/office/word/2016/wordml/cid" xmlns:w16="http://schemas.microsoft.com/office/word/2018/wordml" xmlns:w16sdtdh="http://schemas.microsoft.com/office/word/2020/wordml/sdtdatahash" xmlns:w16se="http://schemas.microsoft.com/office/word/2015/wordml/symex" xmlns:wpg="http://schemas.microsoft.com/office/word/2010/wordprocessingGroup" xmlns:wpi="http://schemas.microsoft.com/office/word/2010/wordprocessingInk" xmlns:wne="http://schemas.microsoft.com/office/word/2006/wordml" xmlns:wps="http://schemas.microsoft.com/office/word/2010/wordprocessingShape" mc:Ignorable="w14 w15 w16se w16cid w16 w16cex w16sdtdh wp14">
+  <w:abstractNum w:abstractNumId="0" w15:restartNumberingAfterBreak="0">
     <w:nsid w:val="1FF402BE"/>
     <w:multiLevelType w:val="multilevel"/>
     <w:tmpl w:val="1FF402BE"/>
-    <w:lvl w:ilvl="0" w:tentative="0">
+    <w:lvl w:ilvl="0">
       <w:start w:val="1"/>
       <w:numFmt w:val="decimal"/>
-      <w:pStyle w:val="31"/>
+      <w:pStyle w:val="a"/>
       <w:lvlText w:val="[%1]"/>
       <w:lvlJc w:val="left"/>
       <w:pPr>
@@ -5224,7 +5979,7 @@
         <w:ind w:left="1055" w:hanging="488"/>
       </w:pPr>
       <w:rPr>
-        <w:rFonts w:hint="default" w:ascii="Times New Roman" w:hAnsi="Times New Roman" w:eastAsia="宋体"/>
+        <w:rFonts w:ascii="Times New Roman" w:eastAsia="宋体" w:hAnsi="Times New Roman" w:hint="default"/>
         <w:b w:val="0"/>
         <w:i w:val="0"/>
         <w:snapToGrid w:val="0"/>
@@ -5232,7 +5987,7 @@
         <w:szCs w:val="24"/>
       </w:rPr>
     </w:lvl>
-    <w:lvl w:ilvl="1" w:tentative="0">
+    <w:lvl w:ilvl="1">
       <w:start w:val="1"/>
       <w:numFmt w:val="lowerLetter"/>
       <w:lvlText w:val="%2)"/>
@@ -5244,7 +5999,7 @@
         <w:ind w:left="1407" w:hanging="420"/>
       </w:pPr>
     </w:lvl>
-    <w:lvl w:ilvl="2" w:tentative="0">
+    <w:lvl w:ilvl="2">
       <w:start w:val="1"/>
       <w:numFmt w:val="lowerRoman"/>
       <w:lvlText w:val="%3."/>
@@ -5256,7 +6011,7 @@
         <w:ind w:left="1827" w:hanging="420"/>
       </w:pPr>
     </w:lvl>
-    <w:lvl w:ilvl="3" w:tentative="0">
+    <w:lvl w:ilvl="3">
       <w:start w:val="1"/>
       <w:numFmt w:val="decimal"/>
       <w:lvlText w:val="%4."/>
@@ -5268,7 +6023,7 @@
         <w:ind w:left="2247" w:hanging="420"/>
       </w:pPr>
     </w:lvl>
-    <w:lvl w:ilvl="4" w:tentative="0">
+    <w:lvl w:ilvl="4">
       <w:start w:val="1"/>
       <w:numFmt w:val="lowerLetter"/>
       <w:lvlText w:val="%5)"/>
@@ -5280,7 +6035,7 @@
         <w:ind w:left="2667" w:hanging="420"/>
       </w:pPr>
     </w:lvl>
-    <w:lvl w:ilvl="5" w:tentative="0">
+    <w:lvl w:ilvl="5">
       <w:start w:val="1"/>
       <w:numFmt w:val="lowerRoman"/>
       <w:lvlText w:val="%6."/>
@@ -5292,7 +6047,7 @@
         <w:ind w:left="3087" w:hanging="420"/>
       </w:pPr>
     </w:lvl>
-    <w:lvl w:ilvl="6" w:tentative="0">
+    <w:lvl w:ilvl="6">
       <w:start w:val="1"/>
       <w:numFmt w:val="decimal"/>
       <w:lvlText w:val="%7."/>
@@ -5304,7 +6059,7 @@
         <w:ind w:left="3507" w:hanging="420"/>
       </w:pPr>
     </w:lvl>
-    <w:lvl w:ilvl="7" w:tentative="0">
+    <w:lvl w:ilvl="7">
       <w:start w:val="1"/>
       <w:numFmt w:val="lowerLetter"/>
       <w:lvlText w:val="%8)"/>
@@ -5316,7 +6071,7 @@
         <w:ind w:left="3927" w:hanging="420"/>
       </w:pPr>
     </w:lvl>
-    <w:lvl w:ilvl="8" w:tentative="0">
+    <w:lvl w:ilvl="8">
       <w:start w:val="1"/>
       <w:numFmt w:val="lowerRoman"/>
       <w:lvlText w:val="%9."/>
@@ -5329,11 +6084,11 @@
       </w:pPr>
     </w:lvl>
   </w:abstractNum>
-  <w:abstractNum w:abstractNumId="1">
+  <w:abstractNum w:abstractNumId="1" w15:restartNumberingAfterBreak="0">
     <w:nsid w:val="226073A7"/>
     <w:multiLevelType w:val="multilevel"/>
     <w:tmpl w:val="226073A7"/>
-    <w:lvl w:ilvl="0" w:tentative="0">
+    <w:lvl w:ilvl="0">
       <w:start w:val="1"/>
       <w:numFmt w:val="chineseCountingThousand"/>
       <w:isLgl/>
@@ -5351,7 +6106,7 @@
         <w:sz w:val="24"/>
       </w:rPr>
     </w:lvl>
-    <w:lvl w:ilvl="1" w:tentative="0">
+    <w:lvl w:ilvl="1">
       <w:start w:val="1"/>
       <w:numFmt w:val="decimal"/>
       <w:isLgl/>
@@ -5365,7 +6120,7 @@
         <w:rFonts w:hint="eastAsia"/>
       </w:rPr>
     </w:lvl>
-    <w:lvl w:ilvl="2" w:tentative="0">
+    <w:lvl w:ilvl="2">
       <w:start w:val="1"/>
       <w:numFmt w:val="decimal"/>
       <w:isLgl/>
@@ -5379,10 +6134,10 @@
         <w:rFonts w:hint="eastAsia"/>
       </w:rPr>
     </w:lvl>
-    <w:lvl w:ilvl="3" w:tentative="0">
+    <w:lvl w:ilvl="3">
       <w:start w:val="1"/>
       <w:numFmt w:val="decimal"/>
-      <w:pStyle w:val="5"/>
+      <w:pStyle w:val="4"/>
       <w:isLgl/>
       <w:suff w:val="nothing"/>
       <w:lvlText w:val="%4）"/>
@@ -5391,10 +6146,10 @@
         <w:ind w:left="1077" w:hanging="612"/>
       </w:pPr>
       <w:rPr>
-        <w:rFonts w:hint="default" w:ascii="Times New Roman" w:hAnsi="Times New Roman" w:eastAsia="宋体"/>
+        <w:rFonts w:ascii="Times New Roman" w:eastAsia="宋体" w:hAnsi="Times New Roman" w:hint="default"/>
       </w:rPr>
     </w:lvl>
-    <w:lvl w:ilvl="4" w:tentative="0">
+    <w:lvl w:ilvl="4">
       <w:start w:val="1"/>
       <w:numFmt w:val="decimal"/>
       <w:lvlText w:val="%1.%2.%3.%4.%5"/>
@@ -5409,7 +6164,7 @@
         <w:rFonts w:hint="eastAsia"/>
       </w:rPr>
     </w:lvl>
-    <w:lvl w:ilvl="5" w:tentative="0">
+    <w:lvl w:ilvl="5">
       <w:start w:val="1"/>
       <w:numFmt w:val="decimal"/>
       <w:lvlText w:val="%1.%2.%3.%4.%5.%6"/>
@@ -5424,7 +6179,7 @@
         <w:rFonts w:hint="eastAsia"/>
       </w:rPr>
     </w:lvl>
-    <w:lvl w:ilvl="6" w:tentative="0">
+    <w:lvl w:ilvl="6">
       <w:start w:val="1"/>
       <w:numFmt w:val="decimal"/>
       <w:lvlText w:val="%1.%2.%3.%4.%5.%6.%7"/>
@@ -5439,7 +6194,7 @@
         <w:rFonts w:hint="eastAsia"/>
       </w:rPr>
     </w:lvl>
-    <w:lvl w:ilvl="7" w:tentative="0">
+    <w:lvl w:ilvl="7">
       <w:start w:val="1"/>
       <w:numFmt w:val="decimal"/>
       <w:lvlText w:val="%1.%2.%3.%4.%5.%6.%7.%8"/>
@@ -5454,7 +6209,7 @@
         <w:rFonts w:hint="eastAsia"/>
       </w:rPr>
     </w:lvl>
-    <w:lvl w:ilvl="8" w:tentative="0">
+    <w:lvl w:ilvl="8">
       <w:start w:val="1"/>
       <w:numFmt w:val="decimal"/>
       <w:lvlText w:val="%1.%2.%3.%4.%5.%6.%7.%8.%9"/>
@@ -5470,14 +6225,14 @@
       </w:rPr>
     </w:lvl>
   </w:abstractNum>
-  <w:abstractNum w:abstractNumId="2">
+  <w:abstractNum w:abstractNumId="2" w15:restartNumberingAfterBreak="0">
     <w:nsid w:val="5D7C3623"/>
     <w:multiLevelType w:val="multilevel"/>
     <w:tmpl w:val="5D7C3623"/>
-    <w:lvl w:ilvl="0" w:tentative="0">
+    <w:lvl w:ilvl="0">
       <w:start w:val="1"/>
       <w:numFmt w:val="chineseCountingThousand"/>
-      <w:pStyle w:val="2"/>
+      <w:pStyle w:val="1"/>
       <w:isLgl/>
       <w:suff w:val="space"/>
       <w:lvlText w:val="%1  "/>
@@ -5489,113 +6244,113 @@
         <w:rFonts w:hint="eastAsia"/>
       </w:rPr>
     </w:lvl>
-    <w:lvl w:ilvl="1" w:tentative="0">
+    <w:lvl w:ilvl="1">
+      <w:start w:val="1"/>
+      <w:numFmt w:val="decimal"/>
+      <w:pStyle w:val="2"/>
+      <w:isLgl/>
+      <w:suff w:val="space"/>
+      <w:lvlText w:val="%1.%2"/>
+      <w:lvlJc w:val="left"/>
+      <w:pPr>
+        <w:ind w:left="890" w:hanging="465"/>
+      </w:pPr>
+      <w:rPr>
+        <w:rFonts w:hint="eastAsia"/>
+      </w:rPr>
+    </w:lvl>
+    <w:lvl w:ilvl="2">
       <w:start w:val="1"/>
       <w:numFmt w:val="decimal"/>
       <w:pStyle w:val="3"/>
       <w:isLgl/>
       <w:suff w:val="space"/>
-      <w:lvlText w:val="%1.%2"/>
+      <w:lvlText w:val="%1.%2.%3"/>
       <w:lvlJc w:val="left"/>
       <w:pPr>
-        <w:ind w:left="890" w:hanging="465"/>
+        <w:ind w:left="1101" w:hanging="635"/>
       </w:pPr>
       <w:rPr>
         <w:rFonts w:hint="eastAsia"/>
       </w:rPr>
     </w:lvl>
-    <w:lvl w:ilvl="2" w:tentative="0">
+    <w:lvl w:ilvl="3">
       <w:start w:val="1"/>
       <w:numFmt w:val="decimal"/>
-      <w:pStyle w:val="4"/>
-      <w:isLgl/>
-      <w:suff w:val="space"/>
-      <w:lvlText w:val="%1.%2.%3"/>
+      <w:lvlText w:val="%1.%2.%3.%4"/>
       <w:lvlJc w:val="left"/>
       <w:pPr>
-        <w:ind w:left="1101" w:hanging="635"/>
+        <w:tabs>
+          <w:tab w:val="left" w:pos="1060"/>
+        </w:tabs>
+        <w:ind w:left="1060" w:hanging="864"/>
       </w:pPr>
       <w:rPr>
         <w:rFonts w:hint="eastAsia"/>
       </w:rPr>
     </w:lvl>
-    <w:lvl w:ilvl="3" w:tentative="0">
+    <w:lvl w:ilvl="4">
       <w:start w:val="1"/>
       <w:numFmt w:val="decimal"/>
-      <w:lvlText w:val="%1.%2.%3.%4"/>
+      <w:lvlText w:val="%1.%2.%3.%4.%5"/>
       <w:lvlJc w:val="left"/>
       <w:pPr>
         <w:tabs>
-          <w:tab w:val="left" w:pos="1060"/>
+          <w:tab w:val="left" w:pos="1204"/>
         </w:tabs>
-        <w:ind w:left="1060" w:hanging="864"/>
+        <w:ind w:left="1204" w:hanging="1008"/>
       </w:pPr>
       <w:rPr>
         <w:rFonts w:hint="eastAsia"/>
       </w:rPr>
     </w:lvl>
-    <w:lvl w:ilvl="4" w:tentative="0">
+    <w:lvl w:ilvl="5">
       <w:start w:val="1"/>
       <w:numFmt w:val="decimal"/>
-      <w:lvlText w:val="%1.%2.%3.%4.%5"/>
+      <w:lvlText w:val="%1.%2.%3.%4.%5.%6"/>
       <w:lvlJc w:val="left"/>
       <w:pPr>
         <w:tabs>
-          <w:tab w:val="left" w:pos="1204"/>
+          <w:tab w:val="left" w:pos="1348"/>
         </w:tabs>
-        <w:ind w:left="1204" w:hanging="1008"/>
+        <w:ind w:left="1348" w:hanging="1152"/>
       </w:pPr>
       <w:rPr>
         <w:rFonts w:hint="eastAsia"/>
       </w:rPr>
     </w:lvl>
-    <w:lvl w:ilvl="5" w:tentative="0">
+    <w:lvl w:ilvl="6">
       <w:start w:val="1"/>
       <w:numFmt w:val="decimal"/>
-      <w:lvlText w:val="%1.%2.%3.%4.%5.%6"/>
+      <w:lvlText w:val="%1.%2.%3.%4.%5.%6.%7"/>
       <w:lvlJc w:val="left"/>
       <w:pPr>
         <w:tabs>
-          <w:tab w:val="left" w:pos="1348"/>
+          <w:tab w:val="left" w:pos="1492"/>
         </w:tabs>
-        <w:ind w:left="1348" w:hanging="1152"/>
+        <w:ind w:left="1492" w:hanging="1296"/>
       </w:pPr>
       <w:rPr>
         <w:rFonts w:hint="eastAsia"/>
       </w:rPr>
     </w:lvl>
-    <w:lvl w:ilvl="6" w:tentative="0">
+    <w:lvl w:ilvl="7">
       <w:start w:val="1"/>
       <w:numFmt w:val="decimal"/>
-      <w:lvlText w:val="%1.%2.%3.%4.%5.%6.%7"/>
+      <w:pStyle w:val="8"/>
+      <w:lvlText w:val="%1.%2.%3.%4.%5.%6.%7.%8"/>
       <w:lvlJc w:val="left"/>
       <w:pPr>
         <w:tabs>
-          <w:tab w:val="left" w:pos="1492"/>
+          <w:tab w:val="left" w:pos="1636"/>
         </w:tabs>
-        <w:ind w:left="1492" w:hanging="1296"/>
+        <w:ind w:left="1636" w:hanging="1440"/>
       </w:pPr>
       <w:rPr>
         <w:rFonts w:hint="eastAsia"/>
       </w:rPr>
     </w:lvl>
-    <w:lvl w:ilvl="7" w:tentative="0">
-      <w:start w:val="1"/>
-      <w:numFmt w:val="decimal"/>
-      <w:pStyle w:val="9"/>
-      <w:lvlText w:val="%1.%2.%3.%4.%5.%6.%7.%8"/>
-      <w:lvlJc w:val="left"/>
-      <w:pPr>
-        <w:tabs>
-          <w:tab w:val="left" w:pos="1636"/>
-        </w:tabs>
-        <w:ind w:left="1636" w:hanging="1440"/>
-      </w:pPr>
-      <w:rPr>
-        <w:rFonts w:hint="eastAsia"/>
-      </w:rPr>
-    </w:lvl>
-    <w:lvl w:ilvl="8" w:tentative="0">
+    <w:lvl w:ilvl="8">
       <w:start w:val="1"/>
       <w:numFmt w:val="decimal"/>
       <w:lvlText w:val="%1.%2.%3.%4.%5.%6.%7.%8.%9"/>
@@ -5611,11 +6366,11 @@
       </w:rPr>
     </w:lvl>
   </w:abstractNum>
-  <w:abstractNum w:abstractNumId="3">
+  <w:abstractNum w:abstractNumId="3" w15:restartNumberingAfterBreak="0">
     <w:nsid w:val="6F5C66D5"/>
     <w:multiLevelType w:val="multilevel"/>
     <w:tmpl w:val="6F5C66D5"/>
-    <w:lvl w:ilvl="0" w:tentative="0">
+    <w:lvl w:ilvl="0">
       <w:start w:val="1"/>
       <w:numFmt w:val="chineseCountingThousand"/>
       <w:isLgl/>
@@ -5633,7 +6388,7 @@
         <w:sz w:val="24"/>
       </w:rPr>
     </w:lvl>
-    <w:lvl w:ilvl="1" w:tentative="0">
+    <w:lvl w:ilvl="1">
       <w:start w:val="1"/>
       <w:numFmt w:val="decimal"/>
       <w:isLgl/>
@@ -5647,7 +6402,7 @@
         <w:rFonts w:hint="eastAsia"/>
       </w:rPr>
     </w:lvl>
-    <w:lvl w:ilvl="2" w:tentative="0">
+    <w:lvl w:ilvl="2">
       <w:start w:val="1"/>
       <w:numFmt w:val="decimal"/>
       <w:isLgl/>
@@ -5661,7 +6416,7 @@
         <w:rFonts w:hint="eastAsia"/>
       </w:rPr>
     </w:lvl>
-    <w:lvl w:ilvl="3" w:tentative="0">
+    <w:lvl w:ilvl="3">
       <w:start w:val="1"/>
       <w:numFmt w:val="decimal"/>
       <w:isLgl/>
@@ -5677,10 +6432,10 @@
         <w:rFonts w:hint="eastAsia"/>
       </w:rPr>
     </w:lvl>
-    <w:lvl w:ilvl="4" w:tentative="0">
+    <w:lvl w:ilvl="4">
       <w:start w:val="1"/>
       <w:numFmt w:val="decimal"/>
-      <w:pStyle w:val="6"/>
+      <w:pStyle w:val="5"/>
       <w:isLgl/>
       <w:suff w:val="nothing"/>
       <w:lvlText w:val="（%5）"/>
@@ -5692,7 +6447,7 @@
         <w:rFonts w:hint="eastAsia"/>
       </w:rPr>
     </w:lvl>
-    <w:lvl w:ilvl="5" w:tentative="0">
+    <w:lvl w:ilvl="5">
       <w:start w:val="1"/>
       <w:numFmt w:val="lowerLetter"/>
       <w:suff w:val="nothing"/>
@@ -5705,7 +6460,7 @@
         <w:rFonts w:hint="eastAsia"/>
       </w:rPr>
     </w:lvl>
-    <w:lvl w:ilvl="6" w:tentative="0">
+    <w:lvl w:ilvl="6">
       <w:start w:val="1"/>
       <w:numFmt w:val="decimal"/>
       <w:lvlText w:val="%1.%2.%3.%4.%5.%6.%7"/>
@@ -5720,7 +6475,7 @@
         <w:rFonts w:hint="eastAsia"/>
       </w:rPr>
     </w:lvl>
-    <w:lvl w:ilvl="7" w:tentative="0">
+    <w:lvl w:ilvl="7">
       <w:start w:val="1"/>
       <w:numFmt w:val="decimal"/>
       <w:lvlText w:val="%1.%2.%3.%4.%5.%6.%7.%8"/>
@@ -5735,7 +6490,7 @@
         <w:rFonts w:hint="eastAsia"/>
       </w:rPr>
     </w:lvl>
-    <w:lvl w:ilvl="8" w:tentative="0">
+    <w:lvl w:ilvl="8">
       <w:start w:val="1"/>
       <w:numFmt w:val="decimal"/>
       <w:lvlText w:val="%1.%2.%3.%4.%5.%6.%7.%8.%9"/>
@@ -5751,11 +6506,11 @@
       </w:rPr>
     </w:lvl>
   </w:abstractNum>
-  <w:abstractNum w:abstractNumId="4">
+  <w:abstractNum w:abstractNumId="4" w15:restartNumberingAfterBreak="0">
     <w:nsid w:val="724D3365"/>
     <w:multiLevelType w:val="multilevel"/>
     <w:tmpl w:val="724D3365"/>
-    <w:lvl w:ilvl="0" w:tentative="0">
+    <w:lvl w:ilvl="0">
       <w:start w:val="1"/>
       <w:numFmt w:val="chineseCountingThousand"/>
       <w:isLgl/>
@@ -5773,7 +6528,7 @@
         <w:sz w:val="24"/>
       </w:rPr>
     </w:lvl>
-    <w:lvl w:ilvl="1" w:tentative="0">
+    <w:lvl w:ilvl="1">
       <w:start w:val="1"/>
       <w:numFmt w:val="decimal"/>
       <w:isLgl/>
@@ -5787,7 +6542,7 @@
         <w:rFonts w:hint="eastAsia"/>
       </w:rPr>
     </w:lvl>
-    <w:lvl w:ilvl="2" w:tentative="0">
+    <w:lvl w:ilvl="2">
       <w:start w:val="1"/>
       <w:numFmt w:val="decimal"/>
       <w:isLgl/>
@@ -5801,7 +6556,7 @@
         <w:rFonts w:hint="eastAsia"/>
       </w:rPr>
     </w:lvl>
-    <w:lvl w:ilvl="3" w:tentative="0">
+    <w:lvl w:ilvl="3">
       <w:start w:val="1"/>
       <w:numFmt w:val="decimal"/>
       <w:isLgl/>
@@ -5817,7 +6572,7 @@
         <w:rFonts w:hint="eastAsia"/>
       </w:rPr>
     </w:lvl>
-    <w:lvl w:ilvl="4" w:tentative="0">
+    <w:lvl w:ilvl="4">
       <w:start w:val="1"/>
       <w:numFmt w:val="decimal"/>
       <w:isLgl/>
@@ -5831,50 +6586,50 @@
         <w:rFonts w:hint="eastAsia"/>
       </w:rPr>
     </w:lvl>
-    <w:lvl w:ilvl="5" w:tentative="0">
+    <w:lvl w:ilvl="5">
+      <w:start w:val="1"/>
+      <w:numFmt w:val="lowerLetter"/>
+      <w:pStyle w:val="6"/>
+      <w:suff w:val="nothing"/>
+      <w:lvlText w:val="%6）"/>
+      <w:lvlJc w:val="left"/>
+      <w:pPr>
+        <w:ind w:left="1667" w:hanging="760"/>
+      </w:pPr>
+      <w:rPr>
+        <w:rFonts w:hint="eastAsia"/>
+      </w:rPr>
+    </w:lvl>
+    <w:lvl w:ilvl="6">
       <w:start w:val="1"/>
       <w:numFmt w:val="lowerLetter"/>
       <w:pStyle w:val="7"/>
       <w:suff w:val="nothing"/>
-      <w:lvlText w:val="%6）"/>
+      <w:lvlText w:val="（%7）"/>
       <w:lvlJc w:val="left"/>
       <w:pPr>
-        <w:ind w:left="1667" w:hanging="760"/>
+        <w:ind w:left="2173" w:hanging="1296"/>
       </w:pPr>
       <w:rPr>
         <w:rFonts w:hint="eastAsia"/>
       </w:rPr>
     </w:lvl>
-    <w:lvl w:ilvl="6" w:tentative="0">
+    <w:lvl w:ilvl="7">
       <w:start w:val="1"/>
-      <w:numFmt w:val="lowerLetter"/>
-      <w:pStyle w:val="8"/>
-      <w:suff w:val="nothing"/>
-      <w:lvlText w:val="（%7）"/>
+      <w:numFmt w:val="decimal"/>
+      <w:lvlText w:val="%1.%2.%3.%4.%5.%6.%7.%8"/>
       <w:lvlJc w:val="left"/>
       <w:pPr>
-        <w:ind w:left="2173" w:hanging="1296"/>
+        <w:tabs>
+          <w:tab w:val="left" w:pos="2317"/>
+        </w:tabs>
+        <w:ind w:left="2317" w:hanging="1440"/>
       </w:pPr>
       <w:rPr>
         <w:rFonts w:hint="eastAsia"/>
       </w:rPr>
     </w:lvl>
-    <w:lvl w:ilvl="7" w:tentative="0">
-      <w:start w:val="1"/>
-      <w:numFmt w:val="decimal"/>
-      <w:lvlText w:val="%1.%2.%3.%4.%5.%6.%7.%8"/>
-      <w:lvlJc w:val="left"/>
-      <w:pPr>
-        <w:tabs>
-          <w:tab w:val="left" w:pos="2317"/>
-        </w:tabs>
-        <w:ind w:left="2317" w:hanging="1440"/>
-      </w:pPr>
-      <w:rPr>
-        <w:rFonts w:hint="eastAsia"/>
-      </w:rPr>
-    </w:lvl>
-    <w:lvl w:ilvl="8" w:tentative="0">
+    <w:lvl w:ilvl="8">
       <w:start w:val="1"/>
       <w:numFmt w:val="decimal"/>
       <w:lvlText w:val="%1.%2.%3.%4.%5.%6.%7.%8.%9"/>
@@ -5890,322 +6645,441 @@
       </w:rPr>
     </w:lvl>
   </w:abstractNum>
-  <w:num w:numId="1">
+  <w:num w:numId="1" w16cid:durableId="1995334598">
     <w:abstractNumId w:val="2"/>
   </w:num>
-  <w:num w:numId="2">
+  <w:num w:numId="2" w16cid:durableId="438182566">
     <w:abstractNumId w:val="1"/>
   </w:num>
-  <w:num w:numId="3">
+  <w:num w:numId="3" w16cid:durableId="457263768">
     <w:abstractNumId w:val="3"/>
   </w:num>
-  <w:num w:numId="4">
+  <w:num w:numId="4" w16cid:durableId="1480414660">
     <w:abstractNumId w:val="4"/>
   </w:num>
-  <w:num w:numId="5">
+  <w:num w:numId="5" w16cid:durableId="1852186352">
     <w:abstractNumId w:val="0"/>
   </w:num>
 </w:numbering>
 </file>
 
 <file path=word/styles.xml><?xml version="1.0" encoding="utf-8"?>
-<w:styles xmlns:mc="http://schemas.openxmlformats.org/markup-compatibility/2006" xmlns:o="urn:schemas-microsoft-com:office:office" xmlns:r="http://schemas.openxmlformats.org/officeDocument/2006/relationships" xmlns:m="http://schemas.openxmlformats.org/officeDocument/2006/math" xmlns:v="urn:schemas-microsoft-com:vml" xmlns:w="http://schemas.openxmlformats.org/wordprocessingml/2006/main" xmlns:w14="http://schemas.microsoft.com/office/word/2010/wordml" xmlns:w10="urn:schemas-microsoft-com:office:word" xmlns:sl="http://schemas.openxmlformats.org/schemaLibrary/2006/main" xmlns:wpsCustomData="http://www.wps.cn/officeDocument/2013/wpsCustomData" mc:Ignorable="w14">
+<w:styles xmlns:mc="http://schemas.openxmlformats.org/markup-compatibility/2006" xmlns:r="http://schemas.openxmlformats.org/officeDocument/2006/relationships" xmlns:w="http://schemas.openxmlformats.org/wordprocessingml/2006/main" xmlns:w14="http://schemas.microsoft.com/office/word/2010/wordml" xmlns:w15="http://schemas.microsoft.com/office/word/2012/wordml" xmlns:w16cex="http://schemas.microsoft.com/office/word/2018/wordml/cex" xmlns:w16cid="http://schemas.microsoft.com/office/word/2016/wordml/cid" xmlns:w16="http://schemas.microsoft.com/office/word/2018/wordml" xmlns:w16sdtdh="http://schemas.microsoft.com/office/word/2020/wordml/sdtdatahash" xmlns:w16se="http://schemas.microsoft.com/office/word/2015/wordml/symex" mc:Ignorable="w14 w15 w16se w16cid w16 w16cex w16sdtdh">
   <w:docDefaults>
     <w:rPrDefault>
       <w:rPr>
-        <w:rFonts w:ascii="Times New Roman" w:hAnsi="Times New Roman" w:eastAsia="宋体" w:cs="Times New Roman"/>
+        <w:rFonts w:ascii="Times New Roman" w:eastAsia="宋体" w:hAnsi="Times New Roman" w:cs="Times New Roman"/>
+        <w:lang w:val="en-US" w:eastAsia="zh-CN" w:bidi="ar-SA"/>
       </w:rPr>
     </w:rPrDefault>
     <w:pPrDefault/>
   </w:docDefaults>
-  <w:latentStyles w:count="260" w:defQFormat="0" w:defUnhideWhenUsed="1" w:defSemiHidden="1" w:defUIPriority="99" w:defLockedState="0">
-    <w:lsdException w:qFormat="1" w:unhideWhenUsed="0" w:uiPriority="0" w:semiHidden="0" w:name="Normal"/>
-    <w:lsdException w:qFormat="1" w:unhideWhenUsed="0" w:uiPriority="0" w:semiHidden="0" w:name="heading 1"/>
-    <w:lsdException w:qFormat="1" w:unhideWhenUsed="0" w:uiPriority="0" w:semiHidden="0" w:name="heading 2"/>
-    <w:lsdException w:qFormat="1" w:unhideWhenUsed="0" w:uiPriority="0" w:semiHidden="0" w:name="heading 3"/>
-    <w:lsdException w:qFormat="1" w:unhideWhenUsed="0" w:uiPriority="0" w:semiHidden="0" w:name="heading 4"/>
-    <w:lsdException w:qFormat="1" w:unhideWhenUsed="0" w:uiPriority="0" w:semiHidden="0" w:name="heading 5"/>
-    <w:lsdException w:qFormat="1" w:unhideWhenUsed="0" w:uiPriority="0" w:semiHidden="0" w:name="heading 6"/>
-    <w:lsdException w:qFormat="1" w:unhideWhenUsed="0" w:uiPriority="0" w:semiHidden="0" w:name="heading 7"/>
-    <w:lsdException w:qFormat="1" w:unhideWhenUsed="0" w:uiPriority="0" w:semiHidden="0" w:name="heading 8"/>
-    <w:lsdException w:qFormat="1" w:unhideWhenUsed="0" w:uiPriority="0" w:semiHidden="0" w:name="heading 9"/>
-    <w:lsdException w:uiPriority="99" w:name="index 1"/>
-    <w:lsdException w:uiPriority="99" w:name="index 2"/>
-    <w:lsdException w:uiPriority="99" w:name="index 3"/>
-    <w:lsdException w:uiPriority="99" w:name="index 4"/>
-    <w:lsdException w:uiPriority="99" w:name="index 5"/>
-    <w:lsdException w:uiPriority="99" w:name="index 6"/>
-    <w:lsdException w:uiPriority="99" w:name="index 7"/>
-    <w:lsdException w:uiPriority="99" w:name="index 8"/>
-    <w:lsdException w:uiPriority="99" w:name="index 9"/>
-    <w:lsdException w:uiPriority="39" w:name="toc 1"/>
-    <w:lsdException w:uiPriority="39" w:name="toc 2"/>
-    <w:lsdException w:uiPriority="39" w:name="toc 3"/>
-    <w:lsdException w:uiPriority="39" w:name="toc 4"/>
-    <w:lsdException w:uiPriority="39" w:name="toc 5"/>
-    <w:lsdException w:uiPriority="39" w:name="toc 6"/>
-    <w:lsdException w:uiPriority="39" w:name="toc 7"/>
-    <w:lsdException w:uiPriority="39" w:name="toc 8"/>
-    <w:lsdException w:uiPriority="39" w:name="toc 9"/>
-    <w:lsdException w:uiPriority="99" w:name="Normal Indent"/>
-    <w:lsdException w:uiPriority="99" w:name="footnote text"/>
-    <w:lsdException w:uiPriority="99" w:name="annotation text"/>
-    <w:lsdException w:uiPriority="99" w:semiHidden="0" w:name="header"/>
-    <w:lsdException w:uiPriority="99" w:semiHidden="0" w:name="footer"/>
-    <w:lsdException w:uiPriority="99" w:name="index heading"/>
-    <w:lsdException w:qFormat="1" w:uiPriority="35" w:name="caption"/>
-    <w:lsdException w:uiPriority="99" w:name="table of figures"/>
-    <w:lsdException w:uiPriority="99" w:name="envelope address"/>
-    <w:lsdException w:uiPriority="99" w:name="envelope return"/>
-    <w:lsdException w:uiPriority="99" w:name="footnote reference"/>
-    <w:lsdException w:uiPriority="99" w:name="annotation reference"/>
-    <w:lsdException w:uiPriority="99" w:name="line number"/>
-    <w:lsdException w:uiPriority="99" w:name="page number"/>
-    <w:lsdException w:uiPriority="99" w:name="endnote reference"/>
-    <w:lsdException w:uiPriority="99" w:name="endnote text"/>
-    <w:lsdException w:uiPriority="99" w:name="table of authorities"/>
-    <w:lsdException w:uiPriority="99" w:name="macro"/>
-    <w:lsdException w:uiPriority="99" w:name="toa heading"/>
-    <w:lsdException w:uiPriority="99" w:name="List"/>
-    <w:lsdException w:uiPriority="99" w:name="List Bullet"/>
-    <w:lsdException w:uiPriority="99" w:name="List Number"/>
-    <w:lsdException w:uiPriority="99" w:name="List 2"/>
-    <w:lsdException w:uiPriority="99" w:name="List 3"/>
-    <w:lsdException w:uiPriority="99" w:name="List 4"/>
-    <w:lsdException w:uiPriority="99" w:name="List 5"/>
-    <w:lsdException w:uiPriority="99" w:name="List Bullet 2"/>
-    <w:lsdException w:uiPriority="99" w:name="List Bullet 3"/>
-    <w:lsdException w:uiPriority="99" w:name="List Bullet 4"/>
-    <w:lsdException w:uiPriority="99" w:name="List Bullet 5"/>
-    <w:lsdException w:uiPriority="99" w:name="List Number 2"/>
-    <w:lsdException w:uiPriority="99" w:name="List Number 3"/>
-    <w:lsdException w:uiPriority="99" w:name="List Number 4"/>
-    <w:lsdException w:uiPriority="99" w:name="List Number 5"/>
-    <w:lsdException w:qFormat="1" w:unhideWhenUsed="0" w:uiPriority="10" w:semiHidden="0" w:name="Title"/>
-    <w:lsdException w:uiPriority="99" w:name="Closing"/>
-    <w:lsdException w:uiPriority="99" w:name="Signature"/>
-    <w:lsdException w:uiPriority="1" w:semiHidden="0" w:name="Default Paragraph Font"/>
-    <w:lsdException w:uiPriority="99" w:name="Body Text"/>
-    <w:lsdException w:uiPriority="99" w:name="Body Text Indent"/>
-    <w:lsdException w:uiPriority="99" w:name="List Continue"/>
-    <w:lsdException w:uiPriority="99" w:name="List Continue 2"/>
-    <w:lsdException w:uiPriority="99" w:name="List Continue 3"/>
-    <w:lsdException w:uiPriority="99" w:name="List Continue 4"/>
-    <w:lsdException w:uiPriority="99" w:name="List Continue 5"/>
-    <w:lsdException w:uiPriority="99" w:name="Message Header"/>
-    <w:lsdException w:qFormat="1" w:unhideWhenUsed="0" w:uiPriority="11" w:semiHidden="0" w:name="Subtitle"/>
-    <w:lsdException w:uiPriority="99" w:name="Salutation"/>
-    <w:lsdException w:uiPriority="99" w:name="Date"/>
-    <w:lsdException w:uiPriority="99" w:name="Body Text First Indent"/>
-    <w:lsdException w:uiPriority="99" w:name="Body Text First Indent 2"/>
-    <w:lsdException w:uiPriority="99" w:name="Note Heading"/>
-    <w:lsdException w:uiPriority="99" w:name="Body Text 2"/>
-    <w:lsdException w:uiPriority="99" w:name="Body Text 3"/>
-    <w:lsdException w:uiPriority="99" w:name="Body Text Indent 2"/>
-    <w:lsdException w:uiPriority="99" w:name="Body Text Indent 3"/>
-    <w:lsdException w:uiPriority="99" w:name="Block Text"/>
-    <w:lsdException w:uiPriority="99" w:name="Hyperlink"/>
-    <w:lsdException w:uiPriority="99" w:name="FollowedHyperlink"/>
-    <w:lsdException w:qFormat="1" w:unhideWhenUsed="0" w:uiPriority="22" w:semiHidden="0" w:name="Strong"/>
-    <w:lsdException w:qFormat="1" w:unhideWhenUsed="0" w:uiPriority="20" w:semiHidden="0" w:name="Emphasis"/>
-    <w:lsdException w:uiPriority="99" w:name="Document Map"/>
-    <w:lsdException w:uiPriority="99" w:name="Plain Text"/>
-    <w:lsdException w:uiPriority="99" w:name="E-mail Signature"/>
-    <w:lsdException w:uiPriority="99" w:name="Normal (Web)"/>
-    <w:lsdException w:uiPriority="99" w:name="HTML Acronym"/>
-    <w:lsdException w:uiPriority="99" w:name="HTML Address"/>
-    <w:lsdException w:uiPriority="99" w:name="HTML Cite"/>
-    <w:lsdException w:uiPriority="99" w:name="HTML Code"/>
-    <w:lsdException w:uiPriority="99" w:name="HTML Definition"/>
-    <w:lsdException w:uiPriority="99" w:name="HTML Keyboard"/>
-    <w:lsdException w:uiPriority="99" w:name="HTML Preformatted"/>
-    <w:lsdException w:uiPriority="99" w:name="HTML Sample"/>
-    <w:lsdException w:uiPriority="99" w:name="HTML Typewriter"/>
-    <w:lsdException w:uiPriority="99" w:name="HTML Variable"/>
-    <w:lsdException w:uiPriority="99" w:name="Normal Table"/>
-    <w:lsdException w:uiPriority="99" w:name="annotation subject"/>
-    <w:lsdException w:uiPriority="99" w:name="Table Simple 1"/>
-    <w:lsdException w:uiPriority="99" w:name="Table Simple 2"/>
-    <w:lsdException w:uiPriority="99" w:name="Table Simple 3"/>
-    <w:lsdException w:uiPriority="99" w:name="Table Classic 1"/>
-    <w:lsdException w:uiPriority="99" w:name="Table Classic 2"/>
-    <w:lsdException w:uiPriority="99" w:name="Table Classic 3"/>
-    <w:lsdException w:uiPriority="99" w:name="Table Classic 4"/>
-    <w:lsdException w:uiPriority="99" w:name="Table Colorful 1"/>
-    <w:lsdException w:uiPriority="99" w:name="Table Colorful 2"/>
-    <w:lsdException w:uiPriority="99" w:name="Table Colorful 3"/>
-    <w:lsdException w:uiPriority="99" w:name="Table Columns 1"/>
-    <w:lsdException w:uiPriority="99" w:name="Table Columns 2"/>
-    <w:lsdException w:uiPriority="99" w:name="Table Columns 3"/>
-    <w:lsdException w:uiPriority="99" w:name="Table Columns 4"/>
-    <w:lsdException w:uiPriority="99" w:name="Table Columns 5"/>
-    <w:lsdException w:uiPriority="99" w:name="Table Grid 1"/>
-    <w:lsdException w:uiPriority="99" w:name="Table Grid 2"/>
-    <w:lsdException w:uiPriority="99" w:name="Table Grid 3"/>
-    <w:lsdException w:uiPriority="99" w:name="Table Grid 4"/>
-    <w:lsdException w:uiPriority="99" w:name="Table Grid 5"/>
-    <w:lsdException w:uiPriority="99" w:name="Table Grid 6"/>
-    <w:lsdException w:uiPriority="99" w:name="Table Grid 7"/>
-    <w:lsdException w:uiPriority="99" w:name="Table Grid 8"/>
-    <w:lsdException w:uiPriority="99" w:name="Table List 1"/>
-    <w:lsdException w:uiPriority="99" w:name="Table List 2"/>
-    <w:lsdException w:uiPriority="99" w:name="Table List 3"/>
-    <w:lsdException w:uiPriority="99" w:name="Table List 4"/>
-    <w:lsdException w:uiPriority="99" w:name="Table List 5"/>
-    <w:lsdException w:uiPriority="99" w:name="Table List 6"/>
-    <w:lsdException w:uiPriority="99" w:name="Table List 7"/>
-    <w:lsdException w:uiPriority="99" w:name="Table List 8"/>
-    <w:lsdException w:uiPriority="99" w:name="Table 3D effects 1"/>
-    <w:lsdException w:uiPriority="99" w:name="Table 3D effects 2"/>
-    <w:lsdException w:uiPriority="99" w:name="Table 3D effects 3"/>
-    <w:lsdException w:uiPriority="99" w:name="Table Contemporary"/>
-    <w:lsdException w:uiPriority="99" w:name="Table Elegant"/>
-    <w:lsdException w:uiPriority="99" w:name="Table Professional"/>
-    <w:lsdException w:uiPriority="99" w:name="Table Subtle 1"/>
-    <w:lsdException w:uiPriority="99" w:name="Table Subtle 2"/>
-    <w:lsdException w:uiPriority="99" w:name="Table Web 1"/>
-    <w:lsdException w:uiPriority="99" w:name="Table Web 2"/>
-    <w:lsdException w:uiPriority="99" w:name="Table Web 3"/>
-    <w:lsdException w:uiPriority="99" w:name="Balloon Text"/>
-    <w:lsdException w:unhideWhenUsed="0" w:uiPriority="39" w:semiHidden="0" w:name="Table Grid"/>
-    <w:lsdException w:uiPriority="99" w:name="Table Theme"/>
-    <w:lsdException w:unhideWhenUsed="0" w:uiPriority="99" w:name="Placeholder Text"/>
-    <w:lsdException w:unhideWhenUsed="0" w:uiPriority="60" w:semiHidden="0" w:name="Light Shading"/>
-    <w:lsdException w:unhideWhenUsed="0" w:uiPriority="61" w:semiHidden="0" w:name="Light List"/>
-    <w:lsdException w:unhideWhenUsed="0" w:uiPriority="62" w:semiHidden="0" w:name="Light Grid"/>
-    <w:lsdException w:unhideWhenUsed="0" w:uiPriority="63" w:semiHidden="0" w:name="Medium Shading 1"/>
-    <w:lsdException w:unhideWhenUsed="0" w:uiPriority="64" w:semiHidden="0" w:name="Medium Shading 2"/>
-    <w:lsdException w:unhideWhenUsed="0" w:uiPriority="65" w:semiHidden="0" w:name="Medium List 1"/>
-    <w:lsdException w:unhideWhenUsed="0" w:uiPriority="66" w:semiHidden="0" w:name="Medium List 2"/>
-    <w:lsdException w:unhideWhenUsed="0" w:uiPriority="67" w:semiHidden="0" w:name="Medium Grid 1"/>
-    <w:lsdException w:unhideWhenUsed="0" w:uiPriority="68" w:semiHidden="0" w:name="Medium Grid 2"/>
-    <w:lsdException w:unhideWhenUsed="0" w:uiPriority="69" w:semiHidden="0" w:name="Medium Grid 3"/>
-    <w:lsdException w:unhideWhenUsed="0" w:uiPriority="70" w:semiHidden="0" w:name="Dark List"/>
-    <w:lsdException w:unhideWhenUsed="0" w:uiPriority="71" w:semiHidden="0" w:name="Colorful Shading"/>
-    <w:lsdException w:unhideWhenUsed="0" w:uiPriority="72" w:semiHidden="0" w:name="Colorful List"/>
-    <w:lsdException w:unhideWhenUsed="0" w:uiPriority="73" w:semiHidden="0" w:name="Colorful Grid"/>
-    <w:lsdException w:unhideWhenUsed="0" w:uiPriority="60" w:semiHidden="0" w:name="Light Shading Accent 1"/>
-    <w:lsdException w:unhideWhenUsed="0" w:uiPriority="61" w:semiHidden="0" w:name="Light List Accent 1"/>
-    <w:lsdException w:unhideWhenUsed="0" w:uiPriority="62" w:semiHidden="0" w:name="Light Grid Accent 1"/>
-    <w:lsdException w:unhideWhenUsed="0" w:uiPriority="63" w:semiHidden="0" w:name="Medium Shading 1 Accent 1"/>
-    <w:lsdException w:unhideWhenUsed="0" w:uiPriority="64" w:semiHidden="0" w:name="Medium Shading 2 Accent 1"/>
-    <w:lsdException w:unhideWhenUsed="0" w:uiPriority="65" w:semiHidden="0" w:name="Medium List 1 Accent 1"/>
-    <w:lsdException w:qFormat="1" w:unhideWhenUsed="0" w:uiPriority="34" w:semiHidden="0" w:name="List Paragraph"/>
-    <w:lsdException w:qFormat="1" w:unhideWhenUsed="0" w:uiPriority="29" w:semiHidden="0" w:name="Quote"/>
-    <w:lsdException w:qFormat="1" w:unhideWhenUsed="0" w:uiPriority="30" w:semiHidden="0" w:name="Intense Quote"/>
-    <w:lsdException w:unhideWhenUsed="0" w:uiPriority="66" w:semiHidden="0" w:name="Medium List 2 Accent 1"/>
-    <w:lsdException w:unhideWhenUsed="0" w:uiPriority="67" w:semiHidden="0" w:name="Medium Grid 1 Accent 1"/>
-    <w:lsdException w:unhideWhenUsed="0" w:uiPriority="68" w:semiHidden="0" w:name="Medium Grid 2 Accent 1"/>
-    <w:lsdException w:unhideWhenUsed="0" w:uiPriority="69" w:semiHidden="0" w:name="Medium Grid 3 Accent 1"/>
-    <w:lsdException w:unhideWhenUsed="0" w:uiPriority="70" w:semiHidden="0" w:name="Dark List Accent 1"/>
-    <w:lsdException w:unhideWhenUsed="0" w:uiPriority="71" w:semiHidden="0" w:name="Colorful Shading Accent 1"/>
-    <w:lsdException w:unhideWhenUsed="0" w:uiPriority="72" w:semiHidden="0" w:name="Colorful List Accent 1"/>
-    <w:lsdException w:unhideWhenUsed="0" w:uiPriority="73" w:semiHidden="0" w:name="Colorful Grid Accent 1"/>
-    <w:lsdException w:unhideWhenUsed="0" w:uiPriority="60" w:semiHidden="0" w:name="Light Shading Accent 2"/>
-    <w:lsdException w:unhideWhenUsed="0" w:uiPriority="61" w:semiHidden="0" w:name="Light List Accent 2"/>
-    <w:lsdException w:unhideWhenUsed="0" w:uiPriority="62" w:semiHidden="0" w:name="Light Grid Accent 2"/>
-    <w:lsdException w:unhideWhenUsed="0" w:uiPriority="63" w:semiHidden="0" w:name="Medium Shading 1 Accent 2"/>
-    <w:lsdException w:unhideWhenUsed="0" w:uiPriority="64" w:semiHidden="0" w:name="Medium Shading 2 Accent 2"/>
-    <w:lsdException w:unhideWhenUsed="0" w:uiPriority="65" w:semiHidden="0" w:name="Medium List 1 Accent 2"/>
-    <w:lsdException w:unhideWhenUsed="0" w:uiPriority="66" w:semiHidden="0" w:name="Medium List 2 Accent 2"/>
-    <w:lsdException w:unhideWhenUsed="0" w:uiPriority="67" w:semiHidden="0" w:name="Medium Grid 1 Accent 2"/>
-    <w:lsdException w:unhideWhenUsed="0" w:uiPriority="68" w:semiHidden="0" w:name="Medium Grid 2 Accent 2"/>
-    <w:lsdException w:unhideWhenUsed="0" w:uiPriority="69" w:semiHidden="0" w:name="Medium Grid 3 Accent 2"/>
-    <w:lsdException w:unhideWhenUsed="0" w:uiPriority="70" w:semiHidden="0" w:name="Dark List Accent 2"/>
-    <w:lsdException w:unhideWhenUsed="0" w:uiPriority="71" w:semiHidden="0" w:name="Colorful Shading Accent 2"/>
-    <w:lsdException w:unhideWhenUsed="0" w:uiPriority="72" w:semiHidden="0" w:name="Colorful List Accent 2"/>
-    <w:lsdException w:unhideWhenUsed="0" w:uiPriority="73" w:semiHidden="0" w:name="Colorful Grid Accent 2"/>
-    <w:lsdException w:unhideWhenUsed="0" w:uiPriority="60" w:semiHidden="0" w:name="Light Shading Accent 3"/>
-    <w:lsdException w:unhideWhenUsed="0" w:uiPriority="61" w:semiHidden="0" w:name="Light List Accent 3"/>
-    <w:lsdException w:unhideWhenUsed="0" w:uiPriority="62" w:semiHidden="0" w:name="Light Grid Accent 3"/>
-    <w:lsdException w:unhideWhenUsed="0" w:uiPriority="63" w:semiHidden="0" w:name="Medium Shading 1 Accent 3"/>
-    <w:lsdException w:unhideWhenUsed="0" w:uiPriority="64" w:semiHidden="0" w:name="Medium Shading 2 Accent 3"/>
-    <w:lsdException w:unhideWhenUsed="0" w:uiPriority="65" w:semiHidden="0" w:name="Medium List 1 Accent 3"/>
-    <w:lsdException w:unhideWhenUsed="0" w:uiPriority="66" w:semiHidden="0" w:name="Medium List 2 Accent 3"/>
-    <w:lsdException w:unhideWhenUsed="0" w:uiPriority="67" w:semiHidden="0" w:name="Medium Grid 1 Accent 3"/>
-    <w:lsdException w:unhideWhenUsed="0" w:uiPriority="68" w:semiHidden="0" w:name="Medium Grid 2 Accent 3"/>
-    <w:lsdException w:unhideWhenUsed="0" w:uiPriority="69" w:semiHidden="0" w:name="Medium Grid 3 Accent 3"/>
-    <w:lsdException w:unhideWhenUsed="0" w:uiPriority="70" w:semiHidden="0" w:name="Dark List Accent 3"/>
-    <w:lsdException w:unhideWhenUsed="0" w:uiPriority="71" w:semiHidden="0" w:name="Colorful Shading Accent 3"/>
-    <w:lsdException w:unhideWhenUsed="0" w:uiPriority="72" w:semiHidden="0" w:name="Colorful List Accent 3"/>
-    <w:lsdException w:unhideWhenUsed="0" w:uiPriority="73" w:semiHidden="0" w:name="Colorful Grid Accent 3"/>
-    <w:lsdException w:unhideWhenUsed="0" w:uiPriority="60" w:semiHidden="0" w:name="Light Shading Accent 4"/>
-    <w:lsdException w:unhideWhenUsed="0" w:uiPriority="61" w:semiHidden="0" w:name="Light List Accent 4"/>
-    <w:lsdException w:unhideWhenUsed="0" w:uiPriority="62" w:semiHidden="0" w:name="Light Grid Accent 4"/>
-    <w:lsdException w:unhideWhenUsed="0" w:uiPriority="63" w:semiHidden="0" w:name="Medium Shading 1 Accent 4"/>
-    <w:lsdException w:unhideWhenUsed="0" w:uiPriority="64" w:semiHidden="0" w:name="Medium Shading 2 Accent 4"/>
-    <w:lsdException w:unhideWhenUsed="0" w:uiPriority="65" w:semiHidden="0" w:name="Medium List 1 Accent 4"/>
-    <w:lsdException w:unhideWhenUsed="0" w:uiPriority="66" w:semiHidden="0" w:name="Medium List 2 Accent 4"/>
-    <w:lsdException w:unhideWhenUsed="0" w:uiPriority="67" w:semiHidden="0" w:name="Medium Grid 1 Accent 4"/>
-    <w:lsdException w:unhideWhenUsed="0" w:uiPriority="68" w:semiHidden="0" w:name="Medium Grid 2 Accent 4"/>
-    <w:lsdException w:unhideWhenUsed="0" w:uiPriority="69" w:semiHidden="0" w:name="Medium Grid 3 Accent 4"/>
-    <w:lsdException w:unhideWhenUsed="0" w:uiPriority="70" w:semiHidden="0" w:name="Dark List Accent 4"/>
-    <w:lsdException w:unhideWhenUsed="0" w:uiPriority="71" w:semiHidden="0" w:name="Colorful Shading Accent 4"/>
-    <w:lsdException w:unhideWhenUsed="0" w:uiPriority="72" w:semiHidden="0" w:name="Colorful List Accent 4"/>
-    <w:lsdException w:unhideWhenUsed="0" w:uiPriority="73" w:semiHidden="0" w:name="Colorful Grid Accent 4"/>
-    <w:lsdException w:unhideWhenUsed="0" w:uiPriority="60" w:semiHidden="0" w:name="Light Shading Accent 5"/>
-    <w:lsdException w:unhideWhenUsed="0" w:uiPriority="61" w:semiHidden="0" w:name="Light List Accent 5"/>
-    <w:lsdException w:unhideWhenUsed="0" w:uiPriority="62" w:semiHidden="0" w:name="Light Grid Accent 5"/>
-    <w:lsdException w:unhideWhenUsed="0" w:uiPriority="63" w:semiHidden="0" w:name="Medium Shading 1 Accent 5"/>
-    <w:lsdException w:unhideWhenUsed="0" w:uiPriority="64" w:semiHidden="0" w:name="Medium Shading 2 Accent 5"/>
-    <w:lsdException w:unhideWhenUsed="0" w:uiPriority="65" w:semiHidden="0" w:name="Medium List 1 Accent 5"/>
-    <w:lsdException w:unhideWhenUsed="0" w:uiPriority="66" w:semiHidden="0" w:name="Medium List 2 Accent 5"/>
-    <w:lsdException w:unhideWhenUsed="0" w:uiPriority="67" w:semiHidden="0" w:name="Medium Grid 1 Accent 5"/>
-    <w:lsdException w:unhideWhenUsed="0" w:uiPriority="68" w:semiHidden="0" w:name="Medium Grid 2 Accent 5"/>
-    <w:lsdException w:unhideWhenUsed="0" w:uiPriority="69" w:semiHidden="0" w:name="Medium Grid 3 Accent 5"/>
-    <w:lsdException w:unhideWhenUsed="0" w:uiPriority="70" w:semiHidden="0" w:name="Dark List Accent 5"/>
-    <w:lsdException w:unhideWhenUsed="0" w:uiPriority="71" w:semiHidden="0" w:name="Colorful Shading Accent 5"/>
-    <w:lsdException w:unhideWhenUsed="0" w:uiPriority="72" w:semiHidden="0" w:name="Colorful List Accent 5"/>
-    <w:lsdException w:unhideWhenUsed="0" w:uiPriority="73" w:semiHidden="0" w:name="Colorful Grid Accent 5"/>
-    <w:lsdException w:unhideWhenUsed="0" w:uiPriority="60" w:semiHidden="0" w:name="Light Shading Accent 6"/>
-    <w:lsdException w:unhideWhenUsed="0" w:uiPriority="61" w:semiHidden="0" w:name="Light List Accent 6"/>
-    <w:lsdException w:unhideWhenUsed="0" w:uiPriority="62" w:semiHidden="0" w:name="Light Grid Accent 6"/>
-    <w:lsdException w:unhideWhenUsed="0" w:uiPriority="63" w:semiHidden="0" w:name="Medium Shading 1 Accent 6"/>
-    <w:lsdException w:unhideWhenUsed="0" w:uiPriority="64" w:semiHidden="0" w:name="Medium Shading 2 Accent 6"/>
-    <w:lsdException w:unhideWhenUsed="0" w:uiPriority="65" w:semiHidden="0" w:name="Medium List 1 Accent 6"/>
-    <w:lsdException w:unhideWhenUsed="0" w:uiPriority="66" w:semiHidden="0" w:name="Medium List 2 Accent 6"/>
-    <w:lsdException w:unhideWhenUsed="0" w:uiPriority="67" w:semiHidden="0" w:name="Medium Grid 1 Accent 6"/>
-    <w:lsdException w:unhideWhenUsed="0" w:uiPriority="68" w:semiHidden="0" w:name="Medium Grid 2 Accent 6"/>
-    <w:lsdException w:unhideWhenUsed="0" w:uiPriority="69" w:semiHidden="0" w:name="Medium Grid 3 Accent 6"/>
-    <w:lsdException w:unhideWhenUsed="0" w:uiPriority="70" w:semiHidden="0" w:name="Dark List Accent 6"/>
-    <w:lsdException w:unhideWhenUsed="0" w:uiPriority="71" w:semiHidden="0" w:name="Colorful Shading Accent 6"/>
-    <w:lsdException w:unhideWhenUsed="0" w:uiPriority="72" w:semiHidden="0" w:name="Colorful List Accent 6"/>
-    <w:lsdException w:unhideWhenUsed="0" w:uiPriority="73" w:semiHidden="0" w:name="Colorful Grid Accent 6"/>
+  <w:latentStyles w:defLockedState="0" w:defUIPriority="99" w:defSemiHidden="0" w:defUnhideWhenUsed="0" w:defQFormat="0" w:count="376">
+    <w:lsdException w:name="Normal" w:uiPriority="0" w:qFormat="1"/>
+    <w:lsdException w:name="heading 1" w:uiPriority="0" w:qFormat="1"/>
+    <w:lsdException w:name="heading 2" w:uiPriority="0" w:qFormat="1"/>
+    <w:lsdException w:name="heading 3" w:uiPriority="0" w:qFormat="1"/>
+    <w:lsdException w:name="heading 4" w:uiPriority="0" w:qFormat="1"/>
+    <w:lsdException w:name="heading 5" w:uiPriority="0" w:qFormat="1"/>
+    <w:lsdException w:name="heading 6" w:uiPriority="0" w:qFormat="1"/>
+    <w:lsdException w:name="heading 7" w:uiPriority="0" w:qFormat="1"/>
+    <w:lsdException w:name="heading 8" w:uiPriority="0" w:qFormat="1"/>
+    <w:lsdException w:name="heading 9" w:uiPriority="0" w:qFormat="1"/>
+    <w:lsdException w:name="index 1" w:semiHidden="1" w:unhideWhenUsed="1"/>
+    <w:lsdException w:name="index 2" w:semiHidden="1" w:unhideWhenUsed="1"/>
+    <w:lsdException w:name="index 3" w:semiHidden="1" w:unhideWhenUsed="1"/>
+    <w:lsdException w:name="index 4" w:semiHidden="1" w:unhideWhenUsed="1"/>
+    <w:lsdException w:name="index 5" w:semiHidden="1" w:unhideWhenUsed="1"/>
+    <w:lsdException w:name="index 6" w:semiHidden="1" w:unhideWhenUsed="1"/>
+    <w:lsdException w:name="index 7" w:semiHidden="1" w:unhideWhenUsed="1"/>
+    <w:lsdException w:name="index 8" w:semiHidden="1" w:unhideWhenUsed="1"/>
+    <w:lsdException w:name="index 9" w:semiHidden="1" w:unhideWhenUsed="1"/>
+    <w:lsdException w:name="toc 1" w:semiHidden="1" w:uiPriority="39" w:unhideWhenUsed="1"/>
+    <w:lsdException w:name="toc 2" w:semiHidden="1" w:uiPriority="39" w:unhideWhenUsed="1"/>
+    <w:lsdException w:name="toc 3" w:semiHidden="1" w:uiPriority="39" w:unhideWhenUsed="1"/>
+    <w:lsdException w:name="toc 4" w:semiHidden="1" w:uiPriority="39" w:unhideWhenUsed="1"/>
+    <w:lsdException w:name="toc 5" w:semiHidden="1" w:uiPriority="39" w:unhideWhenUsed="1"/>
+    <w:lsdException w:name="toc 6" w:semiHidden="1" w:uiPriority="39" w:unhideWhenUsed="1"/>
+    <w:lsdException w:name="toc 7" w:semiHidden="1" w:uiPriority="39" w:unhideWhenUsed="1"/>
+    <w:lsdException w:name="toc 8" w:semiHidden="1" w:uiPriority="39" w:unhideWhenUsed="1"/>
+    <w:lsdException w:name="toc 9" w:semiHidden="1" w:uiPriority="39" w:unhideWhenUsed="1"/>
+    <w:lsdException w:name="Normal Indent" w:semiHidden="1" w:unhideWhenUsed="1"/>
+    <w:lsdException w:name="footnote text" w:semiHidden="1" w:unhideWhenUsed="1"/>
+    <w:lsdException w:name="annotation text" w:semiHidden="1" w:unhideWhenUsed="1"/>
+    <w:lsdException w:name="header" w:unhideWhenUsed="1"/>
+    <w:lsdException w:name="footer" w:unhideWhenUsed="1"/>
+    <w:lsdException w:name="index heading" w:semiHidden="1" w:unhideWhenUsed="1"/>
+    <w:lsdException w:name="caption" w:semiHidden="1" w:uiPriority="35" w:unhideWhenUsed="1" w:qFormat="1"/>
+    <w:lsdException w:name="table of figures" w:semiHidden="1" w:unhideWhenUsed="1"/>
+    <w:lsdException w:name="envelope address" w:semiHidden="1" w:unhideWhenUsed="1"/>
+    <w:lsdException w:name="envelope return" w:semiHidden="1" w:unhideWhenUsed="1"/>
+    <w:lsdException w:name="footnote reference" w:semiHidden="1" w:unhideWhenUsed="1"/>
+    <w:lsdException w:name="annotation reference" w:semiHidden="1" w:unhideWhenUsed="1"/>
+    <w:lsdException w:name="line number" w:semiHidden="1" w:unhideWhenUsed="1"/>
+    <w:lsdException w:name="page number" w:semiHidden="1" w:unhideWhenUsed="1"/>
+    <w:lsdException w:name="endnote reference" w:semiHidden="1" w:unhideWhenUsed="1"/>
+    <w:lsdException w:name="endnote text" w:semiHidden="1" w:unhideWhenUsed="1"/>
+    <w:lsdException w:name="table of authorities" w:semiHidden="1" w:unhideWhenUsed="1"/>
+    <w:lsdException w:name="macro" w:semiHidden="1" w:unhideWhenUsed="1"/>
+    <w:lsdException w:name="toa heading" w:semiHidden="1" w:unhideWhenUsed="1"/>
+    <w:lsdException w:name="List" w:semiHidden="1" w:unhideWhenUsed="1"/>
+    <w:lsdException w:name="List Bullet" w:semiHidden="1" w:unhideWhenUsed="1"/>
+    <w:lsdException w:name="List Number" w:semiHidden="1" w:unhideWhenUsed="1"/>
+    <w:lsdException w:name="List 2" w:semiHidden="1" w:unhideWhenUsed="1"/>
+    <w:lsdException w:name="List 3" w:semiHidden="1" w:unhideWhenUsed="1"/>
+    <w:lsdException w:name="List 4" w:semiHidden="1" w:unhideWhenUsed="1"/>
+    <w:lsdException w:name="List 5" w:semiHidden="1" w:unhideWhenUsed="1"/>
+    <w:lsdException w:name="List Bullet 2" w:semiHidden="1" w:unhideWhenUsed="1"/>
+    <w:lsdException w:name="List Bullet 3" w:semiHidden="1" w:unhideWhenUsed="1"/>
+    <w:lsdException w:name="List Bullet 4" w:semiHidden="1" w:unhideWhenUsed="1"/>
+    <w:lsdException w:name="List Bullet 5" w:semiHidden="1" w:unhideWhenUsed="1"/>
+    <w:lsdException w:name="List Number 2" w:semiHidden="1" w:unhideWhenUsed="1"/>
+    <w:lsdException w:name="List Number 3" w:semiHidden="1" w:unhideWhenUsed="1"/>
+    <w:lsdException w:name="List Number 4" w:semiHidden="1" w:unhideWhenUsed="1"/>
+    <w:lsdException w:name="List Number 5" w:semiHidden="1" w:unhideWhenUsed="1"/>
+    <w:lsdException w:name="Title" w:uiPriority="10" w:qFormat="1"/>
+    <w:lsdException w:name="Closing" w:semiHidden="1" w:unhideWhenUsed="1"/>
+    <w:lsdException w:name="Signature" w:semiHidden="1" w:unhideWhenUsed="1"/>
+    <w:lsdException w:name="Default Paragraph Font" w:uiPriority="1" w:unhideWhenUsed="1"/>
+    <w:lsdException w:name="Body Text" w:semiHidden="1" w:unhideWhenUsed="1"/>
+    <w:lsdException w:name="Body Text Indent" w:semiHidden="1" w:unhideWhenUsed="1"/>
+    <w:lsdException w:name="List Continue" w:semiHidden="1" w:unhideWhenUsed="1"/>
+    <w:lsdException w:name="List Continue 2" w:semiHidden="1" w:unhideWhenUsed="1"/>
+    <w:lsdException w:name="List Continue 3" w:semiHidden="1" w:unhideWhenUsed="1"/>
+    <w:lsdException w:name="List Continue 4" w:semiHidden="1" w:unhideWhenUsed="1"/>
+    <w:lsdException w:name="List Continue 5" w:semiHidden="1" w:unhideWhenUsed="1"/>
+    <w:lsdException w:name="Message Header" w:semiHidden="1" w:unhideWhenUsed="1"/>
+    <w:lsdException w:name="Subtitle" w:uiPriority="11" w:qFormat="1"/>
+    <w:lsdException w:name="Salutation" w:semiHidden="1" w:unhideWhenUsed="1"/>
+    <w:lsdException w:name="Date" w:semiHidden="1" w:unhideWhenUsed="1"/>
+    <w:lsdException w:name="Body Text First Indent" w:semiHidden="1" w:unhideWhenUsed="1"/>
+    <w:lsdException w:name="Body Text First Indent 2" w:semiHidden="1" w:unhideWhenUsed="1"/>
+    <w:lsdException w:name="Note Heading" w:semiHidden="1" w:unhideWhenUsed="1"/>
+    <w:lsdException w:name="Body Text 2" w:semiHidden="1" w:unhideWhenUsed="1"/>
+    <w:lsdException w:name="Body Text 3" w:semiHidden="1" w:unhideWhenUsed="1"/>
+    <w:lsdException w:name="Body Text Indent 2" w:semiHidden="1" w:unhideWhenUsed="1"/>
+    <w:lsdException w:name="Body Text Indent 3" w:semiHidden="1" w:unhideWhenUsed="1"/>
+    <w:lsdException w:name="Block Text" w:semiHidden="1" w:unhideWhenUsed="1"/>
+    <w:lsdException w:name="Hyperlink" w:semiHidden="1" w:unhideWhenUsed="1"/>
+    <w:lsdException w:name="FollowedHyperlink" w:semiHidden="1" w:unhideWhenUsed="1"/>
+    <w:lsdException w:name="Strong" w:uiPriority="22" w:qFormat="1"/>
+    <w:lsdException w:name="Emphasis" w:uiPriority="20" w:qFormat="1"/>
+    <w:lsdException w:name="Document Map" w:semiHidden="1" w:unhideWhenUsed="1"/>
+    <w:lsdException w:name="Plain Text" w:semiHidden="1" w:unhideWhenUsed="1"/>
+    <w:lsdException w:name="E-mail Signature" w:semiHidden="1" w:unhideWhenUsed="1"/>
+    <w:lsdException w:name="HTML Top of Form" w:semiHidden="1" w:unhideWhenUsed="1"/>
+    <w:lsdException w:name="HTML Bottom of Form" w:semiHidden="1" w:unhideWhenUsed="1"/>
+    <w:lsdException w:name="Normal (Web)" w:semiHidden="1" w:unhideWhenUsed="1"/>
+    <w:lsdException w:name="HTML Acronym" w:semiHidden="1" w:unhideWhenUsed="1"/>
+    <w:lsdException w:name="HTML Address" w:semiHidden="1" w:unhideWhenUsed="1"/>
+    <w:lsdException w:name="HTML Cite" w:semiHidden="1" w:unhideWhenUsed="1"/>
+    <w:lsdException w:name="HTML Code" w:semiHidden="1" w:unhideWhenUsed="1"/>
+    <w:lsdException w:name="HTML Definition" w:semiHidden="1" w:unhideWhenUsed="1"/>
+    <w:lsdException w:name="HTML Keyboard" w:semiHidden="1" w:unhideWhenUsed="1"/>
+    <w:lsdException w:name="HTML Preformatted" w:semiHidden="1" w:unhideWhenUsed="1"/>
+    <w:lsdException w:name="HTML Sample" w:semiHidden="1" w:unhideWhenUsed="1"/>
+    <w:lsdException w:name="HTML Typewriter" w:semiHidden="1" w:unhideWhenUsed="1"/>
+    <w:lsdException w:name="HTML Variable" w:semiHidden="1" w:unhideWhenUsed="1"/>
+    <w:lsdException w:name="Normal Table" w:semiHidden="1" w:unhideWhenUsed="1"/>
+    <w:lsdException w:name="annotation subject" w:semiHidden="1" w:unhideWhenUsed="1"/>
+    <w:lsdException w:name="No List" w:semiHidden="1" w:unhideWhenUsed="1"/>
+    <w:lsdException w:name="Outline List 1" w:semiHidden="1" w:unhideWhenUsed="1"/>
+    <w:lsdException w:name="Outline List 2" w:semiHidden="1" w:unhideWhenUsed="1"/>
+    <w:lsdException w:name="Outline List 3" w:semiHidden="1" w:unhideWhenUsed="1"/>
+    <w:lsdException w:name="Table Simple 1" w:semiHidden="1" w:unhideWhenUsed="1"/>
+    <w:lsdException w:name="Table Simple 2" w:semiHidden="1" w:unhideWhenUsed="1"/>
+    <w:lsdException w:name="Table Simple 3" w:semiHidden="1" w:unhideWhenUsed="1"/>
+    <w:lsdException w:name="Table Classic 1" w:semiHidden="1" w:unhideWhenUsed="1"/>
+    <w:lsdException w:name="Table Classic 2" w:semiHidden="1" w:unhideWhenUsed="1"/>
+    <w:lsdException w:name="Table Classic 3" w:semiHidden="1" w:unhideWhenUsed="1"/>
+    <w:lsdException w:name="Table Classic 4" w:semiHidden="1" w:unhideWhenUsed="1"/>
+    <w:lsdException w:name="Table Colorful 1" w:semiHidden="1" w:unhideWhenUsed="1"/>
+    <w:lsdException w:name="Table Colorful 2" w:semiHidden="1" w:unhideWhenUsed="1"/>
+    <w:lsdException w:name="Table Colorful 3" w:semiHidden="1" w:unhideWhenUsed="1"/>
+    <w:lsdException w:name="Table Columns 1" w:semiHidden="1" w:unhideWhenUsed="1"/>
+    <w:lsdException w:name="Table Columns 2" w:semiHidden="1" w:unhideWhenUsed="1"/>
+    <w:lsdException w:name="Table Columns 3" w:semiHidden="1" w:unhideWhenUsed="1"/>
+    <w:lsdException w:name="Table Columns 4" w:semiHidden="1" w:unhideWhenUsed="1"/>
+    <w:lsdException w:name="Table Columns 5" w:semiHidden="1" w:unhideWhenUsed="1"/>
+    <w:lsdException w:name="Table Grid 1" w:semiHidden="1" w:unhideWhenUsed="1"/>
+    <w:lsdException w:name="Table Grid 2" w:semiHidden="1" w:unhideWhenUsed="1"/>
+    <w:lsdException w:name="Table Grid 3" w:semiHidden="1" w:unhideWhenUsed="1"/>
+    <w:lsdException w:name="Table Grid 4" w:semiHidden="1" w:unhideWhenUsed="1"/>
+    <w:lsdException w:name="Table Grid 5" w:semiHidden="1" w:unhideWhenUsed="1"/>
+    <w:lsdException w:name="Table Grid 6" w:semiHidden="1" w:unhideWhenUsed="1"/>
+    <w:lsdException w:name="Table Grid 7" w:semiHidden="1" w:unhideWhenUsed="1"/>
+    <w:lsdException w:name="Table Grid 8" w:semiHidden="1" w:unhideWhenUsed="1"/>
+    <w:lsdException w:name="Table List 1" w:semiHidden="1" w:unhideWhenUsed="1"/>
+    <w:lsdException w:name="Table List 2" w:semiHidden="1" w:unhideWhenUsed="1"/>
+    <w:lsdException w:name="Table List 3" w:semiHidden="1" w:unhideWhenUsed="1"/>
+    <w:lsdException w:name="Table List 4" w:semiHidden="1" w:unhideWhenUsed="1"/>
+    <w:lsdException w:name="Table List 5" w:semiHidden="1" w:unhideWhenUsed="1"/>
+    <w:lsdException w:name="Table List 6" w:semiHidden="1" w:unhideWhenUsed="1"/>
+    <w:lsdException w:name="Table List 7" w:semiHidden="1" w:unhideWhenUsed="1"/>
+    <w:lsdException w:name="Table List 8" w:semiHidden="1" w:unhideWhenUsed="1"/>
+    <w:lsdException w:name="Table 3D effects 1" w:semiHidden="1" w:unhideWhenUsed="1"/>
+    <w:lsdException w:name="Table 3D effects 2" w:semiHidden="1" w:unhideWhenUsed="1"/>
+    <w:lsdException w:name="Table 3D effects 3" w:semiHidden="1" w:unhideWhenUsed="1"/>
+    <w:lsdException w:name="Table Contemporary" w:semiHidden="1" w:unhideWhenUsed="1"/>
+    <w:lsdException w:name="Table Elegant" w:semiHidden="1" w:unhideWhenUsed="1"/>
+    <w:lsdException w:name="Table Professional" w:semiHidden="1" w:unhideWhenUsed="1"/>
+    <w:lsdException w:name="Table Subtle 1" w:semiHidden="1" w:unhideWhenUsed="1"/>
+    <w:lsdException w:name="Table Subtle 2" w:semiHidden="1" w:unhideWhenUsed="1"/>
+    <w:lsdException w:name="Table Web 1" w:semiHidden="1" w:unhideWhenUsed="1"/>
+    <w:lsdException w:name="Table Web 2" w:semiHidden="1" w:unhideWhenUsed="1"/>
+    <w:lsdException w:name="Table Web 3" w:semiHidden="1" w:unhideWhenUsed="1"/>
+    <w:lsdException w:name="Balloon Text" w:semiHidden="1" w:unhideWhenUsed="1"/>
+    <w:lsdException w:name="Table Grid" w:uiPriority="39"/>
+    <w:lsdException w:name="Table Theme" w:semiHidden="1" w:unhideWhenUsed="1"/>
+    <w:lsdException w:name="Placeholder Text" w:semiHidden="1"/>
+    <w:lsdException w:name="No Spacing" w:semiHidden="1" w:unhideWhenUsed="1"/>
+    <w:lsdException w:name="Light Shading" w:uiPriority="60"/>
+    <w:lsdException w:name="Light List" w:uiPriority="61"/>
+    <w:lsdException w:name="Light Grid" w:uiPriority="62"/>
+    <w:lsdException w:name="Medium Shading 1" w:uiPriority="63"/>
+    <w:lsdException w:name="Medium Shading 2" w:uiPriority="64"/>
+    <w:lsdException w:name="Medium List 1" w:uiPriority="65"/>
+    <w:lsdException w:name="Medium List 2" w:uiPriority="66"/>
+    <w:lsdException w:name="Medium Grid 1" w:uiPriority="67"/>
+    <w:lsdException w:name="Medium Grid 2" w:uiPriority="68"/>
+    <w:lsdException w:name="Medium Grid 3" w:uiPriority="69"/>
+    <w:lsdException w:name="Dark List" w:uiPriority="70"/>
+    <w:lsdException w:name="Colorful Shading" w:uiPriority="71"/>
+    <w:lsdException w:name="Colorful List" w:uiPriority="72"/>
+    <w:lsdException w:name="Colorful Grid" w:uiPriority="73"/>
+    <w:lsdException w:name="Light Shading Accent 1" w:uiPriority="60"/>
+    <w:lsdException w:name="Light List Accent 1" w:uiPriority="61"/>
+    <w:lsdException w:name="Light Grid Accent 1" w:uiPriority="62"/>
+    <w:lsdException w:name="Medium Shading 1 Accent 1" w:uiPriority="63"/>
+    <w:lsdException w:name="Medium Shading 2 Accent 1" w:uiPriority="64"/>
+    <w:lsdException w:name="Medium List 1 Accent 1" w:uiPriority="65"/>
+    <w:lsdException w:name="Revision" w:semiHidden="1" w:unhideWhenUsed="1"/>
+    <w:lsdException w:name="List Paragraph" w:uiPriority="34" w:qFormat="1"/>
+    <w:lsdException w:name="Quote" w:uiPriority="29" w:qFormat="1"/>
+    <w:lsdException w:name="Intense Quote" w:uiPriority="30" w:qFormat="1"/>
+    <w:lsdException w:name="Medium List 2 Accent 1" w:uiPriority="66"/>
+    <w:lsdException w:name="Medium Grid 1 Accent 1" w:uiPriority="67"/>
+    <w:lsdException w:name="Medium Grid 2 Accent 1" w:uiPriority="68"/>
+    <w:lsdException w:name="Medium Grid 3 Accent 1" w:uiPriority="69"/>
+    <w:lsdException w:name="Dark List Accent 1" w:uiPriority="70"/>
+    <w:lsdException w:name="Colorful Shading Accent 1" w:uiPriority="71"/>
+    <w:lsdException w:name="Colorful List Accent 1" w:uiPriority="72"/>
+    <w:lsdException w:name="Colorful Grid Accent 1" w:uiPriority="73"/>
+    <w:lsdException w:name="Light Shading Accent 2" w:uiPriority="60"/>
+    <w:lsdException w:name="Light List Accent 2" w:uiPriority="61"/>
+    <w:lsdException w:name="Light Grid Accent 2" w:uiPriority="62"/>
+    <w:lsdException w:name="Medium Shading 1 Accent 2" w:uiPriority="63"/>
+    <w:lsdException w:name="Medium Shading 2 Accent 2" w:uiPriority="64"/>
+    <w:lsdException w:name="Medium List 1 Accent 2" w:uiPriority="65"/>
+    <w:lsdException w:name="Medium List 2 Accent 2" w:uiPriority="66"/>
+    <w:lsdException w:name="Medium Grid 1 Accent 2" w:uiPriority="67"/>
+    <w:lsdException w:name="Medium Grid 2 Accent 2" w:uiPriority="68"/>
+    <w:lsdException w:name="Medium Grid 3 Accent 2" w:uiPriority="69"/>
+    <w:lsdException w:name="Dark List Accent 2" w:uiPriority="70"/>
+    <w:lsdException w:name="Colorful Shading Accent 2" w:uiPriority="71"/>
+    <w:lsdException w:name="Colorful List Accent 2" w:uiPriority="72"/>
+    <w:lsdException w:name="Colorful Grid Accent 2" w:uiPriority="73"/>
+    <w:lsdException w:name="Light Shading Accent 3" w:uiPriority="60"/>
+    <w:lsdException w:name="Light List Accent 3" w:uiPriority="61"/>
+    <w:lsdException w:name="Light Grid Accent 3" w:uiPriority="62"/>
+    <w:lsdException w:name="Medium Shading 1 Accent 3" w:uiPriority="63"/>
+    <w:lsdException w:name="Medium Shading 2 Accent 3" w:uiPriority="64"/>
+    <w:lsdException w:name="Medium List 1 Accent 3" w:uiPriority="65"/>
+    <w:lsdException w:name="Medium List 2 Accent 3" w:uiPriority="66"/>
+    <w:lsdException w:name="Medium Grid 1 Accent 3" w:uiPriority="67"/>
+    <w:lsdException w:name="Medium Grid 2 Accent 3" w:uiPriority="68"/>
+    <w:lsdException w:name="Medium Grid 3 Accent 3" w:uiPriority="69"/>
+    <w:lsdException w:name="Dark List Accent 3" w:uiPriority="70"/>
+    <w:lsdException w:name="Colorful Shading Accent 3" w:uiPriority="71"/>
+    <w:lsdException w:name="Colorful List Accent 3" w:uiPriority="72"/>
+    <w:lsdException w:name="Colorful Grid Accent 3" w:uiPriority="73"/>
+    <w:lsdException w:name="Light Shading Accent 4" w:uiPriority="60"/>
+    <w:lsdException w:name="Light List Accent 4" w:uiPriority="61"/>
+    <w:lsdException w:name="Light Grid Accent 4" w:uiPriority="62"/>
+    <w:lsdException w:name="Medium Shading 1 Accent 4" w:uiPriority="63"/>
+    <w:lsdException w:name="Medium Shading 2 Accent 4" w:uiPriority="64"/>
+    <w:lsdException w:name="Medium List 1 Accent 4" w:uiPriority="65"/>
+    <w:lsdException w:name="Medium List 2 Accent 4" w:uiPriority="66"/>
+    <w:lsdException w:name="Medium Grid 1 Accent 4" w:uiPriority="67"/>
+    <w:lsdException w:name="Medium Grid 2 Accent 4" w:uiPriority="68"/>
+    <w:lsdException w:name="Medium Grid 3 Accent 4" w:uiPriority="69"/>
+    <w:lsdException w:name="Dark List Accent 4" w:uiPriority="70"/>
+    <w:lsdException w:name="Colorful Shading Accent 4" w:uiPriority="71"/>
+    <w:lsdException w:name="Colorful List Accent 4" w:uiPriority="72"/>
+    <w:lsdException w:name="Colorful Grid Accent 4" w:uiPriority="73"/>
+    <w:lsdException w:name="Light Shading Accent 5" w:uiPriority="60"/>
+    <w:lsdException w:name="Light List Accent 5" w:uiPriority="61"/>
+    <w:lsdException w:name="Light Grid Accent 5" w:uiPriority="62"/>
+    <w:lsdException w:name="Medium Shading 1 Accent 5" w:uiPriority="63"/>
+    <w:lsdException w:name="Medium Shading 2 Accent 5" w:uiPriority="64"/>
+    <w:lsdException w:name="Medium List 1 Accent 5" w:uiPriority="65"/>
+    <w:lsdException w:name="Medium List 2 Accent 5" w:uiPriority="66"/>
+    <w:lsdException w:name="Medium Grid 1 Accent 5" w:uiPriority="67"/>
+    <w:lsdException w:name="Medium Grid 2 Accent 5" w:uiPriority="68"/>
+    <w:lsdException w:name="Medium Grid 3 Accent 5" w:uiPriority="69"/>
+    <w:lsdException w:name="Dark List Accent 5" w:uiPriority="70"/>
+    <w:lsdException w:name="Colorful Shading Accent 5" w:uiPriority="71"/>
+    <w:lsdException w:name="Colorful List Accent 5" w:uiPriority="72"/>
+    <w:lsdException w:name="Colorful Grid Accent 5" w:uiPriority="73"/>
+    <w:lsdException w:name="Light Shading Accent 6" w:uiPriority="60"/>
+    <w:lsdException w:name="Light List Accent 6" w:uiPriority="61"/>
+    <w:lsdException w:name="Light Grid Accent 6" w:uiPriority="62"/>
+    <w:lsdException w:name="Medium Shading 1 Accent 6" w:uiPriority="63"/>
+    <w:lsdException w:name="Medium Shading 2 Accent 6" w:uiPriority="64"/>
+    <w:lsdException w:name="Medium List 1 Accent 6" w:uiPriority="65"/>
+    <w:lsdException w:name="Medium List 2 Accent 6" w:uiPriority="66"/>
+    <w:lsdException w:name="Medium Grid 1 Accent 6" w:uiPriority="67"/>
+    <w:lsdException w:name="Medium Grid 2 Accent 6" w:uiPriority="68"/>
+    <w:lsdException w:name="Medium Grid 3 Accent 6" w:uiPriority="69"/>
+    <w:lsdException w:name="Dark List Accent 6" w:uiPriority="70"/>
+    <w:lsdException w:name="Colorful Shading Accent 6" w:uiPriority="71"/>
+    <w:lsdException w:name="Colorful List Accent 6" w:uiPriority="72"/>
+    <w:lsdException w:name="Colorful Grid Accent 6" w:uiPriority="73"/>
+    <w:lsdException w:name="Subtle Emphasis" w:uiPriority="19" w:qFormat="1"/>
+    <w:lsdException w:name="Intense Emphasis" w:uiPriority="21" w:qFormat="1"/>
+    <w:lsdException w:name="Subtle Reference" w:uiPriority="31" w:qFormat="1"/>
+    <w:lsdException w:name="Intense Reference" w:uiPriority="32" w:qFormat="1"/>
+    <w:lsdException w:name="Book Title" w:uiPriority="33" w:qFormat="1"/>
+    <w:lsdException w:name="Bibliography" w:semiHidden="1" w:uiPriority="37" w:unhideWhenUsed="1"/>
+    <w:lsdException w:name="TOC Heading" w:semiHidden="1" w:uiPriority="39" w:unhideWhenUsed="1" w:qFormat="1"/>
+    <w:lsdException w:name="Plain Table 1" w:uiPriority="41"/>
+    <w:lsdException w:name="Plain Table 2" w:uiPriority="42"/>
+    <w:lsdException w:name="Plain Table 3" w:uiPriority="43"/>
+    <w:lsdException w:name="Plain Table 4" w:uiPriority="44"/>
+    <w:lsdException w:name="Plain Table 5" w:uiPriority="45"/>
+    <w:lsdException w:name="Grid Table Light" w:uiPriority="40"/>
+    <w:lsdException w:name="Grid Table 1 Light" w:uiPriority="46"/>
+    <w:lsdException w:name="Grid Table 2" w:uiPriority="47"/>
+    <w:lsdException w:name="Grid Table 3" w:uiPriority="48"/>
+    <w:lsdException w:name="Grid Table 4" w:uiPriority="49"/>
+    <w:lsdException w:name="Grid Table 5 Dark" w:uiPriority="50"/>
+    <w:lsdException w:name="Grid Table 6 Colorful" w:uiPriority="51"/>
+    <w:lsdException w:name="Grid Table 7 Colorful" w:uiPriority="52"/>
+    <w:lsdException w:name="Grid Table 1 Light Accent 1" w:uiPriority="46"/>
+    <w:lsdException w:name="Grid Table 2 Accent 1" w:uiPriority="47"/>
+    <w:lsdException w:name="Grid Table 3 Accent 1" w:uiPriority="48"/>
+    <w:lsdException w:name="Grid Table 4 Accent 1" w:uiPriority="49"/>
+    <w:lsdException w:name="Grid Table 5 Dark Accent 1" w:uiPriority="50"/>
+    <w:lsdException w:name="Grid Table 6 Colorful Accent 1" w:uiPriority="51"/>
+    <w:lsdException w:name="Grid Table 7 Colorful Accent 1" w:uiPriority="52"/>
+    <w:lsdException w:name="Grid Table 1 Light Accent 2" w:uiPriority="46"/>
+    <w:lsdException w:name="Grid Table 2 Accent 2" w:uiPriority="47"/>
+    <w:lsdException w:name="Grid Table 3 Accent 2" w:uiPriority="48"/>
+    <w:lsdException w:name="Grid Table 4 Accent 2" w:uiPriority="49"/>
+    <w:lsdException w:name="Grid Table 5 Dark Accent 2" w:uiPriority="50"/>
+    <w:lsdException w:name="Grid Table 6 Colorful Accent 2" w:uiPriority="51"/>
+    <w:lsdException w:name="Grid Table 7 Colorful Accent 2" w:uiPriority="52"/>
+    <w:lsdException w:name="Grid Table 1 Light Accent 3" w:uiPriority="46"/>
+    <w:lsdException w:name="Grid Table 2 Accent 3" w:uiPriority="47"/>
+    <w:lsdException w:name="Grid Table 3 Accent 3" w:uiPriority="48"/>
+    <w:lsdException w:name="Grid Table 4 Accent 3" w:uiPriority="49"/>
+    <w:lsdException w:name="Grid Table 5 Dark Accent 3" w:uiPriority="50"/>
+    <w:lsdException w:name="Grid Table 6 Colorful Accent 3" w:uiPriority="51"/>
+    <w:lsdException w:name="Grid Table 7 Colorful Accent 3" w:uiPriority="52"/>
+    <w:lsdException w:name="Grid Table 1 Light Accent 4" w:uiPriority="46"/>
+    <w:lsdException w:name="Grid Table 2 Accent 4" w:uiPriority="47"/>
+    <w:lsdException w:name="Grid Table 3 Accent 4" w:uiPriority="48"/>
+    <w:lsdException w:name="Grid Table 4 Accent 4" w:uiPriority="49"/>
+    <w:lsdException w:name="Grid Table 5 Dark Accent 4" w:uiPriority="50"/>
+    <w:lsdException w:name="Grid Table 6 Colorful Accent 4" w:uiPriority="51"/>
+    <w:lsdException w:name="Grid Table 7 Colorful Accent 4" w:uiPriority="52"/>
+    <w:lsdException w:name="Grid Table 1 Light Accent 5" w:uiPriority="46"/>
+    <w:lsdException w:name="Grid Table 2 Accent 5" w:uiPriority="47"/>
+    <w:lsdException w:name="Grid Table 3 Accent 5" w:uiPriority="48"/>
+    <w:lsdException w:name="Grid Table 4 Accent 5" w:uiPriority="49"/>
+    <w:lsdException w:name="Grid Table 5 Dark Accent 5" w:uiPriority="50"/>
+    <w:lsdException w:name="Grid Table 6 Colorful Accent 5" w:uiPriority="51"/>
+    <w:lsdException w:name="Grid Table 7 Colorful Accent 5" w:uiPriority="52"/>
+    <w:lsdException w:name="Grid Table 1 Light Accent 6" w:uiPriority="46"/>
+    <w:lsdException w:name="Grid Table 2 Accent 6" w:uiPriority="47"/>
+    <w:lsdException w:name="Grid Table 3 Accent 6" w:uiPriority="48"/>
+    <w:lsdException w:name="Grid Table 4 Accent 6" w:uiPriority="49"/>
+    <w:lsdException w:name="Grid Table 5 Dark Accent 6" w:uiPriority="50"/>
+    <w:lsdException w:name="Grid Table 6 Colorful Accent 6" w:uiPriority="51"/>
+    <w:lsdException w:name="Grid Table 7 Colorful Accent 6" w:uiPriority="52"/>
+    <w:lsdException w:name="List Table 1 Light" w:uiPriority="46"/>
+    <w:lsdException w:name="List Table 2" w:uiPriority="47"/>
+    <w:lsdException w:name="List Table 3" w:uiPriority="48"/>
+    <w:lsdException w:name="List Table 4" w:uiPriority="49"/>
+    <w:lsdException w:name="List Table 5 Dark" w:uiPriority="50"/>
+    <w:lsdException w:name="List Table 6 Colorful" w:uiPriority="51"/>
+    <w:lsdException w:name="List Table 7 Colorful" w:uiPriority="52"/>
+    <w:lsdException w:name="List Table 1 Light Accent 1" w:uiPriority="46"/>
+    <w:lsdException w:name="List Table 2 Accent 1" w:uiPriority="47"/>
+    <w:lsdException w:name="List Table 3 Accent 1" w:uiPriority="48"/>
+    <w:lsdException w:name="List Table 4 Accent 1" w:uiPriority="49"/>
+    <w:lsdException w:name="List Table 5 Dark Accent 1" w:uiPriority="50"/>
+    <w:lsdException w:name="List Table 6 Colorful Accent 1" w:uiPriority="51"/>
+    <w:lsdException w:name="List Table 7 Colorful Accent 1" w:uiPriority="52"/>
+    <w:lsdException w:name="List Table 1 Light Accent 2" w:uiPriority="46"/>
+    <w:lsdException w:name="List Table 2 Accent 2" w:uiPriority="47"/>
+    <w:lsdException w:name="List Table 3 Accent 2" w:uiPriority="48"/>
+    <w:lsdException w:name="List Table 4 Accent 2" w:uiPriority="49"/>
+    <w:lsdException w:name="List Table 5 Dark Accent 2" w:uiPriority="50"/>
+    <w:lsdException w:name="List Table 6 Colorful Accent 2" w:uiPriority="51"/>
+    <w:lsdException w:name="List Table 7 Colorful Accent 2" w:uiPriority="52"/>
+    <w:lsdException w:name="List Table 1 Light Accent 3" w:uiPriority="46"/>
+    <w:lsdException w:name="List Table 2 Accent 3" w:uiPriority="47"/>
+    <w:lsdException w:name="List Table 3 Accent 3" w:uiPriority="48"/>
+    <w:lsdException w:name="List Table 4 Accent 3" w:uiPriority="49"/>
+    <w:lsdException w:name="List Table 5 Dark Accent 3" w:uiPriority="50"/>
+    <w:lsdException w:name="List Table 6 Colorful Accent 3" w:uiPriority="51"/>
+    <w:lsdException w:name="List Table 7 Colorful Accent 3" w:uiPriority="52"/>
+    <w:lsdException w:name="List Table 1 Light Accent 4" w:uiPriority="46"/>
+    <w:lsdException w:name="List Table 2 Accent 4" w:uiPriority="47"/>
+    <w:lsdException w:name="List Table 3 Accent 4" w:uiPriority="48"/>
+    <w:lsdException w:name="List Table 4 Accent 4" w:uiPriority="49"/>
+    <w:lsdException w:name="List Table 5 Dark Accent 4" w:uiPriority="50"/>
+    <w:lsdException w:name="List Table 6 Colorful Accent 4" w:uiPriority="51"/>
+    <w:lsdException w:name="List Table 7 Colorful Accent 4" w:uiPriority="52"/>
+    <w:lsdException w:name="List Table 1 Light Accent 5" w:uiPriority="46"/>
+    <w:lsdException w:name="List Table 2 Accent 5" w:uiPriority="47"/>
+    <w:lsdException w:name="List Table 3 Accent 5" w:uiPriority="48"/>
+    <w:lsdException w:name="List Table 4 Accent 5" w:uiPriority="49"/>
+    <w:lsdException w:name="List Table 5 Dark Accent 5" w:uiPriority="50"/>
+    <w:lsdException w:name="List Table 6 Colorful Accent 5" w:uiPriority="51"/>
+    <w:lsdException w:name="List Table 7 Colorful Accent 5" w:uiPriority="52"/>
+    <w:lsdException w:name="List Table 1 Light Accent 6" w:uiPriority="46"/>
+    <w:lsdException w:name="List Table 2 Accent 6" w:uiPriority="47"/>
+    <w:lsdException w:name="List Table 3 Accent 6" w:uiPriority="48"/>
+    <w:lsdException w:name="List Table 4 Accent 6" w:uiPriority="49"/>
+    <w:lsdException w:name="List Table 5 Dark Accent 6" w:uiPriority="50"/>
+    <w:lsdException w:name="List Table 6 Colorful Accent 6" w:uiPriority="51"/>
+    <w:lsdException w:name="List Table 7 Colorful Accent 6" w:uiPriority="52"/>
+    <w:lsdException w:name="Mention" w:semiHidden="1" w:unhideWhenUsed="1"/>
+    <w:lsdException w:name="Smart Hyperlink" w:semiHidden="1" w:unhideWhenUsed="1"/>
+    <w:lsdException w:name="Hashtag" w:semiHidden="1" w:unhideWhenUsed="1"/>
+    <w:lsdException w:name="Unresolved Mention" w:semiHidden="1" w:unhideWhenUsed="1"/>
+    <w:lsdException w:name="Smart Link" w:semiHidden="1" w:unhideWhenUsed="1"/>
   </w:latentStyles>
-  <w:style w:type="paragraph" w:default="1" w:styleId="1">
+  <w:style w:type="paragraph" w:default="1" w:styleId="a0">
     <w:name w:val="Normal"/>
     <w:qFormat/>
-    <w:uiPriority w:val="0"/>
     <w:pPr>
       <w:widowControl w:val="0"/>
-      <w:spacing w:after="0" w:line="288" w:lineRule="auto"/>
-      <w:ind w:firstLine="200" w:firstLineChars="200"/>
+      <w:spacing w:line="288" w:lineRule="auto"/>
+      <w:ind w:firstLineChars="200" w:firstLine="200"/>
       <w:jc w:val="both"/>
     </w:pPr>
     <w:rPr>
-      <w:rFonts w:ascii="Times New Roman" w:hAnsi="Times New Roman" w:eastAsia="宋体" w:cs="Times New Roman"/>
       <w:kern w:val="2"/>
       <w:sz w:val="24"/>
       <w:szCs w:val="21"/>
-      <w:lang w:val="en-US" w:eastAsia="zh-CN" w:bidi="ar-SA"/>
-      <w14:ligatures w14:val="none"/>
     </w:rPr>
   </w:style>
-  <w:style w:type="paragraph" w:styleId="2">
+  <w:style w:type="paragraph" w:styleId="1">
     <w:name w:val="heading 1"/>
-    <w:basedOn w:val="1"/>
-    <w:next w:val="1"/>
-    <w:link w:val="19"/>
+    <w:basedOn w:val="a0"/>
+    <w:next w:val="a0"/>
+    <w:link w:val="10"/>
     <w:qFormat/>
-    <w:uiPriority w:val="0"/>
     <w:pPr>
       <w:keepNext/>
       <w:keepLines/>
       <w:numPr>
-        <w:ilvl w:val="0"/>
         <w:numId w:val="1"/>
       </w:numPr>
-      <w:ind w:left="0" w:firstLine="0" w:firstLineChars="0"/>
+      <w:ind w:left="0" w:firstLineChars="0" w:firstLine="0"/>
       <w:jc w:val="left"/>
       <w:outlineLvl w:val="0"/>
     </w:pPr>
@@ -6217,19 +7091,18 @@
       <w:szCs w:val="44"/>
     </w:rPr>
   </w:style>
-  <w:style w:type="paragraph" w:styleId="3">
+  <w:style w:type="paragraph" w:styleId="2">
     <w:name w:val="heading 2"/>
-    <w:basedOn w:val="2"/>
-    <w:next w:val="1"/>
+    <w:basedOn w:val="1"/>
+    <w:next w:val="a0"/>
     <w:link w:val="20"/>
     <w:qFormat/>
-    <w:uiPriority w:val="0"/>
     <w:pPr>
       <w:numPr>
         <w:ilvl w:val="1"/>
       </w:numPr>
       <w:spacing w:line="240" w:lineRule="auto"/>
-      <w:ind w:left="0" w:firstLine="100" w:firstLineChars="100"/>
+      <w:ind w:left="0" w:firstLineChars="100" w:firstLine="100"/>
       <w:jc w:val="both"/>
       <w:outlineLvl w:val="1"/>
     </w:pPr>
@@ -6238,19 +7111,18 @@
       <w:sz w:val="30"/>
     </w:rPr>
   </w:style>
-  <w:style w:type="paragraph" w:styleId="4">
+  <w:style w:type="paragraph" w:styleId="3">
     <w:name w:val="heading 3"/>
-    <w:basedOn w:val="3"/>
-    <w:next w:val="1"/>
-    <w:link w:val="24"/>
+    <w:basedOn w:val="2"/>
+    <w:next w:val="a0"/>
+    <w:link w:val="30"/>
     <w:qFormat/>
-    <w:uiPriority w:val="0"/>
     <w:pPr>
       <w:numPr>
         <w:ilvl w:val="2"/>
       </w:numPr>
-      <w:spacing w:before="50" w:beforeLines="50"/>
-      <w:ind w:left="0" w:firstLine="200" w:firstLineChars="200"/>
+      <w:spacing w:beforeLines="50" w:before="50"/>
+      <w:ind w:left="0" w:firstLineChars="200" w:firstLine="200"/>
       <w:outlineLvl w:val="2"/>
     </w:pPr>
     <w:rPr>
@@ -6258,32 +7130,30 @@
       <w:sz w:val="28"/>
     </w:rPr>
   </w:style>
-  <w:style w:type="paragraph" w:styleId="5">
+  <w:style w:type="paragraph" w:styleId="4">
     <w:name w:val="heading 4"/>
-    <w:basedOn w:val="4"/>
-    <w:next w:val="1"/>
-    <w:link w:val="25"/>
+    <w:basedOn w:val="3"/>
+    <w:next w:val="a0"/>
+    <w:link w:val="40"/>
     <w:qFormat/>
-    <w:uiPriority w:val="0"/>
     <w:pPr>
       <w:numPr>
         <w:ilvl w:val="3"/>
         <w:numId w:val="2"/>
       </w:numPr>
-      <w:spacing w:before="0" w:beforeLines="0"/>
+      <w:spacing w:beforeLines="0" w:before="0"/>
       <w:outlineLvl w:val="3"/>
     </w:pPr>
     <w:rPr>
       <w:sz w:val="24"/>
     </w:rPr>
   </w:style>
-  <w:style w:type="paragraph" w:styleId="6">
+  <w:style w:type="paragraph" w:styleId="5">
     <w:name w:val="heading 5"/>
-    <w:basedOn w:val="5"/>
-    <w:next w:val="1"/>
-    <w:link w:val="26"/>
+    <w:basedOn w:val="4"/>
+    <w:next w:val="a0"/>
+    <w:link w:val="50"/>
     <w:qFormat/>
-    <w:uiPriority w:val="0"/>
     <w:pPr>
       <w:numPr>
         <w:ilvl w:val="4"/>
@@ -6296,13 +7166,12 @@
       <w:szCs w:val="28"/>
     </w:rPr>
   </w:style>
-  <w:style w:type="paragraph" w:styleId="7">
+  <w:style w:type="paragraph" w:styleId="6">
     <w:name w:val="heading 6"/>
-    <w:basedOn w:val="6"/>
-    <w:next w:val="1"/>
-    <w:link w:val="27"/>
+    <w:basedOn w:val="5"/>
+    <w:next w:val="a0"/>
+    <w:link w:val="60"/>
     <w:qFormat/>
-    <w:uiPriority w:val="0"/>
     <w:pPr>
       <w:numPr>
         <w:ilvl w:val="5"/>
@@ -6311,13 +7180,12 @@
       <w:outlineLvl w:val="5"/>
     </w:pPr>
   </w:style>
-  <w:style w:type="paragraph" w:styleId="8">
+  <w:style w:type="paragraph" w:styleId="7">
     <w:name w:val="heading 7"/>
-    <w:basedOn w:val="7"/>
-    <w:next w:val="1"/>
-    <w:link w:val="28"/>
+    <w:basedOn w:val="6"/>
+    <w:next w:val="a0"/>
+    <w:link w:val="70"/>
     <w:qFormat/>
-    <w:uiPriority w:val="0"/>
     <w:pPr>
       <w:numPr>
         <w:ilvl w:val="6"/>
@@ -6325,13 +7193,12 @@
       <w:outlineLvl w:val="6"/>
     </w:pPr>
   </w:style>
-  <w:style w:type="paragraph" w:styleId="9">
+  <w:style w:type="paragraph" w:styleId="8">
     <w:name w:val="heading 8"/>
-    <w:basedOn w:val="1"/>
-    <w:next w:val="1"/>
-    <w:link w:val="29"/>
+    <w:basedOn w:val="a0"/>
+    <w:next w:val="a0"/>
+    <w:link w:val="80"/>
     <w:qFormat/>
-    <w:uiPriority w:val="0"/>
     <w:pPr>
       <w:keepNext/>
       <w:keepLines/>
@@ -6340,35 +7207,36 @@
         <w:numId w:val="1"/>
       </w:numPr>
       <w:spacing w:before="240" w:after="64" w:line="320" w:lineRule="auto"/>
-      <w:ind w:firstLine="0" w:firstLineChars="0"/>
+      <w:ind w:firstLineChars="0" w:firstLine="0"/>
       <w:outlineLvl w:val="7"/>
     </w:pPr>
     <w:rPr>
-      <w:rFonts w:ascii="Arial" w:hAnsi="Arial" w:eastAsia="黑体"/>
+      <w:rFonts w:ascii="Arial" w:eastAsia="黑体" w:hAnsi="Arial"/>
     </w:rPr>
   </w:style>
-  <w:style w:type="paragraph" w:styleId="10">
+  <w:style w:type="paragraph" w:styleId="9">
     <w:name w:val="heading 9"/>
-    <w:basedOn w:val="5"/>
-    <w:next w:val="1"/>
-    <w:link w:val="30"/>
+    <w:basedOn w:val="4"/>
+    <w:next w:val="a0"/>
+    <w:link w:val="90"/>
     <w:qFormat/>
-    <w:uiPriority w:val="0"/>
     <w:pPr>
       <w:outlineLvl w:val="8"/>
     </w:pPr>
   </w:style>
-  <w:style w:type="character" w:default="1" w:styleId="17">
+  <w:style w:type="character" w:default="1" w:styleId="a1">
     <w:name w:val="Default Paragraph Font"/>
-    <w:unhideWhenUsed/>
     <w:uiPriority w:val="1"/>
-  </w:style>
-  <w:style w:type="table" w:default="1" w:styleId="15">
-    <w:name w:val="Normal Table"/>
     <w:semiHidden/>
     <w:unhideWhenUsed/>
+  </w:style>
+  <w:style w:type="table" w:default="1" w:styleId="a2">
+    <w:name w:val="Normal Table"/>
     <w:uiPriority w:val="99"/>
+    <w:semiHidden/>
+    <w:unhideWhenUsed/>
     <w:tblPr>
+      <w:tblInd w:w="0" w:type="dxa"/>
       <w:tblCellMar>
         <w:top w:w="0" w:type="dxa"/>
         <w:left w:w="108" w:type="dxa"/>
@@ -6377,12 +7245,18 @@
       </w:tblCellMar>
     </w:tblPr>
   </w:style>
-  <w:style w:type="paragraph" w:styleId="11">
+  <w:style w:type="numbering" w:default="1" w:styleId="a3">
+    <w:name w:val="No List"/>
+    <w:uiPriority w:val="99"/>
+    <w:semiHidden/>
+    <w:unhideWhenUsed/>
+  </w:style>
+  <w:style w:type="paragraph" w:styleId="a4">
     <w:name w:val="footer"/>
-    <w:basedOn w:val="1"/>
-    <w:link w:val="42"/>
+    <w:basedOn w:val="a0"/>
+    <w:link w:val="a5"/>
+    <w:uiPriority w:val="99"/>
     <w:unhideWhenUsed/>
-    <w:uiPriority w:val="99"/>
     <w:pPr>
       <w:tabs>
         <w:tab w:val="center" w:pos="4153"/>
@@ -6397,12 +7271,12 @@
       <w:szCs w:val="18"/>
     </w:rPr>
   </w:style>
-  <w:style w:type="paragraph" w:styleId="12">
+  <w:style w:type="paragraph" w:styleId="a6">
     <w:name w:val="header"/>
-    <w:basedOn w:val="1"/>
-    <w:link w:val="41"/>
+    <w:basedOn w:val="a0"/>
+    <w:link w:val="a7"/>
+    <w:uiPriority w:val="99"/>
     <w:unhideWhenUsed/>
-    <w:uiPriority w:val="99"/>
     <w:pPr>
       <w:tabs>
         <w:tab w:val="center" w:pos="4153"/>
@@ -6417,41 +7291,32 @@
       <w:szCs w:val="18"/>
     </w:rPr>
   </w:style>
-  <w:style w:type="paragraph" w:styleId="13">
+  <w:style w:type="paragraph" w:styleId="a8">
     <w:name w:val="Subtitle"/>
-    <w:basedOn w:val="1"/>
-    <w:next w:val="1"/>
-    <w:link w:val="33"/>
+    <w:basedOn w:val="a0"/>
+    <w:next w:val="a0"/>
+    <w:link w:val="a9"/>
+    <w:uiPriority w:val="11"/>
     <w:qFormat/>
-    <w:uiPriority w:val="11"/>
     <w:pPr>
       <w:spacing w:after="160"/>
-      <w:ind w:firstLine="200" w:firstLineChars="200"/>
       <w:jc w:val="center"/>
     </w:pPr>
     <w:rPr>
-      <w:rFonts w:asciiTheme="majorHAnsi" w:hAnsiTheme="majorHAnsi" w:eastAsiaTheme="majorEastAsia" w:cstheme="majorBidi"/>
+      <w:rFonts w:asciiTheme="majorHAnsi" w:eastAsiaTheme="majorEastAsia" w:hAnsiTheme="majorHAnsi" w:cstheme="majorBidi"/>
       <w:color w:val="595959" w:themeColor="text1" w:themeTint="A6"/>
       <w:spacing w:val="15"/>
       <w:sz w:val="28"/>
       <w:szCs w:val="28"/>
-      <w14:textFill>
-        <w14:solidFill>
-          <w14:schemeClr w14:val="tx1">
-            <w14:lumMod w14:val="65000"/>
-            <w14:lumOff w14:val="35000"/>
-          </w14:schemeClr>
-        </w14:solidFill>
-      </w14:textFill>
     </w:rPr>
   </w:style>
-  <w:style w:type="paragraph" w:styleId="14">
+  <w:style w:type="paragraph" w:styleId="aa">
     <w:name w:val="Title"/>
-    <w:basedOn w:val="1"/>
-    <w:next w:val="1"/>
-    <w:link w:val="23"/>
+    <w:basedOn w:val="a0"/>
+    <w:next w:val="a0"/>
+    <w:link w:val="ab"/>
+    <w:uiPriority w:val="10"/>
     <w:qFormat/>
-    <w:uiPriority w:val="10"/>
     <w:pPr>
       <w:spacing w:after="80" w:line="240" w:lineRule="auto"/>
       <w:contextualSpacing/>
@@ -6466,40 +7331,36 @@
       <w14:ligatures w14:val="standardContextual"/>
     </w:rPr>
   </w:style>
-  <w:style w:type="table" w:styleId="16">
+  <w:style w:type="table" w:styleId="ac">
     <w:name w:val="Table Grid"/>
-    <w:basedOn w:val="15"/>
+    <w:basedOn w:val="a2"/>
     <w:uiPriority w:val="39"/>
-    <w:pPr>
-      <w:spacing w:after="0" w:line="240" w:lineRule="auto"/>
-    </w:pPr>
     <w:tblPr>
       <w:tblBorders>
-        <w:top w:val="single" w:color="auto" w:sz="4" w:space="0"/>
-        <w:left w:val="single" w:color="auto" w:sz="4" w:space="0"/>
-        <w:bottom w:val="single" w:color="auto" w:sz="4" w:space="0"/>
-        <w:right w:val="single" w:color="auto" w:sz="4" w:space="0"/>
-        <w:insideH w:val="single" w:color="auto" w:sz="4" w:space="0"/>
-        <w:insideV w:val="single" w:color="auto" w:sz="4" w:space="0"/>
+        <w:top w:val="single" w:sz="4" w:space="0" w:color="auto"/>
+        <w:left w:val="single" w:sz="4" w:space="0" w:color="auto"/>
+        <w:bottom w:val="single" w:sz="4" w:space="0" w:color="auto"/>
+        <w:right w:val="single" w:sz="4" w:space="0" w:color="auto"/>
+        <w:insideH w:val="single" w:sz="4" w:space="0" w:color="auto"/>
+        <w:insideV w:val="single" w:sz="4" w:space="0" w:color="auto"/>
       </w:tblBorders>
     </w:tblPr>
   </w:style>
-  <w:style w:type="character" w:styleId="18">
+  <w:style w:type="character" w:styleId="ad">
     <w:name w:val="Strong"/>
-    <w:basedOn w:val="17"/>
+    <w:basedOn w:val="a1"/>
+    <w:uiPriority w:val="22"/>
     <w:qFormat/>
-    <w:uiPriority w:val="22"/>
     <w:rPr>
       <w:b/>
     </w:rPr>
   </w:style>
-  <w:style w:type="character" w:customStyle="1" w:styleId="19">
+  <w:style w:type="character" w:customStyle="1" w:styleId="10">
     <w:name w:val="标题 1 字符"/>
-    <w:basedOn w:val="17"/>
-    <w:link w:val="2"/>
-    <w:uiPriority w:val="0"/>
+    <w:basedOn w:val="a1"/>
+    <w:link w:val="1"/>
     <w:rPr>
-      <w:rFonts w:ascii="Times New Roman" w:hAnsi="Times New Roman" w:eastAsia="宋体" w:cs="Times New Roman"/>
+      <w:rFonts w:ascii="Times New Roman" w:eastAsia="宋体" w:hAnsi="Times New Roman" w:cs="Times New Roman"/>
       <w:bCs/>
       <w:snapToGrid w:val="0"/>
       <w:kern w:val="44"/>
@@ -6510,11 +7371,10 @@
   </w:style>
   <w:style w:type="character" w:customStyle="1" w:styleId="20">
     <w:name w:val="标题 2 字符"/>
-    <w:basedOn w:val="17"/>
-    <w:link w:val="3"/>
-    <w:uiPriority w:val="0"/>
+    <w:basedOn w:val="a1"/>
+    <w:link w:val="2"/>
     <w:rPr>
-      <w:rFonts w:ascii="Times New Roman" w:hAnsi="Times New Roman" w:eastAsia="宋体" w:cs="Times New Roman"/>
+      <w:rFonts w:ascii="Times New Roman" w:eastAsia="宋体" w:hAnsi="Times New Roman" w:cs="Times New Roman"/>
       <w:snapToGrid w:val="0"/>
       <w:kern w:val="44"/>
       <w:sz w:val="30"/>
@@ -6522,50 +7382,47 @@
       <w14:ligatures w14:val="none"/>
     </w:rPr>
   </w:style>
-  <w:style w:type="paragraph" w:customStyle="1" w:styleId="21">
+  <w:style w:type="paragraph" w:customStyle="1" w:styleId="Step1">
     <w:name w:val="Step1"/>
-    <w:basedOn w:val="1"/>
-    <w:link w:val="22"/>
+    <w:basedOn w:val="a0"/>
+    <w:link w:val="Step10"/>
     <w:qFormat/>
-    <w:uiPriority w:val="0"/>
     <w:pPr>
-      <w:ind w:firstLine="0" w:firstLineChars="0"/>
+      <w:ind w:firstLineChars="0" w:firstLine="0"/>
       <w:jc w:val="left"/>
     </w:pPr>
   </w:style>
-  <w:style w:type="character" w:customStyle="1" w:styleId="22">
+  <w:style w:type="character" w:customStyle="1" w:styleId="Step10">
     <w:name w:val="Step1 字符"/>
-    <w:basedOn w:val="17"/>
-    <w:link w:val="21"/>
+    <w:basedOn w:val="a1"/>
+    <w:link w:val="Step1"/>
     <w:qFormat/>
-    <w:uiPriority w:val="0"/>
     <w:rPr>
-      <w:rFonts w:ascii="Times New Roman" w:hAnsi="Times New Roman" w:eastAsia="宋体" w:cs="Times New Roman"/>
+      <w:rFonts w:ascii="Times New Roman" w:eastAsia="宋体" w:hAnsi="Times New Roman" w:cs="Times New Roman"/>
       <w:kern w:val="0"/>
       <w:sz w:val="24"/>
       <w14:ligatures w14:val="none"/>
     </w:rPr>
   </w:style>
-  <w:style w:type="character" w:customStyle="1" w:styleId="23">
+  <w:style w:type="character" w:customStyle="1" w:styleId="ab">
     <w:name w:val="标题 字符"/>
-    <w:basedOn w:val="17"/>
-    <w:link w:val="14"/>
+    <w:basedOn w:val="a1"/>
+    <w:link w:val="aa"/>
     <w:uiPriority w:val="10"/>
     <w:rPr>
-      <w:rFonts w:ascii="Times New Roman" w:hAnsi="Times New Roman" w:eastAsia="宋体" w:cstheme="majorBidi"/>
+      <w:rFonts w:ascii="Times New Roman" w:eastAsia="宋体" w:hAnsi="Times New Roman" w:cstheme="majorBidi"/>
       <w:spacing w:val="-10"/>
       <w:kern w:val="28"/>
       <w:sz w:val="48"/>
       <w:szCs w:val="56"/>
     </w:rPr>
   </w:style>
-  <w:style w:type="character" w:customStyle="1" w:styleId="24">
+  <w:style w:type="character" w:customStyle="1" w:styleId="30">
     <w:name w:val="标题 3 字符"/>
-    <w:basedOn w:val="17"/>
-    <w:link w:val="4"/>
-    <w:uiPriority w:val="0"/>
+    <w:basedOn w:val="a1"/>
+    <w:link w:val="3"/>
     <w:rPr>
-      <w:rFonts w:ascii="Times New Roman" w:hAnsi="Times New Roman" w:eastAsia="宋体" w:cs="Times New Roman"/>
+      <w:rFonts w:ascii="Times New Roman" w:eastAsia="宋体" w:hAnsi="Times New Roman" w:cs="Times New Roman"/>
       <w:bCs/>
       <w:snapToGrid w:val="0"/>
       <w:kern w:val="44"/>
@@ -6574,13 +7431,12 @@
       <w14:ligatures w14:val="none"/>
     </w:rPr>
   </w:style>
-  <w:style w:type="character" w:customStyle="1" w:styleId="25">
+  <w:style w:type="character" w:customStyle="1" w:styleId="40">
     <w:name w:val="标题 4 字符"/>
-    <w:basedOn w:val="17"/>
-    <w:link w:val="5"/>
-    <w:uiPriority w:val="0"/>
+    <w:basedOn w:val="a1"/>
+    <w:link w:val="4"/>
     <w:rPr>
-      <w:rFonts w:ascii="Times New Roman" w:hAnsi="Times New Roman" w:eastAsia="宋体" w:cs="Times New Roman"/>
+      <w:rFonts w:ascii="Times New Roman" w:eastAsia="宋体" w:hAnsi="Times New Roman" w:cs="Times New Roman"/>
       <w:bCs/>
       <w:snapToGrid w:val="0"/>
       <w:kern w:val="44"/>
@@ -6589,13 +7445,12 @@
       <w14:ligatures w14:val="none"/>
     </w:rPr>
   </w:style>
-  <w:style w:type="character" w:customStyle="1" w:styleId="26">
+  <w:style w:type="character" w:customStyle="1" w:styleId="50">
     <w:name w:val="标题 5 字符"/>
-    <w:basedOn w:val="17"/>
-    <w:link w:val="6"/>
-    <w:uiPriority w:val="0"/>
+    <w:basedOn w:val="a1"/>
+    <w:link w:val="5"/>
     <w:rPr>
-      <w:rFonts w:ascii="Times New Roman" w:hAnsi="Times New Roman" w:eastAsia="宋体" w:cs="Times New Roman"/>
+      <w:rFonts w:ascii="Times New Roman" w:eastAsia="宋体" w:hAnsi="Times New Roman" w:cs="Times New Roman"/>
       <w:snapToGrid w:val="0"/>
       <w:kern w:val="44"/>
       <w:sz w:val="24"/>
@@ -6603,13 +7458,12 @@
       <w14:ligatures w14:val="none"/>
     </w:rPr>
   </w:style>
-  <w:style w:type="character" w:customStyle="1" w:styleId="27">
+  <w:style w:type="character" w:customStyle="1" w:styleId="60">
     <w:name w:val="标题 6 字符"/>
-    <w:basedOn w:val="17"/>
-    <w:link w:val="7"/>
-    <w:uiPriority w:val="0"/>
+    <w:basedOn w:val="a1"/>
+    <w:link w:val="6"/>
     <w:rPr>
-      <w:rFonts w:ascii="Times New Roman" w:hAnsi="Times New Roman" w:eastAsia="宋体" w:cs="Times New Roman"/>
+      <w:rFonts w:ascii="Times New Roman" w:eastAsia="宋体" w:hAnsi="Times New Roman" w:cs="Times New Roman"/>
       <w:snapToGrid w:val="0"/>
       <w:kern w:val="44"/>
       <w:sz w:val="24"/>
@@ -6617,13 +7471,12 @@
       <w14:ligatures w14:val="none"/>
     </w:rPr>
   </w:style>
-  <w:style w:type="character" w:customStyle="1" w:styleId="28">
+  <w:style w:type="character" w:customStyle="1" w:styleId="70">
     <w:name w:val="标题 7 字符"/>
-    <w:basedOn w:val="17"/>
-    <w:link w:val="8"/>
-    <w:uiPriority w:val="0"/>
+    <w:basedOn w:val="a1"/>
+    <w:link w:val="7"/>
     <w:rPr>
-      <w:rFonts w:ascii="Times New Roman" w:hAnsi="Times New Roman" w:eastAsia="宋体" w:cs="Times New Roman"/>
+      <w:rFonts w:ascii="Times New Roman" w:eastAsia="宋体" w:hAnsi="Times New Roman" w:cs="Times New Roman"/>
       <w:snapToGrid w:val="0"/>
       <w:kern w:val="44"/>
       <w:sz w:val="24"/>
@@ -6631,24 +7484,22 @@
       <w14:ligatures w14:val="none"/>
     </w:rPr>
   </w:style>
-  <w:style w:type="character" w:customStyle="1" w:styleId="29">
+  <w:style w:type="character" w:customStyle="1" w:styleId="80">
     <w:name w:val="标题 8 字符"/>
-    <w:basedOn w:val="17"/>
-    <w:link w:val="9"/>
-    <w:uiPriority w:val="0"/>
+    <w:basedOn w:val="a1"/>
+    <w:link w:val="8"/>
     <w:rPr>
-      <w:rFonts w:ascii="Arial" w:hAnsi="Arial" w:eastAsia="黑体" w:cs="Times New Roman"/>
+      <w:rFonts w:ascii="Arial" w:eastAsia="黑体" w:hAnsi="Arial" w:cs="Times New Roman"/>
       <w:sz w:val="24"/>
       <w14:ligatures w14:val="none"/>
     </w:rPr>
   </w:style>
-  <w:style w:type="character" w:customStyle="1" w:styleId="30">
+  <w:style w:type="character" w:customStyle="1" w:styleId="90">
     <w:name w:val="标题 9 字符"/>
-    <w:basedOn w:val="17"/>
-    <w:link w:val="10"/>
-    <w:uiPriority w:val="0"/>
+    <w:basedOn w:val="a1"/>
+    <w:link w:val="9"/>
     <w:rPr>
-      <w:rFonts w:ascii="Times New Roman" w:hAnsi="Times New Roman" w:eastAsia="宋体" w:cs="Times New Roman"/>
+      <w:rFonts w:ascii="Times New Roman" w:eastAsia="宋体" w:hAnsi="Times New Roman" w:cs="Times New Roman"/>
       <w:bCs/>
       <w:snapToGrid w:val="0"/>
       <w:kern w:val="44"/>
@@ -6657,14 +7508,12 @@
       <w14:ligatures w14:val="none"/>
     </w:rPr>
   </w:style>
-  <w:style w:type="paragraph" w:customStyle="1" w:styleId="31">
+  <w:style w:type="paragraph" w:customStyle="1" w:styleId="a">
     <w:name w:val="参考文献"/>
-    <w:basedOn w:val="1"/>
+    <w:basedOn w:val="a0"/>
     <w:qFormat/>
-    <w:uiPriority w:val="0"/>
     <w:pPr>
       <w:numPr>
-        <w:ilvl w:val="0"/>
         <w:numId w:val="5"/>
       </w:numPr>
       <w:tabs>
@@ -6674,7 +7523,7 @@
       <w:autoSpaceDN w:val="0"/>
       <w:adjustRightInd w:val="0"/>
       <w:snapToGrid w:val="0"/>
-      <w:ind w:firstLine="0" w:firstLineChars="0"/>
+      <w:ind w:firstLineChars="0" w:firstLine="0"/>
     </w:pPr>
     <w:rPr>
       <w:rFonts w:cs="Courier New"/>
@@ -6682,50 +7531,41 @@
       <w:sz w:val="21"/>
     </w:rPr>
   </w:style>
-  <w:style w:type="paragraph" w:customStyle="1" w:styleId="32">
+  <w:style w:type="paragraph" w:customStyle="1" w:styleId="ae">
     <w:name w:val="图表题注"/>
-    <w:basedOn w:val="1"/>
-    <w:next w:val="1"/>
+    <w:basedOn w:val="a0"/>
+    <w:next w:val="a0"/>
     <w:qFormat/>
-    <w:uiPriority w:val="0"/>
     <w:pPr>
-      <w:spacing w:before="50" w:beforeLines="50" w:after="50" w:afterLines="50"/>
-      <w:ind w:firstLine="0" w:firstLineChars="0"/>
+      <w:spacing w:beforeLines="50" w:before="50" w:afterLines="50" w:after="50"/>
+      <w:ind w:firstLineChars="0" w:firstLine="0"/>
       <w:jc w:val="center"/>
     </w:pPr>
     <w:rPr>
       <w:sz w:val="21"/>
     </w:rPr>
   </w:style>
-  <w:style w:type="character" w:customStyle="1" w:styleId="33">
+  <w:style w:type="character" w:customStyle="1" w:styleId="a9">
     <w:name w:val="副标题 字符"/>
-    <w:basedOn w:val="17"/>
-    <w:link w:val="13"/>
+    <w:basedOn w:val="a1"/>
+    <w:link w:val="a8"/>
     <w:uiPriority w:val="11"/>
     <w:rPr>
-      <w:rFonts w:asciiTheme="majorHAnsi" w:hAnsiTheme="majorHAnsi" w:eastAsiaTheme="majorEastAsia" w:cstheme="majorBidi"/>
+      <w:rFonts w:asciiTheme="majorHAnsi" w:eastAsiaTheme="majorEastAsia" w:hAnsiTheme="majorHAnsi" w:cstheme="majorBidi"/>
       <w:color w:val="595959" w:themeColor="text1" w:themeTint="A6"/>
       <w:spacing w:val="15"/>
       <w:sz w:val="28"/>
       <w:szCs w:val="28"/>
-      <w14:textFill>
-        <w14:solidFill>
-          <w14:schemeClr w14:val="tx1">
-            <w14:lumMod w14:val="65000"/>
-            <w14:lumOff w14:val="35000"/>
-          </w14:schemeClr>
-        </w14:solidFill>
-      </w14:textFill>
       <w14:ligatures w14:val="none"/>
     </w:rPr>
   </w:style>
-  <w:style w:type="paragraph" w:styleId="34">
+  <w:style w:type="paragraph" w:styleId="af">
     <w:name w:val="Quote"/>
-    <w:basedOn w:val="1"/>
-    <w:next w:val="1"/>
-    <w:link w:val="35"/>
+    <w:basedOn w:val="a0"/>
+    <w:next w:val="a0"/>
+    <w:link w:val="af0"/>
+    <w:uiPriority w:val="29"/>
     <w:qFormat/>
-    <w:uiPriority w:val="29"/>
     <w:pPr>
       <w:spacing w:before="160" w:after="160"/>
       <w:jc w:val="center"/>
@@ -6734,71 +7574,55 @@
       <w:i/>
       <w:iCs/>
       <w:color w:val="404040" w:themeColor="text1" w:themeTint="BF"/>
-      <w14:textFill>
-        <w14:solidFill>
-          <w14:schemeClr w14:val="tx1">
-            <w14:lumMod w14:val="75000"/>
-            <w14:lumOff w14:val="25000"/>
-          </w14:schemeClr>
-        </w14:solidFill>
-      </w14:textFill>
     </w:rPr>
   </w:style>
-  <w:style w:type="character" w:customStyle="1" w:styleId="35">
+  <w:style w:type="character" w:customStyle="1" w:styleId="af0">
     <w:name w:val="引用 字符"/>
-    <w:basedOn w:val="17"/>
-    <w:link w:val="34"/>
+    <w:basedOn w:val="a1"/>
+    <w:link w:val="af"/>
     <w:uiPriority w:val="29"/>
     <w:rPr>
-      <w:rFonts w:ascii="Times New Roman" w:hAnsi="Times New Roman" w:eastAsia="宋体" w:cs="Times New Roman"/>
+      <w:rFonts w:ascii="Times New Roman" w:eastAsia="宋体" w:hAnsi="Times New Roman" w:cs="Times New Roman"/>
       <w:i/>
       <w:iCs/>
       <w:color w:val="404040" w:themeColor="text1" w:themeTint="BF"/>
       <w:sz w:val="24"/>
       <w:szCs w:val="21"/>
-      <w14:textFill>
-        <w14:solidFill>
-          <w14:schemeClr w14:val="tx1">
-            <w14:lumMod w14:val="75000"/>
-            <w14:lumOff w14:val="25000"/>
-          </w14:schemeClr>
-        </w14:solidFill>
-      </w14:textFill>
       <w14:ligatures w14:val="none"/>
     </w:rPr>
   </w:style>
-  <w:style w:type="paragraph" w:styleId="36">
+  <w:style w:type="paragraph" w:styleId="af1">
     <w:name w:val="List Paragraph"/>
-    <w:basedOn w:val="1"/>
+    <w:basedOn w:val="a0"/>
+    <w:uiPriority w:val="34"/>
     <w:qFormat/>
-    <w:uiPriority w:val="34"/>
     <w:pPr>
       <w:ind w:left="720"/>
       <w:contextualSpacing/>
     </w:pPr>
   </w:style>
-  <w:style w:type="character" w:customStyle="1" w:styleId="37">
-    <w:name w:val="Intense Emphasis"/>
-    <w:basedOn w:val="17"/>
+  <w:style w:type="character" w:customStyle="1" w:styleId="11">
+    <w:name w:val="明显强调1"/>
+    <w:basedOn w:val="a1"/>
+    <w:uiPriority w:val="21"/>
     <w:qFormat/>
-    <w:uiPriority w:val="21"/>
     <w:rPr>
       <w:i/>
       <w:iCs/>
-      <w:color w:val="104862" w:themeColor="accent1" w:themeShade="BF"/>
+      <w:color w:val="0F4761" w:themeColor="accent1" w:themeShade="BF"/>
     </w:rPr>
   </w:style>
-  <w:style w:type="paragraph" w:styleId="38">
+  <w:style w:type="paragraph" w:styleId="af2">
     <w:name w:val="Intense Quote"/>
-    <w:basedOn w:val="1"/>
-    <w:next w:val="1"/>
-    <w:link w:val="39"/>
+    <w:basedOn w:val="a0"/>
+    <w:next w:val="a0"/>
+    <w:link w:val="af3"/>
+    <w:uiPriority w:val="30"/>
     <w:qFormat/>
-    <w:uiPriority w:val="30"/>
     <w:pPr>
       <w:pBdr>
-        <w:top w:val="single" w:color="0F4761" w:themeColor="accent1" w:themeShade="BF" w:sz="4" w:space="10"/>
-        <w:bottom w:val="single" w:color="0F4761" w:themeColor="accent1" w:themeShade="BF" w:sz="4" w:space="10"/>
+        <w:top w:val="single" w:sz="4" w:space="10" w:color="0F4761" w:themeColor="accent1" w:themeShade="BF"/>
+        <w:bottom w:val="single" w:sz="4" w:space="10" w:color="0F4761" w:themeColor="accent1" w:themeShade="BF"/>
       </w:pBdr>
       <w:spacing w:before="360" w:after="360"/>
       <w:ind w:left="864" w:right="864"/>
@@ -6807,76 +7631,75 @@
     <w:rPr>
       <w:i/>
       <w:iCs/>
-      <w:color w:val="104862" w:themeColor="accent1" w:themeShade="BF"/>
+      <w:color w:val="0F4761" w:themeColor="accent1" w:themeShade="BF"/>
     </w:rPr>
   </w:style>
-  <w:style w:type="character" w:customStyle="1" w:styleId="39">
+  <w:style w:type="character" w:customStyle="1" w:styleId="af3">
     <w:name w:val="明显引用 字符"/>
-    <w:basedOn w:val="17"/>
-    <w:link w:val="38"/>
+    <w:basedOn w:val="a1"/>
+    <w:link w:val="af2"/>
     <w:uiPriority w:val="30"/>
     <w:rPr>
-      <w:rFonts w:ascii="Times New Roman" w:hAnsi="Times New Roman" w:eastAsia="宋体" w:cs="Times New Roman"/>
+      <w:rFonts w:ascii="Times New Roman" w:eastAsia="宋体" w:hAnsi="Times New Roman" w:cs="Times New Roman"/>
       <w:i/>
       <w:iCs/>
-      <w:color w:val="104862" w:themeColor="accent1" w:themeShade="BF"/>
+      <w:color w:val="0F4761" w:themeColor="accent1" w:themeShade="BF"/>
       <w:sz w:val="24"/>
       <w:szCs w:val="21"/>
       <w14:ligatures w14:val="none"/>
     </w:rPr>
   </w:style>
-  <w:style w:type="character" w:customStyle="1" w:styleId="40">
-    <w:name w:val="Intense Reference"/>
-    <w:basedOn w:val="17"/>
+  <w:style w:type="character" w:customStyle="1" w:styleId="12">
+    <w:name w:val="明显参考1"/>
+    <w:basedOn w:val="a1"/>
+    <w:uiPriority w:val="32"/>
     <w:qFormat/>
-    <w:uiPriority w:val="32"/>
     <w:rPr>
       <w:b/>
       <w:bCs/>
       <w:smallCaps/>
-      <w:color w:val="104862" w:themeColor="accent1" w:themeShade="BF"/>
+      <w:color w:val="0F4761" w:themeColor="accent1" w:themeShade="BF"/>
       <w:spacing w:val="5"/>
     </w:rPr>
   </w:style>
-  <w:style w:type="character" w:customStyle="1" w:styleId="41">
+  <w:style w:type="character" w:customStyle="1" w:styleId="a7">
     <w:name w:val="页眉 字符"/>
-    <w:basedOn w:val="17"/>
-    <w:link w:val="12"/>
+    <w:basedOn w:val="a1"/>
+    <w:link w:val="a6"/>
     <w:uiPriority w:val="99"/>
     <w:rPr>
-      <w:rFonts w:ascii="Times New Roman" w:hAnsi="Times New Roman" w:eastAsia="宋体" w:cs="Times New Roman"/>
+      <w:rFonts w:ascii="Times New Roman" w:eastAsia="宋体" w:hAnsi="Times New Roman" w:cs="Times New Roman"/>
       <w:sz w:val="18"/>
       <w:szCs w:val="18"/>
       <w14:ligatures w14:val="none"/>
     </w:rPr>
   </w:style>
-  <w:style w:type="character" w:customStyle="1" w:styleId="42">
+  <w:style w:type="character" w:customStyle="1" w:styleId="a5">
     <w:name w:val="页脚 字符"/>
-    <w:basedOn w:val="17"/>
-    <w:link w:val="11"/>
+    <w:basedOn w:val="a1"/>
+    <w:link w:val="a4"/>
     <w:uiPriority w:val="99"/>
     <w:rPr>
-      <w:rFonts w:ascii="Times New Roman" w:hAnsi="Times New Roman" w:eastAsia="宋体" w:cs="Times New Roman"/>
+      <w:rFonts w:ascii="Times New Roman" w:eastAsia="宋体" w:hAnsi="Times New Roman" w:cs="Times New Roman"/>
       <w:sz w:val="18"/>
       <w:szCs w:val="18"/>
       <w14:ligatures w14:val="none"/>
     </w:rPr>
   </w:style>
-  <w:style w:type="character" w:styleId="43">
+  <w:style w:type="character" w:styleId="af4">
     <w:name w:val="Placeholder Text"/>
-    <w:basedOn w:val="17"/>
+    <w:basedOn w:val="a1"/>
+    <w:uiPriority w:val="99"/>
     <w:semiHidden/>
-    <w:uiPriority w:val="99"/>
     <w:rPr>
       <w:color w:val="666666"/>
     </w:rPr>
   </w:style>
-  <w:style w:type="paragraph" w:customStyle="1" w:styleId="44">
+  <w:style w:type="paragraph" w:customStyle="1" w:styleId="MTDisplayEquation">
     <w:name w:val="MTDisplayEquation"/>
-    <w:basedOn w:val="1"/>
-    <w:next w:val="1"/>
-    <w:link w:val="45"/>
-    <w:uiPriority w:val="0"/>
+    <w:basedOn w:val="a0"/>
+    <w:next w:val="a0"/>
+    <w:link w:val="MTDisplayEquation0"/>
     <w:pPr>
       <w:tabs>
         <w:tab w:val="center" w:pos="4160"/>
@@ -6885,13 +7708,12 @@
       <w:ind w:firstLine="480"/>
     </w:pPr>
   </w:style>
-  <w:style w:type="character" w:customStyle="1" w:styleId="45">
+  <w:style w:type="character" w:customStyle="1" w:styleId="MTDisplayEquation0">
     <w:name w:val="MTDisplayEquation 字符"/>
-    <w:basedOn w:val="17"/>
-    <w:link w:val="44"/>
-    <w:uiPriority w:val="0"/>
+    <w:basedOn w:val="a1"/>
+    <w:link w:val="MTDisplayEquation"/>
     <w:rPr>
-      <w:rFonts w:ascii="Times New Roman" w:hAnsi="Times New Roman" w:eastAsia="宋体" w:cs="Times New Roman"/>
+      <w:rFonts w:ascii="Times New Roman" w:eastAsia="宋体" w:hAnsi="Times New Roman" w:cs="Times New Roman"/>
       <w:sz w:val="24"/>
       <w:szCs w:val="21"/>
       <w14:ligatures w14:val="none"/>
@@ -7152,5 +7974,6 @@
     </a:fmtScheme>
   </a:themeElements>
   <a:objectDefaults/>
+  <a:extraClrSchemeLst/>
 </a:theme>
 </file>
--- a/项目/进度.docx
+++ b/项目/进度.docx
@@ -581,6 +581,15 @@
                 <w:kern w:val="0"/>
                 <w:szCs w:val="24"/>
               </w:rPr>
+              <w:t>1</w:t>
+            </w:r>
+            <w:r>
+              <w:rPr>
+                <w:rFonts w:ascii="宋体" w:hAnsi="宋体" w:cs="宋体" w:hint="eastAsia"/>
+                <w:color w:val="000000"/>
+                <w:kern w:val="0"/>
+                <w:szCs w:val="24"/>
+              </w:rPr>
               <w:t>电机故障</w:t>
             </w:r>
           </w:p>
@@ -879,6 +888,15 @@
                 <w:kern w:val="0"/>
                 <w:szCs w:val="24"/>
               </w:rPr>
+              <w:t>1</w:t>
+            </w:r>
+            <w:r>
+              <w:rPr>
+                <w:rFonts w:ascii="宋体" w:hAnsi="宋体" w:cs="宋体" w:hint="eastAsia"/>
+                <w:color w:val="000000"/>
+                <w:kern w:val="0"/>
+                <w:szCs w:val="24"/>
+              </w:rPr>
               <w:t>轴承故障</w:t>
             </w:r>
           </w:p>
@@ -1210,6 +1228,15 @@
                 <w:szCs w:val="24"/>
               </w:rPr>
             </w:pPr>
+            <w:r>
+              <w:rPr>
+                <w:rFonts w:ascii="宋体" w:hAnsi="宋体" w:cs="宋体" w:hint="eastAsia"/>
+                <w:color w:val="000000"/>
+                <w:kern w:val="0"/>
+                <w:szCs w:val="24"/>
+              </w:rPr>
+              <w:t>1</w:t>
+            </w:r>
             <w:r>
               <w:rPr>
                 <w:rFonts w:ascii="宋体" w:hAnsi="宋体" w:cs="宋体" w:hint="eastAsia"/>
@@ -1423,6 +1450,15 @@
                 <w:szCs w:val="24"/>
               </w:rPr>
             </w:pPr>
+            <w:r>
+              <w:rPr>
+                <w:rFonts w:ascii="宋体" w:hAnsi="宋体" w:cs="宋体" w:hint="eastAsia"/>
+                <w:color w:val="000000"/>
+                <w:kern w:val="0"/>
+                <w:szCs w:val="24"/>
+              </w:rPr>
+              <w:t>1</w:t>
+            </w:r>
             <w:r>
               <w:rPr>
                 <w:rFonts w:ascii="宋体" w:hAnsi="宋体" w:cs="宋体" w:hint="eastAsia"/>
@@ -3748,7 +3784,7 @@
           <v:shape id="_x0000_i1025" type="#_x0000_t75" style="width:120.15pt;height:53.9pt" o:ole="">
             <v:imagedata r:id="rId9" o:title=""/>
           </v:shape>
-          <o:OLEObject Type="Embed" ProgID="Equation.DSMT4" ShapeID="_x0000_i1025" DrawAspect="Content" ObjectID="_1837956590" r:id="rId10"/>
+          <o:OLEObject Type="Embed" ProgID="Equation.DSMT4" ShapeID="_x0000_i1025" DrawAspect="Content" ObjectID="_1837961341" r:id="rId10"/>
         </w:object>
       </w:r>
     </w:p>
@@ -3767,7 +3803,7 @@
           <v:shape id="_x0000_i1026" type="#_x0000_t75" style="width:193.05pt;height:69.8pt" o:ole="">
             <v:imagedata r:id="rId11" o:title=""/>
           </v:shape>
-          <o:OLEObject Type="Embed" ProgID="Equation.DSMT4" ShapeID="_x0000_i1026" DrawAspect="Content" ObjectID="_1837956591" r:id="rId12"/>
+          <o:OLEObject Type="Embed" ProgID="Equation.DSMT4" ShapeID="_x0000_i1026" DrawAspect="Content" ObjectID="_1837961342" r:id="rId12"/>
         </w:object>
       </w:r>
     </w:p>
